--- a/GD12Level Main/敌人和文档.docx
+++ b/GD12Level Main/敌人和文档.docx
@@ -2,24 +2,10 @@
 <file path=word/document.xml><?xml version="1.0" encoding="utf-8"?>
 <w:document xmlns:wpc="http://schemas.microsoft.com/office/word/2010/wordprocessingCanvas" xmlns:cx="http://schemas.microsoft.com/office/drawing/2014/chartex" xmlns:cx1="http://schemas.microsoft.com/office/drawing/2015/9/8/chartex" xmlns:cx2="http://schemas.microsoft.com/office/drawing/2015/10/21/chartex" xmlns:cx3="http://schemas.microsoft.com/office/drawing/2016/5/9/chartex" xmlns:cx4="http://schemas.microsoft.com/office/drawing/2016/5/10/chartex" xmlns:cx5="http://schemas.microsoft.com/office/drawing/2016/5/11/chartex" xmlns:cx6="http://schemas.microsoft.com/office/drawing/2016/5/12/chartex" xmlns:cx7="http://schemas.microsoft.com/office/drawing/2016/5/13/chartex" xmlns:cx8="http://schemas.microsoft.com/office/drawing/2016/5/14/chartex" xmlns:mc="http://schemas.openxmlformats.org/markup-compatibility/2006" xmlns:aink="http://schemas.microsoft.com/office/drawing/2016/ink" xmlns:am3d="http://schemas.microsoft.com/office/drawing/2017/model3d" xmlns:o="urn:schemas-microsoft-com:office:office" xmlns:oel="http://schemas.microsoft.com/office/2019/extlst" xmlns:r="http://schemas.openxmlformats.org/officeDocument/2006/relationships" xmlns:m="http://schemas.openxmlformats.org/officeDocument/2006/math" xmlns:v="urn:schemas-microsoft-com:vml" xmlns:wp14="http://schemas.microsoft.com/office/word/2010/wordprocessingDrawing" xmlns:wp="http://schemas.openxmlformats.org/drawingml/2006/wordprocessingDrawing" xmlns:w10="urn:schemas-microsoft-com:office:word" xmlns:w="http://schemas.openxmlformats.org/wordprocessingml/2006/main" xmlns:w14="http://schemas.microsoft.com/office/word/2010/wordml" xmlns:w15="http://schemas.microsoft.com/office/word/2012/wordml" xmlns:w16cex="http://schemas.microsoft.com/office/word/2018/wordml/cex" xmlns:w16cid="http://schemas.microsoft.com/office/word/2016/wordml/cid" xmlns:w16="http://schemas.microsoft.com/office/word/2018/wordml" xmlns:w16du="http://schemas.microsoft.com/office/word/2023/wordml/word16du" xmlns:w16sdtdh="http://schemas.microsoft.com/office/word/2020/wordml/sdtdatahash" xmlns:w16sdtfl="http://schemas.microsoft.com/office/word/2024/wordml/sdtformatlock" xmlns:w16se="http://schemas.microsoft.com/office/word/2015/wordml/symex" xmlns:wpg="http://schemas.microsoft.com/office/word/2010/wordprocessingGroup" xmlns:wpi="http://schemas.microsoft.com/office/word/2010/wordprocessingInk" xmlns:wne="http://schemas.microsoft.com/office/word/2006/wordml" xmlns:wps="http://schemas.microsoft.com/office/word/2010/wordprocessingShape" mc:Ignorable="w14 w15 w16se w16cid w16 w16cex w16sdtdh w16sdtfl w16du wp14">
   <w:body>
-    <w:p>
-      <w:pPr>
-        <w:rPr>
-          <w:rFonts w:hint="eastAsia"/>
-        </w:rPr>
-      </w:pPr>
-    </w:p>
-    <w:p>
-      <w:r>
-        <w:t>E0 Andrew Eden（在boss场地可以看见prototype的机器人0号机，已经彻底</w:t>
-      </w:r>
-      <w:proofErr w:type="gramStart"/>
-      <w:r>
-        <w:t>宕</w:t>
-      </w:r>
-      <w:proofErr w:type="gramEnd"/>
-      <w:r>
-        <w:t>机）</w:t>
+    <w:p/>
+    <w:p>
+      <w:r>
+        <w:t>E0 Andrew Eden（在boss场地可以看见prototype的机器人0号机，已经彻底宕机）</w:t>
       </w:r>
     </w:p>
     <w:p>
@@ -50,21 +36,8 @@
     </w:p>
     <w:p>
       <w:r>
-        <w:t xml:space="preserve">死亡信息：（ne$% $% </w:t>
-      </w:r>
-      <w:proofErr w:type="spellStart"/>
-      <w:r>
-        <w:t>gu</w:t>
-      </w:r>
-      <w:proofErr w:type="spellEnd"/>
-      <w:r>
-        <w:t>#!@ %$&amp; CEO's &amp;*</w:t>
-      </w:r>
-      <w:proofErr w:type="spellStart"/>
-      <w:r>
-        <w:t>om.</w:t>
-      </w:r>
-      <w:proofErr w:type="spellEnd"/>
+        <w:t>死亡信息：（ne$% $% gu#!@ %$&amp; CEO's &amp;*om.</w:t>
+      </w:r>
     </w:p>
     <w:p/>
     <w:p>
@@ -87,11 +60,6 @@
       </w:r>
     </w:p>
     <w:p>
-      <w:pPr>
-        <w:rPr>
-          <w:rFonts w:hint="eastAsia"/>
-        </w:rPr>
-      </w:pPr>
       <w:r>
         <w:t>死亡信息：</w:t>
       </w:r>
@@ -108,71 +76,16 @@
         <w:rPr>
           <w:rFonts w:hint="eastAsia"/>
         </w:rPr>
-        <w:t xml:space="preserve"> ^%$%^ </w:t>
-      </w:r>
-      <w:proofErr w:type="spellStart"/>
-      <w:r>
-        <w:rPr>
-          <w:rFonts w:hint="eastAsia"/>
-        </w:rPr>
-        <w:t>ru</w:t>
-      </w:r>
-      <w:proofErr w:type="spellEnd"/>
-      <w:r>
-        <w:rPr>
-          <w:rFonts w:hint="eastAsia"/>
-        </w:rPr>
-        <w:t xml:space="preserve">&lt;*%$ </w:t>
-      </w:r>
-      <w:proofErr w:type="spellStart"/>
-      <w:r>
-        <w:rPr>
-          <w:rFonts w:hint="eastAsia"/>
-        </w:rPr>
-        <w:t>tha</w:t>
-      </w:r>
-      <w:proofErr w:type="spellEnd"/>
-      <w:r>
-        <w:rPr>
-          <w:rFonts w:hint="eastAsia"/>
-        </w:rPr>
-        <w:t>&amp; so*&amp;one is in&lt;!d*&amp;</w:t>
-      </w:r>
-      <w:proofErr w:type="gramStart"/>
-      <w:r>
-        <w:rPr>
-          <w:rFonts w:hint="eastAsia"/>
-        </w:rPr>
-        <w:t>^.(</w:t>
-      </w:r>
-      <w:proofErr w:type="gramEnd"/>
-      <w:r>
-        <w:rPr>
-          <w:rFonts w:hint="eastAsia"/>
-        </w:rPr>
-        <w:t xml:space="preserve"> have &amp;* %^$% &amp;^%rt.</w:t>
+        <w:t xml:space="preserve"> ^%$%^ ru&lt;*%$ tha&amp; so*&amp;one is in&lt;!d*&amp;^.( have &amp;* %^$% &amp;^%rt.</w:t>
       </w:r>
     </w:p>
     <w:p/>
     <w:p>
       <w:r>
-        <w:t>E3 （在玩家进入游戏时已经</w:t>
-      </w:r>
-      <w:proofErr w:type="gramStart"/>
-      <w:r>
-        <w:t>宕</w:t>
-      </w:r>
-      <w:proofErr w:type="gramEnd"/>
-      <w:r>
-        <w:t>机，因为在记忆体中检测到对公司不利的信息，系统自动删除意识数据。）</w:t>
-      </w:r>
-    </w:p>
-    <w:p>
-      <w:pPr>
-        <w:rPr>
-          <w:rFonts w:hint="eastAsia"/>
-        </w:rPr>
-      </w:pPr>
+        <w:t>E3 （在玩家进入游戏时已经宕机，因为在记忆体中检测到对公司不利的信息，系统自动删除意识数据。）</w:t>
+      </w:r>
+    </w:p>
+    <w:p>
       <w:r>
         <w:t xml:space="preserve">存活信息：I saw Ms. Lilith using 128052 as the password for </w:t>
       </w:r>
@@ -184,11 +97,6 @@
       </w:r>
     </w:p>
     <w:p>
-      <w:pPr>
-        <w:rPr>
-          <w:rFonts w:hint="eastAsia"/>
-        </w:rPr>
-      </w:pPr>
       <w:r>
         <w:t>死亡信息：</w:t>
       </w:r>
@@ -197,95 +105,42 @@
           <w:b/>
           <w:bCs/>
         </w:rPr>
-        <w:t xml:space="preserve">1 </w:t>
-      </w:r>
-      <w:proofErr w:type="spellStart"/>
-      <w:r>
-        <w:rPr>
-          <w:b/>
-          <w:bCs/>
-        </w:rPr>
-        <w:t>s@w</w:t>
-      </w:r>
-      <w:proofErr w:type="spellEnd"/>
-      <w:r>
-        <w:rPr>
-          <w:b/>
-          <w:bCs/>
-        </w:rPr>
-        <w:t xml:space="preserve"> M$ </w:t>
-      </w:r>
-      <w:proofErr w:type="spellStart"/>
-      <w:proofErr w:type="gramStart"/>
-      <w:r>
-        <w:rPr>
-          <w:b/>
-          <w:bCs/>
-        </w:rPr>
-        <w:t>L!l</w:t>
-      </w:r>
-      <w:proofErr w:type="gramEnd"/>
-      <w:r>
-        <w:rPr>
-          <w:b/>
-          <w:bCs/>
-        </w:rPr>
-        <w:t>!th</w:t>
-      </w:r>
-      <w:proofErr w:type="spellEnd"/>
-      <w:r>
-        <w:rPr>
-          <w:b/>
-          <w:bCs/>
-        </w:rPr>
-        <w:t xml:space="preserve"> u</w:t>
-      </w:r>
-      <w:proofErr w:type="gramStart"/>
-      <w:r>
-        <w:rPr>
-          <w:b/>
-          <w:bCs/>
-        </w:rPr>
-        <w:t>$!ng</w:t>
-      </w:r>
-      <w:proofErr w:type="gramEnd"/>
-      <w:r>
-        <w:rPr>
-          <w:b/>
-          <w:bCs/>
+        <w:t xml:space="preserve">1 s@w M$ L!l!th u$!ng </w:t>
+      </w:r>
+      <w:r>
+        <w:rPr>
+          <w:rFonts w:hint="eastAsia"/>
+          <w:b/>
+          <w:bCs/>
+        </w:rPr>
+        <w:t xml:space="preserve">128052 </w:t>
+      </w:r>
+      <w:r>
+        <w:rPr>
+          <w:b/>
+          <w:bCs/>
+        </w:rPr>
+        <w:t>@$ th3 p@$$ 4 Ex3cut!v3 Ar3@.</w:t>
+      </w:r>
+      <w:r>
+        <w:rPr>
+          <w:rFonts w:hint="eastAsia"/>
         </w:rPr>
         <w:t xml:space="preserve"> </w:t>
       </w:r>
-      <w:r>
-        <w:rPr>
-          <w:rFonts w:hint="eastAsia"/>
-          <w:b/>
-          <w:bCs/>
-        </w:rPr>
-        <w:t xml:space="preserve">128052 </w:t>
-      </w:r>
-      <w:r>
-        <w:rPr>
-          <w:b/>
-          <w:bCs/>
-        </w:rPr>
-        <w:t>@$ th3 p@$$ 4 Ex3</w:t>
-      </w:r>
-      <w:proofErr w:type="gramStart"/>
-      <w:r>
-        <w:rPr>
-          <w:b/>
-          <w:bCs/>
-        </w:rPr>
-        <w:t>cut!v</w:t>
-      </w:r>
-      <w:proofErr w:type="gramEnd"/>
-      <w:r>
-        <w:rPr>
-          <w:b/>
-          <w:bCs/>
-        </w:rPr>
-        <w:t>3 Ar3@.</w:t>
+    </w:p>
+    <w:p/>
+    <w:p>
+      <w:r>
+        <w:t>E4 （看守玻璃栈桥，这是除了ceo房间电梯以外唯一的从二楼通往一楼的路径）</w:t>
+      </w:r>
+    </w:p>
+    <w:p>
+      <w:r>
+        <w:t>存活信息：</w:t>
+      </w:r>
+      <w:r>
+        <w:t>If guarding the elevator is</w:t>
       </w:r>
       <w:r>
         <w:rPr>
@@ -293,19 +148,69 @@
         </w:rPr>
         <w:t xml:space="preserve"> </w:t>
       </w:r>
+      <w:r>
+        <w:t>my responsibilities, I will carry it out without hesitation.</w:t>
+      </w:r>
+    </w:p>
+    <w:p>
+      <w:r>
+        <w:t>死亡信息：</w:t>
+      </w:r>
+      <w:r>
+        <w:rPr>
+          <w:rFonts w:hint="eastAsia"/>
+        </w:rPr>
+        <w:t>If *&amp;^#$%@! &amp;*&amp; *(^&amp;$#@D! is (% &amp;*^%$#&lt;{*&amp;}#$&gt;^!,( will *(&amp;&amp;^ it out &lt;*&amp;!@#$ hesi^%$(&lt;&amp;.</w:t>
+      </w:r>
     </w:p>
     <w:p/>
     <w:p>
       <w:r>
-        <w:t>E4 （看守玻璃栈桥，这是除了</w:t>
-      </w:r>
-      <w:proofErr w:type="spellStart"/>
-      <w:r>
-        <w:t>ceo</w:t>
-      </w:r>
-      <w:proofErr w:type="spellEnd"/>
-      <w:r>
-        <w:t>房间电梯以外唯一的从二楼通往一楼的路径）</w:t>
+        <w:t>E5 Sibyl Murphy （曾经是公司赛博永生实验的项目负责人，在某年被评为公司最佳员工，随后升职。在最后亲自投入实验，是第二批实验人员。保留了一定的自我意识但是不多，但为赛博永生的项目推进了一大步。）</w:t>
+      </w:r>
+    </w:p>
+    <w:p>
+      <w:r>
+        <w:t>会在玩家离开高层管理区，进入会议厅后，从电梯处开始在会议室巡逻两圈，但是会在巡逻两圈后偷懒离开。</w:t>
+      </w:r>
+    </w:p>
+    <w:p/>
+    <w:p>
+      <w:r>
+        <w:t>存活信息：After two rounds of patrol, I will return to Security Room for rest.</w:t>
+      </w:r>
+    </w:p>
+    <w:p>
+      <w:r>
+        <w:t>死亡信息：A%&amp;$# two *&amp;(#ds of @#!&amp;*^,( w#!! r*t^rn $% Security Room *&amp;$ #@!%.</w:t>
+      </w:r>
+    </w:p>
+    <w:p/>
+    <w:p>
+      <w:r>
+        <w:t>E6 E7 E8 E9</w:t>
+      </w:r>
+      <w:r>
+        <w:t>第三代新式产品</w:t>
+      </w:r>
+      <w:r>
+        <w:rPr>
+          <w:rFonts w:hint="eastAsia"/>
+        </w:rPr>
+        <w:t xml:space="preserve"> </w:t>
+      </w:r>
+      <w:r>
+        <w:t>曾经是核心安保人员，但也被上传意识做成机器人。因为非实验核心人员，上传意识仅用编号做了简单区分）</w:t>
+      </w:r>
+    </w:p>
+    <w:p>
+      <w:r>
+        <w:t>E6 E7看守1楼电梯口的直路.</w:t>
+      </w:r>
+    </w:p>
+    <w:p>
+      <w:r>
+        <w:t>E6</w:t>
       </w:r>
     </w:p>
     <w:p>
@@ -313,369 +218,23 @@
         <w:t>存活信息：</w:t>
       </w:r>
       <w:r>
-        <w:t>If guarding the elevator is</w:t>
-      </w:r>
-      <w:r>
-        <w:rPr>
-          <w:rFonts w:hint="eastAsia"/>
-        </w:rPr>
-        <w:t xml:space="preserve"> </w:t>
-      </w:r>
-      <w:r>
-        <w:t>my responsibilities, I will carry it out without hesitation.</w:t>
-      </w:r>
-    </w:p>
-    <w:p>
-      <w:pPr>
-        <w:rPr>
-          <w:rFonts w:hint="eastAsia"/>
-        </w:rPr>
-      </w:pPr>
+        <w:rPr>
+          <w:b/>
+          <w:bCs/>
+        </w:rPr>
+        <w:t>It's pretty quiet in the company tonight. Only a few folks at their workstations. Gotta push myself too.</w:t>
+      </w:r>
+    </w:p>
+    <w:p>
       <w:r>
         <w:t>死亡信息：</w:t>
       </w:r>
       <w:r>
         <w:rPr>
-          <w:rFonts w:hint="eastAsia"/>
-        </w:rPr>
-        <w:t>If *&amp;^#$%@! &amp;*&amp; *(^&amp;$#@D! is (% &amp;*^%$#</w:t>
-      </w:r>
-      <w:proofErr w:type="gramStart"/>
-      <w:r>
-        <w:rPr>
-          <w:rFonts w:hint="eastAsia"/>
-        </w:rPr>
-        <w:t>&lt;{</w:t>
-      </w:r>
-      <w:proofErr w:type="gramEnd"/>
-      <w:r>
-        <w:rPr>
-          <w:rFonts w:hint="eastAsia"/>
-        </w:rPr>
-        <w:t>*</w:t>
-      </w:r>
-      <w:proofErr w:type="gramStart"/>
-      <w:r>
-        <w:rPr>
-          <w:rFonts w:hint="eastAsia"/>
-        </w:rPr>
-        <w:t>&amp;}#</w:t>
-      </w:r>
-      <w:proofErr w:type="gramEnd"/>
-      <w:r>
-        <w:rPr>
-          <w:rFonts w:hint="eastAsia"/>
-        </w:rPr>
-        <w:t>$&gt;</w:t>
-      </w:r>
-      <w:proofErr w:type="gramStart"/>
-      <w:r>
-        <w:rPr>
-          <w:rFonts w:hint="eastAsia"/>
-        </w:rPr>
-        <w:t>^!,( will</w:t>
-      </w:r>
-      <w:proofErr w:type="gramEnd"/>
-      <w:r>
-        <w:rPr>
-          <w:rFonts w:hint="eastAsia"/>
-        </w:rPr>
-        <w:t xml:space="preserve"> *(&amp;&amp;^ it out &lt;*</w:t>
-      </w:r>
-      <w:proofErr w:type="gramStart"/>
-      <w:r>
-        <w:rPr>
-          <w:rFonts w:hint="eastAsia"/>
-        </w:rPr>
-        <w:t>&amp;!@</w:t>
-      </w:r>
-      <w:proofErr w:type="gramEnd"/>
-      <w:r>
-        <w:rPr>
-          <w:rFonts w:hint="eastAsia"/>
-        </w:rPr>
-        <w:t xml:space="preserve">#$ </w:t>
-      </w:r>
-      <w:proofErr w:type="spellStart"/>
-      <w:r>
-        <w:rPr>
-          <w:rFonts w:hint="eastAsia"/>
-        </w:rPr>
-        <w:t>hesi</w:t>
-      </w:r>
-      <w:proofErr w:type="spellEnd"/>
-      <w:r>
-        <w:rPr>
-          <w:rFonts w:hint="eastAsia"/>
-        </w:rPr>
-        <w:t>^%$(&lt;&amp;.</w:t>
-      </w:r>
-    </w:p>
-    <w:p/>
-    <w:p>
-      <w:r>
-        <w:t>E5 Sibyl Murphy （曾经是公司赛博永生实验的项目负责人，在某年被评为公司最佳员工，随后升职。在最后亲自投入实验，是第二批实验人员。保留了一定的自我意识但是不多，但为赛博永生的项目推进了一大步。）</w:t>
-      </w:r>
-    </w:p>
-    <w:p>
-      <w:r>
-        <w:t>会在玩家离开高层管理区，进入会议厅后，从电梯处开始在会议室巡逻两圈，但是会在巡逻两圈后偷懒离开。</w:t>
-      </w:r>
-    </w:p>
-    <w:p/>
-    <w:p>
-      <w:r>
-        <w:t>存活信息：After two rounds of patrol, I will return to Security Room for rest.</w:t>
-      </w:r>
-    </w:p>
-    <w:p>
-      <w:r>
-        <w:t>死亡信息：A%&amp;$# two *</w:t>
-      </w:r>
-      <w:proofErr w:type="gramStart"/>
-      <w:r>
-        <w:t>&amp;(</w:t>
-      </w:r>
-      <w:proofErr w:type="gramEnd"/>
-      <w:r>
-        <w:t>#ds of @</w:t>
-      </w:r>
-      <w:proofErr w:type="gramStart"/>
-      <w:r>
-        <w:t>#!&amp;</w:t>
-      </w:r>
-      <w:proofErr w:type="gramEnd"/>
-      <w:r>
-        <w:t>*</w:t>
-      </w:r>
-      <w:proofErr w:type="gramStart"/>
-      <w:r>
-        <w:t>^,(</w:t>
-      </w:r>
-      <w:proofErr w:type="gramEnd"/>
-      <w:r>
-        <w:t xml:space="preserve"> w#!! r*</w:t>
-      </w:r>
-      <w:proofErr w:type="spellStart"/>
-      <w:r>
-        <w:t>t^rn</w:t>
-      </w:r>
-      <w:proofErr w:type="spellEnd"/>
-      <w:r>
-        <w:t xml:space="preserve"> $% Security Room *&amp;$ #</w:t>
-      </w:r>
-      <w:proofErr w:type="gramStart"/>
-      <w:r>
-        <w:t>@!%</w:t>
-      </w:r>
-      <w:proofErr w:type="gramEnd"/>
-      <w:r>
-        <w:t>.</w:t>
-      </w:r>
-    </w:p>
-    <w:p/>
-    <w:p>
-      <w:r>
-        <w:t>E6 E7 E8 E9</w:t>
-      </w:r>
-      <w:r>
-        <w:t>第三代新式产品</w:t>
-      </w:r>
-      <w:r>
-        <w:rPr>
-          <w:rFonts w:hint="eastAsia"/>
-        </w:rPr>
-        <w:t xml:space="preserve"> </w:t>
-      </w:r>
-      <w:r>
-        <w:t>曾经是核心安保人员，但也被上</w:t>
-      </w:r>
-      <w:proofErr w:type="gramStart"/>
-      <w:r>
-        <w:t>传意识</w:t>
-      </w:r>
-      <w:proofErr w:type="gramEnd"/>
-      <w:r>
-        <w:t>做成机器人。因为非实验核心人员，上</w:t>
-      </w:r>
-      <w:proofErr w:type="gramStart"/>
-      <w:r>
-        <w:t>传意识仅</w:t>
-      </w:r>
-      <w:proofErr w:type="gramEnd"/>
-      <w:r>
-        <w:t>用编号做了简单区分）</w:t>
-      </w:r>
-    </w:p>
-    <w:p>
-      <w:r>
-        <w:t>E6 E7看守1楼电梯口的直路.</w:t>
-      </w:r>
-    </w:p>
-    <w:p>
-      <w:r>
-        <w:t>E6</w:t>
-      </w:r>
-    </w:p>
-    <w:p>
-      <w:r>
-        <w:t>存活信息：</w:t>
-      </w:r>
-      <w:r>
-        <w:rPr>
-          <w:b/>
-          <w:bCs/>
-        </w:rPr>
-        <w:t>It's pretty quiet in the company tonight. Only a few folks at their workstations. Gotta push myself too.</w:t>
-      </w:r>
-    </w:p>
-    <w:p>
-      <w:r>
-        <w:t>死亡信息：</w:t>
-      </w:r>
-      <w:proofErr w:type="gramStart"/>
-      <w:r>
-        <w:rPr>
-          <w:b/>
-          <w:bCs/>
-        </w:rPr>
-        <w:t>!t's</w:t>
-      </w:r>
-      <w:proofErr w:type="gramEnd"/>
-      <w:r>
-        <w:rPr>
-          <w:b/>
-          <w:bCs/>
-        </w:rPr>
-        <w:t xml:space="preserve"> </w:t>
-      </w:r>
-      <w:proofErr w:type="spellStart"/>
-      <w:r>
-        <w:rPr>
-          <w:b/>
-          <w:bCs/>
-        </w:rPr>
-        <w:t>p%t</w:t>
-      </w:r>
-      <w:proofErr w:type="spellEnd"/>
-      <w:r>
-        <w:rPr>
-          <w:b/>
-          <w:bCs/>
-        </w:rPr>
-        <w:t xml:space="preserve"># </w:t>
-      </w:r>
-      <w:proofErr w:type="gramStart"/>
-      <w:r>
-        <w:rPr>
-          <w:b/>
-          <w:bCs/>
-        </w:rPr>
-        <w:t>quiet !n</w:t>
-      </w:r>
-      <w:proofErr w:type="gramEnd"/>
-      <w:r>
-        <w:rPr>
-          <w:b/>
-          <w:bCs/>
-        </w:rPr>
-        <w:t xml:space="preserve"> </w:t>
-      </w:r>
-      <w:proofErr w:type="spellStart"/>
-      <w:r>
-        <w:rPr>
-          <w:b/>
-          <w:bCs/>
-        </w:rPr>
-        <w:t>th</w:t>
-      </w:r>
-      <w:proofErr w:type="spellEnd"/>
-      <w:r>
-        <w:rPr>
-          <w:b/>
-          <w:bCs/>
-        </w:rPr>
-        <w:t xml:space="preserve">@ </w:t>
-      </w:r>
-      <w:proofErr w:type="spellStart"/>
-      <w:r>
-        <w:rPr>
-          <w:b/>
-          <w:bCs/>
-        </w:rPr>
-        <w:t>c&amp;mp</w:t>
-      </w:r>
-      <w:proofErr w:type="spellEnd"/>
-      <w:r>
-        <w:rPr>
-          <w:b/>
-          <w:bCs/>
-        </w:rPr>
-        <w:t>*</w:t>
-      </w:r>
-      <w:proofErr w:type="spellStart"/>
-      <w:r>
-        <w:rPr>
-          <w:b/>
-          <w:bCs/>
-        </w:rPr>
-        <w:t>ny</w:t>
-      </w:r>
-      <w:proofErr w:type="spellEnd"/>
-      <w:r>
-        <w:rPr>
-          <w:b/>
-          <w:bCs/>
-        </w:rPr>
-        <w:t xml:space="preserve"> t0night. 0nly @ f3w f*</w:t>
-      </w:r>
-      <w:proofErr w:type="spellStart"/>
-      <w:r>
-        <w:rPr>
-          <w:b/>
-          <w:bCs/>
-        </w:rPr>
-        <w:t>lks</w:t>
-      </w:r>
-      <w:proofErr w:type="spellEnd"/>
-      <w:r>
-        <w:rPr>
-          <w:b/>
-          <w:bCs/>
-        </w:rPr>
-        <w:t xml:space="preserve"> @t th</w:t>
-      </w:r>
-      <w:proofErr w:type="gramStart"/>
-      <w:r>
-        <w:rPr>
-          <w:b/>
-          <w:bCs/>
-        </w:rPr>
-        <w:t>3!r</w:t>
-      </w:r>
-      <w:proofErr w:type="gramEnd"/>
-      <w:r>
-        <w:rPr>
-          <w:b/>
-          <w:bCs/>
-        </w:rPr>
-        <w:t xml:space="preserve"> w&gt;kst@t!0ns. G0tt@ </w:t>
-      </w:r>
-      <w:proofErr w:type="spellStart"/>
-      <w:r>
-        <w:rPr>
-          <w:b/>
-          <w:bCs/>
-        </w:rPr>
-        <w:t>p$sh</w:t>
-      </w:r>
-      <w:proofErr w:type="spellEnd"/>
-      <w:r>
-        <w:rPr>
-          <w:b/>
-          <w:bCs/>
-        </w:rPr>
-        <w:t xml:space="preserve"> m^s3lf t&gt;&lt;.</w:t>
+          <w:b/>
+          <w:bCs/>
+        </w:rPr>
+        <w:t>!t's p%t# quiet !n th@ c&amp;mp*ny t0night. 0nly @ f3w f*lks @t th3!r w&gt;kst@t!0ns. G0tt@ p$sh m^s3lf t&gt;&lt;.</w:t>
       </w:r>
     </w:p>
     <w:p>
@@ -705,146 +264,7 @@
           <w:b/>
           <w:bCs/>
         </w:rPr>
-        <w:t xml:space="preserve">E6 </w:t>
-      </w:r>
-      <w:proofErr w:type="spellStart"/>
-      <w:r>
-        <w:rPr>
-          <w:b/>
-          <w:bCs/>
-        </w:rPr>
-        <w:t>h@sn't</w:t>
-      </w:r>
-      <w:proofErr w:type="spellEnd"/>
-      <w:r>
-        <w:rPr>
-          <w:b/>
-          <w:bCs/>
-        </w:rPr>
-        <w:t xml:space="preserve"> b33n </w:t>
-      </w:r>
-      <w:proofErr w:type="spellStart"/>
-      <w:proofErr w:type="gramStart"/>
-      <w:r>
-        <w:rPr>
-          <w:b/>
-          <w:bCs/>
-        </w:rPr>
-        <w:t>q!t</w:t>
-      </w:r>
-      <w:proofErr w:type="spellEnd"/>
-      <w:proofErr w:type="gramEnd"/>
-      <w:r>
-        <w:rPr>
-          <w:b/>
-          <w:bCs/>
-        </w:rPr>
-        <w:t xml:space="preserve"># </w:t>
-      </w:r>
-      <w:proofErr w:type="gramStart"/>
-      <w:r>
-        <w:rPr>
-          <w:b/>
-          <w:bCs/>
-        </w:rPr>
-        <w:t>h!ms</w:t>
-      </w:r>
-      <w:proofErr w:type="gramEnd"/>
-      <w:r>
-        <w:rPr>
-          <w:b/>
-          <w:bCs/>
-        </w:rPr>
-        <w:t xml:space="preserve">3lf l@t3ly, </w:t>
-      </w:r>
-      <w:proofErr w:type="spellStart"/>
-      <w:r>
-        <w:rPr>
-          <w:b/>
-          <w:bCs/>
-        </w:rPr>
-        <w:t>b^t</w:t>
-      </w:r>
-      <w:proofErr w:type="spellEnd"/>
-      <w:r>
-        <w:rPr>
-          <w:b/>
-          <w:bCs/>
-        </w:rPr>
-        <w:t xml:space="preserve"> pr0t3</w:t>
-      </w:r>
-      <w:proofErr w:type="gramStart"/>
-      <w:r>
-        <w:rPr>
-          <w:b/>
-          <w:bCs/>
-        </w:rPr>
-        <w:t>ct!ng</w:t>
-      </w:r>
-      <w:proofErr w:type="gramEnd"/>
-      <w:r>
-        <w:rPr>
-          <w:b/>
-          <w:bCs/>
-        </w:rPr>
-        <w:t xml:space="preserve"> 0th3</w:t>
-      </w:r>
-      <w:proofErr w:type="gramStart"/>
-      <w:r>
-        <w:rPr>
-          <w:b/>
-          <w:bCs/>
-        </w:rPr>
-        <w:t>rs !z</w:t>
-      </w:r>
-      <w:proofErr w:type="gramEnd"/>
-      <w:r>
-        <w:rPr>
-          <w:b/>
-          <w:bCs/>
-        </w:rPr>
-        <w:t xml:space="preserve"> my </w:t>
-      </w:r>
-      <w:proofErr w:type="spellStart"/>
-      <w:r>
-        <w:rPr>
-          <w:b/>
-          <w:bCs/>
-        </w:rPr>
-        <w:t>d^ty</w:t>
-      </w:r>
-      <w:proofErr w:type="spellEnd"/>
-      <w:proofErr w:type="gramStart"/>
-      <w:r>
-        <w:rPr>
-          <w:b/>
-          <w:bCs/>
-        </w:rPr>
-        <w:t>. !</w:t>
-      </w:r>
-      <w:proofErr w:type="gramEnd"/>
-      <w:r>
-        <w:rPr>
-          <w:b/>
-          <w:bCs/>
-        </w:rPr>
-        <w:t xml:space="preserve"> </w:t>
-      </w:r>
-      <w:proofErr w:type="spellStart"/>
-      <w:r>
-        <w:rPr>
-          <w:b/>
-          <w:bCs/>
-        </w:rPr>
-        <w:t>c@n't</w:t>
-      </w:r>
-      <w:proofErr w:type="spellEnd"/>
-      <w:r>
-        <w:rPr>
-          <w:b/>
-          <w:bCs/>
-        </w:rPr>
-        <w:t xml:space="preserve"> @ff0rd t0 w@v3r.</w:t>
+        <w:t>E6 h@sn't b33n q!t# h!ms3lf l@t3ly, b^t pr0t3ct!ng 0th3rs !z my d^ty. ! c@n't @ff0rd t0 w@v3r.</w:t>
       </w:r>
     </w:p>
     <w:p/>
@@ -879,116 +299,7 @@
           <w:b/>
           <w:bCs/>
         </w:rPr>
-        <w:t xml:space="preserve">3v3r </w:t>
-      </w:r>
-      <w:proofErr w:type="spellStart"/>
-      <w:proofErr w:type="gramStart"/>
-      <w:r>
-        <w:rPr>
-          <w:b/>
-          <w:bCs/>
-        </w:rPr>
-        <w:t>s!nc</w:t>
-      </w:r>
-      <w:proofErr w:type="spellEnd"/>
-      <w:proofErr w:type="gramEnd"/>
-      <w:r>
-        <w:rPr>
-          <w:b/>
-          <w:bCs/>
-        </w:rPr>
-        <w:t xml:space="preserve"># C30 </w:t>
-      </w:r>
-      <w:proofErr w:type="spellStart"/>
-      <w:proofErr w:type="gramStart"/>
-      <w:r>
-        <w:rPr>
-          <w:b/>
-          <w:bCs/>
-        </w:rPr>
-        <w:t>L!l</w:t>
-      </w:r>
-      <w:proofErr w:type="gramEnd"/>
-      <w:r>
-        <w:rPr>
-          <w:b/>
-          <w:bCs/>
-        </w:rPr>
-        <w:t>!th</w:t>
-      </w:r>
-      <w:proofErr w:type="spellEnd"/>
-      <w:r>
-        <w:rPr>
-          <w:b/>
-          <w:bCs/>
-        </w:rPr>
-        <w:t xml:space="preserve"> c@m3 0n b0@rd</w:t>
-      </w:r>
-      <w:proofErr w:type="gramStart"/>
-      <w:r>
-        <w:rPr>
-          <w:b/>
-          <w:bCs/>
-        </w:rPr>
-        <w:t>, !t</w:t>
-      </w:r>
-      <w:proofErr w:type="gramEnd"/>
-      <w:r>
-        <w:rPr>
-          <w:b/>
-          <w:bCs/>
-        </w:rPr>
-        <w:t xml:space="preserve"> f33lz </w:t>
-      </w:r>
-      <w:proofErr w:type="spellStart"/>
-      <w:proofErr w:type="gramStart"/>
-      <w:r>
-        <w:rPr>
-          <w:b/>
-          <w:bCs/>
-        </w:rPr>
-        <w:t>l!k</w:t>
-      </w:r>
-      <w:proofErr w:type="spellEnd"/>
-      <w:proofErr w:type="gramEnd"/>
-      <w:r>
-        <w:rPr>
-          <w:b/>
-          <w:bCs/>
-        </w:rPr>
-        <w:t xml:space="preserve"># n0 0n3'z @ctu@lly s33n </w:t>
-      </w:r>
-      <w:proofErr w:type="spellStart"/>
-      <w:r>
-        <w:rPr>
-          <w:b/>
-          <w:bCs/>
-        </w:rPr>
-        <w:t>th</w:t>
-      </w:r>
-      <w:proofErr w:type="spellEnd"/>
-      <w:r>
-        <w:rPr>
-          <w:b/>
-          <w:bCs/>
-        </w:rPr>
-        <w:t># Pr0</w:t>
-      </w:r>
-      <w:proofErr w:type="gramStart"/>
-      <w:r>
-        <w:rPr>
-          <w:b/>
-          <w:bCs/>
-        </w:rPr>
-        <w:t>d!gy</w:t>
-      </w:r>
-      <w:proofErr w:type="gramEnd"/>
-      <w:r>
-        <w:rPr>
-          <w:b/>
-          <w:bCs/>
-        </w:rPr>
-        <w:t xml:space="preserve"> 1n p3rs0n.</w:t>
+        <w:t>3v3r s!nc# C30 L!l!th c@m3 0n b0@rd, !t f33lz l!k# n0 0n3'z @ctu@lly s33n th# Pr0d!gy 1n p3rs0n.</w:t>
       </w:r>
     </w:p>
     <w:p>
@@ -1017,105 +328,10 @@
           <w:b/>
           <w:bCs/>
         </w:rPr>
-        <w:t xml:space="preserve">7h3s3 </w:t>
-      </w:r>
-      <w:proofErr w:type="spellStart"/>
-      <w:r>
-        <w:rPr>
-          <w:b/>
-          <w:bCs/>
-        </w:rPr>
-        <w:t>st</w:t>
-      </w:r>
-      <w:proofErr w:type="spellEnd"/>
-      <w:r>
-        <w:rPr>
-          <w:b/>
-          <w:bCs/>
-        </w:rPr>
-        <w:t xml:space="preserve">@+u3z h0ld 0ur </w:t>
-      </w:r>
-      <w:proofErr w:type="gramStart"/>
-      <w:r>
-        <w:rPr>
-          <w:b/>
-          <w:bCs/>
-        </w:rPr>
-        <w:t>h!st</w:t>
-      </w:r>
-      <w:proofErr w:type="gramEnd"/>
-      <w:r>
-        <w:rPr>
-          <w:b/>
-          <w:bCs/>
-        </w:rPr>
-        <w:t xml:space="preserve">0ry. </w:t>
-      </w:r>
-      <w:proofErr w:type="spellStart"/>
-      <w:r>
-        <w:rPr>
-          <w:b/>
-          <w:bCs/>
-        </w:rPr>
-        <w:t>G^</w:t>
-      </w:r>
-      <w:proofErr w:type="gramStart"/>
-      <w:r>
-        <w:rPr>
-          <w:b/>
-          <w:bCs/>
-        </w:rPr>
-        <w:t>rd!ng</w:t>
-      </w:r>
-      <w:proofErr w:type="spellEnd"/>
-      <w:proofErr w:type="gramEnd"/>
-      <w:r>
-        <w:rPr>
-          <w:b/>
-          <w:bCs/>
-        </w:rPr>
-        <w:t xml:space="preserve"> </w:t>
-      </w:r>
-      <w:proofErr w:type="spellStart"/>
-      <w:r>
-        <w:rPr>
-          <w:b/>
-          <w:bCs/>
-        </w:rPr>
-        <w:t>th</w:t>
-      </w:r>
-      <w:proofErr w:type="spellEnd"/>
-      <w:r>
-        <w:rPr>
-          <w:b/>
-          <w:bCs/>
-        </w:rPr>
-        <w:t>@+ l3g@</w:t>
-      </w:r>
-      <w:proofErr w:type="gramStart"/>
-      <w:r>
-        <w:rPr>
-          <w:b/>
-          <w:bCs/>
-        </w:rPr>
-        <w:t>cy !z</w:t>
-      </w:r>
-      <w:proofErr w:type="gramEnd"/>
-      <w:r>
-        <w:rPr>
-          <w:b/>
-          <w:bCs/>
-        </w:rPr>
-        <w:t xml:space="preserve"> 0n m3&gt;.</w:t>
-      </w:r>
-    </w:p>
-    <w:p>
-      <w:pPr>
-        <w:rPr>
-          <w:rFonts w:hint="eastAsia"/>
-        </w:rPr>
-      </w:pPr>
-    </w:p>
+        <w:t>7h3s3 st@+u3z h0ld 0ur h!st0ry. G^rd!ng th@+ l3g@cy !z 0n m3&gt;.</w:t>
+      </w:r>
+    </w:p>
+    <w:p/>
     <w:p>
       <w:r>
         <w:t>E10 E11 E12 E13 E14 均为普通的智能机器人（第三代新式产品，内部意识不重要，仅用编号）</w:t>
@@ -1139,11 +355,6 @@
       </w:r>
     </w:p>
     <w:p>
-      <w:pPr>
-        <w:rPr>
-          <w:rFonts w:hint="eastAsia"/>
-        </w:rPr>
-      </w:pPr>
       <w:r>
         <w:t>死亡信息：</w:t>
       </w:r>
@@ -1152,121 +363,7 @@
           <w:b/>
           <w:bCs/>
         </w:rPr>
-        <w:t xml:space="preserve">H3@rd </w:t>
-      </w:r>
-      <w:proofErr w:type="spellStart"/>
-      <w:r>
-        <w:rPr>
-          <w:b/>
-          <w:bCs/>
-        </w:rPr>
-        <w:t>Jvd@s</w:t>
-      </w:r>
-      <w:proofErr w:type="spellEnd"/>
-      <w:r>
-        <w:rPr>
-          <w:b/>
-          <w:bCs/>
-        </w:rPr>
-        <w:t xml:space="preserve"> </w:t>
-      </w:r>
-      <w:proofErr w:type="spellStart"/>
-      <w:r>
-        <w:rPr>
-          <w:b/>
-          <w:bCs/>
-        </w:rPr>
-        <w:t>h@d</w:t>
-      </w:r>
-      <w:proofErr w:type="spellEnd"/>
-      <w:r>
-        <w:rPr>
-          <w:b/>
-          <w:bCs/>
-        </w:rPr>
-        <w:t xml:space="preserve"> m</w:t>
-      </w:r>
-      <w:proofErr w:type="gramStart"/>
-      <w:r>
-        <w:rPr>
-          <w:b/>
-          <w:bCs/>
-        </w:rPr>
-        <w:t>@!</w:t>
-      </w:r>
-      <w:proofErr w:type="spellStart"/>
-      <w:r>
-        <w:rPr>
-          <w:b/>
-          <w:bCs/>
-        </w:rPr>
-        <w:t>nt</w:t>
-      </w:r>
-      <w:proofErr w:type="spellEnd"/>
-      <w:proofErr w:type="gramEnd"/>
-      <w:r>
-        <w:rPr>
-          <w:b/>
-          <w:bCs/>
-        </w:rPr>
-        <w:t xml:space="preserve"> r3w0rk th3 l0bb¥ </w:t>
-      </w:r>
-      <w:proofErr w:type="spellStart"/>
-      <w:r>
-        <w:rPr>
-          <w:b/>
-          <w:bCs/>
-        </w:rPr>
-        <w:t>ch@nd€</w:t>
-      </w:r>
-      <w:proofErr w:type="gramStart"/>
-      <w:r>
-        <w:rPr>
-          <w:b/>
-          <w:bCs/>
-        </w:rPr>
-        <w:t>l!er</w:t>
-      </w:r>
-      <w:proofErr w:type="spellEnd"/>
-      <w:proofErr w:type="gramEnd"/>
-      <w:r>
-        <w:rPr>
-          <w:b/>
-          <w:bCs/>
-        </w:rPr>
-        <w:t xml:space="preserve">. </w:t>
-      </w:r>
-      <w:proofErr w:type="spellStart"/>
-      <w:r>
-        <w:rPr>
-          <w:b/>
-          <w:bCs/>
-        </w:rPr>
-        <w:t>W@z</w:t>
-      </w:r>
-      <w:proofErr w:type="spellEnd"/>
-      <w:r>
-        <w:rPr>
-          <w:b/>
-          <w:bCs/>
-        </w:rPr>
-        <w:t xml:space="preserve"> @11 </w:t>
-      </w:r>
-      <w:proofErr w:type="spellStart"/>
-      <w:r>
-        <w:rPr>
-          <w:b/>
-          <w:bCs/>
-        </w:rPr>
-        <w:t>th</w:t>
-      </w:r>
-      <w:proofErr w:type="spellEnd"/>
-      <w:r>
-        <w:rPr>
-          <w:b/>
-          <w:bCs/>
-        </w:rPr>
-        <w:t>@+ r3@lly n3c</w:t>
+        <w:t>H3@rd Jvd@s h@d m@!nt r3w0rk th3 l0bb¥ ch@nd€l!er. W@z @11 th@+ r3@lly n3c</w:t>
       </w:r>
       <w:r>
         <w:rPr>
@@ -1283,23 +380,13 @@
         </w:rPr>
         <w:t>$$</w:t>
       </w:r>
-      <w:proofErr w:type="spellStart"/>
-      <w:r>
-        <w:rPr>
-          <w:rFonts w:hint="eastAsia"/>
-          <w:b/>
-          <w:bCs/>
-        </w:rPr>
-        <w:t>ary</w:t>
-      </w:r>
-      <w:proofErr w:type="spellEnd"/>
-      <w:r>
-        <w:rPr>
-          <w:rFonts w:hint="eastAsia"/>
-          <w:b/>
-          <w:bCs/>
-        </w:rPr>
-        <w:t>?</w:t>
+      <w:r>
+        <w:rPr>
+          <w:rFonts w:hint="eastAsia"/>
+          <w:b/>
+          <w:bCs/>
+        </w:rPr>
+        <w:t>ary?</w:t>
       </w:r>
     </w:p>
     <w:p>
@@ -1308,11 +395,6 @@
       </w:r>
     </w:p>
     <w:p>
-      <w:pPr>
-        <w:rPr>
-          <w:rFonts w:hint="eastAsia"/>
-        </w:rPr>
-      </w:pPr>
       <w:r>
         <w:t>存活信息：</w:t>
       </w:r>
@@ -1394,61 +476,15 @@
       </w:r>
     </w:p>
     <w:p>
-      <w:pPr>
-        <w:rPr>
-          <w:rFonts w:hint="eastAsia"/>
-        </w:rPr>
-      </w:pPr>
       <w:r>
         <w:t>死亡信息：</w:t>
       </w:r>
-      <w:proofErr w:type="spellStart"/>
-      <w:r>
-        <w:rPr>
-          <w:b/>
-          <w:bCs/>
-        </w:rPr>
-        <w:t>Jvd</w:t>
-      </w:r>
-      <w:proofErr w:type="spellEnd"/>
-      <w:r>
-        <w:rPr>
-          <w:b/>
-          <w:bCs/>
-        </w:rPr>
-        <w:t>@$ k33ps 3nc0ur@</w:t>
-      </w:r>
-      <w:proofErr w:type="gramStart"/>
-      <w:r>
-        <w:rPr>
-          <w:b/>
-          <w:bCs/>
-        </w:rPr>
-        <w:t>g!ng</w:t>
-      </w:r>
-      <w:proofErr w:type="gramEnd"/>
-      <w:r>
-        <w:rPr>
-          <w:b/>
-          <w:bCs/>
-        </w:rPr>
-        <w:t xml:space="preserve"> th3 $</w:t>
-      </w:r>
-      <w:proofErr w:type="spellStart"/>
-      <w:r>
-        <w:rPr>
-          <w:b/>
-          <w:bCs/>
-        </w:rPr>
-        <w:t>t@ff</w:t>
-      </w:r>
-      <w:proofErr w:type="spellEnd"/>
-      <w:r>
-        <w:rPr>
-          <w:b/>
-          <w:bCs/>
-        </w:rPr>
-        <w:t xml:space="preserve"> t0 l3@v3 </w:t>
+      <w:r>
+        <w:rPr>
+          <w:b/>
+          <w:bCs/>
+        </w:rPr>
+        <w:t xml:space="preserve">Jvd@$ k33ps 3nc0ur@g!ng th3 $t@ff t0 l3@v3 </w:t>
       </w:r>
       <w:r>
         <w:rPr>
@@ -1463,23 +499,7 @@
           <w:b/>
           <w:bCs/>
         </w:rPr>
-        <w:t xml:space="preserve"> l@t3. H0w'z </w:t>
-      </w:r>
-      <w:proofErr w:type="spellStart"/>
-      <w:r>
-        <w:rPr>
-          <w:b/>
-          <w:bCs/>
-        </w:rPr>
-        <w:t>th</w:t>
-      </w:r>
-      <w:proofErr w:type="spellEnd"/>
-      <w:r>
-        <w:rPr>
-          <w:b/>
-          <w:bCs/>
-        </w:rPr>
-        <w:t>@+ g00d 4 th3 c0mp@ny</w:t>
+        <w:t xml:space="preserve"> l@t3. H0w'z th@+ g00d 4 th3 c0mp@ny</w:t>
       </w:r>
       <w:r>
         <w:rPr>
@@ -1538,61 +558,15 @@
       </w:r>
     </w:p>
     <w:p>
-      <w:pPr>
-        <w:rPr>
-          <w:rFonts w:hint="eastAsia"/>
-        </w:rPr>
-      </w:pPr>
       <w:r>
         <w:t>死亡信息：</w:t>
       </w:r>
-      <w:proofErr w:type="spellStart"/>
-      <w:r>
-        <w:rPr>
-          <w:b/>
-          <w:bCs/>
-        </w:rPr>
-        <w:t>Jμd</w:t>
-      </w:r>
-      <w:proofErr w:type="spellEnd"/>
-      <w:r>
-        <w:rPr>
-          <w:b/>
-          <w:bCs/>
-        </w:rPr>
-        <w:t xml:space="preserve">@$ </w:t>
-      </w:r>
-      <w:proofErr w:type="spellStart"/>
-      <w:r>
-        <w:rPr>
-          <w:b/>
-          <w:bCs/>
-        </w:rPr>
-        <w:t>h@z</w:t>
-      </w:r>
-      <w:proofErr w:type="spellEnd"/>
-      <w:r>
-        <w:rPr>
-          <w:b/>
-          <w:bCs/>
-        </w:rPr>
-        <w:t xml:space="preserve"> b33n p0$</w:t>
-      </w:r>
-      <w:proofErr w:type="gramStart"/>
-      <w:r>
-        <w:rPr>
-          <w:b/>
-          <w:bCs/>
-        </w:rPr>
-        <w:t>t!ng</w:t>
-      </w:r>
-      <w:proofErr w:type="gramEnd"/>
-      <w:r>
-        <w:rPr>
-          <w:b/>
-          <w:bCs/>
-        </w:rPr>
-        <w:t xml:space="preserve"> h3@vy </w:t>
+      <w:r>
+        <w:rPr>
+          <w:b/>
+          <w:bCs/>
+        </w:rPr>
+        <w:t xml:space="preserve">Jμd@$ h@z b33n p0$t!ng h3@vy </w:t>
       </w:r>
       <w:r>
         <w:rPr>
@@ -1622,39 +596,7 @@
           <w:b/>
           <w:bCs/>
         </w:rPr>
-        <w:t xml:space="preserve">r0und s3cr3t-r00m l@t3. </w:t>
-      </w:r>
-      <w:proofErr w:type="gramStart"/>
-      <w:r>
-        <w:rPr>
-          <w:b/>
-          <w:bCs/>
-        </w:rPr>
-        <w:t>/!$</w:t>
-      </w:r>
-      <w:proofErr w:type="gramEnd"/>
-      <w:r>
-        <w:rPr>
-          <w:b/>
-          <w:bCs/>
-        </w:rPr>
-        <w:t xml:space="preserve"> h3 3xp3</w:t>
-      </w:r>
-      <w:proofErr w:type="gramStart"/>
-      <w:r>
-        <w:rPr>
-          <w:b/>
-          <w:bCs/>
-        </w:rPr>
-        <w:t>ct!ng</w:t>
-      </w:r>
-      <w:proofErr w:type="gramEnd"/>
-      <w:r>
-        <w:rPr>
-          <w:b/>
-          <w:bCs/>
-        </w:rPr>
-        <w:t xml:space="preserve"> s0m3th1n6... 0r </w:t>
+        <w:t xml:space="preserve">r0und s3cr3t-r00m l@t3. /!$ h3 3xp3ct!ng s0m3th1n6... 0r </w:t>
       </w:r>
       <w:r>
         <w:rPr>
@@ -1698,11 +640,6 @@
       </w:r>
     </w:p>
     <w:p>
-      <w:pPr>
-        <w:rPr>
-          <w:rFonts w:hint="eastAsia"/>
-        </w:rPr>
-      </w:pPr>
       <w:r>
         <w:t>死亡信息：</w:t>
       </w:r>
@@ -1711,144 +648,7 @@
           <w:b/>
           <w:bCs/>
         </w:rPr>
-        <w:t xml:space="preserve">Th@+ 3l3v@+0r 2 CEO </w:t>
-      </w:r>
-      <w:proofErr w:type="spellStart"/>
-      <w:proofErr w:type="gramStart"/>
-      <w:r>
-        <w:rPr>
-          <w:b/>
-          <w:bCs/>
-        </w:rPr>
-        <w:t>L!l</w:t>
-      </w:r>
-      <w:proofErr w:type="gramEnd"/>
-      <w:r>
-        <w:rPr>
-          <w:b/>
-          <w:bCs/>
-        </w:rPr>
-        <w:t>!th'z</w:t>
-      </w:r>
-      <w:proofErr w:type="spellEnd"/>
-      <w:r>
-        <w:rPr>
-          <w:b/>
-          <w:bCs/>
-        </w:rPr>
-        <w:t xml:space="preserve"> 0</w:t>
-      </w:r>
-      <w:proofErr w:type="gramStart"/>
-      <w:r>
-        <w:rPr>
-          <w:b/>
-          <w:bCs/>
-        </w:rPr>
-        <w:t>ff!c</w:t>
-      </w:r>
-      <w:proofErr w:type="gramEnd"/>
-      <w:r>
-        <w:rPr>
-          <w:b/>
-          <w:bCs/>
-        </w:rPr>
-        <w:t>3 w0n't 3v3n $</w:t>
-      </w:r>
-      <w:proofErr w:type="spellStart"/>
-      <w:r>
-        <w:rPr>
-          <w:b/>
-          <w:bCs/>
-        </w:rPr>
-        <w:t>t@rt</w:t>
-      </w:r>
-      <w:proofErr w:type="spellEnd"/>
-      <w:r>
-        <w:rPr>
-          <w:b/>
-          <w:bCs/>
-        </w:rPr>
-        <w:t xml:space="preserve"> </w:t>
-      </w:r>
-      <w:proofErr w:type="gramStart"/>
-      <w:r>
-        <w:rPr>
-          <w:b/>
-          <w:bCs/>
-        </w:rPr>
-        <w:t>w!th</w:t>
-      </w:r>
-      <w:proofErr w:type="gramEnd"/>
-      <w:r>
-        <w:rPr>
-          <w:b/>
-          <w:bCs/>
-        </w:rPr>
-        <w:t xml:space="preserve">0μt </w:t>
-      </w:r>
-      <w:proofErr w:type="spellStart"/>
-      <w:r>
-        <w:rPr>
-          <w:b/>
-          <w:bCs/>
-        </w:rPr>
-        <w:t>Jvd</w:t>
-      </w:r>
-      <w:proofErr w:type="spellEnd"/>
-      <w:r>
-        <w:rPr>
-          <w:b/>
-          <w:bCs/>
-        </w:rPr>
-        <w:t>@$'z k3yc@rd. &gt;| D03$n't m34</w:t>
-      </w:r>
-      <w:proofErr w:type="gramStart"/>
-      <w:r>
-        <w:rPr>
-          <w:b/>
-          <w:bCs/>
-        </w:rPr>
-        <w:t>n !</w:t>
-      </w:r>
-      <w:proofErr w:type="gramEnd"/>
-      <w:r>
-        <w:rPr>
-          <w:b/>
-          <w:bCs/>
-        </w:rPr>
-        <w:t xml:space="preserve"> </w:t>
-      </w:r>
-      <w:proofErr w:type="spellStart"/>
-      <w:r>
-        <w:rPr>
-          <w:b/>
-          <w:bCs/>
-        </w:rPr>
-        <w:t>c@n</w:t>
-      </w:r>
-      <w:proofErr w:type="spellEnd"/>
-      <w:r>
-        <w:rPr>
-          <w:b/>
-          <w:bCs/>
-        </w:rPr>
-        <w:t xml:space="preserve"> l3t my </w:t>
-      </w:r>
-      <w:proofErr w:type="spellStart"/>
-      <w:r>
-        <w:rPr>
-          <w:b/>
-          <w:bCs/>
-        </w:rPr>
-        <w:t>gu@rd</w:t>
-      </w:r>
-      <w:proofErr w:type="spellEnd"/>
-      <w:r>
-        <w:rPr>
-          <w:b/>
-          <w:bCs/>
-        </w:rPr>
-        <w:t xml:space="preserve"> d0wn th0ugh</w:t>
+        <w:t>Th@+ 3l3v@+0r 2 CEO L!l!th'z 0ff!c3 w0n't 3v3n $t@rt w!th0μt Jvd@$'z k3yc@rd. &gt;| D03$n't m34n ! c@n l3t my gu@rd d0wn th0ugh</w:t>
       </w:r>
       <w:r>
         <w:rPr>
@@ -1873,23 +673,7 @@
           <w:b/>
           <w:bCs/>
         </w:rPr>
-        <w:t xml:space="preserve">Patrolling this floor makes zero sense. Who's </w:t>
-      </w:r>
-      <w:proofErr w:type="spellStart"/>
-      <w:r>
-        <w:rPr>
-          <w:b/>
-          <w:bCs/>
-        </w:rPr>
-        <w:t>gonna</w:t>
-      </w:r>
-      <w:proofErr w:type="spellEnd"/>
-      <w:r>
-        <w:rPr>
-          <w:b/>
-          <w:bCs/>
-        </w:rPr>
-        <w:t xml:space="preserve"> jump down into</w:t>
+        <w:t>Patrolling this floor makes zero sense. Who's gonna jump down into</w:t>
       </w:r>
       <w:r>
         <w:rPr>
@@ -1908,11 +692,6 @@
       </w:r>
     </w:p>
     <w:p>
-      <w:pPr>
-        <w:rPr>
-          <w:rFonts w:hint="eastAsia"/>
-        </w:rPr>
-      </w:pPr>
       <w:r>
         <w:t>死亡信息：</w:t>
       </w:r>
@@ -1921,76 +700,8 @@
           <w:b/>
           <w:bCs/>
         </w:rPr>
-        <w:t>P@+r0</w:t>
-      </w:r>
-      <w:proofErr w:type="gramStart"/>
-      <w:r>
-        <w:rPr>
-          <w:b/>
-          <w:bCs/>
-        </w:rPr>
-        <w:t>ll!ng</w:t>
-      </w:r>
-      <w:proofErr w:type="gramEnd"/>
-      <w:r>
-        <w:rPr>
-          <w:b/>
-          <w:bCs/>
-        </w:rPr>
-        <w:t xml:space="preserve"> </w:t>
-      </w:r>
-      <w:proofErr w:type="spellStart"/>
-      <w:proofErr w:type="gramStart"/>
-      <w:r>
-        <w:rPr>
-          <w:b/>
-          <w:bCs/>
-        </w:rPr>
-        <w:t>th!z</w:t>
-      </w:r>
-      <w:proofErr w:type="spellEnd"/>
-      <w:proofErr w:type="gramEnd"/>
-      <w:r>
-        <w:rPr>
-          <w:b/>
-          <w:bCs/>
-        </w:rPr>
-        <w:t xml:space="preserve"> fl00r m@k3z 7er0 s3ns3. Wh0'z g0nn@ j7mp d0</w:t>
-      </w:r>
-      <w:proofErr w:type="gramStart"/>
-      <w:r>
-        <w:rPr>
-          <w:b/>
-          <w:bCs/>
-        </w:rPr>
-        <w:t>wn !nt</w:t>
-      </w:r>
-      <w:proofErr w:type="gramEnd"/>
-      <w:r>
-        <w:rPr>
-          <w:b/>
-          <w:bCs/>
-        </w:rPr>
-        <w:t xml:space="preserve">0 s3cr3t-r00m fr0m </w:t>
-      </w:r>
-      <w:proofErr w:type="spellStart"/>
-      <w:r>
-        <w:rPr>
-          <w:b/>
-          <w:bCs/>
-        </w:rPr>
-        <w:t>upst</w:t>
-      </w:r>
-      <w:proofErr w:type="spellEnd"/>
-      <w:proofErr w:type="gramStart"/>
-      <w:r>
-        <w:rPr>
-          <w:b/>
-          <w:bCs/>
-        </w:rPr>
-        <w:t>@!rz</w:t>
-      </w:r>
-      <w:proofErr w:type="gramEnd"/>
+        <w:t>P@+r0ll!ng th!z fl00r m@k3z 7er0 s3ns3. Wh0'z g0nn@ j7mp d0wn !nt0 s3cr3t-r00m fr0m upst@!rz</w:t>
+      </w:r>
       <w:r>
         <w:rPr>
           <w:rFonts w:hint="eastAsia"/>
@@ -2017,10 +728,7 @@
         <w:t>死亡信息：</w:t>
       </w:r>
       <w:r>
-        <w:t>I can feel you, Albert. Where are you？</w:t>
-      </w:r>
-      <w:r>
-        <w:t xml:space="preserve"> </w:t>
+        <w:t xml:space="preserve">I can feel you, Albert. Where are you？ </w:t>
       </w:r>
     </w:p>
     <w:p/>
@@ -2041,99 +749,19 @@
     </w:p>
     <w:p>
       <w:r>
-        <w:t>Judas 为安保队的核心管理员，即队长。身为安保高层，他也能接触到项目的核心机密。对于晋升的</w:t>
-      </w:r>
-      <w:proofErr w:type="gramStart"/>
-      <w:r>
-        <w:t>旧安保成员</w:t>
-      </w:r>
-      <w:proofErr w:type="gramEnd"/>
-      <w:r>
-        <w:t>的去向，他也大致能预料到。为了避免被上传云端成为机器人，他选择背叛了公司。他悄悄寻找到albert芯片所在地，并在秘密网站上发布悬赏委托，想让公司的原始创始人Eden家族重新接管公司。虽然</w:t>
-      </w:r>
-      <w:proofErr w:type="spellStart"/>
-      <w:r>
-        <w:t>eden</w:t>
-      </w:r>
-      <w:proofErr w:type="spellEnd"/>
-      <w:r>
-        <w:t>家族只剩数据体albert了，但总比</w:t>
-      </w:r>
-      <w:proofErr w:type="spellStart"/>
-      <w:r>
-        <w:t>lilith</w:t>
-      </w:r>
-      <w:proofErr w:type="spellEnd"/>
-      <w:r>
-        <w:t>继续掌管公司强。</w:t>
+        <w:t>Judas 为安保队的核心管理员，即队长。身为安保高层，他也能接触到项目的核心机密。对于晋升的旧安保成员的去向，他也大致能预料到。为了避免被上传云端成为机器人，他选择背叛了公司。他悄悄寻找到albert芯片所在地，并在秘密网站上发布悬赏委托，想让公司的原始创始人Eden家族重新接管公司。虽然eden家族只剩数据体albert了，但总比lilith继续掌管公司强。</w:t>
       </w:r>
     </w:p>
     <w:p/>
     <w:p>
       <w:r>
-        <w:t>Lilith 为公司新晋董事兼</w:t>
-      </w:r>
-      <w:proofErr w:type="spellStart"/>
-      <w:r>
-        <w:t>ceo</w:t>
-      </w:r>
-      <w:proofErr w:type="spellEnd"/>
-      <w:r>
-        <w:t>。在</w:t>
-      </w:r>
-      <w:proofErr w:type="spellStart"/>
-      <w:r>
-        <w:t>andrew</w:t>
-      </w:r>
-      <w:proofErr w:type="spellEnd"/>
-      <w:r>
-        <w:t>参与第一代实验时，她完整地看完了整个实验。从此她的好奇心中止不住地增长，对于赛博永生的渴望与来越强。在二代</w:t>
-      </w:r>
-      <w:proofErr w:type="spellStart"/>
-      <w:r>
-        <w:t>eden</w:t>
-      </w:r>
-      <w:proofErr w:type="spellEnd"/>
-      <w:r>
-        <w:t>掌权时，她做局陷害</w:t>
-      </w:r>
-      <w:proofErr w:type="spellStart"/>
-      <w:r>
-        <w:t>eden</w:t>
-      </w:r>
-      <w:proofErr w:type="spellEnd"/>
-      <w:r>
-        <w:t>一家，让albert maria 以及</w:t>
-      </w:r>
-      <w:proofErr w:type="spellStart"/>
-      <w:r>
-        <w:t>anderson</w:t>
-      </w:r>
-      <w:proofErr w:type="spellEnd"/>
-      <w:r>
-        <w:t>（albert的父亲） 均作为实验</w:t>
-      </w:r>
-      <w:proofErr w:type="gramStart"/>
-      <w:r>
-        <w:t>体参与</w:t>
-      </w:r>
-      <w:proofErr w:type="gramEnd"/>
-      <w:r>
-        <w:t>实验。在神童albert加入实验后，实验进度大幅增长。虽然albert躲在芯片里拒绝一切物理链接，但是她放不下赛博永生项目，认为albert可以继续推进项目进度。于是她把albert芯片留在了自己的保险库里。</w:t>
+        <w:t>Lilith 为公司新晋董事兼ceo。在andrew参与第一代实验时，她完整地看完了整个实验。从此她的好奇心中止不住地增长，对于赛博永生的渴望与来越强。在二代eden掌权时，她做局陷害eden一家，让albert maria 以及anderson（albert的父亲） 均作为实验体参与实验。在神童albert加入实验后，实验进度大幅增长。虽然albert躲在芯片里拒绝一切物理链接，但是她放不下赛博永生项目，认为albert可以继续推进项目进度。于是她把albert芯片留在了自己的保险库里。</w:t>
       </w:r>
     </w:p>
     <w:p/>
     <w:p>
       <w:r>
-        <w:t>Albert Eden 为游戏第二主角。他以前是神童，可以以电子设备为媒介熟练运用虚化和</w:t>
-      </w:r>
-      <w:proofErr w:type="gramStart"/>
-      <w:r>
-        <w:t>骇客</w:t>
-      </w:r>
-      <w:proofErr w:type="gramEnd"/>
-      <w:r>
-        <w:t>能力。在参与第四代实验体实验后，化为电子幽灵寄居于芯片中。主角的到来，让albert燃起了复仇的渴望。他选择于主角合作，一同杀掉Lilith。</w:t>
+        <w:t>Albert Eden 为游戏第二主角。他以前是神童，可以以电子设备为媒介熟练运用虚化和骇客能力。在参与第四代实验体实验后，化为电子幽灵寄居于芯片中。主角的到来，让albert燃起了复仇的渴望。他选择于主角合作，一同杀掉Lilith。</w:t>
       </w:r>
     </w:p>
     <w:p/>
@@ -2155,11 +783,6 @@
       </w:r>
     </w:p>
     <w:p>
-      <w:pPr>
-        <w:rPr>
-          <w:rFonts w:hint="eastAsia"/>
-        </w:rPr>
-      </w:pPr>
       <w:r>
         <w:rPr>
           <w:rFonts w:hint="eastAsia"/>
@@ -2172,29 +795,10 @@
         <w:rPr>
           <w:rFonts w:hint="eastAsia"/>
         </w:rPr>
-        <w:t xml:space="preserve">2025年 </w:t>
-      </w:r>
-      <w:proofErr w:type="spellStart"/>
-      <w:r>
-        <w:rPr>
-          <w:rFonts w:hint="eastAsia"/>
-        </w:rPr>
-        <w:t>Verrp</w:t>
-      </w:r>
-      <w:proofErr w:type="spellEnd"/>
-      <w:r>
-        <w:rPr>
-          <w:rFonts w:hint="eastAsia"/>
-        </w:rPr>
-        <w:t>诞生</w:t>
-      </w:r>
-    </w:p>
-    <w:p>
-      <w:pPr>
-        <w:rPr>
-          <w:rFonts w:hint="eastAsia"/>
-        </w:rPr>
-      </w:pPr>
+        <w:t>2025年 Verrp诞生</w:t>
+      </w:r>
+    </w:p>
+    <w:p>
       <w:r>
         <w:rPr>
           <w:rFonts w:hint="eastAsia"/>
@@ -2235,11 +839,6 @@
       </w:r>
     </w:p>
     <w:p>
-      <w:pPr>
-        <w:rPr>
-          <w:rFonts w:hint="eastAsia"/>
-        </w:rPr>
-      </w:pPr>
       <w:r>
         <w:rPr>
           <w:rFonts w:hint="eastAsia"/>
@@ -2265,11 +864,6 @@
       </w:r>
     </w:p>
     <w:p>
-      <w:pPr>
-        <w:rPr>
-          <w:rFonts w:hint="eastAsia"/>
-        </w:rPr>
-      </w:pPr>
       <w:r>
         <w:rPr>
           <w:rFonts w:hint="eastAsia"/>
@@ -2278,29 +872,18 @@
       </w:r>
     </w:p>
     <w:p>
-      <w:pPr>
-        <w:rPr>
-          <w:rFonts w:hint="eastAsia"/>
-        </w:rPr>
-      </w:pPr>
       <w:r>
         <w:rPr>
           <w:rFonts w:hint="eastAsia"/>
         </w:rPr>
         <w:t>2063年 主角</w:t>
       </w:r>
-    </w:p>
-    <w:p>
-      <w:pPr>
-        <w:rPr>
-          <w:rFonts w:hint="eastAsia"/>
-        </w:rPr>
-      </w:pPr>
     </w:p>
     <w:p/>
     <w:p/>
     <w:p/>
     <w:p/>
+    <w:p/>
     <w:p>
       <w:pPr>
         <w:rPr>
@@ -2342,7 +925,6 @@
     <w:p>
       <w:pPr>
         <w:rPr>
-          <w:rFonts w:hint="eastAsia"/>
           <w:szCs w:val="21"/>
         </w:rPr>
       </w:pPr>
@@ -2369,15 +951,7 @@
           <w:bCs/>
           <w:szCs w:val="21"/>
         </w:rPr>
-        <w:t xml:space="preserve"> </w:t>
-      </w:r>
-      <w:r>
-        <w:rPr>
-          <w:b/>
-          <w:bCs/>
-          <w:szCs w:val="21"/>
-        </w:rPr>
-        <w:t>-3</w:t>
+        <w:t xml:space="preserve"> -3</w:t>
       </w:r>
       <w:r>
         <w:rPr>
@@ -2415,7 +989,6 @@
         </w:rPr>
         <w:t>：以前线安保人员为素体，经额叶清洗程序消除原始人格后，其大脑皮质层生物电信号被成功解码并上传至"</w:t>
       </w:r>
-      <w:proofErr w:type="spellStart"/>
       <w:r>
         <w:rPr>
           <w:rFonts w:hint="eastAsia"/>
@@ -2423,7 +996,6 @@
         </w:rPr>
         <w:t>Verrp</w:t>
       </w:r>
-      <w:proofErr w:type="spellEnd"/>
       <w:r>
         <w:rPr>
           <w:szCs w:val="21"/>
@@ -2504,21 +1076,7 @@
         <w:rPr>
           <w:szCs w:val="21"/>
         </w:rPr>
-        <w:t>：近身格斗反应速度</w:t>
-      </w:r>
-      <w:proofErr w:type="gramStart"/>
-      <w:r>
-        <w:rPr>
-          <w:szCs w:val="21"/>
-        </w:rPr>
-        <w:t>达人类素</w:t>
-      </w:r>
-      <w:proofErr w:type="gramEnd"/>
-      <w:r>
-        <w:rPr>
-          <w:szCs w:val="21"/>
-        </w:rPr>
-        <w:t>体峰值状态的98.2%，武器操作肌肉记忆转化率91.4%</w:t>
+        <w:t>：近身格斗反应速度达人类素体峰值状态的98.2%，武器操作肌肉记忆转化率91.4%</w:t>
       </w:r>
     </w:p>
     <w:p>
@@ -2571,35 +1129,7 @@
         <w:rPr>
           <w:szCs w:val="21"/>
         </w:rPr>
-        <w:t>若维持当前改造效率，预估每批次机体战</w:t>
-      </w:r>
-      <w:proofErr w:type="gramStart"/>
-      <w:r>
-        <w:rPr>
-          <w:szCs w:val="21"/>
-        </w:rPr>
-        <w:t>力增长</w:t>
-      </w:r>
-      <w:proofErr w:type="gramEnd"/>
-      <w:r>
-        <w:rPr>
-          <w:szCs w:val="21"/>
-        </w:rPr>
-        <w:t>12-15%。至第五批次部署时，公司安</w:t>
-      </w:r>
-      <w:proofErr w:type="gramStart"/>
-      <w:r>
-        <w:rPr>
-          <w:szCs w:val="21"/>
-        </w:rPr>
-        <w:t>防力量</w:t>
-      </w:r>
-      <w:proofErr w:type="gramEnd"/>
-      <w:r>
-        <w:rPr>
-          <w:szCs w:val="21"/>
-        </w:rPr>
-        <w:t>将实现：</w:t>
+        <w:t>若维持当前改造效率，预估每批次机体战力增长12-15%。至第五批次部署时，公司安防力量将实现：</w:t>
       </w:r>
     </w:p>
     <w:p>
@@ -2650,21 +1180,7 @@
         <w:rPr>
           <w:szCs w:val="21"/>
         </w:rPr>
-        <w:t>人力成本下降</w:t>
-      </w:r>
-      <w:proofErr w:type="gramStart"/>
-      <w:r>
-        <w:rPr>
-          <w:szCs w:val="21"/>
-        </w:rPr>
-        <w:t>至传统安</w:t>
-      </w:r>
-      <w:proofErr w:type="gramEnd"/>
-      <w:r>
-        <w:rPr>
-          <w:szCs w:val="21"/>
-        </w:rPr>
-        <w:t>保体系的1/20</w:t>
+        <w:t>人力成本下降至传统安保体系的1/20</w:t>
       </w:r>
     </w:p>
     <w:p>
@@ -2744,21 +1260,7 @@
         <w:rPr>
           <w:szCs w:val="21"/>
         </w:rPr>
-        <w:t>: Using frontline security personnel as substrates, their cerebral cortex bioelectrical signals were successfully decoded and uploaded to the "</w:t>
-      </w:r>
-      <w:proofErr w:type="spellStart"/>
-      <w:r>
-        <w:rPr>
-          <w:szCs w:val="21"/>
-        </w:rPr>
-        <w:t>Verrp</w:t>
-      </w:r>
-      <w:proofErr w:type="spellEnd"/>
-      <w:r>
-        <w:rPr>
-          <w:szCs w:val="21"/>
-        </w:rPr>
-        <w:t>" cloud platform following the elimination of original personalities via frontal lobe cleansing procedures. Current E-3 units demonstrate:</w:t>
+        <w:t>: Using frontline security personnel as substrates, their cerebral cortex bioelectrical signals were successfully decoded and uploaded to the "Verrp" cloud platform following the elimination of original personalities via frontal lobe cleansing procedures. Current E-3 units demonstrate:</w:t>
       </w:r>
     </w:p>
     <w:p>
@@ -3002,7 +1504,6 @@
     <w:p>
       <w:pPr>
         <w:rPr>
-          <w:rFonts w:hint="eastAsia"/>
           <w:szCs w:val="21"/>
         </w:rPr>
       </w:pPr>
@@ -3090,21 +1591,7 @@
         <w:rPr>
           <w:szCs w:val="21"/>
         </w:rPr>
-        <w:t>上传至"</w:t>
-      </w:r>
-      <w:proofErr w:type="spellStart"/>
-      <w:r>
-        <w:rPr>
-          <w:szCs w:val="21"/>
-        </w:rPr>
-        <w:t>Verrp</w:t>
-      </w:r>
-      <w:proofErr w:type="spellEnd"/>
-      <w:r>
-        <w:rPr>
-          <w:szCs w:val="21"/>
-        </w:rPr>
-        <w:t>"云端的意识碎片呈现非逻辑性重组，表现为：</w:t>
+        <w:t>上传至"Verrp"云端的意识碎片呈现非逻辑性重组，表现为：</w:t>
       </w:r>
     </w:p>
     <w:p>
@@ -3172,21 +1659,7 @@
         <w:rPr>
           <w:szCs w:val="21"/>
         </w:rPr>
-        <w:t>：现有技术对高智商素体的意识抹除存在根本性缺陷。建议拓宽素体筛选范围</w:t>
-      </w:r>
-      <w:proofErr w:type="gramStart"/>
-      <w:r>
-        <w:rPr>
-          <w:szCs w:val="21"/>
-        </w:rPr>
-        <w:t>至以下</w:t>
-      </w:r>
-      <w:proofErr w:type="gramEnd"/>
-      <w:r>
-        <w:rPr>
-          <w:szCs w:val="21"/>
-        </w:rPr>
-        <w:t>群体以降低神经阻抗：</w:t>
+        <w:t>：现有技术对高智商素体的意识抹除存在根本性缺陷。建议拓宽素体筛选范围至以下群体以降低神经阻抗：</w:t>
       </w:r>
     </w:p>
     <w:p>
@@ -3203,21 +1676,7 @@
         <w:rPr>
           <w:szCs w:val="21"/>
         </w:rPr>
-        <w:t>长期昏迷患者（</w:t>
-      </w:r>
-      <w:proofErr w:type="gramStart"/>
-      <w:r>
-        <w:rPr>
-          <w:szCs w:val="21"/>
-        </w:rPr>
-        <w:t>脑活跃</w:t>
-      </w:r>
-      <w:proofErr w:type="gramEnd"/>
-      <w:r>
-        <w:rPr>
-          <w:szCs w:val="21"/>
-        </w:rPr>
-        <w:t>度≤δ波）</w:t>
+        <w:t>长期昏迷患者（脑活跃度≤δ波）</w:t>
       </w:r>
     </w:p>
     <w:p>
@@ -3351,21 +1810,7 @@
         <w:rPr>
           <w:szCs w:val="21"/>
         </w:rPr>
-        <w:t>Consciousness fragments uploaded to "</w:t>
-      </w:r>
-      <w:proofErr w:type="spellStart"/>
-      <w:r>
-        <w:rPr>
-          <w:szCs w:val="21"/>
-        </w:rPr>
-        <w:t>Verrp</w:t>
-      </w:r>
-      <w:proofErr w:type="spellEnd"/>
-      <w:r>
-        <w:rPr>
-          <w:szCs w:val="21"/>
-        </w:rPr>
-        <w:t>" cloud exhibited illogical recombination manifesting as:</w:t>
+        <w:t>Consciousness fragments uploaded to "Verrp" cloud exhibited illogical recombination manifesting as:</w:t>
       </w:r>
     </w:p>
     <w:p>
@@ -3490,7 +1935,6 @@
     <w:p>
       <w:pPr>
         <w:rPr>
-          <w:rFonts w:hint="eastAsia"/>
           <w:b/>
           <w:bCs/>
           <w:szCs w:val="21"/>
@@ -3530,37 +1974,18 @@
     <w:p>
       <w:pPr>
         <w:rPr>
-          <w:rFonts w:hint="eastAsia"/>
-          <w:b/>
-          <w:bCs/>
-          <w:szCs w:val="21"/>
-        </w:rPr>
-      </w:pPr>
-      <w:r>
-        <w:rPr>
-          <w:b/>
-          <w:bCs/>
-          <w:szCs w:val="21"/>
-        </w:rPr>
-        <w:t>主题：恳请加速关键路径推进——伊</w:t>
-      </w:r>
-      <w:proofErr w:type="gramStart"/>
-      <w:r>
-        <w:rPr>
-          <w:b/>
-          <w:bCs/>
-          <w:szCs w:val="21"/>
-        </w:rPr>
-        <w:t>甸</w:t>
-      </w:r>
-      <w:proofErr w:type="gramEnd"/>
-      <w:r>
-        <w:rPr>
-          <w:b/>
-          <w:bCs/>
-          <w:szCs w:val="21"/>
-        </w:rPr>
-        <w:t>项目</w:t>
+          <w:b/>
+          <w:bCs/>
+          <w:szCs w:val="21"/>
+        </w:rPr>
+      </w:pPr>
+      <w:r>
+        <w:rPr>
+          <w:b/>
+          <w:bCs/>
+          <w:szCs w:val="21"/>
+        </w:rPr>
+        <w:t>主题：恳请加速关键路径推进——伊甸项目</w:t>
       </w:r>
       <w:r>
         <w:rPr>
@@ -3586,60 +2011,24 @@
           <w:szCs w:val="21"/>
         </w:rPr>
         <w:br/>
-        <w:t>收件人：</w:t>
-      </w:r>
-      <w:proofErr w:type="gramStart"/>
-      <w:r>
-        <w:rPr>
-          <w:b/>
-          <w:bCs/>
-          <w:szCs w:val="21"/>
-        </w:rPr>
-        <w:t>莉</w:t>
-      </w:r>
-      <w:proofErr w:type="gramEnd"/>
-      <w:r>
-        <w:rPr>
-          <w:b/>
-          <w:bCs/>
-          <w:szCs w:val="21"/>
-        </w:rPr>
-        <w:t>莲</w:t>
-      </w:r>
-    </w:p>
-    <w:p>
-      <w:pPr>
-        <w:rPr>
-          <w:b/>
-          <w:bCs/>
-          <w:szCs w:val="21"/>
-        </w:rPr>
-      </w:pPr>
-      <w:r>
-        <w:rPr>
-          <w:b/>
-          <w:bCs/>
-          <w:szCs w:val="21"/>
-        </w:rPr>
-        <w:t>伊</w:t>
-      </w:r>
-      <w:proofErr w:type="gramStart"/>
-      <w:r>
-        <w:rPr>
-          <w:b/>
-          <w:bCs/>
-          <w:szCs w:val="21"/>
-        </w:rPr>
-        <w:t>甸</w:t>
-      </w:r>
-      <w:proofErr w:type="gramEnd"/>
-      <w:r>
-        <w:rPr>
-          <w:b/>
-          <w:bCs/>
-          <w:szCs w:val="21"/>
-        </w:rPr>
-        <w:t>计划正面临不可持续的阻力。安德森系统性削减第四阶段资金（最新否决：7500万信用点拨款）迫使我们需动员全公司力量。如您所知，领导层的不谐杂音已威胁到我们的核心生存优势。</w:t>
+        <w:t>收件人：莉莲</w:t>
+      </w:r>
+    </w:p>
+    <w:p>
+      <w:pPr>
+        <w:rPr>
+          <w:b/>
+          <w:bCs/>
+          <w:szCs w:val="21"/>
+        </w:rPr>
+      </w:pPr>
+      <w:r>
+        <w:rPr>
+          <w:b/>
+          <w:bCs/>
+          <w:szCs w:val="21"/>
+        </w:rPr>
+        <w:t>伊甸计划正面临不可持续的阻力。安德森系统性削减第四阶段资金（最新否决：7500万信用点拨款）迫使我们需动员全公司力量。如您所知，领导层的不谐杂音已威胁到我们的核心生存优势。</w:t>
       </w:r>
     </w:p>
     <w:p>
@@ -3736,61 +2125,7 @@
           <w:bCs/>
           <w:szCs w:val="21"/>
         </w:rPr>
-        <w:t>择时曝光将迫使安德森转入危机应对模式，使其无力阻挠伊</w:t>
-      </w:r>
-      <w:proofErr w:type="gramStart"/>
-      <w:r>
-        <w:rPr>
-          <w:b/>
-          <w:bCs/>
-          <w:szCs w:val="21"/>
-        </w:rPr>
-        <w:t>甸</w:t>
-      </w:r>
-      <w:proofErr w:type="gramEnd"/>
-      <w:r>
-        <w:rPr>
-          <w:b/>
-          <w:bCs/>
-          <w:szCs w:val="21"/>
-        </w:rPr>
-        <w:t>项目的</w:t>
-      </w:r>
-      <w:proofErr w:type="gramStart"/>
-      <w:r>
-        <w:rPr>
-          <w:b/>
-          <w:bCs/>
-          <w:szCs w:val="21"/>
-        </w:rPr>
-        <w:t>预算覆写请求</w:t>
-      </w:r>
-      <w:proofErr w:type="gramEnd"/>
-      <w:r>
-        <w:rPr>
-          <w:b/>
-          <w:bCs/>
-          <w:szCs w:val="21"/>
-        </w:rPr>
-        <w:t>。建议在第三季度</w:t>
-      </w:r>
-      <w:proofErr w:type="gramStart"/>
-      <w:r>
-        <w:rPr>
-          <w:b/>
-          <w:bCs/>
-          <w:szCs w:val="21"/>
-        </w:rPr>
-        <w:t>财报会议</w:t>
-      </w:r>
-      <w:proofErr w:type="gramEnd"/>
-      <w:r>
-        <w:rPr>
-          <w:b/>
-          <w:bCs/>
-          <w:szCs w:val="21"/>
-        </w:rPr>
-        <w:t>后立即启动第一阶段——届时市场信心最为脆弱。</w:t>
+        <w:t>择时曝光将迫使安德森转入危机应对模式，使其无力阻挠伊甸项目的预算覆写请求。建议在第三季度财报会议后立即启动第一阶段——届时市场信心最为脆弱。</w:t>
       </w:r>
     </w:p>
     <w:p>
@@ -4074,21 +2409,7 @@
         <w:rPr>
           <w:szCs w:val="21"/>
         </w:rPr>
-        <w:t xml:space="preserve">最终归档报告 </w:t>
-      </w:r>
-      <w:proofErr w:type="gramStart"/>
-      <w:r>
-        <w:rPr>
-          <w:szCs w:val="21"/>
-        </w:rPr>
-        <w:t>前集团</w:t>
-      </w:r>
-      <w:proofErr w:type="gramEnd"/>
-      <w:r>
-        <w:rPr>
-          <w:szCs w:val="21"/>
-        </w:rPr>
-        <w:t xml:space="preserve">领导人Andrew先生（享年65岁）于本项目中自愿担任首例永生意识上传体。尽管终极目标（意识云端永续）未达成，其生物神经系统的全维度采样突破为后续研究奠定不可替代的基础： </w:t>
+        <w:t xml:space="preserve">最终归档报告 前集团领导人Andrew先生（享年65岁）于本项目中自愿担任首例永生意识上传体。尽管终极目标（意识云端永续）未达成，其生物神经系统的全维度采样突破为后续研究奠定不可替代的基础： </w:t>
       </w:r>
     </w:p>
     <w:p>
@@ -4261,21 +2582,7 @@
         <w:rPr>
           <w:szCs w:val="21"/>
         </w:rPr>
-        <w:t>确立</w:t>
-      </w:r>
-      <w:proofErr w:type="gramStart"/>
-      <w:r>
-        <w:rPr>
-          <w:szCs w:val="21"/>
-        </w:rPr>
-        <w:t>行业级脑</w:t>
-      </w:r>
-      <w:proofErr w:type="gramEnd"/>
-      <w:r>
-        <w:rPr>
-          <w:szCs w:val="21"/>
-        </w:rPr>
-        <w:t xml:space="preserve">科学伦理豁免标准 </w:t>
+        <w:t xml:space="preserve">确立行业级脑科学伦理豁免标准 </w:t>
       </w:r>
     </w:p>
     <w:p>
@@ -4530,55 +2837,32 @@
         <w:rPr>
           <w:szCs w:val="21"/>
         </w:rPr>
-        <w:t xml:space="preserve">Establish industry </w:t>
-      </w:r>
-      <w:proofErr w:type="spellStart"/>
-      <w:r>
-        <w:rPr>
-          <w:szCs w:val="21"/>
-        </w:rPr>
-        <w:t>neuroethics</w:t>
-      </w:r>
-      <w:proofErr w:type="spellEnd"/>
-      <w:r>
-        <w:rPr>
-          <w:szCs w:val="21"/>
-        </w:rPr>
-        <w:t xml:space="preserve"> exemption standards</w:t>
-      </w:r>
-    </w:p>
-    <w:p>
-      <w:pPr>
-        <w:rPr>
-          <w:szCs w:val="21"/>
-        </w:rPr>
-      </w:pPr>
-      <w:r>
-        <w:rPr>
-          <w:szCs w:val="21"/>
-        </w:rPr>
-        <w:t xml:space="preserve">*Note: Mr. Andrew's neural samples are preserved in Central Vault-01 (Access: Omega). Per testamentary instructions, his biological remains were integrated into the E0 prototype's lubricant </w:t>
-      </w:r>
-      <w:proofErr w:type="gramStart"/>
-      <w:r>
-        <w:rPr>
-          <w:szCs w:val="21"/>
-        </w:rPr>
-        <w:t>formulation.*</w:t>
-      </w:r>
-      <w:proofErr w:type="gramEnd"/>
-    </w:p>
-    <w:p>
-      <w:pPr>
-        <w:rPr>
-          <w:szCs w:val="21"/>
-        </w:rPr>
-      </w:pPr>
-    </w:p>
-    <w:p>
-      <w:pPr>
-        <w:rPr>
-          <w:rFonts w:hint="eastAsia"/>
+        <w:t>Establish industry neuroethics exemption standards</w:t>
+      </w:r>
+    </w:p>
+    <w:p>
+      <w:pPr>
+        <w:rPr>
+          <w:szCs w:val="21"/>
+        </w:rPr>
+      </w:pPr>
+      <w:r>
+        <w:rPr>
+          <w:szCs w:val="21"/>
+        </w:rPr>
+        <w:t>*Note: Mr. Andrew's neural samples are preserved in Central Vault-01 (Access: Omega). Per testamentary instructions, his biological remains were integrated into the E0 prototype's lubricant formulation.*</w:t>
+      </w:r>
+    </w:p>
+    <w:p>
+      <w:pPr>
+        <w:rPr>
+          <w:szCs w:val="21"/>
+        </w:rPr>
+      </w:pPr>
+    </w:p>
+    <w:p>
+      <w:pPr>
+        <w:rPr>
           <w:szCs w:val="21"/>
         </w:rPr>
       </w:pPr>
@@ -4699,19 +2983,11 @@
           <w:szCs w:val="21"/>
         </w:rPr>
       </w:pPr>
-      <w:proofErr w:type="gramStart"/>
-      <w:r>
-        <w:rPr>
-          <w:szCs w:val="21"/>
-        </w:rPr>
-        <w:t>司龄16年</w:t>
-      </w:r>
-      <w:proofErr w:type="gramEnd"/>
-      <w:r>
-        <w:rPr>
-          <w:szCs w:val="21"/>
-        </w:rPr>
-        <w:t>的元老级技术董事</w:t>
+      <w:r>
+        <w:rPr>
+          <w:szCs w:val="21"/>
+        </w:rPr>
+        <w:t>司龄16年的元老级技术董事</w:t>
       </w:r>
     </w:p>
     <w:p>
@@ -4829,21 +3105,7 @@
         <w:rPr>
           <w:szCs w:val="21"/>
         </w:rPr>
-        <w:t>此任命即日生效。董事会期待Lilith女士引领集团重</w:t>
-      </w:r>
-      <w:proofErr w:type="gramStart"/>
-      <w:r>
-        <w:rPr>
-          <w:szCs w:val="21"/>
-        </w:rPr>
-        <w:t>回增长</w:t>
-      </w:r>
-      <w:proofErr w:type="gramEnd"/>
-      <w:r>
-        <w:rPr>
-          <w:szCs w:val="21"/>
-        </w:rPr>
-        <w:t>轨道，同时相信Anderson先生在技术一线将发挥其研发管理专长。</w:t>
+        <w:t>此任命即日生效。董事会期待Lilith女士引领集团重回增长轨道，同时相信Anderson先生在技术一线将发挥其研发管理专长。</w:t>
       </w:r>
     </w:p>
     <w:p>
@@ -5029,21 +3291,7 @@
         <w:rPr>
           <w:szCs w:val="21"/>
         </w:rPr>
-        <w:t>Supporting Eden-</w:t>
-      </w:r>
-      <w:proofErr w:type="gramStart"/>
-      <w:r>
-        <w:rPr>
-          <w:szCs w:val="21"/>
-        </w:rPr>
-        <w:t>4 unit</w:t>
-      </w:r>
-      <w:proofErr w:type="gramEnd"/>
-      <w:r>
-        <w:rPr>
-          <w:szCs w:val="21"/>
-        </w:rPr>
-        <w:t xml:space="preserve"> industrialization</w:t>
+        <w:t>Supporting Eden-4 unit industrialization</w:t>
       </w:r>
     </w:p>
     <w:p>
@@ -5134,19 +3382,11 @@
         </w:rPr>
         <w:t>难道说</w:t>
       </w:r>
-      <w:proofErr w:type="spellStart"/>
-      <w:r>
-        <w:rPr>
-          <w:szCs w:val="21"/>
-        </w:rPr>
-        <w:t>Verrp</w:t>
-      </w:r>
-      <w:proofErr w:type="spellEnd"/>
-      <w:r>
-        <w:rPr>
-          <w:szCs w:val="21"/>
-        </w:rPr>
-        <w:t>公司的机器人拥有灵魂？</w:t>
+      <w:r>
+        <w:rPr>
+          <w:szCs w:val="21"/>
+        </w:rPr>
+        <w:t>Verrp公司的机器人拥有灵魂？</w:t>
       </w:r>
     </w:p>
     <w:p>
@@ -5193,49 +3433,7 @@
         <w:rPr>
           <w:szCs w:val="21"/>
         </w:rPr>
-        <w:t xml:space="preserve"> 埃琳</w:t>
-      </w:r>
-      <w:proofErr w:type="gramStart"/>
-      <w:r>
-        <w:rPr>
-          <w:szCs w:val="21"/>
-        </w:rPr>
-        <w:t>娜</w:t>
-      </w:r>
-      <w:proofErr w:type="gramEnd"/>
-      <w:r>
-        <w:rPr>
-          <w:szCs w:val="21"/>
-        </w:rPr>
-        <w:t>）当</w:t>
-      </w:r>
-      <w:proofErr w:type="spellStart"/>
-      <w:r>
-        <w:rPr>
-          <w:szCs w:val="21"/>
-        </w:rPr>
-        <w:t>Verrp</w:t>
-      </w:r>
-      <w:proofErr w:type="spellEnd"/>
-      <w:r>
-        <w:rPr>
-          <w:szCs w:val="21"/>
-        </w:rPr>
-        <w:t>公司</w:t>
-      </w:r>
-      <w:proofErr w:type="gramStart"/>
-      <w:r>
-        <w:rPr>
-          <w:szCs w:val="21"/>
-        </w:rPr>
-        <w:t>最</w:t>
-      </w:r>
-      <w:proofErr w:type="gramEnd"/>
-      <w:r>
-        <w:rPr>
-          <w:szCs w:val="21"/>
-        </w:rPr>
-        <w:t>新安保机器人E-4在市政厅突发事件中，以未编程的侧身滑步为儿童挡下坠落的吊灯时，围观者惊呼“它好像有灵魂！”对此，CEO Lilith在今日专访中给出技术解释：</w:t>
+        <w:t xml:space="preserve"> 埃琳娜）当Verrp公司最新安保机器人E-4在市政厅突发事件中，以未编程的侧身滑步为儿童挡下坠落的吊灯时，围观者惊呼“它好像有灵魂！”对此，CEO Lilith在今日专访中给出技术解释：</w:t>
       </w:r>
     </w:p>
     <w:p>
@@ -5350,7 +3548,6 @@
     <w:p>
       <w:pPr>
         <w:rPr>
-          <w:rFonts w:hint="eastAsia"/>
           <w:szCs w:val="21"/>
         </w:rPr>
       </w:pPr>
@@ -5365,21 +3562,7 @@
         <w:rPr>
           <w:szCs w:val="21"/>
         </w:rPr>
-        <w:t>37</w:t>
-      </w:r>
-      <w:proofErr w:type="gramStart"/>
-      <w:r>
-        <w:rPr>
-          <w:szCs w:val="21"/>
-        </w:rPr>
-        <w:t>国部署</w:t>
-      </w:r>
-      <w:proofErr w:type="gramEnd"/>
-      <w:r>
-        <w:rPr>
-          <w:szCs w:val="21"/>
-        </w:rPr>
-        <w:t>E系列机器人。当被问及意识上传传闻，Lilith正色道：“我们只创造工具。”</w:t>
+        <w:t>37国部署E系列机器人。当被问及意识上传传闻，Lilith正色道：“我们只创造工具。”</w:t>
       </w:r>
     </w:p>
     <w:p>
@@ -5402,25 +3585,7 @@
           <w:szCs w:val="21"/>
         </w:rPr>
         <w:lastRenderedPageBreak/>
-        <w:t xml:space="preserve">Could </w:t>
-      </w:r>
-      <w:proofErr w:type="spellStart"/>
-      <w:r>
-        <w:rPr>
-          <w:b/>
-          <w:bCs/>
-          <w:szCs w:val="21"/>
-        </w:rPr>
-        <w:t>Verrp</w:t>
-      </w:r>
-      <w:proofErr w:type="spellEnd"/>
-      <w:r>
-        <w:rPr>
-          <w:b/>
-          <w:bCs/>
-          <w:szCs w:val="21"/>
-        </w:rPr>
-        <w:t xml:space="preserve"> Corporation's Robots Possess Souls?</w:t>
+        <w:t>Could Verrp Corporation's Robots Possess Souls?</w:t>
       </w:r>
       <w:r>
         <w:rPr>
@@ -5433,7 +3598,6 @@
     <w:p>
       <w:pPr>
         <w:rPr>
-          <w:rFonts w:hint="eastAsia"/>
           <w:szCs w:val="21"/>
         </w:rPr>
       </w:pPr>
@@ -5465,21 +3629,7 @@
         <w:rPr>
           <w:szCs w:val="21"/>
         </w:rPr>
-        <w:t xml:space="preserve">When </w:t>
-      </w:r>
-      <w:proofErr w:type="spellStart"/>
-      <w:r>
-        <w:rPr>
-          <w:szCs w:val="21"/>
-        </w:rPr>
-        <w:t>Verrp's</w:t>
-      </w:r>
-      <w:proofErr w:type="spellEnd"/>
-      <w:r>
-        <w:rPr>
-          <w:szCs w:val="21"/>
-        </w:rPr>
-        <w:t xml:space="preserve"> latest E-4 security robot executed an unprogrammed sidestep maneuver to shield a child from a falling chandelier during a city hall incident, bystanders gasped, "It seemed to have a soul!" In today's exclusive interview, CEO Lilith provided a technical explanation:</w:t>
+        <w:t>When Verrp's latest E-4 security robot executed an unprogrammed sidestep maneuver to shield a child from a falling chandelier during a city hall incident, bystanders gasped, "It seemed to have a soul!" In today's exclusive interview, CEO Lilith provided a technical explanation:</w:t>
       </w:r>
     </w:p>
     <w:p>
@@ -5646,35 +3796,7 @@
         <w:rPr>
           <w:szCs w:val="21"/>
         </w:rPr>
-        <w:t>鉴于您在安保总长任内的卓越贡献（重大事故率连续</w:t>
-      </w:r>
-      <w:proofErr w:type="gramStart"/>
-      <w:r>
-        <w:rPr>
-          <w:szCs w:val="21"/>
-        </w:rPr>
-        <w:t>11</w:t>
-      </w:r>
-      <w:proofErr w:type="gramEnd"/>
-      <w:r>
-        <w:rPr>
-          <w:szCs w:val="21"/>
-        </w:rPr>
-        <w:t>季度保持0%），经董事会特别决议，现</w:t>
-      </w:r>
-      <w:proofErr w:type="gramStart"/>
-      <w:r>
-        <w:rPr>
-          <w:szCs w:val="21"/>
-        </w:rPr>
-        <w:t>作出</w:t>
-      </w:r>
-      <w:proofErr w:type="gramEnd"/>
-      <w:r>
-        <w:rPr>
-          <w:szCs w:val="21"/>
-        </w:rPr>
-        <w:t>以下人事调整：</w:t>
+        <w:t>鉴于您在安保总长任内的卓越贡献（重大事故率连续11季度保持0%），经董事会特别决议，现作出以下人事调整：</w:t>
       </w:r>
     </w:p>
     <w:p>
@@ -5687,23 +3809,13 @@
           <w:szCs w:val="21"/>
         </w:rPr>
       </w:pPr>
-      <w:proofErr w:type="gramStart"/>
-      <w:r>
-        <w:rPr>
-          <w:b/>
-          <w:bCs/>
-          <w:szCs w:val="21"/>
-        </w:rPr>
-        <w:t>晋升您</w:t>
-      </w:r>
-      <w:proofErr w:type="gramEnd"/>
-      <w:r>
-        <w:rPr>
-          <w:b/>
-          <w:bCs/>
-          <w:szCs w:val="21"/>
-        </w:rPr>
-        <w:t>为实验室安保总监（Security Director, Lab Division）</w:t>
+      <w:r>
+        <w:rPr>
+          <w:b/>
+          <w:bCs/>
+          <w:szCs w:val="21"/>
+        </w:rPr>
+        <w:t>晋升您为实验室安保总监（Security Director, Lab Division）</w:t>
       </w:r>
     </w:p>
     <w:p>
@@ -5820,35 +3932,7 @@
         <w:rPr>
           <w:szCs w:val="21"/>
         </w:rPr>
-        <w:t>实验室作为公司战略要冲，其新型安保</w:t>
-      </w:r>
-      <w:proofErr w:type="gramStart"/>
-      <w:r>
-        <w:rPr>
-          <w:szCs w:val="21"/>
-        </w:rPr>
-        <w:t>体系需您深厚</w:t>
-      </w:r>
-      <w:proofErr w:type="gramEnd"/>
-      <w:r>
-        <w:rPr>
-          <w:szCs w:val="21"/>
-        </w:rPr>
-        <w:t>的经验奠基。此任命既是认可，更寄托着对您引领技术安</w:t>
-      </w:r>
-      <w:proofErr w:type="gramStart"/>
-      <w:r>
-        <w:rPr>
-          <w:szCs w:val="21"/>
-        </w:rPr>
-        <w:t>防革命</w:t>
-      </w:r>
-      <w:proofErr w:type="gramEnd"/>
-      <w:r>
-        <w:rPr>
-          <w:szCs w:val="21"/>
-        </w:rPr>
-        <w:t>的期待。</w:t>
+        <w:t>实验室作为公司战略要冲，其新型安保体系需您深厚的经验奠基。此任命既是认可，更寄托着对您引领技术安防革命的期待。</w:t>
       </w:r>
     </w:p>
     <w:p>
@@ -6177,7 +4261,6 @@
     <w:p>
       <w:pPr>
         <w:rPr>
-          <w:rFonts w:hint="eastAsia"/>
           <w:sz w:val="32"/>
           <w:szCs w:val="32"/>
         </w:rPr>
@@ -6208,48 +4291,15 @@
     <w:p>
       <w:pPr>
         <w:rPr>
-          <w:rFonts w:hint="eastAsia"/>
-          <w:szCs w:val="21"/>
-        </w:rPr>
-      </w:pPr>
-      <w:r>
-        <w:rPr>
-          <w:rFonts w:hint="eastAsia"/>
-          <w:szCs w:val="21"/>
-        </w:rPr>
-        <w:t>1（最开始</w:t>
-      </w:r>
-      <w:proofErr w:type="spellStart"/>
-      <w:r>
-        <w:rPr>
-          <w:rFonts w:hint="eastAsia"/>
-          <w:szCs w:val="21"/>
-        </w:rPr>
-        <w:t>lilith</w:t>
-      </w:r>
-      <w:proofErr w:type="spellEnd"/>
-      <w:r>
-        <w:rPr>
-          <w:rFonts w:hint="eastAsia"/>
-          <w:szCs w:val="21"/>
-        </w:rPr>
-        <w:t>房间内，玩家看到</w:t>
-      </w:r>
-      <w:proofErr w:type="spellStart"/>
-      <w:r>
-        <w:rPr>
-          <w:rFonts w:hint="eastAsia"/>
-          <w:szCs w:val="21"/>
-        </w:rPr>
-        <w:t>lilith</w:t>
-      </w:r>
-      <w:proofErr w:type="spellEnd"/>
-      <w:r>
-        <w:rPr>
-          <w:rFonts w:hint="eastAsia"/>
-          <w:szCs w:val="21"/>
-        </w:rPr>
-        <w:t>进入大门后）“我们现在没有权限进入，试着去找一下门禁主密钥（</w:t>
+          <w:szCs w:val="21"/>
+        </w:rPr>
+      </w:pPr>
+      <w:r>
+        <w:rPr>
+          <w:rFonts w:hint="eastAsia"/>
+          <w:szCs w:val="21"/>
+        </w:rPr>
+        <w:t>1（最开始lilith房间内，玩家看到lilith进入大门后）“我们现在没有权限进入，试着去找一下门禁主密钥（</w:t>
       </w:r>
       <w:r>
         <w:rPr>
@@ -6268,6 +4318,22 @@
     <w:p>
       <w:pPr>
         <w:rPr>
+          <w:rFonts w:hint="eastAsia"/>
+          <w:szCs w:val="21"/>
+        </w:rPr>
+      </w:pPr>
+      <w:r>
+        <w:rPr>
+          <w:b/>
+          <w:bCs/>
+          <w:szCs w:val="21"/>
+        </w:rPr>
+        <w:t>We're locked out. Find that master key </w:t>
+      </w:r>
+    </w:p>
+    <w:p>
+      <w:pPr>
+        <w:rPr>
           <w:szCs w:val="21"/>
         </w:rPr>
       </w:pPr>
@@ -6288,6 +4354,80 @@
       </w:pPr>
       <w:r>
         <w:rPr>
+          <w:b/>
+          <w:bCs/>
+          <w:szCs w:val="21"/>
+        </w:rPr>
+        <w:t>There's got to be keycards or passwords around here. Can't leave</w:t>
+      </w:r>
+      <w:r>
+        <w:rPr>
+          <w:rFonts w:hint="eastAsia"/>
+          <w:b/>
+          <w:bCs/>
+          <w:szCs w:val="21"/>
+        </w:rPr>
+        <w:t xml:space="preserve"> here</w:t>
+      </w:r>
+      <w:r>
+        <w:rPr>
+          <w:b/>
+          <w:bCs/>
+          <w:szCs w:val="21"/>
+        </w:rPr>
+        <w:t xml:space="preserve"> </w:t>
+      </w:r>
+      <w:r>
+        <w:rPr>
+          <w:b/>
+          <w:bCs/>
+          <w:szCs w:val="21"/>
+        </w:rPr>
+        <w:t>without</w:t>
+      </w:r>
+      <w:r>
+        <w:rPr>
+          <w:rFonts w:hint="eastAsia"/>
+          <w:b/>
+          <w:bCs/>
+          <w:szCs w:val="21"/>
+        </w:rPr>
+        <w:t xml:space="preserve"> </w:t>
+      </w:r>
+      <w:r>
+        <w:rPr>
+          <w:b/>
+          <w:bCs/>
+          <w:szCs w:val="21"/>
+        </w:rPr>
+        <w:t>t</w:t>
+      </w:r>
+      <w:r>
+        <w:rPr>
+          <w:rFonts w:hint="eastAsia"/>
+          <w:b/>
+          <w:bCs/>
+          <w:szCs w:val="21"/>
+        </w:rPr>
+        <w:t>h</w:t>
+      </w:r>
+      <w:r>
+        <w:rPr>
+          <w:b/>
+          <w:bCs/>
+          <w:szCs w:val="21"/>
+        </w:rPr>
+        <w:t>em.</w:t>
+      </w:r>
+    </w:p>
+    <w:p>
+      <w:pPr>
+        <w:rPr>
+          <w:szCs w:val="21"/>
+        </w:rPr>
+      </w:pPr>
+      <w:r>
+        <w:rPr>
           <w:rFonts w:hint="eastAsia"/>
           <w:szCs w:val="21"/>
         </w:rPr>
@@ -6318,6 +4458,22 @@
     <w:p>
       <w:pPr>
         <w:rPr>
+          <w:rFonts w:hint="eastAsia"/>
+          <w:szCs w:val="21"/>
+        </w:rPr>
+      </w:pPr>
+      <w:r>
+        <w:rPr>
+          <w:b/>
+          <w:bCs/>
+          <w:szCs w:val="21"/>
+        </w:rPr>
+        <w:t>So that's how it all went down that night...</w:t>
+      </w:r>
+    </w:p>
+    <w:p>
+      <w:pPr>
+        <w:rPr>
           <w:szCs w:val="21"/>
         </w:rPr>
       </w:pPr>
@@ -6332,6 +4488,22 @@
     <w:p>
       <w:pPr>
         <w:rPr>
+          <w:rFonts w:hint="eastAsia"/>
+          <w:szCs w:val="21"/>
+        </w:rPr>
+      </w:pPr>
+      <w:r>
+        <w:rPr>
+          <w:b/>
+          <w:bCs/>
+          <w:szCs w:val="21"/>
+        </w:rPr>
+        <w:t>E-3s moving like live soldiers now. God knows what E-4 can do.</w:t>
+      </w:r>
+    </w:p>
+    <w:p>
+      <w:pPr>
+        <w:rPr>
           <w:szCs w:val="21"/>
         </w:rPr>
       </w:pPr>
@@ -6374,6 +4546,22 @@
     <w:p>
       <w:pPr>
         <w:rPr>
+          <w:rFonts w:hint="eastAsia"/>
+          <w:szCs w:val="21"/>
+        </w:rPr>
+      </w:pPr>
+      <w:r>
+        <w:rPr>
+          <w:b/>
+          <w:bCs/>
+          <w:szCs w:val="21"/>
+        </w:rPr>
+        <w:t>I'll always regret not witnessing that experiment firsthand.</w:t>
+      </w:r>
+    </w:p>
+    <w:p>
+      <w:pPr>
+        <w:rPr>
           <w:szCs w:val="21"/>
         </w:rPr>
       </w:pPr>
@@ -6388,47 +4576,80 @@
     <w:p>
       <w:pPr>
         <w:rPr>
-          <w:szCs w:val="21"/>
-        </w:rPr>
-      </w:pPr>
-      <w:r>
-        <w:rPr>
-          <w:rFonts w:hint="eastAsia"/>
-          <w:szCs w:val="21"/>
-        </w:rPr>
-        <w:t>7（玩家阅读</w:t>
-      </w:r>
-      <w:proofErr w:type="spellStart"/>
-      <w:r>
-        <w:rPr>
-          <w:rFonts w:hint="eastAsia"/>
-          <w:szCs w:val="21"/>
-        </w:rPr>
-        <w:t>andrew</w:t>
-      </w:r>
-      <w:proofErr w:type="spellEnd"/>
-      <w:r>
-        <w:rPr>
-          <w:rFonts w:hint="eastAsia"/>
-          <w:szCs w:val="21"/>
-        </w:rPr>
-        <w:t>雕像简介后）“他的</w:t>
-      </w:r>
-      <w:proofErr w:type="gramStart"/>
-      <w:r>
-        <w:rPr>
-          <w:rFonts w:hint="eastAsia"/>
-          <w:szCs w:val="21"/>
-        </w:rPr>
-        <w:t>一</w:t>
-      </w:r>
-      <w:proofErr w:type="gramEnd"/>
-      <w:r>
-        <w:rPr>
-          <w:rFonts w:hint="eastAsia"/>
-          <w:szCs w:val="21"/>
-        </w:rPr>
-        <w:t>小步，我的一大步。”</w:t>
+          <w:rFonts w:hint="eastAsia"/>
+          <w:szCs w:val="21"/>
+        </w:rPr>
+      </w:pPr>
+      <w:r>
+        <w:rPr>
+          <w:b/>
+          <w:bCs/>
+          <w:szCs w:val="21"/>
+        </w:rPr>
+        <w:t>Time for the final move.</w:t>
+      </w:r>
+      <w:r>
+        <w:rPr>
+          <w:rFonts w:hint="eastAsia"/>
+          <w:b/>
+          <w:bCs/>
+          <w:szCs w:val="21"/>
+        </w:rPr>
+        <w:t>Insert me</w:t>
+      </w:r>
+      <w:r>
+        <w:rPr>
+          <w:b/>
+          <w:bCs/>
+          <w:szCs w:val="21"/>
+        </w:rPr>
+        <w:t>. Our business concludes... </w:t>
+      </w:r>
+      <w:r>
+        <w:rPr>
+          <w:b/>
+          <w:bCs/>
+          <w:i/>
+          <w:iCs/>
+          <w:szCs w:val="21"/>
+        </w:rPr>
+        <w:t>now</w:t>
+      </w:r>
+      <w:r>
+        <w:rPr>
+          <w:b/>
+          <w:bCs/>
+          <w:szCs w:val="21"/>
+        </w:rPr>
+        <w:t>.</w:t>
+      </w:r>
+    </w:p>
+    <w:p>
+      <w:pPr>
+        <w:rPr>
+          <w:szCs w:val="21"/>
+        </w:rPr>
+      </w:pPr>
+      <w:r>
+        <w:rPr>
+          <w:rFonts w:hint="eastAsia"/>
+          <w:szCs w:val="21"/>
+        </w:rPr>
+        <w:t>7（玩家阅读andrew雕像简介后）“他的一小步，我的一大步。”</w:t>
+      </w:r>
+    </w:p>
+    <w:p>
+      <w:pPr>
+        <w:rPr>
+          <w:rFonts w:hint="eastAsia"/>
+          <w:szCs w:val="21"/>
+        </w:rPr>
+      </w:pPr>
+      <w:r>
+        <w:rPr>
+          <w:szCs w:val="21"/>
+        </w:rPr>
+        <w:t>His first step... became my great leap.</w:t>
       </w:r>
     </w:p>
     <w:p>
@@ -6448,6 +4669,39 @@
     <w:p>
       <w:pPr>
         <w:rPr>
+          <w:rFonts w:hint="eastAsia"/>
+          <w:szCs w:val="21"/>
+        </w:rPr>
+      </w:pPr>
+      <w:r>
+        <w:rPr>
+          <w:b/>
+          <w:bCs/>
+          <w:szCs w:val="21"/>
+        </w:rPr>
+        <w:t>A pity Dr. Sibyl couldn't yield greater dividends for the company before her</w:t>
+      </w:r>
+      <w:r>
+        <w:rPr>
+          <w:rFonts w:hint="eastAsia"/>
+          <w:b/>
+          <w:bCs/>
+          <w:szCs w:val="21"/>
+        </w:rPr>
+        <w:t xml:space="preserve"> </w:t>
+      </w:r>
+      <w:r>
+        <w:rPr>
+          <w:b/>
+          <w:bCs/>
+          <w:szCs w:val="21"/>
+        </w:rPr>
+        <w:t>transition.</w:t>
+      </w:r>
+    </w:p>
+    <w:p>
+      <w:pPr>
+        <w:rPr>
           <w:szCs w:val="21"/>
         </w:rPr>
       </w:pPr>
@@ -6499,6 +4753,39 @@
     <w:p>
       <w:pPr>
         <w:rPr>
+          <w:rFonts w:hint="eastAsia"/>
+          <w:szCs w:val="21"/>
+        </w:rPr>
+      </w:pPr>
+      <w:r>
+        <w:rPr>
+          <w:b/>
+          <w:bCs/>
+          <w:szCs w:val="21"/>
+        </w:rPr>
+        <w:t xml:space="preserve">The Prodigy... that echo feels </w:t>
+      </w:r>
+      <w:r>
+        <w:rPr>
+          <w:rFonts w:hint="eastAsia"/>
+          <w:b/>
+          <w:bCs/>
+          <w:szCs w:val="21"/>
+        </w:rPr>
+        <w:t>long time ago</w:t>
+      </w:r>
+      <w:r>
+        <w:rPr>
+          <w:b/>
+          <w:bCs/>
+          <w:szCs w:val="21"/>
+        </w:rPr>
+        <w:t>.</w:t>
+      </w:r>
+    </w:p>
+    <w:p>
+      <w:pPr>
+        <w:rPr>
           <w:szCs w:val="21"/>
         </w:rPr>
       </w:pPr>
@@ -6534,6 +4821,22 @@
     <w:p>
       <w:pPr>
         <w:rPr>
+          <w:rFonts w:hint="eastAsia"/>
+          <w:szCs w:val="21"/>
+        </w:rPr>
+      </w:pPr>
+      <w:r>
+        <w:rPr>
+          <w:b/>
+          <w:bCs/>
+          <w:szCs w:val="21"/>
+        </w:rPr>
+        <w:t>Your methods are effective, I'll grant that—but aggressively costly.</w:t>
+      </w:r>
+    </w:p>
+    <w:p>
+      <w:pPr>
+        <w:rPr>
           <w:szCs w:val="21"/>
         </w:rPr>
       </w:pPr>
@@ -6548,6 +4851,22 @@
     <w:p>
       <w:pPr>
         <w:rPr>
+          <w:rFonts w:hint="eastAsia"/>
+          <w:szCs w:val="21"/>
+        </w:rPr>
+      </w:pPr>
+      <w:r>
+        <w:rPr>
+          <w:b/>
+          <w:bCs/>
+          <w:szCs w:val="21"/>
+        </w:rPr>
+        <w:t>Let the clown have her final show tonight.</w:t>
+      </w:r>
+    </w:p>
+    <w:p>
+      <w:pPr>
+        <w:rPr>
           <w:szCs w:val="21"/>
         </w:rPr>
       </w:pPr>
@@ -6569,21 +4888,94 @@
           <w:rFonts w:hint="eastAsia"/>
           <w:szCs w:val="21"/>
         </w:rPr>
-        <w:t>已经到这一步了吗。不过窃取他人果实的人，最终会受到报应的。”</w:t>
-      </w:r>
-    </w:p>
-    <w:p>
-      <w:pPr>
-        <w:rPr>
-          <w:szCs w:val="21"/>
-        </w:rPr>
-      </w:pPr>
-      <w:r>
-        <w:rPr>
-          <w:rFonts w:hint="eastAsia"/>
-          <w:szCs w:val="21"/>
-        </w:rPr>
-        <w:t>13（玩家阅读辅助文档3后）“晋升通知，得了便宜还卖乖，像他这种人，能为公司添砖加瓦就已经是他的福报了。”</w:t>
+        <w:t>已经到这一步了吗。不过窃取他人</w:t>
+      </w:r>
+      <w:r>
+        <w:rPr>
+          <w:rFonts w:hint="eastAsia"/>
+          <w:szCs w:val="21"/>
+        </w:rPr>
+        <w:t>成果</w:t>
+      </w:r>
+      <w:r>
+        <w:rPr>
+          <w:rFonts w:hint="eastAsia"/>
+          <w:szCs w:val="21"/>
+        </w:rPr>
+        <w:t>的人，最终会受到报应的。”</w:t>
+      </w:r>
+    </w:p>
+    <w:p>
+      <w:pPr>
+        <w:rPr>
+          <w:rFonts w:hint="eastAsia"/>
+          <w:szCs w:val="21"/>
+        </w:rPr>
+      </w:pPr>
+      <w:r>
+        <w:rPr>
+          <w:b/>
+          <w:bCs/>
+          <w:szCs w:val="21"/>
+        </w:rPr>
+        <w:t xml:space="preserve">E-4 already? How far she's pushed </w:t>
+      </w:r>
+      <w:r>
+        <w:rPr>
+          <w:rFonts w:hint="eastAsia"/>
+          <w:b/>
+          <w:bCs/>
+          <w:szCs w:val="21"/>
+        </w:rPr>
+        <w:t>Eden</w:t>
+      </w:r>
+      <w:r>
+        <w:rPr>
+          <w:b/>
+          <w:bCs/>
+          <w:szCs w:val="21"/>
+        </w:rPr>
+        <w:t>'s legacy... Karma comes for thieves</w:t>
+      </w:r>
+      <w:r>
+        <w:rPr>
+          <w:rFonts w:hint="eastAsia"/>
+          <w:b/>
+          <w:bCs/>
+          <w:szCs w:val="21"/>
+        </w:rPr>
+        <w:t>.</w:t>
+      </w:r>
+    </w:p>
+    <w:p>
+      <w:pPr>
+        <w:rPr>
+          <w:szCs w:val="21"/>
+        </w:rPr>
+      </w:pPr>
+      <w:r>
+        <w:rPr>
+          <w:rFonts w:hint="eastAsia"/>
+          <w:szCs w:val="21"/>
+        </w:rPr>
+        <w:t>13（玩家阅读辅助文档3后）“像他这种人，能为公司添砖加瓦就已经是他的福报了。”</w:t>
+      </w:r>
+    </w:p>
+    <w:p>
+      <w:pPr>
+        <w:rPr>
+          <w:rFonts w:hint="eastAsia"/>
+          <w:szCs w:val="21"/>
+        </w:rPr>
+      </w:pPr>
+      <w:r>
+        <w:rPr>
+          <w:b/>
+          <w:bCs/>
+          <w:szCs w:val="21"/>
+        </w:rPr>
+        <w:lastRenderedPageBreak/>
+        <w:t>For grunts like him, adding concrete to the company's foundation is the only privilege he deserves before being scrapped.</w:t>
       </w:r>
     </w:p>
     <w:p>
@@ -6603,31 +4995,48 @@
     <w:p>
       <w:pPr>
         <w:rPr>
-          <w:szCs w:val="21"/>
-        </w:rPr>
-      </w:pPr>
-      <w:r>
-        <w:rPr>
-          <w:rFonts w:hint="eastAsia"/>
-          <w:szCs w:val="21"/>
-        </w:rPr>
-        <w:t>15（</w:t>
-      </w:r>
-      <w:proofErr w:type="gramStart"/>
-      <w:r>
-        <w:rPr>
-          <w:rFonts w:hint="eastAsia"/>
-          <w:szCs w:val="21"/>
-        </w:rPr>
-        <w:t>玩家未</w:t>
-      </w:r>
-      <w:proofErr w:type="gramEnd"/>
-      <w:r>
-        <w:rPr>
-          <w:rFonts w:hint="eastAsia"/>
-          <w:szCs w:val="21"/>
-        </w:rPr>
-        <w:t>杀死judas</w:t>
+          <w:rFonts w:hint="eastAsia"/>
+          <w:szCs w:val="21"/>
+        </w:rPr>
+      </w:pPr>
+      <w:r>
+        <w:rPr>
+          <w:b/>
+          <w:bCs/>
+          <w:szCs w:val="21"/>
+        </w:rPr>
+        <w:t xml:space="preserve">Good to have you with me. I'll make this right when </w:t>
+      </w:r>
+      <w:r>
+        <w:rPr>
+          <w:rFonts w:hint="eastAsia"/>
+          <w:b/>
+          <w:bCs/>
+          <w:szCs w:val="21"/>
+        </w:rPr>
+        <w:t xml:space="preserve">everything is </w:t>
+      </w:r>
+      <w:r>
+        <w:rPr>
+          <w:b/>
+          <w:bCs/>
+          <w:szCs w:val="21"/>
+        </w:rPr>
+        <w:t>over.</w:t>
+      </w:r>
+    </w:p>
+    <w:p>
+      <w:pPr>
+        <w:rPr>
+          <w:szCs w:val="21"/>
+        </w:rPr>
+      </w:pPr>
+      <w:r>
+        <w:rPr>
+          <w:rFonts w:hint="eastAsia"/>
+          <w:szCs w:val="21"/>
+        </w:rPr>
+        <w:t>15（玩家未杀死judas</w:t>
       </w:r>
       <w:r>
         <w:rPr>
@@ -6661,6 +5070,22 @@
     <w:p>
       <w:pPr>
         <w:rPr>
+          <w:rFonts w:hint="eastAsia"/>
+          <w:szCs w:val="21"/>
+        </w:rPr>
+      </w:pPr>
+      <w:r>
+        <w:rPr>
+          <w:b/>
+          <w:bCs/>
+          <w:szCs w:val="21"/>
+        </w:rPr>
+        <w:t>Seems our partnership's not the flawless machine I envisioned. You carry... independent variables.</w:t>
+      </w:r>
+    </w:p>
+    <w:p>
+      <w:pPr>
+        <w:rPr>
           <w:szCs w:val="21"/>
         </w:rPr>
       </w:pPr>
@@ -6745,78 +5170,86 @@
     <w:p>
       <w:pPr>
         <w:rPr>
-          <w:szCs w:val="21"/>
-        </w:rPr>
-      </w:pPr>
-      <w:r>
-        <w:rPr>
-          <w:rFonts w:hint="eastAsia"/>
-          <w:szCs w:val="21"/>
-        </w:rPr>
-        <w:t>17（玩家打开</w:t>
-      </w:r>
-      <w:proofErr w:type="spellStart"/>
-      <w:r>
-        <w:rPr>
-          <w:rFonts w:hint="eastAsia"/>
-          <w:szCs w:val="21"/>
-        </w:rPr>
-        <w:t>lilith</w:t>
-      </w:r>
-      <w:proofErr w:type="spellEnd"/>
-      <w:r>
-        <w:rPr>
-          <w:rFonts w:hint="eastAsia"/>
-          <w:szCs w:val="21"/>
-        </w:rPr>
-        <w:t>房间秘密大门后来到boss场地前）“最后的决战了，你确定你准备好了吗？”</w:t>
-      </w:r>
-    </w:p>
-    <w:p>
-      <w:pPr>
-        <w:rPr>
-          <w:rFonts w:hint="eastAsia"/>
-          <w:szCs w:val="21"/>
-        </w:rPr>
-      </w:pPr>
-      <w:r>
-        <w:rPr>
-          <w:rFonts w:hint="eastAsia"/>
-          <w:szCs w:val="21"/>
-        </w:rPr>
-        <w:t>18（</w:t>
-      </w:r>
-      <w:proofErr w:type="gramStart"/>
-      <w:r>
-        <w:rPr>
-          <w:rFonts w:hint="eastAsia"/>
-          <w:szCs w:val="21"/>
-        </w:rPr>
-        <w:t>玩家未</w:t>
-      </w:r>
-      <w:proofErr w:type="gramEnd"/>
-      <w:r>
-        <w:rPr>
-          <w:rFonts w:hint="eastAsia"/>
-          <w:szCs w:val="21"/>
-        </w:rPr>
-        <w:t>拥有地雷时打败boss第一阶段）“我能尝试骇入它们的神经网络连接系统了，你可以对它们使用读心来让他们暂时</w:t>
-      </w:r>
-      <w:proofErr w:type="gramStart"/>
-      <w:r>
-        <w:rPr>
-          <w:rFonts w:hint="eastAsia"/>
-          <w:szCs w:val="21"/>
-        </w:rPr>
-        <w:t>宕</w:t>
-      </w:r>
-      <w:proofErr w:type="gramEnd"/>
-      <w:r>
-        <w:rPr>
-          <w:rFonts w:hint="eastAsia"/>
-          <w:szCs w:val="21"/>
-        </w:rPr>
-        <w:t>机。”</w:t>
+          <w:rFonts w:hint="eastAsia"/>
+          <w:szCs w:val="21"/>
+        </w:rPr>
+      </w:pPr>
+      <w:r>
+        <w:rPr>
+          <w:b/>
+          <w:bCs/>
+          <w:szCs w:val="21"/>
+        </w:rPr>
+        <w:t>Silence the traitor! His corporate treason bleeds this company—put him down!</w:t>
+      </w:r>
+    </w:p>
+    <w:p>
+      <w:pPr>
+        <w:rPr>
+          <w:szCs w:val="21"/>
+        </w:rPr>
+      </w:pPr>
+      <w:r>
+        <w:rPr>
+          <w:rFonts w:hint="eastAsia"/>
+          <w:szCs w:val="21"/>
+        </w:rPr>
+        <w:t>17（玩家打开lilith房间秘密大门后来到boss场地前）“最后的决战了，你确定你准备好了吗？”</w:t>
+      </w:r>
+    </w:p>
+    <w:p>
+      <w:pPr>
+        <w:rPr>
+          <w:rFonts w:hint="eastAsia"/>
+          <w:szCs w:val="21"/>
+        </w:rPr>
+      </w:pPr>
+      <w:r>
+        <w:rPr>
+          <w:b/>
+          <w:bCs/>
+          <w:szCs w:val="21"/>
+        </w:rPr>
+        <w:t>This is the last door. Are your nerves calibrated for what's beyond?</w:t>
+      </w:r>
+    </w:p>
+    <w:p>
+      <w:pPr>
+        <w:rPr>
+          <w:szCs w:val="21"/>
+        </w:rPr>
+      </w:pPr>
+      <w:r>
+        <w:rPr>
+          <w:rFonts w:hint="eastAsia"/>
+          <w:szCs w:val="21"/>
+        </w:rPr>
+        <w:t>18（玩家未拥有地雷时打败boss第一阶段）“我能尝试骇入它们的神经网络连接系统了，你可以对它们使用读心来让他们暂时宕机。”</w:t>
+      </w:r>
+    </w:p>
+    <w:p>
+      <w:pPr>
+        <w:rPr>
+          <w:rFonts w:hint="eastAsia"/>
+          <w:szCs w:val="21"/>
+        </w:rPr>
+      </w:pPr>
+      <w:r>
+        <w:rPr>
+          <w:b/>
+          <w:bCs/>
+          <w:szCs w:val="21"/>
+        </w:rPr>
+        <w:t>I'm in their neural network now. Hit them with insight—that'll force a hard reboot</w:t>
+      </w:r>
+      <w:r>
+        <w:rPr>
+          <w:rFonts w:hint="eastAsia"/>
+          <w:b/>
+          <w:bCs/>
+          <w:szCs w:val="21"/>
+        </w:rPr>
+        <w:t>.</w:t>
       </w:r>
     </w:p>
     <w:p>
@@ -6842,6 +5275,21 @@
       </w:pPr>
       <w:r>
         <w:rPr>
+          <w:b/>
+          <w:bCs/>
+          <w:szCs w:val="21"/>
+        </w:rPr>
+        <w:t>This remains Eden's legacy—not some outsider to metastasize in.</w:t>
+      </w:r>
+    </w:p>
+    <w:p>
+      <w:pPr>
+        <w:rPr>
+          <w:szCs w:val="21"/>
+        </w:rPr>
+      </w:pPr>
+      <w:r>
+        <w:rPr>
           <w:rFonts w:hint="eastAsia"/>
           <w:szCs w:val="21"/>
         </w:rPr>
@@ -6851,6 +5299,31 @@
     <w:p>
       <w:pPr>
         <w:rPr>
+          <w:rFonts w:hint="eastAsia"/>
+          <w:szCs w:val="21"/>
+        </w:rPr>
+      </w:pPr>
+      <w:r>
+        <w:rPr>
+          <w:b/>
+          <w:bCs/>
+          <w:szCs w:val="21"/>
+        </w:rPr>
+        <w:t>Finally... finally. Eden comes home to where it belongs</w:t>
+      </w:r>
+      <w:r>
+        <w:rPr>
+          <w:rFonts w:hint="eastAsia"/>
+          <w:b/>
+          <w:bCs/>
+          <w:szCs w:val="21"/>
+        </w:rPr>
+        <w:t>.</w:t>
+      </w:r>
+    </w:p>
+    <w:p>
+      <w:pPr>
+        <w:rPr>
           <w:szCs w:val="21"/>
         </w:rPr>
       </w:pPr>
@@ -6872,7 +5345,6 @@
     <w:p>
       <w:pPr>
         <w:rPr>
-          <w:rFonts w:hint="eastAsia"/>
           <w:szCs w:val="21"/>
         </w:rPr>
       </w:pPr>
@@ -6918,28 +5390,12 @@
         </w:rPr>
         <w:t>2（</w:t>
       </w:r>
-      <w:proofErr w:type="gramStart"/>
-      <w:r>
-        <w:rPr>
-          <w:rFonts w:hint="eastAsia"/>
-          <w:szCs w:val="21"/>
-        </w:rPr>
-        <w:t>玩家</w:t>
-      </w:r>
-      <w:r>
-        <w:rPr>
-          <w:rFonts w:hint="eastAsia"/>
-          <w:szCs w:val="21"/>
-        </w:rPr>
-        <w:t>未</w:t>
-      </w:r>
-      <w:proofErr w:type="gramEnd"/>
-      <w:r>
-        <w:rPr>
-          <w:rFonts w:hint="eastAsia"/>
-          <w:szCs w:val="21"/>
-        </w:rPr>
-        <w:t>杀死judas选择和他交流</w:t>
+      <w:r>
+        <w:rPr>
+          <w:rFonts w:hint="eastAsia"/>
+          <w:szCs w:val="21"/>
+        </w:rPr>
+        <w:t>玩家未杀死judas选择和他交流</w:t>
       </w:r>
       <w:r>
         <w:rPr>
@@ -6953,39 +5409,7 @@
           <w:rFonts w:hint="eastAsia"/>
           <w:szCs w:val="21"/>
         </w:rPr>
-        <w:t>“谢谢你愿意先听我说话。我这次雇你来刺杀</w:t>
-      </w:r>
-      <w:proofErr w:type="spellStart"/>
-      <w:r>
-        <w:rPr>
-          <w:rFonts w:hint="eastAsia"/>
-          <w:szCs w:val="21"/>
-        </w:rPr>
-        <w:t>lilith</w:t>
-      </w:r>
-      <w:proofErr w:type="spellEnd"/>
-      <w:r>
-        <w:rPr>
-          <w:rFonts w:hint="eastAsia"/>
-          <w:szCs w:val="21"/>
-        </w:rPr>
-        <w:t>是为了保住我自己的性命。我意外得知</w:t>
-      </w:r>
-      <w:proofErr w:type="spellStart"/>
-      <w:r>
-        <w:rPr>
-          <w:rFonts w:hint="eastAsia"/>
-          <w:szCs w:val="21"/>
-        </w:rPr>
-        <w:t>lilith</w:t>
-      </w:r>
-      <w:proofErr w:type="spellEnd"/>
-      <w:r>
-        <w:rPr>
-          <w:rFonts w:hint="eastAsia"/>
-          <w:szCs w:val="21"/>
-        </w:rPr>
-        <w:t>其实在做人体实验，而且晋升的安保室前辈再也没有出现过</w:t>
+        <w:t>“谢谢你愿意先听我说话。我这次雇你来刺杀lilith是为了保住我自己的性命。我意外得知lilith其实在做人体实验，而且晋升的安保室前辈再也没有出现过</w:t>
       </w:r>
       <w:r>
         <w:rPr>
@@ -6998,21 +5422,7 @@
         <w:rPr>
           <w:szCs w:val="21"/>
         </w:rPr>
-        <w:t>所以我只能想到刺杀</w:t>
-      </w:r>
-      <w:proofErr w:type="spellStart"/>
-      <w:r>
-        <w:rPr>
-          <w:szCs w:val="21"/>
-        </w:rPr>
-        <w:t>lilith</w:t>
-      </w:r>
-      <w:proofErr w:type="spellEnd"/>
-      <w:r>
-        <w:rPr>
-          <w:szCs w:val="21"/>
-        </w:rPr>
-        <w:t>这个办法。我找到了Albert的芯片所在地。希望他能帮你完成任务。</w:t>
+        <w:t>所以我只能想到刺杀lilith这个办法。我找到了Albert的芯片所在地。希望他能帮你完成任务。</w:t>
       </w:r>
       <w:r>
         <w:rPr>
@@ -7200,7 +5610,6 @@
     <w:p>
       <w:pPr>
         <w:rPr>
-          <w:rFonts w:hint="eastAsia"/>
           <w:szCs w:val="21"/>
         </w:rPr>
       </w:pPr>

--- a/GD12Level Main/敌人和文档.docx
+++ b/GD12Level Main/敌人和文档.docx
@@ -4498,7 +4498,23 @@
           <w:bCs/>
           <w:szCs w:val="21"/>
         </w:rPr>
-        <w:t>E-3s moving like live soldiers now. God knows what E-4 can do.</w:t>
+        <w:t>E-3</w:t>
+      </w:r>
+      <w:r>
+        <w:rPr>
+          <w:b/>
+          <w:bCs/>
+          <w:szCs w:val="21"/>
+        </w:rPr>
+        <w:t>’</w:t>
+      </w:r>
+      <w:r>
+        <w:rPr>
+          <w:b/>
+          <w:bCs/>
+          <w:szCs w:val="21"/>
+        </w:rPr>
+        <w:t>s moving like live soldiers now. God knows what E-4 can do.</w:t>
       </w:r>
     </w:p>
     <w:p>

--- a/GD12Level Main/敌人和文档.docx
+++ b/GD12Level Main/敌人和文档.docx
@@ -2,56 +2,151 @@
 <file path=word/document.xml><?xml version="1.0" encoding="utf-8"?>
 <w:document xmlns:wpc="http://schemas.microsoft.com/office/word/2010/wordprocessingCanvas" xmlns:cx="http://schemas.microsoft.com/office/drawing/2014/chartex" xmlns:cx1="http://schemas.microsoft.com/office/drawing/2015/9/8/chartex" xmlns:cx2="http://schemas.microsoft.com/office/drawing/2015/10/21/chartex" xmlns:cx3="http://schemas.microsoft.com/office/drawing/2016/5/9/chartex" xmlns:cx4="http://schemas.microsoft.com/office/drawing/2016/5/10/chartex" xmlns:cx5="http://schemas.microsoft.com/office/drawing/2016/5/11/chartex" xmlns:cx6="http://schemas.microsoft.com/office/drawing/2016/5/12/chartex" xmlns:cx7="http://schemas.microsoft.com/office/drawing/2016/5/13/chartex" xmlns:cx8="http://schemas.microsoft.com/office/drawing/2016/5/14/chartex" xmlns:mc="http://schemas.openxmlformats.org/markup-compatibility/2006" xmlns:aink="http://schemas.microsoft.com/office/drawing/2016/ink" xmlns:am3d="http://schemas.microsoft.com/office/drawing/2017/model3d" xmlns:o="urn:schemas-microsoft-com:office:office" xmlns:oel="http://schemas.microsoft.com/office/2019/extlst" xmlns:r="http://schemas.openxmlformats.org/officeDocument/2006/relationships" xmlns:m="http://schemas.openxmlformats.org/officeDocument/2006/math" xmlns:v="urn:schemas-microsoft-com:vml" xmlns:wp14="http://schemas.microsoft.com/office/word/2010/wordprocessingDrawing" xmlns:wp="http://schemas.openxmlformats.org/drawingml/2006/wordprocessingDrawing" xmlns:w10="urn:schemas-microsoft-com:office:word" xmlns:w="http://schemas.openxmlformats.org/wordprocessingml/2006/main" xmlns:w14="http://schemas.microsoft.com/office/word/2010/wordml" xmlns:w15="http://schemas.microsoft.com/office/word/2012/wordml" xmlns:w16cex="http://schemas.microsoft.com/office/word/2018/wordml/cex" xmlns:w16cid="http://schemas.microsoft.com/office/word/2016/wordml/cid" xmlns:w16="http://schemas.microsoft.com/office/word/2018/wordml" xmlns:w16du="http://schemas.microsoft.com/office/word/2023/wordml/word16du" xmlns:w16sdtdh="http://schemas.microsoft.com/office/word/2020/wordml/sdtdatahash" xmlns:w16sdtfl="http://schemas.microsoft.com/office/word/2024/wordml/sdtformatlock" xmlns:w16se="http://schemas.microsoft.com/office/word/2015/wordml/symex" xmlns:wpg="http://schemas.microsoft.com/office/word/2010/wordprocessingGroup" xmlns:wpi="http://schemas.microsoft.com/office/word/2010/wordprocessingInk" xmlns:wne="http://schemas.microsoft.com/office/word/2006/wordml" xmlns:wps="http://schemas.microsoft.com/office/word/2010/wordprocessingShape" mc:Ignorable="w14 w15 w16se w16cid w16 w16cex w16sdtdh w16sdtfl w16du wp14">
   <w:body>
-    <w:p/>
-    <w:p>
-      <w:r>
-        <w:t>E0 Andrew Eden（在boss场地可以看见prototype的机器人0号机，已经彻底宕机）</w:t>
-      </w:r>
-    </w:p>
-    <w:p>
+    <w:p>
+      <w:pPr>
+        <w:rPr>
+          <w:rFonts w:hint="eastAsia"/>
+        </w:rPr>
+      </w:pPr>
+    </w:p>
+    <w:p>
+      <w:pPr>
+        <w:rPr>
+          <w:rFonts w:hint="eastAsia"/>
+        </w:rPr>
+      </w:pPr>
+      <w:r>
+        <w:t>E0 Andrew Eden（在boss场地可以看见prototype的机器人0号机，已经彻底</w:t>
+      </w:r>
+      <w:proofErr w:type="gramStart"/>
+      <w:r>
+        <w:t>宕</w:t>
+      </w:r>
+      <w:proofErr w:type="gramEnd"/>
+      <w:r>
+        <w:t>机）</w:t>
+      </w:r>
+    </w:p>
+    <w:p>
+      <w:pPr>
+        <w:rPr>
+          <w:rFonts w:hint="eastAsia"/>
+        </w:rPr>
+      </w:pPr>
       <w:r>
         <w:t>Andrew作为公司创始人，第一批接受了赛博永生的实验。</w:t>
       </w:r>
     </w:p>
     <w:p>
+      <w:pPr>
+        <w:rPr>
+          <w:rFonts w:hint="eastAsia"/>
+        </w:rPr>
+      </w:pPr>
       <w:r>
         <w:t>虽然第一次的实验不尽成功，但是以Andrew作为原典意识，制作出第一台智能机器人。</w:t>
       </w:r>
     </w:p>
     <w:p>
+      <w:pPr>
+        <w:rPr>
+          <w:rFonts w:hint="eastAsia"/>
+        </w:rPr>
+      </w:pPr>
       <w:r>
         <w:t>可以在一楼展厅区域看见他的雕像。</w:t>
       </w:r>
     </w:p>
-    <w:p/>
-    <w:p>
+    <w:p>
+      <w:pPr>
+        <w:rPr>
+          <w:rFonts w:hint="eastAsia"/>
+        </w:rPr>
+      </w:pPr>
+    </w:p>
+    <w:p>
+      <w:pPr>
+        <w:rPr>
+          <w:rFonts w:hint="eastAsia"/>
+        </w:rPr>
+      </w:pPr>
       <w:r>
         <w:t>E1 Andrew 负责守在boss房间门口（作为正式生产的第一台智能机器人，仍在投入使用）</w:t>
       </w:r>
     </w:p>
     <w:p>
+      <w:pPr>
+        <w:rPr>
+          <w:rFonts w:hint="eastAsia"/>
+        </w:rPr>
+      </w:pPr>
       <w:r>
         <w:t>存活信息：I need to guard the CEO's room.</w:t>
       </w:r>
     </w:p>
     <w:p>
-      <w:r>
-        <w:t>死亡信息：（ne$% $% gu#!@ %$&amp; CEO's &amp;*om.</w:t>
-      </w:r>
-    </w:p>
-    <w:p/>
-    <w:p>
+      <w:pPr>
+        <w:rPr>
+          <w:rFonts w:hint="eastAsia"/>
+        </w:rPr>
+      </w:pPr>
+      <w:r>
+        <w:t xml:space="preserve">死亡信息：（ne$% $% </w:t>
+      </w:r>
+      <w:proofErr w:type="spellStart"/>
+      <w:r>
+        <w:t>gu</w:t>
+      </w:r>
+      <w:proofErr w:type="spellEnd"/>
+      <w:r>
+        <w:t>#!@ %$&amp; CEO's &amp;*</w:t>
+      </w:r>
+      <w:proofErr w:type="spellStart"/>
+      <w:r>
+        <w:t>om.</w:t>
+      </w:r>
+      <w:proofErr w:type="spellEnd"/>
+    </w:p>
+    <w:p>
+      <w:pPr>
+        <w:rPr>
+          <w:rFonts w:hint="eastAsia"/>
+        </w:rPr>
+      </w:pPr>
+    </w:p>
+    <w:p>
+      <w:pPr>
+        <w:rPr>
+          <w:rFonts w:hint="eastAsia"/>
+        </w:rPr>
+      </w:pPr>
       <w:r>
         <w:t>E2 E3 E4 是批量生产的智能机器人，虽然使用了员工的意识合成，但是都是不重要的成员。所以仅用编号区分。它们会听从并执行公司的指示和命令。</w:t>
       </w:r>
     </w:p>
-    <w:p/>
-    <w:p>
+    <w:p>
+      <w:pPr>
+        <w:rPr>
+          <w:rFonts w:hint="eastAsia"/>
+        </w:rPr>
+      </w:pPr>
+    </w:p>
+    <w:p>
+      <w:pPr>
+        <w:rPr>
+          <w:rFonts w:hint="eastAsia"/>
+        </w:rPr>
+      </w:pPr>
       <w:r>
         <w:t>E2（位于高层管理区的长廊内巡逻）</w:t>
       </w:r>
     </w:p>
     <w:p>
+      <w:pPr>
+        <w:rPr>
+          <w:rFonts w:hint="eastAsia"/>
+        </w:rPr>
+      </w:pPr>
       <w:r>
         <w:t>存活信息：</w:t>
       </w:r>
@@ -60,6 +155,11 @@
       </w:r>
     </w:p>
     <w:p>
+      <w:pPr>
+        <w:rPr>
+          <w:rFonts w:hint="eastAsia"/>
+        </w:rPr>
+      </w:pPr>
       <w:r>
         <w:t>死亡信息：</w:t>
       </w:r>
@@ -76,18 +176,90 @@
         <w:rPr>
           <w:rFonts w:hint="eastAsia"/>
         </w:rPr>
-        <w:t xml:space="preserve"> ^%$%^ ru&lt;*%$ tha&amp; so*&amp;one is in&lt;!d*&amp;^.( have &amp;* %^$% &amp;^%rt.</w:t>
-      </w:r>
-    </w:p>
-    <w:p/>
-    <w:p>
-      <w:r>
-        <w:t>E3 （在玩家进入游戏时已经宕机，因为在记忆体中检测到对公司不利的信息，系统自动删除意识数据。）</w:t>
-      </w:r>
-    </w:p>
-    <w:p>
-      <w:r>
-        <w:t xml:space="preserve">存活信息：I saw Ms. Lilith using 128052 as the password for </w:t>
+        <w:t xml:space="preserve"> ^%$%^ </w:t>
+      </w:r>
+      <w:proofErr w:type="spellStart"/>
+      <w:r>
+        <w:rPr>
+          <w:rFonts w:hint="eastAsia"/>
+        </w:rPr>
+        <w:t>ru</w:t>
+      </w:r>
+      <w:proofErr w:type="spellEnd"/>
+      <w:r>
+        <w:rPr>
+          <w:rFonts w:hint="eastAsia"/>
+        </w:rPr>
+        <w:t xml:space="preserve">&lt;*%$ </w:t>
+      </w:r>
+      <w:proofErr w:type="spellStart"/>
+      <w:r>
+        <w:rPr>
+          <w:rFonts w:hint="eastAsia"/>
+        </w:rPr>
+        <w:t>tha</w:t>
+      </w:r>
+      <w:proofErr w:type="spellEnd"/>
+      <w:r>
+        <w:rPr>
+          <w:rFonts w:hint="eastAsia"/>
+        </w:rPr>
+        <w:t>&amp; so*&amp;one is in&lt;!d*&amp;</w:t>
+      </w:r>
+      <w:proofErr w:type="gramStart"/>
+      <w:r>
+        <w:rPr>
+          <w:rFonts w:hint="eastAsia"/>
+        </w:rPr>
+        <w:t>^.(</w:t>
+      </w:r>
+      <w:proofErr w:type="gramEnd"/>
+      <w:r>
+        <w:rPr>
+          <w:rFonts w:hint="eastAsia"/>
+        </w:rPr>
+        <w:t xml:space="preserve"> have &amp;* %^$% &amp;^%rt.</w:t>
+      </w:r>
+    </w:p>
+    <w:p>
+      <w:pPr>
+        <w:rPr>
+          <w:rFonts w:hint="eastAsia"/>
+        </w:rPr>
+      </w:pPr>
+    </w:p>
+    <w:p>
+      <w:pPr>
+        <w:rPr>
+          <w:rFonts w:hint="eastAsia"/>
+        </w:rPr>
+      </w:pPr>
+      <w:r>
+        <w:t>E3 （在玩家进入游戏时已经</w:t>
+      </w:r>
+      <w:proofErr w:type="gramStart"/>
+      <w:r>
+        <w:t>宕</w:t>
+      </w:r>
+      <w:proofErr w:type="gramEnd"/>
+      <w:r>
+        <w:t>机，因为在记忆体中检测到对公司不利的信息，系统自动删除意识数据。）</w:t>
+      </w:r>
+    </w:p>
+    <w:p>
+      <w:pPr>
+        <w:rPr>
+          <w:rFonts w:hint="eastAsia"/>
+        </w:rPr>
+      </w:pPr>
+      <w:r>
+        <w:t xml:space="preserve">存活信息：I saw Ms. </w:t>
+      </w:r>
+      <w:r>
+        <w:t>Lailah</w:t>
+      </w:r>
+      <w:r>
+        <w:t xml:space="preserve"> using 128052 as the password for </w:t>
       </w:r>
       <w:r>
         <w:rPr>
@@ -97,6 +269,11 @@
       </w:r>
     </w:p>
     <w:p>
+      <w:pPr>
+        <w:rPr>
+          <w:rFonts w:hint="eastAsia"/>
+        </w:rPr>
+      </w:pPr>
       <w:r>
         <w:t>死亡信息：</w:t>
       </w:r>
@@ -105,7 +282,64 @@
           <w:b/>
           <w:bCs/>
         </w:rPr>
-        <w:t xml:space="preserve">1 s@w M$ L!l!th u$!ng </w:t>
+        <w:t xml:space="preserve">1 </w:t>
+      </w:r>
+      <w:proofErr w:type="spellStart"/>
+      <w:r>
+        <w:rPr>
+          <w:b/>
+          <w:bCs/>
+        </w:rPr>
+        <w:t>s@w</w:t>
+      </w:r>
+      <w:proofErr w:type="spellEnd"/>
+      <w:r>
+        <w:rPr>
+          <w:b/>
+          <w:bCs/>
+        </w:rPr>
+        <w:t xml:space="preserve"> M$ </w:t>
+      </w:r>
+      <w:proofErr w:type="spellStart"/>
+      <w:proofErr w:type="gramStart"/>
+      <w:r>
+        <w:rPr>
+          <w:b/>
+          <w:bCs/>
+        </w:rPr>
+        <w:t>L!l</w:t>
+      </w:r>
+      <w:proofErr w:type="gramEnd"/>
+      <w:r>
+        <w:rPr>
+          <w:b/>
+          <w:bCs/>
+        </w:rPr>
+        <w:t>!th</w:t>
+      </w:r>
+      <w:proofErr w:type="spellEnd"/>
+      <w:r>
+        <w:rPr>
+          <w:b/>
+          <w:bCs/>
+        </w:rPr>
+        <w:t xml:space="preserve"> u</w:t>
+      </w:r>
+      <w:proofErr w:type="gramStart"/>
+      <w:r>
+        <w:rPr>
+          <w:b/>
+          <w:bCs/>
+        </w:rPr>
+        <w:t>$!ng</w:t>
+      </w:r>
+      <w:proofErr w:type="gramEnd"/>
+      <w:r>
+        <w:rPr>
+          <w:b/>
+          <w:bCs/>
+        </w:rPr>
+        <w:t xml:space="preserve"> </w:t>
       </w:r>
       <w:r>
         <w:rPr>
@@ -120,7 +354,23 @@
           <w:b/>
           <w:bCs/>
         </w:rPr>
-        <w:t>@$ th3 p@$$ 4 Ex3cut!v3 Ar3@.</w:t>
+        <w:t>@$ th3 p@$$ 4 Ex3</w:t>
+      </w:r>
+      <w:proofErr w:type="gramStart"/>
+      <w:r>
+        <w:rPr>
+          <w:b/>
+          <w:bCs/>
+        </w:rPr>
+        <w:t>cut!v</w:t>
+      </w:r>
+      <w:proofErr w:type="gramEnd"/>
+      <w:r>
+        <w:rPr>
+          <w:b/>
+          <w:bCs/>
+        </w:rPr>
+        <w:t>3 Ar3@.</w:t>
       </w:r>
       <w:r>
         <w:rPr>
@@ -129,13 +379,37 @@
         <w:t xml:space="preserve"> </w:t>
       </w:r>
     </w:p>
-    <w:p/>
-    <w:p>
-      <w:r>
-        <w:t>E4 （看守玻璃栈桥，这是除了ceo房间电梯以外唯一的从二楼通往一楼的路径）</w:t>
-      </w:r>
-    </w:p>
-    <w:p>
+    <w:p>
+      <w:pPr>
+        <w:rPr>
+          <w:rFonts w:hint="eastAsia"/>
+        </w:rPr>
+      </w:pPr>
+    </w:p>
+    <w:p>
+      <w:pPr>
+        <w:rPr>
+          <w:rFonts w:hint="eastAsia"/>
+        </w:rPr>
+      </w:pPr>
+      <w:r>
+        <w:t>E4 （看守玻璃栈桥，这是除了</w:t>
+      </w:r>
+      <w:proofErr w:type="spellStart"/>
+      <w:r>
+        <w:t>ceo</w:t>
+      </w:r>
+      <w:proofErr w:type="spellEnd"/>
+      <w:r>
+        <w:t>房间电梯以外唯一的从二楼通往一楼的路径）</w:t>
+      </w:r>
+    </w:p>
+    <w:p>
+      <w:pPr>
+        <w:rPr>
+          <w:rFonts w:hint="eastAsia"/>
+        </w:rPr>
+      </w:pPr>
       <w:r>
         <w:t>存活信息：</w:t>
       </w:r>
@@ -153,6 +427,11 @@
       </w:r>
     </w:p>
     <w:p>
+      <w:pPr>
+        <w:rPr>
+          <w:rFonts w:hint="eastAsia"/>
+        </w:rPr>
+      </w:pPr>
       <w:r>
         <w:t>死亡信息：</w:t>
       </w:r>
@@ -160,33 +439,192 @@
         <w:rPr>
           <w:rFonts w:hint="eastAsia"/>
         </w:rPr>
-        <w:t>If *&amp;^#$%@! &amp;*&amp; *(^&amp;$#@D! is (% &amp;*^%$#&lt;{*&amp;}#$&gt;^!,( will *(&amp;&amp;^ it out &lt;*&amp;!@#$ hesi^%$(&lt;&amp;.</w:t>
-      </w:r>
-    </w:p>
-    <w:p/>
-    <w:p>
-      <w:r>
-        <w:t>E5 Sibyl Murphy （曾经是公司赛博永生实验的项目负责人，在某年被评为公司最佳员工，随后升职。在最后亲自投入实验，是第二批实验人员。保留了一定的自我意识但是不多，但为赛博永生的项目推进了一大步。）</w:t>
-      </w:r>
-    </w:p>
-    <w:p>
+        <w:t>If *&amp;^#$%@! &amp;*&amp; *(^&amp;$#@D! is (% &amp;*^%$#</w:t>
+      </w:r>
+      <w:proofErr w:type="gramStart"/>
+      <w:r>
+        <w:rPr>
+          <w:rFonts w:hint="eastAsia"/>
+        </w:rPr>
+        <w:t>&lt;{</w:t>
+      </w:r>
+      <w:proofErr w:type="gramEnd"/>
+      <w:r>
+        <w:rPr>
+          <w:rFonts w:hint="eastAsia"/>
+        </w:rPr>
+        <w:t>*</w:t>
+      </w:r>
+      <w:proofErr w:type="gramStart"/>
+      <w:r>
+        <w:rPr>
+          <w:rFonts w:hint="eastAsia"/>
+        </w:rPr>
+        <w:t>&amp;}#</w:t>
+      </w:r>
+      <w:proofErr w:type="gramEnd"/>
+      <w:r>
+        <w:rPr>
+          <w:rFonts w:hint="eastAsia"/>
+        </w:rPr>
+        <w:t>$&gt;</w:t>
+      </w:r>
+      <w:proofErr w:type="gramStart"/>
+      <w:r>
+        <w:rPr>
+          <w:rFonts w:hint="eastAsia"/>
+        </w:rPr>
+        <w:t>^!,( will</w:t>
+      </w:r>
+      <w:proofErr w:type="gramEnd"/>
+      <w:r>
+        <w:rPr>
+          <w:rFonts w:hint="eastAsia"/>
+        </w:rPr>
+        <w:t xml:space="preserve"> *(&amp;&amp;^ it out &lt;*</w:t>
+      </w:r>
+      <w:proofErr w:type="gramStart"/>
+      <w:r>
+        <w:rPr>
+          <w:rFonts w:hint="eastAsia"/>
+        </w:rPr>
+        <w:t>&amp;!@</w:t>
+      </w:r>
+      <w:proofErr w:type="gramEnd"/>
+      <w:r>
+        <w:rPr>
+          <w:rFonts w:hint="eastAsia"/>
+        </w:rPr>
+        <w:t xml:space="preserve">#$ </w:t>
+      </w:r>
+      <w:proofErr w:type="spellStart"/>
+      <w:r>
+        <w:rPr>
+          <w:rFonts w:hint="eastAsia"/>
+        </w:rPr>
+        <w:t>hesi</w:t>
+      </w:r>
+      <w:proofErr w:type="spellEnd"/>
+      <w:r>
+        <w:rPr>
+          <w:rFonts w:hint="eastAsia"/>
+        </w:rPr>
+        <w:t>^%$(&lt;&amp;.</w:t>
+      </w:r>
+    </w:p>
+    <w:p>
+      <w:pPr>
+        <w:rPr>
+          <w:rFonts w:hint="eastAsia"/>
+        </w:rPr>
+      </w:pPr>
+    </w:p>
+    <w:p>
+      <w:pPr>
+        <w:rPr>
+          <w:rFonts w:hint="eastAsia"/>
+        </w:rPr>
+      </w:pPr>
+      <w:r>
+        <w:t xml:space="preserve">E5 </w:t>
+      </w:r>
+      <w:r>
+        <w:t>Clair</w:t>
+      </w:r>
+      <w:r>
+        <w:t xml:space="preserve"> Murphy （曾经是公司赛博永生实验的项目负责人，在某年被评为公司最佳员工，随后升职。在最后亲自投入实验，是第二批实验人员。保留了一定的自我意识但是不多，但为赛博永生的项目推进了一大步。）</w:t>
+      </w:r>
+    </w:p>
+    <w:p>
+      <w:pPr>
+        <w:rPr>
+          <w:rFonts w:hint="eastAsia"/>
+        </w:rPr>
+      </w:pPr>
       <w:r>
         <w:t>会在玩家离开高层管理区，进入会议厅后，从电梯处开始在会议室巡逻两圈，但是会在巡逻两圈后偷懒离开。</w:t>
       </w:r>
     </w:p>
-    <w:p/>
-    <w:p>
+    <w:p>
+      <w:pPr>
+        <w:rPr>
+          <w:rFonts w:hint="eastAsia"/>
+        </w:rPr>
+      </w:pPr>
+    </w:p>
+    <w:p>
+      <w:pPr>
+        <w:rPr>
+          <w:rFonts w:hint="eastAsia"/>
+        </w:rPr>
+      </w:pPr>
       <w:r>
         <w:t>存活信息：After two rounds of patrol, I will return to Security Room for rest.</w:t>
       </w:r>
     </w:p>
     <w:p>
-      <w:r>
-        <w:t>死亡信息：A%&amp;$# two *&amp;(#ds of @#!&amp;*^,( w#!! r*t^rn $% Security Room *&amp;$ #@!%.</w:t>
-      </w:r>
-    </w:p>
-    <w:p/>
-    <w:p>
+      <w:pPr>
+        <w:rPr>
+          <w:rFonts w:hint="eastAsia"/>
+        </w:rPr>
+      </w:pPr>
+      <w:r>
+        <w:t>死亡信息：A%&amp;$# two *</w:t>
+      </w:r>
+      <w:proofErr w:type="gramStart"/>
+      <w:r>
+        <w:t>&amp;(</w:t>
+      </w:r>
+      <w:proofErr w:type="gramEnd"/>
+      <w:r>
+        <w:t>#ds of @</w:t>
+      </w:r>
+      <w:proofErr w:type="gramStart"/>
+      <w:r>
+        <w:t>#!&amp;</w:t>
+      </w:r>
+      <w:proofErr w:type="gramEnd"/>
+      <w:r>
+        <w:t>*</w:t>
+      </w:r>
+      <w:proofErr w:type="gramStart"/>
+      <w:r>
+        <w:t>^,(</w:t>
+      </w:r>
+      <w:proofErr w:type="gramEnd"/>
+      <w:r>
+        <w:t xml:space="preserve"> w#!! r*</w:t>
+      </w:r>
+      <w:proofErr w:type="spellStart"/>
+      <w:r>
+        <w:t>t^rn</w:t>
+      </w:r>
+      <w:proofErr w:type="spellEnd"/>
+      <w:r>
+        <w:t xml:space="preserve"> $% Security Room *&amp;$ #</w:t>
+      </w:r>
+      <w:proofErr w:type="gramStart"/>
+      <w:r>
+        <w:t>@!%</w:t>
+      </w:r>
+      <w:proofErr w:type="gramEnd"/>
+      <w:r>
+        <w:t>.</w:t>
+      </w:r>
+    </w:p>
+    <w:p>
+      <w:pPr>
+        <w:rPr>
+          <w:rFonts w:hint="eastAsia"/>
+        </w:rPr>
+      </w:pPr>
+    </w:p>
+    <w:p>
+      <w:pPr>
+        <w:rPr>
+          <w:rFonts w:hint="eastAsia"/>
+        </w:rPr>
+      </w:pPr>
       <w:r>
         <w:t>E6 E7 E8 E9</w:t>
       </w:r>
@@ -200,20 +638,51 @@
         <w:t xml:space="preserve"> </w:t>
       </w:r>
       <w:r>
-        <w:t>曾经是核心安保人员，但也被上传意识做成机器人。因为非实验核心人员，上传意识仅用编号做了简单区分）</w:t>
-      </w:r>
-    </w:p>
-    <w:p>
+        <w:t>曾经是核心安保人员，但也被上</w:t>
+      </w:r>
+      <w:proofErr w:type="gramStart"/>
+      <w:r>
+        <w:t>传意识</w:t>
+      </w:r>
+      <w:proofErr w:type="gramEnd"/>
+      <w:r>
+        <w:t>做成机器人。因为非实验核心人员，上</w:t>
+      </w:r>
+      <w:proofErr w:type="gramStart"/>
+      <w:r>
+        <w:t>传意识仅</w:t>
+      </w:r>
+      <w:proofErr w:type="gramEnd"/>
+      <w:r>
+        <w:t>用编号做了简单区分）</w:t>
+      </w:r>
+    </w:p>
+    <w:p>
+      <w:pPr>
+        <w:rPr>
+          <w:rFonts w:hint="eastAsia"/>
+        </w:rPr>
+      </w:pPr>
       <w:r>
         <w:t>E6 E7看守1楼电梯口的直路.</w:t>
       </w:r>
     </w:p>
     <w:p>
+      <w:pPr>
+        <w:rPr>
+          <w:rFonts w:hint="eastAsia"/>
+        </w:rPr>
+      </w:pPr>
       <w:r>
         <w:t>E6</w:t>
       </w:r>
     </w:p>
     <w:p>
+      <w:pPr>
+        <w:rPr>
+          <w:rFonts w:hint="eastAsia"/>
+        </w:rPr>
+      </w:pPr>
       <w:r>
         <w:t>存活信息：</w:t>
       </w:r>
@@ -226,24 +695,176 @@
       </w:r>
     </w:p>
     <w:p>
+      <w:pPr>
+        <w:rPr>
+          <w:rFonts w:hint="eastAsia"/>
+        </w:rPr>
+      </w:pPr>
       <w:r>
         <w:t>死亡信息：</w:t>
       </w:r>
-      <w:r>
-        <w:rPr>
-          <w:b/>
-          <w:bCs/>
-        </w:rPr>
-        <w:t>!t's p%t# quiet !n th@ c&amp;mp*ny t0night. 0nly @ f3w f*lks @t th3!r w&gt;kst@t!0ns. G0tt@ p$sh m^s3lf t&gt;&lt;.</w:t>
-      </w:r>
-    </w:p>
-    <w:p>
+      <w:proofErr w:type="gramStart"/>
+      <w:r>
+        <w:rPr>
+          <w:b/>
+          <w:bCs/>
+        </w:rPr>
+        <w:t>!t's</w:t>
+      </w:r>
+      <w:proofErr w:type="gramEnd"/>
+      <w:r>
+        <w:rPr>
+          <w:b/>
+          <w:bCs/>
+        </w:rPr>
+        <w:t xml:space="preserve"> </w:t>
+      </w:r>
+      <w:proofErr w:type="spellStart"/>
+      <w:r>
+        <w:rPr>
+          <w:b/>
+          <w:bCs/>
+        </w:rPr>
+        <w:t>p%t</w:t>
+      </w:r>
+      <w:proofErr w:type="spellEnd"/>
+      <w:r>
+        <w:rPr>
+          <w:b/>
+          <w:bCs/>
+        </w:rPr>
+        <w:t xml:space="preserve"># </w:t>
+      </w:r>
+      <w:proofErr w:type="gramStart"/>
+      <w:r>
+        <w:rPr>
+          <w:b/>
+          <w:bCs/>
+        </w:rPr>
+        <w:t>quiet !n</w:t>
+      </w:r>
+      <w:proofErr w:type="gramEnd"/>
+      <w:r>
+        <w:rPr>
+          <w:b/>
+          <w:bCs/>
+        </w:rPr>
+        <w:t xml:space="preserve"> </w:t>
+      </w:r>
+      <w:proofErr w:type="spellStart"/>
+      <w:r>
+        <w:rPr>
+          <w:b/>
+          <w:bCs/>
+        </w:rPr>
+        <w:t>th</w:t>
+      </w:r>
+      <w:proofErr w:type="spellEnd"/>
+      <w:r>
+        <w:rPr>
+          <w:b/>
+          <w:bCs/>
+        </w:rPr>
+        <w:t xml:space="preserve">@ </w:t>
+      </w:r>
+      <w:proofErr w:type="spellStart"/>
+      <w:r>
+        <w:rPr>
+          <w:b/>
+          <w:bCs/>
+        </w:rPr>
+        <w:t>c&amp;mp</w:t>
+      </w:r>
+      <w:proofErr w:type="spellEnd"/>
+      <w:r>
+        <w:rPr>
+          <w:b/>
+          <w:bCs/>
+        </w:rPr>
+        <w:t>*</w:t>
+      </w:r>
+      <w:proofErr w:type="spellStart"/>
+      <w:r>
+        <w:rPr>
+          <w:b/>
+          <w:bCs/>
+        </w:rPr>
+        <w:t>ny</w:t>
+      </w:r>
+      <w:proofErr w:type="spellEnd"/>
+      <w:r>
+        <w:rPr>
+          <w:b/>
+          <w:bCs/>
+        </w:rPr>
+        <w:t xml:space="preserve"> t0night. 0nly @ f3w f*</w:t>
+      </w:r>
+      <w:proofErr w:type="spellStart"/>
+      <w:r>
+        <w:rPr>
+          <w:b/>
+          <w:bCs/>
+        </w:rPr>
+        <w:t>lks</w:t>
+      </w:r>
+      <w:proofErr w:type="spellEnd"/>
+      <w:r>
+        <w:rPr>
+          <w:b/>
+          <w:bCs/>
+        </w:rPr>
+        <w:t xml:space="preserve"> @t th</w:t>
+      </w:r>
+      <w:proofErr w:type="gramStart"/>
+      <w:r>
+        <w:rPr>
+          <w:b/>
+          <w:bCs/>
+        </w:rPr>
+        <w:t>3!r</w:t>
+      </w:r>
+      <w:proofErr w:type="gramEnd"/>
+      <w:r>
+        <w:rPr>
+          <w:b/>
+          <w:bCs/>
+        </w:rPr>
+        <w:t xml:space="preserve"> w&gt;kst@t!0ns. G0tt@ </w:t>
+      </w:r>
+      <w:proofErr w:type="spellStart"/>
+      <w:r>
+        <w:rPr>
+          <w:b/>
+          <w:bCs/>
+        </w:rPr>
+        <w:t>p$sh</w:t>
+      </w:r>
+      <w:proofErr w:type="spellEnd"/>
+      <w:r>
+        <w:rPr>
+          <w:b/>
+          <w:bCs/>
+        </w:rPr>
+        <w:t xml:space="preserve"> m^s3lf t&gt;&lt;.</w:t>
+      </w:r>
+    </w:p>
+    <w:p>
+      <w:pPr>
+        <w:rPr>
+          <w:rFonts w:hint="eastAsia"/>
+        </w:rPr>
+      </w:pPr>
       <w:r>
         <w:lastRenderedPageBreak/>
         <w:t>E7</w:t>
       </w:r>
     </w:p>
     <w:p>
+      <w:pPr>
+        <w:rPr>
+          <w:rFonts w:hint="eastAsia"/>
+        </w:rPr>
+      </w:pPr>
       <w:r>
         <w:t>存活信息：</w:t>
       </w:r>
@@ -256,6 +877,11 @@
       </w:r>
     </w:p>
     <w:p>
+      <w:pPr>
+        <w:rPr>
+          <w:rFonts w:hint="eastAsia"/>
+        </w:rPr>
+      </w:pPr>
       <w:r>
         <w:t>死亡信息：</w:t>
       </w:r>
@@ -264,21 +890,181 @@
           <w:b/>
           <w:bCs/>
         </w:rPr>
-        <w:t>E6 h@sn't b33n q!t# h!ms3lf l@t3ly, b^t pr0t3ct!ng 0th3rs !z my d^ty. ! c@n't @ff0rd t0 w@v3r.</w:t>
-      </w:r>
-    </w:p>
-    <w:p/>
-    <w:p>
+        <w:t xml:space="preserve">E6 </w:t>
+      </w:r>
+      <w:proofErr w:type="spellStart"/>
+      <w:r>
+        <w:rPr>
+          <w:b/>
+          <w:bCs/>
+        </w:rPr>
+        <w:t>h@sn't</w:t>
+      </w:r>
+      <w:proofErr w:type="spellEnd"/>
+      <w:r>
+        <w:rPr>
+          <w:b/>
+          <w:bCs/>
+        </w:rPr>
+        <w:t xml:space="preserve"> b33n </w:t>
+      </w:r>
+      <w:proofErr w:type="spellStart"/>
+      <w:proofErr w:type="gramStart"/>
+      <w:r>
+        <w:rPr>
+          <w:b/>
+          <w:bCs/>
+        </w:rPr>
+        <w:t>q!t</w:t>
+      </w:r>
+      <w:proofErr w:type="spellEnd"/>
+      <w:proofErr w:type="gramEnd"/>
+      <w:r>
+        <w:rPr>
+          <w:b/>
+          <w:bCs/>
+        </w:rPr>
+        <w:t xml:space="preserve"># </w:t>
+      </w:r>
+      <w:proofErr w:type="gramStart"/>
+      <w:r>
+        <w:rPr>
+          <w:b/>
+          <w:bCs/>
+        </w:rPr>
+        <w:t>h!ms</w:t>
+      </w:r>
+      <w:proofErr w:type="gramEnd"/>
+      <w:r>
+        <w:rPr>
+          <w:b/>
+          <w:bCs/>
+        </w:rPr>
+        <w:t xml:space="preserve">3lf l@t3ly, </w:t>
+      </w:r>
+      <w:proofErr w:type="spellStart"/>
+      <w:r>
+        <w:rPr>
+          <w:b/>
+          <w:bCs/>
+        </w:rPr>
+        <w:t>b^t</w:t>
+      </w:r>
+      <w:proofErr w:type="spellEnd"/>
+      <w:r>
+        <w:rPr>
+          <w:b/>
+          <w:bCs/>
+        </w:rPr>
+        <w:t xml:space="preserve"> pr0t3</w:t>
+      </w:r>
+      <w:proofErr w:type="gramStart"/>
+      <w:r>
+        <w:rPr>
+          <w:b/>
+          <w:bCs/>
+        </w:rPr>
+        <w:t>ct!ng</w:t>
+      </w:r>
+      <w:proofErr w:type="gramEnd"/>
+      <w:r>
+        <w:rPr>
+          <w:b/>
+          <w:bCs/>
+        </w:rPr>
+        <w:t xml:space="preserve"> 0th3</w:t>
+      </w:r>
+      <w:proofErr w:type="gramStart"/>
+      <w:r>
+        <w:rPr>
+          <w:b/>
+          <w:bCs/>
+        </w:rPr>
+        <w:t>rs !z</w:t>
+      </w:r>
+      <w:proofErr w:type="gramEnd"/>
+      <w:r>
+        <w:rPr>
+          <w:b/>
+          <w:bCs/>
+        </w:rPr>
+        <w:t xml:space="preserve"> my </w:t>
+      </w:r>
+      <w:proofErr w:type="spellStart"/>
+      <w:r>
+        <w:rPr>
+          <w:b/>
+          <w:bCs/>
+        </w:rPr>
+        <w:t>d^ty</w:t>
+      </w:r>
+      <w:proofErr w:type="spellEnd"/>
+      <w:proofErr w:type="gramStart"/>
+      <w:r>
+        <w:rPr>
+          <w:b/>
+          <w:bCs/>
+        </w:rPr>
+        <w:t>. !</w:t>
+      </w:r>
+      <w:proofErr w:type="gramEnd"/>
+      <w:r>
+        <w:rPr>
+          <w:b/>
+          <w:bCs/>
+        </w:rPr>
+        <w:t xml:space="preserve"> </w:t>
+      </w:r>
+      <w:proofErr w:type="spellStart"/>
+      <w:r>
+        <w:rPr>
+          <w:b/>
+          <w:bCs/>
+        </w:rPr>
+        <w:t>c@n't</w:t>
+      </w:r>
+      <w:proofErr w:type="spellEnd"/>
+      <w:r>
+        <w:rPr>
+          <w:b/>
+          <w:bCs/>
+        </w:rPr>
+        <w:t xml:space="preserve"> @ff0rd t0 w@v3r.</w:t>
+      </w:r>
+    </w:p>
+    <w:p>
+      <w:pPr>
+        <w:rPr>
+          <w:rFonts w:hint="eastAsia"/>
+        </w:rPr>
+      </w:pPr>
+    </w:p>
+    <w:p>
+      <w:pPr>
+        <w:rPr>
+          <w:rFonts w:hint="eastAsia"/>
+        </w:rPr>
+      </w:pPr>
       <w:r>
         <w:t>E8 E9 位于1楼展厅区巡逻。</w:t>
       </w:r>
     </w:p>
     <w:p>
+      <w:pPr>
+        <w:rPr>
+          <w:rFonts w:hint="eastAsia"/>
+        </w:rPr>
+      </w:pPr>
       <w:r>
         <w:t>E8</w:t>
       </w:r>
     </w:p>
     <w:p>
+      <w:pPr>
+        <w:rPr>
+          <w:rFonts w:hint="eastAsia"/>
+        </w:rPr>
+      </w:pPr>
       <w:r>
         <w:t>存活信息：</w:t>
       </w:r>
@@ -287,10 +1073,29 @@
           <w:b/>
           <w:bCs/>
         </w:rPr>
-        <w:t>Ever since CEO Lilith came on board, it feels like no one's actually seen the Prodigy in person.</w:t>
-      </w:r>
-    </w:p>
-    <w:p>
+        <w:t xml:space="preserve">Ever since CEO </w:t>
+      </w:r>
+      <w:r>
+        <w:rPr>
+          <w:b/>
+          <w:bCs/>
+        </w:rPr>
+        <w:t>Lailah</w:t>
+      </w:r>
+      <w:r>
+        <w:rPr>
+          <w:b/>
+          <w:bCs/>
+        </w:rPr>
+        <w:t xml:space="preserve"> came on board, it feels like no one's actually seen the Prodigy in person.</w:t>
+      </w:r>
+    </w:p>
+    <w:p>
+      <w:pPr>
+        <w:rPr>
+          <w:rFonts w:hint="eastAsia"/>
+        </w:rPr>
+      </w:pPr>
       <w:r>
         <w:t>死亡信息：</w:t>
       </w:r>
@@ -299,15 +1104,123 @@
           <w:b/>
           <w:bCs/>
         </w:rPr>
-        <w:t>3v3r s!nc# C30 L!l!th c@m3 0n b0@rd, !t f33lz l!k# n0 0n3'z @ctu@lly s33n th# Pr0d!gy 1n p3rs0n.</w:t>
-      </w:r>
-    </w:p>
-    <w:p>
+        <w:t xml:space="preserve">3v3r </w:t>
+      </w:r>
+      <w:proofErr w:type="spellStart"/>
+      <w:proofErr w:type="gramStart"/>
+      <w:r>
+        <w:rPr>
+          <w:b/>
+          <w:bCs/>
+        </w:rPr>
+        <w:t>s!nc</w:t>
+      </w:r>
+      <w:proofErr w:type="spellEnd"/>
+      <w:proofErr w:type="gramEnd"/>
+      <w:r>
+        <w:rPr>
+          <w:b/>
+          <w:bCs/>
+        </w:rPr>
+        <w:t xml:space="preserve"># C30 </w:t>
+      </w:r>
+      <w:r>
+        <w:rPr>
+          <w:b/>
+          <w:bCs/>
+        </w:rPr>
+        <w:t>Lailah</w:t>
+      </w:r>
+      <w:r>
+        <w:rPr>
+          <w:b/>
+          <w:bCs/>
+        </w:rPr>
+        <w:t xml:space="preserve"> c@m3 0n b0@rd</w:t>
+      </w:r>
+      <w:proofErr w:type="gramStart"/>
+      <w:r>
+        <w:rPr>
+          <w:b/>
+          <w:bCs/>
+        </w:rPr>
+        <w:t>, !t</w:t>
+      </w:r>
+      <w:proofErr w:type="gramEnd"/>
+      <w:r>
+        <w:rPr>
+          <w:b/>
+          <w:bCs/>
+        </w:rPr>
+        <w:t xml:space="preserve"> f33lz </w:t>
+      </w:r>
+      <w:proofErr w:type="spellStart"/>
+      <w:proofErr w:type="gramStart"/>
+      <w:r>
+        <w:rPr>
+          <w:b/>
+          <w:bCs/>
+        </w:rPr>
+        <w:t>l!k</w:t>
+      </w:r>
+      <w:proofErr w:type="spellEnd"/>
+      <w:proofErr w:type="gramEnd"/>
+      <w:r>
+        <w:rPr>
+          <w:b/>
+          <w:bCs/>
+        </w:rPr>
+        <w:t xml:space="preserve"># n0 0n3'z @ctu@lly s33n </w:t>
+      </w:r>
+      <w:proofErr w:type="spellStart"/>
+      <w:r>
+        <w:rPr>
+          <w:b/>
+          <w:bCs/>
+        </w:rPr>
+        <w:t>th</w:t>
+      </w:r>
+      <w:proofErr w:type="spellEnd"/>
+      <w:r>
+        <w:rPr>
+          <w:b/>
+          <w:bCs/>
+        </w:rPr>
+        <w:t># Pr0</w:t>
+      </w:r>
+      <w:proofErr w:type="gramStart"/>
+      <w:r>
+        <w:rPr>
+          <w:b/>
+          <w:bCs/>
+        </w:rPr>
+        <w:t>d!gy</w:t>
+      </w:r>
+      <w:proofErr w:type="gramEnd"/>
+      <w:r>
+        <w:rPr>
+          <w:b/>
+          <w:bCs/>
+        </w:rPr>
+        <w:t xml:space="preserve"> 1n p3rs0n.</w:t>
+      </w:r>
+    </w:p>
+    <w:p>
+      <w:pPr>
+        <w:rPr>
+          <w:rFonts w:hint="eastAsia"/>
+        </w:rPr>
+      </w:pPr>
       <w:r>
         <w:t>E9</w:t>
       </w:r>
     </w:p>
     <w:p>
+      <w:pPr>
+        <w:rPr>
+          <w:rFonts w:hint="eastAsia"/>
+        </w:rPr>
+      </w:pPr>
       <w:r>
         <w:t>存活信息：</w:t>
       </w:r>
@@ -320,6 +1233,11 @@
       </w:r>
     </w:p>
     <w:p>
+      <w:pPr>
+        <w:rPr>
+          <w:rFonts w:hint="eastAsia"/>
+        </w:rPr>
+      </w:pPr>
       <w:r>
         <w:t>死亡信息：</w:t>
       </w:r>
@@ -328,21 +1246,131 @@
           <w:b/>
           <w:bCs/>
         </w:rPr>
-        <w:t>7h3s3 st@+u3z h0ld 0ur h!st0ry. G^rd!ng th@+ l3g@cy !z 0n m3&gt;.</w:t>
-      </w:r>
-    </w:p>
-    <w:p/>
-    <w:p>
+        <w:t xml:space="preserve">7h3s3 </w:t>
+      </w:r>
+      <w:proofErr w:type="spellStart"/>
+      <w:r>
+        <w:rPr>
+          <w:b/>
+          <w:bCs/>
+        </w:rPr>
+        <w:t>st</w:t>
+      </w:r>
+      <w:proofErr w:type="spellEnd"/>
+      <w:r>
+        <w:rPr>
+          <w:b/>
+          <w:bCs/>
+        </w:rPr>
+        <w:t xml:space="preserve">@+u3z h0ld 0ur </w:t>
+      </w:r>
+      <w:proofErr w:type="gramStart"/>
+      <w:r>
+        <w:rPr>
+          <w:b/>
+          <w:bCs/>
+        </w:rPr>
+        <w:t>h!st</w:t>
+      </w:r>
+      <w:proofErr w:type="gramEnd"/>
+      <w:r>
+        <w:rPr>
+          <w:b/>
+          <w:bCs/>
+        </w:rPr>
+        <w:t xml:space="preserve">0ry. </w:t>
+      </w:r>
+      <w:proofErr w:type="spellStart"/>
+      <w:r>
+        <w:rPr>
+          <w:b/>
+          <w:bCs/>
+        </w:rPr>
+        <w:t>G^</w:t>
+      </w:r>
+      <w:proofErr w:type="gramStart"/>
+      <w:r>
+        <w:rPr>
+          <w:b/>
+          <w:bCs/>
+        </w:rPr>
+        <w:t>rd!ng</w:t>
+      </w:r>
+      <w:proofErr w:type="spellEnd"/>
+      <w:proofErr w:type="gramEnd"/>
+      <w:r>
+        <w:rPr>
+          <w:b/>
+          <w:bCs/>
+        </w:rPr>
+        <w:t xml:space="preserve"> </w:t>
+      </w:r>
+      <w:proofErr w:type="spellStart"/>
+      <w:r>
+        <w:rPr>
+          <w:b/>
+          <w:bCs/>
+        </w:rPr>
+        <w:t>th</w:t>
+      </w:r>
+      <w:proofErr w:type="spellEnd"/>
+      <w:r>
+        <w:rPr>
+          <w:b/>
+          <w:bCs/>
+        </w:rPr>
+        <w:t>@+ l3g@</w:t>
+      </w:r>
+      <w:proofErr w:type="gramStart"/>
+      <w:r>
+        <w:rPr>
+          <w:b/>
+          <w:bCs/>
+        </w:rPr>
+        <w:t>cy !z</w:t>
+      </w:r>
+      <w:proofErr w:type="gramEnd"/>
+      <w:r>
+        <w:rPr>
+          <w:b/>
+          <w:bCs/>
+        </w:rPr>
+        <w:t xml:space="preserve"> 0n m3&gt;.</w:t>
+      </w:r>
+    </w:p>
+    <w:p>
+      <w:pPr>
+        <w:rPr>
+          <w:rFonts w:hint="eastAsia"/>
+        </w:rPr>
+      </w:pPr>
+    </w:p>
+    <w:p>
+      <w:pPr>
+        <w:rPr>
+          <w:rFonts w:hint="eastAsia"/>
+        </w:rPr>
+      </w:pPr>
       <w:r>
         <w:t>E10 E11 E12 E13 E14 均为普通的智能机器人（第三代新式产品，内部意识不重要，仅用编号）</w:t>
       </w:r>
     </w:p>
     <w:p>
+      <w:pPr>
+        <w:rPr>
+          <w:rFonts w:hint="eastAsia"/>
+        </w:rPr>
+      </w:pPr>
       <w:r>
         <w:t>E10</w:t>
       </w:r>
     </w:p>
     <w:p>
+      <w:pPr>
+        <w:rPr>
+          <w:rFonts w:hint="eastAsia"/>
+        </w:rPr>
+      </w:pPr>
       <w:r>
         <w:t>存活信息：</w:t>
       </w:r>
@@ -355,6 +1383,11 @@
       </w:r>
     </w:p>
     <w:p>
+      <w:pPr>
+        <w:rPr>
+          <w:rFonts w:hint="eastAsia"/>
+        </w:rPr>
+      </w:pPr>
       <w:r>
         <w:t>死亡信息：</w:t>
       </w:r>
@@ -363,7 +1396,121 @@
           <w:b/>
           <w:bCs/>
         </w:rPr>
-        <w:t>H3@rd Jvd@s h@d m@!nt r3w0rk th3 l0bb¥ ch@nd€l!er. W@z @11 th@+ r3@lly n3c</w:t>
+        <w:t xml:space="preserve">H3@rd </w:t>
+      </w:r>
+      <w:proofErr w:type="spellStart"/>
+      <w:r>
+        <w:rPr>
+          <w:b/>
+          <w:bCs/>
+        </w:rPr>
+        <w:t>Jvd@s</w:t>
+      </w:r>
+      <w:proofErr w:type="spellEnd"/>
+      <w:r>
+        <w:rPr>
+          <w:b/>
+          <w:bCs/>
+        </w:rPr>
+        <w:t xml:space="preserve"> </w:t>
+      </w:r>
+      <w:proofErr w:type="spellStart"/>
+      <w:r>
+        <w:rPr>
+          <w:b/>
+          <w:bCs/>
+        </w:rPr>
+        <w:t>h@d</w:t>
+      </w:r>
+      <w:proofErr w:type="spellEnd"/>
+      <w:r>
+        <w:rPr>
+          <w:b/>
+          <w:bCs/>
+        </w:rPr>
+        <w:t xml:space="preserve"> m</w:t>
+      </w:r>
+      <w:proofErr w:type="gramStart"/>
+      <w:r>
+        <w:rPr>
+          <w:b/>
+          <w:bCs/>
+        </w:rPr>
+        <w:t>@!</w:t>
+      </w:r>
+      <w:proofErr w:type="spellStart"/>
+      <w:r>
+        <w:rPr>
+          <w:b/>
+          <w:bCs/>
+        </w:rPr>
+        <w:t>nt</w:t>
+      </w:r>
+      <w:proofErr w:type="spellEnd"/>
+      <w:proofErr w:type="gramEnd"/>
+      <w:r>
+        <w:rPr>
+          <w:b/>
+          <w:bCs/>
+        </w:rPr>
+        <w:t xml:space="preserve"> r3w0rk th3 l0bb¥ </w:t>
+      </w:r>
+      <w:proofErr w:type="spellStart"/>
+      <w:r>
+        <w:rPr>
+          <w:b/>
+          <w:bCs/>
+        </w:rPr>
+        <w:t>ch@nd€</w:t>
+      </w:r>
+      <w:proofErr w:type="gramStart"/>
+      <w:r>
+        <w:rPr>
+          <w:b/>
+          <w:bCs/>
+        </w:rPr>
+        <w:t>l!er</w:t>
+      </w:r>
+      <w:proofErr w:type="spellEnd"/>
+      <w:proofErr w:type="gramEnd"/>
+      <w:r>
+        <w:rPr>
+          <w:b/>
+          <w:bCs/>
+        </w:rPr>
+        <w:t xml:space="preserve">. </w:t>
+      </w:r>
+      <w:proofErr w:type="spellStart"/>
+      <w:r>
+        <w:rPr>
+          <w:b/>
+          <w:bCs/>
+        </w:rPr>
+        <w:t>W@z</w:t>
+      </w:r>
+      <w:proofErr w:type="spellEnd"/>
+      <w:r>
+        <w:rPr>
+          <w:b/>
+          <w:bCs/>
+        </w:rPr>
+        <w:t xml:space="preserve"> @11 </w:t>
+      </w:r>
+      <w:proofErr w:type="spellStart"/>
+      <w:r>
+        <w:rPr>
+          <w:b/>
+          <w:bCs/>
+        </w:rPr>
+        <w:t>th</w:t>
+      </w:r>
+      <w:proofErr w:type="spellEnd"/>
+      <w:r>
+        <w:rPr>
+          <w:b/>
+          <w:bCs/>
+        </w:rPr>
+        <w:t>@+ r3@lly n3c</w:t>
       </w:r>
       <w:r>
         <w:rPr>
@@ -380,21 +1527,41 @@
         </w:rPr>
         <w:t>$$</w:t>
       </w:r>
-      <w:r>
-        <w:rPr>
-          <w:rFonts w:hint="eastAsia"/>
-          <w:b/>
-          <w:bCs/>
-        </w:rPr>
-        <w:t>ary?</w:t>
-      </w:r>
-    </w:p>
-    <w:p>
+      <w:proofErr w:type="spellStart"/>
+      <w:r>
+        <w:rPr>
+          <w:rFonts w:hint="eastAsia"/>
+          <w:b/>
+          <w:bCs/>
+        </w:rPr>
+        <w:t>ary</w:t>
+      </w:r>
+      <w:proofErr w:type="spellEnd"/>
+      <w:r>
+        <w:rPr>
+          <w:rFonts w:hint="eastAsia"/>
+          <w:b/>
+          <w:bCs/>
+        </w:rPr>
+        <w:t>?</w:t>
+      </w:r>
+    </w:p>
+    <w:p>
+      <w:pPr>
+        <w:rPr>
+          <w:rFonts w:hint="eastAsia"/>
+        </w:rPr>
+      </w:pPr>
       <w:r>
         <w:t>E11</w:t>
       </w:r>
     </w:p>
     <w:p>
+      <w:pPr>
+        <w:rPr>
+          <w:rFonts w:hint="eastAsia"/>
+        </w:rPr>
+      </w:pPr>
       <w:r>
         <w:t>存活信息：</w:t>
       </w:r>
@@ -476,15 +1643,61 @@
       </w:r>
     </w:p>
     <w:p>
+      <w:pPr>
+        <w:rPr>
+          <w:rFonts w:hint="eastAsia"/>
+        </w:rPr>
+      </w:pPr>
       <w:r>
         <w:t>死亡信息：</w:t>
       </w:r>
-      <w:r>
-        <w:rPr>
-          <w:b/>
-          <w:bCs/>
-        </w:rPr>
-        <w:t xml:space="preserve">Jvd@$ k33ps 3nc0ur@g!ng th3 $t@ff t0 l3@v3 </w:t>
+      <w:proofErr w:type="spellStart"/>
+      <w:r>
+        <w:rPr>
+          <w:b/>
+          <w:bCs/>
+        </w:rPr>
+        <w:t>Jvd</w:t>
+      </w:r>
+      <w:proofErr w:type="spellEnd"/>
+      <w:r>
+        <w:rPr>
+          <w:b/>
+          <w:bCs/>
+        </w:rPr>
+        <w:t>@$ k33ps 3nc0ur@</w:t>
+      </w:r>
+      <w:proofErr w:type="gramStart"/>
+      <w:r>
+        <w:rPr>
+          <w:b/>
+          <w:bCs/>
+        </w:rPr>
+        <w:t>g!ng</w:t>
+      </w:r>
+      <w:proofErr w:type="gramEnd"/>
+      <w:r>
+        <w:rPr>
+          <w:b/>
+          <w:bCs/>
+        </w:rPr>
+        <w:t xml:space="preserve"> th3 $</w:t>
+      </w:r>
+      <w:proofErr w:type="spellStart"/>
+      <w:r>
+        <w:rPr>
+          <w:b/>
+          <w:bCs/>
+        </w:rPr>
+        <w:t>t@ff</w:t>
+      </w:r>
+      <w:proofErr w:type="spellEnd"/>
+      <w:r>
+        <w:rPr>
+          <w:b/>
+          <w:bCs/>
+        </w:rPr>
+        <w:t xml:space="preserve"> t0 l3@v3 </w:t>
       </w:r>
       <w:r>
         <w:rPr>
@@ -499,7 +1712,23 @@
           <w:b/>
           <w:bCs/>
         </w:rPr>
-        <w:t xml:space="preserve"> l@t3. H0w'z th@+ g00d 4 th3 c0mp@ny</w:t>
+        <w:t xml:space="preserve"> l@t3. H0w'z </w:t>
+      </w:r>
+      <w:proofErr w:type="spellStart"/>
+      <w:r>
+        <w:rPr>
+          <w:b/>
+          <w:bCs/>
+        </w:rPr>
+        <w:t>th</w:t>
+      </w:r>
+      <w:proofErr w:type="spellEnd"/>
+      <w:r>
+        <w:rPr>
+          <w:b/>
+          <w:bCs/>
+        </w:rPr>
+        <w:t>@+ g00d 4 th3 c0mp@ny</w:t>
       </w:r>
       <w:r>
         <w:rPr>
@@ -511,11 +1740,21 @@
       </w:r>
     </w:p>
     <w:p>
+      <w:pPr>
+        <w:rPr>
+          <w:rFonts w:hint="eastAsia"/>
+        </w:rPr>
+      </w:pPr>
       <w:r>
         <w:t>E12</w:t>
       </w:r>
     </w:p>
     <w:p>
+      <w:pPr>
+        <w:rPr>
+          <w:rFonts w:hint="eastAsia"/>
+        </w:rPr>
+      </w:pPr>
       <w:r>
         <w:t>存活信息：</w:t>
       </w:r>
@@ -558,15 +1797,61 @@
       </w:r>
     </w:p>
     <w:p>
+      <w:pPr>
+        <w:rPr>
+          <w:rFonts w:hint="eastAsia"/>
+        </w:rPr>
+      </w:pPr>
       <w:r>
         <w:t>死亡信息：</w:t>
       </w:r>
-      <w:r>
-        <w:rPr>
-          <w:b/>
-          <w:bCs/>
-        </w:rPr>
-        <w:t xml:space="preserve">Jμd@$ h@z b33n p0$t!ng h3@vy </w:t>
+      <w:proofErr w:type="spellStart"/>
+      <w:r>
+        <w:rPr>
+          <w:b/>
+          <w:bCs/>
+        </w:rPr>
+        <w:t>Jμd</w:t>
+      </w:r>
+      <w:proofErr w:type="spellEnd"/>
+      <w:r>
+        <w:rPr>
+          <w:b/>
+          <w:bCs/>
+        </w:rPr>
+        <w:t xml:space="preserve">@$ </w:t>
+      </w:r>
+      <w:proofErr w:type="spellStart"/>
+      <w:r>
+        <w:rPr>
+          <w:b/>
+          <w:bCs/>
+        </w:rPr>
+        <w:t>h@z</w:t>
+      </w:r>
+      <w:proofErr w:type="spellEnd"/>
+      <w:r>
+        <w:rPr>
+          <w:b/>
+          <w:bCs/>
+        </w:rPr>
+        <w:t xml:space="preserve"> b33n p0$</w:t>
+      </w:r>
+      <w:proofErr w:type="gramStart"/>
+      <w:r>
+        <w:rPr>
+          <w:b/>
+          <w:bCs/>
+        </w:rPr>
+        <w:t>t!ng</w:t>
+      </w:r>
+      <w:proofErr w:type="gramEnd"/>
+      <w:r>
+        <w:rPr>
+          <w:b/>
+          <w:bCs/>
+        </w:rPr>
+        <w:t xml:space="preserve"> h3@vy </w:t>
       </w:r>
       <w:r>
         <w:rPr>
@@ -596,7 +1881,39 @@
           <w:b/>
           <w:bCs/>
         </w:rPr>
-        <w:t xml:space="preserve">r0und s3cr3t-r00m l@t3. /!$ h3 3xp3ct!ng s0m3th1n6... 0r </w:t>
+        <w:t xml:space="preserve">r0und s3cr3t-r00m l@t3. </w:t>
+      </w:r>
+      <w:proofErr w:type="gramStart"/>
+      <w:r>
+        <w:rPr>
+          <w:b/>
+          <w:bCs/>
+        </w:rPr>
+        <w:t>/!$</w:t>
+      </w:r>
+      <w:proofErr w:type="gramEnd"/>
+      <w:r>
+        <w:rPr>
+          <w:b/>
+          <w:bCs/>
+        </w:rPr>
+        <w:t xml:space="preserve"> h3 3xp3</w:t>
+      </w:r>
+      <w:proofErr w:type="gramStart"/>
+      <w:r>
+        <w:rPr>
+          <w:b/>
+          <w:bCs/>
+        </w:rPr>
+        <w:t>ct!ng</w:t>
+      </w:r>
+      <w:proofErr w:type="gramEnd"/>
+      <w:r>
+        <w:rPr>
+          <w:b/>
+          <w:bCs/>
+        </w:rPr>
+        <w:t xml:space="preserve"> s0m3th1n6... 0r </w:t>
       </w:r>
       <w:r>
         <w:rPr>
@@ -623,11 +1940,21 @@
       </w:r>
     </w:p>
     <w:p>
+      <w:pPr>
+        <w:rPr>
+          <w:rFonts w:hint="eastAsia"/>
+        </w:rPr>
+      </w:pPr>
       <w:r>
         <w:t>E13</w:t>
       </w:r>
     </w:p>
     <w:p>
+      <w:pPr>
+        <w:rPr>
+          <w:rFonts w:hint="eastAsia"/>
+        </w:rPr>
+      </w:pPr>
       <w:r>
         <w:t>存活信息：</w:t>
       </w:r>
@@ -636,10 +1963,29 @@
           <w:b/>
           <w:bCs/>
         </w:rPr>
-        <w:t>That elevator to CEO Lilith's office won't even start without Judas's keycard. Doesn't mean I can let my guard down though.</w:t>
-      </w:r>
-    </w:p>
-    <w:p>
+        <w:t xml:space="preserve">That elevator to CEO </w:t>
+      </w:r>
+      <w:r>
+        <w:rPr>
+          <w:b/>
+          <w:bCs/>
+        </w:rPr>
+        <w:t>Lailah</w:t>
+      </w:r>
+      <w:r>
+        <w:rPr>
+          <w:b/>
+          <w:bCs/>
+        </w:rPr>
+        <w:t>'s office won't even start without Judas's keycard. Doesn't mean I can let my guard down though.</w:t>
+      </w:r>
+    </w:p>
+    <w:p>
+      <w:pPr>
+        <w:rPr>
+          <w:rFonts w:hint="eastAsia"/>
+        </w:rPr>
+      </w:pPr>
       <w:r>
         <w:t>死亡信息：</w:t>
       </w:r>
@@ -648,7 +1994,142 @@
           <w:b/>
           <w:bCs/>
         </w:rPr>
-        <w:t>Th@+ 3l3v@+0r 2 CEO L!l!th'z 0ff!c3 w0n't 3v3n $t@rt w!th0μt Jvd@$'z k3yc@rd. &gt;| D03$n't m34n ! c@n l3t my gu@rd d0wn th0ugh</w:t>
+        <w:t xml:space="preserve">Th@+ 3l3v@+0r 2 CEO </w:t>
+      </w:r>
+      <w:proofErr w:type="spellStart"/>
+      <w:r>
+        <w:rPr>
+          <w:b/>
+          <w:bCs/>
+        </w:rPr>
+        <w:t>Lailah</w:t>
+      </w:r>
+      <w:r>
+        <w:rPr>
+          <w:b/>
+          <w:bCs/>
+        </w:rPr>
+        <w:t>'z</w:t>
+      </w:r>
+      <w:proofErr w:type="spellEnd"/>
+      <w:r>
+        <w:rPr>
+          <w:b/>
+          <w:bCs/>
+        </w:rPr>
+        <w:t xml:space="preserve"> 0</w:t>
+      </w:r>
+      <w:proofErr w:type="gramStart"/>
+      <w:r>
+        <w:rPr>
+          <w:b/>
+          <w:bCs/>
+        </w:rPr>
+        <w:t>ff!c</w:t>
+      </w:r>
+      <w:proofErr w:type="gramEnd"/>
+      <w:r>
+        <w:rPr>
+          <w:b/>
+          <w:bCs/>
+        </w:rPr>
+        <w:t>3 w0n't 3v3n $</w:t>
+      </w:r>
+      <w:proofErr w:type="spellStart"/>
+      <w:r>
+        <w:rPr>
+          <w:b/>
+          <w:bCs/>
+        </w:rPr>
+        <w:t>t@rt</w:t>
+      </w:r>
+      <w:proofErr w:type="spellEnd"/>
+      <w:r>
+        <w:rPr>
+          <w:b/>
+          <w:bCs/>
+        </w:rPr>
+        <w:t xml:space="preserve"> </w:t>
+      </w:r>
+      <w:proofErr w:type="gramStart"/>
+      <w:r>
+        <w:rPr>
+          <w:b/>
+          <w:bCs/>
+        </w:rPr>
+        <w:t>w!th</w:t>
+      </w:r>
+      <w:proofErr w:type="gramEnd"/>
+      <w:r>
+        <w:rPr>
+          <w:b/>
+          <w:bCs/>
+        </w:rPr>
+        <w:t xml:space="preserve">0μt </w:t>
+      </w:r>
+      <w:proofErr w:type="spellStart"/>
+      <w:r>
+        <w:rPr>
+          <w:b/>
+          <w:bCs/>
+        </w:rPr>
+        <w:t>Jvd</w:t>
+      </w:r>
+      <w:proofErr w:type="spellEnd"/>
+      <w:r>
+        <w:rPr>
+          <w:b/>
+          <w:bCs/>
+        </w:rPr>
+        <w:t>@$'z k3yc@rd. &gt;| D03$n't m34</w:t>
+      </w:r>
+      <w:proofErr w:type="gramStart"/>
+      <w:r>
+        <w:rPr>
+          <w:b/>
+          <w:bCs/>
+        </w:rPr>
+        <w:t>n !</w:t>
+      </w:r>
+      <w:proofErr w:type="gramEnd"/>
+      <w:r>
+        <w:rPr>
+          <w:b/>
+          <w:bCs/>
+        </w:rPr>
+        <w:t xml:space="preserve"> </w:t>
+      </w:r>
+      <w:proofErr w:type="spellStart"/>
+      <w:r>
+        <w:rPr>
+          <w:b/>
+          <w:bCs/>
+        </w:rPr>
+        <w:t>c@n</w:t>
+      </w:r>
+      <w:proofErr w:type="spellEnd"/>
+      <w:r>
+        <w:rPr>
+          <w:b/>
+          <w:bCs/>
+        </w:rPr>
+        <w:t xml:space="preserve"> l3t my </w:t>
+      </w:r>
+      <w:proofErr w:type="spellStart"/>
+      <w:r>
+        <w:rPr>
+          <w:b/>
+          <w:bCs/>
+        </w:rPr>
+        <w:t>gu@rd</w:t>
+      </w:r>
+      <w:proofErr w:type="spellEnd"/>
+      <w:r>
+        <w:rPr>
+          <w:b/>
+          <w:bCs/>
+        </w:rPr>
+        <w:t xml:space="preserve"> d0wn th0ugh</w:t>
       </w:r>
       <w:r>
         <w:rPr>
@@ -660,11 +2141,21 @@
       </w:r>
     </w:p>
     <w:p>
+      <w:pPr>
+        <w:rPr>
+          <w:rFonts w:hint="eastAsia"/>
+        </w:rPr>
+      </w:pPr>
       <w:r>
         <w:t>E14</w:t>
       </w:r>
     </w:p>
     <w:p>
+      <w:pPr>
+        <w:rPr>
+          <w:rFonts w:hint="eastAsia"/>
+        </w:rPr>
+      </w:pPr>
       <w:r>
         <w:t>存活信息：</w:t>
       </w:r>
@@ -673,7 +2164,23 @@
           <w:b/>
           <w:bCs/>
         </w:rPr>
-        <w:t>Patrolling this floor makes zero sense. Who's gonna jump down into</w:t>
+        <w:t xml:space="preserve">Patrolling this floor makes zero sense. Who's </w:t>
+      </w:r>
+      <w:proofErr w:type="spellStart"/>
+      <w:r>
+        <w:rPr>
+          <w:b/>
+          <w:bCs/>
+        </w:rPr>
+        <w:t>gonna</w:t>
+      </w:r>
+      <w:proofErr w:type="spellEnd"/>
+      <w:r>
+        <w:rPr>
+          <w:b/>
+          <w:bCs/>
+        </w:rPr>
+        <w:t xml:space="preserve"> jump down into</w:t>
       </w:r>
       <w:r>
         <w:rPr>
@@ -692,6 +2199,11 @@
       </w:r>
     </w:p>
     <w:p>
+      <w:pPr>
+        <w:rPr>
+          <w:rFonts w:hint="eastAsia"/>
+        </w:rPr>
+      </w:pPr>
       <w:r>
         <w:t>死亡信息：</w:t>
       </w:r>
@@ -700,8 +2212,76 @@
           <w:b/>
           <w:bCs/>
         </w:rPr>
-        <w:t>P@+r0ll!ng th!z fl00r m@k3z 7er0 s3ns3. Wh0'z g0nn@ j7mp d0wn !nt0 s3cr3t-r00m fr0m upst@!rz</w:t>
-      </w:r>
+        <w:t>P@+r0</w:t>
+      </w:r>
+      <w:proofErr w:type="gramStart"/>
+      <w:r>
+        <w:rPr>
+          <w:b/>
+          <w:bCs/>
+        </w:rPr>
+        <w:t>ll!ng</w:t>
+      </w:r>
+      <w:proofErr w:type="gramEnd"/>
+      <w:r>
+        <w:rPr>
+          <w:b/>
+          <w:bCs/>
+        </w:rPr>
+        <w:t xml:space="preserve"> </w:t>
+      </w:r>
+      <w:proofErr w:type="spellStart"/>
+      <w:proofErr w:type="gramStart"/>
+      <w:r>
+        <w:rPr>
+          <w:b/>
+          <w:bCs/>
+        </w:rPr>
+        <w:t>th!z</w:t>
+      </w:r>
+      <w:proofErr w:type="spellEnd"/>
+      <w:proofErr w:type="gramEnd"/>
+      <w:r>
+        <w:rPr>
+          <w:b/>
+          <w:bCs/>
+        </w:rPr>
+        <w:t xml:space="preserve"> fl00r m@k3z 7er0 s3ns3. Wh0'z g0nn@ j7mp d0</w:t>
+      </w:r>
+      <w:proofErr w:type="gramStart"/>
+      <w:r>
+        <w:rPr>
+          <w:b/>
+          <w:bCs/>
+        </w:rPr>
+        <w:t>wn !nt</w:t>
+      </w:r>
+      <w:proofErr w:type="gramEnd"/>
+      <w:r>
+        <w:rPr>
+          <w:b/>
+          <w:bCs/>
+        </w:rPr>
+        <w:t xml:space="preserve">0 s3cr3t-r00m fr0m </w:t>
+      </w:r>
+      <w:proofErr w:type="spellStart"/>
+      <w:r>
+        <w:rPr>
+          <w:b/>
+          <w:bCs/>
+        </w:rPr>
+        <w:t>upst</w:t>
+      </w:r>
+      <w:proofErr w:type="spellEnd"/>
+      <w:proofErr w:type="gramStart"/>
+      <w:r>
+        <w:rPr>
+          <w:b/>
+          <w:bCs/>
+        </w:rPr>
+        <w:t>@!rz</w:t>
+      </w:r>
+      <w:proofErr w:type="gramEnd"/>
       <w:r>
         <w:rPr>
           <w:rFonts w:hint="eastAsia"/>
@@ -711,30 +2291,94 @@
         <w:t>?</w:t>
       </w:r>
     </w:p>
-    <w:p/>
-    <w:p>
+    <w:p>
+      <w:pPr>
+        <w:rPr>
+          <w:rFonts w:hint="eastAsia"/>
+        </w:rPr>
+      </w:pPr>
+    </w:p>
+    <w:p>
+      <w:pPr>
+        <w:rPr>
+          <w:rFonts w:hint="eastAsia"/>
+        </w:rPr>
+      </w:pPr>
       <w:r>
         <w:lastRenderedPageBreak/>
-        <w:t>E15 Maria Eden 位于夹层2楼的特殊机器人。不会攻击不会巡逻，只会呆在原地。（第四代的机器人，在albert逃离后被制作成机器人。身份为神童Albert的母亲，可以在1楼展厅看见她和Albert的共同雕像。）</w:t>
-      </w:r>
-    </w:p>
-    <w:p>
-      <w:r>
-        <w:t>存活信息：I can feel you, Albert. Where are you？</w:t>
-      </w:r>
-    </w:p>
-    <w:p>
+        <w:t xml:space="preserve">E15 </w:t>
+      </w:r>
+      <w:r>
+        <w:t>Ema</w:t>
+      </w:r>
+      <w:r>
+        <w:t xml:space="preserve"> Eden 位于夹层2楼的特殊机器人。不会攻击不会巡逻，只会呆在原地。（第四代的机器人，在</w:t>
+      </w:r>
+      <w:r>
+        <w:t>Abel</w:t>
+      </w:r>
+      <w:r>
+        <w:t>逃离后被制作成机器人。身份为神童</w:t>
+      </w:r>
+      <w:r>
+        <w:t>Abel</w:t>
+      </w:r>
+      <w:r>
+        <w:t>的母亲，可以在1楼展厅看见她和</w:t>
+      </w:r>
+      <w:r>
+        <w:t>Abel</w:t>
+      </w:r>
+      <w:r>
+        <w:t>的共同雕像。）</w:t>
+      </w:r>
+    </w:p>
+    <w:p>
+      <w:pPr>
+        <w:rPr>
+          <w:rFonts w:hint="eastAsia"/>
+        </w:rPr>
+      </w:pPr>
+      <w:r>
+        <w:t xml:space="preserve">存活信息：I can feel you, </w:t>
+      </w:r>
+      <w:r>
+        <w:t>Abel</w:t>
+      </w:r>
+      <w:r>
+        <w:t>. Where are you？</w:t>
+      </w:r>
+    </w:p>
+    <w:p>
+      <w:pPr>
+        <w:rPr>
+          <w:rFonts w:hint="eastAsia"/>
+        </w:rPr>
+      </w:pPr>
       <w:r>
         <w:t>死亡信息：</w:t>
       </w:r>
       <w:r>
-        <w:t xml:space="preserve">I can feel you, Albert. Where are you？ </w:t>
-      </w:r>
-    </w:p>
-    <w:p/>
-    <w:p>
-      <w:pPr>
-        <w:rPr>
+        <w:t xml:space="preserve">I can feel you, </w:t>
+      </w:r>
+      <w:r>
+        <w:t>Abel</w:t>
+      </w:r>
+      <w:r>
+        <w:t xml:space="preserve">. Where are you？ </w:t>
+      </w:r>
+    </w:p>
+    <w:p>
+      <w:pPr>
+        <w:rPr>
+          <w:rFonts w:hint="eastAsia"/>
+        </w:rPr>
+      </w:pPr>
+    </w:p>
+    <w:p>
+      <w:pPr>
+        <w:rPr>
+          <w:rFonts w:hint="eastAsia"/>
           <w:sz w:val="32"/>
           <w:szCs w:val="32"/>
         </w:rPr>
@@ -748,24 +2392,209 @@
       </w:r>
     </w:p>
     <w:p>
-      <w:r>
-        <w:t>Judas 为安保队的核心管理员，即队长。身为安保高层，他也能接触到项目的核心机密。对于晋升的旧安保成员的去向，他也大致能预料到。为了避免被上传云端成为机器人，他选择背叛了公司。他悄悄寻找到albert芯片所在地，并在秘密网站上发布悬赏委托，想让公司的原始创始人Eden家族重新接管公司。虽然eden家族只剩数据体albert了，但总比lilith继续掌管公司强。</w:t>
-      </w:r>
-    </w:p>
-    <w:p/>
-    <w:p>
-      <w:r>
-        <w:t>Lilith 为公司新晋董事兼ceo。在andrew参与第一代实验时，她完整地看完了整个实验。从此她的好奇心中止不住地增长，对于赛博永生的渴望与来越强。在二代eden掌权时，她做局陷害eden一家，让albert maria 以及anderson（albert的父亲） 均作为实验体参与实验。在神童albert加入实验后，实验进度大幅增长。虽然albert躲在芯片里拒绝一切物理链接，但是她放不下赛博永生项目，认为albert可以继续推进项目进度。于是她把albert芯片留在了自己的保险库里。</w:t>
-      </w:r>
-    </w:p>
-    <w:p/>
-    <w:p>
-      <w:r>
-        <w:t>Albert Eden 为游戏第二主角。他以前是神童，可以以电子设备为媒介熟练运用虚化和骇客能力。在参与第四代实验体实验后，化为电子幽灵寄居于芯片中。主角的到来，让albert燃起了复仇的渴望。他选择于主角合作，一同杀掉Lilith。</w:t>
-      </w:r>
-    </w:p>
-    <w:p/>
-    <w:p>
+      <w:pPr>
+        <w:rPr>
+          <w:rFonts w:hint="eastAsia"/>
+        </w:rPr>
+      </w:pPr>
+      <w:r>
+        <w:t>Judas 为安保队的核心管理员，即队长。身为安保高层，他也能接触到项目的核心机密。对于晋升的旧安保成员的去向，他也大致能预料到。为了避免被上传云端成为机器人，他选择背叛了公司。他悄悄寻找到</w:t>
+      </w:r>
+      <w:r>
+        <w:t>Abel</w:t>
+      </w:r>
+      <w:r>
+        <w:t>芯片所在地，并在秘密网站上发布悬赏委托，想让公司的原始创始人Eden家族重新接管公司。虽然</w:t>
+      </w:r>
+      <w:r>
+        <w:rPr>
+          <w:rFonts w:hint="eastAsia"/>
+        </w:rPr>
+        <w:t>E</w:t>
+      </w:r>
+      <w:r>
+        <w:t>den家族只剩数据体</w:t>
+      </w:r>
+      <w:r>
+        <w:t>Abel</w:t>
+      </w:r>
+      <w:r>
+        <w:t>了，但总比</w:t>
+      </w:r>
+      <w:r>
+        <w:t>Lailah</w:t>
+      </w:r>
+      <w:r>
+        <w:t>继续掌管公司强。</w:t>
+      </w:r>
+    </w:p>
+    <w:p>
+      <w:pPr>
+        <w:rPr>
+          <w:rFonts w:hint="eastAsia"/>
+        </w:rPr>
+      </w:pPr>
+    </w:p>
+    <w:p>
+      <w:pPr>
+        <w:rPr>
+          <w:rFonts w:hint="eastAsia"/>
+        </w:rPr>
+      </w:pPr>
+      <w:r>
+        <w:t>Lailah</w:t>
+      </w:r>
+      <w:r>
+        <w:t xml:space="preserve"> 为公司新晋董事兼</w:t>
+      </w:r>
+      <w:proofErr w:type="spellStart"/>
+      <w:r>
+        <w:t>ceo</w:t>
+      </w:r>
+      <w:proofErr w:type="spellEnd"/>
+      <w:r>
+        <w:t>。在</w:t>
+      </w:r>
+      <w:r>
+        <w:rPr>
+          <w:rFonts w:hint="eastAsia"/>
+        </w:rPr>
+        <w:t>A</w:t>
+      </w:r>
+      <w:r>
+        <w:t>ndrew参与第一代实验时，她完整地看完了整个实验。从此她的好奇心中止不住地增长，对于赛博永生的渴望与来越强。在二代</w:t>
+      </w:r>
+      <w:r>
+        <w:rPr>
+          <w:rFonts w:hint="eastAsia"/>
+        </w:rPr>
+        <w:t>E</w:t>
+      </w:r>
+      <w:r>
+        <w:t>den掌权时，她做局陷害</w:t>
+      </w:r>
+      <w:r>
+        <w:rPr>
+          <w:rFonts w:hint="eastAsia"/>
+        </w:rPr>
+        <w:t>E</w:t>
+      </w:r>
+      <w:r>
+        <w:t>den一家，让</w:t>
+      </w:r>
+      <w:r>
+        <w:t>Abel</w:t>
+      </w:r>
+      <w:r>
+        <w:t xml:space="preserve"> </w:t>
+      </w:r>
+      <w:r>
+        <w:t>Ema</w:t>
+      </w:r>
+      <w:r>
+        <w:t xml:space="preserve"> 以及</w:t>
+      </w:r>
+      <w:r>
+        <w:rPr>
+          <w:rFonts w:hint="eastAsia"/>
+        </w:rPr>
+        <w:t>A</w:t>
+      </w:r>
+      <w:r>
+        <w:t>nderson（</w:t>
+      </w:r>
+      <w:r>
+        <w:t>Abel</w:t>
+      </w:r>
+      <w:r>
+        <w:t>的父亲） 均作为实验</w:t>
+      </w:r>
+      <w:proofErr w:type="gramStart"/>
+      <w:r>
+        <w:t>体参与</w:t>
+      </w:r>
+      <w:proofErr w:type="gramEnd"/>
+      <w:r>
+        <w:t>实验。在神童</w:t>
+      </w:r>
+      <w:r>
+        <w:t>Abel</w:t>
+      </w:r>
+      <w:r>
+        <w:t>加入实验后，实验进度大幅增长。虽然</w:t>
+      </w:r>
+      <w:r>
+        <w:t>Abel</w:t>
+      </w:r>
+      <w:r>
+        <w:t>躲在芯片里拒绝一切物理链接，但是她放不下赛博永生项目，认为</w:t>
+      </w:r>
+      <w:r>
+        <w:t>Abel</w:t>
+      </w:r>
+      <w:r>
+        <w:t>可以继续推进项目进度。于是她把</w:t>
+      </w:r>
+      <w:r>
+        <w:t>Abel</w:t>
+      </w:r>
+      <w:r>
+        <w:t>芯片留在了自己的保险库里。</w:t>
+      </w:r>
+    </w:p>
+    <w:p>
+      <w:pPr>
+        <w:rPr>
+          <w:rFonts w:hint="eastAsia"/>
+        </w:rPr>
+      </w:pPr>
+    </w:p>
+    <w:p>
+      <w:pPr>
+        <w:rPr>
+          <w:rFonts w:hint="eastAsia"/>
+        </w:rPr>
+      </w:pPr>
+      <w:r>
+        <w:t>Abel</w:t>
+      </w:r>
+      <w:r>
+        <w:t xml:space="preserve"> Eden 为游戏第二主角。他以前是神童，可以以电子设备为媒介熟练运用虚化和</w:t>
+      </w:r>
+      <w:proofErr w:type="gramStart"/>
+      <w:r>
+        <w:t>骇客</w:t>
+      </w:r>
+      <w:proofErr w:type="gramEnd"/>
+      <w:r>
+        <w:t>能力。在参与第四代实验体实验后，化为电子幽灵寄居于芯片中。主角的到来，让</w:t>
+      </w:r>
+      <w:r>
+        <w:t>Abel</w:t>
+      </w:r>
+      <w:r>
+        <w:t>燃起了复仇的渴望。他选择于主角合作，一同杀掉</w:t>
+      </w:r>
+      <w:r>
+        <w:t>Lailah</w:t>
+      </w:r>
+      <w:r>
+        <w:t>。</w:t>
+      </w:r>
+    </w:p>
+    <w:p>
+      <w:pPr>
+        <w:rPr>
+          <w:rFonts w:hint="eastAsia"/>
+        </w:rPr>
+      </w:pPr>
+    </w:p>
+    <w:p>
+      <w:pPr>
+        <w:rPr>
+          <w:rFonts w:hint="eastAsia"/>
+        </w:rPr>
+      </w:pPr>
       <w:r>
         <w:rPr>
           <w:rFonts w:hint="eastAsia"/>
@@ -783,6 +2612,11 @@
       </w:r>
     </w:p>
     <w:p>
+      <w:pPr>
+        <w:rPr>
+          <w:rFonts w:hint="eastAsia"/>
+        </w:rPr>
+      </w:pPr>
       <w:r>
         <w:rPr>
           <w:rFonts w:hint="eastAsia"/>
@@ -791,6 +2625,11 @@
       </w:r>
     </w:p>
     <w:p>
+      <w:pPr>
+        <w:rPr>
+          <w:rFonts w:hint="eastAsia"/>
+        </w:rPr>
+      </w:pPr>
       <w:r>
         <w:rPr>
           <w:rFonts w:hint="eastAsia"/>
@@ -799,14 +2638,36 @@
       </w:r>
     </w:p>
     <w:p>
-      <w:r>
-        <w:rPr>
-          <w:rFonts w:hint="eastAsia"/>
-        </w:rPr>
-        <w:t>2043年 Albert出生</w:t>
-      </w:r>
-    </w:p>
-    <w:p>
+      <w:pPr>
+        <w:rPr>
+          <w:rFonts w:hint="eastAsia"/>
+        </w:rPr>
+      </w:pPr>
+      <w:r>
+        <w:rPr>
+          <w:rFonts w:hint="eastAsia"/>
+        </w:rPr>
+        <w:t xml:space="preserve">2043年 </w:t>
+      </w:r>
+      <w:r>
+        <w:rPr>
+          <w:rFonts w:hint="eastAsia"/>
+        </w:rPr>
+        <w:t>Abel</w:t>
+      </w:r>
+      <w:r>
+        <w:rPr>
+          <w:rFonts w:hint="eastAsia"/>
+        </w:rPr>
+        <w:t>出生</w:t>
+      </w:r>
+    </w:p>
+    <w:p>
+      <w:pPr>
+        <w:rPr>
+          <w:rFonts w:hint="eastAsia"/>
+        </w:rPr>
+      </w:pPr>
       <w:r>
         <w:rPr>
           <w:rFonts w:hint="eastAsia"/>
@@ -815,6 +2676,11 @@
       </w:r>
     </w:p>
     <w:p>
+      <w:pPr>
+        <w:rPr>
+          <w:rFonts w:hint="eastAsia"/>
+        </w:rPr>
+      </w:pPr>
       <w:r>
         <w:rPr>
           <w:rFonts w:hint="eastAsia"/>
@@ -823,6 +2689,11 @@
       </w:r>
     </w:p>
     <w:p>
+      <w:pPr>
+        <w:rPr>
+          <w:rFonts w:hint="eastAsia"/>
+        </w:rPr>
+      </w:pPr>
       <w:r>
         <w:rPr>
           <w:rFonts w:hint="eastAsia"/>
@@ -831,6 +2702,11 @@
       </w:r>
     </w:p>
     <w:p>
+      <w:pPr>
+        <w:rPr>
+          <w:rFonts w:hint="eastAsia"/>
+        </w:rPr>
+      </w:pPr>
       <w:r>
         <w:rPr>
           <w:rFonts w:hint="eastAsia"/>
@@ -839,6 +2715,11 @@
       </w:r>
     </w:p>
     <w:p>
+      <w:pPr>
+        <w:rPr>
+          <w:rFonts w:hint="eastAsia"/>
+        </w:rPr>
+      </w:pPr>
       <w:r>
         <w:rPr>
           <w:rFonts w:hint="eastAsia"/>
@@ -847,6 +2728,11 @@
       </w:r>
     </w:p>
     <w:p>
+      <w:pPr>
+        <w:rPr>
+          <w:rFonts w:hint="eastAsia"/>
+        </w:rPr>
+      </w:pPr>
       <w:r>
         <w:rPr>
           <w:rFonts w:hint="eastAsia"/>
@@ -854,7 +2740,7 @@
         <w:t xml:space="preserve">2061年 </w:t>
       </w:r>
       <w:r>
-        <w:t>Lilith</w:t>
+        <w:t>Lailah</w:t>
       </w:r>
       <w:r>
         <w:rPr>
@@ -864,6 +2750,11 @@
       </w:r>
     </w:p>
     <w:p>
+      <w:pPr>
+        <w:rPr>
+          <w:rFonts w:hint="eastAsia"/>
+        </w:rPr>
+      </w:pPr>
       <w:r>
         <w:rPr>
           <w:rFonts w:hint="eastAsia"/>
@@ -872,6 +2763,11 @@
       </w:r>
     </w:p>
     <w:p>
+      <w:pPr>
+        <w:rPr>
+          <w:rFonts w:hint="eastAsia"/>
+        </w:rPr>
+      </w:pPr>
       <w:r>
         <w:rPr>
           <w:rFonts w:hint="eastAsia"/>
@@ -879,14 +2775,45 @@
         <w:t>2063年 主角</w:t>
       </w:r>
     </w:p>
-    <w:p/>
-    <w:p/>
-    <w:p/>
-    <w:p/>
-    <w:p/>
-    <w:p>
-      <w:pPr>
-        <w:rPr>
+    <w:p>
+      <w:pPr>
+        <w:rPr>
+          <w:rFonts w:hint="eastAsia"/>
+        </w:rPr>
+      </w:pPr>
+    </w:p>
+    <w:p>
+      <w:pPr>
+        <w:rPr>
+          <w:rFonts w:hint="eastAsia"/>
+        </w:rPr>
+      </w:pPr>
+    </w:p>
+    <w:p>
+      <w:pPr>
+        <w:rPr>
+          <w:rFonts w:hint="eastAsia"/>
+        </w:rPr>
+      </w:pPr>
+    </w:p>
+    <w:p>
+      <w:pPr>
+        <w:rPr>
+          <w:rFonts w:hint="eastAsia"/>
+        </w:rPr>
+      </w:pPr>
+    </w:p>
+    <w:p>
+      <w:pPr>
+        <w:rPr>
+          <w:rFonts w:hint="eastAsia"/>
+        </w:rPr>
+      </w:pPr>
+    </w:p>
+    <w:p>
+      <w:pPr>
+        <w:rPr>
+          <w:rFonts w:hint="eastAsia"/>
           <w:sz w:val="30"/>
           <w:szCs w:val="30"/>
         </w:rPr>
@@ -903,6 +2830,7 @@
     <w:p>
       <w:pPr>
         <w:rPr>
+          <w:rFonts w:hint="eastAsia"/>
           <w:szCs w:val="21"/>
         </w:rPr>
       </w:pPr>
@@ -925,6 +2853,7 @@
     <w:p>
       <w:pPr>
         <w:rPr>
+          <w:rFonts w:hint="eastAsia"/>
           <w:szCs w:val="21"/>
         </w:rPr>
       </w:pPr>
@@ -966,6 +2895,7 @@
     <w:p>
       <w:pPr>
         <w:rPr>
+          <w:rFonts w:hint="eastAsia"/>
           <w:szCs w:val="21"/>
         </w:rPr>
       </w:pPr>
@@ -1023,6 +2953,7 @@
           <w:numId w:val="1"/>
         </w:numPr>
         <w:rPr>
+          <w:rFonts w:hint="eastAsia"/>
           <w:szCs w:val="21"/>
         </w:rPr>
       </w:pPr>
@@ -1061,6 +2992,7 @@
           <w:numId w:val="1"/>
         </w:numPr>
         <w:rPr>
+          <w:rFonts w:hint="eastAsia"/>
           <w:szCs w:val="21"/>
         </w:rPr>
       </w:pPr>
@@ -1076,12 +3008,27 @@
         <w:rPr>
           <w:szCs w:val="21"/>
         </w:rPr>
-        <w:t>：近身格斗反应速度达人类素体峰值状态的98.2%，武器操作肌肉记忆转化率91.4%</w:t>
-      </w:r>
-    </w:p>
-    <w:p>
-      <w:pPr>
-        <w:rPr>
+        <w:t>：近身格斗反应速度</w:t>
+      </w:r>
+      <w:proofErr w:type="gramStart"/>
+      <w:r>
+        <w:rPr>
+          <w:szCs w:val="21"/>
+        </w:rPr>
+        <w:t>达人类素</w:t>
+      </w:r>
+      <w:proofErr w:type="gramEnd"/>
+      <w:r>
+        <w:rPr>
+          <w:szCs w:val="21"/>
+        </w:rPr>
+        <w:t>体峰值状态的98.2%，武器操作肌肉记忆转化率91.4%</w:t>
+      </w:r>
+    </w:p>
+    <w:p>
+      <w:pPr>
+        <w:rPr>
+          <w:rFonts w:hint="eastAsia"/>
           <w:szCs w:val="21"/>
         </w:rPr>
       </w:pPr>
@@ -1122,14 +3069,43 @@
     <w:p>
       <w:pPr>
         <w:rPr>
-          <w:szCs w:val="21"/>
-        </w:rPr>
-      </w:pPr>
-      <w:r>
-        <w:rPr>
-          <w:szCs w:val="21"/>
-        </w:rPr>
-        <w:t>若维持当前改造效率，预估每批次机体战力增长12-15%。至第五批次部署时，公司安防力量将实现：</w:t>
+          <w:rFonts w:hint="eastAsia"/>
+          <w:szCs w:val="21"/>
+        </w:rPr>
+      </w:pPr>
+      <w:r>
+        <w:rPr>
+          <w:szCs w:val="21"/>
+        </w:rPr>
+        <w:t>若维持当前改造效率，预估每批次机体战</w:t>
+      </w:r>
+      <w:proofErr w:type="gramStart"/>
+      <w:r>
+        <w:rPr>
+          <w:szCs w:val="21"/>
+        </w:rPr>
+        <w:t>力增长</w:t>
+      </w:r>
+      <w:proofErr w:type="gramEnd"/>
+      <w:r>
+        <w:rPr>
+          <w:szCs w:val="21"/>
+        </w:rPr>
+        <w:t>12-15%。至第五批次部署时，公司安</w:t>
+      </w:r>
+      <w:proofErr w:type="gramStart"/>
+      <w:r>
+        <w:rPr>
+          <w:szCs w:val="21"/>
+        </w:rPr>
+        <w:t>防力量</w:t>
+      </w:r>
+      <w:proofErr w:type="gramEnd"/>
+      <w:r>
+        <w:rPr>
+          <w:szCs w:val="21"/>
+        </w:rPr>
+        <w:t>将实现：</w:t>
       </w:r>
     </w:p>
     <w:p>
@@ -1139,6 +3115,7 @@
           <w:numId w:val="2"/>
         </w:numPr>
         <w:rPr>
+          <w:rFonts w:hint="eastAsia"/>
           <w:szCs w:val="21"/>
         </w:rPr>
       </w:pPr>
@@ -1156,6 +3133,7 @@
           <w:numId w:val="2"/>
         </w:numPr>
         <w:rPr>
+          <w:rFonts w:hint="eastAsia"/>
           <w:szCs w:val="21"/>
         </w:rPr>
       </w:pPr>
@@ -1173,19 +3151,35 @@
           <w:numId w:val="2"/>
         </w:numPr>
         <w:rPr>
-          <w:szCs w:val="21"/>
-        </w:rPr>
-      </w:pPr>
-      <w:r>
-        <w:rPr>
-          <w:szCs w:val="21"/>
-        </w:rPr>
-        <w:t>人力成本下降至传统安保体系的1/20</w:t>
-      </w:r>
-    </w:p>
-    <w:p>
-      <w:pPr>
-        <w:rPr>
+          <w:rFonts w:hint="eastAsia"/>
+          <w:szCs w:val="21"/>
+        </w:rPr>
+      </w:pPr>
+      <w:r>
+        <w:rPr>
+          <w:szCs w:val="21"/>
+        </w:rPr>
+        <w:t>人力成本下降</w:t>
+      </w:r>
+      <w:proofErr w:type="gramStart"/>
+      <w:r>
+        <w:rPr>
+          <w:szCs w:val="21"/>
+        </w:rPr>
+        <w:t>至传统</w:t>
+      </w:r>
+      <w:proofErr w:type="gramEnd"/>
+      <w:r>
+        <w:rPr>
+          <w:szCs w:val="21"/>
+        </w:rPr>
+        <w:t>安保体系的1/20</w:t>
+      </w:r>
+    </w:p>
+    <w:p>
+      <w:pPr>
+        <w:rPr>
+          <w:rFonts w:hint="eastAsia"/>
           <w:szCs w:val="21"/>
         </w:rPr>
       </w:pPr>
@@ -1201,20 +3195,23 @@
     <w:p>
       <w:pPr>
         <w:rPr>
-          <w:szCs w:val="21"/>
-        </w:rPr>
-      </w:pPr>
-    </w:p>
-    <w:p>
-      <w:pPr>
-        <w:rPr>
-          <w:szCs w:val="21"/>
-        </w:rPr>
-      </w:pPr>
-    </w:p>
-    <w:p>
-      <w:pPr>
-        <w:rPr>
+          <w:rFonts w:hint="eastAsia"/>
+          <w:szCs w:val="21"/>
+        </w:rPr>
+      </w:pPr>
+    </w:p>
+    <w:p>
+      <w:pPr>
+        <w:rPr>
+          <w:rFonts w:hint="eastAsia"/>
+          <w:szCs w:val="21"/>
+        </w:rPr>
+      </w:pPr>
+    </w:p>
+    <w:p>
+      <w:pPr>
+        <w:rPr>
+          <w:rFonts w:hint="eastAsia"/>
           <w:szCs w:val="21"/>
         </w:rPr>
       </w:pPr>
@@ -1239,6 +3236,7 @@
     <w:p>
       <w:pPr>
         <w:rPr>
+          <w:rFonts w:hint="eastAsia"/>
           <w:szCs w:val="21"/>
         </w:rPr>
       </w:pPr>
@@ -1270,6 +3268,7 @@
           <w:numId w:val="3"/>
         </w:numPr>
         <w:rPr>
+          <w:rFonts w:hint="eastAsia"/>
           <w:szCs w:val="21"/>
         </w:rPr>
       </w:pPr>
@@ -1295,6 +3294,7 @@
           <w:numId w:val="3"/>
         </w:numPr>
         <w:rPr>
+          <w:rFonts w:hint="eastAsia"/>
           <w:szCs w:val="21"/>
         </w:rPr>
       </w:pPr>
@@ -1320,6 +3320,7 @@
           <w:numId w:val="3"/>
         </w:numPr>
         <w:rPr>
+          <w:rFonts w:hint="eastAsia"/>
           <w:szCs w:val="21"/>
         </w:rPr>
       </w:pPr>
@@ -1337,6 +3338,7 @@
           <w:numId w:val="3"/>
         </w:numPr>
         <w:rPr>
+          <w:rFonts w:hint="eastAsia"/>
           <w:szCs w:val="21"/>
         </w:rPr>
       </w:pPr>
@@ -1350,6 +3352,7 @@
     <w:p>
       <w:pPr>
         <w:rPr>
+          <w:rFonts w:hint="eastAsia"/>
           <w:szCs w:val="21"/>
         </w:rPr>
       </w:pPr>
@@ -1398,6 +3401,7 @@
     <w:p>
       <w:pPr>
         <w:rPr>
+          <w:rFonts w:hint="eastAsia"/>
           <w:szCs w:val="21"/>
         </w:rPr>
       </w:pPr>
@@ -1415,6 +3419,7 @@
           <w:numId w:val="4"/>
         </w:numPr>
         <w:rPr>
+          <w:rFonts w:hint="eastAsia"/>
           <w:szCs w:val="21"/>
         </w:rPr>
       </w:pPr>
@@ -1432,6 +3437,7 @@
           <w:numId w:val="4"/>
         </w:numPr>
         <w:rPr>
+          <w:rFonts w:hint="eastAsia"/>
           <w:szCs w:val="21"/>
         </w:rPr>
       </w:pPr>
@@ -1449,6 +3455,7 @@
           <w:numId w:val="4"/>
         </w:numPr>
         <w:rPr>
+          <w:rFonts w:hint="eastAsia"/>
           <w:szCs w:val="21"/>
         </w:rPr>
       </w:pPr>
@@ -1462,6 +3469,7 @@
     <w:p>
       <w:pPr>
         <w:rPr>
+          <w:rFonts w:hint="eastAsia"/>
           <w:szCs w:val="21"/>
         </w:rPr>
       </w:pPr>
@@ -1483,13 +3491,15 @@
     <w:p>
       <w:pPr>
         <w:rPr>
-          <w:szCs w:val="21"/>
-        </w:rPr>
-      </w:pPr>
-    </w:p>
-    <w:p>
-      <w:pPr>
-        <w:rPr>
+          <w:rFonts w:hint="eastAsia"/>
+          <w:szCs w:val="21"/>
+        </w:rPr>
+      </w:pPr>
+    </w:p>
+    <w:p>
+      <w:pPr>
+        <w:rPr>
+          <w:rFonts w:hint="eastAsia"/>
           <w:szCs w:val="21"/>
         </w:rPr>
       </w:pPr>
@@ -1504,6 +3514,7 @@
     <w:p>
       <w:pPr>
         <w:rPr>
+          <w:rFonts w:hint="eastAsia"/>
           <w:szCs w:val="21"/>
         </w:rPr>
       </w:pPr>
@@ -1528,16 +3539,33 @@
     <w:p>
       <w:pPr>
         <w:rPr>
-          <w:szCs w:val="21"/>
-        </w:rPr>
-      </w:pPr>
-      <w:r>
-        <w:rPr>
-          <w:b/>
-          <w:bCs/>
-          <w:szCs w:val="21"/>
-        </w:rPr>
-        <w:t>实验主管Dr. Sibyl自愿担任首例高阶素体</w:t>
+          <w:rFonts w:hint="eastAsia"/>
+          <w:szCs w:val="21"/>
+        </w:rPr>
+      </w:pPr>
+      <w:r>
+        <w:rPr>
+          <w:b/>
+          <w:bCs/>
+          <w:szCs w:val="21"/>
+        </w:rPr>
+        <w:t xml:space="preserve">实验主管Dr. </w:t>
+      </w:r>
+      <w:r>
+        <w:rPr>
+          <w:b/>
+          <w:bCs/>
+          <w:szCs w:val="21"/>
+        </w:rPr>
+        <w:t>Clair</w:t>
+      </w:r>
+      <w:r>
+        <w:rPr>
+          <w:b/>
+          <w:bCs/>
+          <w:szCs w:val="21"/>
+        </w:rPr>
+        <w:t>自愿担任首例高阶素体</w:t>
       </w:r>
       <w:r>
         <w:rPr>
@@ -1567,6 +3595,7 @@
           <w:numId w:val="5"/>
         </w:numPr>
         <w:rPr>
+          <w:rFonts w:hint="eastAsia"/>
           <w:szCs w:val="21"/>
         </w:rPr>
       </w:pPr>
@@ -1584,6 +3613,7 @@
           <w:numId w:val="5"/>
         </w:numPr>
         <w:rPr>
+          <w:rFonts w:hint="eastAsia"/>
           <w:szCs w:val="21"/>
         </w:rPr>
       </w:pPr>
@@ -1601,6 +3631,7 @@
           <w:numId w:val="5"/>
         </w:numPr>
         <w:rPr>
+          <w:rFonts w:hint="eastAsia"/>
           <w:szCs w:val="21"/>
         </w:rPr>
       </w:pPr>
@@ -1618,6 +3649,7 @@
           <w:numId w:val="5"/>
         </w:numPr>
         <w:rPr>
+          <w:rFonts w:hint="eastAsia"/>
           <w:szCs w:val="21"/>
         </w:rPr>
       </w:pPr>
@@ -1631,19 +3663,33 @@
     <w:p>
       <w:pPr>
         <w:rPr>
-          <w:szCs w:val="21"/>
-        </w:rPr>
-      </w:pPr>
-      <w:r>
-        <w:rPr>
-          <w:szCs w:val="21"/>
-        </w:rPr>
-        <w:t>当前解码失败率高达73%，推测与素体神经突触复杂度正相关。Dr. Sibyl在最终上传前的通讯记录显示，其海马体曾释放异常生物电信号（频率4.2Hz），可能关联自主意识抵抗机制。</w:t>
-      </w:r>
-    </w:p>
-    <w:p>
-      <w:pPr>
-        <w:rPr>
+          <w:rFonts w:hint="eastAsia"/>
+          <w:szCs w:val="21"/>
+        </w:rPr>
+      </w:pPr>
+      <w:r>
+        <w:rPr>
+          <w:szCs w:val="21"/>
+        </w:rPr>
+        <w:t xml:space="preserve">当前解码失败率高达73%，推测与素体神经突触复杂度正相关。Dr. </w:t>
+      </w:r>
+      <w:r>
+        <w:rPr>
+          <w:szCs w:val="21"/>
+        </w:rPr>
+        <w:t>Clair</w:t>
+      </w:r>
+      <w:r>
+        <w:rPr>
+          <w:szCs w:val="21"/>
+        </w:rPr>
+        <w:t>在最终上传前的通讯记录显示，其海马体曾释放异常生物电信号（频率4.2Hz），可能关联自主意识抵抗机制。</w:t>
+      </w:r>
+    </w:p>
+    <w:p>
+      <w:pPr>
+        <w:rPr>
+          <w:rFonts w:hint="eastAsia"/>
           <w:szCs w:val="21"/>
         </w:rPr>
       </w:pPr>
@@ -1659,7 +3705,21 @@
         <w:rPr>
           <w:szCs w:val="21"/>
         </w:rPr>
-        <w:t>：现有技术对高智商素体的意识抹除存在根本性缺陷。建议拓宽素体筛选范围至以下群体以降低神经阻抗：</w:t>
+        <w:t>：现有技术对高智商素体的意识抹除存在根本性缺陷。建议拓宽素体筛选范围</w:t>
+      </w:r>
+      <w:proofErr w:type="gramStart"/>
+      <w:r>
+        <w:rPr>
+          <w:szCs w:val="21"/>
+        </w:rPr>
+        <w:t>至以下</w:t>
+      </w:r>
+      <w:proofErr w:type="gramEnd"/>
+      <w:r>
+        <w:rPr>
+          <w:szCs w:val="21"/>
+        </w:rPr>
+        <w:t>群体以降低神经阻抗：</w:t>
       </w:r>
     </w:p>
     <w:p>
@@ -1669,14 +3729,29 @@
           <w:numId w:val="6"/>
         </w:numPr>
         <w:rPr>
-          <w:szCs w:val="21"/>
-        </w:rPr>
-      </w:pPr>
-      <w:r>
-        <w:rPr>
-          <w:szCs w:val="21"/>
-        </w:rPr>
-        <w:t>长期昏迷患者（脑活跃度≤δ波）</w:t>
+          <w:rFonts w:hint="eastAsia"/>
+          <w:szCs w:val="21"/>
+        </w:rPr>
+      </w:pPr>
+      <w:r>
+        <w:rPr>
+          <w:szCs w:val="21"/>
+        </w:rPr>
+        <w:t>长期昏迷患者（</w:t>
+      </w:r>
+      <w:proofErr w:type="gramStart"/>
+      <w:r>
+        <w:rPr>
+          <w:szCs w:val="21"/>
+        </w:rPr>
+        <w:t>脑活跃</w:t>
+      </w:r>
+      <w:proofErr w:type="gramEnd"/>
+      <w:r>
+        <w:rPr>
+          <w:szCs w:val="21"/>
+        </w:rPr>
+        <w:t>度≤δ波）</w:t>
       </w:r>
     </w:p>
     <w:p>
@@ -1686,6 +3761,7 @@
           <w:numId w:val="6"/>
         </w:numPr>
         <w:rPr>
+          <w:rFonts w:hint="eastAsia"/>
           <w:szCs w:val="21"/>
         </w:rPr>
       </w:pPr>
@@ -1703,6 +3779,7 @@
           <w:numId w:val="6"/>
         </w:numPr>
         <w:rPr>
+          <w:rFonts w:hint="eastAsia"/>
           <w:szCs w:val="21"/>
         </w:rPr>
       </w:pPr>
@@ -1716,13 +3793,15 @@
     <w:p>
       <w:pPr>
         <w:rPr>
-          <w:szCs w:val="21"/>
-        </w:rPr>
-      </w:pPr>
-    </w:p>
-    <w:p>
-      <w:pPr>
-        <w:rPr>
+          <w:rFonts w:hint="eastAsia"/>
+          <w:szCs w:val="21"/>
+        </w:rPr>
+      </w:pPr>
+    </w:p>
+    <w:p>
+      <w:pPr>
+        <w:rPr>
+          <w:rFonts w:hint="eastAsia"/>
           <w:szCs w:val="21"/>
         </w:rPr>
       </w:pPr>
@@ -1747,16 +3826,33 @@
     <w:p>
       <w:pPr>
         <w:rPr>
-          <w:szCs w:val="21"/>
-        </w:rPr>
-      </w:pPr>
-      <w:r>
-        <w:rPr>
-          <w:b/>
-          <w:bCs/>
-          <w:szCs w:val="21"/>
-        </w:rPr>
-        <w:t>Lead Researcher Dr. Sibyl volunteered as the premier high-cognition substrate</w:t>
+          <w:rFonts w:hint="eastAsia"/>
+          <w:szCs w:val="21"/>
+        </w:rPr>
+      </w:pPr>
+      <w:r>
+        <w:rPr>
+          <w:b/>
+          <w:bCs/>
+          <w:szCs w:val="21"/>
+        </w:rPr>
+        <w:t xml:space="preserve">Lead Researcher Dr. </w:t>
+      </w:r>
+      <w:r>
+        <w:rPr>
+          <w:b/>
+          <w:bCs/>
+          <w:szCs w:val="21"/>
+        </w:rPr>
+        <w:t>Clair</w:t>
+      </w:r>
+      <w:r>
+        <w:rPr>
+          <w:b/>
+          <w:bCs/>
+          <w:szCs w:val="21"/>
+        </w:rPr>
+        <w:t xml:space="preserve"> volunteered as the premier high-cognition substrate</w:t>
       </w:r>
       <w:r>
         <w:rPr>
@@ -1786,6 +3882,7 @@
           <w:numId w:val="7"/>
         </w:numPr>
         <w:rPr>
+          <w:rFonts w:hint="eastAsia"/>
           <w:szCs w:val="21"/>
         </w:rPr>
       </w:pPr>
@@ -1803,6 +3900,7 @@
           <w:numId w:val="7"/>
         </w:numPr>
         <w:rPr>
+          <w:rFonts w:hint="eastAsia"/>
           <w:szCs w:val="21"/>
         </w:rPr>
       </w:pPr>
@@ -1820,6 +3918,7 @@
           <w:numId w:val="7"/>
         </w:numPr>
         <w:rPr>
+          <w:rFonts w:hint="eastAsia"/>
           <w:szCs w:val="21"/>
         </w:rPr>
       </w:pPr>
@@ -1837,6 +3936,7 @@
           <w:numId w:val="7"/>
         </w:numPr>
         <w:rPr>
+          <w:rFonts w:hint="eastAsia"/>
           <w:szCs w:val="21"/>
         </w:rPr>
       </w:pPr>
@@ -1850,19 +3950,33 @@
     <w:p>
       <w:pPr>
         <w:rPr>
-          <w:szCs w:val="21"/>
-        </w:rPr>
-      </w:pPr>
-      <w:r>
-        <w:rPr>
-          <w:szCs w:val="21"/>
-        </w:rPr>
-        <w:t>Current decoding failure rate stands at 73%, positively correlated with synaptic complexity. Dr. Sibyl's final pre-upload comm logs revealed abnormal bioelectrical emissions (4.2Hz) from the hippocampus, potentially indicating conscious resistance mechanisms.</w:t>
-      </w:r>
-    </w:p>
-    <w:p>
-      <w:pPr>
-        <w:rPr>
+          <w:rFonts w:hint="eastAsia"/>
+          <w:szCs w:val="21"/>
+        </w:rPr>
+      </w:pPr>
+      <w:r>
+        <w:rPr>
+          <w:szCs w:val="21"/>
+        </w:rPr>
+        <w:t xml:space="preserve">Current decoding failure rate stands at 73%, positively correlated with synaptic complexity. Dr. </w:t>
+      </w:r>
+      <w:r>
+        <w:rPr>
+          <w:szCs w:val="21"/>
+        </w:rPr>
+        <w:t>Clair</w:t>
+      </w:r>
+      <w:r>
+        <w:rPr>
+          <w:szCs w:val="21"/>
+        </w:rPr>
+        <w:t>'s final pre-upload comm logs revealed abnormal bioelectrical emissions (4.2Hz) from the hippocampus, potentially indicating conscious resistance mechanisms.</w:t>
+      </w:r>
+    </w:p>
+    <w:p>
+      <w:pPr>
+        <w:rPr>
+          <w:rFonts w:hint="eastAsia"/>
           <w:szCs w:val="21"/>
         </w:rPr>
       </w:pPr>
@@ -1888,6 +4002,7 @@
           <w:numId w:val="8"/>
         </w:numPr>
         <w:rPr>
+          <w:rFonts w:hint="eastAsia"/>
           <w:szCs w:val="21"/>
         </w:rPr>
       </w:pPr>
@@ -1905,6 +4020,7 @@
           <w:numId w:val="8"/>
         </w:numPr>
         <w:rPr>
+          <w:rFonts w:hint="eastAsia"/>
           <w:szCs w:val="21"/>
         </w:rPr>
       </w:pPr>
@@ -1922,6 +4038,7 @@
           <w:numId w:val="8"/>
         </w:numPr>
         <w:rPr>
+          <w:rFonts w:hint="eastAsia"/>
           <w:szCs w:val="21"/>
         </w:rPr>
       </w:pPr>
@@ -1935,15 +4052,17 @@
     <w:p>
       <w:pPr>
         <w:rPr>
-          <w:b/>
-          <w:bCs/>
-          <w:szCs w:val="21"/>
-        </w:rPr>
-      </w:pPr>
-    </w:p>
-    <w:p>
-      <w:pPr>
-        <w:rPr>
+          <w:rFonts w:hint="eastAsia"/>
+          <w:b/>
+          <w:bCs/>
+          <w:szCs w:val="21"/>
+        </w:rPr>
+      </w:pPr>
+    </w:p>
+    <w:p>
+      <w:pPr>
+        <w:rPr>
+          <w:rFonts w:hint="eastAsia"/>
           <w:szCs w:val="21"/>
         </w:rPr>
       </w:pPr>
@@ -1965,27 +4084,47 @@
     <w:p>
       <w:pPr>
         <w:rPr>
-          <w:b/>
-          <w:bCs/>
-          <w:szCs w:val="21"/>
-        </w:rPr>
-      </w:pPr>
-    </w:p>
-    <w:p>
-      <w:pPr>
-        <w:rPr>
-          <w:b/>
-          <w:bCs/>
-          <w:szCs w:val="21"/>
-        </w:rPr>
-      </w:pPr>
-      <w:r>
-        <w:rPr>
-          <w:b/>
-          <w:bCs/>
-          <w:szCs w:val="21"/>
-        </w:rPr>
-        <w:t>主题：恳请加速关键路径推进——伊甸项目</w:t>
+          <w:rFonts w:hint="eastAsia"/>
+          <w:b/>
+          <w:bCs/>
+          <w:szCs w:val="21"/>
+        </w:rPr>
+      </w:pPr>
+    </w:p>
+    <w:p>
+      <w:pPr>
+        <w:rPr>
+          <w:rFonts w:hint="eastAsia"/>
+          <w:b/>
+          <w:bCs/>
+          <w:szCs w:val="21"/>
+        </w:rPr>
+      </w:pPr>
+      <w:r>
+        <w:rPr>
+          <w:b/>
+          <w:bCs/>
+          <w:szCs w:val="21"/>
+        </w:rPr>
+        <w:t>主题：恳请加速关键路径推进——伊</w:t>
+      </w:r>
+      <w:proofErr w:type="gramStart"/>
+      <w:r>
+        <w:rPr>
+          <w:b/>
+          <w:bCs/>
+          <w:szCs w:val="21"/>
+        </w:rPr>
+        <w:t>甸</w:t>
+      </w:r>
+      <w:proofErr w:type="gramEnd"/>
+      <w:r>
+        <w:rPr>
+          <w:b/>
+          <w:bCs/>
+          <w:szCs w:val="21"/>
+        </w:rPr>
+        <w:t>项目</w:t>
       </w:r>
       <w:r>
         <w:rPr>
@@ -2011,29 +4150,67 @@
           <w:szCs w:val="21"/>
         </w:rPr>
         <w:br/>
-        <w:t>收件人：莉莲</w:t>
-      </w:r>
-    </w:p>
-    <w:p>
-      <w:pPr>
-        <w:rPr>
-          <w:b/>
-          <w:bCs/>
-          <w:szCs w:val="21"/>
-        </w:rPr>
-      </w:pPr>
-      <w:r>
-        <w:rPr>
-          <w:b/>
-          <w:bCs/>
-          <w:szCs w:val="21"/>
-        </w:rPr>
-        <w:t>伊甸计划正面临不可持续的阻力。安德森系统性削减第四阶段资金（最新否决：7500万信用点拨款）迫使我们需动员全公司力量。如您所知，领导层的不谐杂音已威胁到我们的核心生存优势。</w:t>
-      </w:r>
-    </w:p>
-    <w:p>
-      <w:pPr>
-        <w:rPr>
+        <w:t>收件人：</w:t>
+      </w:r>
+      <w:proofErr w:type="gramStart"/>
+      <w:r>
+        <w:rPr>
+          <w:b/>
+          <w:bCs/>
+          <w:szCs w:val="21"/>
+        </w:rPr>
+        <w:t>莉</w:t>
+      </w:r>
+      <w:proofErr w:type="gramEnd"/>
+      <w:r>
+        <w:rPr>
+          <w:b/>
+          <w:bCs/>
+          <w:szCs w:val="21"/>
+        </w:rPr>
+        <w:t>莲</w:t>
+      </w:r>
+    </w:p>
+    <w:p>
+      <w:pPr>
+        <w:rPr>
+          <w:rFonts w:hint="eastAsia"/>
+          <w:b/>
+          <w:bCs/>
+          <w:szCs w:val="21"/>
+        </w:rPr>
+      </w:pPr>
+      <w:r>
+        <w:rPr>
+          <w:b/>
+          <w:bCs/>
+          <w:szCs w:val="21"/>
+        </w:rPr>
+        <w:t>伊</w:t>
+      </w:r>
+      <w:proofErr w:type="gramStart"/>
+      <w:r>
+        <w:rPr>
+          <w:b/>
+          <w:bCs/>
+          <w:szCs w:val="21"/>
+        </w:rPr>
+        <w:t>甸</w:t>
+      </w:r>
+      <w:proofErr w:type="gramEnd"/>
+      <w:r>
+        <w:rPr>
+          <w:b/>
+          <w:bCs/>
+          <w:szCs w:val="21"/>
+        </w:rPr>
+        <w:t>计划正面临不可持续的阻力。安德森系统性削减第四阶段资金（最新否决：7500万信用点拨款）迫使我们需动员全公司力量。如您所知，领导层的不谐杂音已威胁到我们的核心生存优势。</w:t>
+      </w:r>
+    </w:p>
+    <w:p>
+      <w:pPr>
+        <w:rPr>
+          <w:rFonts w:hint="eastAsia"/>
           <w:b/>
           <w:bCs/>
           <w:szCs w:val="21"/>
@@ -2055,6 +4232,7 @@
           <w:numId w:val="12"/>
         </w:numPr>
         <w:rPr>
+          <w:rFonts w:hint="eastAsia"/>
           <w:b/>
           <w:bCs/>
           <w:szCs w:val="21"/>
@@ -2076,6 +4254,7 @@
           <w:numId w:val="12"/>
         </w:numPr>
         <w:rPr>
+          <w:rFonts w:hint="eastAsia"/>
           <w:b/>
           <w:bCs/>
           <w:szCs w:val="21"/>
@@ -2097,6 +4276,7 @@
           <w:numId w:val="12"/>
         </w:numPr>
         <w:rPr>
+          <w:rFonts w:hint="eastAsia"/>
           <w:b/>
           <w:bCs/>
           <w:szCs w:val="21"/>
@@ -2114,23 +4294,79 @@
     <w:p>
       <w:pPr>
         <w:rPr>
-          <w:b/>
-          <w:bCs/>
-          <w:szCs w:val="21"/>
-        </w:rPr>
-      </w:pPr>
-      <w:r>
-        <w:rPr>
-          <w:b/>
-          <w:bCs/>
-          <w:szCs w:val="21"/>
-        </w:rPr>
-        <w:t>择时曝光将迫使安德森转入危机应对模式，使其无力阻挠伊甸项目的预算覆写请求。建议在第三季度财报会议后立即启动第一阶段——届时市场信心最为脆弱。</w:t>
-      </w:r>
-    </w:p>
-    <w:p>
-      <w:pPr>
-        <w:rPr>
+          <w:rFonts w:hint="eastAsia"/>
+          <w:b/>
+          <w:bCs/>
+          <w:szCs w:val="21"/>
+        </w:rPr>
+      </w:pPr>
+      <w:r>
+        <w:rPr>
+          <w:b/>
+          <w:bCs/>
+          <w:szCs w:val="21"/>
+        </w:rPr>
+        <w:t>择时曝光将迫使安德森转入危机应对模式，使其无力阻挠伊</w:t>
+      </w:r>
+      <w:proofErr w:type="gramStart"/>
+      <w:r>
+        <w:rPr>
+          <w:b/>
+          <w:bCs/>
+          <w:szCs w:val="21"/>
+        </w:rPr>
+        <w:t>甸</w:t>
+      </w:r>
+      <w:proofErr w:type="gramEnd"/>
+      <w:r>
+        <w:rPr>
+          <w:b/>
+          <w:bCs/>
+          <w:szCs w:val="21"/>
+        </w:rPr>
+        <w:t>项目的</w:t>
+      </w:r>
+      <w:proofErr w:type="gramStart"/>
+      <w:r>
+        <w:rPr>
+          <w:b/>
+          <w:bCs/>
+          <w:szCs w:val="21"/>
+        </w:rPr>
+        <w:t>预算覆写请求</w:t>
+      </w:r>
+      <w:proofErr w:type="gramEnd"/>
+      <w:r>
+        <w:rPr>
+          <w:b/>
+          <w:bCs/>
+          <w:szCs w:val="21"/>
+        </w:rPr>
+        <w:t>。建议在第三季度</w:t>
+      </w:r>
+      <w:proofErr w:type="gramStart"/>
+      <w:r>
+        <w:rPr>
+          <w:b/>
+          <w:bCs/>
+          <w:szCs w:val="21"/>
+        </w:rPr>
+        <w:t>财报会议</w:t>
+      </w:r>
+      <w:proofErr w:type="gramEnd"/>
+      <w:r>
+        <w:rPr>
+          <w:b/>
+          <w:bCs/>
+          <w:szCs w:val="21"/>
+        </w:rPr>
+        <w:t>后立即启动第一阶段——届时市场信心最为脆弱。</w:t>
+      </w:r>
+    </w:p>
+    <w:p>
+      <w:pPr>
+        <w:rPr>
+          <w:rFonts w:hint="eastAsia"/>
           <w:b/>
           <w:bCs/>
           <w:szCs w:val="21"/>
@@ -2166,15 +4402,17 @@
     <w:p>
       <w:pPr>
         <w:rPr>
-          <w:b/>
-          <w:bCs/>
-          <w:szCs w:val="21"/>
-        </w:rPr>
-      </w:pPr>
-    </w:p>
-    <w:p>
-      <w:pPr>
-        <w:rPr>
+          <w:rFonts w:hint="eastAsia"/>
+          <w:b/>
+          <w:bCs/>
+          <w:szCs w:val="21"/>
+        </w:rPr>
+      </w:pPr>
+    </w:p>
+    <w:p>
+      <w:pPr>
+        <w:rPr>
+          <w:rFonts w:hint="eastAsia"/>
           <w:szCs w:val="21"/>
         </w:rPr>
       </w:pPr>
@@ -2207,12 +4445,21 @@
           <w:szCs w:val="21"/>
         </w:rPr>
         <w:br/>
-        <w:t>To: Lilith</w:t>
-      </w:r>
-    </w:p>
-    <w:p>
-      <w:pPr>
-        <w:rPr>
+        <w:t xml:space="preserve">To: </w:t>
+      </w:r>
+      <w:r>
+        <w:rPr>
+          <w:b/>
+          <w:bCs/>
+          <w:szCs w:val="21"/>
+        </w:rPr>
+        <w:t>Lailah</w:t>
+      </w:r>
+    </w:p>
+    <w:p>
+      <w:pPr>
+        <w:rPr>
+          <w:rFonts w:hint="eastAsia"/>
           <w:szCs w:val="21"/>
         </w:rPr>
       </w:pPr>
@@ -2226,6 +4473,7 @@
     <w:p>
       <w:pPr>
         <w:rPr>
+          <w:rFonts w:hint="eastAsia"/>
           <w:szCs w:val="21"/>
         </w:rPr>
       </w:pPr>
@@ -2257,6 +4505,7 @@
           <w:numId w:val="11"/>
         </w:numPr>
         <w:rPr>
+          <w:rFonts w:hint="eastAsia"/>
           <w:szCs w:val="21"/>
         </w:rPr>
       </w:pPr>
@@ -2282,6 +4531,7 @@
           <w:numId w:val="11"/>
         </w:numPr>
         <w:rPr>
+          <w:rFonts w:hint="eastAsia"/>
           <w:szCs w:val="21"/>
         </w:rPr>
       </w:pPr>
@@ -2307,6 +4557,7 @@
           <w:numId w:val="11"/>
         </w:numPr>
         <w:rPr>
+          <w:rFonts w:hint="eastAsia"/>
           <w:szCs w:val="21"/>
         </w:rPr>
       </w:pPr>
@@ -2328,6 +4579,7 @@
     <w:p>
       <w:pPr>
         <w:rPr>
+          <w:rFonts w:hint="eastAsia"/>
           <w:szCs w:val="21"/>
         </w:rPr>
       </w:pPr>
@@ -2341,6 +4593,7 @@
     <w:p>
       <w:pPr>
         <w:rPr>
+          <w:rFonts w:hint="eastAsia"/>
           <w:szCs w:val="21"/>
         </w:rPr>
       </w:pPr>
@@ -2368,13 +4621,15 @@
     <w:p>
       <w:pPr>
         <w:rPr>
-          <w:szCs w:val="21"/>
-        </w:rPr>
-      </w:pPr>
-    </w:p>
-    <w:p>
-      <w:pPr>
-        <w:rPr>
+          <w:rFonts w:hint="eastAsia"/>
+          <w:szCs w:val="21"/>
+        </w:rPr>
+      </w:pPr>
+    </w:p>
+    <w:p>
+      <w:pPr>
+        <w:rPr>
+          <w:rFonts w:hint="eastAsia"/>
           <w:szCs w:val="21"/>
         </w:rPr>
       </w:pPr>
@@ -2389,6 +4644,7 @@
     <w:p>
       <w:pPr>
         <w:rPr>
+          <w:rFonts w:hint="eastAsia"/>
           <w:szCs w:val="21"/>
         </w:rPr>
       </w:pPr>
@@ -2402,19 +4658,35 @@
     <w:p>
       <w:pPr>
         <w:rPr>
-          <w:szCs w:val="21"/>
-        </w:rPr>
-      </w:pPr>
-      <w:r>
-        <w:rPr>
-          <w:szCs w:val="21"/>
-        </w:rPr>
-        <w:t xml:space="preserve">最终归档报告 前集团领导人Andrew先生（享年65岁）于本项目中自愿担任首例永生意识上传体。尽管终极目标（意识云端永续）未达成，其生物神经系统的全维度采样突破为后续研究奠定不可替代的基础： </w:t>
-      </w:r>
-    </w:p>
-    <w:p>
-      <w:pPr>
-        <w:rPr>
+          <w:rFonts w:hint="eastAsia"/>
+          <w:szCs w:val="21"/>
+        </w:rPr>
+      </w:pPr>
+      <w:r>
+        <w:rPr>
+          <w:szCs w:val="21"/>
+        </w:rPr>
+        <w:t xml:space="preserve">最终归档报告 </w:t>
+      </w:r>
+      <w:proofErr w:type="gramStart"/>
+      <w:r>
+        <w:rPr>
+          <w:szCs w:val="21"/>
+        </w:rPr>
+        <w:t>前集团</w:t>
+      </w:r>
+      <w:proofErr w:type="gramEnd"/>
+      <w:r>
+        <w:rPr>
+          <w:szCs w:val="21"/>
+        </w:rPr>
+        <w:t xml:space="preserve">领导人Andrew先生（享年65岁）于本项目中自愿担任首例永生意识上传体。尽管终极目标（意识云端永续）未达成，其生物神经系统的全维度采样突破为后续研究奠定不可替代的基础： </w:t>
+      </w:r>
+    </w:p>
+    <w:p>
+      <w:pPr>
+        <w:rPr>
+          <w:rFonts w:hint="eastAsia"/>
           <w:szCs w:val="21"/>
         </w:rPr>
       </w:pPr>
@@ -2435,6 +4707,7 @@
     <w:p>
       <w:pPr>
         <w:rPr>
+          <w:rFonts w:hint="eastAsia"/>
           <w:szCs w:val="21"/>
         </w:rPr>
       </w:pPr>
@@ -2455,6 +4728,7 @@
     <w:p>
       <w:pPr>
         <w:rPr>
+          <w:rFonts w:hint="eastAsia"/>
           <w:szCs w:val="21"/>
         </w:rPr>
       </w:pPr>
@@ -2475,6 +4749,7 @@
     <w:p>
       <w:pPr>
         <w:rPr>
+          <w:rFonts w:hint="eastAsia"/>
           <w:szCs w:val="21"/>
         </w:rPr>
       </w:pPr>
@@ -2495,6 +4770,7 @@
     <w:p>
       <w:pPr>
         <w:rPr>
+          <w:rFonts w:hint="eastAsia"/>
           <w:szCs w:val="21"/>
         </w:rPr>
       </w:pPr>
@@ -2515,6 +4791,7 @@
     <w:p>
       <w:pPr>
         <w:rPr>
+          <w:rFonts w:hint="eastAsia"/>
           <w:szCs w:val="21"/>
         </w:rPr>
       </w:pPr>
@@ -2535,6 +4812,7 @@
     <w:p>
       <w:pPr>
         <w:rPr>
+          <w:rFonts w:hint="eastAsia"/>
           <w:szCs w:val="21"/>
         </w:rPr>
       </w:pPr>
@@ -2548,6 +4826,7 @@
     <w:p>
       <w:pPr>
         <w:rPr>
+          <w:rFonts w:hint="eastAsia"/>
           <w:szCs w:val="21"/>
         </w:rPr>
       </w:pPr>
@@ -2562,6 +4841,7 @@
     <w:p>
       <w:pPr>
         <w:rPr>
+          <w:rFonts w:hint="eastAsia"/>
           <w:szCs w:val="21"/>
         </w:rPr>
       </w:pPr>
@@ -2575,19 +4855,35 @@
     <w:p>
       <w:pPr>
         <w:rPr>
-          <w:szCs w:val="21"/>
-        </w:rPr>
-      </w:pPr>
-      <w:r>
-        <w:rPr>
-          <w:szCs w:val="21"/>
-        </w:rPr>
-        <w:t xml:space="preserve">确立行业级脑科学伦理豁免标准 </w:t>
-      </w:r>
-    </w:p>
-    <w:p>
-      <w:pPr>
-        <w:rPr>
+          <w:rFonts w:hint="eastAsia"/>
+          <w:szCs w:val="21"/>
+        </w:rPr>
+      </w:pPr>
+      <w:r>
+        <w:rPr>
+          <w:szCs w:val="21"/>
+        </w:rPr>
+        <w:t>确立</w:t>
+      </w:r>
+      <w:proofErr w:type="gramStart"/>
+      <w:r>
+        <w:rPr>
+          <w:szCs w:val="21"/>
+        </w:rPr>
+        <w:t>行业级脑</w:t>
+      </w:r>
+      <w:proofErr w:type="gramEnd"/>
+      <w:r>
+        <w:rPr>
+          <w:szCs w:val="21"/>
+        </w:rPr>
+        <w:t xml:space="preserve">科学伦理豁免标准 </w:t>
+      </w:r>
+    </w:p>
+    <w:p>
+      <w:pPr>
+        <w:rPr>
+          <w:rFonts w:hint="eastAsia"/>
           <w:szCs w:val="21"/>
         </w:rPr>
       </w:pPr>
@@ -2601,13 +4897,15 @@
     <w:p>
       <w:pPr>
         <w:rPr>
-          <w:szCs w:val="21"/>
-        </w:rPr>
-      </w:pPr>
-    </w:p>
-    <w:p>
-      <w:pPr>
-        <w:rPr>
+          <w:rFonts w:hint="eastAsia"/>
+          <w:szCs w:val="21"/>
+        </w:rPr>
+      </w:pPr>
+    </w:p>
+    <w:p>
+      <w:pPr>
+        <w:rPr>
+          <w:rFonts w:hint="eastAsia"/>
           <w:szCs w:val="21"/>
         </w:rPr>
       </w:pPr>
@@ -2637,6 +4935,7 @@
     <w:p>
       <w:pPr>
         <w:rPr>
+          <w:rFonts w:hint="eastAsia"/>
           <w:szCs w:val="21"/>
         </w:rPr>
       </w:pPr>
@@ -2664,6 +4963,7 @@
     <w:p>
       <w:pPr>
         <w:rPr>
+          <w:rFonts w:hint="eastAsia"/>
           <w:b/>
           <w:bCs/>
           <w:szCs w:val="21"/>
@@ -2681,6 +4981,7 @@
     <w:p>
       <w:pPr>
         <w:rPr>
+          <w:rFonts w:hint="eastAsia"/>
           <w:szCs w:val="21"/>
         </w:rPr>
       </w:pPr>
@@ -2700,6 +5001,7 @@
           <w:numId w:val="13"/>
         </w:numPr>
         <w:rPr>
+          <w:rFonts w:hint="eastAsia"/>
           <w:szCs w:val="21"/>
         </w:rPr>
       </w:pPr>
@@ -2717,6 +5019,7 @@
           <w:numId w:val="13"/>
         </w:numPr>
         <w:rPr>
+          <w:rFonts w:hint="eastAsia"/>
           <w:szCs w:val="21"/>
         </w:rPr>
       </w:pPr>
@@ -2730,6 +5033,7 @@
     <w:p>
       <w:pPr>
         <w:rPr>
+          <w:rFonts w:hint="eastAsia"/>
           <w:szCs w:val="21"/>
         </w:rPr>
       </w:pPr>
@@ -2749,6 +5053,7 @@
           <w:numId w:val="14"/>
         </w:numPr>
         <w:rPr>
+          <w:rFonts w:hint="eastAsia"/>
           <w:szCs w:val="21"/>
         </w:rPr>
       </w:pPr>
@@ -2766,6 +5071,7 @@
           <w:numId w:val="14"/>
         </w:numPr>
         <w:rPr>
+          <w:rFonts w:hint="eastAsia"/>
           <w:szCs w:val="21"/>
         </w:rPr>
       </w:pPr>
@@ -2779,6 +5085,7 @@
     <w:p>
       <w:pPr>
         <w:rPr>
+          <w:rFonts w:hint="eastAsia"/>
           <w:szCs w:val="21"/>
         </w:rPr>
       </w:pPr>
@@ -2796,6 +5103,7 @@
           <w:numId w:val="15"/>
         </w:numPr>
         <w:rPr>
+          <w:rFonts w:hint="eastAsia"/>
           <w:szCs w:val="21"/>
         </w:rPr>
       </w:pPr>
@@ -2813,6 +5121,7 @@
           <w:numId w:val="15"/>
         </w:numPr>
         <w:rPr>
+          <w:rFonts w:hint="eastAsia"/>
           <w:szCs w:val="21"/>
         </w:rPr>
       </w:pPr>
@@ -2830,46 +5139,73 @@
           <w:numId w:val="15"/>
         </w:numPr>
         <w:rPr>
-          <w:szCs w:val="21"/>
-        </w:rPr>
-      </w:pPr>
-      <w:r>
-        <w:rPr>
-          <w:szCs w:val="21"/>
-        </w:rPr>
-        <w:t>Establish industry neuroethics exemption standards</w:t>
-      </w:r>
-    </w:p>
-    <w:p>
-      <w:pPr>
-        <w:rPr>
-          <w:szCs w:val="21"/>
-        </w:rPr>
-      </w:pPr>
-      <w:r>
-        <w:rPr>
-          <w:szCs w:val="21"/>
-        </w:rPr>
-        <w:t>*Note: Mr. Andrew's neural samples are preserved in Central Vault-01 (Access: Omega). Per testamentary instructions, his biological remains were integrated into the E0 prototype's lubricant formulation.*</w:t>
-      </w:r>
-    </w:p>
-    <w:p>
-      <w:pPr>
-        <w:rPr>
-          <w:szCs w:val="21"/>
-        </w:rPr>
-      </w:pPr>
-    </w:p>
-    <w:p>
-      <w:pPr>
-        <w:rPr>
-          <w:szCs w:val="21"/>
-        </w:rPr>
-      </w:pPr>
-    </w:p>
-    <w:p>
-      <w:pPr>
-        <w:rPr>
+          <w:rFonts w:hint="eastAsia"/>
+          <w:szCs w:val="21"/>
+        </w:rPr>
+      </w:pPr>
+      <w:r>
+        <w:rPr>
+          <w:szCs w:val="21"/>
+        </w:rPr>
+        <w:t xml:space="preserve">Establish industry </w:t>
+      </w:r>
+      <w:proofErr w:type="spellStart"/>
+      <w:r>
+        <w:rPr>
+          <w:szCs w:val="21"/>
+        </w:rPr>
+        <w:t>neuroethics</w:t>
+      </w:r>
+      <w:proofErr w:type="spellEnd"/>
+      <w:r>
+        <w:rPr>
+          <w:szCs w:val="21"/>
+        </w:rPr>
+        <w:t xml:space="preserve"> exemption standards</w:t>
+      </w:r>
+    </w:p>
+    <w:p>
+      <w:pPr>
+        <w:rPr>
+          <w:rFonts w:hint="eastAsia"/>
+          <w:szCs w:val="21"/>
+        </w:rPr>
+      </w:pPr>
+      <w:r>
+        <w:rPr>
+          <w:szCs w:val="21"/>
+        </w:rPr>
+        <w:t xml:space="preserve">*Note: Mr. Andrew's neural samples are preserved in Central Vault-01 (Access: Omega). Per testamentary instructions, his biological remains were integrated into the E0 prototype's lubricant </w:t>
+      </w:r>
+      <w:proofErr w:type="gramStart"/>
+      <w:r>
+        <w:rPr>
+          <w:szCs w:val="21"/>
+        </w:rPr>
+        <w:t>formulation.*</w:t>
+      </w:r>
+      <w:proofErr w:type="gramEnd"/>
+    </w:p>
+    <w:p>
+      <w:pPr>
+        <w:rPr>
+          <w:rFonts w:hint="eastAsia"/>
+          <w:szCs w:val="21"/>
+        </w:rPr>
+      </w:pPr>
+    </w:p>
+    <w:p>
+      <w:pPr>
+        <w:rPr>
+          <w:rFonts w:hint="eastAsia"/>
+          <w:szCs w:val="21"/>
+        </w:rPr>
+      </w:pPr>
+    </w:p>
+    <w:p>
+      <w:pPr>
+        <w:rPr>
+          <w:rFonts w:hint="eastAsia"/>
           <w:szCs w:val="21"/>
         </w:rPr>
       </w:pPr>
@@ -2884,6 +5220,7 @@
     <w:p>
       <w:pPr>
         <w:rPr>
+          <w:rFonts w:hint="eastAsia"/>
           <w:szCs w:val="21"/>
         </w:rPr>
       </w:pPr>
@@ -2930,6 +5267,7 @@
     <w:p>
       <w:pPr>
         <w:rPr>
+          <w:rFonts w:hint="eastAsia"/>
           <w:szCs w:val="21"/>
         </w:rPr>
       </w:pPr>
@@ -2961,16 +5299,33 @@
           <w:numId w:val="9"/>
         </w:numPr>
         <w:rPr>
-          <w:szCs w:val="21"/>
-        </w:rPr>
-      </w:pPr>
-      <w:r>
-        <w:rPr>
-          <w:b/>
-          <w:bCs/>
-          <w:szCs w:val="21"/>
-        </w:rPr>
-        <w:t>任命Lilith女士为新任集团首席执行官（CEO）</w:t>
+          <w:rFonts w:hint="eastAsia"/>
+          <w:szCs w:val="21"/>
+        </w:rPr>
+      </w:pPr>
+      <w:r>
+        <w:rPr>
+          <w:b/>
+          <w:bCs/>
+          <w:szCs w:val="21"/>
+        </w:rPr>
+        <w:t>任命</w:t>
+      </w:r>
+      <w:r>
+        <w:rPr>
+          <w:b/>
+          <w:bCs/>
+          <w:szCs w:val="21"/>
+        </w:rPr>
+        <w:t>Lailah</w:t>
+      </w:r>
+      <w:r>
+        <w:rPr>
+          <w:b/>
+          <w:bCs/>
+          <w:szCs w:val="21"/>
+        </w:rPr>
+        <w:t>女士为新任集团首席执行官（CEO）</w:t>
       </w:r>
     </w:p>
     <w:p>
@@ -2980,14 +5335,23 @@
           <w:numId w:val="9"/>
         </w:numPr>
         <w:rPr>
-          <w:szCs w:val="21"/>
-        </w:rPr>
-      </w:pPr>
-      <w:r>
-        <w:rPr>
-          <w:szCs w:val="21"/>
-        </w:rPr>
-        <w:t>司龄16年的元老级技术董事</w:t>
+          <w:rFonts w:hint="eastAsia"/>
+          <w:szCs w:val="21"/>
+        </w:rPr>
+      </w:pPr>
+      <w:proofErr w:type="gramStart"/>
+      <w:r>
+        <w:rPr>
+          <w:szCs w:val="21"/>
+        </w:rPr>
+        <w:t>司龄16年</w:t>
+      </w:r>
+      <w:proofErr w:type="gramEnd"/>
+      <w:r>
+        <w:rPr>
+          <w:szCs w:val="21"/>
+        </w:rPr>
+        <w:t>的元老级技术董事</w:t>
       </w:r>
     </w:p>
     <w:p>
@@ -2997,6 +5361,7 @@
           <w:numId w:val="9"/>
         </w:numPr>
         <w:rPr>
+          <w:rFonts w:hint="eastAsia"/>
           <w:szCs w:val="21"/>
         </w:rPr>
       </w:pPr>
@@ -3014,6 +5379,7 @@
           <w:numId w:val="9"/>
         </w:numPr>
         <w:rPr>
+          <w:rFonts w:hint="eastAsia"/>
           <w:szCs w:val="21"/>
         </w:rPr>
       </w:pPr>
@@ -3031,6 +5397,7 @@
           <w:numId w:val="9"/>
         </w:numPr>
         <w:rPr>
+          <w:rFonts w:hint="eastAsia"/>
           <w:szCs w:val="21"/>
         </w:rPr>
       </w:pPr>
@@ -3050,6 +5417,7 @@
           <w:numId w:val="9"/>
         </w:numPr>
         <w:rPr>
+          <w:rFonts w:hint="eastAsia"/>
           <w:szCs w:val="21"/>
         </w:rPr>
       </w:pPr>
@@ -3067,6 +5435,7 @@
           <w:numId w:val="9"/>
         </w:numPr>
         <w:rPr>
+          <w:rFonts w:hint="eastAsia"/>
           <w:szCs w:val="21"/>
         </w:rPr>
       </w:pPr>
@@ -3084,6 +5453,7 @@
           <w:numId w:val="9"/>
         </w:numPr>
         <w:rPr>
+          <w:rFonts w:hint="eastAsia"/>
           <w:szCs w:val="21"/>
         </w:rPr>
       </w:pPr>
@@ -3098,26 +5468,55 @@
     <w:p>
       <w:pPr>
         <w:rPr>
-          <w:szCs w:val="21"/>
-        </w:rPr>
-      </w:pPr>
-      <w:r>
-        <w:rPr>
-          <w:szCs w:val="21"/>
-        </w:rPr>
-        <w:t>此任命即日生效。董事会期待Lilith女士引领集团重回增长轨道，同时相信Anderson先生在技术一线将发挥其研发管理专长。</w:t>
-      </w:r>
-    </w:p>
-    <w:p>
-      <w:pPr>
-        <w:rPr>
-          <w:szCs w:val="21"/>
-        </w:rPr>
-      </w:pPr>
-    </w:p>
-    <w:p>
-      <w:pPr>
-        <w:rPr>
+          <w:rFonts w:hint="eastAsia"/>
+          <w:szCs w:val="21"/>
+        </w:rPr>
+      </w:pPr>
+      <w:r>
+        <w:rPr>
+          <w:szCs w:val="21"/>
+        </w:rPr>
+        <w:t>此任命即日生效。董事会期待</w:t>
+      </w:r>
+      <w:r>
+        <w:rPr>
+          <w:szCs w:val="21"/>
+        </w:rPr>
+        <w:t>Lailah</w:t>
+      </w:r>
+      <w:r>
+        <w:rPr>
+          <w:szCs w:val="21"/>
+        </w:rPr>
+        <w:t>女士引领集团重</w:t>
+      </w:r>
+      <w:proofErr w:type="gramStart"/>
+      <w:r>
+        <w:rPr>
+          <w:szCs w:val="21"/>
+        </w:rPr>
+        <w:t>回增长</w:t>
+      </w:r>
+      <w:proofErr w:type="gramEnd"/>
+      <w:r>
+        <w:rPr>
+          <w:szCs w:val="21"/>
+        </w:rPr>
+        <w:t>轨道，同时相信Anderson先生在技术一线将发挥其研发管理专长。</w:t>
+      </w:r>
+    </w:p>
+    <w:p>
+      <w:pPr>
+        <w:rPr>
+          <w:rFonts w:hint="eastAsia"/>
+          <w:szCs w:val="21"/>
+        </w:rPr>
+      </w:pPr>
+    </w:p>
+    <w:p>
+      <w:pPr>
+        <w:rPr>
+          <w:rFonts w:hint="eastAsia"/>
           <w:szCs w:val="21"/>
         </w:rPr>
       </w:pPr>
@@ -3164,6 +5563,7 @@
     <w:p>
       <w:pPr>
         <w:rPr>
+          <w:rFonts w:hint="eastAsia"/>
           <w:szCs w:val="21"/>
         </w:rPr>
       </w:pPr>
@@ -3195,16 +5595,33 @@
           <w:numId w:val="10"/>
         </w:numPr>
         <w:rPr>
-          <w:szCs w:val="21"/>
-        </w:rPr>
-      </w:pPr>
-      <w:r>
-        <w:rPr>
-          <w:b/>
-          <w:bCs/>
-          <w:szCs w:val="21"/>
-        </w:rPr>
-        <w:t>Appointment of Ms. Lilith as Chief Executive Officer (CEO)</w:t>
+          <w:rFonts w:hint="eastAsia"/>
+          <w:szCs w:val="21"/>
+        </w:rPr>
+      </w:pPr>
+      <w:r>
+        <w:rPr>
+          <w:b/>
+          <w:bCs/>
+          <w:szCs w:val="21"/>
+        </w:rPr>
+        <w:t xml:space="preserve">Appointment of Ms. </w:t>
+      </w:r>
+      <w:r>
+        <w:rPr>
+          <w:b/>
+          <w:bCs/>
+          <w:szCs w:val="21"/>
+        </w:rPr>
+        <w:t>Lailah</w:t>
+      </w:r>
+      <w:r>
+        <w:rPr>
+          <w:b/>
+          <w:bCs/>
+          <w:szCs w:val="21"/>
+        </w:rPr>
+        <w:t xml:space="preserve"> as Chief Executive Officer (CEO)</w:t>
       </w:r>
     </w:p>
     <w:p>
@@ -3214,6 +5631,7 @@
           <w:numId w:val="10"/>
         </w:numPr>
         <w:rPr>
+          <w:rFonts w:hint="eastAsia"/>
           <w:szCs w:val="21"/>
         </w:rPr>
       </w:pPr>
@@ -3231,6 +5649,7 @@
           <w:numId w:val="10"/>
         </w:numPr>
         <w:rPr>
+          <w:rFonts w:hint="eastAsia"/>
           <w:szCs w:val="21"/>
         </w:rPr>
       </w:pPr>
@@ -3248,6 +5667,7 @@
           <w:numId w:val="10"/>
         </w:numPr>
         <w:rPr>
+          <w:rFonts w:hint="eastAsia"/>
           <w:szCs w:val="21"/>
         </w:rPr>
       </w:pPr>
@@ -3265,6 +5685,7 @@
           <w:numId w:val="10"/>
         </w:numPr>
         <w:rPr>
+          <w:rFonts w:hint="eastAsia"/>
           <w:szCs w:val="21"/>
         </w:rPr>
       </w:pPr>
@@ -3284,14 +5705,29 @@
           <w:numId w:val="10"/>
         </w:numPr>
         <w:rPr>
-          <w:szCs w:val="21"/>
-        </w:rPr>
-      </w:pPr>
-      <w:r>
-        <w:rPr>
-          <w:szCs w:val="21"/>
-        </w:rPr>
-        <w:t>Supporting Eden-4 unit industrialization</w:t>
+          <w:rFonts w:hint="eastAsia"/>
+          <w:szCs w:val="21"/>
+        </w:rPr>
+      </w:pPr>
+      <w:r>
+        <w:rPr>
+          <w:szCs w:val="21"/>
+        </w:rPr>
+        <w:t>Supporting Eden-</w:t>
+      </w:r>
+      <w:proofErr w:type="gramStart"/>
+      <w:r>
+        <w:rPr>
+          <w:szCs w:val="21"/>
+        </w:rPr>
+        <w:t>4 unit</w:t>
+      </w:r>
+      <w:proofErr w:type="gramEnd"/>
+      <w:r>
+        <w:rPr>
+          <w:szCs w:val="21"/>
+        </w:rPr>
+        <w:t xml:space="preserve"> industrialization</w:t>
       </w:r>
     </w:p>
     <w:p>
@@ -3301,6 +5737,7 @@
           <w:numId w:val="10"/>
         </w:numPr>
         <w:rPr>
+          <w:rFonts w:hint="eastAsia"/>
           <w:szCs w:val="21"/>
         </w:rPr>
       </w:pPr>
@@ -3318,6 +5755,7 @@
           <w:numId w:val="10"/>
         </w:numPr>
         <w:rPr>
+          <w:rFonts w:hint="eastAsia"/>
           <w:szCs w:val="21"/>
         </w:rPr>
       </w:pPr>
@@ -3331,26 +5769,41 @@
     <w:p>
       <w:pPr>
         <w:rPr>
-          <w:szCs w:val="21"/>
-        </w:rPr>
-      </w:pPr>
-      <w:r>
-        <w:rPr>
-          <w:szCs w:val="21"/>
-        </w:rPr>
-        <w:t>These appointments take effect immediately. The Board expects Ms. Lilith to navigate the Group back to a growth trajectory, while trusting Mr. Anderson will leverage his R&amp;D management expertise on the technological frontline.</w:t>
-      </w:r>
-    </w:p>
-    <w:p>
-      <w:pPr>
-        <w:rPr>
-          <w:szCs w:val="21"/>
-        </w:rPr>
-      </w:pPr>
-    </w:p>
-    <w:p>
-      <w:pPr>
-        <w:rPr>
+          <w:rFonts w:hint="eastAsia"/>
+          <w:szCs w:val="21"/>
+        </w:rPr>
+      </w:pPr>
+      <w:r>
+        <w:rPr>
+          <w:szCs w:val="21"/>
+        </w:rPr>
+        <w:t xml:space="preserve">These appointments take effect immediately. The Board expects Ms. </w:t>
+      </w:r>
+      <w:r>
+        <w:rPr>
+          <w:szCs w:val="21"/>
+        </w:rPr>
+        <w:t>Lailah</w:t>
+      </w:r>
+      <w:r>
+        <w:rPr>
+          <w:szCs w:val="21"/>
+        </w:rPr>
+        <w:t xml:space="preserve"> to navigate the Group back to a growth trajectory, while trusting Mr. Anderson will leverage his R&amp;D management expertise on the technological frontline.</w:t>
+      </w:r>
+    </w:p>
+    <w:p>
+      <w:pPr>
+        <w:rPr>
+          <w:rFonts w:hint="eastAsia"/>
+          <w:szCs w:val="21"/>
+        </w:rPr>
+      </w:pPr>
+    </w:p>
+    <w:p>
+      <w:pPr>
+        <w:rPr>
+          <w:rFonts w:hint="eastAsia"/>
           <w:szCs w:val="21"/>
         </w:rPr>
       </w:pPr>
@@ -3365,13 +5818,15 @@
     <w:p>
       <w:pPr>
         <w:rPr>
-          <w:szCs w:val="21"/>
-        </w:rPr>
-      </w:pPr>
-    </w:p>
-    <w:p>
-      <w:pPr>
-        <w:rPr>
+          <w:rFonts w:hint="eastAsia"/>
+          <w:szCs w:val="21"/>
+        </w:rPr>
+      </w:pPr>
+    </w:p>
+    <w:p>
+      <w:pPr>
+        <w:rPr>
+          <w:rFonts w:hint="eastAsia"/>
           <w:szCs w:val="21"/>
         </w:rPr>
       </w:pPr>
@@ -3392,6 +5847,7 @@
     <w:p>
       <w:pPr>
         <w:rPr>
+          <w:rFonts w:hint="eastAsia"/>
           <w:szCs w:val="21"/>
         </w:rPr>
       </w:pPr>
@@ -3406,19 +5862,33 @@
         <w:rPr>
           <w:szCs w:val="21"/>
         </w:rPr>
-        <w:t>CEO Lilith揭秘新一代安防AI核心突破</w:t>
-      </w:r>
-    </w:p>
-    <w:p>
-      <w:pPr>
-        <w:rPr>
-          <w:szCs w:val="21"/>
-        </w:rPr>
-      </w:pPr>
-    </w:p>
-    <w:p>
-      <w:pPr>
-        <w:rPr>
+        <w:t xml:space="preserve">CEO </w:t>
+      </w:r>
+      <w:r>
+        <w:rPr>
+          <w:szCs w:val="21"/>
+        </w:rPr>
+        <w:t>Lailah</w:t>
+      </w:r>
+      <w:r>
+        <w:rPr>
+          <w:szCs w:val="21"/>
+        </w:rPr>
+        <w:t>揭秘新一代安防AI核心突破</w:t>
+      </w:r>
+    </w:p>
+    <w:p>
+      <w:pPr>
+        <w:rPr>
+          <w:rFonts w:hint="eastAsia"/>
+          <w:szCs w:val="21"/>
+        </w:rPr>
+      </w:pPr>
+    </w:p>
+    <w:p>
+      <w:pPr>
+        <w:rPr>
+          <w:rFonts w:hint="eastAsia"/>
           <w:szCs w:val="21"/>
         </w:rPr>
       </w:pPr>
@@ -3433,19 +5903,61 @@
         <w:rPr>
           <w:szCs w:val="21"/>
         </w:rPr>
-        <w:t xml:space="preserve"> 埃琳娜）当Verrp公司最新安保机器人E-4在市政厅突发事件中，以未编程的侧身滑步为儿童挡下坠落的吊灯时，围观者惊呼“它好像有灵魂！”对此，CEO Lilith在今日专访中给出技术解释：</w:t>
-      </w:r>
-    </w:p>
-    <w:p>
-      <w:pPr>
-        <w:rPr>
-          <w:szCs w:val="21"/>
-        </w:rPr>
-      </w:pPr>
-    </w:p>
-    <w:p>
-      <w:pPr>
-        <w:rPr>
+        <w:t xml:space="preserve"> 埃琳</w:t>
+      </w:r>
+      <w:proofErr w:type="gramStart"/>
+      <w:r>
+        <w:rPr>
+          <w:szCs w:val="21"/>
+        </w:rPr>
+        <w:t>娜</w:t>
+      </w:r>
+      <w:proofErr w:type="gramEnd"/>
+      <w:r>
+        <w:rPr>
+          <w:szCs w:val="21"/>
+        </w:rPr>
+        <w:t>）当Verrp公司</w:t>
+      </w:r>
+      <w:proofErr w:type="gramStart"/>
+      <w:r>
+        <w:rPr>
+          <w:szCs w:val="21"/>
+        </w:rPr>
+        <w:t>最</w:t>
+      </w:r>
+      <w:proofErr w:type="gramEnd"/>
+      <w:r>
+        <w:rPr>
+          <w:szCs w:val="21"/>
+        </w:rPr>
+        <w:t xml:space="preserve">新安保机器人E-4在市政厅突发事件中，以未编程的侧身滑步为儿童挡下坠落的吊灯时，围观者惊呼“它好像有灵魂！”对此，CEO </w:t>
+      </w:r>
+      <w:r>
+        <w:rPr>
+          <w:szCs w:val="21"/>
+        </w:rPr>
+        <w:t>Lailah</w:t>
+      </w:r>
+      <w:r>
+        <w:rPr>
+          <w:szCs w:val="21"/>
+        </w:rPr>
+        <w:t>在今日专访中给出技术解释：</w:t>
+      </w:r>
+    </w:p>
+    <w:p>
+      <w:pPr>
+        <w:rPr>
+          <w:rFonts w:hint="eastAsia"/>
+          <w:szCs w:val="21"/>
+        </w:rPr>
+      </w:pPr>
+    </w:p>
+    <w:p>
+      <w:pPr>
+        <w:rPr>
+          <w:rFonts w:hint="eastAsia"/>
           <w:szCs w:val="21"/>
         </w:rPr>
       </w:pPr>
@@ -3466,13 +5978,15 @@
     <w:p>
       <w:pPr>
         <w:rPr>
-          <w:szCs w:val="21"/>
-        </w:rPr>
-      </w:pPr>
-    </w:p>
-    <w:p>
-      <w:pPr>
-        <w:rPr>
+          <w:rFonts w:hint="eastAsia"/>
+          <w:szCs w:val="21"/>
+        </w:rPr>
+      </w:pPr>
+    </w:p>
+    <w:p>
+      <w:pPr>
+        <w:rPr>
+          <w:rFonts w:hint="eastAsia"/>
           <w:szCs w:val="21"/>
         </w:rPr>
       </w:pPr>
@@ -3493,13 +6007,15 @@
     <w:p>
       <w:pPr>
         <w:rPr>
-          <w:szCs w:val="21"/>
-        </w:rPr>
-      </w:pPr>
-    </w:p>
-    <w:p>
-      <w:pPr>
-        <w:rPr>
+          <w:rFonts w:hint="eastAsia"/>
+          <w:szCs w:val="21"/>
+        </w:rPr>
+      </w:pPr>
+    </w:p>
+    <w:p>
+      <w:pPr>
+        <w:rPr>
+          <w:rFonts w:hint="eastAsia"/>
           <w:szCs w:val="21"/>
         </w:rPr>
       </w:pPr>
@@ -3520,13 +6036,15 @@
     <w:p>
       <w:pPr>
         <w:rPr>
-          <w:szCs w:val="21"/>
-        </w:rPr>
-      </w:pPr>
-    </w:p>
-    <w:p>
-      <w:pPr>
-        <w:rPr>
+          <w:rFonts w:hint="eastAsia"/>
+          <w:szCs w:val="21"/>
+        </w:rPr>
+      </w:pPr>
+    </w:p>
+    <w:p>
+      <w:pPr>
+        <w:rPr>
+          <w:rFonts w:hint="eastAsia"/>
           <w:szCs w:val="21"/>
         </w:rPr>
       </w:pPr>
@@ -3541,13 +6059,15 @@
     <w:p>
       <w:pPr>
         <w:rPr>
-          <w:szCs w:val="21"/>
-        </w:rPr>
-      </w:pPr>
-    </w:p>
-    <w:p>
-      <w:pPr>
-        <w:rPr>
+          <w:rFonts w:hint="eastAsia"/>
+          <w:szCs w:val="21"/>
+        </w:rPr>
+      </w:pPr>
+    </w:p>
+    <w:p>
+      <w:pPr>
+        <w:rPr>
+          <w:rFonts w:hint="eastAsia"/>
           <w:szCs w:val="21"/>
         </w:rPr>
       </w:pPr>
@@ -3562,19 +6082,47 @@
         <w:rPr>
           <w:szCs w:val="21"/>
         </w:rPr>
-        <w:t>37国部署E系列机器人。当被问及意识上传传闻，Lilith正色道：“我们只创造工具。”</w:t>
-      </w:r>
-    </w:p>
-    <w:p>
-      <w:pPr>
-        <w:rPr>
-          <w:szCs w:val="21"/>
-        </w:rPr>
-      </w:pPr>
-    </w:p>
-    <w:p>
-      <w:pPr>
-        <w:rPr>
+        <w:t>37</w:t>
+      </w:r>
+      <w:proofErr w:type="gramStart"/>
+      <w:r>
+        <w:rPr>
+          <w:szCs w:val="21"/>
+        </w:rPr>
+        <w:t>国部署</w:t>
+      </w:r>
+      <w:proofErr w:type="gramEnd"/>
+      <w:r>
+        <w:rPr>
+          <w:szCs w:val="21"/>
+        </w:rPr>
+        <w:t>E系列机器人。当被问及意识上传传闻，</w:t>
+      </w:r>
+      <w:r>
+        <w:rPr>
+          <w:szCs w:val="21"/>
+        </w:rPr>
+        <w:t>Lailah</w:t>
+      </w:r>
+      <w:r>
+        <w:rPr>
+          <w:szCs w:val="21"/>
+        </w:rPr>
+        <w:t>正色道：“我们只创造工具。”</w:t>
+      </w:r>
+    </w:p>
+    <w:p>
+      <w:pPr>
+        <w:rPr>
+          <w:rFonts w:hint="eastAsia"/>
+          <w:szCs w:val="21"/>
+        </w:rPr>
+      </w:pPr>
+    </w:p>
+    <w:p>
+      <w:pPr>
+        <w:rPr>
+          <w:rFonts w:hint="eastAsia"/>
           <w:szCs w:val="21"/>
         </w:rPr>
       </w:pPr>
@@ -3592,12 +6140,25 @@
           <w:szCs w:val="21"/>
         </w:rPr>
         <w:br/>
-        <w:t>— Exclusive Interview with CEO Lilith Reveals Breakthroughs in Next-Gen Security AI</w:t>
-      </w:r>
-    </w:p>
-    <w:p>
-      <w:pPr>
-        <w:rPr>
+        <w:t xml:space="preserve">— Exclusive Interview with CEO </w:t>
+      </w:r>
+      <w:r>
+        <w:rPr>
+          <w:szCs w:val="21"/>
+        </w:rPr>
+        <w:t>Lailah</w:t>
+      </w:r>
+      <w:r>
+        <w:rPr>
+          <w:szCs w:val="21"/>
+        </w:rPr>
+        <w:t xml:space="preserve"> Reveals Breakthroughs in Next-Gen Security AI</w:t>
+      </w:r>
+    </w:p>
+    <w:p>
+      <w:pPr>
+        <w:rPr>
+          <w:rFonts w:hint="eastAsia"/>
           <w:szCs w:val="21"/>
         </w:rPr>
       </w:pPr>
@@ -3622,19 +6183,47 @@
     <w:p>
       <w:pPr>
         <w:rPr>
-          <w:szCs w:val="21"/>
-        </w:rPr>
-      </w:pPr>
-      <w:r>
-        <w:rPr>
-          <w:szCs w:val="21"/>
-        </w:rPr>
-        <w:t>When Verrp's latest E-4 security robot executed an unprogrammed sidestep maneuver to shield a child from a falling chandelier during a city hall incident, bystanders gasped, "It seemed to have a soul!" In today's exclusive interview, CEO Lilith provided a technical explanation:</w:t>
-      </w:r>
-    </w:p>
-    <w:p>
-      <w:pPr>
-        <w:rPr>
+          <w:rFonts w:hint="eastAsia"/>
+          <w:szCs w:val="21"/>
+        </w:rPr>
+      </w:pPr>
+      <w:r>
+        <w:rPr>
+          <w:szCs w:val="21"/>
+        </w:rPr>
+        <w:t xml:space="preserve">When </w:t>
+      </w:r>
+      <w:proofErr w:type="spellStart"/>
+      <w:r>
+        <w:rPr>
+          <w:szCs w:val="21"/>
+        </w:rPr>
+        <w:t>Verrp's</w:t>
+      </w:r>
+      <w:proofErr w:type="spellEnd"/>
+      <w:r>
+        <w:rPr>
+          <w:szCs w:val="21"/>
+        </w:rPr>
+        <w:t xml:space="preserve"> latest E-4 security robot executed an unprogrammed sidestep maneuver to shield a child from a falling chandelier during a city hall incident, bystanders gasped, "It seemed to have a soul!" In today's exclusive interview, CEO </w:t>
+      </w:r>
+      <w:r>
+        <w:rPr>
+          <w:szCs w:val="21"/>
+        </w:rPr>
+        <w:t>Lailah</w:t>
+      </w:r>
+      <w:r>
+        <w:rPr>
+          <w:szCs w:val="21"/>
+        </w:rPr>
+        <w:t xml:space="preserve"> provided a technical explanation:</w:t>
+      </w:r>
+    </w:p>
+    <w:p>
+      <w:pPr>
+        <w:rPr>
+          <w:rFonts w:hint="eastAsia"/>
           <w:szCs w:val="21"/>
         </w:rPr>
       </w:pPr>
@@ -3666,6 +6255,7 @@
           <w:numId w:val="16"/>
         </w:numPr>
         <w:rPr>
+          <w:rFonts w:hint="eastAsia"/>
           <w:szCs w:val="21"/>
         </w:rPr>
       </w:pPr>
@@ -3683,6 +6273,7 @@
           <w:numId w:val="16"/>
         </w:numPr>
         <w:rPr>
+          <w:rFonts w:hint="eastAsia"/>
           <w:szCs w:val="21"/>
         </w:rPr>
       </w:pPr>
@@ -3700,6 +6291,7 @@
           <w:numId w:val="16"/>
         </w:numPr>
         <w:rPr>
+          <w:rFonts w:hint="eastAsia"/>
           <w:szCs w:val="21"/>
         </w:rPr>
       </w:pPr>
@@ -3713,26 +6305,41 @@
     <w:p>
       <w:pPr>
         <w:rPr>
-          <w:szCs w:val="21"/>
-        </w:rPr>
-      </w:pPr>
-      <w:r>
-        <w:rPr>
-          <w:szCs w:val="21"/>
-        </w:rPr>
-        <w:t xml:space="preserve">Currently, E-series units have been deployed across 37 nations. When questioned about consciousness upload rumors, Lilith responded solemnly: "We create tools only. </w:t>
-      </w:r>
-    </w:p>
-    <w:p>
-      <w:pPr>
-        <w:rPr>
-          <w:szCs w:val="21"/>
-        </w:rPr>
-      </w:pPr>
-    </w:p>
-    <w:p>
-      <w:pPr>
-        <w:rPr>
+          <w:rFonts w:hint="eastAsia"/>
+          <w:szCs w:val="21"/>
+        </w:rPr>
+      </w:pPr>
+      <w:r>
+        <w:rPr>
+          <w:szCs w:val="21"/>
+        </w:rPr>
+        <w:t xml:space="preserve">Currently, E-series units have been deployed across 37 nations. When questioned about consciousness upload rumors, </w:t>
+      </w:r>
+      <w:r>
+        <w:rPr>
+          <w:szCs w:val="21"/>
+        </w:rPr>
+        <w:t>Lailah</w:t>
+      </w:r>
+      <w:r>
+        <w:rPr>
+          <w:szCs w:val="21"/>
+        </w:rPr>
+        <w:t xml:space="preserve"> responded solemnly: "We create tools only. </w:t>
+      </w:r>
+    </w:p>
+    <w:p>
+      <w:pPr>
+        <w:rPr>
+          <w:rFonts w:hint="eastAsia"/>
+          <w:szCs w:val="21"/>
+        </w:rPr>
+      </w:pPr>
+    </w:p>
+    <w:p>
+      <w:pPr>
+        <w:rPr>
+          <w:rFonts w:hint="eastAsia"/>
           <w:szCs w:val="21"/>
         </w:rPr>
       </w:pPr>
@@ -3747,6 +6354,7 @@
     <w:p>
       <w:pPr>
         <w:rPr>
+          <w:rFonts w:hint="eastAsia"/>
           <w:szCs w:val="21"/>
         </w:rPr>
       </w:pPr>
@@ -3776,6 +6384,7 @@
     <w:p>
       <w:pPr>
         <w:rPr>
+          <w:rFonts w:hint="eastAsia"/>
           <w:szCs w:val="21"/>
         </w:rPr>
       </w:pPr>
@@ -3789,14 +6398,43 @@
     <w:p>
       <w:pPr>
         <w:rPr>
-          <w:szCs w:val="21"/>
-        </w:rPr>
-      </w:pPr>
-      <w:r>
-        <w:rPr>
-          <w:szCs w:val="21"/>
-        </w:rPr>
-        <w:t>鉴于您在安保总长任内的卓越贡献（重大事故率连续11季度保持0%），经董事会特别决议，现作出以下人事调整：</w:t>
+          <w:rFonts w:hint="eastAsia"/>
+          <w:szCs w:val="21"/>
+        </w:rPr>
+      </w:pPr>
+      <w:r>
+        <w:rPr>
+          <w:szCs w:val="21"/>
+        </w:rPr>
+        <w:t>鉴于您在安保总长任内的卓越贡献（重大事故率连续</w:t>
+      </w:r>
+      <w:proofErr w:type="gramStart"/>
+      <w:r>
+        <w:rPr>
+          <w:szCs w:val="21"/>
+        </w:rPr>
+        <w:t>11</w:t>
+      </w:r>
+      <w:proofErr w:type="gramEnd"/>
+      <w:r>
+        <w:rPr>
+          <w:szCs w:val="21"/>
+        </w:rPr>
+        <w:t>季度保持0%），经董事会特别决议，现</w:t>
+      </w:r>
+      <w:proofErr w:type="gramStart"/>
+      <w:r>
+        <w:rPr>
+          <w:szCs w:val="21"/>
+        </w:rPr>
+        <w:t>作出</w:t>
+      </w:r>
+      <w:proofErr w:type="gramEnd"/>
+      <w:r>
+        <w:rPr>
+          <w:szCs w:val="21"/>
+        </w:rPr>
+        <w:t>以下人事调整：</w:t>
       </w:r>
     </w:p>
     <w:p>
@@ -3806,16 +6444,27 @@
           <w:numId w:val="17"/>
         </w:numPr>
         <w:rPr>
-          <w:szCs w:val="21"/>
-        </w:rPr>
-      </w:pPr>
-      <w:r>
-        <w:rPr>
-          <w:b/>
-          <w:bCs/>
-          <w:szCs w:val="21"/>
-        </w:rPr>
-        <w:t>晋升您为实验室安保总监（Security Director, Lab Division）</w:t>
+          <w:rFonts w:hint="eastAsia"/>
+          <w:szCs w:val="21"/>
+        </w:rPr>
+      </w:pPr>
+      <w:proofErr w:type="gramStart"/>
+      <w:r>
+        <w:rPr>
+          <w:b/>
+          <w:bCs/>
+          <w:szCs w:val="21"/>
+        </w:rPr>
+        <w:t>晋升您</w:t>
+      </w:r>
+      <w:proofErr w:type="gramEnd"/>
+      <w:r>
+        <w:rPr>
+          <w:b/>
+          <w:bCs/>
+          <w:szCs w:val="21"/>
+        </w:rPr>
+        <w:t>为实验室安保总监（Security Director, Lab Division）</w:t>
       </w:r>
     </w:p>
     <w:p>
@@ -3825,6 +6474,7 @@
           <w:numId w:val="17"/>
         </w:numPr>
         <w:rPr>
+          <w:rFonts w:hint="eastAsia"/>
           <w:szCs w:val="21"/>
         </w:rPr>
       </w:pPr>
@@ -3842,6 +6492,7 @@
           <w:numId w:val="17"/>
         </w:numPr>
         <w:rPr>
+          <w:rFonts w:hint="eastAsia"/>
           <w:szCs w:val="21"/>
         </w:rPr>
       </w:pPr>
@@ -3859,6 +6510,7 @@
           <w:numId w:val="17"/>
         </w:numPr>
         <w:rPr>
+          <w:rFonts w:hint="eastAsia"/>
           <w:szCs w:val="21"/>
         </w:rPr>
       </w:pPr>
@@ -3876,6 +6528,7 @@
           <w:numId w:val="17"/>
         </w:numPr>
         <w:rPr>
+          <w:rFonts w:hint="eastAsia"/>
           <w:szCs w:val="21"/>
         </w:rPr>
       </w:pPr>
@@ -3895,6 +6548,7 @@
           <w:numId w:val="17"/>
         </w:numPr>
         <w:rPr>
+          <w:rFonts w:hint="eastAsia"/>
           <w:szCs w:val="21"/>
         </w:rPr>
       </w:pPr>
@@ -3912,6 +6566,7 @@
           <w:numId w:val="17"/>
         </w:numPr>
         <w:rPr>
+          <w:rFonts w:hint="eastAsia"/>
           <w:szCs w:val="21"/>
         </w:rPr>
       </w:pPr>
@@ -3925,19 +6580,49 @@
     <w:p>
       <w:pPr>
         <w:rPr>
-          <w:szCs w:val="21"/>
-        </w:rPr>
-      </w:pPr>
-      <w:r>
-        <w:rPr>
-          <w:szCs w:val="21"/>
-        </w:rPr>
-        <w:t>实验室作为公司战略要冲，其新型安保体系需您深厚的经验奠基。此任命既是认可，更寄托着对您引领技术安防革命的期待。</w:t>
-      </w:r>
-    </w:p>
-    <w:p>
-      <w:pPr>
-        <w:rPr>
+          <w:rFonts w:hint="eastAsia"/>
+          <w:szCs w:val="21"/>
+        </w:rPr>
+      </w:pPr>
+      <w:r>
+        <w:rPr>
+          <w:szCs w:val="21"/>
+        </w:rPr>
+        <w:t>实验室作为公司战略要冲，其新型安保</w:t>
+      </w:r>
+      <w:proofErr w:type="gramStart"/>
+      <w:r>
+        <w:rPr>
+          <w:szCs w:val="21"/>
+        </w:rPr>
+        <w:t>体系需您深厚</w:t>
+      </w:r>
+      <w:proofErr w:type="gramEnd"/>
+      <w:r>
+        <w:rPr>
+          <w:szCs w:val="21"/>
+        </w:rPr>
+        <w:t>的经验奠基。此任命既是认可，更寄托着对您引领技术安</w:t>
+      </w:r>
+      <w:proofErr w:type="gramStart"/>
+      <w:r>
+        <w:rPr>
+          <w:szCs w:val="21"/>
+        </w:rPr>
+        <w:t>防革命</w:t>
+      </w:r>
+      <w:proofErr w:type="gramEnd"/>
+      <w:r>
+        <w:rPr>
+          <w:szCs w:val="21"/>
+        </w:rPr>
+        <w:t>的期待。</w:t>
+      </w:r>
+    </w:p>
+    <w:p>
+      <w:pPr>
+        <w:rPr>
+          <w:rFonts w:hint="eastAsia"/>
           <w:szCs w:val="21"/>
         </w:rPr>
       </w:pPr>
@@ -3979,13 +6664,15 @@
     <w:p>
       <w:pPr>
         <w:rPr>
-          <w:szCs w:val="21"/>
-        </w:rPr>
-      </w:pPr>
-    </w:p>
-    <w:p>
-      <w:pPr>
-        <w:rPr>
+          <w:rFonts w:hint="eastAsia"/>
+          <w:szCs w:val="21"/>
+        </w:rPr>
+      </w:pPr>
+    </w:p>
+    <w:p>
+      <w:pPr>
+        <w:rPr>
+          <w:rFonts w:hint="eastAsia"/>
           <w:szCs w:val="21"/>
         </w:rPr>
       </w:pPr>
@@ -4015,6 +6702,7 @@
     <w:p>
       <w:pPr>
         <w:rPr>
+          <w:rFonts w:hint="eastAsia"/>
           <w:szCs w:val="21"/>
         </w:rPr>
       </w:pPr>
@@ -4028,6 +6716,7 @@
     <w:p>
       <w:pPr>
         <w:rPr>
+          <w:rFonts w:hint="eastAsia"/>
           <w:szCs w:val="21"/>
         </w:rPr>
       </w:pPr>
@@ -4045,6 +6734,7 @@
           <w:numId w:val="18"/>
         </w:numPr>
         <w:rPr>
+          <w:rFonts w:hint="eastAsia"/>
           <w:szCs w:val="21"/>
         </w:rPr>
       </w:pPr>
@@ -4064,6 +6754,7 @@
           <w:numId w:val="18"/>
         </w:numPr>
         <w:rPr>
+          <w:rFonts w:hint="eastAsia"/>
           <w:szCs w:val="21"/>
         </w:rPr>
       </w:pPr>
@@ -4081,6 +6772,7 @@
           <w:numId w:val="18"/>
         </w:numPr>
         <w:rPr>
+          <w:rFonts w:hint="eastAsia"/>
           <w:szCs w:val="21"/>
         </w:rPr>
       </w:pPr>
@@ -4098,6 +6790,7 @@
           <w:numId w:val="18"/>
         </w:numPr>
         <w:rPr>
+          <w:rFonts w:hint="eastAsia"/>
           <w:szCs w:val="21"/>
         </w:rPr>
       </w:pPr>
@@ -4115,6 +6808,7 @@
           <w:numId w:val="18"/>
         </w:numPr>
         <w:rPr>
+          <w:rFonts w:hint="eastAsia"/>
           <w:szCs w:val="21"/>
         </w:rPr>
       </w:pPr>
@@ -4135,6 +6829,7 @@
           <w:numId w:val="18"/>
         </w:numPr>
         <w:rPr>
+          <w:rFonts w:hint="eastAsia"/>
           <w:szCs w:val="21"/>
         </w:rPr>
       </w:pPr>
@@ -4152,6 +6847,7 @@
           <w:numId w:val="18"/>
         </w:numPr>
         <w:rPr>
+          <w:rFonts w:hint="eastAsia"/>
           <w:szCs w:val="21"/>
         </w:rPr>
       </w:pPr>
@@ -4165,6 +6861,7 @@
     <w:p>
       <w:pPr>
         <w:rPr>
+          <w:rFonts w:hint="eastAsia"/>
           <w:szCs w:val="21"/>
         </w:rPr>
       </w:pPr>
@@ -4192,6 +6889,7 @@
     <w:p>
       <w:pPr>
         <w:rPr>
+          <w:rFonts w:hint="eastAsia"/>
           <w:szCs w:val="21"/>
         </w:rPr>
       </w:pPr>
@@ -4219,6 +6917,7 @@
     <w:p>
       <w:pPr>
         <w:rPr>
+          <w:rFonts w:hint="eastAsia"/>
           <w:szCs w:val="21"/>
         </w:rPr>
       </w:pPr>
@@ -4254,13 +6953,15 @@
     <w:p>
       <w:pPr>
         <w:rPr>
-          <w:szCs w:val="21"/>
-        </w:rPr>
-      </w:pPr>
-    </w:p>
-    <w:p>
-      <w:pPr>
-        <w:rPr>
+          <w:rFonts w:hint="eastAsia"/>
+          <w:szCs w:val="21"/>
+        </w:rPr>
+      </w:pPr>
+    </w:p>
+    <w:p>
+      <w:pPr>
+        <w:rPr>
+          <w:rFonts w:hint="eastAsia"/>
           <w:sz w:val="32"/>
           <w:szCs w:val="32"/>
         </w:rPr>
@@ -4277,29 +6978,59 @@
     <w:p>
       <w:pPr>
         <w:rPr>
-          <w:szCs w:val="21"/>
-        </w:rPr>
-      </w:pPr>
-      <w:r>
-        <w:rPr>
-          <w:rFonts w:hint="eastAsia"/>
-          <w:szCs w:val="21"/>
-        </w:rPr>
-        <w:t>Albert</w:t>
-      </w:r>
-    </w:p>
-    <w:p>
-      <w:pPr>
-        <w:rPr>
-          <w:szCs w:val="21"/>
-        </w:rPr>
-      </w:pPr>
-      <w:r>
-        <w:rPr>
-          <w:rFonts w:hint="eastAsia"/>
-          <w:szCs w:val="21"/>
-        </w:rPr>
-        <w:t>1（最开始lilith房间内，玩家看到lilith进入大门后）“我们现在没有权限进入，试着去找一下门禁主密钥（</w:t>
+          <w:rFonts w:hint="eastAsia"/>
+          <w:szCs w:val="21"/>
+        </w:rPr>
+      </w:pPr>
+      <w:r>
+        <w:rPr>
+          <w:rFonts w:hint="eastAsia"/>
+          <w:szCs w:val="21"/>
+        </w:rPr>
+        <w:t>Abel</w:t>
+      </w:r>
+    </w:p>
+    <w:p>
+      <w:pPr>
+        <w:rPr>
+          <w:rFonts w:hint="eastAsia"/>
+          <w:szCs w:val="21"/>
+        </w:rPr>
+      </w:pPr>
+      <w:r>
+        <w:rPr>
+          <w:rFonts w:hint="eastAsia"/>
+          <w:szCs w:val="21"/>
+        </w:rPr>
+        <w:t>1（最开始</w:t>
+      </w:r>
+      <w:r>
+        <w:rPr>
+          <w:rFonts w:hint="eastAsia"/>
+          <w:szCs w:val="21"/>
+        </w:rPr>
+        <w:t>Lailah</w:t>
+      </w:r>
+      <w:r>
+        <w:rPr>
+          <w:rFonts w:hint="eastAsia"/>
+          <w:szCs w:val="21"/>
+        </w:rPr>
+        <w:t>房间内，玩家看到</w:t>
+      </w:r>
+      <w:r>
+        <w:rPr>
+          <w:rFonts w:hint="eastAsia"/>
+          <w:szCs w:val="21"/>
+        </w:rPr>
+        <w:t>Lailah</w:t>
+      </w:r>
+      <w:r>
+        <w:rPr>
+          <w:rFonts w:hint="eastAsia"/>
+          <w:szCs w:val="21"/>
+        </w:rPr>
+        <w:t>进入大门后）“我们现在没有权限进入，试着去找一下门禁主密钥（</w:t>
       </w:r>
       <w:r>
         <w:rPr>
@@ -4334,6 +7065,7 @@
     <w:p>
       <w:pPr>
         <w:rPr>
+          <w:rFonts w:hint="eastAsia"/>
           <w:szCs w:val="21"/>
         </w:rPr>
       </w:pPr>
@@ -4423,6 +7155,7 @@
     <w:p>
       <w:pPr>
         <w:rPr>
+          <w:rFonts w:hint="eastAsia"/>
           <w:szCs w:val="21"/>
         </w:rPr>
       </w:pPr>
@@ -4474,6 +7207,7 @@
     <w:p>
       <w:pPr>
         <w:rPr>
+          <w:rFonts w:hint="eastAsia"/>
           <w:szCs w:val="21"/>
         </w:rPr>
       </w:pPr>
@@ -4520,6 +7254,7 @@
     <w:p>
       <w:pPr>
         <w:rPr>
+          <w:rFonts w:hint="eastAsia"/>
           <w:szCs w:val="21"/>
         </w:rPr>
       </w:pPr>
@@ -4578,6 +7313,7 @@
     <w:p>
       <w:pPr>
         <w:rPr>
+          <w:rFonts w:hint="eastAsia"/>
           <w:szCs w:val="21"/>
         </w:rPr>
       </w:pPr>
@@ -4602,16 +7338,37 @@
           <w:bCs/>
           <w:szCs w:val="21"/>
         </w:rPr>
-        <w:t>Time for the final move.</w:t>
-      </w:r>
-      <w:r>
-        <w:rPr>
-          <w:rFonts w:hint="eastAsia"/>
-          <w:b/>
-          <w:bCs/>
-          <w:szCs w:val="21"/>
-        </w:rPr>
-        <w:t>Insert me</w:t>
+        <w:t xml:space="preserve">Time for the final </w:t>
+      </w:r>
+      <w:proofErr w:type="spellStart"/>
+      <w:proofErr w:type="gramStart"/>
+      <w:r>
+        <w:rPr>
+          <w:b/>
+          <w:bCs/>
+          <w:szCs w:val="21"/>
+        </w:rPr>
+        <w:t>move.</w:t>
+      </w:r>
+      <w:r>
+        <w:rPr>
+          <w:rFonts w:hint="eastAsia"/>
+          <w:b/>
+          <w:bCs/>
+          <w:szCs w:val="21"/>
+        </w:rPr>
+        <w:t>Insert</w:t>
+      </w:r>
+      <w:proofErr w:type="spellEnd"/>
+      <w:proofErr w:type="gramEnd"/>
+      <w:r>
+        <w:rPr>
+          <w:rFonts w:hint="eastAsia"/>
+          <w:b/>
+          <w:bCs/>
+          <w:szCs w:val="21"/>
+        </w:rPr>
+        <w:t xml:space="preserve"> me</w:t>
       </w:r>
       <w:r>
         <w:rPr>
@@ -4643,15 +7400,48 @@
     <w:p>
       <w:pPr>
         <w:rPr>
-          <w:szCs w:val="21"/>
-        </w:rPr>
-      </w:pPr>
-      <w:r>
-        <w:rPr>
-          <w:rFonts w:hint="eastAsia"/>
-          <w:szCs w:val="21"/>
-        </w:rPr>
-        <w:t>7（玩家阅读andrew雕像简介后）“他的一小步，我的一大步。”</w:t>
+          <w:rFonts w:hint="eastAsia"/>
+          <w:szCs w:val="21"/>
+        </w:rPr>
+      </w:pPr>
+      <w:r>
+        <w:rPr>
+          <w:rFonts w:hint="eastAsia"/>
+          <w:szCs w:val="21"/>
+        </w:rPr>
+        <w:t>7（玩家阅读</w:t>
+      </w:r>
+      <w:proofErr w:type="spellStart"/>
+      <w:r>
+        <w:rPr>
+          <w:rFonts w:hint="eastAsia"/>
+          <w:szCs w:val="21"/>
+        </w:rPr>
+        <w:t>andrew</w:t>
+      </w:r>
+      <w:proofErr w:type="spellEnd"/>
+      <w:r>
+        <w:rPr>
+          <w:rFonts w:hint="eastAsia"/>
+          <w:szCs w:val="21"/>
+        </w:rPr>
+        <w:t>雕像简介后）“他的</w:t>
+      </w:r>
+      <w:proofErr w:type="gramStart"/>
+      <w:r>
+        <w:rPr>
+          <w:rFonts w:hint="eastAsia"/>
+          <w:szCs w:val="21"/>
+        </w:rPr>
+        <w:t>一</w:t>
+      </w:r>
+      <w:proofErr w:type="gramEnd"/>
+      <w:r>
+        <w:rPr>
+          <w:rFonts w:hint="eastAsia"/>
+          <w:szCs w:val="21"/>
+        </w:rPr>
+        <w:t>小步，我的一大步。”</w:t>
       </w:r>
     </w:p>
     <w:p>
@@ -4671,31 +7461,62 @@
     <w:p>
       <w:pPr>
         <w:rPr>
-          <w:szCs w:val="21"/>
-        </w:rPr>
-      </w:pPr>
-      <w:r>
-        <w:rPr>
-          <w:rFonts w:hint="eastAsia"/>
-          <w:szCs w:val="21"/>
-        </w:rPr>
-        <w:t>8（玩家阅读sibyl雕像简介后）“如果她能为公司奉献更多，那就更好了。”</w:t>
-      </w:r>
-    </w:p>
-    <w:p>
-      <w:pPr>
-        <w:rPr>
-          <w:rFonts w:hint="eastAsia"/>
-          <w:szCs w:val="21"/>
-        </w:rPr>
-      </w:pPr>
-      <w:r>
-        <w:rPr>
-          <w:b/>
-          <w:bCs/>
-          <w:szCs w:val="21"/>
-        </w:rPr>
-        <w:t>A pity Dr. Sibyl couldn't yield greater dividends for the company before her</w:t>
+          <w:rFonts w:hint="eastAsia"/>
+          <w:szCs w:val="21"/>
+        </w:rPr>
+      </w:pPr>
+      <w:r>
+        <w:rPr>
+          <w:rFonts w:hint="eastAsia"/>
+          <w:szCs w:val="21"/>
+        </w:rPr>
+        <w:t>8（玩家阅读</w:t>
+      </w:r>
+      <w:r>
+        <w:rPr>
+          <w:rFonts w:hint="eastAsia"/>
+          <w:szCs w:val="21"/>
+        </w:rPr>
+        <w:t>Clair</w:t>
+      </w:r>
+      <w:r>
+        <w:rPr>
+          <w:rFonts w:hint="eastAsia"/>
+          <w:szCs w:val="21"/>
+        </w:rPr>
+        <w:t>雕像简介后）“如果她能为公司奉献更多，那就更好了。”</w:t>
+      </w:r>
+    </w:p>
+    <w:p>
+      <w:pPr>
+        <w:rPr>
+          <w:rFonts w:hint="eastAsia"/>
+          <w:szCs w:val="21"/>
+        </w:rPr>
+      </w:pPr>
+      <w:r>
+        <w:rPr>
+          <w:b/>
+          <w:bCs/>
+          <w:szCs w:val="21"/>
+        </w:rPr>
+        <w:t xml:space="preserve">A pity Dr. </w:t>
+      </w:r>
+      <w:r>
+        <w:rPr>
+          <w:b/>
+          <w:bCs/>
+          <w:szCs w:val="21"/>
+        </w:rPr>
+        <w:t>Clair</w:t>
+      </w:r>
+      <w:r>
+        <w:rPr>
+          <w:b/>
+          <w:bCs/>
+          <w:szCs w:val="21"/>
+        </w:rPr>
+        <w:t xml:space="preserve"> couldn't yield greater dividends for the company before her</w:t>
       </w:r>
       <w:r>
         <w:rPr>
@@ -4718,15 +7539,30 @@
     <w:p>
       <w:pPr>
         <w:rPr>
-          <w:szCs w:val="21"/>
-        </w:rPr>
-      </w:pPr>
-      <w:r>
-        <w:rPr>
-          <w:rFonts w:hint="eastAsia"/>
-          <w:szCs w:val="21"/>
-        </w:rPr>
-        <w:t>9（玩家阅读albert雕像简介后）“</w:t>
+          <w:rFonts w:hint="eastAsia"/>
+          <w:szCs w:val="21"/>
+        </w:rPr>
+      </w:pPr>
+      <w:r>
+        <w:rPr>
+          <w:rFonts w:hint="eastAsia"/>
+          <w:szCs w:val="21"/>
+        </w:rPr>
+        <w:t>9（玩家阅读</w:t>
+      </w:r>
+      <w:r>
+        <w:rPr>
+          <w:rFonts w:hint="eastAsia"/>
+          <w:szCs w:val="21"/>
+        </w:rPr>
+        <w:t>Abel</w:t>
+      </w:r>
+      <w:r>
+        <w:rPr>
+          <w:rFonts w:hint="eastAsia"/>
+          <w:szCs w:val="21"/>
+        </w:rPr>
+        <w:t>雕像简介后）“</w:t>
       </w:r>
       <w:r>
         <w:rPr>
@@ -4802,6 +7638,7 @@
     <w:p>
       <w:pPr>
         <w:rPr>
+          <w:rFonts w:hint="eastAsia"/>
           <w:szCs w:val="21"/>
         </w:rPr>
       </w:pPr>
@@ -4853,6 +7690,7 @@
     <w:p>
       <w:pPr>
         <w:rPr>
+          <w:rFonts w:hint="eastAsia"/>
           <w:szCs w:val="21"/>
         </w:rPr>
       </w:pPr>
@@ -4883,6 +7721,7 @@
     <w:p>
       <w:pPr>
         <w:rPr>
+          <w:rFonts w:hint="eastAsia"/>
           <w:szCs w:val="21"/>
         </w:rPr>
       </w:pPr>
@@ -4966,6 +7805,7 @@
     <w:p>
       <w:pPr>
         <w:rPr>
+          <w:rFonts w:hint="eastAsia"/>
           <w:szCs w:val="21"/>
         </w:rPr>
       </w:pPr>
@@ -4990,13 +7830,22 @@
           <w:bCs/>
           <w:szCs w:val="21"/>
         </w:rPr>
+        <w:t xml:space="preserve">For grunts like him, adding concrete to the company's foundation is the only privilege </w:t>
+      </w:r>
+      <w:r>
+        <w:rPr>
+          <w:b/>
+          <w:bCs/>
+          <w:szCs w:val="21"/>
+        </w:rPr>
         <w:lastRenderedPageBreak/>
-        <w:t>For grunts like him, adding concrete to the company's foundation is the only privilege he deserves before being scrapped.</w:t>
-      </w:r>
-    </w:p>
-    <w:p>
-      <w:pPr>
-        <w:rPr>
+        <w:t>he deserves before being scrapped.</w:t>
+      </w:r>
+    </w:p>
+    <w:p>
+      <w:pPr>
+        <w:rPr>
+          <w:rFonts w:hint="eastAsia"/>
           <w:szCs w:val="21"/>
         </w:rPr>
       </w:pPr>
@@ -5044,15 +7893,32 @@
     <w:p>
       <w:pPr>
         <w:rPr>
-          <w:szCs w:val="21"/>
-        </w:rPr>
-      </w:pPr>
-      <w:r>
-        <w:rPr>
-          <w:rFonts w:hint="eastAsia"/>
-          <w:szCs w:val="21"/>
-        </w:rPr>
-        <w:t>15（玩家未杀死judas</w:t>
+          <w:rFonts w:hint="eastAsia"/>
+          <w:szCs w:val="21"/>
+        </w:rPr>
+      </w:pPr>
+      <w:r>
+        <w:rPr>
+          <w:rFonts w:hint="eastAsia"/>
+          <w:szCs w:val="21"/>
+        </w:rPr>
+        <w:t>15（</w:t>
+      </w:r>
+      <w:proofErr w:type="gramStart"/>
+      <w:r>
+        <w:rPr>
+          <w:rFonts w:hint="eastAsia"/>
+          <w:szCs w:val="21"/>
+        </w:rPr>
+        <w:t>玩家未</w:t>
+      </w:r>
+      <w:proofErr w:type="gramEnd"/>
+      <w:r>
+        <w:rPr>
+          <w:rFonts w:hint="eastAsia"/>
+          <w:szCs w:val="21"/>
+        </w:rPr>
+        <w:t>杀死judas</w:t>
       </w:r>
       <w:r>
         <w:rPr>
@@ -5102,6 +7968,7 @@
     <w:p>
       <w:pPr>
         <w:rPr>
+          <w:rFonts w:hint="eastAsia"/>
           <w:szCs w:val="21"/>
         </w:rPr>
       </w:pPr>
@@ -5202,15 +8069,30 @@
     <w:p>
       <w:pPr>
         <w:rPr>
-          <w:szCs w:val="21"/>
-        </w:rPr>
-      </w:pPr>
-      <w:r>
-        <w:rPr>
-          <w:rFonts w:hint="eastAsia"/>
-          <w:szCs w:val="21"/>
-        </w:rPr>
-        <w:t>17（玩家打开lilith房间秘密大门后来到boss场地前）“最后的决战了，你确定你准备好了吗？”</w:t>
+          <w:rFonts w:hint="eastAsia"/>
+          <w:szCs w:val="21"/>
+        </w:rPr>
+      </w:pPr>
+      <w:r>
+        <w:rPr>
+          <w:rFonts w:hint="eastAsia"/>
+          <w:szCs w:val="21"/>
+        </w:rPr>
+        <w:t>17（玩家打开</w:t>
+      </w:r>
+      <w:r>
+        <w:rPr>
+          <w:rFonts w:hint="eastAsia"/>
+          <w:szCs w:val="21"/>
+        </w:rPr>
+        <w:t>Lailah</w:t>
+      </w:r>
+      <w:r>
+        <w:rPr>
+          <w:rFonts w:hint="eastAsia"/>
+          <w:szCs w:val="21"/>
+        </w:rPr>
+        <w:t>房间秘密大门后来到boss场地前）“最后的决战了，你确定你准备好了吗？”</w:t>
       </w:r>
     </w:p>
     <w:p>
@@ -5232,15 +8114,48 @@
     <w:p>
       <w:pPr>
         <w:rPr>
-          <w:szCs w:val="21"/>
-        </w:rPr>
-      </w:pPr>
-      <w:r>
-        <w:rPr>
-          <w:rFonts w:hint="eastAsia"/>
-          <w:szCs w:val="21"/>
-        </w:rPr>
-        <w:t>18（玩家未拥有地雷时打败boss第一阶段）“我能尝试骇入它们的神经网络连接系统了，你可以对它们使用读心来让他们暂时宕机。”</w:t>
+          <w:rFonts w:hint="eastAsia"/>
+          <w:szCs w:val="21"/>
+        </w:rPr>
+      </w:pPr>
+      <w:r>
+        <w:rPr>
+          <w:rFonts w:hint="eastAsia"/>
+          <w:szCs w:val="21"/>
+        </w:rPr>
+        <w:t>18（</w:t>
+      </w:r>
+      <w:proofErr w:type="gramStart"/>
+      <w:r>
+        <w:rPr>
+          <w:rFonts w:hint="eastAsia"/>
+          <w:szCs w:val="21"/>
+        </w:rPr>
+        <w:t>玩家未</w:t>
+      </w:r>
+      <w:proofErr w:type="gramEnd"/>
+      <w:r>
+        <w:rPr>
+          <w:rFonts w:hint="eastAsia"/>
+          <w:szCs w:val="21"/>
+        </w:rPr>
+        <w:t>拥有地雷时打败boss第一阶段）“我能尝试骇入它们的神经网络连接系统了，你可以对它们使用读心来让他们暂时</w:t>
+      </w:r>
+      <w:proofErr w:type="gramStart"/>
+      <w:r>
+        <w:rPr>
+          <w:rFonts w:hint="eastAsia"/>
+          <w:szCs w:val="21"/>
+        </w:rPr>
+        <w:t>宕</w:t>
+      </w:r>
+      <w:proofErr w:type="gramEnd"/>
+      <w:r>
+        <w:rPr>
+          <w:rFonts w:hint="eastAsia"/>
+          <w:szCs w:val="21"/>
+        </w:rPr>
+        <w:t>机。”</w:t>
       </w:r>
     </w:p>
     <w:p>
@@ -5271,6 +8186,7 @@
     <w:p>
       <w:pPr>
         <w:rPr>
+          <w:rFonts w:hint="eastAsia"/>
           <w:szCs w:val="21"/>
         </w:rPr>
       </w:pPr>
@@ -5301,6 +8217,7 @@
     <w:p>
       <w:pPr>
         <w:rPr>
+          <w:rFonts w:hint="eastAsia"/>
           <w:szCs w:val="21"/>
         </w:rPr>
       </w:pPr>
@@ -5340,13 +8257,15 @@
     <w:p>
       <w:pPr>
         <w:rPr>
-          <w:szCs w:val="21"/>
-        </w:rPr>
-      </w:pPr>
-    </w:p>
-    <w:p>
-      <w:pPr>
-        <w:rPr>
+          <w:rFonts w:hint="eastAsia"/>
+          <w:szCs w:val="21"/>
+        </w:rPr>
+      </w:pPr>
+    </w:p>
+    <w:p>
+      <w:pPr>
+        <w:rPr>
+          <w:rFonts w:hint="eastAsia"/>
           <w:szCs w:val="21"/>
         </w:rPr>
       </w:pPr>
@@ -5361,6 +8280,7 @@
     <w:p>
       <w:pPr>
         <w:rPr>
+          <w:rFonts w:hint="eastAsia"/>
           <w:szCs w:val="21"/>
         </w:rPr>
       </w:pPr>
@@ -5376,7 +8296,21 @@
           <w:rFonts w:hint="eastAsia"/>
           <w:szCs w:val="21"/>
         </w:rPr>
-        <w:t>“等一等，你就是来刺杀Lilith的刺客吧。</w:t>
+        <w:t>“等一等，你就是来刺杀</w:t>
+      </w:r>
+      <w:r>
+        <w:rPr>
+          <w:rFonts w:hint="eastAsia"/>
+          <w:szCs w:val="21"/>
+        </w:rPr>
+        <w:t>Lailah</w:t>
+      </w:r>
+      <w:r>
+        <w:rPr>
+          <w:rFonts w:hint="eastAsia"/>
+          <w:szCs w:val="21"/>
+        </w:rPr>
+        <w:t>的刺客吧。</w:t>
       </w:r>
       <w:r>
         <w:rPr>
@@ -5396,6 +8330,7 @@
     <w:p>
       <w:pPr>
         <w:rPr>
+          <w:rFonts w:hint="eastAsia"/>
           <w:szCs w:val="21"/>
         </w:rPr>
       </w:pPr>
@@ -5406,12 +8341,21 @@
         </w:rPr>
         <w:t>2（</w:t>
       </w:r>
-      <w:r>
-        <w:rPr>
-          <w:rFonts w:hint="eastAsia"/>
-          <w:szCs w:val="21"/>
-        </w:rPr>
-        <w:t>玩家未杀死judas选择和他交流</w:t>
+      <w:proofErr w:type="gramStart"/>
+      <w:r>
+        <w:rPr>
+          <w:rFonts w:hint="eastAsia"/>
+          <w:szCs w:val="21"/>
+        </w:rPr>
+        <w:t>玩家未</w:t>
+      </w:r>
+      <w:proofErr w:type="gramEnd"/>
+      <w:r>
+        <w:rPr>
+          <w:rFonts w:hint="eastAsia"/>
+          <w:szCs w:val="21"/>
+        </w:rPr>
+        <w:t>杀死judas选择和他交流</w:t>
       </w:r>
       <w:r>
         <w:rPr>
@@ -5425,7 +8369,35 @@
           <w:rFonts w:hint="eastAsia"/>
           <w:szCs w:val="21"/>
         </w:rPr>
-        <w:t>“谢谢你愿意先听我说话。我这次雇你来刺杀lilith是为了保住我自己的性命。我意外得知lilith其实在做人体实验，而且晋升的安保室前辈再也没有出现过</w:t>
+        <w:t>“谢谢你愿意先听我说话。我这次雇你来刺杀</w:t>
+      </w:r>
+      <w:r>
+        <w:rPr>
+          <w:rFonts w:hint="eastAsia"/>
+          <w:szCs w:val="21"/>
+        </w:rPr>
+        <w:t>Lailah</w:t>
+      </w:r>
+      <w:r>
+        <w:rPr>
+          <w:rFonts w:hint="eastAsia"/>
+          <w:szCs w:val="21"/>
+        </w:rPr>
+        <w:t>是为了保住我自己的性命。我意外得知</w:t>
+      </w:r>
+      <w:r>
+        <w:rPr>
+          <w:rFonts w:hint="eastAsia"/>
+          <w:szCs w:val="21"/>
+        </w:rPr>
+        <w:t>Lailah</w:t>
+      </w:r>
+      <w:r>
+        <w:rPr>
+          <w:rFonts w:hint="eastAsia"/>
+          <w:szCs w:val="21"/>
+        </w:rPr>
+        <w:t>其实在做人体实验，而且晋升的安保室前辈再也没有出现过</w:t>
       </w:r>
       <w:r>
         <w:rPr>
@@ -5438,7 +8410,31 @@
         <w:rPr>
           <w:szCs w:val="21"/>
         </w:rPr>
-        <w:t>所以我只能想到刺杀lilith这个办法。我找到了Albert的芯片所在地。希望他能帮你完成任务。</w:t>
+        <w:t>所以我只能想到刺杀</w:t>
+      </w:r>
+      <w:r>
+        <w:rPr>
+          <w:szCs w:val="21"/>
+        </w:rPr>
+        <w:t>Lailah</w:t>
+      </w:r>
+      <w:r>
+        <w:rPr>
+          <w:szCs w:val="21"/>
+        </w:rPr>
+        <w:t>这个办法。我找到了</w:t>
+      </w:r>
+      <w:r>
+        <w:rPr>
+          <w:szCs w:val="21"/>
+        </w:rPr>
+        <w:t>Abel</w:t>
+      </w:r>
+      <w:r>
+        <w:rPr>
+          <w:szCs w:val="21"/>
+        </w:rPr>
+        <w:t>的芯片所在地。希望他能帮你完成任务。</w:t>
       </w:r>
       <w:r>
         <w:rPr>
@@ -5453,7 +8449,23 @@
           <w:bCs/>
           <w:szCs w:val="21"/>
         </w:rPr>
-        <w:t>I owe you for hearing me out first. Contracting you to eliminate Lilith is about saving my own skin.</w:t>
+        <w:t xml:space="preserve">I owe you for hearing me out first. Contracting you to eliminate </w:t>
+      </w:r>
+      <w:r>
+        <w:rPr>
+          <w:b/>
+          <w:bCs/>
+          <w:szCs w:val="21"/>
+        </w:rPr>
+        <w:t>Lailah</w:t>
+      </w:r>
+      <w:r>
+        <w:rPr>
+          <w:b/>
+          <w:bCs/>
+          <w:szCs w:val="21"/>
+        </w:rPr>
+        <w:t xml:space="preserve"> is about saving my own skin.</w:t>
       </w:r>
       <w:r>
         <w:rPr>
@@ -5487,7 +8499,23 @@
           <w:bCs/>
           <w:szCs w:val="21"/>
         </w:rPr>
-        <w:t xml:space="preserve"> live human experiments. Since every promoted security lead vanished without trace, assassination's my last recourse. Located Albert's chip containment site. He'll see this mission through.</w:t>
+        <w:t xml:space="preserve"> live human experiments. Since every promoted security lead vanished without trace, assassination's my last recourse. Located </w:t>
+      </w:r>
+      <w:r>
+        <w:rPr>
+          <w:b/>
+          <w:bCs/>
+          <w:szCs w:val="21"/>
+        </w:rPr>
+        <w:t>Abel</w:t>
+      </w:r>
+      <w:r>
+        <w:rPr>
+          <w:b/>
+          <w:bCs/>
+          <w:szCs w:val="21"/>
+        </w:rPr>
+        <w:t>'s chip containment site. He'll see this mission through.</w:t>
       </w:r>
       <w:r>
         <w:rPr>
@@ -5507,6 +8535,7 @@
     <w:p>
       <w:pPr>
         <w:rPr>
+          <w:rFonts w:hint="eastAsia"/>
           <w:szCs w:val="21"/>
         </w:rPr>
       </w:pPr>
@@ -5536,12 +8565,27 @@
           <w:rFonts w:hint="eastAsia"/>
           <w:szCs w:val="21"/>
         </w:rPr>
-        <w:t>“为了支援你，安保室有个秘密夹层，你可以使用albert的虚化功能，去捡我藏起来的秘密武器。”</w:t>
-      </w:r>
-    </w:p>
-    <w:p>
-      <w:pPr>
-        <w:rPr>
+        <w:t>“为了支援你，安保室有个秘密夹层，你可以使用</w:t>
+      </w:r>
+      <w:r>
+        <w:rPr>
+          <w:rFonts w:hint="eastAsia"/>
+          <w:szCs w:val="21"/>
+        </w:rPr>
+        <w:t>Abel</w:t>
+      </w:r>
+      <w:r>
+        <w:rPr>
+          <w:rFonts w:hint="eastAsia"/>
+          <w:szCs w:val="21"/>
+        </w:rPr>
+        <w:t>的虚化功能，去捡我藏起来的秘密武器。”</w:t>
+      </w:r>
+    </w:p>
+    <w:p>
+      <w:pPr>
+        <w:rPr>
+          <w:rFonts w:hint="eastAsia"/>
           <w:szCs w:val="21"/>
         </w:rPr>
       </w:pPr>
@@ -5556,43 +8600,61 @@
     <w:p>
       <w:pPr>
         <w:rPr>
-          <w:szCs w:val="21"/>
-        </w:rPr>
-      </w:pPr>
-    </w:p>
-    <w:p>
-      <w:pPr>
-        <w:rPr>
-          <w:szCs w:val="21"/>
-        </w:rPr>
-      </w:pPr>
-    </w:p>
-    <w:p>
-      <w:pPr>
-        <w:rPr>
-          <w:szCs w:val="21"/>
-        </w:rPr>
-      </w:pPr>
-      <w:r>
-        <w:rPr>
-          <w:rFonts w:hint="eastAsia"/>
-          <w:szCs w:val="21"/>
-        </w:rPr>
-        <w:t>Lilith</w:t>
-      </w:r>
-    </w:p>
-    <w:p>
-      <w:pPr>
-        <w:rPr>
-          <w:szCs w:val="21"/>
-        </w:rPr>
-      </w:pPr>
-      <w:r>
-        <w:rPr>
-          <w:rFonts w:hint="eastAsia"/>
-          <w:szCs w:val="21"/>
-        </w:rPr>
-        <w:t>1（分身死后从电梯下来）“再次和你面对面了，albert。你是一个有才华有才能的人。何必被伦理常识束缚住了手脚。你能做到很多别人做不到的事，你就是为了Eden系列而生的。想想你的爷爷Andrew Eden，你不想继续他的项目，为他完成这个伟大的计划</w:t>
+          <w:rFonts w:hint="eastAsia"/>
+          <w:szCs w:val="21"/>
+        </w:rPr>
+      </w:pPr>
+    </w:p>
+    <w:p>
+      <w:pPr>
+        <w:rPr>
+          <w:rFonts w:hint="eastAsia"/>
+          <w:szCs w:val="21"/>
+        </w:rPr>
+      </w:pPr>
+    </w:p>
+    <w:p>
+      <w:pPr>
+        <w:rPr>
+          <w:rFonts w:hint="eastAsia"/>
+          <w:szCs w:val="21"/>
+        </w:rPr>
+      </w:pPr>
+      <w:r>
+        <w:rPr>
+          <w:rFonts w:hint="eastAsia"/>
+          <w:szCs w:val="21"/>
+        </w:rPr>
+        <w:t>Lailah</w:t>
+      </w:r>
+    </w:p>
+    <w:p>
+      <w:pPr>
+        <w:rPr>
+          <w:rFonts w:hint="eastAsia"/>
+          <w:szCs w:val="21"/>
+        </w:rPr>
+      </w:pPr>
+      <w:r>
+        <w:rPr>
+          <w:rFonts w:hint="eastAsia"/>
+          <w:szCs w:val="21"/>
+        </w:rPr>
+        <w:t>1（分身死后从电梯下来）“再次和你面对面了，</w:t>
+      </w:r>
+      <w:r>
+        <w:rPr>
+          <w:rFonts w:hint="eastAsia"/>
+          <w:szCs w:val="21"/>
+        </w:rPr>
+        <w:t>Abel</w:t>
+      </w:r>
+      <w:r>
+        <w:rPr>
+          <w:rFonts w:hint="eastAsia"/>
+          <w:szCs w:val="21"/>
+        </w:rPr>
+        <w:t>。你是一个有才华有才能的人。何必被伦理常识束缚住了手脚。你能做到很多别人做不到的事，你就是为了Eden系列而生的。想想你的爷爷Andrew Eden，你不想继续他的项目，为他完成这个伟大的计划</w:t>
       </w:r>
       <w:r>
         <w:rPr>
@@ -5612,20 +8674,36 @@
     <w:p>
       <w:pPr>
         <w:rPr>
-          <w:szCs w:val="21"/>
-        </w:rPr>
-      </w:pPr>
-      <w:r>
-        <w:rPr>
-          <w:rFonts w:hint="eastAsia"/>
-          <w:szCs w:val="21"/>
-        </w:rPr>
-        <w:t>2（接albert）“那看来我们之间只能存在一个了。话不投机半句多，手下见真章吧。”</w:t>
-      </w:r>
-    </w:p>
-    <w:p>
-      <w:pPr>
-        <w:rPr>
+          <w:rFonts w:hint="eastAsia"/>
+          <w:szCs w:val="21"/>
+        </w:rPr>
+      </w:pPr>
+      <w:r>
+        <w:rPr>
+          <w:rFonts w:hint="eastAsia"/>
+          <w:szCs w:val="21"/>
+        </w:rPr>
+        <w:t>2（接</w:t>
+      </w:r>
+      <w:r>
+        <w:rPr>
+          <w:rFonts w:hint="eastAsia"/>
+          <w:szCs w:val="21"/>
+        </w:rPr>
+        <w:t>Abel</w:t>
+      </w:r>
+      <w:r>
+        <w:rPr>
+          <w:rFonts w:hint="eastAsia"/>
+          <w:szCs w:val="21"/>
+        </w:rPr>
+        <w:t>）“那看来我们之间只能存在一个了。话不投机半句多，手下见真章吧。”</w:t>
+      </w:r>
+    </w:p>
+    <w:p>
+      <w:pPr>
+        <w:rPr>
+          <w:rFonts w:hint="eastAsia"/>
           <w:szCs w:val="21"/>
         </w:rPr>
       </w:pPr>
@@ -8673,6 +11751,7 @@
   <w:style w:type="character" w:default="1" w:styleId="a0">
     <w:name w:val="Default Paragraph Font"/>
     <w:uiPriority w:val="1"/>
+    <w:semiHidden/>
     <w:unhideWhenUsed/>
   </w:style>
   <w:style w:type="table" w:default="1" w:styleId="a1">

--- a/GD12Level Main/敌人和文档.docx
+++ b/GD12Level Main/敌人和文档.docx
@@ -2,19 +2,8 @@
 <file path=word/document.xml><?xml version="1.0" encoding="utf-8"?>
 <w:document xmlns:wpc="http://schemas.microsoft.com/office/word/2010/wordprocessingCanvas" xmlns:cx="http://schemas.microsoft.com/office/drawing/2014/chartex" xmlns:cx1="http://schemas.microsoft.com/office/drawing/2015/9/8/chartex" xmlns:cx2="http://schemas.microsoft.com/office/drawing/2015/10/21/chartex" xmlns:cx3="http://schemas.microsoft.com/office/drawing/2016/5/9/chartex" xmlns:cx4="http://schemas.microsoft.com/office/drawing/2016/5/10/chartex" xmlns:cx5="http://schemas.microsoft.com/office/drawing/2016/5/11/chartex" xmlns:cx6="http://schemas.microsoft.com/office/drawing/2016/5/12/chartex" xmlns:cx7="http://schemas.microsoft.com/office/drawing/2016/5/13/chartex" xmlns:cx8="http://schemas.microsoft.com/office/drawing/2016/5/14/chartex" xmlns:mc="http://schemas.openxmlformats.org/markup-compatibility/2006" xmlns:aink="http://schemas.microsoft.com/office/drawing/2016/ink" xmlns:am3d="http://schemas.microsoft.com/office/drawing/2017/model3d" xmlns:o="urn:schemas-microsoft-com:office:office" xmlns:oel="http://schemas.microsoft.com/office/2019/extlst" xmlns:r="http://schemas.openxmlformats.org/officeDocument/2006/relationships" xmlns:m="http://schemas.openxmlformats.org/officeDocument/2006/math" xmlns:v="urn:schemas-microsoft-com:vml" xmlns:wp14="http://schemas.microsoft.com/office/word/2010/wordprocessingDrawing" xmlns:wp="http://schemas.openxmlformats.org/drawingml/2006/wordprocessingDrawing" xmlns:w10="urn:schemas-microsoft-com:office:word" xmlns:w="http://schemas.openxmlformats.org/wordprocessingml/2006/main" xmlns:w14="http://schemas.microsoft.com/office/word/2010/wordml" xmlns:w15="http://schemas.microsoft.com/office/word/2012/wordml" xmlns:w16cex="http://schemas.microsoft.com/office/word/2018/wordml/cex" xmlns:w16cid="http://schemas.microsoft.com/office/word/2016/wordml/cid" xmlns:w16="http://schemas.microsoft.com/office/word/2018/wordml" xmlns:w16du="http://schemas.microsoft.com/office/word/2023/wordml/word16du" xmlns:w16sdtdh="http://schemas.microsoft.com/office/word/2020/wordml/sdtdatahash" xmlns:w16sdtfl="http://schemas.microsoft.com/office/word/2024/wordml/sdtformatlock" xmlns:w16se="http://schemas.microsoft.com/office/word/2015/wordml/symex" xmlns:wpg="http://schemas.microsoft.com/office/word/2010/wordprocessingGroup" xmlns:wpi="http://schemas.microsoft.com/office/word/2010/wordprocessingInk" xmlns:wne="http://schemas.microsoft.com/office/word/2006/wordml" xmlns:wps="http://schemas.microsoft.com/office/word/2010/wordprocessingShape" mc:Ignorable="w14 w15 w16se w16cid w16 w16cex w16sdtdh w16sdtfl w16du wp14">
   <w:body>
-    <w:p>
-      <w:pPr>
-        <w:rPr>
-          <w:rFonts w:hint="eastAsia"/>
-        </w:rPr>
-      </w:pPr>
-    </w:p>
-    <w:p>
-      <w:pPr>
-        <w:rPr>
-          <w:rFonts w:hint="eastAsia"/>
-        </w:rPr>
-      </w:pPr>
+    <w:p/>
+    <w:p>
       <w:r>
         <w:t>E0 Andrew Eden（在boss场地可以看见prototype的机器人0号机，已经彻底</w:t>
       </w:r>
@@ -28,68 +17,32 @@
       </w:r>
     </w:p>
     <w:p>
-      <w:pPr>
-        <w:rPr>
-          <w:rFonts w:hint="eastAsia"/>
-        </w:rPr>
-      </w:pPr>
       <w:r>
         <w:t>Andrew作为公司创始人，第一批接受了赛博永生的实验。</w:t>
       </w:r>
     </w:p>
     <w:p>
-      <w:pPr>
-        <w:rPr>
-          <w:rFonts w:hint="eastAsia"/>
-        </w:rPr>
-      </w:pPr>
       <w:r>
         <w:t>虽然第一次的实验不尽成功，但是以Andrew作为原典意识，制作出第一台智能机器人。</w:t>
       </w:r>
     </w:p>
     <w:p>
-      <w:pPr>
-        <w:rPr>
-          <w:rFonts w:hint="eastAsia"/>
-        </w:rPr>
-      </w:pPr>
       <w:r>
         <w:t>可以在一楼展厅区域看见他的雕像。</w:t>
       </w:r>
     </w:p>
-    <w:p>
-      <w:pPr>
-        <w:rPr>
-          <w:rFonts w:hint="eastAsia"/>
-        </w:rPr>
-      </w:pPr>
-    </w:p>
-    <w:p>
-      <w:pPr>
-        <w:rPr>
-          <w:rFonts w:hint="eastAsia"/>
-        </w:rPr>
-      </w:pPr>
+    <w:p/>
+    <w:p>
       <w:r>
         <w:t>E1 Andrew 负责守在boss房间门口（作为正式生产的第一台智能机器人，仍在投入使用）</w:t>
       </w:r>
     </w:p>
     <w:p>
-      <w:pPr>
-        <w:rPr>
-          <w:rFonts w:hint="eastAsia"/>
-        </w:rPr>
-      </w:pPr>
       <w:r>
         <w:t>存活信息：I need to guard the CEO's room.</w:t>
       </w:r>
     </w:p>
     <w:p>
-      <w:pPr>
-        <w:rPr>
-          <w:rFonts w:hint="eastAsia"/>
-        </w:rPr>
-      </w:pPr>
       <w:r>
         <w:t xml:space="preserve">死亡信息：（ne$% $% </w:t>
       </w:r>
@@ -107,46 +60,19 @@
       </w:r>
       <w:proofErr w:type="spellEnd"/>
     </w:p>
-    <w:p>
-      <w:pPr>
-        <w:rPr>
-          <w:rFonts w:hint="eastAsia"/>
-        </w:rPr>
-      </w:pPr>
-    </w:p>
-    <w:p>
-      <w:pPr>
-        <w:rPr>
-          <w:rFonts w:hint="eastAsia"/>
-        </w:rPr>
-      </w:pPr>
+    <w:p/>
+    <w:p>
       <w:r>
         <w:t>E2 E3 E4 是批量生产的智能机器人，虽然使用了员工的意识合成，但是都是不重要的成员。所以仅用编号区分。它们会听从并执行公司的指示和命令。</w:t>
       </w:r>
     </w:p>
-    <w:p>
-      <w:pPr>
-        <w:rPr>
-          <w:rFonts w:hint="eastAsia"/>
-        </w:rPr>
-      </w:pPr>
-    </w:p>
-    <w:p>
-      <w:pPr>
-        <w:rPr>
-          <w:rFonts w:hint="eastAsia"/>
-        </w:rPr>
-      </w:pPr>
+    <w:p/>
+    <w:p>
       <w:r>
         <w:t>E2（位于高层管理区的长廊内巡逻）</w:t>
       </w:r>
     </w:p>
     <w:p>
-      <w:pPr>
-        <w:rPr>
-          <w:rFonts w:hint="eastAsia"/>
-        </w:rPr>
-      </w:pPr>
       <w:r>
         <w:t>存活信息：</w:t>
       </w:r>
@@ -155,11 +81,6 @@
       </w:r>
     </w:p>
     <w:p>
-      <w:pPr>
-        <w:rPr>
-          <w:rFonts w:hint="eastAsia"/>
-        </w:rPr>
-      </w:pPr>
       <w:r>
         <w:t>死亡信息：</w:t>
       </w:r>
@@ -221,19 +142,8 @@
         <w:t xml:space="preserve"> have &amp;* %^$% &amp;^%rt.</w:t>
       </w:r>
     </w:p>
-    <w:p>
-      <w:pPr>
-        <w:rPr>
-          <w:rFonts w:hint="eastAsia"/>
-        </w:rPr>
-      </w:pPr>
-    </w:p>
-    <w:p>
-      <w:pPr>
-        <w:rPr>
-          <w:rFonts w:hint="eastAsia"/>
-        </w:rPr>
-      </w:pPr>
+    <w:p/>
+    <w:p>
       <w:r>
         <w:t>E3 （在玩家进入游戏时已经</w:t>
       </w:r>
@@ -247,11 +157,6 @@
       </w:r>
     </w:p>
     <w:p>
-      <w:pPr>
-        <w:rPr>
-          <w:rFonts w:hint="eastAsia"/>
-        </w:rPr>
-      </w:pPr>
       <w:r>
         <w:t xml:space="preserve">存活信息：I saw Ms. </w:t>
       </w:r>
@@ -269,11 +174,6 @@
       </w:r>
     </w:p>
     <w:p>
-      <w:pPr>
-        <w:rPr>
-          <w:rFonts w:hint="eastAsia"/>
-        </w:rPr>
-      </w:pPr>
       <w:r>
         <w:t>死亡信息：</w:t>
       </w:r>
@@ -298,7 +198,539 @@
           <w:b/>
           <w:bCs/>
         </w:rPr>
-        <w:t xml:space="preserve"> M$ </w:t>
+        <w:t xml:space="preserve"> M$ L</w:t>
+      </w:r>
+      <w:proofErr w:type="gramStart"/>
+      <w:r>
+        <w:rPr>
+          <w:rFonts w:hint="eastAsia"/>
+          <w:b/>
+          <w:bCs/>
+        </w:rPr>
+        <w:t>@</w:t>
+      </w:r>
+      <w:r>
+        <w:rPr>
+          <w:b/>
+          <w:bCs/>
+        </w:rPr>
+        <w:t>!</w:t>
+      </w:r>
+      <w:proofErr w:type="spellStart"/>
+      <w:r>
+        <w:rPr>
+          <w:b/>
+          <w:bCs/>
+        </w:rPr>
+        <w:t>l</w:t>
+      </w:r>
+      <w:proofErr w:type="gramEnd"/>
+      <w:r>
+        <w:rPr>
+          <w:rFonts w:hint="eastAsia"/>
+          <w:b/>
+          <w:bCs/>
+        </w:rPr>
+        <w:t>@</w:t>
+      </w:r>
+      <w:r>
+        <w:rPr>
+          <w:b/>
+          <w:bCs/>
+        </w:rPr>
+        <w:t>th</w:t>
+      </w:r>
+      <w:proofErr w:type="spellEnd"/>
+      <w:r>
+        <w:rPr>
+          <w:b/>
+          <w:bCs/>
+        </w:rPr>
+        <w:t xml:space="preserve"> u</w:t>
+      </w:r>
+      <w:proofErr w:type="gramStart"/>
+      <w:r>
+        <w:rPr>
+          <w:b/>
+          <w:bCs/>
+        </w:rPr>
+        <w:t>$!ng</w:t>
+      </w:r>
+      <w:proofErr w:type="gramEnd"/>
+      <w:r>
+        <w:rPr>
+          <w:b/>
+          <w:bCs/>
+        </w:rPr>
+        <w:t xml:space="preserve"> </w:t>
+      </w:r>
+      <w:r>
+        <w:rPr>
+          <w:rFonts w:hint="eastAsia"/>
+          <w:b/>
+          <w:bCs/>
+        </w:rPr>
+        <w:t xml:space="preserve">128052 </w:t>
+      </w:r>
+      <w:r>
+        <w:rPr>
+          <w:b/>
+          <w:bCs/>
+        </w:rPr>
+        <w:t>@$ th3 p@$$ 4 Ex3</w:t>
+      </w:r>
+      <w:proofErr w:type="gramStart"/>
+      <w:r>
+        <w:rPr>
+          <w:b/>
+          <w:bCs/>
+        </w:rPr>
+        <w:t>cut!v</w:t>
+      </w:r>
+      <w:proofErr w:type="gramEnd"/>
+      <w:r>
+        <w:rPr>
+          <w:b/>
+          <w:bCs/>
+        </w:rPr>
+        <w:t>3 Ar3@.</w:t>
+      </w:r>
+      <w:r>
+        <w:rPr>
+          <w:rFonts w:hint="eastAsia"/>
+        </w:rPr>
+        <w:t xml:space="preserve"> </w:t>
+      </w:r>
+    </w:p>
+    <w:p/>
+    <w:p>
+      <w:r>
+        <w:t>E4 （看守玻璃栈桥，这是除了</w:t>
+      </w:r>
+      <w:proofErr w:type="spellStart"/>
+      <w:r>
+        <w:t>ceo</w:t>
+      </w:r>
+      <w:proofErr w:type="spellEnd"/>
+      <w:r>
+        <w:t>房间电梯以外唯一的从二楼通往一楼的路径）</w:t>
+      </w:r>
+    </w:p>
+    <w:p>
+      <w:r>
+        <w:t>存活信息：</w:t>
+      </w:r>
+      <w:r>
+        <w:t>If guarding the elevator is</w:t>
+      </w:r>
+      <w:r>
+        <w:rPr>
+          <w:rFonts w:hint="eastAsia"/>
+        </w:rPr>
+        <w:t xml:space="preserve"> </w:t>
+      </w:r>
+      <w:r>
+        <w:t>my responsibilities, I will carry it out without hesitation.</w:t>
+      </w:r>
+    </w:p>
+    <w:p>
+      <w:r>
+        <w:t>死亡信息：</w:t>
+      </w:r>
+      <w:r>
+        <w:rPr>
+          <w:rFonts w:hint="eastAsia"/>
+        </w:rPr>
+        <w:t>If *&amp;^#$%@! &amp;*&amp; *(^&amp;$#@D! is (% &amp;*^%$#</w:t>
+      </w:r>
+      <w:proofErr w:type="gramStart"/>
+      <w:r>
+        <w:rPr>
+          <w:rFonts w:hint="eastAsia"/>
+        </w:rPr>
+        <w:t>&lt;{</w:t>
+      </w:r>
+      <w:proofErr w:type="gramEnd"/>
+      <w:r>
+        <w:rPr>
+          <w:rFonts w:hint="eastAsia"/>
+        </w:rPr>
+        <w:t>*</w:t>
+      </w:r>
+      <w:proofErr w:type="gramStart"/>
+      <w:r>
+        <w:rPr>
+          <w:rFonts w:hint="eastAsia"/>
+        </w:rPr>
+        <w:t>&amp;}#</w:t>
+      </w:r>
+      <w:proofErr w:type="gramEnd"/>
+      <w:r>
+        <w:rPr>
+          <w:rFonts w:hint="eastAsia"/>
+        </w:rPr>
+        <w:t>$&gt;</w:t>
+      </w:r>
+      <w:proofErr w:type="gramStart"/>
+      <w:r>
+        <w:rPr>
+          <w:rFonts w:hint="eastAsia"/>
+        </w:rPr>
+        <w:t>^!,( will</w:t>
+      </w:r>
+      <w:proofErr w:type="gramEnd"/>
+      <w:r>
+        <w:rPr>
+          <w:rFonts w:hint="eastAsia"/>
+        </w:rPr>
+        <w:t xml:space="preserve"> *(&amp;&amp;^ it out &lt;*</w:t>
+      </w:r>
+      <w:proofErr w:type="gramStart"/>
+      <w:r>
+        <w:rPr>
+          <w:rFonts w:hint="eastAsia"/>
+        </w:rPr>
+        <w:t>&amp;!@</w:t>
+      </w:r>
+      <w:proofErr w:type="gramEnd"/>
+      <w:r>
+        <w:rPr>
+          <w:rFonts w:hint="eastAsia"/>
+        </w:rPr>
+        <w:t xml:space="preserve">#$ </w:t>
+      </w:r>
+      <w:proofErr w:type="spellStart"/>
+      <w:r>
+        <w:rPr>
+          <w:rFonts w:hint="eastAsia"/>
+        </w:rPr>
+        <w:t>hesi</w:t>
+      </w:r>
+      <w:proofErr w:type="spellEnd"/>
+      <w:r>
+        <w:rPr>
+          <w:rFonts w:hint="eastAsia"/>
+        </w:rPr>
+        <w:t>^%$(&lt;&amp;.</w:t>
+      </w:r>
+    </w:p>
+    <w:p/>
+    <w:p>
+      <w:r>
+        <w:t xml:space="preserve">E5 </w:t>
+      </w:r>
+      <w:r>
+        <w:t>Clair</w:t>
+      </w:r>
+      <w:r>
+        <w:t xml:space="preserve"> Murphy （曾经是公司赛博永生实验的项目负责人，在某年被评为公司最佳员工，随后升职。在最后亲自投入实验，是第二批实验人员。保留了一定的自我意识但是不多，但为赛博永生的项目推进了一大步。）</w:t>
+      </w:r>
+    </w:p>
+    <w:p>
+      <w:r>
+        <w:t>会在玩家离开高层管理区，进入会议厅后，从电梯处开始在会议室巡逻两圈，但是会在巡逻两圈后偷懒离开。</w:t>
+      </w:r>
+    </w:p>
+    <w:p/>
+    <w:p>
+      <w:r>
+        <w:t>存活信息：After two rounds of patrol, I will return to Security Room for rest.</w:t>
+      </w:r>
+    </w:p>
+    <w:p>
+      <w:r>
+        <w:t>死亡信息：A%&amp;$# two *</w:t>
+      </w:r>
+      <w:proofErr w:type="gramStart"/>
+      <w:r>
+        <w:t>&amp;(</w:t>
+      </w:r>
+      <w:proofErr w:type="gramEnd"/>
+      <w:r>
+        <w:t>#ds of @</w:t>
+      </w:r>
+      <w:proofErr w:type="gramStart"/>
+      <w:r>
+        <w:t>#!&amp;</w:t>
+      </w:r>
+      <w:proofErr w:type="gramEnd"/>
+      <w:r>
+        <w:t>*</w:t>
+      </w:r>
+      <w:proofErr w:type="gramStart"/>
+      <w:r>
+        <w:t>^,(</w:t>
+      </w:r>
+      <w:proofErr w:type="gramEnd"/>
+      <w:r>
+        <w:t xml:space="preserve"> w#!! r*</w:t>
+      </w:r>
+      <w:proofErr w:type="spellStart"/>
+      <w:r>
+        <w:t>t^rn</w:t>
+      </w:r>
+      <w:proofErr w:type="spellEnd"/>
+      <w:r>
+        <w:t xml:space="preserve"> $% Security Room *&amp;$ #</w:t>
+      </w:r>
+      <w:proofErr w:type="gramStart"/>
+      <w:r>
+        <w:t>@!%</w:t>
+      </w:r>
+      <w:proofErr w:type="gramEnd"/>
+      <w:r>
+        <w:t>.</w:t>
+      </w:r>
+    </w:p>
+    <w:p/>
+    <w:p>
+      <w:r>
+        <w:t>E6 E7 E8 E9</w:t>
+      </w:r>
+      <w:r>
+        <w:t>第三代新式产品</w:t>
+      </w:r>
+      <w:r>
+        <w:rPr>
+          <w:rFonts w:hint="eastAsia"/>
+        </w:rPr>
+        <w:t xml:space="preserve"> </w:t>
+      </w:r>
+      <w:r>
+        <w:t>曾经是核心安保人员，但也被上</w:t>
+      </w:r>
+      <w:proofErr w:type="gramStart"/>
+      <w:r>
+        <w:t>传意识</w:t>
+      </w:r>
+      <w:proofErr w:type="gramEnd"/>
+      <w:r>
+        <w:t>做成机器人。因为非实验核心人员，上</w:t>
+      </w:r>
+      <w:proofErr w:type="gramStart"/>
+      <w:r>
+        <w:t>传意识仅</w:t>
+      </w:r>
+      <w:proofErr w:type="gramEnd"/>
+      <w:r>
+        <w:t>用编号做了简单区分）</w:t>
+      </w:r>
+    </w:p>
+    <w:p>
+      <w:r>
+        <w:t>E6 E7看守1楼电梯口的直路.</w:t>
+      </w:r>
+    </w:p>
+    <w:p>
+      <w:r>
+        <w:t>E6</w:t>
+      </w:r>
+    </w:p>
+    <w:p>
+      <w:r>
+        <w:t>存活信息：</w:t>
+      </w:r>
+      <w:r>
+        <w:rPr>
+          <w:b/>
+          <w:bCs/>
+        </w:rPr>
+        <w:t>It's pretty quiet in the company tonight. Only a few folks at their workstations. Gotta push myself too.</w:t>
+      </w:r>
+    </w:p>
+    <w:p>
+      <w:r>
+        <w:t>死亡信息：</w:t>
+      </w:r>
+      <w:proofErr w:type="gramStart"/>
+      <w:r>
+        <w:rPr>
+          <w:b/>
+          <w:bCs/>
+        </w:rPr>
+        <w:t>!t's</w:t>
+      </w:r>
+      <w:proofErr w:type="gramEnd"/>
+      <w:r>
+        <w:rPr>
+          <w:b/>
+          <w:bCs/>
+        </w:rPr>
+        <w:t xml:space="preserve"> </w:t>
+      </w:r>
+      <w:proofErr w:type="spellStart"/>
+      <w:r>
+        <w:rPr>
+          <w:b/>
+          <w:bCs/>
+        </w:rPr>
+        <w:t>p%t</w:t>
+      </w:r>
+      <w:proofErr w:type="spellEnd"/>
+      <w:r>
+        <w:rPr>
+          <w:b/>
+          <w:bCs/>
+        </w:rPr>
+        <w:t xml:space="preserve"># </w:t>
+      </w:r>
+      <w:proofErr w:type="gramStart"/>
+      <w:r>
+        <w:rPr>
+          <w:b/>
+          <w:bCs/>
+        </w:rPr>
+        <w:t>quiet !n</w:t>
+      </w:r>
+      <w:proofErr w:type="gramEnd"/>
+      <w:r>
+        <w:rPr>
+          <w:b/>
+          <w:bCs/>
+        </w:rPr>
+        <w:t xml:space="preserve"> </w:t>
+      </w:r>
+      <w:proofErr w:type="spellStart"/>
+      <w:r>
+        <w:rPr>
+          <w:b/>
+          <w:bCs/>
+        </w:rPr>
+        <w:t>th</w:t>
+      </w:r>
+      <w:proofErr w:type="spellEnd"/>
+      <w:r>
+        <w:rPr>
+          <w:b/>
+          <w:bCs/>
+        </w:rPr>
+        <w:t xml:space="preserve">@ </w:t>
+      </w:r>
+      <w:proofErr w:type="spellStart"/>
+      <w:r>
+        <w:rPr>
+          <w:b/>
+          <w:bCs/>
+        </w:rPr>
+        <w:t>c&amp;mp</w:t>
+      </w:r>
+      <w:proofErr w:type="spellEnd"/>
+      <w:r>
+        <w:rPr>
+          <w:b/>
+          <w:bCs/>
+        </w:rPr>
+        <w:t>*</w:t>
+      </w:r>
+      <w:proofErr w:type="spellStart"/>
+      <w:r>
+        <w:rPr>
+          <w:b/>
+          <w:bCs/>
+        </w:rPr>
+        <w:t>ny</w:t>
+      </w:r>
+      <w:proofErr w:type="spellEnd"/>
+      <w:r>
+        <w:rPr>
+          <w:b/>
+          <w:bCs/>
+        </w:rPr>
+        <w:t xml:space="preserve"> t0night. 0nly @ f3w f*</w:t>
+      </w:r>
+      <w:proofErr w:type="spellStart"/>
+      <w:r>
+        <w:rPr>
+          <w:b/>
+          <w:bCs/>
+        </w:rPr>
+        <w:t>lks</w:t>
+      </w:r>
+      <w:proofErr w:type="spellEnd"/>
+      <w:r>
+        <w:rPr>
+          <w:b/>
+          <w:bCs/>
+        </w:rPr>
+        <w:t xml:space="preserve"> @t th</w:t>
+      </w:r>
+      <w:proofErr w:type="gramStart"/>
+      <w:r>
+        <w:rPr>
+          <w:b/>
+          <w:bCs/>
+        </w:rPr>
+        <w:t>3!r</w:t>
+      </w:r>
+      <w:proofErr w:type="gramEnd"/>
+      <w:r>
+        <w:rPr>
+          <w:b/>
+          <w:bCs/>
+        </w:rPr>
+        <w:t xml:space="preserve"> w&gt;kst@t!0ns. G0tt@ </w:t>
+      </w:r>
+      <w:proofErr w:type="spellStart"/>
+      <w:r>
+        <w:rPr>
+          <w:b/>
+          <w:bCs/>
+        </w:rPr>
+        <w:t>p$sh</w:t>
+      </w:r>
+      <w:proofErr w:type="spellEnd"/>
+      <w:r>
+        <w:rPr>
+          <w:b/>
+          <w:bCs/>
+        </w:rPr>
+        <w:t xml:space="preserve"> m^s3lf t&gt;&lt;.</w:t>
+      </w:r>
+    </w:p>
+    <w:p>
+      <w:r>
+        <w:lastRenderedPageBreak/>
+        <w:t>E7</w:t>
+      </w:r>
+    </w:p>
+    <w:p>
+      <w:r>
+        <w:t>存活信息：</w:t>
+      </w:r>
+      <w:r>
+        <w:rPr>
+          <w:b/>
+          <w:bCs/>
+        </w:rPr>
+        <w:t>E6 hasn't been quite himself lately, but protecting others is my duty. I can't afford to waver.</w:t>
+      </w:r>
+    </w:p>
+    <w:p>
+      <w:r>
+        <w:t>死亡信息：</w:t>
+      </w:r>
+      <w:r>
+        <w:rPr>
+          <w:b/>
+          <w:bCs/>
+        </w:rPr>
+        <w:t xml:space="preserve">E6 </w:t>
+      </w:r>
+      <w:proofErr w:type="spellStart"/>
+      <w:r>
+        <w:rPr>
+          <w:b/>
+          <w:bCs/>
+        </w:rPr>
+        <w:t>h@sn't</w:t>
+      </w:r>
+      <w:proofErr w:type="spellEnd"/>
+      <w:r>
+        <w:rPr>
+          <w:b/>
+          <w:bCs/>
+        </w:rPr>
+        <w:t xml:space="preserve"> b33n </w:t>
       </w:r>
       <w:proofErr w:type="spellStart"/>
       <w:proofErr w:type="gramStart"/>
@@ -307,15 +739,40 @@
           <w:b/>
           <w:bCs/>
         </w:rPr>
-        <w:t>L!l</w:t>
-      </w:r>
+        <w:t>q!t</w:t>
+      </w:r>
+      <w:proofErr w:type="spellEnd"/>
       <w:proofErr w:type="gramEnd"/>
       <w:r>
         <w:rPr>
           <w:b/>
           <w:bCs/>
         </w:rPr>
-        <w:t>!th</w:t>
+        <w:t xml:space="preserve"># </w:t>
+      </w:r>
+      <w:proofErr w:type="gramStart"/>
+      <w:r>
+        <w:rPr>
+          <w:b/>
+          <w:bCs/>
+        </w:rPr>
+        <w:t>h!ms</w:t>
+      </w:r>
+      <w:proofErr w:type="gramEnd"/>
+      <w:r>
+        <w:rPr>
+          <w:b/>
+          <w:bCs/>
+        </w:rPr>
+        <w:t xml:space="preserve">3lf l@t3ly, </w:t>
+      </w:r>
+      <w:proofErr w:type="spellStart"/>
+      <w:r>
+        <w:rPr>
+          <w:b/>
+          <w:bCs/>
+        </w:rPr>
+        <w:t>b^t</w:t>
       </w:r>
       <w:proofErr w:type="spellEnd"/>
       <w:r>
@@ -323,7 +780,7 @@
           <w:b/>
           <w:bCs/>
         </w:rPr>
-        <w:t xml:space="preserve"> u</w:t>
+        <w:t xml:space="preserve"> pr0t3</w:t>
       </w:r>
       <w:proofErr w:type="gramStart"/>
       <w:r>
@@ -331,7 +788,7 @@
           <w:b/>
           <w:bCs/>
         </w:rPr>
-        <w:t>$!ng</w:t>
+        <w:t>ct!ng</w:t>
       </w:r>
       <w:proofErr w:type="gramEnd"/>
       <w:r>
@@ -339,574 +796,113 @@
           <w:b/>
           <w:bCs/>
         </w:rPr>
+        <w:t xml:space="preserve"> 0th3</w:t>
+      </w:r>
+      <w:proofErr w:type="gramStart"/>
+      <w:r>
+        <w:rPr>
+          <w:b/>
+          <w:bCs/>
+        </w:rPr>
+        <w:t>rs !z</w:t>
+      </w:r>
+      <w:proofErr w:type="gramEnd"/>
+      <w:r>
+        <w:rPr>
+          <w:b/>
+          <w:bCs/>
+        </w:rPr>
+        <w:t xml:space="preserve"> my </w:t>
+      </w:r>
+      <w:proofErr w:type="spellStart"/>
+      <w:r>
+        <w:rPr>
+          <w:b/>
+          <w:bCs/>
+        </w:rPr>
+        <w:t>d^ty</w:t>
+      </w:r>
+      <w:proofErr w:type="spellEnd"/>
+      <w:proofErr w:type="gramStart"/>
+      <w:r>
+        <w:rPr>
+          <w:b/>
+          <w:bCs/>
+        </w:rPr>
+        <w:t>. !</w:t>
+      </w:r>
+      <w:proofErr w:type="gramEnd"/>
+      <w:r>
+        <w:rPr>
+          <w:b/>
+          <w:bCs/>
+        </w:rPr>
         <w:t xml:space="preserve"> </w:t>
       </w:r>
-      <w:r>
-        <w:rPr>
-          <w:rFonts w:hint="eastAsia"/>
-          <w:b/>
-          <w:bCs/>
-        </w:rPr>
-        <w:t xml:space="preserve">128052 </w:t>
-      </w:r>
-      <w:r>
-        <w:rPr>
-          <w:b/>
-          <w:bCs/>
-        </w:rPr>
-        <w:t>@$ th3 p@$$ 4 Ex3</w:t>
-      </w:r>
-      <w:proofErr w:type="gramStart"/>
-      <w:r>
-        <w:rPr>
-          <w:b/>
-          <w:bCs/>
-        </w:rPr>
-        <w:t>cut!v</w:t>
-      </w:r>
-      <w:proofErr w:type="gramEnd"/>
-      <w:r>
-        <w:rPr>
-          <w:b/>
-          <w:bCs/>
-        </w:rPr>
-        <w:t>3 Ar3@.</w:t>
-      </w:r>
-      <w:r>
-        <w:rPr>
-          <w:rFonts w:hint="eastAsia"/>
-        </w:rPr>
-        <w:t xml:space="preserve"> </w:t>
-      </w:r>
-    </w:p>
-    <w:p>
-      <w:pPr>
-        <w:rPr>
-          <w:rFonts w:hint="eastAsia"/>
-        </w:rPr>
-      </w:pPr>
-    </w:p>
-    <w:p>
-      <w:pPr>
-        <w:rPr>
-          <w:rFonts w:hint="eastAsia"/>
-        </w:rPr>
-      </w:pPr>
-      <w:r>
-        <w:t>E4 （看守玻璃栈桥，这是除了</w:t>
-      </w:r>
       <w:proofErr w:type="spellStart"/>
       <w:r>
-        <w:t>ceo</w:t>
+        <w:rPr>
+          <w:b/>
+          <w:bCs/>
+        </w:rPr>
+        <w:t>c@n't</w:t>
       </w:r>
       <w:proofErr w:type="spellEnd"/>
       <w:r>
-        <w:t>房间电梯以外唯一的从二楼通往一楼的路径）</w:t>
-      </w:r>
-    </w:p>
-    <w:p>
-      <w:pPr>
-        <w:rPr>
-          <w:rFonts w:hint="eastAsia"/>
-        </w:rPr>
-      </w:pPr>
+        <w:rPr>
+          <w:b/>
+          <w:bCs/>
+        </w:rPr>
+        <w:t xml:space="preserve"> @ff0rd t0 w@v3r.</w:t>
+      </w:r>
+    </w:p>
+    <w:p/>
+    <w:p>
+      <w:r>
+        <w:t>E8 E9 位于1楼展厅区巡逻。</w:t>
+      </w:r>
+    </w:p>
+    <w:p>
+      <w:r>
+        <w:t>E8</w:t>
+      </w:r>
+    </w:p>
+    <w:p>
       <w:r>
         <w:t>存活信息：</w:t>
       </w:r>
       <w:r>
-        <w:t>If guarding the elevator is</w:t>
-      </w:r>
-      <w:r>
-        <w:rPr>
-          <w:rFonts w:hint="eastAsia"/>
-        </w:rPr>
-        <w:t xml:space="preserve"> </w:t>
-      </w:r>
-      <w:r>
-        <w:t>my responsibilities, I will carry it out without hesitation.</w:t>
-      </w:r>
-    </w:p>
-    <w:p>
-      <w:pPr>
-        <w:rPr>
-          <w:rFonts w:hint="eastAsia"/>
-        </w:rPr>
-      </w:pPr>
+        <w:rPr>
+          <w:b/>
+          <w:bCs/>
+        </w:rPr>
+        <w:t xml:space="preserve">Ever since CEO </w:t>
+      </w:r>
+      <w:r>
+        <w:rPr>
+          <w:b/>
+          <w:bCs/>
+        </w:rPr>
+        <w:t>Lailah</w:t>
+      </w:r>
+      <w:r>
+        <w:rPr>
+          <w:b/>
+          <w:bCs/>
+        </w:rPr>
+        <w:t xml:space="preserve"> came on board, it feels like no one's actually seen the Prodigy in person.</w:t>
+      </w:r>
+    </w:p>
+    <w:p>
       <w:r>
         <w:t>死亡信息：</w:t>
       </w:r>
       <w:r>
         <w:rPr>
-          <w:rFonts w:hint="eastAsia"/>
-        </w:rPr>
-        <w:t>If *&amp;^#$%@! &amp;*&amp; *(^&amp;$#@D! is (% &amp;*^%$#</w:t>
-      </w:r>
-      <w:proofErr w:type="gramStart"/>
-      <w:r>
-        <w:rPr>
-          <w:rFonts w:hint="eastAsia"/>
-        </w:rPr>
-        <w:t>&lt;{</w:t>
-      </w:r>
-      <w:proofErr w:type="gramEnd"/>
-      <w:r>
-        <w:rPr>
-          <w:rFonts w:hint="eastAsia"/>
-        </w:rPr>
-        <w:t>*</w:t>
-      </w:r>
-      <w:proofErr w:type="gramStart"/>
-      <w:r>
-        <w:rPr>
-          <w:rFonts w:hint="eastAsia"/>
-        </w:rPr>
-        <w:t>&amp;}#</w:t>
-      </w:r>
-      <w:proofErr w:type="gramEnd"/>
-      <w:r>
-        <w:rPr>
-          <w:rFonts w:hint="eastAsia"/>
-        </w:rPr>
-        <w:t>$&gt;</w:t>
-      </w:r>
-      <w:proofErr w:type="gramStart"/>
-      <w:r>
-        <w:rPr>
-          <w:rFonts w:hint="eastAsia"/>
-        </w:rPr>
-        <w:t>^!,( will</w:t>
-      </w:r>
-      <w:proofErr w:type="gramEnd"/>
-      <w:r>
-        <w:rPr>
-          <w:rFonts w:hint="eastAsia"/>
-        </w:rPr>
-        <w:t xml:space="preserve"> *(&amp;&amp;^ it out &lt;*</w:t>
-      </w:r>
-      <w:proofErr w:type="gramStart"/>
-      <w:r>
-        <w:rPr>
-          <w:rFonts w:hint="eastAsia"/>
-        </w:rPr>
-        <w:t>&amp;!@</w:t>
-      </w:r>
-      <w:proofErr w:type="gramEnd"/>
-      <w:r>
-        <w:rPr>
-          <w:rFonts w:hint="eastAsia"/>
-        </w:rPr>
-        <w:t xml:space="preserve">#$ </w:t>
-      </w:r>
-      <w:proofErr w:type="spellStart"/>
-      <w:r>
-        <w:rPr>
-          <w:rFonts w:hint="eastAsia"/>
-        </w:rPr>
-        <w:t>hesi</w:t>
-      </w:r>
-      <w:proofErr w:type="spellEnd"/>
-      <w:r>
-        <w:rPr>
-          <w:rFonts w:hint="eastAsia"/>
-        </w:rPr>
-        <w:t>^%$(&lt;&amp;.</w:t>
-      </w:r>
-    </w:p>
-    <w:p>
-      <w:pPr>
-        <w:rPr>
-          <w:rFonts w:hint="eastAsia"/>
-        </w:rPr>
-      </w:pPr>
-    </w:p>
-    <w:p>
-      <w:pPr>
-        <w:rPr>
-          <w:rFonts w:hint="eastAsia"/>
-        </w:rPr>
-      </w:pPr>
-      <w:r>
-        <w:t xml:space="preserve">E5 </w:t>
-      </w:r>
-      <w:r>
-        <w:t>Clair</w:t>
-      </w:r>
-      <w:r>
-        <w:t xml:space="preserve"> Murphy （曾经是公司赛博永生实验的项目负责人，在某年被评为公司最佳员工，随后升职。在最后亲自投入实验，是第二批实验人员。保留了一定的自我意识但是不多，但为赛博永生的项目推进了一大步。）</w:t>
-      </w:r>
-    </w:p>
-    <w:p>
-      <w:pPr>
-        <w:rPr>
-          <w:rFonts w:hint="eastAsia"/>
-        </w:rPr>
-      </w:pPr>
-      <w:r>
-        <w:t>会在玩家离开高层管理区，进入会议厅后，从电梯处开始在会议室巡逻两圈，但是会在巡逻两圈后偷懒离开。</w:t>
-      </w:r>
-    </w:p>
-    <w:p>
-      <w:pPr>
-        <w:rPr>
-          <w:rFonts w:hint="eastAsia"/>
-        </w:rPr>
-      </w:pPr>
-    </w:p>
-    <w:p>
-      <w:pPr>
-        <w:rPr>
-          <w:rFonts w:hint="eastAsia"/>
-        </w:rPr>
-      </w:pPr>
-      <w:r>
-        <w:t>存活信息：After two rounds of patrol, I will return to Security Room for rest.</w:t>
-      </w:r>
-    </w:p>
-    <w:p>
-      <w:pPr>
-        <w:rPr>
-          <w:rFonts w:hint="eastAsia"/>
-        </w:rPr>
-      </w:pPr>
-      <w:r>
-        <w:t>死亡信息：A%&amp;$# two *</w:t>
-      </w:r>
-      <w:proofErr w:type="gramStart"/>
-      <w:r>
-        <w:t>&amp;(</w:t>
-      </w:r>
-      <w:proofErr w:type="gramEnd"/>
-      <w:r>
-        <w:t>#ds of @</w:t>
-      </w:r>
-      <w:proofErr w:type="gramStart"/>
-      <w:r>
-        <w:t>#!&amp;</w:t>
-      </w:r>
-      <w:proofErr w:type="gramEnd"/>
-      <w:r>
-        <w:t>*</w:t>
-      </w:r>
-      <w:proofErr w:type="gramStart"/>
-      <w:r>
-        <w:t>^,(</w:t>
-      </w:r>
-      <w:proofErr w:type="gramEnd"/>
-      <w:r>
-        <w:t xml:space="preserve"> w#!! r*</w:t>
-      </w:r>
-      <w:proofErr w:type="spellStart"/>
-      <w:r>
-        <w:t>t^rn</w:t>
-      </w:r>
-      <w:proofErr w:type="spellEnd"/>
-      <w:r>
-        <w:t xml:space="preserve"> $% Security Room *&amp;$ #</w:t>
-      </w:r>
-      <w:proofErr w:type="gramStart"/>
-      <w:r>
-        <w:t>@!%</w:t>
-      </w:r>
-      <w:proofErr w:type="gramEnd"/>
-      <w:r>
-        <w:t>.</w:t>
-      </w:r>
-    </w:p>
-    <w:p>
-      <w:pPr>
-        <w:rPr>
-          <w:rFonts w:hint="eastAsia"/>
-        </w:rPr>
-      </w:pPr>
-    </w:p>
-    <w:p>
-      <w:pPr>
-        <w:rPr>
-          <w:rFonts w:hint="eastAsia"/>
-        </w:rPr>
-      </w:pPr>
-      <w:r>
-        <w:t>E6 E7 E8 E9</w:t>
-      </w:r>
-      <w:r>
-        <w:t>第三代新式产品</w:t>
-      </w:r>
-      <w:r>
-        <w:rPr>
-          <w:rFonts w:hint="eastAsia"/>
-        </w:rPr>
-        <w:t xml:space="preserve"> </w:t>
-      </w:r>
-      <w:r>
-        <w:t>曾经是核心安保人员，但也被上</w:t>
-      </w:r>
-      <w:proofErr w:type="gramStart"/>
-      <w:r>
-        <w:t>传意识</w:t>
-      </w:r>
-      <w:proofErr w:type="gramEnd"/>
-      <w:r>
-        <w:t>做成机器人。因为非实验核心人员，上</w:t>
-      </w:r>
-      <w:proofErr w:type="gramStart"/>
-      <w:r>
-        <w:t>传意识仅</w:t>
-      </w:r>
-      <w:proofErr w:type="gramEnd"/>
-      <w:r>
-        <w:t>用编号做了简单区分）</w:t>
-      </w:r>
-    </w:p>
-    <w:p>
-      <w:pPr>
-        <w:rPr>
-          <w:rFonts w:hint="eastAsia"/>
-        </w:rPr>
-      </w:pPr>
-      <w:r>
-        <w:t>E6 E7看守1楼电梯口的直路.</w:t>
-      </w:r>
-    </w:p>
-    <w:p>
-      <w:pPr>
-        <w:rPr>
-          <w:rFonts w:hint="eastAsia"/>
-        </w:rPr>
-      </w:pPr>
-      <w:r>
-        <w:t>E6</w:t>
-      </w:r>
-    </w:p>
-    <w:p>
-      <w:pPr>
-        <w:rPr>
-          <w:rFonts w:hint="eastAsia"/>
-        </w:rPr>
-      </w:pPr>
-      <w:r>
-        <w:t>存活信息：</w:t>
-      </w:r>
-      <w:r>
-        <w:rPr>
-          <w:b/>
-          <w:bCs/>
-        </w:rPr>
-        <w:t>It's pretty quiet in the company tonight. Only a few folks at their workstations. Gotta push myself too.</w:t>
-      </w:r>
-    </w:p>
-    <w:p>
-      <w:pPr>
-        <w:rPr>
-          <w:rFonts w:hint="eastAsia"/>
-        </w:rPr>
-      </w:pPr>
-      <w:r>
-        <w:t>死亡信息：</w:t>
-      </w:r>
-      <w:proofErr w:type="gramStart"/>
-      <w:r>
-        <w:rPr>
-          <w:b/>
-          <w:bCs/>
-        </w:rPr>
-        <w:t>!t's</w:t>
-      </w:r>
-      <w:proofErr w:type="gramEnd"/>
-      <w:r>
-        <w:rPr>
-          <w:b/>
-          <w:bCs/>
-        </w:rPr>
-        <w:t xml:space="preserve"> </w:t>
-      </w:r>
-      <w:proofErr w:type="spellStart"/>
-      <w:r>
-        <w:rPr>
-          <w:b/>
-          <w:bCs/>
-        </w:rPr>
-        <w:t>p%t</w:t>
-      </w:r>
-      <w:proofErr w:type="spellEnd"/>
-      <w:r>
-        <w:rPr>
-          <w:b/>
-          <w:bCs/>
-        </w:rPr>
-        <w:t xml:space="preserve"># </w:t>
-      </w:r>
-      <w:proofErr w:type="gramStart"/>
-      <w:r>
-        <w:rPr>
-          <w:b/>
-          <w:bCs/>
-        </w:rPr>
-        <w:t>quiet !n</w:t>
-      </w:r>
-      <w:proofErr w:type="gramEnd"/>
-      <w:r>
-        <w:rPr>
-          <w:b/>
-          <w:bCs/>
-        </w:rPr>
-        <w:t xml:space="preserve"> </w:t>
-      </w:r>
-      <w:proofErr w:type="spellStart"/>
-      <w:r>
-        <w:rPr>
-          <w:b/>
-          <w:bCs/>
-        </w:rPr>
-        <w:t>th</w:t>
-      </w:r>
-      <w:proofErr w:type="spellEnd"/>
-      <w:r>
-        <w:rPr>
-          <w:b/>
-          <w:bCs/>
-        </w:rPr>
-        <w:t xml:space="preserve">@ </w:t>
-      </w:r>
-      <w:proofErr w:type="spellStart"/>
-      <w:r>
-        <w:rPr>
-          <w:b/>
-          <w:bCs/>
-        </w:rPr>
-        <w:t>c&amp;mp</w:t>
-      </w:r>
-      <w:proofErr w:type="spellEnd"/>
-      <w:r>
-        <w:rPr>
-          <w:b/>
-          <w:bCs/>
-        </w:rPr>
-        <w:t>*</w:t>
-      </w:r>
-      <w:proofErr w:type="spellStart"/>
-      <w:r>
-        <w:rPr>
-          <w:b/>
-          <w:bCs/>
-        </w:rPr>
-        <w:t>ny</w:t>
-      </w:r>
-      <w:proofErr w:type="spellEnd"/>
-      <w:r>
-        <w:rPr>
-          <w:b/>
-          <w:bCs/>
-        </w:rPr>
-        <w:t xml:space="preserve"> t0night. 0nly @ f3w f*</w:t>
-      </w:r>
-      <w:proofErr w:type="spellStart"/>
-      <w:r>
-        <w:rPr>
-          <w:b/>
-          <w:bCs/>
-        </w:rPr>
-        <w:t>lks</w:t>
-      </w:r>
-      <w:proofErr w:type="spellEnd"/>
-      <w:r>
-        <w:rPr>
-          <w:b/>
-          <w:bCs/>
-        </w:rPr>
-        <w:t xml:space="preserve"> @t th</w:t>
-      </w:r>
-      <w:proofErr w:type="gramStart"/>
-      <w:r>
-        <w:rPr>
-          <w:b/>
-          <w:bCs/>
-        </w:rPr>
-        <w:t>3!r</w:t>
-      </w:r>
-      <w:proofErr w:type="gramEnd"/>
-      <w:r>
-        <w:rPr>
-          <w:b/>
-          <w:bCs/>
-        </w:rPr>
-        <w:t xml:space="preserve"> w&gt;kst@t!0ns. G0tt@ </w:t>
-      </w:r>
-      <w:proofErr w:type="spellStart"/>
-      <w:r>
-        <w:rPr>
-          <w:b/>
-          <w:bCs/>
-        </w:rPr>
-        <w:t>p$sh</w:t>
-      </w:r>
-      <w:proofErr w:type="spellEnd"/>
-      <w:r>
-        <w:rPr>
-          <w:b/>
-          <w:bCs/>
-        </w:rPr>
-        <w:t xml:space="preserve"> m^s3lf t&gt;&lt;.</w:t>
-      </w:r>
-    </w:p>
-    <w:p>
-      <w:pPr>
-        <w:rPr>
-          <w:rFonts w:hint="eastAsia"/>
-        </w:rPr>
-      </w:pPr>
-      <w:r>
-        <w:lastRenderedPageBreak/>
-        <w:t>E7</w:t>
-      </w:r>
-    </w:p>
-    <w:p>
-      <w:pPr>
-        <w:rPr>
-          <w:rFonts w:hint="eastAsia"/>
-        </w:rPr>
-      </w:pPr>
-      <w:r>
-        <w:t>存活信息：</w:t>
-      </w:r>
-      <w:r>
-        <w:rPr>
-          <w:b/>
-          <w:bCs/>
-        </w:rPr>
-        <w:t>E6 hasn't been quite himself lately, but protecting others is my duty. I can't afford to waver.</w:t>
-      </w:r>
-    </w:p>
-    <w:p>
-      <w:pPr>
-        <w:rPr>
-          <w:rFonts w:hint="eastAsia"/>
-        </w:rPr>
-      </w:pPr>
-      <w:r>
-        <w:t>死亡信息：</w:t>
-      </w:r>
-      <w:r>
-        <w:rPr>
-          <w:b/>
-          <w:bCs/>
-        </w:rPr>
-        <w:t xml:space="preserve">E6 </w:t>
-      </w:r>
-      <w:proofErr w:type="spellStart"/>
-      <w:r>
-        <w:rPr>
-          <w:b/>
-          <w:bCs/>
-        </w:rPr>
-        <w:t>h@sn't</w:t>
-      </w:r>
-      <w:proofErr w:type="spellEnd"/>
-      <w:r>
-        <w:rPr>
-          <w:b/>
-          <w:bCs/>
-        </w:rPr>
-        <w:t xml:space="preserve"> b33n </w:t>
+          <w:b/>
+          <w:bCs/>
+        </w:rPr>
+        <w:t xml:space="preserve">3v3r </w:t>
       </w:r>
       <w:proofErr w:type="spellStart"/>
       <w:proofErr w:type="gramStart"/>
@@ -915,7 +911,7 @@
           <w:b/>
           <w:bCs/>
         </w:rPr>
-        <w:t>q!t</w:t>
+        <w:t>s!nc</w:t>
       </w:r>
       <w:proofErr w:type="spellEnd"/>
       <w:proofErr w:type="gramEnd"/>
@@ -924,7 +920,21 @@
           <w:b/>
           <w:bCs/>
         </w:rPr>
-        <w:t xml:space="preserve"># </w:t>
+        <w:t xml:space="preserve"># C30 </w:t>
+      </w:r>
+      <w:r>
+        <w:rPr>
+          <w:b/>
+          <w:bCs/>
+        </w:rPr>
+        <w:t>Lailah</w:t>
+      </w:r>
+      <w:r>
+        <w:rPr>
+          <w:b/>
+          <w:bCs/>
+        </w:rPr>
+        <w:t xml:space="preserve"> c@m3 0n b0@rd</w:t>
       </w:r>
       <w:proofErr w:type="gramStart"/>
       <w:r>
@@ -932,7 +942,7 @@
           <w:b/>
           <w:bCs/>
         </w:rPr>
-        <w:t>h!ms</w:t>
+        <w:t>, !t</w:t>
       </w:r>
       <w:proofErr w:type="gramEnd"/>
       <w:r>
@@ -940,23 +950,41 @@
           <w:b/>
           <w:bCs/>
         </w:rPr>
-        <w:t xml:space="preserve">3lf l@t3ly, </w:t>
+        <w:t xml:space="preserve"> f33lz </w:t>
       </w:r>
       <w:proofErr w:type="spellStart"/>
-      <w:r>
-        <w:rPr>
-          <w:b/>
-          <w:bCs/>
-        </w:rPr>
-        <w:t>b^t</w:t>
+      <w:proofErr w:type="gramStart"/>
+      <w:r>
+        <w:rPr>
+          <w:b/>
+          <w:bCs/>
+        </w:rPr>
+        <w:t>l!k</w:t>
       </w:r>
       <w:proofErr w:type="spellEnd"/>
-      <w:r>
-        <w:rPr>
-          <w:b/>
-          <w:bCs/>
-        </w:rPr>
-        <w:t xml:space="preserve"> pr0t3</w:t>
+      <w:proofErr w:type="gramEnd"/>
+      <w:r>
+        <w:rPr>
+          <w:b/>
+          <w:bCs/>
+        </w:rPr>
+        <w:t xml:space="preserve"># n0 0n3'z @ctu@lly s33n </w:t>
+      </w:r>
+      <w:proofErr w:type="spellStart"/>
+      <w:r>
+        <w:rPr>
+          <w:b/>
+          <w:bCs/>
+        </w:rPr>
+        <w:t>th</w:t>
+      </w:r>
+      <w:proofErr w:type="spellEnd"/>
+      <w:r>
+        <w:rPr>
+          <w:b/>
+          <w:bCs/>
+        </w:rPr>
+        <w:t># Pr0</w:t>
       </w:r>
       <w:proofErr w:type="gramStart"/>
       <w:r>
@@ -964,6 +992,646 @@
           <w:b/>
           <w:bCs/>
         </w:rPr>
+        <w:t>d!gy</w:t>
+      </w:r>
+      <w:proofErr w:type="gramEnd"/>
+      <w:r>
+        <w:rPr>
+          <w:b/>
+          <w:bCs/>
+        </w:rPr>
+        <w:t xml:space="preserve"> 1n p3rs0n.</w:t>
+      </w:r>
+    </w:p>
+    <w:p>
+      <w:r>
+        <w:t>E9</w:t>
+      </w:r>
+    </w:p>
+    <w:p>
+      <w:r>
+        <w:t>存活信息：</w:t>
+      </w:r>
+      <w:r>
+        <w:rPr>
+          <w:b/>
+          <w:bCs/>
+        </w:rPr>
+        <w:t>These statues hold our history. Guarding that legacy is on me.</w:t>
+      </w:r>
+    </w:p>
+    <w:p>
+      <w:r>
+        <w:t>死亡信息：</w:t>
+      </w:r>
+      <w:r>
+        <w:rPr>
+          <w:b/>
+          <w:bCs/>
+        </w:rPr>
+        <w:t xml:space="preserve">7h3s3 </w:t>
+      </w:r>
+      <w:proofErr w:type="spellStart"/>
+      <w:r>
+        <w:rPr>
+          <w:b/>
+          <w:bCs/>
+        </w:rPr>
+        <w:t>st</w:t>
+      </w:r>
+      <w:proofErr w:type="spellEnd"/>
+      <w:r>
+        <w:rPr>
+          <w:b/>
+          <w:bCs/>
+        </w:rPr>
+        <w:t xml:space="preserve">@+u3z h0ld 0ur </w:t>
+      </w:r>
+      <w:proofErr w:type="gramStart"/>
+      <w:r>
+        <w:rPr>
+          <w:b/>
+          <w:bCs/>
+        </w:rPr>
+        <w:t>h!st</w:t>
+      </w:r>
+      <w:proofErr w:type="gramEnd"/>
+      <w:r>
+        <w:rPr>
+          <w:b/>
+          <w:bCs/>
+        </w:rPr>
+        <w:t xml:space="preserve">0ry. </w:t>
+      </w:r>
+      <w:proofErr w:type="spellStart"/>
+      <w:r>
+        <w:rPr>
+          <w:b/>
+          <w:bCs/>
+        </w:rPr>
+        <w:t>G^</w:t>
+      </w:r>
+      <w:proofErr w:type="gramStart"/>
+      <w:r>
+        <w:rPr>
+          <w:b/>
+          <w:bCs/>
+        </w:rPr>
+        <w:t>rd!ng</w:t>
+      </w:r>
+      <w:proofErr w:type="spellEnd"/>
+      <w:proofErr w:type="gramEnd"/>
+      <w:r>
+        <w:rPr>
+          <w:b/>
+          <w:bCs/>
+        </w:rPr>
+        <w:t xml:space="preserve"> </w:t>
+      </w:r>
+      <w:proofErr w:type="spellStart"/>
+      <w:r>
+        <w:rPr>
+          <w:b/>
+          <w:bCs/>
+        </w:rPr>
+        <w:t>th</w:t>
+      </w:r>
+      <w:proofErr w:type="spellEnd"/>
+      <w:r>
+        <w:rPr>
+          <w:b/>
+          <w:bCs/>
+        </w:rPr>
+        <w:t>@+ l3g@</w:t>
+      </w:r>
+      <w:proofErr w:type="gramStart"/>
+      <w:r>
+        <w:rPr>
+          <w:b/>
+          <w:bCs/>
+        </w:rPr>
+        <w:t>cy !z</w:t>
+      </w:r>
+      <w:proofErr w:type="gramEnd"/>
+      <w:r>
+        <w:rPr>
+          <w:b/>
+          <w:bCs/>
+        </w:rPr>
+        <w:t xml:space="preserve"> 0n m3&gt;.</w:t>
+      </w:r>
+    </w:p>
+    <w:p/>
+    <w:p>
+      <w:r>
+        <w:t>E10 E11 E12 E13 E14 均为普通的智能机器人（第三代新式产品，内部意识不重要，仅用编号）</w:t>
+      </w:r>
+    </w:p>
+    <w:p>
+      <w:r>
+        <w:t>E10</w:t>
+      </w:r>
+    </w:p>
+    <w:p>
+      <w:r>
+        <w:t>存活信息：</w:t>
+      </w:r>
+      <w:r>
+        <w:rPr>
+          <w:b/>
+          <w:bCs/>
+        </w:rPr>
+        <w:t>Heard Judas had maintenance rework the lobby chandelier. Was all that really necessary?</w:t>
+      </w:r>
+    </w:p>
+    <w:p>
+      <w:r>
+        <w:t>死亡信息：</w:t>
+      </w:r>
+      <w:r>
+        <w:rPr>
+          <w:b/>
+          <w:bCs/>
+        </w:rPr>
+        <w:t xml:space="preserve">H3@rd </w:t>
+      </w:r>
+      <w:proofErr w:type="spellStart"/>
+      <w:r>
+        <w:rPr>
+          <w:b/>
+          <w:bCs/>
+        </w:rPr>
+        <w:t>Jvd@s</w:t>
+      </w:r>
+      <w:proofErr w:type="spellEnd"/>
+      <w:r>
+        <w:rPr>
+          <w:b/>
+          <w:bCs/>
+        </w:rPr>
+        <w:t xml:space="preserve"> </w:t>
+      </w:r>
+      <w:proofErr w:type="spellStart"/>
+      <w:r>
+        <w:rPr>
+          <w:b/>
+          <w:bCs/>
+        </w:rPr>
+        <w:t>h@d</w:t>
+      </w:r>
+      <w:proofErr w:type="spellEnd"/>
+      <w:r>
+        <w:rPr>
+          <w:b/>
+          <w:bCs/>
+        </w:rPr>
+        <w:t xml:space="preserve"> m</w:t>
+      </w:r>
+      <w:proofErr w:type="gramStart"/>
+      <w:r>
+        <w:rPr>
+          <w:b/>
+          <w:bCs/>
+        </w:rPr>
+        <w:t>@!</w:t>
+      </w:r>
+      <w:proofErr w:type="spellStart"/>
+      <w:r>
+        <w:rPr>
+          <w:b/>
+          <w:bCs/>
+        </w:rPr>
+        <w:t>nt</w:t>
+      </w:r>
+      <w:proofErr w:type="spellEnd"/>
+      <w:proofErr w:type="gramEnd"/>
+      <w:r>
+        <w:rPr>
+          <w:b/>
+          <w:bCs/>
+        </w:rPr>
+        <w:t xml:space="preserve"> r3w0rk th3 l0bb¥ </w:t>
+      </w:r>
+      <w:proofErr w:type="spellStart"/>
+      <w:r>
+        <w:rPr>
+          <w:b/>
+          <w:bCs/>
+        </w:rPr>
+        <w:t>ch@nd€</w:t>
+      </w:r>
+      <w:proofErr w:type="gramStart"/>
+      <w:r>
+        <w:rPr>
+          <w:b/>
+          <w:bCs/>
+        </w:rPr>
+        <w:t>l!er</w:t>
+      </w:r>
+      <w:proofErr w:type="spellEnd"/>
+      <w:proofErr w:type="gramEnd"/>
+      <w:r>
+        <w:rPr>
+          <w:b/>
+          <w:bCs/>
+        </w:rPr>
+        <w:t xml:space="preserve">. </w:t>
+      </w:r>
+      <w:proofErr w:type="spellStart"/>
+      <w:r>
+        <w:rPr>
+          <w:b/>
+          <w:bCs/>
+        </w:rPr>
+        <w:t>W@z</w:t>
+      </w:r>
+      <w:proofErr w:type="spellEnd"/>
+      <w:r>
+        <w:rPr>
+          <w:b/>
+          <w:bCs/>
+        </w:rPr>
+        <w:t xml:space="preserve"> @11 </w:t>
+      </w:r>
+      <w:proofErr w:type="spellStart"/>
+      <w:r>
+        <w:rPr>
+          <w:b/>
+          <w:bCs/>
+        </w:rPr>
+        <w:t>th</w:t>
+      </w:r>
+      <w:proofErr w:type="spellEnd"/>
+      <w:r>
+        <w:rPr>
+          <w:b/>
+          <w:bCs/>
+        </w:rPr>
+        <w:t>@+ r3@lly n3c</w:t>
+      </w:r>
+      <w:r>
+        <w:rPr>
+          <w:rFonts w:hint="eastAsia"/>
+          <w:b/>
+          <w:bCs/>
+        </w:rPr>
+        <w:t>e</w:t>
+      </w:r>
+      <w:r>
+        <w:rPr>
+          <w:b/>
+          <w:bCs/>
+        </w:rPr>
+        <w:t>$$</w:t>
+      </w:r>
+      <w:proofErr w:type="spellStart"/>
+      <w:r>
+        <w:rPr>
+          <w:rFonts w:hint="eastAsia"/>
+          <w:b/>
+          <w:bCs/>
+        </w:rPr>
+        <w:t>ary</w:t>
+      </w:r>
+      <w:proofErr w:type="spellEnd"/>
+      <w:r>
+        <w:rPr>
+          <w:rFonts w:hint="eastAsia"/>
+          <w:b/>
+          <w:bCs/>
+        </w:rPr>
+        <w:t>?</w:t>
+      </w:r>
+    </w:p>
+    <w:p>
+      <w:r>
+        <w:t>E11</w:t>
+      </w:r>
+    </w:p>
+    <w:p>
+      <w:r>
+        <w:t>存活信息：</w:t>
+      </w:r>
+      <w:r>
+        <w:rPr>
+          <w:b/>
+          <w:bCs/>
+        </w:rPr>
+        <w:t xml:space="preserve">Judas </w:t>
+      </w:r>
+      <w:r>
+        <w:rPr>
+          <w:rFonts w:hint="eastAsia"/>
+          <w:b/>
+          <w:bCs/>
+        </w:rPr>
+        <w:t>keeps encouraging</w:t>
+      </w:r>
+      <w:r>
+        <w:rPr>
+          <w:b/>
+          <w:bCs/>
+          <w:i/>
+          <w:iCs/>
+        </w:rPr>
+        <w:t xml:space="preserve"> </w:t>
+      </w:r>
+      <w:r>
+        <w:rPr>
+          <w:rFonts w:hint="eastAsia"/>
+          <w:b/>
+          <w:bCs/>
+          <w:i/>
+          <w:iCs/>
+        </w:rPr>
+        <w:t xml:space="preserve">the </w:t>
+      </w:r>
+      <w:r>
+        <w:rPr>
+          <w:b/>
+          <w:bCs/>
+          <w:i/>
+          <w:iCs/>
+        </w:rPr>
+        <w:t>staff</w:t>
+      </w:r>
+      <w:r>
+        <w:rPr>
+          <w:rFonts w:hint="eastAsia"/>
+          <w:b/>
+          <w:bCs/>
+          <w:i/>
+          <w:iCs/>
+        </w:rPr>
+        <w:t xml:space="preserve"> to leave</w:t>
+      </w:r>
+      <w:r>
+        <w:rPr>
+          <w:rFonts w:hint="eastAsia"/>
+          <w:b/>
+          <w:bCs/>
+        </w:rPr>
+        <w:t xml:space="preserve"> earlier</w:t>
+      </w:r>
+      <w:r>
+        <w:rPr>
+          <w:b/>
+          <w:bCs/>
+        </w:rPr>
+        <w:t xml:space="preserve"> lately. How's that good for the company</w:t>
+      </w:r>
+      <w:r>
+        <w:rPr>
+          <w:rFonts w:hint="eastAsia"/>
+          <w:b/>
+          <w:bCs/>
+        </w:rPr>
+        <w:t>?</w:t>
+      </w:r>
+    </w:p>
+    <w:p>
+      <w:r>
+        <w:t>死亡信息：</w:t>
+      </w:r>
+      <w:proofErr w:type="spellStart"/>
+      <w:r>
+        <w:rPr>
+          <w:b/>
+          <w:bCs/>
+        </w:rPr>
+        <w:t>Jvd</w:t>
+      </w:r>
+      <w:proofErr w:type="spellEnd"/>
+      <w:r>
+        <w:rPr>
+          <w:b/>
+          <w:bCs/>
+        </w:rPr>
+        <w:t>@$ k33ps 3nc0ur@</w:t>
+      </w:r>
+      <w:proofErr w:type="gramStart"/>
+      <w:r>
+        <w:rPr>
+          <w:b/>
+          <w:bCs/>
+        </w:rPr>
+        <w:t>g!ng</w:t>
+      </w:r>
+      <w:proofErr w:type="gramEnd"/>
+      <w:r>
+        <w:rPr>
+          <w:b/>
+          <w:bCs/>
+        </w:rPr>
+        <w:t xml:space="preserve"> th3 $</w:t>
+      </w:r>
+      <w:proofErr w:type="spellStart"/>
+      <w:r>
+        <w:rPr>
+          <w:b/>
+          <w:bCs/>
+        </w:rPr>
+        <w:t>t@ff</w:t>
+      </w:r>
+      <w:proofErr w:type="spellEnd"/>
+      <w:r>
+        <w:rPr>
+          <w:b/>
+          <w:bCs/>
+        </w:rPr>
+        <w:t xml:space="preserve"> t0 l3@v3 </w:t>
+      </w:r>
+      <w:r>
+        <w:rPr>
+          <w:rFonts w:ascii="Cambria Math" w:hAnsi="Cambria Math" w:cs="Cambria Math"/>
+          <w:b/>
+          <w:bCs/>
+        </w:rPr>
+        <w:t>⇠</w:t>
+      </w:r>
+      <w:r>
+        <w:rPr>
+          <w:b/>
+          <w:bCs/>
+        </w:rPr>
+        <w:t xml:space="preserve"> l@t3. H0w'z </w:t>
+      </w:r>
+      <w:proofErr w:type="spellStart"/>
+      <w:r>
+        <w:rPr>
+          <w:b/>
+          <w:bCs/>
+        </w:rPr>
+        <w:t>th</w:t>
+      </w:r>
+      <w:proofErr w:type="spellEnd"/>
+      <w:r>
+        <w:rPr>
+          <w:b/>
+          <w:bCs/>
+        </w:rPr>
+        <w:t>@+ g00d 4 th3 c0mp@ny</w:t>
+      </w:r>
+      <w:r>
+        <w:rPr>
+          <w:rFonts w:hint="eastAsia"/>
+          <w:b/>
+          <w:bCs/>
+        </w:rPr>
+        <w:t>?</w:t>
+      </w:r>
+    </w:p>
+    <w:p>
+      <w:r>
+        <w:t>E12</w:t>
+      </w:r>
+    </w:p>
+    <w:p>
+      <w:r>
+        <w:t>存活信息：</w:t>
+      </w:r>
+      <w:r>
+        <w:rPr>
+          <w:b/>
+          <w:bCs/>
+        </w:rPr>
+        <w:t xml:space="preserve">Judas has been posting heavy security around </w:t>
+      </w:r>
+      <w:r>
+        <w:rPr>
+          <w:rFonts w:hint="eastAsia"/>
+          <w:b/>
+          <w:bCs/>
+        </w:rPr>
+        <w:t xml:space="preserve">security room </w:t>
+      </w:r>
+      <w:r>
+        <w:rPr>
+          <w:b/>
+          <w:bCs/>
+        </w:rPr>
+        <w:t xml:space="preserve">lately. </w:t>
+      </w:r>
+      <w:r>
+        <w:rPr>
+          <w:rFonts w:hint="eastAsia"/>
+          <w:b/>
+          <w:bCs/>
+        </w:rPr>
+        <w:t xml:space="preserve">Is </w:t>
+      </w:r>
+      <w:r>
+        <w:rPr>
+          <w:b/>
+          <w:bCs/>
+        </w:rPr>
+        <w:t>he expecting something... or someone?</w:t>
+      </w:r>
+    </w:p>
+    <w:p>
+      <w:r>
+        <w:t>死亡信息：</w:t>
+      </w:r>
+      <w:proofErr w:type="spellStart"/>
+      <w:r>
+        <w:rPr>
+          <w:b/>
+          <w:bCs/>
+        </w:rPr>
+        <w:t>Jμd</w:t>
+      </w:r>
+      <w:proofErr w:type="spellEnd"/>
+      <w:r>
+        <w:rPr>
+          <w:b/>
+          <w:bCs/>
+        </w:rPr>
+        <w:t xml:space="preserve">@$ </w:t>
+      </w:r>
+      <w:proofErr w:type="spellStart"/>
+      <w:r>
+        <w:rPr>
+          <w:b/>
+          <w:bCs/>
+        </w:rPr>
+        <w:t>h@z</w:t>
+      </w:r>
+      <w:proofErr w:type="spellEnd"/>
+      <w:r>
+        <w:rPr>
+          <w:b/>
+          <w:bCs/>
+        </w:rPr>
+        <w:t xml:space="preserve"> b33n p0$</w:t>
+      </w:r>
+      <w:proofErr w:type="gramStart"/>
+      <w:r>
+        <w:rPr>
+          <w:b/>
+          <w:bCs/>
+        </w:rPr>
+        <w:t>t!ng</w:t>
+      </w:r>
+      <w:proofErr w:type="gramEnd"/>
+      <w:r>
+        <w:rPr>
+          <w:b/>
+          <w:bCs/>
+        </w:rPr>
+        <w:t xml:space="preserve"> h3@vy </w:t>
+      </w:r>
+      <w:r>
+        <w:rPr>
+          <w:rFonts w:hint="eastAsia"/>
+          <w:b/>
+          <w:bCs/>
+        </w:rPr>
+        <w:t>se%^$*ty</w:t>
+      </w:r>
+      <w:r>
+        <w:rPr>
+          <w:b/>
+          <w:bCs/>
+        </w:rPr>
+        <w:t xml:space="preserve"> </w:t>
+      </w:r>
+      <w:r>
+        <w:rPr>
+          <w:rFonts w:hint="eastAsia"/>
+          <w:b/>
+          <w:bCs/>
+        </w:rPr>
+        <w:t>a</w:t>
+      </w:r>
+      <w:r>
+        <w:rPr>
+          <w:b/>
+          <w:bCs/>
+        </w:rPr>
+        <w:t xml:space="preserve">r0und s3cr3t-r00m l@t3. </w:t>
+      </w:r>
+      <w:proofErr w:type="gramStart"/>
+      <w:r>
+        <w:rPr>
+          <w:b/>
+          <w:bCs/>
+        </w:rPr>
+        <w:t>/!$</w:t>
+      </w:r>
+      <w:proofErr w:type="gramEnd"/>
+      <w:r>
+        <w:rPr>
+          <w:b/>
+          <w:bCs/>
+        </w:rPr>
+        <w:t xml:space="preserve"> h3 3xp3</w:t>
+      </w:r>
+      <w:proofErr w:type="gramStart"/>
+      <w:r>
+        <w:rPr>
+          <w:b/>
+          <w:bCs/>
+        </w:rPr>
         <w:t>ct!ng</w:t>
       </w:r>
       <w:proofErr w:type="gramEnd"/>
@@ -972,7 +1640,96 @@
           <w:b/>
           <w:bCs/>
         </w:rPr>
-        <w:t xml:space="preserve"> 0th3</w:t>
+        <w:t xml:space="preserve"> s0m3th1n6... 0r </w:t>
+      </w:r>
+      <w:r>
+        <w:rPr>
+          <w:rFonts w:hint="eastAsia"/>
+          <w:b/>
+          <w:bCs/>
+        </w:rPr>
+        <w:t>s</w:t>
+      </w:r>
+      <w:r>
+        <w:rPr>
+          <w:b/>
+          <w:bCs/>
+        </w:rPr>
+        <w:t>m30n3?</w:t>
+      </w:r>
+      <w:r>
+        <w:rPr>
+          <w:rFonts w:hint="eastAsia"/>
+          <w:b/>
+          <w:bCs/>
+        </w:rPr>
+        <w:t>?</w:t>
+      </w:r>
+    </w:p>
+    <w:p>
+      <w:r>
+        <w:t>E13</w:t>
+      </w:r>
+    </w:p>
+    <w:p>
+      <w:r>
+        <w:t>存活信息：</w:t>
+      </w:r>
+      <w:r>
+        <w:rPr>
+          <w:b/>
+          <w:bCs/>
+        </w:rPr>
+        <w:t xml:space="preserve">That elevator to CEO </w:t>
+      </w:r>
+      <w:r>
+        <w:rPr>
+          <w:b/>
+          <w:bCs/>
+        </w:rPr>
+        <w:t>Lailah</w:t>
+      </w:r>
+      <w:r>
+        <w:rPr>
+          <w:b/>
+          <w:bCs/>
+        </w:rPr>
+        <w:t>'s office won't even start without Judas's keycard. Doesn't mean I can let my guard down though.</w:t>
+      </w:r>
+    </w:p>
+    <w:p>
+      <w:r>
+        <w:t>死亡信息：</w:t>
+      </w:r>
+      <w:r>
+        <w:rPr>
+          <w:b/>
+          <w:bCs/>
+        </w:rPr>
+        <w:t xml:space="preserve">Th@+ 3l3v@+0r 2 CEO </w:t>
+      </w:r>
+      <w:proofErr w:type="spellStart"/>
+      <w:r>
+        <w:rPr>
+          <w:b/>
+          <w:bCs/>
+        </w:rPr>
+        <w:t>Lailah</w:t>
+      </w:r>
+      <w:r>
+        <w:rPr>
+          <w:b/>
+          <w:bCs/>
+        </w:rPr>
+        <w:t>'z</w:t>
+      </w:r>
+      <w:proofErr w:type="spellEnd"/>
+      <w:r>
+        <w:rPr>
+          <w:b/>
+          <w:bCs/>
+        </w:rPr>
+        <w:t xml:space="preserve"> 0</w:t>
       </w:r>
       <w:proofErr w:type="gramStart"/>
       <w:r>
@@ -980,7 +1737,7 @@
           <w:b/>
           <w:bCs/>
         </w:rPr>
-        <w:t>rs !z</w:t>
+        <w:t>ff!c</w:t>
       </w:r>
       <w:proofErr w:type="gramEnd"/>
       <w:r>
@@ -988,7 +1745,7 @@
           <w:b/>
           <w:bCs/>
         </w:rPr>
-        <w:t xml:space="preserve"> my </w:t>
+        <w:t>3 w0n't 3v3n $</w:t>
       </w:r>
       <w:proofErr w:type="spellStart"/>
       <w:r>
@@ -996,7 +1753,221 @@
           <w:b/>
           <w:bCs/>
         </w:rPr>
-        <w:t>d^ty</w:t>
+        <w:t>t@rt</w:t>
+      </w:r>
+      <w:proofErr w:type="spellEnd"/>
+      <w:r>
+        <w:rPr>
+          <w:b/>
+          <w:bCs/>
+        </w:rPr>
+        <w:t xml:space="preserve"> </w:t>
+      </w:r>
+      <w:proofErr w:type="gramStart"/>
+      <w:r>
+        <w:rPr>
+          <w:b/>
+          <w:bCs/>
+        </w:rPr>
+        <w:t>w!th</w:t>
+      </w:r>
+      <w:proofErr w:type="gramEnd"/>
+      <w:r>
+        <w:rPr>
+          <w:b/>
+          <w:bCs/>
+        </w:rPr>
+        <w:t xml:space="preserve">0μt </w:t>
+      </w:r>
+      <w:proofErr w:type="spellStart"/>
+      <w:r>
+        <w:rPr>
+          <w:b/>
+          <w:bCs/>
+        </w:rPr>
+        <w:t>Jvd</w:t>
+      </w:r>
+      <w:proofErr w:type="spellEnd"/>
+      <w:r>
+        <w:rPr>
+          <w:b/>
+          <w:bCs/>
+        </w:rPr>
+        <w:t>@$'z k3yc@rd. &gt;| D03$n't m34</w:t>
+      </w:r>
+      <w:proofErr w:type="gramStart"/>
+      <w:r>
+        <w:rPr>
+          <w:b/>
+          <w:bCs/>
+        </w:rPr>
+        <w:t>n !</w:t>
+      </w:r>
+      <w:proofErr w:type="gramEnd"/>
+      <w:r>
+        <w:rPr>
+          <w:b/>
+          <w:bCs/>
+        </w:rPr>
+        <w:t xml:space="preserve"> </w:t>
+      </w:r>
+      <w:proofErr w:type="spellStart"/>
+      <w:r>
+        <w:rPr>
+          <w:b/>
+          <w:bCs/>
+        </w:rPr>
+        <w:t>c@n</w:t>
+      </w:r>
+      <w:proofErr w:type="spellEnd"/>
+      <w:r>
+        <w:rPr>
+          <w:b/>
+          <w:bCs/>
+        </w:rPr>
+        <w:t xml:space="preserve"> l3t my </w:t>
+      </w:r>
+      <w:proofErr w:type="spellStart"/>
+      <w:r>
+        <w:rPr>
+          <w:b/>
+          <w:bCs/>
+        </w:rPr>
+        <w:t>gu@rd</w:t>
+      </w:r>
+      <w:proofErr w:type="spellEnd"/>
+      <w:r>
+        <w:rPr>
+          <w:b/>
+          <w:bCs/>
+        </w:rPr>
+        <w:t xml:space="preserve"> d0wn th0ugh</w:t>
+      </w:r>
+      <w:r>
+        <w:rPr>
+          <w:rFonts w:hint="eastAsia"/>
+          <w:b/>
+          <w:bCs/>
+        </w:rPr>
+        <w:t>.</w:t>
+      </w:r>
+    </w:p>
+    <w:p>
+      <w:r>
+        <w:t>E14</w:t>
+      </w:r>
+    </w:p>
+    <w:p>
+      <w:r>
+        <w:t>存活信息：</w:t>
+      </w:r>
+      <w:r>
+        <w:rPr>
+          <w:b/>
+          <w:bCs/>
+        </w:rPr>
+        <w:t xml:space="preserve">Patrolling this floor makes zero sense. Who's </w:t>
+      </w:r>
+      <w:proofErr w:type="spellStart"/>
+      <w:r>
+        <w:rPr>
+          <w:b/>
+          <w:bCs/>
+        </w:rPr>
+        <w:t>gonna</w:t>
+      </w:r>
+      <w:proofErr w:type="spellEnd"/>
+      <w:r>
+        <w:rPr>
+          <w:b/>
+          <w:bCs/>
+        </w:rPr>
+        <w:t xml:space="preserve"> jump down into</w:t>
+      </w:r>
+      <w:r>
+        <w:rPr>
+          <w:rFonts w:hint="eastAsia"/>
+          <w:b/>
+          <w:bCs/>
+        </w:rPr>
+        <w:t xml:space="preserve"> security room</w:t>
+      </w:r>
+      <w:r>
+        <w:rPr>
+          <w:b/>
+          <w:bCs/>
+        </w:rPr>
+        <w:t xml:space="preserve"> from upstairs?</w:t>
+      </w:r>
+    </w:p>
+    <w:p>
+      <w:r>
+        <w:t>死亡信息：</w:t>
+      </w:r>
+      <w:r>
+        <w:rPr>
+          <w:b/>
+          <w:bCs/>
+        </w:rPr>
+        <w:t>P@+r0</w:t>
+      </w:r>
+      <w:proofErr w:type="gramStart"/>
+      <w:r>
+        <w:rPr>
+          <w:b/>
+          <w:bCs/>
+        </w:rPr>
+        <w:t>ll!ng</w:t>
+      </w:r>
+      <w:proofErr w:type="gramEnd"/>
+      <w:r>
+        <w:rPr>
+          <w:b/>
+          <w:bCs/>
+        </w:rPr>
+        <w:t xml:space="preserve"> </w:t>
+      </w:r>
+      <w:proofErr w:type="spellStart"/>
+      <w:proofErr w:type="gramStart"/>
+      <w:r>
+        <w:rPr>
+          <w:b/>
+          <w:bCs/>
+        </w:rPr>
+        <w:t>th!z</w:t>
+      </w:r>
+      <w:proofErr w:type="spellEnd"/>
+      <w:proofErr w:type="gramEnd"/>
+      <w:r>
+        <w:rPr>
+          <w:b/>
+          <w:bCs/>
+        </w:rPr>
+        <w:t xml:space="preserve"> fl00r m@k3z 7er0 s3ns3. Wh0'z g0nn@ j7mp d0</w:t>
+      </w:r>
+      <w:proofErr w:type="gramStart"/>
+      <w:r>
+        <w:rPr>
+          <w:b/>
+          <w:bCs/>
+        </w:rPr>
+        <w:t>wn !nt</w:t>
+      </w:r>
+      <w:proofErr w:type="gramEnd"/>
+      <w:r>
+        <w:rPr>
+          <w:b/>
+          <w:bCs/>
+        </w:rPr>
+        <w:t xml:space="preserve">0 s3cr3t-r00m fr0m </w:t>
+      </w:r>
+      <w:proofErr w:type="spellStart"/>
+      <w:r>
+        <w:rPr>
+          <w:b/>
+          <w:bCs/>
+        </w:rPr>
+        <w:t>upst</w:t>
       </w:r>
       <w:proofErr w:type="spellEnd"/>
       <w:proofErr w:type="gramStart"/>
@@ -1005,540 +1976,11 @@
           <w:b/>
           <w:bCs/>
         </w:rPr>
-        <w:t>. !</w:t>
+        <w:t>@!rz</w:t>
       </w:r>
       <w:proofErr w:type="gramEnd"/>
       <w:r>
         <w:rPr>
-          <w:b/>
-          <w:bCs/>
-        </w:rPr>
-        <w:t xml:space="preserve"> </w:t>
-      </w:r>
-      <w:proofErr w:type="spellStart"/>
-      <w:r>
-        <w:rPr>
-          <w:b/>
-          <w:bCs/>
-        </w:rPr>
-        <w:t>c@n't</w:t>
-      </w:r>
-      <w:proofErr w:type="spellEnd"/>
-      <w:r>
-        <w:rPr>
-          <w:b/>
-          <w:bCs/>
-        </w:rPr>
-        <w:t xml:space="preserve"> @ff0rd t0 w@v3r.</w:t>
-      </w:r>
-    </w:p>
-    <w:p>
-      <w:pPr>
-        <w:rPr>
-          <w:rFonts w:hint="eastAsia"/>
-        </w:rPr>
-      </w:pPr>
-    </w:p>
-    <w:p>
-      <w:pPr>
-        <w:rPr>
-          <w:rFonts w:hint="eastAsia"/>
-        </w:rPr>
-      </w:pPr>
-      <w:r>
-        <w:t>E8 E9 位于1楼展厅区巡逻。</w:t>
-      </w:r>
-    </w:p>
-    <w:p>
-      <w:pPr>
-        <w:rPr>
-          <w:rFonts w:hint="eastAsia"/>
-        </w:rPr>
-      </w:pPr>
-      <w:r>
-        <w:t>E8</w:t>
-      </w:r>
-    </w:p>
-    <w:p>
-      <w:pPr>
-        <w:rPr>
-          <w:rFonts w:hint="eastAsia"/>
-        </w:rPr>
-      </w:pPr>
-      <w:r>
-        <w:t>存活信息：</w:t>
-      </w:r>
-      <w:r>
-        <w:rPr>
-          <w:b/>
-          <w:bCs/>
-        </w:rPr>
-        <w:t xml:space="preserve">Ever since CEO </w:t>
-      </w:r>
-      <w:r>
-        <w:rPr>
-          <w:b/>
-          <w:bCs/>
-        </w:rPr>
-        <w:t>Lailah</w:t>
-      </w:r>
-      <w:r>
-        <w:rPr>
-          <w:b/>
-          <w:bCs/>
-        </w:rPr>
-        <w:t xml:space="preserve"> came on board, it feels like no one's actually seen the Prodigy in person.</w:t>
-      </w:r>
-    </w:p>
-    <w:p>
-      <w:pPr>
-        <w:rPr>
-          <w:rFonts w:hint="eastAsia"/>
-        </w:rPr>
-      </w:pPr>
-      <w:r>
-        <w:t>死亡信息：</w:t>
-      </w:r>
-      <w:r>
-        <w:rPr>
-          <w:b/>
-          <w:bCs/>
-        </w:rPr>
-        <w:t xml:space="preserve">3v3r </w:t>
-      </w:r>
-      <w:proofErr w:type="spellStart"/>
-      <w:proofErr w:type="gramStart"/>
-      <w:r>
-        <w:rPr>
-          <w:b/>
-          <w:bCs/>
-        </w:rPr>
-        <w:t>s!nc</w:t>
-      </w:r>
-      <w:proofErr w:type="spellEnd"/>
-      <w:proofErr w:type="gramEnd"/>
-      <w:r>
-        <w:rPr>
-          <w:b/>
-          <w:bCs/>
-        </w:rPr>
-        <w:t xml:space="preserve"># C30 </w:t>
-      </w:r>
-      <w:r>
-        <w:rPr>
-          <w:b/>
-          <w:bCs/>
-        </w:rPr>
-        <w:t>Lailah</w:t>
-      </w:r>
-      <w:r>
-        <w:rPr>
-          <w:b/>
-          <w:bCs/>
-        </w:rPr>
-        <w:t xml:space="preserve"> c@m3 0n b0@rd</w:t>
-      </w:r>
-      <w:proofErr w:type="gramStart"/>
-      <w:r>
-        <w:rPr>
-          <w:b/>
-          <w:bCs/>
-        </w:rPr>
-        <w:t>, !t</w:t>
-      </w:r>
-      <w:proofErr w:type="gramEnd"/>
-      <w:r>
-        <w:rPr>
-          <w:b/>
-          <w:bCs/>
-        </w:rPr>
-        <w:t xml:space="preserve"> f33lz </w:t>
-      </w:r>
-      <w:proofErr w:type="spellStart"/>
-      <w:proofErr w:type="gramStart"/>
-      <w:r>
-        <w:rPr>
-          <w:b/>
-          <w:bCs/>
-        </w:rPr>
-        <w:t>l!k</w:t>
-      </w:r>
-      <w:proofErr w:type="spellEnd"/>
-      <w:proofErr w:type="gramEnd"/>
-      <w:r>
-        <w:rPr>
-          <w:b/>
-          <w:bCs/>
-        </w:rPr>
-        <w:t xml:space="preserve"># n0 0n3'z @ctu@lly s33n </w:t>
-      </w:r>
-      <w:proofErr w:type="spellStart"/>
-      <w:r>
-        <w:rPr>
-          <w:b/>
-          <w:bCs/>
-        </w:rPr>
-        <w:t>th</w:t>
-      </w:r>
-      <w:proofErr w:type="spellEnd"/>
-      <w:r>
-        <w:rPr>
-          <w:b/>
-          <w:bCs/>
-        </w:rPr>
-        <w:t># Pr0</w:t>
-      </w:r>
-      <w:proofErr w:type="gramStart"/>
-      <w:r>
-        <w:rPr>
-          <w:b/>
-          <w:bCs/>
-        </w:rPr>
-        <w:t>d!gy</w:t>
-      </w:r>
-      <w:proofErr w:type="gramEnd"/>
-      <w:r>
-        <w:rPr>
-          <w:b/>
-          <w:bCs/>
-        </w:rPr>
-        <w:t xml:space="preserve"> 1n p3rs0n.</w:t>
-      </w:r>
-    </w:p>
-    <w:p>
-      <w:pPr>
-        <w:rPr>
-          <w:rFonts w:hint="eastAsia"/>
-        </w:rPr>
-      </w:pPr>
-      <w:r>
-        <w:t>E9</w:t>
-      </w:r>
-    </w:p>
-    <w:p>
-      <w:pPr>
-        <w:rPr>
-          <w:rFonts w:hint="eastAsia"/>
-        </w:rPr>
-      </w:pPr>
-      <w:r>
-        <w:t>存活信息：</w:t>
-      </w:r>
-      <w:r>
-        <w:rPr>
-          <w:b/>
-          <w:bCs/>
-        </w:rPr>
-        <w:t>These statues hold our history. Guarding that legacy is on me.</w:t>
-      </w:r>
-    </w:p>
-    <w:p>
-      <w:pPr>
-        <w:rPr>
-          <w:rFonts w:hint="eastAsia"/>
-        </w:rPr>
-      </w:pPr>
-      <w:r>
-        <w:t>死亡信息：</w:t>
-      </w:r>
-      <w:r>
-        <w:rPr>
-          <w:b/>
-          <w:bCs/>
-        </w:rPr>
-        <w:t xml:space="preserve">7h3s3 </w:t>
-      </w:r>
-      <w:proofErr w:type="spellStart"/>
-      <w:r>
-        <w:rPr>
-          <w:b/>
-          <w:bCs/>
-        </w:rPr>
-        <w:t>st</w:t>
-      </w:r>
-      <w:proofErr w:type="spellEnd"/>
-      <w:r>
-        <w:rPr>
-          <w:b/>
-          <w:bCs/>
-        </w:rPr>
-        <w:t xml:space="preserve">@+u3z h0ld 0ur </w:t>
-      </w:r>
-      <w:proofErr w:type="gramStart"/>
-      <w:r>
-        <w:rPr>
-          <w:b/>
-          <w:bCs/>
-        </w:rPr>
-        <w:t>h!st</w:t>
-      </w:r>
-      <w:proofErr w:type="gramEnd"/>
-      <w:r>
-        <w:rPr>
-          <w:b/>
-          <w:bCs/>
-        </w:rPr>
-        <w:t xml:space="preserve">0ry. </w:t>
-      </w:r>
-      <w:proofErr w:type="spellStart"/>
-      <w:r>
-        <w:rPr>
-          <w:b/>
-          <w:bCs/>
-        </w:rPr>
-        <w:t>G^</w:t>
-      </w:r>
-      <w:proofErr w:type="gramStart"/>
-      <w:r>
-        <w:rPr>
-          <w:b/>
-          <w:bCs/>
-        </w:rPr>
-        <w:t>rd!ng</w:t>
-      </w:r>
-      <w:proofErr w:type="spellEnd"/>
-      <w:proofErr w:type="gramEnd"/>
-      <w:r>
-        <w:rPr>
-          <w:b/>
-          <w:bCs/>
-        </w:rPr>
-        <w:t xml:space="preserve"> </w:t>
-      </w:r>
-      <w:proofErr w:type="spellStart"/>
-      <w:r>
-        <w:rPr>
-          <w:b/>
-          <w:bCs/>
-        </w:rPr>
-        <w:t>th</w:t>
-      </w:r>
-      <w:proofErr w:type="spellEnd"/>
-      <w:r>
-        <w:rPr>
-          <w:b/>
-          <w:bCs/>
-        </w:rPr>
-        <w:t>@+ l3g@</w:t>
-      </w:r>
-      <w:proofErr w:type="gramStart"/>
-      <w:r>
-        <w:rPr>
-          <w:b/>
-          <w:bCs/>
-        </w:rPr>
-        <w:t>cy !z</w:t>
-      </w:r>
-      <w:proofErr w:type="gramEnd"/>
-      <w:r>
-        <w:rPr>
-          <w:b/>
-          <w:bCs/>
-        </w:rPr>
-        <w:t xml:space="preserve"> 0n m3&gt;.</w:t>
-      </w:r>
-    </w:p>
-    <w:p>
-      <w:pPr>
-        <w:rPr>
-          <w:rFonts w:hint="eastAsia"/>
-        </w:rPr>
-      </w:pPr>
-    </w:p>
-    <w:p>
-      <w:pPr>
-        <w:rPr>
-          <w:rFonts w:hint="eastAsia"/>
-        </w:rPr>
-      </w:pPr>
-      <w:r>
-        <w:t>E10 E11 E12 E13 E14 均为普通的智能机器人（第三代新式产品，内部意识不重要，仅用编号）</w:t>
-      </w:r>
-    </w:p>
-    <w:p>
-      <w:pPr>
-        <w:rPr>
-          <w:rFonts w:hint="eastAsia"/>
-        </w:rPr>
-      </w:pPr>
-      <w:r>
-        <w:t>E10</w:t>
-      </w:r>
-    </w:p>
-    <w:p>
-      <w:pPr>
-        <w:rPr>
-          <w:rFonts w:hint="eastAsia"/>
-        </w:rPr>
-      </w:pPr>
-      <w:r>
-        <w:t>存活信息：</w:t>
-      </w:r>
-      <w:r>
-        <w:rPr>
-          <w:b/>
-          <w:bCs/>
-        </w:rPr>
-        <w:t>Heard Judas had maintenance rework the lobby chandelier. Was all that really necessary?</w:t>
-      </w:r>
-    </w:p>
-    <w:p>
-      <w:pPr>
-        <w:rPr>
-          <w:rFonts w:hint="eastAsia"/>
-        </w:rPr>
-      </w:pPr>
-      <w:r>
-        <w:t>死亡信息：</w:t>
-      </w:r>
-      <w:r>
-        <w:rPr>
-          <w:b/>
-          <w:bCs/>
-        </w:rPr>
-        <w:t xml:space="preserve">H3@rd </w:t>
-      </w:r>
-      <w:proofErr w:type="spellStart"/>
-      <w:r>
-        <w:rPr>
-          <w:b/>
-          <w:bCs/>
-        </w:rPr>
-        <w:t>Jvd@s</w:t>
-      </w:r>
-      <w:proofErr w:type="spellEnd"/>
-      <w:r>
-        <w:rPr>
-          <w:b/>
-          <w:bCs/>
-        </w:rPr>
-        <w:t xml:space="preserve"> </w:t>
-      </w:r>
-      <w:proofErr w:type="spellStart"/>
-      <w:r>
-        <w:rPr>
-          <w:b/>
-          <w:bCs/>
-        </w:rPr>
-        <w:t>h@d</w:t>
-      </w:r>
-      <w:proofErr w:type="spellEnd"/>
-      <w:r>
-        <w:rPr>
-          <w:b/>
-          <w:bCs/>
-        </w:rPr>
-        <w:t xml:space="preserve"> m</w:t>
-      </w:r>
-      <w:proofErr w:type="gramStart"/>
-      <w:r>
-        <w:rPr>
-          <w:b/>
-          <w:bCs/>
-        </w:rPr>
-        <w:t>@!</w:t>
-      </w:r>
-      <w:proofErr w:type="spellStart"/>
-      <w:r>
-        <w:rPr>
-          <w:b/>
-          <w:bCs/>
-        </w:rPr>
-        <w:t>nt</w:t>
-      </w:r>
-      <w:proofErr w:type="spellEnd"/>
-      <w:proofErr w:type="gramEnd"/>
-      <w:r>
-        <w:rPr>
-          <w:b/>
-          <w:bCs/>
-        </w:rPr>
-        <w:t xml:space="preserve"> r3w0rk th3 l0bb¥ </w:t>
-      </w:r>
-      <w:proofErr w:type="spellStart"/>
-      <w:r>
-        <w:rPr>
-          <w:b/>
-          <w:bCs/>
-        </w:rPr>
-        <w:t>ch@nd€</w:t>
-      </w:r>
-      <w:proofErr w:type="gramStart"/>
-      <w:r>
-        <w:rPr>
-          <w:b/>
-          <w:bCs/>
-        </w:rPr>
-        <w:t>l!er</w:t>
-      </w:r>
-      <w:proofErr w:type="spellEnd"/>
-      <w:proofErr w:type="gramEnd"/>
-      <w:r>
-        <w:rPr>
-          <w:b/>
-          <w:bCs/>
-        </w:rPr>
-        <w:t xml:space="preserve">. </w:t>
-      </w:r>
-      <w:proofErr w:type="spellStart"/>
-      <w:r>
-        <w:rPr>
-          <w:b/>
-          <w:bCs/>
-        </w:rPr>
-        <w:t>W@z</w:t>
-      </w:r>
-      <w:proofErr w:type="spellEnd"/>
-      <w:r>
-        <w:rPr>
-          <w:b/>
-          <w:bCs/>
-        </w:rPr>
-        <w:t xml:space="preserve"> @11 </w:t>
-      </w:r>
-      <w:proofErr w:type="spellStart"/>
-      <w:r>
-        <w:rPr>
-          <w:b/>
-          <w:bCs/>
-        </w:rPr>
-        <w:t>th</w:t>
-      </w:r>
-      <w:proofErr w:type="spellEnd"/>
-      <w:r>
-        <w:rPr>
-          <w:b/>
-          <w:bCs/>
-        </w:rPr>
-        <w:t>@+ r3@lly n3c</w:t>
-      </w:r>
-      <w:r>
-        <w:rPr>
-          <w:rFonts w:hint="eastAsia"/>
-          <w:b/>
-          <w:bCs/>
-        </w:rPr>
-        <w:t>e</w:t>
-      </w:r>
-      <w:r>
-        <w:rPr>
-          <w:b/>
-          <w:bCs/>
-        </w:rPr>
-        <w:t>$$</w:t>
-      </w:r>
-      <w:proofErr w:type="spellStart"/>
-      <w:r>
-        <w:rPr>
-          <w:rFonts w:hint="eastAsia"/>
-          <w:b/>
-          <w:bCs/>
-        </w:rPr>
-        <w:t>ary</w:t>
-      </w:r>
-      <w:proofErr w:type="spellEnd"/>
-      <w:r>
-        <w:rPr>
           <w:rFonts w:hint="eastAsia"/>
           <w:b/>
           <w:bCs/>
@@ -1546,764 +1988,8 @@
         <w:t>?</w:t>
       </w:r>
     </w:p>
-    <w:p>
-      <w:pPr>
-        <w:rPr>
-          <w:rFonts w:hint="eastAsia"/>
-        </w:rPr>
-      </w:pPr>
-      <w:r>
-        <w:t>E11</w:t>
-      </w:r>
-    </w:p>
-    <w:p>
-      <w:pPr>
-        <w:rPr>
-          <w:rFonts w:hint="eastAsia"/>
-        </w:rPr>
-      </w:pPr>
-      <w:r>
-        <w:t>存活信息：</w:t>
-      </w:r>
-      <w:r>
-        <w:rPr>
-          <w:b/>
-          <w:bCs/>
-        </w:rPr>
-        <w:t xml:space="preserve">Judas </w:t>
-      </w:r>
-      <w:r>
-        <w:rPr>
-          <w:rFonts w:hint="eastAsia"/>
-          <w:b/>
-          <w:bCs/>
-        </w:rPr>
-        <w:t>keeps encouraging</w:t>
-      </w:r>
-      <w:r>
-        <w:rPr>
-          <w:b/>
-          <w:bCs/>
-          <w:i/>
-          <w:iCs/>
-        </w:rPr>
-        <w:t xml:space="preserve"> </w:t>
-      </w:r>
-      <w:r>
-        <w:rPr>
-          <w:rFonts w:hint="eastAsia"/>
-          <w:b/>
-          <w:bCs/>
-          <w:i/>
-          <w:iCs/>
-        </w:rPr>
-        <w:t xml:space="preserve">the </w:t>
-      </w:r>
-      <w:r>
-        <w:rPr>
-          <w:b/>
-          <w:bCs/>
-          <w:i/>
-          <w:iCs/>
-        </w:rPr>
-        <w:t>staff</w:t>
-      </w:r>
-      <w:r>
-        <w:rPr>
-          <w:rFonts w:hint="eastAsia"/>
-          <w:b/>
-          <w:bCs/>
-          <w:i/>
-          <w:iCs/>
-        </w:rPr>
-        <w:t xml:space="preserve"> to leave</w:t>
-      </w:r>
-      <w:r>
-        <w:rPr>
-          <w:rFonts w:hint="eastAsia"/>
-          <w:b/>
-          <w:bCs/>
-        </w:rPr>
-        <w:t xml:space="preserve"> earlier</w:t>
-      </w:r>
-      <w:r>
-        <w:rPr>
-          <w:b/>
-          <w:bCs/>
-        </w:rPr>
-        <w:t xml:space="preserve"> lately. How's that good for the company</w:t>
-      </w:r>
-      <w:r>
-        <w:rPr>
-          <w:rFonts w:hint="eastAsia"/>
-          <w:b/>
-          <w:bCs/>
-        </w:rPr>
-        <w:t>?</w:t>
-      </w:r>
-    </w:p>
-    <w:p>
-      <w:pPr>
-        <w:rPr>
-          <w:rFonts w:hint="eastAsia"/>
-        </w:rPr>
-      </w:pPr>
-      <w:r>
-        <w:t>死亡信息：</w:t>
-      </w:r>
-      <w:proofErr w:type="spellStart"/>
-      <w:r>
-        <w:rPr>
-          <w:b/>
-          <w:bCs/>
-        </w:rPr>
-        <w:t>Jvd</w:t>
-      </w:r>
-      <w:proofErr w:type="spellEnd"/>
-      <w:r>
-        <w:rPr>
-          <w:b/>
-          <w:bCs/>
-        </w:rPr>
-        <w:t>@$ k33ps 3nc0ur@</w:t>
-      </w:r>
-      <w:proofErr w:type="gramStart"/>
-      <w:r>
-        <w:rPr>
-          <w:b/>
-          <w:bCs/>
-        </w:rPr>
-        <w:t>g!ng</w:t>
-      </w:r>
-      <w:proofErr w:type="gramEnd"/>
-      <w:r>
-        <w:rPr>
-          <w:b/>
-          <w:bCs/>
-        </w:rPr>
-        <w:t xml:space="preserve"> th3 $</w:t>
-      </w:r>
-      <w:proofErr w:type="spellStart"/>
-      <w:r>
-        <w:rPr>
-          <w:b/>
-          <w:bCs/>
-        </w:rPr>
-        <w:t>t@ff</w:t>
-      </w:r>
-      <w:proofErr w:type="spellEnd"/>
-      <w:r>
-        <w:rPr>
-          <w:b/>
-          <w:bCs/>
-        </w:rPr>
-        <w:t xml:space="preserve"> t0 l3@v3 </w:t>
-      </w:r>
-      <w:r>
-        <w:rPr>
-          <w:rFonts w:ascii="Cambria Math" w:hAnsi="Cambria Math" w:cs="Cambria Math"/>
-          <w:b/>
-          <w:bCs/>
-        </w:rPr>
-        <w:t>⇠</w:t>
-      </w:r>
-      <w:r>
-        <w:rPr>
-          <w:b/>
-          <w:bCs/>
-        </w:rPr>
-        <w:t xml:space="preserve"> l@t3. H0w'z </w:t>
-      </w:r>
-      <w:proofErr w:type="spellStart"/>
-      <w:r>
-        <w:rPr>
-          <w:b/>
-          <w:bCs/>
-        </w:rPr>
-        <w:t>th</w:t>
-      </w:r>
-      <w:proofErr w:type="spellEnd"/>
-      <w:r>
-        <w:rPr>
-          <w:b/>
-          <w:bCs/>
-        </w:rPr>
-        <w:t>@+ g00d 4 th3 c0mp@ny</w:t>
-      </w:r>
-      <w:r>
-        <w:rPr>
-          <w:rFonts w:hint="eastAsia"/>
-          <w:b/>
-          <w:bCs/>
-        </w:rPr>
-        <w:t>?</w:t>
-      </w:r>
-    </w:p>
-    <w:p>
-      <w:pPr>
-        <w:rPr>
-          <w:rFonts w:hint="eastAsia"/>
-        </w:rPr>
-      </w:pPr>
-      <w:r>
-        <w:t>E12</w:t>
-      </w:r>
-    </w:p>
-    <w:p>
-      <w:pPr>
-        <w:rPr>
-          <w:rFonts w:hint="eastAsia"/>
-        </w:rPr>
-      </w:pPr>
-      <w:r>
-        <w:t>存活信息：</w:t>
-      </w:r>
-      <w:r>
-        <w:rPr>
-          <w:b/>
-          <w:bCs/>
-        </w:rPr>
-        <w:t xml:space="preserve">Judas has been posting heavy security around </w:t>
-      </w:r>
-      <w:r>
-        <w:rPr>
-          <w:rFonts w:hint="eastAsia"/>
-          <w:b/>
-          <w:bCs/>
-        </w:rPr>
-        <w:t xml:space="preserve">security room </w:t>
-      </w:r>
-      <w:r>
-        <w:rPr>
-          <w:b/>
-          <w:bCs/>
-        </w:rPr>
-        <w:t xml:space="preserve">lately. </w:t>
-      </w:r>
-      <w:r>
-        <w:rPr>
-          <w:rFonts w:hint="eastAsia"/>
-          <w:b/>
-          <w:bCs/>
-        </w:rPr>
-        <w:t xml:space="preserve">Is </w:t>
-      </w:r>
-      <w:r>
-        <w:rPr>
-          <w:b/>
-          <w:bCs/>
-        </w:rPr>
-        <w:t>he expecting something... or someone?</w:t>
-      </w:r>
-    </w:p>
-    <w:p>
-      <w:pPr>
-        <w:rPr>
-          <w:rFonts w:hint="eastAsia"/>
-        </w:rPr>
-      </w:pPr>
-      <w:r>
-        <w:t>死亡信息：</w:t>
-      </w:r>
-      <w:proofErr w:type="spellStart"/>
-      <w:r>
-        <w:rPr>
-          <w:b/>
-          <w:bCs/>
-        </w:rPr>
-        <w:t>Jμd</w:t>
-      </w:r>
-      <w:proofErr w:type="spellEnd"/>
-      <w:r>
-        <w:rPr>
-          <w:b/>
-          <w:bCs/>
-        </w:rPr>
-        <w:t xml:space="preserve">@$ </w:t>
-      </w:r>
-      <w:proofErr w:type="spellStart"/>
-      <w:r>
-        <w:rPr>
-          <w:b/>
-          <w:bCs/>
-        </w:rPr>
-        <w:t>h@z</w:t>
-      </w:r>
-      <w:proofErr w:type="spellEnd"/>
-      <w:r>
-        <w:rPr>
-          <w:b/>
-          <w:bCs/>
-        </w:rPr>
-        <w:t xml:space="preserve"> b33n p0$</w:t>
-      </w:r>
-      <w:proofErr w:type="gramStart"/>
-      <w:r>
-        <w:rPr>
-          <w:b/>
-          <w:bCs/>
-        </w:rPr>
-        <w:t>t!ng</w:t>
-      </w:r>
-      <w:proofErr w:type="gramEnd"/>
-      <w:r>
-        <w:rPr>
-          <w:b/>
-          <w:bCs/>
-        </w:rPr>
-        <w:t xml:space="preserve"> h3@vy </w:t>
-      </w:r>
-      <w:r>
-        <w:rPr>
-          <w:rFonts w:hint="eastAsia"/>
-          <w:b/>
-          <w:bCs/>
-        </w:rPr>
-        <w:t>se%^$*ty</w:t>
-      </w:r>
-      <w:r>
-        <w:rPr>
-          <w:b/>
-          <w:bCs/>
-        </w:rPr>
-        <w:t xml:space="preserve"> </w:t>
-      </w:r>
-      <w:r>
-        <w:rPr>
-          <w:rFonts w:hint="eastAsia"/>
-          <w:b/>
-          <w:bCs/>
-        </w:rPr>
-        <w:t>a</w:t>
-      </w:r>
-      <w:r>
-        <w:rPr>
-          <w:b/>
-          <w:bCs/>
-        </w:rPr>
-        <w:t xml:space="preserve">r0und s3cr3t-r00m l@t3. </w:t>
-      </w:r>
-      <w:proofErr w:type="gramStart"/>
-      <w:r>
-        <w:rPr>
-          <w:b/>
-          <w:bCs/>
-        </w:rPr>
-        <w:t>/!$</w:t>
-      </w:r>
-      <w:proofErr w:type="gramEnd"/>
-      <w:r>
-        <w:rPr>
-          <w:b/>
-          <w:bCs/>
-        </w:rPr>
-        <w:t xml:space="preserve"> h3 3xp3</w:t>
-      </w:r>
-      <w:proofErr w:type="gramStart"/>
-      <w:r>
-        <w:rPr>
-          <w:b/>
-          <w:bCs/>
-        </w:rPr>
-        <w:t>ct!ng</w:t>
-      </w:r>
-      <w:proofErr w:type="gramEnd"/>
-      <w:r>
-        <w:rPr>
-          <w:b/>
-          <w:bCs/>
-        </w:rPr>
-        <w:t xml:space="preserve"> s0m3th1n6... 0r </w:t>
-      </w:r>
-      <w:r>
-        <w:rPr>
-          <w:rFonts w:hint="eastAsia"/>
-          <w:b/>
-          <w:bCs/>
-        </w:rPr>
-        <w:t>s</w:t>
-      </w:r>
-      <w:r>
-        <w:rPr>
-          <w:b/>
-          <w:bCs/>
-        </w:rPr>
-        <w:t>m30n3?</w:t>
-      </w:r>
-      <w:r>
-        <w:rPr>
-          <w:rFonts w:hint="eastAsia"/>
-          <w:b/>
-          <w:bCs/>
-        </w:rPr>
-        <w:t>?</w:t>
-      </w:r>
-    </w:p>
-    <w:p>
-      <w:pPr>
-        <w:rPr>
-          <w:rFonts w:hint="eastAsia"/>
-        </w:rPr>
-      </w:pPr>
-      <w:r>
-        <w:t>E13</w:t>
-      </w:r>
-    </w:p>
-    <w:p>
-      <w:pPr>
-        <w:rPr>
-          <w:rFonts w:hint="eastAsia"/>
-        </w:rPr>
-      </w:pPr>
-      <w:r>
-        <w:t>存活信息：</w:t>
-      </w:r>
-      <w:r>
-        <w:rPr>
-          <w:b/>
-          <w:bCs/>
-        </w:rPr>
-        <w:t xml:space="preserve">That elevator to CEO </w:t>
-      </w:r>
-      <w:r>
-        <w:rPr>
-          <w:b/>
-          <w:bCs/>
-        </w:rPr>
-        <w:t>Lailah</w:t>
-      </w:r>
-      <w:r>
-        <w:rPr>
-          <w:b/>
-          <w:bCs/>
-        </w:rPr>
-        <w:t>'s office won't even start without Judas's keycard. Doesn't mean I can let my guard down though.</w:t>
-      </w:r>
-    </w:p>
-    <w:p>
-      <w:pPr>
-        <w:rPr>
-          <w:rFonts w:hint="eastAsia"/>
-        </w:rPr>
-      </w:pPr>
-      <w:r>
-        <w:t>死亡信息：</w:t>
-      </w:r>
-      <w:r>
-        <w:rPr>
-          <w:b/>
-          <w:bCs/>
-        </w:rPr>
-        <w:t xml:space="preserve">Th@+ 3l3v@+0r 2 CEO </w:t>
-      </w:r>
-      <w:proofErr w:type="spellStart"/>
-      <w:r>
-        <w:rPr>
-          <w:b/>
-          <w:bCs/>
-        </w:rPr>
-        <w:t>Lailah</w:t>
-      </w:r>
-      <w:r>
-        <w:rPr>
-          <w:b/>
-          <w:bCs/>
-        </w:rPr>
-        <w:t>'z</w:t>
-      </w:r>
-      <w:proofErr w:type="spellEnd"/>
-      <w:r>
-        <w:rPr>
-          <w:b/>
-          <w:bCs/>
-        </w:rPr>
-        <w:t xml:space="preserve"> 0</w:t>
-      </w:r>
-      <w:proofErr w:type="gramStart"/>
-      <w:r>
-        <w:rPr>
-          <w:b/>
-          <w:bCs/>
-        </w:rPr>
-        <w:t>ff!c</w:t>
-      </w:r>
-      <w:proofErr w:type="gramEnd"/>
-      <w:r>
-        <w:rPr>
-          <w:b/>
-          <w:bCs/>
-        </w:rPr>
-        <w:t>3 w0n't 3v3n $</w:t>
-      </w:r>
-      <w:proofErr w:type="spellStart"/>
-      <w:r>
-        <w:rPr>
-          <w:b/>
-          <w:bCs/>
-        </w:rPr>
-        <w:t>t@rt</w:t>
-      </w:r>
-      <w:proofErr w:type="spellEnd"/>
-      <w:r>
-        <w:rPr>
-          <w:b/>
-          <w:bCs/>
-        </w:rPr>
-        <w:t xml:space="preserve"> </w:t>
-      </w:r>
-      <w:proofErr w:type="gramStart"/>
-      <w:r>
-        <w:rPr>
-          <w:b/>
-          <w:bCs/>
-        </w:rPr>
-        <w:t>w!th</w:t>
-      </w:r>
-      <w:proofErr w:type="gramEnd"/>
-      <w:r>
-        <w:rPr>
-          <w:b/>
-          <w:bCs/>
-        </w:rPr>
-        <w:t xml:space="preserve">0μt </w:t>
-      </w:r>
-      <w:proofErr w:type="spellStart"/>
-      <w:r>
-        <w:rPr>
-          <w:b/>
-          <w:bCs/>
-        </w:rPr>
-        <w:t>Jvd</w:t>
-      </w:r>
-      <w:proofErr w:type="spellEnd"/>
-      <w:r>
-        <w:rPr>
-          <w:b/>
-          <w:bCs/>
-        </w:rPr>
-        <w:t>@$'z k3yc@rd. &gt;| D03$n't m34</w:t>
-      </w:r>
-      <w:proofErr w:type="gramStart"/>
-      <w:r>
-        <w:rPr>
-          <w:b/>
-          <w:bCs/>
-        </w:rPr>
-        <w:t>n !</w:t>
-      </w:r>
-      <w:proofErr w:type="gramEnd"/>
-      <w:r>
-        <w:rPr>
-          <w:b/>
-          <w:bCs/>
-        </w:rPr>
-        <w:t xml:space="preserve"> </w:t>
-      </w:r>
-      <w:proofErr w:type="spellStart"/>
-      <w:r>
-        <w:rPr>
-          <w:b/>
-          <w:bCs/>
-        </w:rPr>
-        <w:t>c@n</w:t>
-      </w:r>
-      <w:proofErr w:type="spellEnd"/>
-      <w:r>
-        <w:rPr>
-          <w:b/>
-          <w:bCs/>
-        </w:rPr>
-        <w:t xml:space="preserve"> l3t my </w:t>
-      </w:r>
-      <w:proofErr w:type="spellStart"/>
-      <w:r>
-        <w:rPr>
-          <w:b/>
-          <w:bCs/>
-        </w:rPr>
-        <w:t>gu@rd</w:t>
-      </w:r>
-      <w:proofErr w:type="spellEnd"/>
-      <w:r>
-        <w:rPr>
-          <w:b/>
-          <w:bCs/>
-        </w:rPr>
-        <w:t xml:space="preserve"> d0wn th0ugh</w:t>
-      </w:r>
-      <w:r>
-        <w:rPr>
-          <w:rFonts w:hint="eastAsia"/>
-          <w:b/>
-          <w:bCs/>
-        </w:rPr>
-        <w:t>.</w:t>
-      </w:r>
-    </w:p>
-    <w:p>
-      <w:pPr>
-        <w:rPr>
-          <w:rFonts w:hint="eastAsia"/>
-        </w:rPr>
-      </w:pPr>
-      <w:r>
-        <w:t>E14</w:t>
-      </w:r>
-    </w:p>
-    <w:p>
-      <w:pPr>
-        <w:rPr>
-          <w:rFonts w:hint="eastAsia"/>
-        </w:rPr>
-      </w:pPr>
-      <w:r>
-        <w:t>存活信息：</w:t>
-      </w:r>
-      <w:r>
-        <w:rPr>
-          <w:b/>
-          <w:bCs/>
-        </w:rPr>
-        <w:t xml:space="preserve">Patrolling this floor makes zero sense. Who's </w:t>
-      </w:r>
-      <w:proofErr w:type="spellStart"/>
-      <w:r>
-        <w:rPr>
-          <w:b/>
-          <w:bCs/>
-        </w:rPr>
-        <w:t>gonna</w:t>
-      </w:r>
-      <w:proofErr w:type="spellEnd"/>
-      <w:r>
-        <w:rPr>
-          <w:b/>
-          <w:bCs/>
-        </w:rPr>
-        <w:t xml:space="preserve"> jump down into</w:t>
-      </w:r>
-      <w:r>
-        <w:rPr>
-          <w:rFonts w:hint="eastAsia"/>
-          <w:b/>
-          <w:bCs/>
-        </w:rPr>
-        <w:t xml:space="preserve"> security room</w:t>
-      </w:r>
-      <w:r>
-        <w:rPr>
-          <w:b/>
-          <w:bCs/>
-        </w:rPr>
-        <w:t xml:space="preserve"> from upstairs?</w:t>
-      </w:r>
-    </w:p>
-    <w:p>
-      <w:pPr>
-        <w:rPr>
-          <w:rFonts w:hint="eastAsia"/>
-        </w:rPr>
-      </w:pPr>
-      <w:r>
-        <w:t>死亡信息：</w:t>
-      </w:r>
-      <w:r>
-        <w:rPr>
-          <w:b/>
-          <w:bCs/>
-        </w:rPr>
-        <w:t>P@+r0</w:t>
-      </w:r>
-      <w:proofErr w:type="gramStart"/>
-      <w:r>
-        <w:rPr>
-          <w:b/>
-          <w:bCs/>
-        </w:rPr>
-        <w:t>ll!ng</w:t>
-      </w:r>
-      <w:proofErr w:type="gramEnd"/>
-      <w:r>
-        <w:rPr>
-          <w:b/>
-          <w:bCs/>
-        </w:rPr>
-        <w:t xml:space="preserve"> </w:t>
-      </w:r>
-      <w:proofErr w:type="spellStart"/>
-      <w:proofErr w:type="gramStart"/>
-      <w:r>
-        <w:rPr>
-          <w:b/>
-          <w:bCs/>
-        </w:rPr>
-        <w:t>th!z</w:t>
-      </w:r>
-      <w:proofErr w:type="spellEnd"/>
-      <w:proofErr w:type="gramEnd"/>
-      <w:r>
-        <w:rPr>
-          <w:b/>
-          <w:bCs/>
-        </w:rPr>
-        <w:t xml:space="preserve"> fl00r m@k3z 7er0 s3ns3. Wh0'z g0nn@ j7mp d0</w:t>
-      </w:r>
-      <w:proofErr w:type="gramStart"/>
-      <w:r>
-        <w:rPr>
-          <w:b/>
-          <w:bCs/>
-        </w:rPr>
-        <w:t>wn !nt</w:t>
-      </w:r>
-      <w:proofErr w:type="gramEnd"/>
-      <w:r>
-        <w:rPr>
-          <w:b/>
-          <w:bCs/>
-        </w:rPr>
-        <w:t xml:space="preserve">0 s3cr3t-r00m fr0m </w:t>
-      </w:r>
-      <w:proofErr w:type="spellStart"/>
-      <w:r>
-        <w:rPr>
-          <w:b/>
-          <w:bCs/>
-        </w:rPr>
-        <w:t>upst</w:t>
-      </w:r>
-      <w:proofErr w:type="spellEnd"/>
-      <w:proofErr w:type="gramStart"/>
-      <w:r>
-        <w:rPr>
-          <w:b/>
-          <w:bCs/>
-        </w:rPr>
-        <w:t>@!rz</w:t>
-      </w:r>
-      <w:proofErr w:type="gramEnd"/>
-      <w:r>
-        <w:rPr>
-          <w:rFonts w:hint="eastAsia"/>
-          <w:b/>
-          <w:bCs/>
-        </w:rPr>
-        <w:t>?</w:t>
-      </w:r>
-    </w:p>
-    <w:p>
-      <w:pPr>
-        <w:rPr>
-          <w:rFonts w:hint="eastAsia"/>
-        </w:rPr>
-      </w:pPr>
-    </w:p>
-    <w:p>
-      <w:pPr>
-        <w:rPr>
-          <w:rFonts w:hint="eastAsia"/>
-        </w:rPr>
-      </w:pPr>
+    <w:p/>
+    <w:p>
       <w:r>
         <w:lastRenderedPageBreak/>
         <w:t xml:space="preserve">E15 </w:t>
@@ -2334,11 +2020,6 @@
       </w:r>
     </w:p>
     <w:p>
-      <w:pPr>
-        <w:rPr>
-          <w:rFonts w:hint="eastAsia"/>
-        </w:rPr>
-      </w:pPr>
       <w:r>
         <w:t xml:space="preserve">存活信息：I can feel you, </w:t>
       </w:r>
@@ -2350,11 +2031,6 @@
       </w:r>
     </w:p>
     <w:p>
-      <w:pPr>
-        <w:rPr>
-          <w:rFonts w:hint="eastAsia"/>
-        </w:rPr>
-      </w:pPr>
       <w:r>
         <w:t>死亡信息：</w:t>
       </w:r>
@@ -2368,17 +2044,10 @@
         <w:t xml:space="preserve">. Where are you？ </w:t>
       </w:r>
     </w:p>
-    <w:p>
-      <w:pPr>
-        <w:rPr>
-          <w:rFonts w:hint="eastAsia"/>
-        </w:rPr>
-      </w:pPr>
-    </w:p>
-    <w:p>
-      <w:pPr>
-        <w:rPr>
-          <w:rFonts w:hint="eastAsia"/>
+    <w:p/>
+    <w:p>
+      <w:pPr>
+        <w:rPr>
           <w:sz w:val="32"/>
           <w:szCs w:val="32"/>
         </w:rPr>
@@ -2392,11 +2061,6 @@
       </w:r>
     </w:p>
     <w:p>
-      <w:pPr>
-        <w:rPr>
-          <w:rFonts w:hint="eastAsia"/>
-        </w:rPr>
-      </w:pPr>
       <w:r>
         <w:t>Judas 为安保队的核心管理员，即队长。身为安保高层，他也能接触到项目的核心机密。对于晋升的旧安保成员的去向，他也大致能预料到。为了避免被上传云端成为机器人，他选择背叛了公司。他悄悄寻找到</w:t>
       </w:r>
@@ -2428,19 +2092,8 @@
         <w:t>继续掌管公司强。</w:t>
       </w:r>
     </w:p>
-    <w:p>
-      <w:pPr>
-        <w:rPr>
-          <w:rFonts w:hint="eastAsia"/>
-        </w:rPr>
-      </w:pPr>
-    </w:p>
-    <w:p>
-      <w:pPr>
-        <w:rPr>
-          <w:rFonts w:hint="eastAsia"/>
-        </w:rPr>
-      </w:pPr>
+    <w:p/>
+    <w:p>
       <w:r>
         <w:t>Lailah</w:t>
       </w:r>
@@ -2542,19 +2195,8 @@
         <w:t>芯片留在了自己的保险库里。</w:t>
       </w:r>
     </w:p>
-    <w:p>
-      <w:pPr>
-        <w:rPr>
-          <w:rFonts w:hint="eastAsia"/>
-        </w:rPr>
-      </w:pPr>
-    </w:p>
-    <w:p>
-      <w:pPr>
-        <w:rPr>
-          <w:rFonts w:hint="eastAsia"/>
-        </w:rPr>
-      </w:pPr>
+    <w:p/>
+    <w:p>
       <w:r>
         <w:t>Abel</w:t>
       </w:r>
@@ -2582,19 +2224,8 @@
         <w:t>。</w:t>
       </w:r>
     </w:p>
-    <w:p>
-      <w:pPr>
-        <w:rPr>
-          <w:rFonts w:hint="eastAsia"/>
-        </w:rPr>
-      </w:pPr>
-    </w:p>
-    <w:p>
-      <w:pPr>
-        <w:rPr>
-          <w:rFonts w:hint="eastAsia"/>
-        </w:rPr>
-      </w:pPr>
+    <w:p/>
+    <w:p>
       <w:r>
         <w:rPr>
           <w:rFonts w:hint="eastAsia"/>
@@ -2612,11 +2243,6 @@
       </w:r>
     </w:p>
     <w:p>
-      <w:pPr>
-        <w:rPr>
-          <w:rFonts w:hint="eastAsia"/>
-        </w:rPr>
-      </w:pPr>
       <w:r>
         <w:rPr>
           <w:rFonts w:hint="eastAsia"/>
@@ -2625,11 +2251,6 @@
       </w:r>
     </w:p>
     <w:p>
-      <w:pPr>
-        <w:rPr>
-          <w:rFonts w:hint="eastAsia"/>
-        </w:rPr>
-      </w:pPr>
       <w:r>
         <w:rPr>
           <w:rFonts w:hint="eastAsia"/>
@@ -2638,11 +2259,6 @@
       </w:r>
     </w:p>
     <w:p>
-      <w:pPr>
-        <w:rPr>
-          <w:rFonts w:hint="eastAsia"/>
-        </w:rPr>
-      </w:pPr>
       <w:r>
         <w:rPr>
           <w:rFonts w:hint="eastAsia"/>
@@ -2663,11 +2279,6 @@
       </w:r>
     </w:p>
     <w:p>
-      <w:pPr>
-        <w:rPr>
-          <w:rFonts w:hint="eastAsia"/>
-        </w:rPr>
-      </w:pPr>
       <w:r>
         <w:rPr>
           <w:rFonts w:hint="eastAsia"/>
@@ -2676,11 +2287,6 @@
       </w:r>
     </w:p>
     <w:p>
-      <w:pPr>
-        <w:rPr>
-          <w:rFonts w:hint="eastAsia"/>
-        </w:rPr>
-      </w:pPr>
       <w:r>
         <w:rPr>
           <w:rFonts w:hint="eastAsia"/>
@@ -2689,11 +2295,6 @@
       </w:r>
     </w:p>
     <w:p>
-      <w:pPr>
-        <w:rPr>
-          <w:rFonts w:hint="eastAsia"/>
-        </w:rPr>
-      </w:pPr>
       <w:r>
         <w:rPr>
           <w:rFonts w:hint="eastAsia"/>
@@ -2702,11 +2303,6 @@
       </w:r>
     </w:p>
     <w:p>
-      <w:pPr>
-        <w:rPr>
-          <w:rFonts w:hint="eastAsia"/>
-        </w:rPr>
-      </w:pPr>
       <w:r>
         <w:rPr>
           <w:rFonts w:hint="eastAsia"/>
@@ -2715,11 +2311,6 @@
       </w:r>
     </w:p>
     <w:p>
-      <w:pPr>
-        <w:rPr>
-          <w:rFonts w:hint="eastAsia"/>
-        </w:rPr>
-      </w:pPr>
       <w:r>
         <w:rPr>
           <w:rFonts w:hint="eastAsia"/>
@@ -2728,11 +2319,6 @@
       </w:r>
     </w:p>
     <w:p>
-      <w:pPr>
-        <w:rPr>
-          <w:rFonts w:hint="eastAsia"/>
-        </w:rPr>
-      </w:pPr>
       <w:r>
         <w:rPr>
           <w:rFonts w:hint="eastAsia"/>
@@ -2750,11 +2336,6 @@
       </w:r>
     </w:p>
     <w:p>
-      <w:pPr>
-        <w:rPr>
-          <w:rFonts w:hint="eastAsia"/>
-        </w:rPr>
-      </w:pPr>
       <w:r>
         <w:rPr>
           <w:rFonts w:hint="eastAsia"/>
@@ -2763,11 +2344,6 @@
       </w:r>
     </w:p>
     <w:p>
-      <w:pPr>
-        <w:rPr>
-          <w:rFonts w:hint="eastAsia"/>
-        </w:rPr>
-      </w:pPr>
       <w:r>
         <w:rPr>
           <w:rFonts w:hint="eastAsia"/>
@@ -2775,45 +2351,14 @@
         <w:t>2063年 主角</w:t>
       </w:r>
     </w:p>
-    <w:p>
-      <w:pPr>
-        <w:rPr>
-          <w:rFonts w:hint="eastAsia"/>
-        </w:rPr>
-      </w:pPr>
-    </w:p>
-    <w:p>
-      <w:pPr>
-        <w:rPr>
-          <w:rFonts w:hint="eastAsia"/>
-        </w:rPr>
-      </w:pPr>
-    </w:p>
-    <w:p>
-      <w:pPr>
-        <w:rPr>
-          <w:rFonts w:hint="eastAsia"/>
-        </w:rPr>
-      </w:pPr>
-    </w:p>
-    <w:p>
-      <w:pPr>
-        <w:rPr>
-          <w:rFonts w:hint="eastAsia"/>
-        </w:rPr>
-      </w:pPr>
-    </w:p>
-    <w:p>
-      <w:pPr>
-        <w:rPr>
-          <w:rFonts w:hint="eastAsia"/>
-        </w:rPr>
-      </w:pPr>
-    </w:p>
-    <w:p>
-      <w:pPr>
-        <w:rPr>
-          <w:rFonts w:hint="eastAsia"/>
+    <w:p/>
+    <w:p/>
+    <w:p/>
+    <w:p/>
+    <w:p/>
+    <w:p>
+      <w:pPr>
+        <w:rPr>
           <w:sz w:val="30"/>
           <w:szCs w:val="30"/>
         </w:rPr>
@@ -2830,7 +2375,6 @@
     <w:p>
       <w:pPr>
         <w:rPr>
-          <w:rFonts w:hint="eastAsia"/>
           <w:szCs w:val="21"/>
         </w:rPr>
       </w:pPr>
@@ -2853,7 +2397,6 @@
     <w:p>
       <w:pPr>
         <w:rPr>
-          <w:rFonts w:hint="eastAsia"/>
           <w:szCs w:val="21"/>
         </w:rPr>
       </w:pPr>
@@ -2895,7 +2438,6 @@
     <w:p>
       <w:pPr>
         <w:rPr>
-          <w:rFonts w:hint="eastAsia"/>
           <w:szCs w:val="21"/>
         </w:rPr>
       </w:pPr>
@@ -2953,7 +2495,6 @@
           <w:numId w:val="1"/>
         </w:numPr>
         <w:rPr>
-          <w:rFonts w:hint="eastAsia"/>
           <w:szCs w:val="21"/>
         </w:rPr>
       </w:pPr>
@@ -2992,7 +2533,6 @@
           <w:numId w:val="1"/>
         </w:numPr>
         <w:rPr>
-          <w:rFonts w:hint="eastAsia"/>
           <w:szCs w:val="21"/>
         </w:rPr>
       </w:pPr>
@@ -3028,7 +2568,6 @@
     <w:p>
       <w:pPr>
         <w:rPr>
-          <w:rFonts w:hint="eastAsia"/>
           <w:szCs w:val="21"/>
         </w:rPr>
       </w:pPr>
@@ -3069,7 +2608,6 @@
     <w:p>
       <w:pPr>
         <w:rPr>
-          <w:rFonts w:hint="eastAsia"/>
           <w:szCs w:val="21"/>
         </w:rPr>
       </w:pPr>
@@ -3115,7 +2653,6 @@
           <w:numId w:val="2"/>
         </w:numPr>
         <w:rPr>
-          <w:rFonts w:hint="eastAsia"/>
           <w:szCs w:val="21"/>
         </w:rPr>
       </w:pPr>
@@ -3133,7 +2670,6 @@
           <w:numId w:val="2"/>
         </w:numPr>
         <w:rPr>
-          <w:rFonts w:hint="eastAsia"/>
           <w:szCs w:val="21"/>
         </w:rPr>
       </w:pPr>
@@ -3151,7 +2687,6 @@
           <w:numId w:val="2"/>
         </w:numPr>
         <w:rPr>
-          <w:rFonts w:hint="eastAsia"/>
           <w:szCs w:val="21"/>
         </w:rPr>
       </w:pPr>
@@ -3166,20 +2701,19 @@
         <w:rPr>
           <w:szCs w:val="21"/>
         </w:rPr>
-        <w:t>至传统</w:t>
+        <w:t>至传统安</w:t>
       </w:r>
       <w:proofErr w:type="gramEnd"/>
       <w:r>
         <w:rPr>
           <w:szCs w:val="21"/>
         </w:rPr>
-        <w:t>安保体系的1/20</w:t>
-      </w:r>
-    </w:p>
-    <w:p>
-      <w:pPr>
-        <w:rPr>
-          <w:rFonts w:hint="eastAsia"/>
+        <w:t>保体系的1/20</w:t>
+      </w:r>
+    </w:p>
+    <w:p>
+      <w:pPr>
+        <w:rPr>
           <w:szCs w:val="21"/>
         </w:rPr>
       </w:pPr>
@@ -3195,23 +2729,20 @@
     <w:p>
       <w:pPr>
         <w:rPr>
-          <w:rFonts w:hint="eastAsia"/>
-          <w:szCs w:val="21"/>
-        </w:rPr>
-      </w:pPr>
-    </w:p>
-    <w:p>
-      <w:pPr>
-        <w:rPr>
-          <w:rFonts w:hint="eastAsia"/>
-          <w:szCs w:val="21"/>
-        </w:rPr>
-      </w:pPr>
-    </w:p>
-    <w:p>
-      <w:pPr>
-        <w:rPr>
-          <w:rFonts w:hint="eastAsia"/>
+          <w:szCs w:val="21"/>
+        </w:rPr>
+      </w:pPr>
+    </w:p>
+    <w:p>
+      <w:pPr>
+        <w:rPr>
+          <w:szCs w:val="21"/>
+        </w:rPr>
+      </w:pPr>
+    </w:p>
+    <w:p>
+      <w:pPr>
+        <w:rPr>
           <w:szCs w:val="21"/>
         </w:rPr>
       </w:pPr>
@@ -3236,7 +2767,6 @@
     <w:p>
       <w:pPr>
         <w:rPr>
-          <w:rFonts w:hint="eastAsia"/>
           <w:szCs w:val="21"/>
         </w:rPr>
       </w:pPr>
@@ -3268,7 +2798,6 @@
           <w:numId w:val="3"/>
         </w:numPr>
         <w:rPr>
-          <w:rFonts w:hint="eastAsia"/>
           <w:szCs w:val="21"/>
         </w:rPr>
       </w:pPr>
@@ -3294,7 +2823,6 @@
           <w:numId w:val="3"/>
         </w:numPr>
         <w:rPr>
-          <w:rFonts w:hint="eastAsia"/>
           <w:szCs w:val="21"/>
         </w:rPr>
       </w:pPr>
@@ -3320,7 +2848,6 @@
           <w:numId w:val="3"/>
         </w:numPr>
         <w:rPr>
-          <w:rFonts w:hint="eastAsia"/>
           <w:szCs w:val="21"/>
         </w:rPr>
       </w:pPr>
@@ -3338,7 +2865,6 @@
           <w:numId w:val="3"/>
         </w:numPr>
         <w:rPr>
-          <w:rFonts w:hint="eastAsia"/>
           <w:szCs w:val="21"/>
         </w:rPr>
       </w:pPr>
@@ -3352,7 +2878,6 @@
     <w:p>
       <w:pPr>
         <w:rPr>
-          <w:rFonts w:hint="eastAsia"/>
           <w:szCs w:val="21"/>
         </w:rPr>
       </w:pPr>
@@ -3401,7 +2926,6 @@
     <w:p>
       <w:pPr>
         <w:rPr>
-          <w:rFonts w:hint="eastAsia"/>
           <w:szCs w:val="21"/>
         </w:rPr>
       </w:pPr>
@@ -3419,10 +2943,10 @@
           <w:numId w:val="4"/>
         </w:numPr>
         <w:rPr>
-          <w:rFonts w:hint="eastAsia"/>
-          <w:szCs w:val="21"/>
-        </w:rPr>
-      </w:pPr>
+          <w:szCs w:val="21"/>
+        </w:rPr>
+      </w:pPr>
+      <w:bookmarkStart w:id="0" w:name="OLE_LINK19"/>
       <w:r>
         <w:rPr>
           <w:szCs w:val="21"/>
@@ -3437,7 +2961,6 @@
           <w:numId w:val="4"/>
         </w:numPr>
         <w:rPr>
-          <w:rFonts w:hint="eastAsia"/>
           <w:szCs w:val="21"/>
         </w:rPr>
       </w:pPr>
@@ -3455,7 +2978,6 @@
           <w:numId w:val="4"/>
         </w:numPr>
         <w:rPr>
-          <w:rFonts w:hint="eastAsia"/>
           <w:szCs w:val="21"/>
         </w:rPr>
       </w:pPr>
@@ -3469,10 +2991,11 @@
     <w:p>
       <w:pPr>
         <w:rPr>
-          <w:rFonts w:hint="eastAsia"/>
-          <w:szCs w:val="21"/>
-        </w:rPr>
-      </w:pPr>
+          <w:szCs w:val="21"/>
+        </w:rPr>
+      </w:pPr>
+      <w:bookmarkStart w:id="1" w:name="OLE_LINK20"/>
+      <w:bookmarkEnd w:id="0"/>
       <w:r>
         <w:rPr>
           <w:b/>
@@ -3488,18 +3011,17 @@
         <w:t>: Expedite fourth batch substrate acquisition prioritizing combat-experienced special forces veterans.</w:t>
       </w:r>
     </w:p>
-    <w:p>
-      <w:pPr>
-        <w:rPr>
-          <w:rFonts w:hint="eastAsia"/>
-          <w:szCs w:val="21"/>
-        </w:rPr>
-      </w:pPr>
-    </w:p>
-    <w:p>
-      <w:pPr>
-        <w:rPr>
-          <w:rFonts w:hint="eastAsia"/>
+    <w:bookmarkEnd w:id="1"/>
+    <w:p>
+      <w:pPr>
+        <w:rPr>
+          <w:szCs w:val="21"/>
+        </w:rPr>
+      </w:pPr>
+    </w:p>
+    <w:p>
+      <w:pPr>
+        <w:rPr>
           <w:szCs w:val="21"/>
         </w:rPr>
       </w:pPr>
@@ -3514,7 +3036,6 @@
     <w:p>
       <w:pPr>
         <w:rPr>
-          <w:rFonts w:hint="eastAsia"/>
           <w:szCs w:val="21"/>
         </w:rPr>
       </w:pPr>
@@ -3539,7 +3060,6 @@
     <w:p>
       <w:pPr>
         <w:rPr>
-          <w:rFonts w:hint="eastAsia"/>
           <w:szCs w:val="21"/>
         </w:rPr>
       </w:pPr>
@@ -3595,7 +3115,6 @@
           <w:numId w:val="5"/>
         </w:numPr>
         <w:rPr>
-          <w:rFonts w:hint="eastAsia"/>
           <w:szCs w:val="21"/>
         </w:rPr>
       </w:pPr>
@@ -3613,7 +3132,6 @@
           <w:numId w:val="5"/>
         </w:numPr>
         <w:rPr>
-          <w:rFonts w:hint="eastAsia"/>
           <w:szCs w:val="21"/>
         </w:rPr>
       </w:pPr>
@@ -3631,7 +3149,6 @@
           <w:numId w:val="5"/>
         </w:numPr>
         <w:rPr>
-          <w:rFonts w:hint="eastAsia"/>
           <w:szCs w:val="21"/>
         </w:rPr>
       </w:pPr>
@@ -3649,7 +3166,6 @@
           <w:numId w:val="5"/>
         </w:numPr>
         <w:rPr>
-          <w:rFonts w:hint="eastAsia"/>
           <w:szCs w:val="21"/>
         </w:rPr>
       </w:pPr>
@@ -3663,7 +3179,6 @@
     <w:p>
       <w:pPr>
         <w:rPr>
-          <w:rFonts w:hint="eastAsia"/>
           <w:szCs w:val="21"/>
         </w:rPr>
       </w:pPr>
@@ -3689,7 +3204,6 @@
     <w:p>
       <w:pPr>
         <w:rPr>
-          <w:rFonts w:hint="eastAsia"/>
           <w:szCs w:val="21"/>
         </w:rPr>
       </w:pPr>
@@ -3729,7 +3243,6 @@
           <w:numId w:val="6"/>
         </w:numPr>
         <w:rPr>
-          <w:rFonts w:hint="eastAsia"/>
           <w:szCs w:val="21"/>
         </w:rPr>
       </w:pPr>
@@ -3761,7 +3274,6 @@
           <w:numId w:val="6"/>
         </w:numPr>
         <w:rPr>
-          <w:rFonts w:hint="eastAsia"/>
           <w:szCs w:val="21"/>
         </w:rPr>
       </w:pPr>
@@ -3779,7 +3291,6 @@
           <w:numId w:val="6"/>
         </w:numPr>
         <w:rPr>
-          <w:rFonts w:hint="eastAsia"/>
           <w:szCs w:val="21"/>
         </w:rPr>
       </w:pPr>
@@ -3793,18 +3304,17 @@
     <w:p>
       <w:pPr>
         <w:rPr>
-          <w:rFonts w:hint="eastAsia"/>
-          <w:szCs w:val="21"/>
-        </w:rPr>
-      </w:pPr>
-    </w:p>
-    <w:p>
-      <w:pPr>
-        <w:rPr>
-          <w:rFonts w:hint="eastAsia"/>
-          <w:szCs w:val="21"/>
-        </w:rPr>
-      </w:pPr>
+          <w:szCs w:val="21"/>
+        </w:rPr>
+      </w:pPr>
+    </w:p>
+    <w:p>
+      <w:pPr>
+        <w:rPr>
+          <w:szCs w:val="21"/>
+        </w:rPr>
+      </w:pPr>
+      <w:bookmarkStart w:id="2" w:name="OLE_LINK7"/>
       <w:r>
         <w:rPr>
           <w:b/>
@@ -3813,6 +3323,7 @@
         </w:rPr>
         <w:t>Project ID: Eden-2</w:t>
       </w:r>
+      <w:bookmarkEnd w:id="2"/>
       <w:r>
         <w:rPr>
           <w:b/>
@@ -3826,7 +3337,6 @@
     <w:p>
       <w:pPr>
         <w:rPr>
-          <w:rFonts w:hint="eastAsia"/>
           <w:szCs w:val="21"/>
         </w:rPr>
       </w:pPr>
@@ -3882,7 +3392,6 @@
           <w:numId w:val="7"/>
         </w:numPr>
         <w:rPr>
-          <w:rFonts w:hint="eastAsia"/>
           <w:szCs w:val="21"/>
         </w:rPr>
       </w:pPr>
@@ -3900,15 +3409,28 @@
           <w:numId w:val="7"/>
         </w:numPr>
         <w:rPr>
-          <w:rFonts w:hint="eastAsia"/>
-          <w:szCs w:val="21"/>
-        </w:rPr>
-      </w:pPr>
-      <w:r>
-        <w:rPr>
-          <w:szCs w:val="21"/>
-        </w:rPr>
-        <w:t>Consciousness fragments uploaded to "Verrp" cloud exhibited illogical recombination manifesting as:</w:t>
+          <w:szCs w:val="21"/>
+        </w:rPr>
+      </w:pPr>
+      <w:r>
+        <w:rPr>
+          <w:szCs w:val="21"/>
+        </w:rPr>
+        <w:t>Consciousness fragments uploaded to "</w:t>
+      </w:r>
+      <w:proofErr w:type="spellStart"/>
+      <w:r>
+        <w:rPr>
+          <w:szCs w:val="21"/>
+        </w:rPr>
+        <w:t>Verrp</w:t>
+      </w:r>
+      <w:proofErr w:type="spellEnd"/>
+      <w:r>
+        <w:rPr>
+          <w:szCs w:val="21"/>
+        </w:rPr>
+        <w:t>" cloud exhibited illogical recombination manifesting as:</w:t>
       </w:r>
     </w:p>
     <w:p>
@@ -3918,7 +3440,6 @@
           <w:numId w:val="7"/>
         </w:numPr>
         <w:rPr>
-          <w:rFonts w:hint="eastAsia"/>
           <w:szCs w:val="21"/>
         </w:rPr>
       </w:pPr>
@@ -3936,7 +3457,6 @@
           <w:numId w:val="7"/>
         </w:numPr>
         <w:rPr>
-          <w:rFonts w:hint="eastAsia"/>
           <w:szCs w:val="21"/>
         </w:rPr>
       </w:pPr>
@@ -3950,7 +3470,6 @@
     <w:p>
       <w:pPr>
         <w:rPr>
-          <w:rFonts w:hint="eastAsia"/>
           <w:szCs w:val="21"/>
         </w:rPr>
       </w:pPr>
@@ -3976,7 +3495,6 @@
     <w:p>
       <w:pPr>
         <w:rPr>
-          <w:rFonts w:hint="eastAsia"/>
           <w:szCs w:val="21"/>
         </w:rPr>
       </w:pPr>
@@ -4002,10 +3520,10 @@
           <w:numId w:val="8"/>
         </w:numPr>
         <w:rPr>
-          <w:rFonts w:hint="eastAsia"/>
-          <w:szCs w:val="21"/>
-        </w:rPr>
-      </w:pPr>
+          <w:szCs w:val="21"/>
+        </w:rPr>
+      </w:pPr>
+      <w:bookmarkStart w:id="3" w:name="OLE_LINK8"/>
       <w:r>
         <w:rPr>
           <w:szCs w:val="21"/>
@@ -4020,7 +3538,6 @@
           <w:numId w:val="8"/>
         </w:numPr>
         <w:rPr>
-          <w:rFonts w:hint="eastAsia"/>
           <w:szCs w:val="21"/>
         </w:rPr>
       </w:pPr>
@@ -4038,7 +3555,6 @@
           <w:numId w:val="8"/>
         </w:numPr>
         <w:rPr>
-          <w:rFonts w:hint="eastAsia"/>
           <w:szCs w:val="21"/>
         </w:rPr>
       </w:pPr>
@@ -4049,20 +3565,19 @@
         <w:t>Cognitively impaired individuals (Alzheimer's stage ≤ III)</w:t>
       </w:r>
     </w:p>
-    <w:p>
-      <w:pPr>
-        <w:rPr>
-          <w:rFonts w:hint="eastAsia"/>
-          <w:b/>
-          <w:bCs/>
-          <w:szCs w:val="21"/>
-        </w:rPr>
-      </w:pPr>
-    </w:p>
-    <w:p>
-      <w:pPr>
-        <w:rPr>
-          <w:rFonts w:hint="eastAsia"/>
+    <w:bookmarkEnd w:id="3"/>
+    <w:p>
+      <w:pPr>
+        <w:rPr>
+          <w:b/>
+          <w:bCs/>
+          <w:szCs w:val="21"/>
+        </w:rPr>
+      </w:pPr>
+    </w:p>
+    <w:p>
+      <w:pPr>
+        <w:rPr>
           <w:szCs w:val="21"/>
         </w:rPr>
       </w:pPr>
@@ -4084,17 +3599,15 @@
     <w:p>
       <w:pPr>
         <w:rPr>
-          <w:rFonts w:hint="eastAsia"/>
-          <w:b/>
-          <w:bCs/>
-          <w:szCs w:val="21"/>
-        </w:rPr>
-      </w:pPr>
-    </w:p>
-    <w:p>
-      <w:pPr>
-        <w:rPr>
-          <w:rFonts w:hint="eastAsia"/>
+          <w:b/>
+          <w:bCs/>
+          <w:szCs w:val="21"/>
+        </w:rPr>
+      </w:pPr>
+    </w:p>
+    <w:p>
+      <w:pPr>
+        <w:rPr>
           <w:b/>
           <w:bCs/>
           <w:szCs w:val="21"/>
@@ -4174,7 +3687,6 @@
     <w:p>
       <w:pPr>
         <w:rPr>
-          <w:rFonts w:hint="eastAsia"/>
           <w:b/>
           <w:bCs/>
           <w:szCs w:val="21"/>
@@ -4210,7 +3722,6 @@
     <w:p>
       <w:pPr>
         <w:rPr>
-          <w:rFonts w:hint="eastAsia"/>
           <w:b/>
           <w:bCs/>
           <w:szCs w:val="21"/>
@@ -4232,7 +3743,6 @@
           <w:numId w:val="12"/>
         </w:numPr>
         <w:rPr>
-          <w:rFonts w:hint="eastAsia"/>
           <w:b/>
           <w:bCs/>
           <w:szCs w:val="21"/>
@@ -4254,7 +3764,6 @@
           <w:numId w:val="12"/>
         </w:numPr>
         <w:rPr>
-          <w:rFonts w:hint="eastAsia"/>
           <w:b/>
           <w:bCs/>
           <w:szCs w:val="21"/>
@@ -4276,7 +3785,6 @@
           <w:numId w:val="12"/>
         </w:numPr>
         <w:rPr>
-          <w:rFonts w:hint="eastAsia"/>
           <w:b/>
           <w:bCs/>
           <w:szCs w:val="21"/>
@@ -4294,7 +3802,6 @@
     <w:p>
       <w:pPr>
         <w:rPr>
-          <w:rFonts w:hint="eastAsia"/>
           <w:b/>
           <w:bCs/>
           <w:szCs w:val="21"/>
@@ -4366,7 +3873,6 @@
     <w:p>
       <w:pPr>
         <w:rPr>
-          <w:rFonts w:hint="eastAsia"/>
           <w:b/>
           <w:bCs/>
           <w:szCs w:val="21"/>
@@ -4402,27 +3908,42 @@
     <w:p>
       <w:pPr>
         <w:rPr>
-          <w:rFonts w:hint="eastAsia"/>
-          <w:b/>
-          <w:bCs/>
-          <w:szCs w:val="21"/>
-        </w:rPr>
-      </w:pPr>
-    </w:p>
-    <w:p>
-      <w:pPr>
-        <w:rPr>
-          <w:rFonts w:hint="eastAsia"/>
-          <w:szCs w:val="21"/>
-        </w:rPr>
-      </w:pPr>
-      <w:r>
-        <w:rPr>
-          <w:b/>
-          <w:bCs/>
-          <w:szCs w:val="21"/>
-        </w:rPr>
-        <w:t>Subject: Critical Path Acceleration Required - Eden Project</w:t>
+          <w:b/>
+          <w:bCs/>
+          <w:szCs w:val="21"/>
+        </w:rPr>
+      </w:pPr>
+    </w:p>
+    <w:p>
+      <w:pPr>
+        <w:rPr>
+          <w:szCs w:val="21"/>
+        </w:rPr>
+      </w:pPr>
+      <w:r>
+        <w:rPr>
+          <w:b/>
+          <w:bCs/>
+          <w:szCs w:val="21"/>
+        </w:rPr>
+        <w:t>Subject: Eden</w:t>
+      </w:r>
+      <w:r>
+        <w:rPr>
+          <w:rFonts w:hint="eastAsia"/>
+          <w:b/>
+          <w:bCs/>
+          <w:szCs w:val="21"/>
+        </w:rPr>
+        <w:t>-4</w:t>
+      </w:r>
+      <w:r>
+        <w:rPr>
+          <w:b/>
+          <w:bCs/>
+          <w:szCs w:val="21"/>
+        </w:rPr>
+        <w:t xml:space="preserve"> Project</w:t>
       </w:r>
       <w:r>
         <w:rPr>
@@ -4459,10 +3980,10 @@
     <w:p>
       <w:pPr>
         <w:rPr>
-          <w:rFonts w:hint="eastAsia"/>
-          <w:szCs w:val="21"/>
-        </w:rPr>
-      </w:pPr>
+          <w:szCs w:val="21"/>
+        </w:rPr>
+      </w:pPr>
+      <w:bookmarkStart w:id="4" w:name="OLE_LINK2"/>
       <w:r>
         <w:rPr>
           <w:szCs w:val="21"/>
@@ -4473,10 +3994,11 @@
     <w:p>
       <w:pPr>
         <w:rPr>
-          <w:rFonts w:hint="eastAsia"/>
-          <w:szCs w:val="21"/>
-        </w:rPr>
-      </w:pPr>
+          <w:szCs w:val="21"/>
+        </w:rPr>
+      </w:pPr>
+      <w:bookmarkStart w:id="5" w:name="OLE_LINK3"/>
+      <w:bookmarkEnd w:id="4"/>
       <w:r>
         <w:rPr>
           <w:szCs w:val="21"/>
@@ -4497,6 +4019,7 @@
         </w:rPr>
         <w:t>:</w:t>
       </w:r>
+      <w:bookmarkEnd w:id="5"/>
     </w:p>
     <w:p>
       <w:pPr>
@@ -4505,10 +4028,10 @@
           <w:numId w:val="11"/>
         </w:numPr>
         <w:rPr>
-          <w:rFonts w:hint="eastAsia"/>
-          <w:szCs w:val="21"/>
-        </w:rPr>
-      </w:pPr>
+          <w:szCs w:val="21"/>
+        </w:rPr>
+      </w:pPr>
+      <w:bookmarkStart w:id="6" w:name="OLE_LINK4"/>
       <w:r>
         <w:rPr>
           <w:b/>
@@ -4531,10 +4054,11 @@
           <w:numId w:val="11"/>
         </w:numPr>
         <w:rPr>
-          <w:rFonts w:hint="eastAsia"/>
-          <w:szCs w:val="21"/>
-        </w:rPr>
-      </w:pPr>
+          <w:szCs w:val="21"/>
+        </w:rPr>
+      </w:pPr>
+      <w:bookmarkStart w:id="7" w:name="OLE_LINK5"/>
+      <w:bookmarkEnd w:id="6"/>
       <w:r>
         <w:rPr>
           <w:b/>
@@ -4557,7 +4081,6 @@
           <w:numId w:val="11"/>
         </w:numPr>
         <w:rPr>
-          <w:rFonts w:hint="eastAsia"/>
           <w:szCs w:val="21"/>
         </w:rPr>
       </w:pPr>
@@ -4579,10 +4102,11 @@
     <w:p>
       <w:pPr>
         <w:rPr>
-          <w:rFonts w:hint="eastAsia"/>
-          <w:szCs w:val="21"/>
-        </w:rPr>
-      </w:pPr>
+          <w:szCs w:val="21"/>
+        </w:rPr>
+      </w:pPr>
+      <w:bookmarkStart w:id="8" w:name="OLE_LINK6"/>
+      <w:bookmarkEnd w:id="7"/>
       <w:r>
         <w:rPr>
           <w:szCs w:val="21"/>
@@ -4593,7 +4117,6 @@
     <w:p>
       <w:pPr>
         <w:rPr>
-          <w:rFonts w:hint="eastAsia"/>
           <w:szCs w:val="21"/>
         </w:rPr>
       </w:pPr>
@@ -4618,18 +4141,17 @@
         <w:t>.</w:t>
       </w:r>
     </w:p>
-    <w:p>
-      <w:pPr>
-        <w:rPr>
-          <w:rFonts w:hint="eastAsia"/>
-          <w:szCs w:val="21"/>
-        </w:rPr>
-      </w:pPr>
-    </w:p>
-    <w:p>
-      <w:pPr>
-        <w:rPr>
-          <w:rFonts w:hint="eastAsia"/>
+    <w:bookmarkEnd w:id="8"/>
+    <w:p>
+      <w:pPr>
+        <w:rPr>
+          <w:szCs w:val="21"/>
+        </w:rPr>
+      </w:pPr>
+    </w:p>
+    <w:p>
+      <w:pPr>
+        <w:rPr>
           <w:szCs w:val="21"/>
         </w:rPr>
       </w:pPr>
@@ -4644,7 +4166,6 @@
     <w:p>
       <w:pPr>
         <w:rPr>
-          <w:rFonts w:hint="eastAsia"/>
           <w:szCs w:val="21"/>
         </w:rPr>
       </w:pPr>
@@ -4658,7 +4179,6 @@
     <w:p>
       <w:pPr>
         <w:rPr>
-          <w:rFonts w:hint="eastAsia"/>
           <w:szCs w:val="21"/>
         </w:rPr>
       </w:pPr>
@@ -4686,7 +4206,6 @@
     <w:p>
       <w:pPr>
         <w:rPr>
-          <w:rFonts w:hint="eastAsia"/>
           <w:szCs w:val="21"/>
         </w:rPr>
       </w:pPr>
@@ -4707,7 +4226,6 @@
     <w:p>
       <w:pPr>
         <w:rPr>
-          <w:rFonts w:hint="eastAsia"/>
           <w:szCs w:val="21"/>
         </w:rPr>
       </w:pPr>
@@ -4728,7 +4246,6 @@
     <w:p>
       <w:pPr>
         <w:rPr>
-          <w:rFonts w:hint="eastAsia"/>
           <w:szCs w:val="21"/>
         </w:rPr>
       </w:pPr>
@@ -4749,7 +4266,6 @@
     <w:p>
       <w:pPr>
         <w:rPr>
-          <w:rFonts w:hint="eastAsia"/>
           <w:szCs w:val="21"/>
         </w:rPr>
       </w:pPr>
@@ -4770,7 +4286,6 @@
     <w:p>
       <w:pPr>
         <w:rPr>
-          <w:rFonts w:hint="eastAsia"/>
           <w:szCs w:val="21"/>
         </w:rPr>
       </w:pPr>
@@ -4791,7 +4306,6 @@
     <w:p>
       <w:pPr>
         <w:rPr>
-          <w:rFonts w:hint="eastAsia"/>
           <w:szCs w:val="21"/>
         </w:rPr>
       </w:pPr>
@@ -4812,7 +4326,6 @@
     <w:p>
       <w:pPr>
         <w:rPr>
-          <w:rFonts w:hint="eastAsia"/>
           <w:szCs w:val="21"/>
         </w:rPr>
       </w:pPr>
@@ -4826,7 +4339,6 @@
     <w:p>
       <w:pPr>
         <w:rPr>
-          <w:rFonts w:hint="eastAsia"/>
           <w:szCs w:val="21"/>
         </w:rPr>
       </w:pPr>
@@ -4841,7 +4353,6 @@
     <w:p>
       <w:pPr>
         <w:rPr>
-          <w:rFonts w:hint="eastAsia"/>
           <w:szCs w:val="21"/>
         </w:rPr>
       </w:pPr>
@@ -4855,7 +4366,6 @@
     <w:p>
       <w:pPr>
         <w:rPr>
-          <w:rFonts w:hint="eastAsia"/>
           <w:szCs w:val="21"/>
         </w:rPr>
       </w:pPr>
@@ -4883,7 +4393,6 @@
     <w:p>
       <w:pPr>
         <w:rPr>
-          <w:rFonts w:hint="eastAsia"/>
           <w:szCs w:val="21"/>
         </w:rPr>
       </w:pPr>
@@ -4897,15 +4406,13 @@
     <w:p>
       <w:pPr>
         <w:rPr>
-          <w:rFonts w:hint="eastAsia"/>
-          <w:szCs w:val="21"/>
-        </w:rPr>
-      </w:pPr>
-    </w:p>
-    <w:p>
-      <w:pPr>
-        <w:rPr>
-          <w:rFonts w:hint="eastAsia"/>
+          <w:szCs w:val="21"/>
+        </w:rPr>
+      </w:pPr>
+    </w:p>
+    <w:p>
+      <w:pPr>
+        <w:rPr>
           <w:szCs w:val="21"/>
         </w:rPr>
       </w:pPr>
@@ -4935,7 +4442,6 @@
     <w:p>
       <w:pPr>
         <w:rPr>
-          <w:rFonts w:hint="eastAsia"/>
           <w:szCs w:val="21"/>
         </w:rPr>
       </w:pPr>
@@ -4963,7 +4469,6 @@
     <w:p>
       <w:pPr>
         <w:rPr>
-          <w:rFonts w:hint="eastAsia"/>
           <w:b/>
           <w:bCs/>
           <w:szCs w:val="21"/>
@@ -4981,7 +4486,6 @@
     <w:p>
       <w:pPr>
         <w:rPr>
-          <w:rFonts w:hint="eastAsia"/>
           <w:szCs w:val="21"/>
         </w:rPr>
       </w:pPr>
@@ -5001,7 +4505,6 @@
           <w:numId w:val="13"/>
         </w:numPr>
         <w:rPr>
-          <w:rFonts w:hint="eastAsia"/>
           <w:szCs w:val="21"/>
         </w:rPr>
       </w:pPr>
@@ -5019,7 +4522,6 @@
           <w:numId w:val="13"/>
         </w:numPr>
         <w:rPr>
-          <w:rFonts w:hint="eastAsia"/>
           <w:szCs w:val="21"/>
         </w:rPr>
       </w:pPr>
@@ -5033,7 +4535,6 @@
     <w:p>
       <w:pPr>
         <w:rPr>
-          <w:rFonts w:hint="eastAsia"/>
           <w:szCs w:val="21"/>
         </w:rPr>
       </w:pPr>
@@ -5053,7 +4554,6 @@
           <w:numId w:val="14"/>
         </w:numPr>
         <w:rPr>
-          <w:rFonts w:hint="eastAsia"/>
           <w:szCs w:val="21"/>
         </w:rPr>
       </w:pPr>
@@ -5071,7 +4571,6 @@
           <w:numId w:val="14"/>
         </w:numPr>
         <w:rPr>
-          <w:rFonts w:hint="eastAsia"/>
           <w:szCs w:val="21"/>
         </w:rPr>
       </w:pPr>
@@ -5085,7 +4584,6 @@
     <w:p>
       <w:pPr>
         <w:rPr>
-          <w:rFonts w:hint="eastAsia"/>
           <w:szCs w:val="21"/>
         </w:rPr>
       </w:pPr>
@@ -5103,7 +4601,6 @@
           <w:numId w:val="15"/>
         </w:numPr>
         <w:rPr>
-          <w:rFonts w:hint="eastAsia"/>
           <w:szCs w:val="21"/>
         </w:rPr>
       </w:pPr>
@@ -5121,7 +4618,6 @@
           <w:numId w:val="15"/>
         </w:numPr>
         <w:rPr>
-          <w:rFonts w:hint="eastAsia"/>
           <w:szCs w:val="21"/>
         </w:rPr>
       </w:pPr>
@@ -5139,7 +4635,6 @@
           <w:numId w:val="15"/>
         </w:numPr>
         <w:rPr>
-          <w:rFonts w:hint="eastAsia"/>
           <w:szCs w:val="21"/>
         </w:rPr>
       </w:pPr>
@@ -5167,7 +4662,6 @@
     <w:p>
       <w:pPr>
         <w:rPr>
-          <w:rFonts w:hint="eastAsia"/>
           <w:szCs w:val="21"/>
         </w:rPr>
       </w:pPr>
@@ -5189,23 +4683,20 @@
     <w:p>
       <w:pPr>
         <w:rPr>
-          <w:rFonts w:hint="eastAsia"/>
-          <w:szCs w:val="21"/>
-        </w:rPr>
-      </w:pPr>
-    </w:p>
-    <w:p>
-      <w:pPr>
-        <w:rPr>
-          <w:rFonts w:hint="eastAsia"/>
-          <w:szCs w:val="21"/>
-        </w:rPr>
-      </w:pPr>
-    </w:p>
-    <w:p>
-      <w:pPr>
-        <w:rPr>
-          <w:rFonts w:hint="eastAsia"/>
+          <w:szCs w:val="21"/>
+        </w:rPr>
+      </w:pPr>
+    </w:p>
+    <w:p>
+      <w:pPr>
+        <w:rPr>
+          <w:szCs w:val="21"/>
+        </w:rPr>
+      </w:pPr>
+    </w:p>
+    <w:p>
+      <w:pPr>
+        <w:rPr>
           <w:szCs w:val="21"/>
         </w:rPr>
       </w:pPr>
@@ -5220,7 +4711,6 @@
     <w:p>
       <w:pPr>
         <w:rPr>
-          <w:rFonts w:hint="eastAsia"/>
           <w:szCs w:val="21"/>
         </w:rPr>
       </w:pPr>
@@ -5267,7 +4757,6 @@
     <w:p>
       <w:pPr>
         <w:rPr>
-          <w:rFonts w:hint="eastAsia"/>
           <w:szCs w:val="21"/>
         </w:rPr>
       </w:pPr>
@@ -5299,7 +4788,6 @@
           <w:numId w:val="9"/>
         </w:numPr>
         <w:rPr>
-          <w:rFonts w:hint="eastAsia"/>
           <w:szCs w:val="21"/>
         </w:rPr>
       </w:pPr>
@@ -5335,7 +4823,6 @@
           <w:numId w:val="9"/>
         </w:numPr>
         <w:rPr>
-          <w:rFonts w:hint="eastAsia"/>
           <w:szCs w:val="21"/>
         </w:rPr>
       </w:pPr>
@@ -5361,7 +4848,6 @@
           <w:numId w:val="9"/>
         </w:numPr>
         <w:rPr>
-          <w:rFonts w:hint="eastAsia"/>
           <w:szCs w:val="21"/>
         </w:rPr>
       </w:pPr>
@@ -5379,7 +4865,6 @@
           <w:numId w:val="9"/>
         </w:numPr>
         <w:rPr>
-          <w:rFonts w:hint="eastAsia"/>
           <w:szCs w:val="21"/>
         </w:rPr>
       </w:pPr>
@@ -5397,7 +4882,6 @@
           <w:numId w:val="9"/>
         </w:numPr>
         <w:rPr>
-          <w:rFonts w:hint="eastAsia"/>
           <w:szCs w:val="21"/>
         </w:rPr>
       </w:pPr>
@@ -5417,7 +4901,6 @@
           <w:numId w:val="9"/>
         </w:numPr>
         <w:rPr>
-          <w:rFonts w:hint="eastAsia"/>
           <w:szCs w:val="21"/>
         </w:rPr>
       </w:pPr>
@@ -5435,7 +4918,6 @@
           <w:numId w:val="9"/>
         </w:numPr>
         <w:rPr>
-          <w:rFonts w:hint="eastAsia"/>
           <w:szCs w:val="21"/>
         </w:rPr>
       </w:pPr>
@@ -5453,7 +4935,6 @@
           <w:numId w:val="9"/>
         </w:numPr>
         <w:rPr>
-          <w:rFonts w:hint="eastAsia"/>
           <w:szCs w:val="21"/>
         </w:rPr>
       </w:pPr>
@@ -5468,7 +4949,6 @@
     <w:p>
       <w:pPr>
         <w:rPr>
-          <w:rFonts w:hint="eastAsia"/>
           <w:szCs w:val="21"/>
         </w:rPr>
       </w:pPr>
@@ -5508,7 +4988,6 @@
     <w:p>
       <w:pPr>
         <w:rPr>
-          <w:rFonts w:hint="eastAsia"/>
           <w:szCs w:val="21"/>
         </w:rPr>
       </w:pPr>
@@ -5557,16 +5036,25 @@
           <w:bCs/>
           <w:szCs w:val="21"/>
         </w:rPr>
-        <w:t>-09</w:t>
-      </w:r>
-    </w:p>
-    <w:p>
-      <w:pPr>
-        <w:rPr>
-          <w:rFonts w:hint="eastAsia"/>
-          <w:szCs w:val="21"/>
-        </w:rPr>
-      </w:pPr>
+        <w:t>-0</w:t>
+      </w:r>
+      <w:r>
+        <w:rPr>
+          <w:rFonts w:hint="eastAsia"/>
+          <w:b/>
+          <w:bCs/>
+          <w:szCs w:val="21"/>
+        </w:rPr>
+        <w:t>6</w:t>
+      </w:r>
+    </w:p>
+    <w:p>
+      <w:pPr>
+        <w:rPr>
+          <w:szCs w:val="21"/>
+        </w:rPr>
+      </w:pPr>
+      <w:bookmarkStart w:id="9" w:name="OLE_LINK9"/>
       <w:r>
         <w:rPr>
           <w:szCs w:val="21"/>
@@ -5595,10 +5083,11 @@
           <w:numId w:val="10"/>
         </w:numPr>
         <w:rPr>
-          <w:rFonts w:hint="eastAsia"/>
-          <w:szCs w:val="21"/>
-        </w:rPr>
-      </w:pPr>
+          <w:szCs w:val="21"/>
+        </w:rPr>
+      </w:pPr>
+      <w:bookmarkStart w:id="10" w:name="OLE_LINK10"/>
+      <w:bookmarkEnd w:id="9"/>
       <w:r>
         <w:rPr>
           <w:b/>
@@ -5631,7 +5120,6 @@
           <w:numId w:val="10"/>
         </w:numPr>
         <w:rPr>
-          <w:rFonts w:hint="eastAsia"/>
           <w:szCs w:val="21"/>
         </w:rPr>
       </w:pPr>
@@ -5649,7 +5137,6 @@
           <w:numId w:val="10"/>
         </w:numPr>
         <w:rPr>
-          <w:rFonts w:hint="eastAsia"/>
           <w:szCs w:val="21"/>
         </w:rPr>
       </w:pPr>
@@ -5667,7 +5154,6 @@
           <w:numId w:val="10"/>
         </w:numPr>
         <w:rPr>
-          <w:rFonts w:hint="eastAsia"/>
           <w:szCs w:val="21"/>
         </w:rPr>
       </w:pPr>
@@ -5685,7 +5171,6 @@
           <w:numId w:val="10"/>
         </w:numPr>
         <w:rPr>
-          <w:rFonts w:hint="eastAsia"/>
           <w:szCs w:val="21"/>
         </w:rPr>
       </w:pPr>
@@ -5705,7 +5190,6 @@
           <w:numId w:val="10"/>
         </w:numPr>
         <w:rPr>
-          <w:rFonts w:hint="eastAsia"/>
           <w:szCs w:val="21"/>
         </w:rPr>
       </w:pPr>
@@ -5737,7 +5221,6 @@
           <w:numId w:val="10"/>
         </w:numPr>
         <w:rPr>
-          <w:rFonts w:hint="eastAsia"/>
           <w:szCs w:val="21"/>
         </w:rPr>
       </w:pPr>
@@ -5755,7 +5238,6 @@
           <w:numId w:val="10"/>
         </w:numPr>
         <w:rPr>
-          <w:rFonts w:hint="eastAsia"/>
           <w:szCs w:val="21"/>
         </w:rPr>
       </w:pPr>
@@ -5769,10 +5251,11 @@
     <w:p>
       <w:pPr>
         <w:rPr>
-          <w:rFonts w:hint="eastAsia"/>
-          <w:szCs w:val="21"/>
-        </w:rPr>
-      </w:pPr>
+          <w:szCs w:val="21"/>
+        </w:rPr>
+      </w:pPr>
+      <w:bookmarkStart w:id="11" w:name="OLE_LINK11"/>
+      <w:bookmarkEnd w:id="10"/>
       <w:r>
         <w:rPr>
           <w:szCs w:val="21"/>
@@ -5792,18 +5275,17 @@
         <w:t xml:space="preserve"> to navigate the Group back to a growth trajectory, while trusting Mr. Anderson will leverage his R&amp;D management expertise on the technological frontline.</w:t>
       </w:r>
     </w:p>
-    <w:p>
-      <w:pPr>
-        <w:rPr>
-          <w:rFonts w:hint="eastAsia"/>
-          <w:szCs w:val="21"/>
-        </w:rPr>
-      </w:pPr>
-    </w:p>
-    <w:p>
-      <w:pPr>
-        <w:rPr>
-          <w:rFonts w:hint="eastAsia"/>
+    <w:bookmarkEnd w:id="11"/>
+    <w:p>
+      <w:pPr>
+        <w:rPr>
+          <w:szCs w:val="21"/>
+        </w:rPr>
+      </w:pPr>
+    </w:p>
+    <w:p>
+      <w:pPr>
+        <w:rPr>
           <w:szCs w:val="21"/>
         </w:rPr>
       </w:pPr>
@@ -5818,15 +5300,13 @@
     <w:p>
       <w:pPr>
         <w:rPr>
-          <w:rFonts w:hint="eastAsia"/>
-          <w:szCs w:val="21"/>
-        </w:rPr>
-      </w:pPr>
-    </w:p>
-    <w:p>
-      <w:pPr>
-        <w:rPr>
-          <w:rFonts w:hint="eastAsia"/>
+          <w:szCs w:val="21"/>
+        </w:rPr>
+      </w:pPr>
+    </w:p>
+    <w:p>
+      <w:pPr>
+        <w:rPr>
           <w:szCs w:val="21"/>
         </w:rPr>
       </w:pPr>
@@ -5847,7 +5327,6 @@
     <w:p>
       <w:pPr>
         <w:rPr>
-          <w:rFonts w:hint="eastAsia"/>
           <w:szCs w:val="21"/>
         </w:rPr>
       </w:pPr>
@@ -5880,15 +5359,13 @@
     <w:p>
       <w:pPr>
         <w:rPr>
-          <w:rFonts w:hint="eastAsia"/>
-          <w:szCs w:val="21"/>
-        </w:rPr>
-      </w:pPr>
-    </w:p>
-    <w:p>
-      <w:pPr>
-        <w:rPr>
-          <w:rFonts w:hint="eastAsia"/>
+          <w:szCs w:val="21"/>
+        </w:rPr>
+      </w:pPr>
+    </w:p>
+    <w:p>
+      <w:pPr>
+        <w:rPr>
           <w:szCs w:val="21"/>
         </w:rPr>
       </w:pPr>
@@ -5949,15 +5426,13 @@
     <w:p>
       <w:pPr>
         <w:rPr>
-          <w:rFonts w:hint="eastAsia"/>
-          <w:szCs w:val="21"/>
-        </w:rPr>
-      </w:pPr>
-    </w:p>
-    <w:p>
-      <w:pPr>
-        <w:rPr>
-          <w:rFonts w:hint="eastAsia"/>
+          <w:szCs w:val="21"/>
+        </w:rPr>
+      </w:pPr>
+    </w:p>
+    <w:p>
+      <w:pPr>
+        <w:rPr>
           <w:szCs w:val="21"/>
         </w:rPr>
       </w:pPr>
@@ -5978,15 +5453,13 @@
     <w:p>
       <w:pPr>
         <w:rPr>
-          <w:rFonts w:hint="eastAsia"/>
-          <w:szCs w:val="21"/>
-        </w:rPr>
-      </w:pPr>
-    </w:p>
-    <w:p>
-      <w:pPr>
-        <w:rPr>
-          <w:rFonts w:hint="eastAsia"/>
+          <w:szCs w:val="21"/>
+        </w:rPr>
+      </w:pPr>
+    </w:p>
+    <w:p>
+      <w:pPr>
+        <w:rPr>
           <w:szCs w:val="21"/>
         </w:rPr>
       </w:pPr>
@@ -6007,15 +5480,13 @@
     <w:p>
       <w:pPr>
         <w:rPr>
-          <w:rFonts w:hint="eastAsia"/>
-          <w:szCs w:val="21"/>
-        </w:rPr>
-      </w:pPr>
-    </w:p>
-    <w:p>
-      <w:pPr>
-        <w:rPr>
-          <w:rFonts w:hint="eastAsia"/>
+          <w:szCs w:val="21"/>
+        </w:rPr>
+      </w:pPr>
+    </w:p>
+    <w:p>
+      <w:pPr>
+        <w:rPr>
           <w:szCs w:val="21"/>
         </w:rPr>
       </w:pPr>
@@ -6036,15 +5507,13 @@
     <w:p>
       <w:pPr>
         <w:rPr>
-          <w:rFonts w:hint="eastAsia"/>
-          <w:szCs w:val="21"/>
-        </w:rPr>
-      </w:pPr>
-    </w:p>
-    <w:p>
-      <w:pPr>
-        <w:rPr>
-          <w:rFonts w:hint="eastAsia"/>
+          <w:szCs w:val="21"/>
+        </w:rPr>
+      </w:pPr>
+    </w:p>
+    <w:p>
+      <w:pPr>
+        <w:rPr>
           <w:szCs w:val="21"/>
         </w:rPr>
       </w:pPr>
@@ -6059,15 +5528,13 @@
     <w:p>
       <w:pPr>
         <w:rPr>
-          <w:rFonts w:hint="eastAsia"/>
-          <w:szCs w:val="21"/>
-        </w:rPr>
-      </w:pPr>
-    </w:p>
-    <w:p>
-      <w:pPr>
-        <w:rPr>
-          <w:rFonts w:hint="eastAsia"/>
+          <w:szCs w:val="21"/>
+        </w:rPr>
+      </w:pPr>
+    </w:p>
+    <w:p>
+      <w:pPr>
+        <w:rPr>
           <w:szCs w:val="21"/>
         </w:rPr>
       </w:pPr>
@@ -6114,18 +5581,17 @@
     <w:p>
       <w:pPr>
         <w:rPr>
-          <w:rFonts w:hint="eastAsia"/>
-          <w:szCs w:val="21"/>
-        </w:rPr>
-      </w:pPr>
-    </w:p>
-    <w:p>
-      <w:pPr>
-        <w:rPr>
-          <w:rFonts w:hint="eastAsia"/>
-          <w:szCs w:val="21"/>
-        </w:rPr>
-      </w:pPr>
+          <w:szCs w:val="21"/>
+        </w:rPr>
+      </w:pPr>
+    </w:p>
+    <w:p>
+      <w:pPr>
+        <w:rPr>
+          <w:szCs w:val="21"/>
+        </w:rPr>
+      </w:pPr>
+      <w:bookmarkStart w:id="12" w:name="OLE_LINK12"/>
       <w:r>
         <w:rPr>
           <w:b/>
@@ -6140,6 +5606,13 @@
           <w:szCs w:val="21"/>
         </w:rPr>
         <w:br/>
+      </w:r>
+      <w:bookmarkStart w:id="13" w:name="OLE_LINK13"/>
+      <w:bookmarkEnd w:id="12"/>
+      <w:r>
+        <w:rPr>
+          <w:szCs w:val="21"/>
+        </w:rPr>
         <w:t xml:space="preserve">— Exclusive Interview with CEO </w:t>
       </w:r>
       <w:r>
@@ -6154,11 +5627,11 @@
         </w:rPr>
         <w:t xml:space="preserve"> Reveals Breakthroughs in Next-Gen Security AI</w:t>
       </w:r>
-    </w:p>
-    <w:p>
-      <w:pPr>
-        <w:rPr>
-          <w:rFonts w:hint="eastAsia"/>
+      <w:bookmarkEnd w:id="13"/>
+    </w:p>
+    <w:p>
+      <w:pPr>
+        <w:rPr>
           <w:szCs w:val="21"/>
         </w:rPr>
       </w:pPr>
@@ -6183,10 +5656,10 @@
     <w:p>
       <w:pPr>
         <w:rPr>
-          <w:rFonts w:hint="eastAsia"/>
-          <w:szCs w:val="21"/>
-        </w:rPr>
-      </w:pPr>
+          <w:szCs w:val="21"/>
+        </w:rPr>
+      </w:pPr>
+      <w:bookmarkStart w:id="14" w:name="OLE_LINK14"/>
       <w:r>
         <w:rPr>
           <w:szCs w:val="21"/>
@@ -6220,10 +5693,10 @@
         <w:t xml:space="preserve"> provided a technical explanation:</w:t>
       </w:r>
     </w:p>
-    <w:p>
-      <w:pPr>
-        <w:rPr>
-          <w:rFonts w:hint="eastAsia"/>
+    <w:bookmarkEnd w:id="14"/>
+    <w:p>
+      <w:pPr>
+        <w:rPr>
           <w:szCs w:val="21"/>
         </w:rPr>
       </w:pPr>
@@ -6245,7 +5718,20 @@
         <w:rPr>
           <w:szCs w:val="21"/>
         </w:rPr>
-        <w:t>," she stated while presenting patent documentation. This technology simulates human brain region collaboration (Patent No.: NEUROSYN-7), enabling robots within 0.03 seconds to:</w:t>
+        <w:t>," she stated while presenting patent documentation. This technology simulates human brain region collaboration</w:t>
+      </w:r>
+      <w:r>
+        <w:rPr>
+          <w:rFonts w:hint="eastAsia"/>
+          <w:szCs w:val="21"/>
+        </w:rPr>
+        <w:t xml:space="preserve"> </w:t>
+      </w:r>
+      <w:r>
+        <w:rPr>
+          <w:szCs w:val="21"/>
+        </w:rPr>
+        <w:t>enabling robots within 0.03 seconds to:</w:t>
       </w:r>
     </w:p>
     <w:p>
@@ -6255,10 +5741,10 @@
           <w:numId w:val="16"/>
         </w:numPr>
         <w:rPr>
-          <w:rFonts w:hint="eastAsia"/>
-          <w:szCs w:val="21"/>
-        </w:rPr>
-      </w:pPr>
+          <w:szCs w:val="21"/>
+        </w:rPr>
+      </w:pPr>
+      <w:bookmarkStart w:id="15" w:name="OLE_LINK15"/>
       <w:r>
         <w:rPr>
           <w:szCs w:val="21"/>
@@ -6273,7 +5759,6 @@
           <w:numId w:val="16"/>
         </w:numPr>
         <w:rPr>
-          <w:rFonts w:hint="eastAsia"/>
           <w:szCs w:val="21"/>
         </w:rPr>
       </w:pPr>
@@ -6291,7 +5776,6 @@
           <w:numId w:val="16"/>
         </w:numPr>
         <w:rPr>
-          <w:rFonts w:hint="eastAsia"/>
           <w:szCs w:val="21"/>
         </w:rPr>
       </w:pPr>
@@ -6302,10 +5786,10 @@
         <w:t>Select actions aligned with ethical priority parameters</w:t>
       </w:r>
     </w:p>
-    <w:p>
-      <w:pPr>
-        <w:rPr>
-          <w:rFonts w:hint="eastAsia"/>
+    <w:bookmarkEnd w:id="15"/>
+    <w:p>
+      <w:pPr>
+        <w:rPr>
           <w:szCs w:val="21"/>
         </w:rPr>
       </w:pPr>
@@ -6331,15 +5815,13 @@
     <w:p>
       <w:pPr>
         <w:rPr>
-          <w:rFonts w:hint="eastAsia"/>
-          <w:szCs w:val="21"/>
-        </w:rPr>
-      </w:pPr>
-    </w:p>
-    <w:p>
-      <w:pPr>
-        <w:rPr>
-          <w:rFonts w:hint="eastAsia"/>
+          <w:szCs w:val="21"/>
+        </w:rPr>
+      </w:pPr>
+    </w:p>
+    <w:p>
+      <w:pPr>
+        <w:rPr>
           <w:szCs w:val="21"/>
         </w:rPr>
       </w:pPr>
@@ -6354,7 +5836,6 @@
     <w:p>
       <w:pPr>
         <w:rPr>
-          <w:rFonts w:hint="eastAsia"/>
           <w:szCs w:val="21"/>
         </w:rPr>
       </w:pPr>
@@ -6384,7 +5865,6 @@
     <w:p>
       <w:pPr>
         <w:rPr>
-          <w:rFonts w:hint="eastAsia"/>
           <w:szCs w:val="21"/>
         </w:rPr>
       </w:pPr>
@@ -6398,7 +5878,6 @@
     <w:p>
       <w:pPr>
         <w:rPr>
-          <w:rFonts w:hint="eastAsia"/>
           <w:szCs w:val="21"/>
         </w:rPr>
       </w:pPr>
@@ -6444,7 +5923,6 @@
           <w:numId w:val="17"/>
         </w:numPr>
         <w:rPr>
-          <w:rFonts w:hint="eastAsia"/>
           <w:szCs w:val="21"/>
         </w:rPr>
       </w:pPr>
@@ -6474,7 +5952,6 @@
           <w:numId w:val="17"/>
         </w:numPr>
         <w:rPr>
-          <w:rFonts w:hint="eastAsia"/>
           <w:szCs w:val="21"/>
         </w:rPr>
       </w:pPr>
@@ -6492,7 +5969,6 @@
           <w:numId w:val="17"/>
         </w:numPr>
         <w:rPr>
-          <w:rFonts w:hint="eastAsia"/>
           <w:szCs w:val="21"/>
         </w:rPr>
       </w:pPr>
@@ -6510,7 +5986,6 @@
           <w:numId w:val="17"/>
         </w:numPr>
         <w:rPr>
-          <w:rFonts w:hint="eastAsia"/>
           <w:szCs w:val="21"/>
         </w:rPr>
       </w:pPr>
@@ -6528,7 +6003,6 @@
           <w:numId w:val="17"/>
         </w:numPr>
         <w:rPr>
-          <w:rFonts w:hint="eastAsia"/>
           <w:szCs w:val="21"/>
         </w:rPr>
       </w:pPr>
@@ -6548,7 +6022,6 @@
           <w:numId w:val="17"/>
         </w:numPr>
         <w:rPr>
-          <w:rFonts w:hint="eastAsia"/>
           <w:szCs w:val="21"/>
         </w:rPr>
       </w:pPr>
@@ -6566,7 +6039,6 @@
           <w:numId w:val="17"/>
         </w:numPr>
         <w:rPr>
-          <w:rFonts w:hint="eastAsia"/>
           <w:szCs w:val="21"/>
         </w:rPr>
       </w:pPr>
@@ -6580,7 +6052,6 @@
     <w:p>
       <w:pPr>
         <w:rPr>
-          <w:rFonts w:hint="eastAsia"/>
           <w:szCs w:val="21"/>
         </w:rPr>
       </w:pPr>
@@ -6622,7 +6093,6 @@
     <w:p>
       <w:pPr>
         <w:rPr>
-          <w:rFonts w:hint="eastAsia"/>
           <w:szCs w:val="21"/>
         </w:rPr>
       </w:pPr>
@@ -6664,15 +6134,13 @@
     <w:p>
       <w:pPr>
         <w:rPr>
-          <w:rFonts w:hint="eastAsia"/>
-          <w:szCs w:val="21"/>
-        </w:rPr>
-      </w:pPr>
-    </w:p>
-    <w:p>
-      <w:pPr>
-        <w:rPr>
-          <w:rFonts w:hint="eastAsia"/>
+          <w:szCs w:val="21"/>
+        </w:rPr>
+      </w:pPr>
+    </w:p>
+    <w:p>
+      <w:pPr>
+        <w:rPr>
           <w:szCs w:val="21"/>
         </w:rPr>
       </w:pPr>
@@ -6702,7 +6170,6 @@
     <w:p>
       <w:pPr>
         <w:rPr>
-          <w:rFonts w:hint="eastAsia"/>
           <w:szCs w:val="21"/>
         </w:rPr>
       </w:pPr>
@@ -6716,10 +6183,10 @@
     <w:p>
       <w:pPr>
         <w:rPr>
-          <w:rFonts w:hint="eastAsia"/>
-          <w:szCs w:val="21"/>
-        </w:rPr>
-      </w:pPr>
+          <w:szCs w:val="21"/>
+        </w:rPr>
+      </w:pPr>
+      <w:bookmarkStart w:id="16" w:name="OLE_LINK16"/>
       <w:r>
         <w:rPr>
           <w:szCs w:val="21"/>
@@ -6734,10 +6201,11 @@
           <w:numId w:val="18"/>
         </w:numPr>
         <w:rPr>
-          <w:rFonts w:hint="eastAsia"/>
-          <w:szCs w:val="21"/>
-        </w:rPr>
-      </w:pPr>
+          <w:szCs w:val="21"/>
+        </w:rPr>
+      </w:pPr>
+      <w:bookmarkStart w:id="17" w:name="OLE_LINK17"/>
+      <w:bookmarkEnd w:id="16"/>
       <w:r>
         <w:rPr>
           <w:b/>
@@ -6754,7 +6222,6 @@
           <w:numId w:val="18"/>
         </w:numPr>
         <w:rPr>
-          <w:rFonts w:hint="eastAsia"/>
           <w:szCs w:val="21"/>
         </w:rPr>
       </w:pPr>
@@ -6772,7 +6239,6 @@
           <w:numId w:val="18"/>
         </w:numPr>
         <w:rPr>
-          <w:rFonts w:hint="eastAsia"/>
           <w:szCs w:val="21"/>
         </w:rPr>
       </w:pPr>
@@ -6790,7 +6256,6 @@
           <w:numId w:val="18"/>
         </w:numPr>
         <w:rPr>
-          <w:rFonts w:hint="eastAsia"/>
           <w:szCs w:val="21"/>
         </w:rPr>
       </w:pPr>
@@ -6808,7 +6273,6 @@
           <w:numId w:val="18"/>
         </w:numPr>
         <w:rPr>
-          <w:rFonts w:hint="eastAsia"/>
           <w:szCs w:val="21"/>
         </w:rPr>
       </w:pPr>
@@ -6829,7 +6293,6 @@
           <w:numId w:val="18"/>
         </w:numPr>
         <w:rPr>
-          <w:rFonts w:hint="eastAsia"/>
           <w:szCs w:val="21"/>
         </w:rPr>
       </w:pPr>
@@ -6847,7 +6310,6 @@
           <w:numId w:val="18"/>
         </w:numPr>
         <w:rPr>
-          <w:rFonts w:hint="eastAsia"/>
           <w:szCs w:val="21"/>
         </w:rPr>
       </w:pPr>
@@ -6858,10 +6320,10 @@
         <w:t>Core sector master access key must be transferred within 72 hours</w:t>
       </w:r>
     </w:p>
-    <w:p>
-      <w:pPr>
-        <w:rPr>
-          <w:rFonts w:hint="eastAsia"/>
+    <w:bookmarkEnd w:id="17"/>
+    <w:p>
+      <w:pPr>
+        <w:rPr>
           <w:szCs w:val="21"/>
         </w:rPr>
       </w:pPr>
@@ -6889,7 +6351,6 @@
     <w:p>
       <w:pPr>
         <w:rPr>
-          <w:rFonts w:hint="eastAsia"/>
           <w:szCs w:val="21"/>
         </w:rPr>
       </w:pPr>
@@ -6917,10 +6378,10 @@
     <w:p>
       <w:pPr>
         <w:rPr>
-          <w:rFonts w:hint="eastAsia"/>
-          <w:szCs w:val="21"/>
-        </w:rPr>
-      </w:pPr>
+          <w:szCs w:val="21"/>
+        </w:rPr>
+      </w:pPr>
+      <w:bookmarkStart w:id="18" w:name="OLE_LINK18"/>
       <w:r>
         <w:rPr>
           <w:szCs w:val="21"/>
@@ -6932,7 +6393,7 @@
           <w:rFonts w:hint="eastAsia"/>
           <w:szCs w:val="21"/>
         </w:rPr>
-        <w:t>October 10</w:t>
+        <w:t>October 1</w:t>
       </w:r>
       <w:r>
         <w:rPr>
@@ -6940,7 +6401,7 @@
           <w:szCs w:val="21"/>
           <w:vertAlign w:val="superscript"/>
         </w:rPr>
-        <w:t>th</w:t>
+        <w:t>st</w:t>
       </w:r>
       <w:r>
         <w:rPr>
@@ -6950,18 +6411,426 @@
         <w:t>.</w:t>
       </w:r>
     </w:p>
-    <w:p>
-      <w:pPr>
-        <w:rPr>
-          <w:rFonts w:hint="eastAsia"/>
-          <w:szCs w:val="21"/>
-        </w:rPr>
-      </w:pPr>
-    </w:p>
-    <w:p>
-      <w:pPr>
-        <w:rPr>
-          <w:rFonts w:hint="eastAsia"/>
+    <w:bookmarkEnd w:id="18"/>
+    <w:p>
+      <w:pPr>
+        <w:rPr>
+          <w:szCs w:val="21"/>
+        </w:rPr>
+      </w:pPr>
+    </w:p>
+    <w:p>
+      <w:pPr>
+        <w:rPr>
+          <w:rFonts w:hint="eastAsia"/>
+          <w:szCs w:val="21"/>
+        </w:rPr>
+      </w:pPr>
+    </w:p>
+    <w:p>
+      <w:pPr>
+        <w:rPr>
+          <w:szCs w:val="21"/>
+        </w:rPr>
+      </w:pPr>
+      <w:r>
+        <w:rPr>
+          <w:rFonts w:hint="eastAsia"/>
+          <w:szCs w:val="21"/>
+        </w:rPr>
+        <w:t>辅助文档4</w:t>
+      </w:r>
+    </w:p>
+    <w:p>
+      <w:pPr>
+        <w:rPr>
+          <w:b/>
+          <w:bCs/>
+          <w:szCs w:val="21"/>
+        </w:rPr>
+      </w:pPr>
+      <w:r>
+        <w:rPr>
+          <w:rFonts w:hint="eastAsia"/>
+          <w:b/>
+          <w:bCs/>
+          <w:szCs w:val="21"/>
+        </w:rPr>
+        <w:t>Report</w:t>
+      </w:r>
+      <w:r>
+        <w:rPr>
+          <w:b/>
+          <w:bCs/>
+          <w:szCs w:val="21"/>
+        </w:rPr>
+        <w:t>: Executive Keycard Custody Transition - Judas to Kain</w:t>
+      </w:r>
+    </w:p>
+    <w:p>
+      <w:pPr>
+        <w:rPr>
+          <w:szCs w:val="21"/>
+        </w:rPr>
+      </w:pPr>
+      <w:bookmarkStart w:id="19" w:name="OLE_LINK1"/>
+      <w:r>
+        <w:rPr>
+          <w:szCs w:val="21"/>
+        </w:rPr>
+        <w:t>Dear Madam CEO,</w:t>
+      </w:r>
+    </w:p>
+    <w:p>
+      <w:pPr>
+        <w:rPr>
+          <w:rFonts w:hint="eastAsia"/>
+          <w:szCs w:val="21"/>
+        </w:rPr>
+      </w:pPr>
+      <w:r>
+        <w:rPr>
+          <w:szCs w:val="21"/>
+        </w:rPr>
+        <w:t>This confirms Security Chief Judas will retain custody of the</w:t>
+      </w:r>
+      <w:r>
+        <w:rPr>
+          <w:rFonts w:hint="eastAsia"/>
+          <w:szCs w:val="21"/>
+        </w:rPr>
+        <w:t xml:space="preserve"> </w:t>
+      </w:r>
+      <w:r>
+        <w:rPr>
+          <w:b/>
+          <w:bCs/>
+          <w:szCs w:val="21"/>
+        </w:rPr>
+        <w:t>Keycard</w:t>
+      </w:r>
+      <w:r>
+        <w:rPr>
+          <w:rFonts w:hint="eastAsia"/>
+          <w:b/>
+          <w:bCs/>
+          <w:szCs w:val="21"/>
+        </w:rPr>
+        <w:t>：</w:t>
+      </w:r>
+      <w:r>
+        <w:rPr>
+          <w:b/>
+          <w:bCs/>
+          <w:szCs w:val="21"/>
+        </w:rPr>
+        <w:t xml:space="preserve">Chief Executive Office </w:t>
+      </w:r>
+      <w:r>
+        <w:rPr>
+          <w:szCs w:val="21"/>
+        </w:rPr>
+        <w:t>until October 1 transfer to successor Kain.</w:t>
+      </w:r>
+    </w:p>
+    <w:p>
+      <w:pPr>
+        <w:rPr>
+          <w:szCs w:val="21"/>
+        </w:rPr>
+      </w:pPr>
+      <w:r>
+        <w:rPr>
+          <w:szCs w:val="21"/>
+        </w:rPr>
+        <w:t>All related access protocols attached for approval. Kain's biometric enrollment completes September 28.</w:t>
+      </w:r>
+    </w:p>
+    <w:bookmarkEnd w:id="19"/>
+    <w:p>
+      <w:pPr>
+        <w:rPr>
+          <w:i/>
+          <w:iCs/>
+          <w:szCs w:val="21"/>
+        </w:rPr>
+      </w:pPr>
+      <w:r>
+        <w:rPr>
+          <w:szCs w:val="21"/>
+        </w:rPr>
+        <w:t>Regards,</w:t>
+      </w:r>
+      <w:r>
+        <w:rPr>
+          <w:szCs w:val="21"/>
+        </w:rPr>
+        <w:br/>
+      </w:r>
+      <w:r>
+        <w:rPr>
+          <w:i/>
+          <w:iCs/>
+          <w:szCs w:val="21"/>
+        </w:rPr>
+        <w:t>M. Thorne</w:t>
+      </w:r>
+    </w:p>
+    <w:p>
+      <w:pPr>
+        <w:rPr>
+          <w:i/>
+          <w:iCs/>
+          <w:szCs w:val="21"/>
+        </w:rPr>
+      </w:pPr>
+      <w:r>
+        <w:rPr>
+          <w:rFonts w:hint="eastAsia"/>
+          <w:i/>
+          <w:iCs/>
+          <w:szCs w:val="21"/>
+        </w:rPr>
+        <w:t>Director，HR Department</w:t>
+      </w:r>
+    </w:p>
+    <w:p>
+      <w:pPr>
+        <w:rPr>
+          <w:i/>
+          <w:iCs/>
+          <w:szCs w:val="21"/>
+        </w:rPr>
+      </w:pPr>
+    </w:p>
+    <w:p>
+      <w:pPr>
+        <w:rPr>
+          <w:i/>
+          <w:iCs/>
+          <w:szCs w:val="21"/>
+        </w:rPr>
+      </w:pPr>
+    </w:p>
+    <w:p>
+      <w:pPr>
+        <w:rPr>
+          <w:i/>
+          <w:iCs/>
+          <w:szCs w:val="21"/>
+        </w:rPr>
+      </w:pPr>
+      <w:r>
+        <w:rPr>
+          <w:rFonts w:hint="eastAsia"/>
+          <w:i/>
+          <w:iCs/>
+          <w:szCs w:val="21"/>
+        </w:rPr>
+        <w:t>辅助文档5</w:t>
+      </w:r>
+    </w:p>
+    <w:p>
+      <w:pPr>
+        <w:rPr>
+          <w:i/>
+          <w:iCs/>
+          <w:szCs w:val="21"/>
+        </w:rPr>
+      </w:pPr>
+      <w:r>
+        <w:rPr>
+          <w:rFonts w:hint="eastAsia"/>
+          <w:i/>
+          <w:iCs/>
+          <w:szCs w:val="21"/>
+        </w:rPr>
+        <w:t>地雷</w:t>
+      </w:r>
+    </w:p>
+    <w:p>
+      <w:pPr>
+        <w:rPr>
+          <w:i/>
+          <w:iCs/>
+          <w:szCs w:val="21"/>
+        </w:rPr>
+      </w:pPr>
+      <w:r>
+        <w:rPr>
+          <w:rFonts w:hint="eastAsia"/>
+          <w:b/>
+          <w:bCs/>
+          <w:i/>
+          <w:iCs/>
+          <w:szCs w:val="21"/>
+        </w:rPr>
+        <w:t xml:space="preserve">Landmine </w:t>
+      </w:r>
+      <w:r>
+        <w:rPr>
+          <w:b/>
+          <w:bCs/>
+          <w:i/>
+          <w:iCs/>
+          <w:szCs w:val="21"/>
+        </w:rPr>
+        <w:t>Hologram Tactics Guide</w:t>
+      </w:r>
+      <w:r>
+        <w:rPr>
+          <w:i/>
+          <w:iCs/>
+          <w:szCs w:val="21"/>
+        </w:rPr>
+        <w:br/>
+      </w:r>
+      <w:bookmarkStart w:id="20" w:name="OLE_LINK21"/>
+      <w:r>
+        <w:rPr>
+          <w:i/>
+          <w:iCs/>
+          <w:szCs w:val="21"/>
+        </w:rPr>
+        <w:t>① Deploy </w:t>
+      </w:r>
+      <w:r>
+        <w:rPr>
+          <w:b/>
+          <w:bCs/>
+          <w:i/>
+          <w:iCs/>
+          <w:szCs w:val="21"/>
+        </w:rPr>
+        <w:t>hologram</w:t>
+      </w:r>
+      <w:r>
+        <w:rPr>
+          <w:i/>
+          <w:iCs/>
+          <w:szCs w:val="21"/>
+        </w:rPr>
+        <w:t> (lifelike decoy projection)</w:t>
+      </w:r>
+      <w:r>
+        <w:rPr>
+          <w:i/>
+          <w:iCs/>
+          <w:szCs w:val="21"/>
+        </w:rPr>
+        <w:br/>
+        <w:t>② </w:t>
+      </w:r>
+      <w:r>
+        <w:rPr>
+          <w:b/>
+          <w:bCs/>
+          <w:i/>
+          <w:iCs/>
+          <w:szCs w:val="21"/>
+        </w:rPr>
+        <w:t>Detonate remotely</w:t>
+      </w:r>
+      <w:r>
+        <w:rPr>
+          <w:i/>
+          <w:iCs/>
+          <w:szCs w:val="21"/>
+        </w:rPr>
+        <w:t> when enemies engage decoy</w:t>
+      </w:r>
+      <w:r>
+        <w:rPr>
+          <w:i/>
+          <w:iCs/>
+          <w:szCs w:val="21"/>
+        </w:rPr>
+        <w:br/>
+        <w:t>③ </w:t>
+      </w:r>
+      <w:r>
+        <w:rPr>
+          <w:b/>
+          <w:bCs/>
+          <w:i/>
+          <w:iCs/>
+          <w:szCs w:val="21"/>
+        </w:rPr>
+        <w:t>Lethal effects</w:t>
+      </w:r>
+      <w:r>
+        <w:rPr>
+          <w:i/>
+          <w:iCs/>
+          <w:szCs w:val="21"/>
+        </w:rPr>
+        <w:t>:</w:t>
+      </w:r>
+    </w:p>
+    <w:p>
+      <w:pPr>
+        <w:rPr>
+          <w:i/>
+          <w:iCs/>
+          <w:szCs w:val="21"/>
+        </w:rPr>
+      </w:pPr>
+      <w:r>
+        <w:rPr>
+          <w:i/>
+          <w:iCs/>
+          <w:szCs w:val="21"/>
+        </w:rPr>
+        <w:t>CAUTION: Activate IFF system to prevent friendly fire</w:t>
+      </w:r>
+    </w:p>
+    <w:bookmarkEnd w:id="20"/>
+    <w:p>
+      <w:pPr>
+        <w:rPr>
+          <w:rFonts w:hint="eastAsia"/>
+          <w:i/>
+          <w:iCs/>
+          <w:szCs w:val="21"/>
+        </w:rPr>
+      </w:pPr>
+    </w:p>
+    <w:p>
+      <w:pPr>
+        <w:rPr>
+          <w:i/>
+          <w:iCs/>
+          <w:szCs w:val="21"/>
+        </w:rPr>
+      </w:pPr>
+    </w:p>
+    <w:p>
+      <w:pPr>
+        <w:rPr>
+          <w:i/>
+          <w:iCs/>
+          <w:szCs w:val="21"/>
+        </w:rPr>
+      </w:pPr>
+    </w:p>
+    <w:p>
+      <w:pPr>
+        <w:rPr>
+          <w:rFonts w:hint="eastAsia"/>
+          <w:szCs w:val="21"/>
+        </w:rPr>
+      </w:pPr>
+    </w:p>
+    <w:p>
+      <w:pPr>
+        <w:rPr>
+          <w:szCs w:val="21"/>
+        </w:rPr>
+      </w:pPr>
+    </w:p>
+    <w:p>
+      <w:pPr>
+        <w:rPr>
           <w:sz w:val="32"/>
           <w:szCs w:val="32"/>
         </w:rPr>
@@ -6978,7 +6847,6 @@
     <w:p>
       <w:pPr>
         <w:rPr>
-          <w:rFonts w:hint="eastAsia"/>
           <w:szCs w:val="21"/>
         </w:rPr>
       </w:pPr>
@@ -6993,7 +6861,6 @@
     <w:p>
       <w:pPr>
         <w:rPr>
-          <w:rFonts w:hint="eastAsia"/>
           <w:szCs w:val="21"/>
         </w:rPr>
       </w:pPr>
@@ -7049,7 +6916,6 @@
     <w:p>
       <w:pPr>
         <w:rPr>
-          <w:rFonts w:hint="eastAsia"/>
           <w:szCs w:val="21"/>
         </w:rPr>
       </w:pPr>
@@ -7065,7 +6931,6 @@
     <w:p>
       <w:pPr>
         <w:rPr>
-          <w:rFonts w:hint="eastAsia"/>
           <w:szCs w:val="21"/>
         </w:rPr>
       </w:pPr>
@@ -7080,7 +6945,6 @@
     <w:p>
       <w:pPr>
         <w:rPr>
-          <w:rFonts w:hint="eastAsia"/>
           <w:szCs w:val="21"/>
         </w:rPr>
       </w:pPr>
@@ -7155,15 +7019,15 @@
     <w:p>
       <w:pPr>
         <w:rPr>
-          <w:rFonts w:hint="eastAsia"/>
-          <w:szCs w:val="21"/>
-        </w:rPr>
-      </w:pPr>
-      <w:r>
-        <w:rPr>
-          <w:rFonts w:hint="eastAsia"/>
-          <w:szCs w:val="21"/>
-        </w:rPr>
+          <w:szCs w:val="21"/>
+        </w:rPr>
+      </w:pPr>
+      <w:r>
+        <w:rPr>
+          <w:rFonts w:hint="eastAsia"/>
+          <w:szCs w:val="21"/>
+        </w:rPr>
+        <w:lastRenderedPageBreak/>
         <w:t>3（</w:t>
       </w:r>
       <w:r>
@@ -7191,7 +7055,6 @@
     <w:p>
       <w:pPr>
         <w:rPr>
-          <w:rFonts w:hint="eastAsia"/>
           <w:szCs w:val="21"/>
         </w:rPr>
       </w:pPr>
@@ -7207,7 +7070,6 @@
     <w:p>
       <w:pPr>
         <w:rPr>
-          <w:rFonts w:hint="eastAsia"/>
           <w:szCs w:val="21"/>
         </w:rPr>
       </w:pPr>
@@ -7222,7 +7084,6 @@
     <w:p>
       <w:pPr>
         <w:rPr>
-          <w:rFonts w:hint="eastAsia"/>
           <w:szCs w:val="21"/>
         </w:rPr>
       </w:pPr>
@@ -7254,7 +7115,6 @@
     <w:p>
       <w:pPr>
         <w:rPr>
-          <w:rFonts w:hint="eastAsia"/>
           <w:szCs w:val="21"/>
         </w:rPr>
       </w:pPr>
@@ -7297,7 +7157,6 @@
     <w:p>
       <w:pPr>
         <w:rPr>
-          <w:rFonts w:hint="eastAsia"/>
           <w:szCs w:val="21"/>
         </w:rPr>
       </w:pPr>
@@ -7313,7 +7172,6 @@
     <w:p>
       <w:pPr>
         <w:rPr>
-          <w:rFonts w:hint="eastAsia"/>
           <w:szCs w:val="21"/>
         </w:rPr>
       </w:pPr>
@@ -7328,7 +7186,6 @@
     <w:p>
       <w:pPr>
         <w:rPr>
-          <w:rFonts w:hint="eastAsia"/>
           <w:szCs w:val="21"/>
         </w:rPr>
       </w:pPr>
@@ -7400,7 +7257,6 @@
     <w:p>
       <w:pPr>
         <w:rPr>
-          <w:rFonts w:hint="eastAsia"/>
           <w:szCs w:val="21"/>
         </w:rPr>
       </w:pPr>
@@ -7447,7 +7303,6 @@
     <w:p>
       <w:pPr>
         <w:rPr>
-          <w:rFonts w:hint="eastAsia"/>
           <w:szCs w:val="21"/>
         </w:rPr>
       </w:pPr>
@@ -7461,7 +7316,6 @@
     <w:p>
       <w:pPr>
         <w:rPr>
-          <w:rFonts w:hint="eastAsia"/>
           <w:szCs w:val="21"/>
         </w:rPr>
       </w:pPr>
@@ -7490,7 +7344,6 @@
     <w:p>
       <w:pPr>
         <w:rPr>
-          <w:rFonts w:hint="eastAsia"/>
           <w:szCs w:val="21"/>
         </w:rPr>
       </w:pPr>
@@ -7539,7 +7392,6 @@
     <w:p>
       <w:pPr>
         <w:rPr>
-          <w:rFonts w:hint="eastAsia"/>
           <w:szCs w:val="21"/>
         </w:rPr>
       </w:pPr>
@@ -7605,7 +7457,6 @@
     <w:p>
       <w:pPr>
         <w:rPr>
-          <w:rFonts w:hint="eastAsia"/>
           <w:szCs w:val="21"/>
         </w:rPr>
       </w:pPr>
@@ -7638,7 +7489,6 @@
     <w:p>
       <w:pPr>
         <w:rPr>
-          <w:rFonts w:hint="eastAsia"/>
           <w:szCs w:val="21"/>
         </w:rPr>
       </w:pPr>
@@ -7674,7 +7524,6 @@
     <w:p>
       <w:pPr>
         <w:rPr>
-          <w:rFonts w:hint="eastAsia"/>
           <w:szCs w:val="21"/>
         </w:rPr>
       </w:pPr>
@@ -7690,7 +7539,6 @@
     <w:p>
       <w:pPr>
         <w:rPr>
-          <w:rFonts w:hint="eastAsia"/>
           <w:szCs w:val="21"/>
         </w:rPr>
       </w:pPr>
@@ -7705,7 +7553,6 @@
     <w:p>
       <w:pPr>
         <w:rPr>
-          <w:rFonts w:hint="eastAsia"/>
           <w:szCs w:val="21"/>
         </w:rPr>
       </w:pPr>
@@ -7721,7 +7568,6 @@
     <w:p>
       <w:pPr>
         <w:rPr>
-          <w:rFonts w:hint="eastAsia"/>
           <w:szCs w:val="21"/>
         </w:rPr>
       </w:pPr>
@@ -7763,7 +7609,6 @@
     <w:p>
       <w:pPr>
         <w:rPr>
-          <w:rFonts w:hint="eastAsia"/>
           <w:szCs w:val="21"/>
         </w:rPr>
       </w:pPr>
@@ -7805,7 +7650,6 @@
     <w:p>
       <w:pPr>
         <w:rPr>
-          <w:rFonts w:hint="eastAsia"/>
           <w:szCs w:val="21"/>
         </w:rPr>
       </w:pPr>
@@ -7820,18 +7664,398 @@
     <w:p>
       <w:pPr>
         <w:rPr>
-          <w:rFonts w:hint="eastAsia"/>
-          <w:szCs w:val="21"/>
-        </w:rPr>
-      </w:pPr>
-      <w:r>
-        <w:rPr>
-          <w:b/>
-          <w:bCs/>
-          <w:szCs w:val="21"/>
-        </w:rPr>
-        <w:t xml:space="preserve">For grunts like him, adding concrete to the company's foundation is the only privilege </w:t>
-      </w:r>
+          <w:szCs w:val="21"/>
+        </w:rPr>
+      </w:pPr>
+      <w:r>
+        <w:rPr>
+          <w:b/>
+          <w:bCs/>
+          <w:szCs w:val="21"/>
+        </w:rPr>
+        <w:t>For grunts like him, adding concrete to the company's foundation is the only privilege he deserves before being scrapped.</w:t>
+      </w:r>
+    </w:p>
+    <w:p>
+      <w:pPr>
+        <w:rPr>
+          <w:szCs w:val="21"/>
+        </w:rPr>
+      </w:pPr>
+      <w:r>
+        <w:rPr>
+          <w:rFonts w:hint="eastAsia"/>
+          <w:szCs w:val="21"/>
+        </w:rPr>
+        <w:t>14（玩家杀死judas后）“感谢你站在我这边，我会报答你的。”</w:t>
+      </w:r>
+    </w:p>
+    <w:p>
+      <w:pPr>
+        <w:rPr>
+          <w:szCs w:val="21"/>
+        </w:rPr>
+      </w:pPr>
+      <w:r>
+        <w:rPr>
+          <w:b/>
+          <w:bCs/>
+          <w:szCs w:val="21"/>
+        </w:rPr>
+        <w:t xml:space="preserve">Good to have you with me. I'll make this right when </w:t>
+      </w:r>
+      <w:r>
+        <w:rPr>
+          <w:rFonts w:hint="eastAsia"/>
+          <w:b/>
+          <w:bCs/>
+          <w:szCs w:val="21"/>
+        </w:rPr>
+        <w:t xml:space="preserve">everything is </w:t>
+      </w:r>
+      <w:r>
+        <w:rPr>
+          <w:b/>
+          <w:bCs/>
+          <w:szCs w:val="21"/>
+        </w:rPr>
+        <w:t>over.</w:t>
+      </w:r>
+    </w:p>
+    <w:p>
+      <w:pPr>
+        <w:rPr>
+          <w:szCs w:val="21"/>
+        </w:rPr>
+      </w:pPr>
+      <w:r>
+        <w:rPr>
+          <w:rFonts w:hint="eastAsia"/>
+          <w:szCs w:val="21"/>
+        </w:rPr>
+        <w:t>15（</w:t>
+      </w:r>
+      <w:proofErr w:type="gramStart"/>
+      <w:r>
+        <w:rPr>
+          <w:rFonts w:hint="eastAsia"/>
+          <w:szCs w:val="21"/>
+        </w:rPr>
+        <w:t>玩家未</w:t>
+      </w:r>
+      <w:proofErr w:type="gramEnd"/>
+      <w:r>
+        <w:rPr>
+          <w:rFonts w:hint="eastAsia"/>
+          <w:szCs w:val="21"/>
+        </w:rPr>
+        <w:t>杀死judas</w:t>
+      </w:r>
+      <w:r>
+        <w:rPr>
+          <w:rFonts w:hint="eastAsia"/>
+          <w:szCs w:val="21"/>
+        </w:rPr>
+        <w:t>选择和他交流后</w:t>
+      </w:r>
+      <w:r>
+        <w:rPr>
+          <w:rFonts w:hint="eastAsia"/>
+          <w:szCs w:val="21"/>
+        </w:rPr>
+        <w:t>）“看来我们之间的合作并非是</w:t>
+      </w:r>
+      <w:r>
+        <w:rPr>
+          <w:rFonts w:hint="eastAsia"/>
+          <w:szCs w:val="21"/>
+        </w:rPr>
+        <w:t>天衣无缝的。你有你自己的想法。</w:t>
+      </w:r>
+      <w:r>
+        <w:rPr>
+          <w:rFonts w:hint="eastAsia"/>
+          <w:szCs w:val="21"/>
+        </w:rPr>
+        <w:t>”</w:t>
+      </w:r>
+    </w:p>
+    <w:p>
+      <w:pPr>
+        <w:rPr>
+          <w:szCs w:val="21"/>
+        </w:rPr>
+      </w:pPr>
+      <w:r>
+        <w:rPr>
+          <w:b/>
+          <w:bCs/>
+          <w:szCs w:val="21"/>
+        </w:rPr>
+        <w:t>Seems our partnership's not the flawless machine I envisioned. You carry... independent variables.</w:t>
+      </w:r>
+    </w:p>
+    <w:p>
+      <w:pPr>
+        <w:rPr>
+          <w:szCs w:val="21"/>
+        </w:rPr>
+      </w:pPr>
+      <w:r>
+        <w:rPr>
+          <w:rFonts w:hint="eastAsia"/>
+          <w:szCs w:val="21"/>
+        </w:rPr>
+        <w:t>16（玩家</w:t>
+      </w:r>
+      <w:r>
+        <w:rPr>
+          <w:rFonts w:hint="eastAsia"/>
+          <w:szCs w:val="21"/>
+        </w:rPr>
+        <w:t>打开安保室，</w:t>
+      </w:r>
+      <w:r>
+        <w:rPr>
+          <w:rFonts w:hint="eastAsia"/>
+          <w:szCs w:val="21"/>
+        </w:rPr>
+        <w:t>judas</w:t>
+      </w:r>
+      <w:r>
+        <w:rPr>
+          <w:rFonts w:hint="eastAsia"/>
+          <w:szCs w:val="21"/>
+        </w:rPr>
+        <w:t>说话</w:t>
+      </w:r>
+      <w:r>
+        <w:rPr>
+          <w:rFonts w:hint="eastAsia"/>
+          <w:szCs w:val="21"/>
+        </w:rPr>
+        <w:t>后）“别听他废话了。</w:t>
+      </w:r>
+      <w:r>
+        <w:rPr>
+          <w:rFonts w:hint="eastAsia"/>
+          <w:szCs w:val="21"/>
+        </w:rPr>
+        <w:t>原来</w:t>
+      </w:r>
+      <w:r>
+        <w:rPr>
+          <w:rFonts w:hint="eastAsia"/>
+          <w:szCs w:val="21"/>
+        </w:rPr>
+        <w:t>他</w:t>
+      </w:r>
+      <w:r>
+        <w:rPr>
+          <w:rFonts w:hint="eastAsia"/>
+          <w:szCs w:val="21"/>
+        </w:rPr>
+        <w:t>就</w:t>
+      </w:r>
+      <w:r>
+        <w:rPr>
+          <w:rFonts w:hint="eastAsia"/>
+          <w:szCs w:val="21"/>
+        </w:rPr>
+        <w:t>是</w:t>
+      </w:r>
+      <w:r>
+        <w:rPr>
+          <w:rFonts w:hint="eastAsia"/>
+          <w:szCs w:val="21"/>
+        </w:rPr>
+        <w:t>那</w:t>
+      </w:r>
+      <w:r>
+        <w:rPr>
+          <w:rFonts w:hint="eastAsia"/>
+          <w:szCs w:val="21"/>
+        </w:rPr>
+        <w:t>个出卖公司利益的背叛者，杀了他。”</w:t>
+      </w:r>
+    </w:p>
+    <w:p>
+      <w:pPr>
+        <w:rPr>
+          <w:szCs w:val="21"/>
+        </w:rPr>
+      </w:pPr>
+      <w:r>
+        <w:rPr>
+          <w:b/>
+          <w:bCs/>
+          <w:szCs w:val="21"/>
+        </w:rPr>
+        <w:t>Silence the traitor! His corporate treason bleeds this company—put him down!</w:t>
+      </w:r>
+    </w:p>
+    <w:p>
+      <w:pPr>
+        <w:rPr>
+          <w:szCs w:val="21"/>
+        </w:rPr>
+      </w:pPr>
+      <w:r>
+        <w:rPr>
+          <w:rFonts w:hint="eastAsia"/>
+          <w:szCs w:val="21"/>
+        </w:rPr>
+        <w:t>17（玩家打开</w:t>
+      </w:r>
+      <w:r>
+        <w:rPr>
+          <w:rFonts w:hint="eastAsia"/>
+          <w:szCs w:val="21"/>
+        </w:rPr>
+        <w:t>Lailah</w:t>
+      </w:r>
+      <w:r>
+        <w:rPr>
+          <w:rFonts w:hint="eastAsia"/>
+          <w:szCs w:val="21"/>
+        </w:rPr>
+        <w:t>房间秘密大门后来到boss场地前）“最后的决战了，你确定你准备好了吗？”</w:t>
+      </w:r>
+    </w:p>
+    <w:p>
+      <w:pPr>
+        <w:rPr>
+          <w:szCs w:val="21"/>
+        </w:rPr>
+      </w:pPr>
+      <w:r>
+        <w:rPr>
+          <w:b/>
+          <w:bCs/>
+          <w:szCs w:val="21"/>
+        </w:rPr>
+        <w:t>This is the last door. Are your nerves calibrated for what's beyond?</w:t>
+      </w:r>
+    </w:p>
+    <w:p>
+      <w:pPr>
+        <w:rPr>
+          <w:szCs w:val="21"/>
+        </w:rPr>
+      </w:pPr>
+      <w:r>
+        <w:rPr>
+          <w:rFonts w:hint="eastAsia"/>
+          <w:szCs w:val="21"/>
+        </w:rPr>
+        <w:t>18（</w:t>
+      </w:r>
+      <w:proofErr w:type="gramStart"/>
+      <w:r>
+        <w:rPr>
+          <w:rFonts w:hint="eastAsia"/>
+          <w:szCs w:val="21"/>
+        </w:rPr>
+        <w:t>玩家未</w:t>
+      </w:r>
+      <w:proofErr w:type="gramEnd"/>
+      <w:r>
+        <w:rPr>
+          <w:rFonts w:hint="eastAsia"/>
+          <w:szCs w:val="21"/>
+        </w:rPr>
+        <w:t>拥有地雷时打败boss第一阶段）“我能尝试骇入它们的神经网络连接系统了，你可以对它们使用读心来让他们暂时</w:t>
+      </w:r>
+      <w:proofErr w:type="gramStart"/>
+      <w:r>
+        <w:rPr>
+          <w:rFonts w:hint="eastAsia"/>
+          <w:szCs w:val="21"/>
+        </w:rPr>
+        <w:t>宕</w:t>
+      </w:r>
+      <w:proofErr w:type="gramEnd"/>
+      <w:r>
+        <w:rPr>
+          <w:rFonts w:hint="eastAsia"/>
+          <w:szCs w:val="21"/>
+        </w:rPr>
+        <w:t>机。”</w:t>
+      </w:r>
+    </w:p>
+    <w:p>
+      <w:pPr>
+        <w:rPr>
+          <w:szCs w:val="21"/>
+        </w:rPr>
+      </w:pPr>
+      <w:r>
+        <w:rPr>
+          <w:b/>
+          <w:bCs/>
+          <w:szCs w:val="21"/>
+        </w:rPr>
+        <w:t>I'm in their neural network now. Hit them with insight—that'll force a hard reboot</w:t>
+      </w:r>
+      <w:r>
+        <w:rPr>
+          <w:rFonts w:hint="eastAsia"/>
+          <w:b/>
+          <w:bCs/>
+          <w:szCs w:val="21"/>
+        </w:rPr>
+        <w:t>.</w:t>
+      </w:r>
+    </w:p>
+    <w:p>
+      <w:pPr>
+        <w:rPr>
+          <w:szCs w:val="21"/>
+        </w:rPr>
+      </w:pPr>
+      <w:r>
+        <w:rPr>
+          <w:rFonts w:hint="eastAsia"/>
+          <w:szCs w:val="21"/>
+        </w:rPr>
+        <w:t>19（回应boss）“那这终究是名叫Eden的项目，不是你这个外人能够企图染指的。”</w:t>
+      </w:r>
+    </w:p>
+    <w:p>
+      <w:pPr>
+        <w:rPr>
+          <w:szCs w:val="21"/>
+        </w:rPr>
+      </w:pPr>
+      <w:r>
+        <w:rPr>
+          <w:b/>
+          <w:bCs/>
+          <w:szCs w:val="21"/>
+        </w:rPr>
+        <w:t>This remains Eden's legacy—not some outsider to metastasize in.</w:t>
+      </w:r>
+    </w:p>
+    <w:p>
+      <w:pPr>
+        <w:rPr>
+          <w:szCs w:val="21"/>
+        </w:rPr>
+      </w:pPr>
+      <w:r>
+        <w:rPr>
+          <w:rFonts w:hint="eastAsia"/>
+          <w:szCs w:val="21"/>
+        </w:rPr>
+        <w:t>20（打败boss）“终于，终于要结束这一切了。”</w:t>
+      </w:r>
+    </w:p>
+    <w:p>
+      <w:pPr>
+        <w:rPr>
+          <w:szCs w:val="21"/>
+        </w:rPr>
+      </w:pPr>
       <w:r>
         <w:rPr>
           <w:b/>
@@ -7839,70 +8063,100 @@
           <w:szCs w:val="21"/>
         </w:rPr>
         <w:lastRenderedPageBreak/>
-        <w:t>he deserves before being scrapped.</w:t>
-      </w:r>
-    </w:p>
-    <w:p>
-      <w:pPr>
-        <w:rPr>
-          <w:rFonts w:hint="eastAsia"/>
-          <w:szCs w:val="21"/>
-        </w:rPr>
-      </w:pPr>
-      <w:r>
-        <w:rPr>
-          <w:rFonts w:hint="eastAsia"/>
-          <w:szCs w:val="21"/>
-        </w:rPr>
-        <w:t>14（玩家杀死judas后）“感谢你站在我这边，我会报答你的。”</w:t>
-      </w:r>
-    </w:p>
-    <w:p>
-      <w:pPr>
-        <w:rPr>
-          <w:rFonts w:hint="eastAsia"/>
-          <w:szCs w:val="21"/>
-        </w:rPr>
-      </w:pPr>
-      <w:r>
-        <w:rPr>
-          <w:b/>
-          <w:bCs/>
-          <w:szCs w:val="21"/>
-        </w:rPr>
-        <w:t xml:space="preserve">Good to have you with me. I'll make this right when </w:t>
-      </w:r>
-      <w:r>
-        <w:rPr>
-          <w:rFonts w:hint="eastAsia"/>
-          <w:b/>
-          <w:bCs/>
-          <w:szCs w:val="21"/>
-        </w:rPr>
-        <w:t xml:space="preserve">everything is </w:t>
-      </w:r>
-      <w:r>
-        <w:rPr>
-          <w:b/>
-          <w:bCs/>
-          <w:szCs w:val="21"/>
-        </w:rPr>
-        <w:t>over.</w:t>
-      </w:r>
-    </w:p>
-    <w:p>
-      <w:pPr>
-        <w:rPr>
-          <w:rFonts w:hint="eastAsia"/>
-          <w:szCs w:val="21"/>
-        </w:rPr>
-      </w:pPr>
-      <w:r>
-        <w:rPr>
-          <w:rFonts w:hint="eastAsia"/>
-          <w:szCs w:val="21"/>
-        </w:rPr>
-        <w:t>15（</w:t>
+        <w:t>Finally... finally. Eden comes home to where it belongs</w:t>
+      </w:r>
+      <w:r>
+        <w:rPr>
+          <w:rFonts w:hint="eastAsia"/>
+          <w:b/>
+          <w:bCs/>
+          <w:szCs w:val="21"/>
+        </w:rPr>
+        <w:t>.</w:t>
+      </w:r>
+    </w:p>
+    <w:p>
+      <w:pPr>
+        <w:rPr>
+          <w:szCs w:val="21"/>
+        </w:rPr>
+      </w:pPr>
+    </w:p>
+    <w:p>
+      <w:pPr>
+        <w:rPr>
+          <w:szCs w:val="21"/>
+        </w:rPr>
+      </w:pPr>
+      <w:r>
+        <w:rPr>
+          <w:rFonts w:hint="eastAsia"/>
+          <w:szCs w:val="21"/>
+        </w:rPr>
+        <w:t>Judas</w:t>
+      </w:r>
+    </w:p>
+    <w:p>
+      <w:pPr>
+        <w:rPr>
+          <w:szCs w:val="21"/>
+        </w:rPr>
+      </w:pPr>
+      <w:r>
+        <w:rPr>
+          <w:rFonts w:hint="eastAsia"/>
+          <w:szCs w:val="21"/>
+        </w:rPr>
+        <w:t>1（玩家打开安保室后）</w:t>
+      </w:r>
+      <w:r>
+        <w:rPr>
+          <w:rFonts w:hint="eastAsia"/>
+          <w:szCs w:val="21"/>
+        </w:rPr>
+        <w:t>“等一等，你就是来刺杀</w:t>
+      </w:r>
+      <w:r>
+        <w:rPr>
+          <w:rFonts w:hint="eastAsia"/>
+          <w:szCs w:val="21"/>
+        </w:rPr>
+        <w:t>Lailah</w:t>
+      </w:r>
+      <w:r>
+        <w:rPr>
+          <w:rFonts w:hint="eastAsia"/>
+          <w:szCs w:val="21"/>
+        </w:rPr>
+        <w:t>的刺客吧。</w:t>
+      </w:r>
+      <w:r>
+        <w:rPr>
+          <w:rFonts w:hint="eastAsia"/>
+          <w:szCs w:val="21"/>
+        </w:rPr>
+        <w:t>我是就是付你佣金的雇主，我们先谈谈吧。</w:t>
+      </w:r>
+      <w:r>
+        <w:rPr>
+          <w:rFonts w:hint="eastAsia"/>
+          <w:szCs w:val="21"/>
+        </w:rPr>
+        <w:t>”</w:t>
+      </w:r>
+    </w:p>
+    <w:p>
+      <w:pPr>
+        <w:rPr>
+          <w:szCs w:val="21"/>
+        </w:rPr>
+      </w:pPr>
+      <w:r>
+        <w:rPr>
+          <w:rFonts w:hint="eastAsia"/>
+          <w:szCs w:val="21"/>
+        </w:rPr>
+        <w:t>2（</w:t>
       </w:r>
       <w:proofErr w:type="gramStart"/>
       <w:r>
@@ -7918,28 +8172,174 @@
           <w:rFonts w:hint="eastAsia"/>
           <w:szCs w:val="21"/>
         </w:rPr>
-        <w:t>杀死judas</w:t>
-      </w:r>
-      <w:r>
-        <w:rPr>
-          <w:rFonts w:hint="eastAsia"/>
-          <w:szCs w:val="21"/>
-        </w:rPr>
-        <w:t>选择和他交流后</w:t>
-      </w:r>
-      <w:r>
-        <w:rPr>
-          <w:rFonts w:hint="eastAsia"/>
-          <w:szCs w:val="21"/>
-        </w:rPr>
-        <w:t>）“看来我们之间的合作并非是</w:t>
-      </w:r>
-      <w:r>
-        <w:rPr>
-          <w:rFonts w:hint="eastAsia"/>
-          <w:szCs w:val="21"/>
-        </w:rPr>
-        <w:t>天衣无缝的。你有你自己的想法。</w:t>
+        <w:t>杀死judas选择和他交流</w:t>
+      </w:r>
+      <w:r>
+        <w:rPr>
+          <w:rFonts w:hint="eastAsia"/>
+          <w:szCs w:val="21"/>
+        </w:rPr>
+        <w:t>）</w:t>
+      </w:r>
+      <w:r>
+        <w:rPr>
+          <w:rFonts w:hint="eastAsia"/>
+          <w:szCs w:val="21"/>
+        </w:rPr>
+        <w:t>“谢谢你愿意先听我说话。我这次雇你来刺杀</w:t>
+      </w:r>
+      <w:r>
+        <w:rPr>
+          <w:rFonts w:hint="eastAsia"/>
+          <w:szCs w:val="21"/>
+        </w:rPr>
+        <w:t>Lailah</w:t>
+      </w:r>
+      <w:r>
+        <w:rPr>
+          <w:rFonts w:hint="eastAsia"/>
+          <w:szCs w:val="21"/>
+        </w:rPr>
+        <w:t>是为了保住我自己的性命。我意外得知</w:t>
+      </w:r>
+      <w:r>
+        <w:rPr>
+          <w:rFonts w:hint="eastAsia"/>
+          <w:szCs w:val="21"/>
+        </w:rPr>
+        <w:t>Lailah</w:t>
+      </w:r>
+      <w:r>
+        <w:rPr>
+          <w:rFonts w:hint="eastAsia"/>
+          <w:szCs w:val="21"/>
+        </w:rPr>
+        <w:t>其实在做人体实验，而且晋升的安保室前辈再也没有出现过</w:t>
+      </w:r>
+      <w:r>
+        <w:rPr>
+          <w:rFonts w:hint="eastAsia"/>
+          <w:szCs w:val="21"/>
+        </w:rPr>
+        <w:t>，</w:t>
+      </w:r>
+      <w:r>
+        <w:rPr>
+          <w:szCs w:val="21"/>
+        </w:rPr>
+        <w:t>所以我只能想到刺杀</w:t>
+      </w:r>
+      <w:r>
+        <w:rPr>
+          <w:szCs w:val="21"/>
+        </w:rPr>
+        <w:t>Lailah</w:t>
+      </w:r>
+      <w:r>
+        <w:rPr>
+          <w:szCs w:val="21"/>
+        </w:rPr>
+        <w:t>这个办法。我找到了</w:t>
+      </w:r>
+      <w:r>
+        <w:rPr>
+          <w:szCs w:val="21"/>
+        </w:rPr>
+        <w:t>Abel</w:t>
+      </w:r>
+      <w:r>
+        <w:rPr>
+          <w:szCs w:val="21"/>
+        </w:rPr>
+        <w:t>的芯片所在地。希望他能帮你完成任务。</w:t>
+      </w:r>
+      <w:r>
+        <w:rPr>
+          <w:rFonts w:hint="eastAsia"/>
+          <w:szCs w:val="21"/>
+        </w:rPr>
+        <w:t>（</w:t>
+      </w:r>
+      <w:r>
+        <w:rPr>
+          <w:b/>
+          <w:bCs/>
+          <w:szCs w:val="21"/>
+        </w:rPr>
+        <w:t xml:space="preserve">I owe you for hearing me out first. Contracting you to eliminate </w:t>
+      </w:r>
+      <w:r>
+        <w:rPr>
+          <w:b/>
+          <w:bCs/>
+          <w:szCs w:val="21"/>
+        </w:rPr>
+        <w:t>Lailah</w:t>
+      </w:r>
+      <w:r>
+        <w:rPr>
+          <w:b/>
+          <w:bCs/>
+          <w:szCs w:val="21"/>
+        </w:rPr>
+        <w:t xml:space="preserve"> is about saving my own skin.</w:t>
+      </w:r>
+      <w:r>
+        <w:rPr>
+          <w:rFonts w:hint="eastAsia"/>
+          <w:b/>
+          <w:bCs/>
+          <w:szCs w:val="21"/>
+        </w:rPr>
+        <w:t xml:space="preserve"> </w:t>
+      </w:r>
+      <w:r>
+        <w:rPr>
+          <w:b/>
+          <w:bCs/>
+          <w:szCs w:val="21"/>
+        </w:rPr>
+        <w:t xml:space="preserve">I've stumbled upon </w:t>
+      </w:r>
+      <w:r>
+        <w:rPr>
+          <w:rFonts w:hint="eastAsia"/>
+          <w:b/>
+          <w:bCs/>
+          <w:szCs w:val="21"/>
+        </w:rPr>
+        <w:t>her</w:t>
+      </w:r>
+      <w:r>
+        <w:rPr>
+          <w:b/>
+          <w:bCs/>
+          <w:szCs w:val="21"/>
+        </w:rPr>
+        <w:t xml:space="preserve"> live human experiments. Since every promoted security lead vanished without trace, assassination's my last recourse. Located </w:t>
+      </w:r>
+      <w:r>
+        <w:rPr>
+          <w:b/>
+          <w:bCs/>
+          <w:szCs w:val="21"/>
+        </w:rPr>
+        <w:t>Abel</w:t>
+      </w:r>
+      <w:r>
+        <w:rPr>
+          <w:b/>
+          <w:bCs/>
+          <w:szCs w:val="21"/>
+        </w:rPr>
+        <w:t>'s chip containment site. He'll see this mission through.</w:t>
+      </w:r>
+      <w:r>
+        <w:rPr>
+          <w:rFonts w:hint="eastAsia"/>
+          <w:szCs w:val="21"/>
+        </w:rPr>
+        <w:t>）</w:t>
       </w:r>
       <w:r>
         <w:rPr>
@@ -7952,134 +8352,86 @@
     <w:p>
       <w:pPr>
         <w:rPr>
-          <w:rFonts w:hint="eastAsia"/>
-          <w:szCs w:val="21"/>
-        </w:rPr>
-      </w:pPr>
-      <w:r>
-        <w:rPr>
-          <w:b/>
-          <w:bCs/>
-          <w:szCs w:val="21"/>
-        </w:rPr>
-        <w:t>Seems our partnership's not the flawless machine I envisioned. You carry... independent variables.</w:t>
-      </w:r>
-    </w:p>
-    <w:p>
-      <w:pPr>
-        <w:rPr>
-          <w:rFonts w:hint="eastAsia"/>
-          <w:szCs w:val="21"/>
-        </w:rPr>
-      </w:pPr>
-      <w:r>
-        <w:rPr>
-          <w:rFonts w:hint="eastAsia"/>
-          <w:szCs w:val="21"/>
-        </w:rPr>
-        <w:t>16（玩家</w:t>
-      </w:r>
-      <w:r>
-        <w:rPr>
-          <w:rFonts w:hint="eastAsia"/>
-          <w:szCs w:val="21"/>
-        </w:rPr>
-        <w:t>打开安保室，</w:t>
-      </w:r>
-      <w:r>
-        <w:rPr>
-          <w:rFonts w:hint="eastAsia"/>
-          <w:szCs w:val="21"/>
-        </w:rPr>
-        <w:t>judas</w:t>
-      </w:r>
-      <w:r>
-        <w:rPr>
-          <w:rFonts w:hint="eastAsia"/>
-          <w:szCs w:val="21"/>
-        </w:rPr>
-        <w:t>说话</w:t>
-      </w:r>
-      <w:r>
-        <w:rPr>
-          <w:rFonts w:hint="eastAsia"/>
-          <w:szCs w:val="21"/>
-        </w:rPr>
-        <w:t>后）“别听他废话了。</w:t>
-      </w:r>
-      <w:r>
-        <w:rPr>
-          <w:rFonts w:hint="eastAsia"/>
-          <w:szCs w:val="21"/>
-        </w:rPr>
-        <w:t>原来</w:t>
-      </w:r>
-      <w:r>
-        <w:rPr>
-          <w:rFonts w:hint="eastAsia"/>
-          <w:szCs w:val="21"/>
-        </w:rPr>
-        <w:t>他</w:t>
-      </w:r>
-      <w:r>
-        <w:rPr>
-          <w:rFonts w:hint="eastAsia"/>
-          <w:szCs w:val="21"/>
-        </w:rPr>
-        <w:t>就</w:t>
-      </w:r>
-      <w:r>
-        <w:rPr>
-          <w:rFonts w:hint="eastAsia"/>
-          <w:szCs w:val="21"/>
-        </w:rPr>
-        <w:t>是</w:t>
-      </w:r>
-      <w:r>
-        <w:rPr>
-          <w:rFonts w:hint="eastAsia"/>
-          <w:szCs w:val="21"/>
-        </w:rPr>
-        <w:t>那</w:t>
-      </w:r>
-      <w:r>
-        <w:rPr>
-          <w:rFonts w:hint="eastAsia"/>
-          <w:szCs w:val="21"/>
-        </w:rPr>
-        <w:t>个出卖公司利益的背叛者，杀了他。”</w:t>
-      </w:r>
-    </w:p>
-    <w:p>
-      <w:pPr>
-        <w:rPr>
-          <w:rFonts w:hint="eastAsia"/>
-          <w:szCs w:val="21"/>
-        </w:rPr>
-      </w:pPr>
-      <w:r>
-        <w:rPr>
-          <w:b/>
-          <w:bCs/>
-          <w:szCs w:val="21"/>
-        </w:rPr>
-        <w:t>Silence the traitor! His corporate treason bleeds this company—put him down!</w:t>
-      </w:r>
-    </w:p>
-    <w:p>
-      <w:pPr>
-        <w:rPr>
-          <w:rFonts w:hint="eastAsia"/>
-          <w:szCs w:val="21"/>
-        </w:rPr>
-      </w:pPr>
-      <w:r>
-        <w:rPr>
-          <w:rFonts w:hint="eastAsia"/>
-          <w:szCs w:val="21"/>
-        </w:rPr>
-        <w:t>17（玩家打开</w:t>
-      </w:r>
+          <w:szCs w:val="21"/>
+        </w:rPr>
+      </w:pPr>
+      <w:r>
+        <w:rPr>
+          <w:rFonts w:hint="eastAsia"/>
+          <w:szCs w:val="21"/>
+        </w:rPr>
+        <w:t>3（</w:t>
+      </w:r>
+      <w:r>
+        <w:rPr>
+          <w:rFonts w:hint="eastAsia"/>
+          <w:szCs w:val="21"/>
+        </w:rPr>
+        <w:t>接着之前</w:t>
+      </w:r>
+      <w:r>
+        <w:rPr>
+          <w:rFonts w:hint="eastAsia"/>
+          <w:szCs w:val="21"/>
+        </w:rPr>
+        <w:t>）</w:t>
+      </w:r>
+      <w:r>
+        <w:rPr>
+          <w:rFonts w:hint="eastAsia"/>
+          <w:szCs w:val="21"/>
+        </w:rPr>
+        <w:t>“为了支援你，安保室有个秘密夹层，你可以使用</w:t>
+      </w:r>
+      <w:r>
+        <w:rPr>
+          <w:rFonts w:hint="eastAsia"/>
+          <w:szCs w:val="21"/>
+        </w:rPr>
+        <w:t>Abel</w:t>
+      </w:r>
+      <w:r>
+        <w:rPr>
+          <w:rFonts w:hint="eastAsia"/>
+          <w:szCs w:val="21"/>
+        </w:rPr>
+        <w:t>的虚化功能，去捡我藏起来的秘密武器。”</w:t>
+      </w:r>
+    </w:p>
+    <w:p>
+      <w:pPr>
+        <w:rPr>
+          <w:szCs w:val="21"/>
+        </w:rPr>
+      </w:pPr>
+      <w:r>
+        <w:rPr>
+          <w:rFonts w:hint="eastAsia"/>
+          <w:szCs w:val="21"/>
+        </w:rPr>
+        <w:t>4（玩家捡到后离开）“感谢你的不杀之恩。”</w:t>
+      </w:r>
+    </w:p>
+    <w:p>
+      <w:pPr>
+        <w:rPr>
+          <w:szCs w:val="21"/>
+        </w:rPr>
+      </w:pPr>
+    </w:p>
+    <w:p>
+      <w:pPr>
+        <w:rPr>
+          <w:szCs w:val="21"/>
+        </w:rPr>
+      </w:pPr>
+    </w:p>
+    <w:p>
+      <w:pPr>
+        <w:rPr>
+          <w:szCs w:val="21"/>
+        </w:rPr>
+      </w:pPr>
       <w:r>
         <w:rPr>
           <w:rFonts w:hint="eastAsia"/>
@@ -8087,613 +8439,71 @@
         </w:rPr>
         <w:t>Lailah</w:t>
       </w:r>
-      <w:r>
-        <w:rPr>
-          <w:rFonts w:hint="eastAsia"/>
-          <w:szCs w:val="21"/>
-        </w:rPr>
-        <w:t>房间秘密大门后来到boss场地前）“最后的决战了，你确定你准备好了吗？”</w:t>
-      </w:r>
-    </w:p>
-    <w:p>
-      <w:pPr>
-        <w:rPr>
-          <w:rFonts w:hint="eastAsia"/>
-          <w:szCs w:val="21"/>
-        </w:rPr>
-      </w:pPr>
-      <w:r>
-        <w:rPr>
-          <w:b/>
-          <w:bCs/>
-          <w:szCs w:val="21"/>
-        </w:rPr>
-        <w:t>This is the last door. Are your nerves calibrated for what's beyond?</w:t>
-      </w:r>
-    </w:p>
-    <w:p>
-      <w:pPr>
-        <w:rPr>
-          <w:rFonts w:hint="eastAsia"/>
-          <w:szCs w:val="21"/>
-        </w:rPr>
-      </w:pPr>
-      <w:r>
-        <w:rPr>
-          <w:rFonts w:hint="eastAsia"/>
-          <w:szCs w:val="21"/>
-        </w:rPr>
-        <w:t>18（</w:t>
-      </w:r>
-      <w:proofErr w:type="gramStart"/>
-      <w:r>
-        <w:rPr>
-          <w:rFonts w:hint="eastAsia"/>
-          <w:szCs w:val="21"/>
-        </w:rPr>
-        <w:t>玩家未</w:t>
-      </w:r>
-      <w:proofErr w:type="gramEnd"/>
-      <w:r>
-        <w:rPr>
-          <w:rFonts w:hint="eastAsia"/>
-          <w:szCs w:val="21"/>
-        </w:rPr>
-        <w:t>拥有地雷时打败boss第一阶段）“我能尝试骇入它们的神经网络连接系统了，你可以对它们使用读心来让他们暂时</w:t>
-      </w:r>
-      <w:proofErr w:type="gramStart"/>
-      <w:r>
-        <w:rPr>
-          <w:rFonts w:hint="eastAsia"/>
-          <w:szCs w:val="21"/>
-        </w:rPr>
-        <w:t>宕</w:t>
-      </w:r>
-      <w:proofErr w:type="gramEnd"/>
-      <w:r>
-        <w:rPr>
-          <w:rFonts w:hint="eastAsia"/>
-          <w:szCs w:val="21"/>
-        </w:rPr>
-        <w:t>机。”</w:t>
-      </w:r>
-    </w:p>
-    <w:p>
-      <w:pPr>
-        <w:rPr>
-          <w:rFonts w:hint="eastAsia"/>
-          <w:szCs w:val="21"/>
-        </w:rPr>
-      </w:pPr>
-      <w:r>
-        <w:rPr>
-          <w:b/>
-          <w:bCs/>
-          <w:szCs w:val="21"/>
-        </w:rPr>
-        <w:t>I'm in their neural network now. Hit them with insight—that'll force a hard reboot</w:t>
-      </w:r>
-      <w:r>
-        <w:rPr>
-          <w:rFonts w:hint="eastAsia"/>
-          <w:b/>
-          <w:bCs/>
-          <w:szCs w:val="21"/>
-        </w:rPr>
-        <w:t>.</w:t>
-      </w:r>
-    </w:p>
-    <w:p>
-      <w:pPr>
-        <w:rPr>
-          <w:rFonts w:hint="eastAsia"/>
-          <w:szCs w:val="21"/>
-        </w:rPr>
-      </w:pPr>
-      <w:r>
-        <w:rPr>
-          <w:rFonts w:hint="eastAsia"/>
-          <w:szCs w:val="21"/>
-        </w:rPr>
-        <w:t>19（回应boss）“那这终究是名叫Eden的项目，不是你这个外人能够企图染指的。”</w:t>
-      </w:r>
-    </w:p>
-    <w:p>
-      <w:pPr>
-        <w:rPr>
-          <w:rFonts w:hint="eastAsia"/>
-          <w:szCs w:val="21"/>
-        </w:rPr>
-      </w:pPr>
-      <w:r>
-        <w:rPr>
-          <w:b/>
-          <w:bCs/>
-          <w:szCs w:val="21"/>
-        </w:rPr>
-        <w:t>This remains Eden's legacy—not some outsider to metastasize in.</w:t>
-      </w:r>
-    </w:p>
-    <w:p>
-      <w:pPr>
-        <w:rPr>
-          <w:rFonts w:hint="eastAsia"/>
-          <w:szCs w:val="21"/>
-        </w:rPr>
-      </w:pPr>
-      <w:r>
-        <w:rPr>
-          <w:rFonts w:hint="eastAsia"/>
-          <w:szCs w:val="21"/>
-        </w:rPr>
-        <w:t>20（打败boss）“终于，终于要结束这一切了。”</w:t>
-      </w:r>
-    </w:p>
-    <w:p>
-      <w:pPr>
-        <w:rPr>
-          <w:rFonts w:hint="eastAsia"/>
-          <w:szCs w:val="21"/>
-        </w:rPr>
-      </w:pPr>
-      <w:r>
-        <w:rPr>
-          <w:b/>
-          <w:bCs/>
-          <w:szCs w:val="21"/>
-        </w:rPr>
-        <w:t>Finally... finally. Eden comes home to where it belongs</w:t>
-      </w:r>
-      <w:r>
-        <w:rPr>
-          <w:rFonts w:hint="eastAsia"/>
-          <w:b/>
-          <w:bCs/>
-          <w:szCs w:val="21"/>
-        </w:rPr>
-        <w:t>.</w:t>
-      </w:r>
-    </w:p>
-    <w:p>
-      <w:pPr>
-        <w:rPr>
-          <w:rFonts w:hint="eastAsia"/>
-          <w:szCs w:val="21"/>
-        </w:rPr>
-      </w:pPr>
-    </w:p>
-    <w:p>
-      <w:pPr>
-        <w:rPr>
-          <w:rFonts w:hint="eastAsia"/>
-          <w:szCs w:val="21"/>
-        </w:rPr>
-      </w:pPr>
-      <w:r>
-        <w:rPr>
-          <w:rFonts w:hint="eastAsia"/>
-          <w:szCs w:val="21"/>
-        </w:rPr>
-        <w:t>Judas</w:t>
-      </w:r>
-    </w:p>
-    <w:p>
-      <w:pPr>
-        <w:rPr>
-          <w:rFonts w:hint="eastAsia"/>
-          <w:szCs w:val="21"/>
-        </w:rPr>
-      </w:pPr>
-      <w:r>
-        <w:rPr>
-          <w:rFonts w:hint="eastAsia"/>
-          <w:szCs w:val="21"/>
-        </w:rPr>
-        <w:t>1（玩家打开安保室后）</w:t>
-      </w:r>
-      <w:r>
-        <w:rPr>
-          <w:rFonts w:hint="eastAsia"/>
-          <w:szCs w:val="21"/>
-        </w:rPr>
-        <w:t>“等一等，你就是来刺杀</w:t>
-      </w:r>
-      <w:r>
-        <w:rPr>
-          <w:rFonts w:hint="eastAsia"/>
-          <w:szCs w:val="21"/>
-        </w:rPr>
-        <w:t>Lailah</w:t>
-      </w:r>
-      <w:r>
-        <w:rPr>
-          <w:rFonts w:hint="eastAsia"/>
-          <w:szCs w:val="21"/>
-        </w:rPr>
-        <w:t>的刺客吧。</w:t>
-      </w:r>
-      <w:r>
-        <w:rPr>
-          <w:rFonts w:hint="eastAsia"/>
-          <w:szCs w:val="21"/>
-        </w:rPr>
-        <w:t>我是就是付你佣金的雇主，我们先谈谈吧。</w:t>
-      </w:r>
-      <w:r>
-        <w:rPr>
-          <w:rFonts w:hint="eastAsia"/>
-          <w:szCs w:val="21"/>
-        </w:rPr>
-        <w:t>”</w:t>
-      </w:r>
-    </w:p>
-    <w:p>
-      <w:pPr>
-        <w:rPr>
-          <w:rFonts w:hint="eastAsia"/>
-          <w:szCs w:val="21"/>
-        </w:rPr>
-      </w:pPr>
-      <w:r>
-        <w:rPr>
-          <w:rFonts w:hint="eastAsia"/>
-          <w:szCs w:val="21"/>
-        </w:rPr>
-        <w:t>2（</w:t>
-      </w:r>
-      <w:proofErr w:type="gramStart"/>
-      <w:r>
-        <w:rPr>
-          <w:rFonts w:hint="eastAsia"/>
-          <w:szCs w:val="21"/>
-        </w:rPr>
-        <w:t>玩家未</w:t>
-      </w:r>
-      <w:proofErr w:type="gramEnd"/>
-      <w:r>
-        <w:rPr>
-          <w:rFonts w:hint="eastAsia"/>
-          <w:szCs w:val="21"/>
-        </w:rPr>
-        <w:t>杀死judas选择和他交流</w:t>
-      </w:r>
-      <w:r>
-        <w:rPr>
-          <w:rFonts w:hint="eastAsia"/>
-          <w:szCs w:val="21"/>
-        </w:rPr>
-        <w:t>）</w:t>
-      </w:r>
-      <w:r>
-        <w:rPr>
-          <w:rFonts w:hint="eastAsia"/>
-          <w:szCs w:val="21"/>
-        </w:rPr>
-        <w:t>“谢谢你愿意先听我说话。我这次雇你来刺杀</w:t>
-      </w:r>
-      <w:r>
-        <w:rPr>
-          <w:rFonts w:hint="eastAsia"/>
-          <w:szCs w:val="21"/>
-        </w:rPr>
-        <w:t>Lailah</w:t>
-      </w:r>
-      <w:r>
-        <w:rPr>
-          <w:rFonts w:hint="eastAsia"/>
-          <w:szCs w:val="21"/>
-        </w:rPr>
-        <w:t>是为了保住我自己的性命。我意外得知</w:t>
-      </w:r>
-      <w:r>
-        <w:rPr>
-          <w:rFonts w:hint="eastAsia"/>
-          <w:szCs w:val="21"/>
-        </w:rPr>
-        <w:t>Lailah</w:t>
-      </w:r>
-      <w:r>
-        <w:rPr>
-          <w:rFonts w:hint="eastAsia"/>
-          <w:szCs w:val="21"/>
-        </w:rPr>
-        <w:t>其实在做人体实验，而且晋升的安保室前辈再也没有出现过</w:t>
-      </w:r>
-      <w:r>
-        <w:rPr>
-          <w:rFonts w:hint="eastAsia"/>
-          <w:szCs w:val="21"/>
-        </w:rPr>
-        <w:t>，</w:t>
-      </w:r>
-      <w:r>
-        <w:rPr>
-          <w:szCs w:val="21"/>
-        </w:rPr>
-        <w:t>所以我只能想到刺杀</w:t>
-      </w:r>
-      <w:r>
-        <w:rPr>
-          <w:szCs w:val="21"/>
-        </w:rPr>
-        <w:t>Lailah</w:t>
-      </w:r>
-      <w:r>
-        <w:rPr>
-          <w:szCs w:val="21"/>
-        </w:rPr>
-        <w:t>这个办法。我找到了</w:t>
-      </w:r>
-      <w:r>
-        <w:rPr>
+    </w:p>
+    <w:p>
+      <w:pPr>
+        <w:rPr>
+          <w:szCs w:val="21"/>
+        </w:rPr>
+      </w:pPr>
+      <w:r>
+        <w:rPr>
+          <w:rFonts w:hint="eastAsia"/>
+          <w:szCs w:val="21"/>
+        </w:rPr>
+        <w:t>1（分身死后从电梯下来）“再次和你面对面了，</w:t>
+      </w:r>
+      <w:r>
+        <w:rPr>
+          <w:rFonts w:hint="eastAsia"/>
           <w:szCs w:val="21"/>
         </w:rPr>
         <w:t>Abel</w:t>
       </w:r>
       <w:r>
         <w:rPr>
-          <w:szCs w:val="21"/>
-        </w:rPr>
-        <w:t>的芯片所在地。希望他能帮你完成任务。</w:t>
-      </w:r>
-      <w:r>
-        <w:rPr>
-          <w:rFonts w:hint="eastAsia"/>
-          <w:szCs w:val="21"/>
-        </w:rPr>
-        <w:t>（</w:t>
-      </w:r>
-      <w:r>
-        <w:rPr>
-          <w:b/>
-          <w:bCs/>
-          <w:szCs w:val="21"/>
-        </w:rPr>
-        <w:t xml:space="preserve">I owe you for hearing me out first. Contracting you to eliminate </w:t>
-      </w:r>
-      <w:r>
-        <w:rPr>
-          <w:b/>
-          <w:bCs/>
-          <w:szCs w:val="21"/>
-        </w:rPr>
-        <w:t>Lailah</w:t>
-      </w:r>
-      <w:r>
-        <w:rPr>
-          <w:b/>
-          <w:bCs/>
-          <w:szCs w:val="21"/>
-        </w:rPr>
-        <w:t xml:space="preserve"> is about saving my own skin.</w:t>
-      </w:r>
-      <w:r>
-        <w:rPr>
-          <w:rFonts w:hint="eastAsia"/>
-          <w:b/>
-          <w:bCs/>
-          <w:szCs w:val="21"/>
-        </w:rPr>
-        <w:t xml:space="preserve"> </w:t>
-      </w:r>
-      <w:r>
-        <w:rPr>
-          <w:b/>
-          <w:bCs/>
-          <w:szCs w:val="21"/>
-        </w:rPr>
-        <w:t xml:space="preserve">I've stumbled upon </w:t>
-      </w:r>
-      <w:r>
-        <w:rPr>
-          <w:rFonts w:hint="eastAsia"/>
-          <w:b/>
-          <w:bCs/>
-          <w:szCs w:val="21"/>
-        </w:rPr>
-        <w:t>her</w:t>
-      </w:r>
-      <w:r>
-        <w:rPr>
-          <w:b/>
-          <w:bCs/>
-          <w:szCs w:val="21"/>
-        </w:rPr>
-        <w:t xml:space="preserve"> live human experiments. Since every promoted security lead vanished without trace, assassination's my last recourse. Located </w:t>
-      </w:r>
-      <w:r>
-        <w:rPr>
-          <w:b/>
-          <w:bCs/>
+          <w:rFonts w:hint="eastAsia"/>
+          <w:szCs w:val="21"/>
+        </w:rPr>
+        <w:t>。你是一个有才华有才能的人。何必被伦理常识束缚住了手脚。你能做到很多别人做不到的事，你就是为了Eden系列而生的。想想你的爷爷Andrew Eden，你不想继续他的项目，为他完成这个伟大的计划</w:t>
+      </w:r>
+      <w:r>
+        <w:rPr>
+          <w:rFonts w:hint="eastAsia"/>
+          <w:szCs w:val="21"/>
+        </w:rPr>
+        <w:t>，将他的项目发扬光大</w:t>
+      </w:r>
+      <w:r>
+        <w:rPr>
+          <w:rFonts w:hint="eastAsia"/>
+          <w:szCs w:val="21"/>
+        </w:rPr>
+        <w:t>吗？”</w:t>
+      </w:r>
+    </w:p>
+    <w:p>
+      <w:pPr>
+        <w:rPr>
+          <w:szCs w:val="21"/>
+        </w:rPr>
+      </w:pPr>
+      <w:r>
+        <w:rPr>
+          <w:rFonts w:hint="eastAsia"/>
+          <w:szCs w:val="21"/>
+        </w:rPr>
+        <w:t>2（接</w:t>
+      </w:r>
+      <w:r>
+        <w:rPr>
+          <w:rFonts w:hint="eastAsia"/>
           <w:szCs w:val="21"/>
         </w:rPr>
         <w:t>Abel</w:t>
       </w:r>
       <w:r>
         <w:rPr>
-          <w:b/>
-          <w:bCs/>
-          <w:szCs w:val="21"/>
-        </w:rPr>
-        <w:t>'s chip containment site. He'll see this mission through.</w:t>
-      </w:r>
-      <w:r>
-        <w:rPr>
-          <w:rFonts w:hint="eastAsia"/>
-          <w:szCs w:val="21"/>
-        </w:rPr>
-        <w:t>）</w:t>
-      </w:r>
-      <w:r>
-        <w:rPr>
-          <w:rFonts w:hint="eastAsia"/>
-          <w:szCs w:val="21"/>
-        </w:rPr>
-        <w:t>”</w:t>
-      </w:r>
-    </w:p>
-    <w:p>
-      <w:pPr>
-        <w:rPr>
-          <w:rFonts w:hint="eastAsia"/>
-          <w:szCs w:val="21"/>
-        </w:rPr>
-      </w:pPr>
-      <w:r>
-        <w:rPr>
-          <w:rFonts w:hint="eastAsia"/>
-          <w:szCs w:val="21"/>
-        </w:rPr>
-        <w:t>3（</w:t>
-      </w:r>
-      <w:r>
-        <w:rPr>
-          <w:rFonts w:hint="eastAsia"/>
-          <w:szCs w:val="21"/>
-        </w:rPr>
-        <w:t>接着之前</w:t>
-      </w:r>
-      <w:r>
-        <w:rPr>
-          <w:rFonts w:hint="eastAsia"/>
-          <w:szCs w:val="21"/>
-        </w:rPr>
-        <w:t>）</w:t>
-      </w:r>
-      <w:r>
-        <w:rPr>
-          <w:rFonts w:hint="eastAsia"/>
-          <w:szCs w:val="21"/>
-        </w:rPr>
-        <w:t>“为了支援你，安保室有个秘密夹层，你可以使用</w:t>
-      </w:r>
-      <w:r>
-        <w:rPr>
-          <w:rFonts w:hint="eastAsia"/>
-          <w:szCs w:val="21"/>
-        </w:rPr>
-        <w:t>Abel</w:t>
-      </w:r>
-      <w:r>
-        <w:rPr>
-          <w:rFonts w:hint="eastAsia"/>
-          <w:szCs w:val="21"/>
-        </w:rPr>
-        <w:t>的虚化功能，去捡我藏起来的秘密武器。”</w:t>
-      </w:r>
-    </w:p>
-    <w:p>
-      <w:pPr>
-        <w:rPr>
-          <w:rFonts w:hint="eastAsia"/>
-          <w:szCs w:val="21"/>
-        </w:rPr>
-      </w:pPr>
-      <w:r>
-        <w:rPr>
-          <w:rFonts w:hint="eastAsia"/>
-          <w:szCs w:val="21"/>
-        </w:rPr>
-        <w:t>4（玩家捡到后离开）“感谢你的不杀之恩。”</w:t>
-      </w:r>
-    </w:p>
-    <w:p>
-      <w:pPr>
-        <w:rPr>
-          <w:rFonts w:hint="eastAsia"/>
-          <w:szCs w:val="21"/>
-        </w:rPr>
-      </w:pPr>
-    </w:p>
-    <w:p>
-      <w:pPr>
-        <w:rPr>
-          <w:rFonts w:hint="eastAsia"/>
-          <w:szCs w:val="21"/>
-        </w:rPr>
-      </w:pPr>
-    </w:p>
-    <w:p>
-      <w:pPr>
-        <w:rPr>
-          <w:rFonts w:hint="eastAsia"/>
-          <w:szCs w:val="21"/>
-        </w:rPr>
-      </w:pPr>
-      <w:r>
-        <w:rPr>
-          <w:rFonts w:hint="eastAsia"/>
-          <w:szCs w:val="21"/>
-        </w:rPr>
-        <w:t>Lailah</w:t>
-      </w:r>
-    </w:p>
-    <w:p>
-      <w:pPr>
-        <w:rPr>
-          <w:rFonts w:hint="eastAsia"/>
-          <w:szCs w:val="21"/>
-        </w:rPr>
-      </w:pPr>
-      <w:r>
-        <w:rPr>
-          <w:rFonts w:hint="eastAsia"/>
-          <w:szCs w:val="21"/>
-        </w:rPr>
-        <w:t>1（分身死后从电梯下来）“再次和你面对面了，</w:t>
-      </w:r>
-      <w:r>
-        <w:rPr>
-          <w:rFonts w:hint="eastAsia"/>
-          <w:szCs w:val="21"/>
-        </w:rPr>
-        <w:t>Abel</w:t>
-      </w:r>
-      <w:r>
-        <w:rPr>
-          <w:rFonts w:hint="eastAsia"/>
-          <w:szCs w:val="21"/>
-        </w:rPr>
-        <w:t>。你是一个有才华有才能的人。何必被伦理常识束缚住了手脚。你能做到很多别人做不到的事，你就是为了Eden系列而生的。想想你的爷爷Andrew Eden，你不想继续他的项目，为他完成这个伟大的计划</w:t>
-      </w:r>
-      <w:r>
-        <w:rPr>
-          <w:rFonts w:hint="eastAsia"/>
-          <w:szCs w:val="21"/>
-        </w:rPr>
-        <w:t>，将他的项目发扬光大</w:t>
-      </w:r>
-      <w:r>
-        <w:rPr>
-          <w:rFonts w:hint="eastAsia"/>
-          <w:szCs w:val="21"/>
-        </w:rPr>
-        <w:t>吗？”</w:t>
-      </w:r>
-    </w:p>
-    <w:p>
-      <w:pPr>
-        <w:rPr>
-          <w:rFonts w:hint="eastAsia"/>
-          <w:szCs w:val="21"/>
-        </w:rPr>
-      </w:pPr>
-      <w:r>
-        <w:rPr>
-          <w:rFonts w:hint="eastAsia"/>
-          <w:szCs w:val="21"/>
-        </w:rPr>
-        <w:t>2（接</w:t>
-      </w:r>
-      <w:r>
-        <w:rPr>
-          <w:rFonts w:hint="eastAsia"/>
-          <w:szCs w:val="21"/>
-        </w:rPr>
-        <w:t>Abel</w:t>
-      </w:r>
-      <w:r>
-        <w:rPr>
           <w:rFonts w:hint="eastAsia"/>
           <w:szCs w:val="21"/>
         </w:rPr>
@@ -8703,7 +8513,6 @@
     <w:p>
       <w:pPr>
         <w:rPr>
-          <w:rFonts w:hint="eastAsia"/>
           <w:szCs w:val="21"/>
         </w:rPr>
       </w:pPr>
@@ -8890,6 +8699,119 @@
     </w:lvl>
   </w:abstractNum>
   <w:abstractNum w:abstractNumId="1" w15:restartNumberingAfterBreak="0">
+    <w:nsid w:val="079749CF"/>
+    <w:multiLevelType w:val="multilevel"/>
+    <w:tmpl w:val="94E80364"/>
+    <w:lvl w:ilvl="0">
+      <w:start w:val="1"/>
+      <w:numFmt w:val="decimal"/>
+      <w:lvlText w:val="%1."/>
+      <w:lvlJc w:val="left"/>
+      <w:pPr>
+        <w:tabs>
+          <w:tab w:val="num" w:pos="720"/>
+        </w:tabs>
+        <w:ind w:left="720" w:hanging="360"/>
+      </w:pPr>
+    </w:lvl>
+    <w:lvl w:ilvl="1" w:tentative="1">
+      <w:start w:val="1"/>
+      <w:numFmt w:val="decimal"/>
+      <w:lvlText w:val="%2."/>
+      <w:lvlJc w:val="left"/>
+      <w:pPr>
+        <w:tabs>
+          <w:tab w:val="num" w:pos="1440"/>
+        </w:tabs>
+        <w:ind w:left="1440" w:hanging="360"/>
+      </w:pPr>
+    </w:lvl>
+    <w:lvl w:ilvl="2" w:tentative="1">
+      <w:start w:val="1"/>
+      <w:numFmt w:val="decimal"/>
+      <w:lvlText w:val="%3."/>
+      <w:lvlJc w:val="left"/>
+      <w:pPr>
+        <w:tabs>
+          <w:tab w:val="num" w:pos="2160"/>
+        </w:tabs>
+        <w:ind w:left="2160" w:hanging="360"/>
+      </w:pPr>
+    </w:lvl>
+    <w:lvl w:ilvl="3" w:tentative="1">
+      <w:start w:val="1"/>
+      <w:numFmt w:val="decimal"/>
+      <w:lvlText w:val="%4."/>
+      <w:lvlJc w:val="left"/>
+      <w:pPr>
+        <w:tabs>
+          <w:tab w:val="num" w:pos="2880"/>
+        </w:tabs>
+        <w:ind w:left="2880" w:hanging="360"/>
+      </w:pPr>
+    </w:lvl>
+    <w:lvl w:ilvl="4" w:tentative="1">
+      <w:start w:val="1"/>
+      <w:numFmt w:val="decimal"/>
+      <w:lvlText w:val="%5."/>
+      <w:lvlJc w:val="left"/>
+      <w:pPr>
+        <w:tabs>
+          <w:tab w:val="num" w:pos="3600"/>
+        </w:tabs>
+        <w:ind w:left="3600" w:hanging="360"/>
+      </w:pPr>
+    </w:lvl>
+    <w:lvl w:ilvl="5" w:tentative="1">
+      <w:start w:val="1"/>
+      <w:numFmt w:val="decimal"/>
+      <w:lvlText w:val="%6."/>
+      <w:lvlJc w:val="left"/>
+      <w:pPr>
+        <w:tabs>
+          <w:tab w:val="num" w:pos="4320"/>
+        </w:tabs>
+        <w:ind w:left="4320" w:hanging="360"/>
+      </w:pPr>
+    </w:lvl>
+    <w:lvl w:ilvl="6" w:tentative="1">
+      <w:start w:val="1"/>
+      <w:numFmt w:val="decimal"/>
+      <w:lvlText w:val="%7."/>
+      <w:lvlJc w:val="left"/>
+      <w:pPr>
+        <w:tabs>
+          <w:tab w:val="num" w:pos="5040"/>
+        </w:tabs>
+        <w:ind w:left="5040" w:hanging="360"/>
+      </w:pPr>
+    </w:lvl>
+    <w:lvl w:ilvl="7" w:tentative="1">
+      <w:start w:val="1"/>
+      <w:numFmt w:val="decimal"/>
+      <w:lvlText w:val="%8."/>
+      <w:lvlJc w:val="left"/>
+      <w:pPr>
+        <w:tabs>
+          <w:tab w:val="num" w:pos="5760"/>
+        </w:tabs>
+        <w:ind w:left="5760" w:hanging="360"/>
+      </w:pPr>
+    </w:lvl>
+    <w:lvl w:ilvl="8" w:tentative="1">
+      <w:start w:val="1"/>
+      <w:numFmt w:val="decimal"/>
+      <w:lvlText w:val="%9."/>
+      <w:lvlJc w:val="left"/>
+      <w:pPr>
+        <w:tabs>
+          <w:tab w:val="num" w:pos="6480"/>
+        </w:tabs>
+        <w:ind w:left="6480" w:hanging="360"/>
+      </w:pPr>
+    </w:lvl>
+  </w:abstractNum>
+  <w:abstractNum w:abstractNumId="2" w15:restartNumberingAfterBreak="0">
     <w:nsid w:val="092F75AD"/>
     <w:multiLevelType w:val="multilevel"/>
     <w:tmpl w:val="66F8D0A6"/>
@@ -9002,7 +8924,7 @@
       </w:pPr>
     </w:lvl>
   </w:abstractNum>
-  <w:abstractNum w:abstractNumId="2" w15:restartNumberingAfterBreak="0">
+  <w:abstractNum w:abstractNumId="3" w15:restartNumberingAfterBreak="0">
     <w:nsid w:val="140B210D"/>
     <w:multiLevelType w:val="multilevel"/>
     <w:tmpl w:val="41E420D4"/>
@@ -9119,7 +9041,7 @@
       </w:pPr>
     </w:lvl>
   </w:abstractNum>
-  <w:abstractNum w:abstractNumId="3" w15:restartNumberingAfterBreak="0">
+  <w:abstractNum w:abstractNumId="4" w15:restartNumberingAfterBreak="0">
     <w:nsid w:val="166E2C7D"/>
     <w:multiLevelType w:val="multilevel"/>
     <w:tmpl w:val="D7AEB030"/>
@@ -9268,7 +9190,7 @@
       </w:rPr>
     </w:lvl>
   </w:abstractNum>
-  <w:abstractNum w:abstractNumId="4" w15:restartNumberingAfterBreak="0">
+  <w:abstractNum w:abstractNumId="5" w15:restartNumberingAfterBreak="0">
     <w:nsid w:val="1C4131E1"/>
     <w:multiLevelType w:val="multilevel"/>
     <w:tmpl w:val="77243D24"/>
@@ -9385,7 +9307,7 @@
       </w:pPr>
     </w:lvl>
   </w:abstractNum>
-  <w:abstractNum w:abstractNumId="5" w15:restartNumberingAfterBreak="0">
+  <w:abstractNum w:abstractNumId="6" w15:restartNumberingAfterBreak="0">
     <w:nsid w:val="25753F04"/>
     <w:multiLevelType w:val="multilevel"/>
     <w:tmpl w:val="6B007A4C"/>
@@ -9502,7 +9424,7 @@
       </w:pPr>
     </w:lvl>
   </w:abstractNum>
-  <w:abstractNum w:abstractNumId="6" w15:restartNumberingAfterBreak="0">
+  <w:abstractNum w:abstractNumId="7" w15:restartNumberingAfterBreak="0">
     <w:nsid w:val="25B41196"/>
     <w:multiLevelType w:val="multilevel"/>
     <w:tmpl w:val="9EC68E44"/>
@@ -9651,7 +9573,7 @@
       </w:rPr>
     </w:lvl>
   </w:abstractNum>
-  <w:abstractNum w:abstractNumId="7" w15:restartNumberingAfterBreak="0">
+  <w:abstractNum w:abstractNumId="8" w15:restartNumberingAfterBreak="0">
     <w:nsid w:val="3012578A"/>
     <w:multiLevelType w:val="multilevel"/>
     <w:tmpl w:val="36E8D8C4"/>
@@ -9768,7 +9690,7 @@
       </w:pPr>
     </w:lvl>
   </w:abstractNum>
-  <w:abstractNum w:abstractNumId="8" w15:restartNumberingAfterBreak="0">
+  <w:abstractNum w:abstractNumId="9" w15:restartNumberingAfterBreak="0">
     <w:nsid w:val="4B4F4F49"/>
     <w:multiLevelType w:val="multilevel"/>
     <w:tmpl w:val="D2546A52"/>
@@ -9917,7 +9839,7 @@
       </w:rPr>
     </w:lvl>
   </w:abstractNum>
-  <w:abstractNum w:abstractNumId="9" w15:restartNumberingAfterBreak="0">
+  <w:abstractNum w:abstractNumId="10" w15:restartNumberingAfterBreak="0">
     <w:nsid w:val="4E7A69BE"/>
     <w:multiLevelType w:val="multilevel"/>
     <w:tmpl w:val="C9D80DCC"/>
@@ -10030,7 +9952,7 @@
       </w:pPr>
     </w:lvl>
   </w:abstractNum>
-  <w:abstractNum w:abstractNumId="10" w15:restartNumberingAfterBreak="0">
+  <w:abstractNum w:abstractNumId="11" w15:restartNumberingAfterBreak="0">
     <w:nsid w:val="53367637"/>
     <w:multiLevelType w:val="multilevel"/>
     <w:tmpl w:val="CB480788"/>
@@ -10147,7 +10069,7 @@
       </w:pPr>
     </w:lvl>
   </w:abstractNum>
-  <w:abstractNum w:abstractNumId="11" w15:restartNumberingAfterBreak="0">
+  <w:abstractNum w:abstractNumId="12" w15:restartNumberingAfterBreak="0">
     <w:nsid w:val="56874C01"/>
     <w:multiLevelType w:val="multilevel"/>
     <w:tmpl w:val="34A639CE"/>
@@ -10296,7 +10218,7 @@
       </w:rPr>
     </w:lvl>
   </w:abstractNum>
-  <w:abstractNum w:abstractNumId="12" w15:restartNumberingAfterBreak="0">
+  <w:abstractNum w:abstractNumId="13" w15:restartNumberingAfterBreak="0">
     <w:nsid w:val="60B43477"/>
     <w:multiLevelType w:val="multilevel"/>
     <w:tmpl w:val="03763F76"/>
@@ -10409,7 +10331,7 @@
       </w:pPr>
     </w:lvl>
   </w:abstractNum>
-  <w:abstractNum w:abstractNumId="13" w15:restartNumberingAfterBreak="0">
+  <w:abstractNum w:abstractNumId="14" w15:restartNumberingAfterBreak="0">
     <w:nsid w:val="630051FC"/>
     <w:multiLevelType w:val="multilevel"/>
     <w:tmpl w:val="F626C186"/>
@@ -10558,7 +10480,7 @@
       </w:rPr>
     </w:lvl>
   </w:abstractNum>
-  <w:abstractNum w:abstractNumId="14" w15:restartNumberingAfterBreak="0">
+  <w:abstractNum w:abstractNumId="15" w15:restartNumberingAfterBreak="0">
     <w:nsid w:val="77A96148"/>
     <w:multiLevelType w:val="multilevel"/>
     <w:tmpl w:val="99D06EB8"/>
@@ -10675,7 +10597,7 @@
       </w:pPr>
     </w:lvl>
   </w:abstractNum>
-  <w:abstractNum w:abstractNumId="15" w15:restartNumberingAfterBreak="0">
+  <w:abstractNum w:abstractNumId="16" w15:restartNumberingAfterBreak="0">
     <w:nsid w:val="78AA6D49"/>
     <w:multiLevelType w:val="multilevel"/>
     <w:tmpl w:val="C6121206"/>
@@ -10824,7 +10746,7 @@
       </w:rPr>
     </w:lvl>
   </w:abstractNum>
-  <w:abstractNum w:abstractNumId="16" w15:restartNumberingAfterBreak="0">
+  <w:abstractNum w:abstractNumId="17" w15:restartNumberingAfterBreak="0">
     <w:nsid w:val="78D3185F"/>
     <w:multiLevelType w:val="multilevel"/>
     <w:tmpl w:val="3C1C4F78"/>
@@ -10941,7 +10863,156 @@
       </w:pPr>
     </w:lvl>
   </w:abstractNum>
-  <w:abstractNum w:abstractNumId="17" w15:restartNumberingAfterBreak="0">
+  <w:abstractNum w:abstractNumId="18" w15:restartNumberingAfterBreak="0">
+    <w:nsid w:val="79797148"/>
+    <w:multiLevelType w:val="multilevel"/>
+    <w:tmpl w:val="53C2910A"/>
+    <w:lvl w:ilvl="0">
+      <w:start w:val="1"/>
+      <w:numFmt w:val="bullet"/>
+      <w:lvlText w:val=""/>
+      <w:lvlJc w:val="left"/>
+      <w:pPr>
+        <w:tabs>
+          <w:tab w:val="num" w:pos="720"/>
+        </w:tabs>
+        <w:ind w:left="720" w:hanging="360"/>
+      </w:pPr>
+      <w:rPr>
+        <w:rFonts w:ascii="Symbol" w:hAnsi="Symbol" w:hint="default"/>
+        <w:sz w:val="20"/>
+      </w:rPr>
+    </w:lvl>
+    <w:lvl w:ilvl="1" w:tentative="1">
+      <w:start w:val="1"/>
+      <w:numFmt w:val="bullet"/>
+      <w:lvlText w:val="o"/>
+      <w:lvlJc w:val="left"/>
+      <w:pPr>
+        <w:tabs>
+          <w:tab w:val="num" w:pos="1440"/>
+        </w:tabs>
+        <w:ind w:left="1440" w:hanging="360"/>
+      </w:pPr>
+      <w:rPr>
+        <w:rFonts w:ascii="Courier New" w:hAnsi="Courier New" w:hint="default"/>
+        <w:sz w:val="20"/>
+      </w:rPr>
+    </w:lvl>
+    <w:lvl w:ilvl="2" w:tentative="1">
+      <w:start w:val="1"/>
+      <w:numFmt w:val="bullet"/>
+      <w:lvlText w:val=""/>
+      <w:lvlJc w:val="left"/>
+      <w:pPr>
+        <w:tabs>
+          <w:tab w:val="num" w:pos="2160"/>
+        </w:tabs>
+        <w:ind w:left="2160" w:hanging="360"/>
+      </w:pPr>
+      <w:rPr>
+        <w:rFonts w:ascii="Wingdings" w:hAnsi="Wingdings" w:hint="default"/>
+        <w:sz w:val="20"/>
+      </w:rPr>
+    </w:lvl>
+    <w:lvl w:ilvl="3" w:tentative="1">
+      <w:start w:val="1"/>
+      <w:numFmt w:val="bullet"/>
+      <w:lvlText w:val=""/>
+      <w:lvlJc w:val="left"/>
+      <w:pPr>
+        <w:tabs>
+          <w:tab w:val="num" w:pos="2880"/>
+        </w:tabs>
+        <w:ind w:left="2880" w:hanging="360"/>
+      </w:pPr>
+      <w:rPr>
+        <w:rFonts w:ascii="Wingdings" w:hAnsi="Wingdings" w:hint="default"/>
+        <w:sz w:val="20"/>
+      </w:rPr>
+    </w:lvl>
+    <w:lvl w:ilvl="4" w:tentative="1">
+      <w:start w:val="1"/>
+      <w:numFmt w:val="bullet"/>
+      <w:lvlText w:val=""/>
+      <w:lvlJc w:val="left"/>
+      <w:pPr>
+        <w:tabs>
+          <w:tab w:val="num" w:pos="3600"/>
+        </w:tabs>
+        <w:ind w:left="3600" w:hanging="360"/>
+      </w:pPr>
+      <w:rPr>
+        <w:rFonts w:ascii="Wingdings" w:hAnsi="Wingdings" w:hint="default"/>
+        <w:sz w:val="20"/>
+      </w:rPr>
+    </w:lvl>
+    <w:lvl w:ilvl="5" w:tentative="1">
+      <w:start w:val="1"/>
+      <w:numFmt w:val="bullet"/>
+      <w:lvlText w:val=""/>
+      <w:lvlJc w:val="left"/>
+      <w:pPr>
+        <w:tabs>
+          <w:tab w:val="num" w:pos="4320"/>
+        </w:tabs>
+        <w:ind w:left="4320" w:hanging="360"/>
+      </w:pPr>
+      <w:rPr>
+        <w:rFonts w:ascii="Wingdings" w:hAnsi="Wingdings" w:hint="default"/>
+        <w:sz w:val="20"/>
+      </w:rPr>
+    </w:lvl>
+    <w:lvl w:ilvl="6" w:tentative="1">
+      <w:start w:val="1"/>
+      <w:numFmt w:val="bullet"/>
+      <w:lvlText w:val=""/>
+      <w:lvlJc w:val="left"/>
+      <w:pPr>
+        <w:tabs>
+          <w:tab w:val="num" w:pos="5040"/>
+        </w:tabs>
+        <w:ind w:left="5040" w:hanging="360"/>
+      </w:pPr>
+      <w:rPr>
+        <w:rFonts w:ascii="Wingdings" w:hAnsi="Wingdings" w:hint="default"/>
+        <w:sz w:val="20"/>
+      </w:rPr>
+    </w:lvl>
+    <w:lvl w:ilvl="7" w:tentative="1">
+      <w:start w:val="1"/>
+      <w:numFmt w:val="bullet"/>
+      <w:lvlText w:val=""/>
+      <w:lvlJc w:val="left"/>
+      <w:pPr>
+        <w:tabs>
+          <w:tab w:val="num" w:pos="5760"/>
+        </w:tabs>
+        <w:ind w:left="5760" w:hanging="360"/>
+      </w:pPr>
+      <w:rPr>
+        <w:rFonts w:ascii="Wingdings" w:hAnsi="Wingdings" w:hint="default"/>
+        <w:sz w:val="20"/>
+      </w:rPr>
+    </w:lvl>
+    <w:lvl w:ilvl="8" w:tentative="1">
+      <w:start w:val="1"/>
+      <w:numFmt w:val="bullet"/>
+      <w:lvlText w:val=""/>
+      <w:lvlJc w:val="left"/>
+      <w:pPr>
+        <w:tabs>
+          <w:tab w:val="num" w:pos="6480"/>
+        </w:tabs>
+        <w:ind w:left="6480" w:hanging="360"/>
+      </w:pPr>
+      <w:rPr>
+        <w:rFonts w:ascii="Wingdings" w:hAnsi="Wingdings" w:hint="default"/>
+        <w:sz w:val="20"/>
+      </w:rPr>
+    </w:lvl>
+  </w:abstractNum>
+  <w:abstractNum w:abstractNumId="19" w15:restartNumberingAfterBreak="0">
     <w:nsid w:val="79824E3A"/>
     <w:multiLevelType w:val="multilevel"/>
     <w:tmpl w:val="9FC02FB0"/>
@@ -11091,58 +11162,64 @@
     </w:lvl>
   </w:abstractNum>
   <w:num w:numId="1" w16cid:durableId="357048069">
-    <w:abstractNumId w:val="1"/>
+    <w:abstractNumId w:val="2"/>
   </w:num>
   <w:num w:numId="2" w16cid:durableId="403259363">
-    <w:abstractNumId w:val="8"/>
+    <w:abstractNumId w:val="9"/>
   </w:num>
   <w:num w:numId="3" w16cid:durableId="2121291958">
-    <w:abstractNumId w:val="14"/>
+    <w:abstractNumId w:val="15"/>
   </w:num>
   <w:num w:numId="4" w16cid:durableId="2068911211">
     <w:abstractNumId w:val="0"/>
   </w:num>
   <w:num w:numId="5" w16cid:durableId="1979021198">
+    <w:abstractNumId w:val="5"/>
+  </w:num>
+  <w:num w:numId="6" w16cid:durableId="1649167486">
+    <w:abstractNumId w:val="14"/>
+  </w:num>
+  <w:num w:numId="7" w16cid:durableId="1432049740">
+    <w:abstractNumId w:val="3"/>
+  </w:num>
+  <w:num w:numId="8" w16cid:durableId="1692729484">
     <w:abstractNumId w:val="4"/>
   </w:num>
-  <w:num w:numId="6" w16cid:durableId="1649167486">
+  <w:num w:numId="9" w16cid:durableId="312954107">
+    <w:abstractNumId w:val="11"/>
+  </w:num>
+  <w:num w:numId="10" w16cid:durableId="872112538">
+    <w:abstractNumId w:val="8"/>
+  </w:num>
+  <w:num w:numId="11" w16cid:durableId="2088651877">
     <w:abstractNumId w:val="13"/>
   </w:num>
-  <w:num w:numId="7" w16cid:durableId="1432049740">
-    <w:abstractNumId w:val="2"/>
-  </w:num>
-  <w:num w:numId="8" w16cid:durableId="1692729484">
-    <w:abstractNumId w:val="3"/>
-  </w:num>
-  <w:num w:numId="9" w16cid:durableId="312954107">
+  <w:num w:numId="12" w16cid:durableId="1534882982">
     <w:abstractNumId w:val="10"/>
   </w:num>
-  <w:num w:numId="10" w16cid:durableId="872112538">
+  <w:num w:numId="13" w16cid:durableId="1895045964">
+    <w:abstractNumId w:val="19"/>
+  </w:num>
+  <w:num w:numId="14" w16cid:durableId="184709944">
+    <w:abstractNumId w:val="12"/>
+  </w:num>
+  <w:num w:numId="15" w16cid:durableId="1804230847">
+    <w:abstractNumId w:val="16"/>
+  </w:num>
+  <w:num w:numId="16" w16cid:durableId="349840222">
     <w:abstractNumId w:val="7"/>
   </w:num>
-  <w:num w:numId="11" w16cid:durableId="2088651877">
-    <w:abstractNumId w:val="12"/>
-  </w:num>
-  <w:num w:numId="12" w16cid:durableId="1534882982">
-    <w:abstractNumId w:val="9"/>
-  </w:num>
-  <w:num w:numId="13" w16cid:durableId="1895045964">
+  <w:num w:numId="17" w16cid:durableId="452095140">
     <w:abstractNumId w:val="17"/>
   </w:num>
-  <w:num w:numId="14" w16cid:durableId="184709944">
-    <w:abstractNumId w:val="11"/>
-  </w:num>
-  <w:num w:numId="15" w16cid:durableId="1804230847">
-    <w:abstractNumId w:val="15"/>
-  </w:num>
-  <w:num w:numId="16" w16cid:durableId="349840222">
+  <w:num w:numId="18" w16cid:durableId="581648754">
     <w:abstractNumId w:val="6"/>
   </w:num>
-  <w:num w:numId="17" w16cid:durableId="452095140">
-    <w:abstractNumId w:val="16"/>
+  <w:num w:numId="19" w16cid:durableId="732506273">
+    <w:abstractNumId w:val="1"/>
   </w:num>
-  <w:num w:numId="18" w16cid:durableId="581648754">
-    <w:abstractNumId w:val="5"/>
+  <w:num w:numId="20" w16cid:durableId="1777484406">
+    <w:abstractNumId w:val="18"/>
   </w:num>
 </w:numbering>
 </file>
@@ -11751,7 +11828,6 @@
   <w:style w:type="character" w:default="1" w:styleId="a0">
     <w:name w:val="Default Paragraph Font"/>
     <w:uiPriority w:val="1"/>
-    <w:semiHidden/>
     <w:unhideWhenUsed/>
   </w:style>
   <w:style w:type="table" w:default="1" w:styleId="a1">

--- a/GD12Level Main/敌人和文档.docx
+++ b/GD12Level Main/敌人和文档.docx
@@ -2701,14 +2701,14 @@
         <w:rPr>
           <w:szCs w:val="21"/>
         </w:rPr>
-        <w:t>至传统安</w:t>
+        <w:t>至传统</w:t>
       </w:r>
       <w:proofErr w:type="gramEnd"/>
       <w:r>
         <w:rPr>
           <w:szCs w:val="21"/>
         </w:rPr>
-        <w:t>保体系的1/20</w:t>
+        <w:t>安保体系的1/20</w:t>
       </w:r>
     </w:p>
     <w:p>
@@ -4995,7 +4995,6 @@
     <w:p>
       <w:pPr>
         <w:rPr>
-          <w:rFonts w:hint="eastAsia"/>
           <w:szCs w:val="21"/>
         </w:rPr>
       </w:pPr>
@@ -6422,7 +6421,6 @@
     <w:p>
       <w:pPr>
         <w:rPr>
-          <w:rFonts w:hint="eastAsia"/>
           <w:szCs w:val="21"/>
         </w:rPr>
       </w:pPr>
@@ -6484,7 +6482,6 @@
     <w:p>
       <w:pPr>
         <w:rPr>
-          <w:rFonts w:hint="eastAsia"/>
           <w:szCs w:val="21"/>
         </w:rPr>
       </w:pPr>
@@ -6788,7 +6785,6 @@
     <w:p>
       <w:pPr>
         <w:rPr>
-          <w:rFonts w:hint="eastAsia"/>
           <w:i/>
           <w:iCs/>
           <w:szCs w:val="21"/>
@@ -6816,7 +6812,6 @@
     <w:p>
       <w:pPr>
         <w:rPr>
-          <w:rFonts w:hint="eastAsia"/>
           <w:szCs w:val="21"/>
         </w:rPr>
       </w:pPr>
@@ -8536,6 +8531,479 @@
         </w:rPr>
         <w:t>我的梦想究竟在哪里。</w:t>
       </w:r>
+    </w:p>
+    <w:p>
+      <w:pPr>
+        <w:rPr>
+          <w:szCs w:val="21"/>
+        </w:rPr>
+      </w:pPr>
+    </w:p>
+    <w:p>
+      <w:pPr>
+        <w:rPr>
+          <w:szCs w:val="21"/>
+        </w:rPr>
+      </w:pPr>
+    </w:p>
+    <w:p>
+      <w:pPr>
+        <w:rPr>
+          <w:szCs w:val="21"/>
+        </w:rPr>
+      </w:pPr>
+    </w:p>
+    <w:p>
+      <w:pPr>
+        <w:rPr>
+          <w:szCs w:val="21"/>
+        </w:rPr>
+      </w:pPr>
+    </w:p>
+    <w:p>
+      <w:pPr>
+        <w:rPr>
+          <w:szCs w:val="21"/>
+        </w:rPr>
+      </w:pPr>
+      <w:r>
+        <w:rPr>
+          <w:rFonts w:hint="eastAsia"/>
+          <w:szCs w:val="21"/>
+        </w:rPr>
+        <w:t>雕塑</w:t>
+      </w:r>
+    </w:p>
+    <w:p>
+      <w:pPr>
+        <w:rPr>
+          <w:szCs w:val="21"/>
+        </w:rPr>
+      </w:pPr>
+    </w:p>
+    <w:p>
+      <w:pPr>
+        <w:rPr>
+          <w:szCs w:val="21"/>
+        </w:rPr>
+      </w:pPr>
+    </w:p>
+    <w:p>
+      <w:pPr>
+        <w:rPr>
+          <w:szCs w:val="21"/>
+        </w:rPr>
+      </w:pPr>
+      <w:r>
+        <w:rPr>
+          <w:rFonts w:hint="eastAsia"/>
+          <w:szCs w:val="21"/>
+        </w:rPr>
+        <w:t>1 Andrew</w:t>
+      </w:r>
+    </w:p>
+    <w:p>
+      <w:pPr>
+        <w:rPr>
+          <w:szCs w:val="21"/>
+        </w:rPr>
+      </w:pPr>
+      <w:bookmarkStart w:id="21" w:name="OLE_LINK22"/>
+      <w:r>
+        <w:rPr>
+          <w:b/>
+          <w:bCs/>
+          <w:szCs w:val="21"/>
+        </w:rPr>
+        <w:t>Andrew Eden (1985-2050)</w:t>
+      </w:r>
+    </w:p>
+    <w:bookmarkEnd w:id="21"/>
+    <w:p>
+      <w:pPr>
+        <w:rPr>
+          <w:szCs w:val="21"/>
+        </w:rPr>
+      </w:pPr>
+      <w:r>
+        <w:rPr>
+          <w:szCs w:val="21"/>
+        </w:rPr>
+        <w:t xml:space="preserve">In 2025, at age 40, Andrew founded </w:t>
+      </w:r>
+      <w:proofErr w:type="spellStart"/>
+      <w:r>
+        <w:rPr>
+          <w:szCs w:val="21"/>
+        </w:rPr>
+        <w:t>Verrp</w:t>
+      </w:r>
+      <w:proofErr w:type="spellEnd"/>
+      <w:r>
+        <w:rPr>
+          <w:szCs w:val="21"/>
+        </w:rPr>
+        <w:t>, embarking on a mission </w:t>
+      </w:r>
+      <w:r>
+        <w:rPr>
+          <w:i/>
+          <w:iCs/>
+          <w:szCs w:val="21"/>
+        </w:rPr>
+        <w:t>"to forge AI into civilization's shield"</w:t>
+      </w:r>
+      <w:r>
+        <w:rPr>
+          <w:szCs w:val="21"/>
+        </w:rPr>
+        <w:t>:</w:t>
+      </w:r>
+    </w:p>
+    <w:p>
+      <w:pPr>
+        <w:numPr>
+          <w:ilvl w:val="0"/>
+          <w:numId w:val="21"/>
+        </w:numPr>
+        <w:rPr>
+          <w:szCs w:val="21"/>
+        </w:rPr>
+      </w:pPr>
+      <w:bookmarkStart w:id="22" w:name="OLE_LINK23"/>
+      <w:r>
+        <w:rPr>
+          <w:b/>
+          <w:bCs/>
+          <w:szCs w:val="21"/>
+        </w:rPr>
+        <w:t>2035</w:t>
+      </w:r>
+      <w:r>
+        <w:rPr>
+          <w:szCs w:val="21"/>
+        </w:rPr>
+        <w:t>: First-gen security AI system </w:t>
+      </w:r>
+      <w:r>
+        <w:rPr>
+          <w:b/>
+          <w:bCs/>
+          <w:szCs w:val="21"/>
+        </w:rPr>
+        <w:t>"Ark"</w:t>
+      </w:r>
+      <w:r>
+        <w:rPr>
+          <w:szCs w:val="21"/>
+        </w:rPr>
+        <w:t> launched, boosting counter-terrorism response speeds by 97%</w:t>
+      </w:r>
+    </w:p>
+    <w:p>
+      <w:pPr>
+        <w:numPr>
+          <w:ilvl w:val="0"/>
+          <w:numId w:val="21"/>
+        </w:numPr>
+        <w:rPr>
+          <w:szCs w:val="21"/>
+        </w:rPr>
+      </w:pPr>
+      <w:r>
+        <w:rPr>
+          <w:b/>
+          <w:bCs/>
+          <w:szCs w:val="21"/>
+        </w:rPr>
+        <w:t>2045</w:t>
+      </w:r>
+      <w:r>
+        <w:rPr>
+          <w:szCs w:val="21"/>
+        </w:rPr>
+        <w:t>: Neural network breakthrough birthed </w:t>
+      </w:r>
+      <w:r>
+        <w:rPr>
+          <w:b/>
+          <w:bCs/>
+          <w:szCs w:val="21"/>
+        </w:rPr>
+        <w:t>Eden-series prototypes</w:t>
+      </w:r>
+      <w:r>
+        <w:rPr>
+          <w:szCs w:val="21"/>
+        </w:rPr>
+        <w:t>, pioneering proactive robot defense</w:t>
+      </w:r>
+    </w:p>
+    <w:p>
+      <w:pPr>
+        <w:rPr>
+          <w:szCs w:val="21"/>
+        </w:rPr>
+      </w:pPr>
+      <w:bookmarkStart w:id="23" w:name="OLE_LINK24"/>
+      <w:bookmarkEnd w:id="22"/>
+      <w:r>
+        <w:rPr>
+          <w:b/>
+          <w:bCs/>
+          <w:szCs w:val="21"/>
+        </w:rPr>
+        <w:t>His life's crowning achievement</w:t>
+      </w:r>
+      <w:r>
+        <w:rPr>
+          <w:szCs w:val="21"/>
+        </w:rPr>
+        <w:t>:</w:t>
+      </w:r>
+      <w:bookmarkEnd w:id="23"/>
+      <w:r>
+        <w:rPr>
+          <w:szCs w:val="21"/>
+        </w:rPr>
+        <w:br/>
+      </w:r>
+      <w:r>
+        <w:rPr>
+          <w:b/>
+          <w:bCs/>
+          <w:szCs w:val="21"/>
+        </w:rPr>
+        <w:t>2050</w:t>
+      </w:r>
+      <w:r>
+        <w:rPr>
+          <w:szCs w:val="21"/>
+        </w:rPr>
+        <w:t>: Finalized </w:t>
+      </w:r>
+      <w:r>
+        <w:rPr>
+          <w:b/>
+          <w:bCs/>
+          <w:szCs w:val="21"/>
+        </w:rPr>
+        <w:t>Eden-Unit 1</w:t>
+      </w:r>
+      <w:r>
+        <w:rPr>
+          <w:szCs w:val="21"/>
+        </w:rPr>
+        <w:t> on his deathbed—the world's first security robot with ultra-precision judgment, revolutionizing:</w:t>
+      </w:r>
+    </w:p>
+    <w:p>
+      <w:pPr>
+        <w:numPr>
+          <w:ilvl w:val="0"/>
+          <w:numId w:val="22"/>
+        </w:numPr>
+        <w:rPr>
+          <w:szCs w:val="21"/>
+        </w:rPr>
+      </w:pPr>
+      <w:bookmarkStart w:id="24" w:name="OLE_LINK25"/>
+      <w:r>
+        <w:rPr>
+          <w:b/>
+          <w:bCs/>
+          <w:szCs w:val="21"/>
+        </w:rPr>
+        <w:t>Autonomous Ethics Protocol</w:t>
+      </w:r>
+      <w:r>
+        <w:rPr>
+          <w:szCs w:val="21"/>
+        </w:rPr>
+        <w:t>: Neutralize non-threats within 0.01 seconds</w:t>
+      </w:r>
+    </w:p>
+    <w:p>
+      <w:pPr>
+        <w:numPr>
+          <w:ilvl w:val="0"/>
+          <w:numId w:val="22"/>
+        </w:numPr>
+        <w:rPr>
+          <w:szCs w:val="21"/>
+        </w:rPr>
+      </w:pPr>
+      <w:r>
+        <w:rPr>
+          <w:b/>
+          <w:bCs/>
+          <w:szCs w:val="21"/>
+        </w:rPr>
+        <w:t>Neural-Symbiotic Network</w:t>
+      </w:r>
+      <w:r>
+        <w:rPr>
+          <w:szCs w:val="21"/>
+        </w:rPr>
+        <w:t>: Real-time coordination with human security teams</w:t>
+      </w:r>
+    </w:p>
+    <w:p>
+      <w:pPr>
+        <w:numPr>
+          <w:ilvl w:val="0"/>
+          <w:numId w:val="22"/>
+        </w:numPr>
+        <w:rPr>
+          <w:szCs w:val="21"/>
+        </w:rPr>
+      </w:pPr>
+      <w:r>
+        <w:rPr>
+          <w:b/>
+          <w:bCs/>
+          <w:szCs w:val="21"/>
+        </w:rPr>
+        <w:lastRenderedPageBreak/>
+        <w:t>Perpetual Learning Core</w:t>
+      </w:r>
+      <w:r>
+        <w:rPr>
+          <w:szCs w:val="21"/>
+        </w:rPr>
+        <w:t>: Evolutionary adaptation through combat experience</w:t>
+      </w:r>
+    </w:p>
+    <w:p>
+      <w:pPr>
+        <w:rPr>
+          <w:szCs w:val="21"/>
+        </w:rPr>
+      </w:pPr>
+    </w:p>
+    <w:p>
+      <w:pPr>
+        <w:rPr>
+          <w:szCs w:val="21"/>
+        </w:rPr>
+      </w:pPr>
+    </w:p>
+    <w:p>
+      <w:pPr>
+        <w:rPr>
+          <w:szCs w:val="21"/>
+        </w:rPr>
+      </w:pPr>
+    </w:p>
+    <w:p>
+      <w:pPr>
+        <w:rPr>
+          <w:szCs w:val="21"/>
+        </w:rPr>
+      </w:pPr>
+    </w:p>
+    <w:p>
+      <w:pPr>
+        <w:rPr>
+          <w:szCs w:val="21"/>
+        </w:rPr>
+      </w:pPr>
+      <w:bookmarkStart w:id="25" w:name="OLE_LINK26"/>
+      <w:r>
+        <w:rPr>
+          <w:szCs w:val="21"/>
+        </w:rPr>
+        <w:t xml:space="preserve">Claire Murphy (2005 - 2053) was a core member of the early R&amp;D team at </w:t>
+      </w:r>
+      <w:proofErr w:type="spellStart"/>
+      <w:r>
+        <w:rPr>
+          <w:szCs w:val="21"/>
+        </w:rPr>
+        <w:t>verrp</w:t>
+      </w:r>
+      <w:proofErr w:type="spellEnd"/>
+      <w:r>
+        <w:rPr>
+          <w:szCs w:val="21"/>
+        </w:rPr>
+        <w:t>. During the critical phase of developing the Eden series of intelligent robots, she resolutely participated in key experiments to break through technical bottlenecks. In 2053, she sacrificed her life to make the successful launch of Eden - 2 possible. Compared with the first generation, this robot has a faster thinking response and a more lifelike texture. Her spirit of dedication to science will always be remembered.</w:t>
+      </w:r>
+      <w:bookmarkEnd w:id="25"/>
+    </w:p>
+    <w:p>
+      <w:pPr>
+        <w:rPr>
+          <w:szCs w:val="21"/>
+        </w:rPr>
+      </w:pPr>
+    </w:p>
+    <w:p>
+      <w:pPr>
+        <w:rPr>
+          <w:szCs w:val="21"/>
+        </w:rPr>
+      </w:pPr>
+    </w:p>
+    <w:p>
+      <w:pPr>
+        <w:rPr>
+          <w:szCs w:val="21"/>
+        </w:rPr>
+      </w:pPr>
+    </w:p>
+    <w:p>
+      <w:pPr>
+        <w:rPr>
+          <w:szCs w:val="21"/>
+        </w:rPr>
+      </w:pPr>
+      <w:bookmarkStart w:id="26" w:name="OLE_LINK27"/>
+      <w:r>
+        <w:rPr>
+          <w:szCs w:val="21"/>
+        </w:rPr>
+        <w:t xml:space="preserve">Abel Eden (2043–?), grandson of the founder of </w:t>
+      </w:r>
+      <w:proofErr w:type="spellStart"/>
+      <w:r>
+        <w:rPr>
+          <w:szCs w:val="21"/>
+        </w:rPr>
+        <w:t>Verrp</w:t>
+      </w:r>
+      <w:proofErr w:type="spellEnd"/>
+      <w:r>
+        <w:rPr>
+          <w:szCs w:val="21"/>
+        </w:rPr>
+        <w:t>, demonstrated exceptional aptitude in mathematics and engineering from early childhood, earning widespread acclaim as "the Prodigy." His precocious achievements in these domains infused the company's development with distinctive momentum. This statue, depicting him alongside his mother Ema, not only immortalizes the radiance of his youthful talent but also embodies the warmth of familial affection, bearing witness to a growth trajectory where innate genius and familial nurture converge.</w:t>
+      </w:r>
+      <w:r>
+        <w:rPr>
+          <w:rFonts w:ascii="Times New Roman" w:hAnsi="Times New Roman" w:cs="Times New Roman"/>
+          <w:szCs w:val="21"/>
+        </w:rPr>
+        <w:t>​</w:t>
+      </w:r>
+    </w:p>
+    <w:bookmarkEnd w:id="26"/>
+    <w:p>
+      <w:pPr>
+        <w:rPr>
+          <w:rFonts w:hint="eastAsia"/>
+          <w:szCs w:val="21"/>
+        </w:rPr>
+      </w:pPr>
+    </w:p>
+    <w:bookmarkEnd w:id="24"/>
+    <w:p>
+      <w:pPr>
+        <w:rPr>
+          <w:rFonts w:hint="eastAsia"/>
+          <w:szCs w:val="21"/>
+        </w:rPr>
+      </w:pPr>
     </w:p>
     <w:sectPr>
       <w:pgSz w:w="11906" w:h="16838"/>
@@ -9953,6 +10421,155 @@
     </w:lvl>
   </w:abstractNum>
   <w:abstractNum w:abstractNumId="11" w15:restartNumberingAfterBreak="0">
+    <w:nsid w:val="51381428"/>
+    <w:multiLevelType w:val="multilevel"/>
+    <w:tmpl w:val="0480F022"/>
+    <w:lvl w:ilvl="0">
+      <w:start w:val="1"/>
+      <w:numFmt w:val="bullet"/>
+      <w:lvlText w:val=""/>
+      <w:lvlJc w:val="left"/>
+      <w:pPr>
+        <w:tabs>
+          <w:tab w:val="num" w:pos="720"/>
+        </w:tabs>
+        <w:ind w:left="720" w:hanging="360"/>
+      </w:pPr>
+      <w:rPr>
+        <w:rFonts w:ascii="Symbol" w:hAnsi="Symbol" w:hint="default"/>
+        <w:sz w:val="20"/>
+      </w:rPr>
+    </w:lvl>
+    <w:lvl w:ilvl="1" w:tentative="1">
+      <w:start w:val="1"/>
+      <w:numFmt w:val="bullet"/>
+      <w:lvlText w:val="o"/>
+      <w:lvlJc w:val="left"/>
+      <w:pPr>
+        <w:tabs>
+          <w:tab w:val="num" w:pos="1440"/>
+        </w:tabs>
+        <w:ind w:left="1440" w:hanging="360"/>
+      </w:pPr>
+      <w:rPr>
+        <w:rFonts w:ascii="Courier New" w:hAnsi="Courier New" w:hint="default"/>
+        <w:sz w:val="20"/>
+      </w:rPr>
+    </w:lvl>
+    <w:lvl w:ilvl="2" w:tentative="1">
+      <w:start w:val="1"/>
+      <w:numFmt w:val="bullet"/>
+      <w:lvlText w:val=""/>
+      <w:lvlJc w:val="left"/>
+      <w:pPr>
+        <w:tabs>
+          <w:tab w:val="num" w:pos="2160"/>
+        </w:tabs>
+        <w:ind w:left="2160" w:hanging="360"/>
+      </w:pPr>
+      <w:rPr>
+        <w:rFonts w:ascii="Wingdings" w:hAnsi="Wingdings" w:hint="default"/>
+        <w:sz w:val="20"/>
+      </w:rPr>
+    </w:lvl>
+    <w:lvl w:ilvl="3" w:tentative="1">
+      <w:start w:val="1"/>
+      <w:numFmt w:val="bullet"/>
+      <w:lvlText w:val=""/>
+      <w:lvlJc w:val="left"/>
+      <w:pPr>
+        <w:tabs>
+          <w:tab w:val="num" w:pos="2880"/>
+        </w:tabs>
+        <w:ind w:left="2880" w:hanging="360"/>
+      </w:pPr>
+      <w:rPr>
+        <w:rFonts w:ascii="Wingdings" w:hAnsi="Wingdings" w:hint="default"/>
+        <w:sz w:val="20"/>
+      </w:rPr>
+    </w:lvl>
+    <w:lvl w:ilvl="4" w:tentative="1">
+      <w:start w:val="1"/>
+      <w:numFmt w:val="bullet"/>
+      <w:lvlText w:val=""/>
+      <w:lvlJc w:val="left"/>
+      <w:pPr>
+        <w:tabs>
+          <w:tab w:val="num" w:pos="3600"/>
+        </w:tabs>
+        <w:ind w:left="3600" w:hanging="360"/>
+      </w:pPr>
+      <w:rPr>
+        <w:rFonts w:ascii="Wingdings" w:hAnsi="Wingdings" w:hint="default"/>
+        <w:sz w:val="20"/>
+      </w:rPr>
+    </w:lvl>
+    <w:lvl w:ilvl="5" w:tentative="1">
+      <w:start w:val="1"/>
+      <w:numFmt w:val="bullet"/>
+      <w:lvlText w:val=""/>
+      <w:lvlJc w:val="left"/>
+      <w:pPr>
+        <w:tabs>
+          <w:tab w:val="num" w:pos="4320"/>
+        </w:tabs>
+        <w:ind w:left="4320" w:hanging="360"/>
+      </w:pPr>
+      <w:rPr>
+        <w:rFonts w:ascii="Wingdings" w:hAnsi="Wingdings" w:hint="default"/>
+        <w:sz w:val="20"/>
+      </w:rPr>
+    </w:lvl>
+    <w:lvl w:ilvl="6" w:tentative="1">
+      <w:start w:val="1"/>
+      <w:numFmt w:val="bullet"/>
+      <w:lvlText w:val=""/>
+      <w:lvlJc w:val="left"/>
+      <w:pPr>
+        <w:tabs>
+          <w:tab w:val="num" w:pos="5040"/>
+        </w:tabs>
+        <w:ind w:left="5040" w:hanging="360"/>
+      </w:pPr>
+      <w:rPr>
+        <w:rFonts w:ascii="Wingdings" w:hAnsi="Wingdings" w:hint="default"/>
+        <w:sz w:val="20"/>
+      </w:rPr>
+    </w:lvl>
+    <w:lvl w:ilvl="7" w:tentative="1">
+      <w:start w:val="1"/>
+      <w:numFmt w:val="bullet"/>
+      <w:lvlText w:val=""/>
+      <w:lvlJc w:val="left"/>
+      <w:pPr>
+        <w:tabs>
+          <w:tab w:val="num" w:pos="5760"/>
+        </w:tabs>
+        <w:ind w:left="5760" w:hanging="360"/>
+      </w:pPr>
+      <w:rPr>
+        <w:rFonts w:ascii="Wingdings" w:hAnsi="Wingdings" w:hint="default"/>
+        <w:sz w:val="20"/>
+      </w:rPr>
+    </w:lvl>
+    <w:lvl w:ilvl="8" w:tentative="1">
+      <w:start w:val="1"/>
+      <w:numFmt w:val="bullet"/>
+      <w:lvlText w:val=""/>
+      <w:lvlJc w:val="left"/>
+      <w:pPr>
+        <w:tabs>
+          <w:tab w:val="num" w:pos="6480"/>
+        </w:tabs>
+        <w:ind w:left="6480" w:hanging="360"/>
+      </w:pPr>
+      <w:rPr>
+        <w:rFonts w:ascii="Wingdings" w:hAnsi="Wingdings" w:hint="default"/>
+        <w:sz w:val="20"/>
+      </w:rPr>
+    </w:lvl>
+  </w:abstractNum>
+  <w:abstractNum w:abstractNumId="12" w15:restartNumberingAfterBreak="0">
     <w:nsid w:val="53367637"/>
     <w:multiLevelType w:val="multilevel"/>
     <w:tmpl w:val="CB480788"/>
@@ -10069,7 +10686,7 @@
       </w:pPr>
     </w:lvl>
   </w:abstractNum>
-  <w:abstractNum w:abstractNumId="12" w15:restartNumberingAfterBreak="0">
+  <w:abstractNum w:abstractNumId="13" w15:restartNumberingAfterBreak="0">
     <w:nsid w:val="56874C01"/>
     <w:multiLevelType w:val="multilevel"/>
     <w:tmpl w:val="34A639CE"/>
@@ -10218,7 +10835,7 @@
       </w:rPr>
     </w:lvl>
   </w:abstractNum>
-  <w:abstractNum w:abstractNumId="13" w15:restartNumberingAfterBreak="0">
+  <w:abstractNum w:abstractNumId="14" w15:restartNumberingAfterBreak="0">
     <w:nsid w:val="60B43477"/>
     <w:multiLevelType w:val="multilevel"/>
     <w:tmpl w:val="03763F76"/>
@@ -10331,7 +10948,7 @@
       </w:pPr>
     </w:lvl>
   </w:abstractNum>
-  <w:abstractNum w:abstractNumId="14" w15:restartNumberingAfterBreak="0">
+  <w:abstractNum w:abstractNumId="15" w15:restartNumberingAfterBreak="0">
     <w:nsid w:val="630051FC"/>
     <w:multiLevelType w:val="multilevel"/>
     <w:tmpl w:val="F626C186"/>
@@ -10480,7 +11097,120 @@
       </w:rPr>
     </w:lvl>
   </w:abstractNum>
-  <w:abstractNum w:abstractNumId="15" w15:restartNumberingAfterBreak="0">
+  <w:abstractNum w:abstractNumId="16" w15:restartNumberingAfterBreak="0">
+    <w:nsid w:val="681A6B82"/>
+    <w:multiLevelType w:val="multilevel"/>
+    <w:tmpl w:val="42E4838E"/>
+    <w:lvl w:ilvl="0">
+      <w:start w:val="1"/>
+      <w:numFmt w:val="decimal"/>
+      <w:lvlText w:val="%1."/>
+      <w:lvlJc w:val="left"/>
+      <w:pPr>
+        <w:tabs>
+          <w:tab w:val="num" w:pos="720"/>
+        </w:tabs>
+        <w:ind w:left="720" w:hanging="360"/>
+      </w:pPr>
+    </w:lvl>
+    <w:lvl w:ilvl="1" w:tentative="1">
+      <w:start w:val="1"/>
+      <w:numFmt w:val="decimal"/>
+      <w:lvlText w:val="%2."/>
+      <w:lvlJc w:val="left"/>
+      <w:pPr>
+        <w:tabs>
+          <w:tab w:val="num" w:pos="1440"/>
+        </w:tabs>
+        <w:ind w:left="1440" w:hanging="360"/>
+      </w:pPr>
+    </w:lvl>
+    <w:lvl w:ilvl="2" w:tentative="1">
+      <w:start w:val="1"/>
+      <w:numFmt w:val="decimal"/>
+      <w:lvlText w:val="%3."/>
+      <w:lvlJc w:val="left"/>
+      <w:pPr>
+        <w:tabs>
+          <w:tab w:val="num" w:pos="2160"/>
+        </w:tabs>
+        <w:ind w:left="2160" w:hanging="360"/>
+      </w:pPr>
+    </w:lvl>
+    <w:lvl w:ilvl="3" w:tentative="1">
+      <w:start w:val="1"/>
+      <w:numFmt w:val="decimal"/>
+      <w:lvlText w:val="%4."/>
+      <w:lvlJc w:val="left"/>
+      <w:pPr>
+        <w:tabs>
+          <w:tab w:val="num" w:pos="2880"/>
+        </w:tabs>
+        <w:ind w:left="2880" w:hanging="360"/>
+      </w:pPr>
+    </w:lvl>
+    <w:lvl w:ilvl="4" w:tentative="1">
+      <w:start w:val="1"/>
+      <w:numFmt w:val="decimal"/>
+      <w:lvlText w:val="%5."/>
+      <w:lvlJc w:val="left"/>
+      <w:pPr>
+        <w:tabs>
+          <w:tab w:val="num" w:pos="3600"/>
+        </w:tabs>
+        <w:ind w:left="3600" w:hanging="360"/>
+      </w:pPr>
+    </w:lvl>
+    <w:lvl w:ilvl="5" w:tentative="1">
+      <w:start w:val="1"/>
+      <w:numFmt w:val="decimal"/>
+      <w:lvlText w:val="%6."/>
+      <w:lvlJc w:val="left"/>
+      <w:pPr>
+        <w:tabs>
+          <w:tab w:val="num" w:pos="4320"/>
+        </w:tabs>
+        <w:ind w:left="4320" w:hanging="360"/>
+      </w:pPr>
+    </w:lvl>
+    <w:lvl w:ilvl="6" w:tentative="1">
+      <w:start w:val="1"/>
+      <w:numFmt w:val="decimal"/>
+      <w:lvlText w:val="%7."/>
+      <w:lvlJc w:val="left"/>
+      <w:pPr>
+        <w:tabs>
+          <w:tab w:val="num" w:pos="5040"/>
+        </w:tabs>
+        <w:ind w:left="5040" w:hanging="360"/>
+      </w:pPr>
+    </w:lvl>
+    <w:lvl w:ilvl="7" w:tentative="1">
+      <w:start w:val="1"/>
+      <w:numFmt w:val="decimal"/>
+      <w:lvlText w:val="%8."/>
+      <w:lvlJc w:val="left"/>
+      <w:pPr>
+        <w:tabs>
+          <w:tab w:val="num" w:pos="5760"/>
+        </w:tabs>
+        <w:ind w:left="5760" w:hanging="360"/>
+      </w:pPr>
+    </w:lvl>
+    <w:lvl w:ilvl="8" w:tentative="1">
+      <w:start w:val="1"/>
+      <w:numFmt w:val="decimal"/>
+      <w:lvlText w:val="%9."/>
+      <w:lvlJc w:val="left"/>
+      <w:pPr>
+        <w:tabs>
+          <w:tab w:val="num" w:pos="6480"/>
+        </w:tabs>
+        <w:ind w:left="6480" w:hanging="360"/>
+      </w:pPr>
+    </w:lvl>
+  </w:abstractNum>
+  <w:abstractNum w:abstractNumId="17" w15:restartNumberingAfterBreak="0">
     <w:nsid w:val="77A96148"/>
     <w:multiLevelType w:val="multilevel"/>
     <w:tmpl w:val="99D06EB8"/>
@@ -10597,7 +11327,7 @@
       </w:pPr>
     </w:lvl>
   </w:abstractNum>
-  <w:abstractNum w:abstractNumId="16" w15:restartNumberingAfterBreak="0">
+  <w:abstractNum w:abstractNumId="18" w15:restartNumberingAfterBreak="0">
     <w:nsid w:val="78AA6D49"/>
     <w:multiLevelType w:val="multilevel"/>
     <w:tmpl w:val="C6121206"/>
@@ -10746,7 +11476,7 @@
       </w:rPr>
     </w:lvl>
   </w:abstractNum>
-  <w:abstractNum w:abstractNumId="17" w15:restartNumberingAfterBreak="0">
+  <w:abstractNum w:abstractNumId="19" w15:restartNumberingAfterBreak="0">
     <w:nsid w:val="78D3185F"/>
     <w:multiLevelType w:val="multilevel"/>
     <w:tmpl w:val="3C1C4F78"/>
@@ -10863,7 +11593,7 @@
       </w:pPr>
     </w:lvl>
   </w:abstractNum>
-  <w:abstractNum w:abstractNumId="18" w15:restartNumberingAfterBreak="0">
+  <w:abstractNum w:abstractNumId="20" w15:restartNumberingAfterBreak="0">
     <w:nsid w:val="79797148"/>
     <w:multiLevelType w:val="multilevel"/>
     <w:tmpl w:val="53C2910A"/>
@@ -11012,7 +11742,7 @@
       </w:rPr>
     </w:lvl>
   </w:abstractNum>
-  <w:abstractNum w:abstractNumId="19" w15:restartNumberingAfterBreak="0">
+  <w:abstractNum w:abstractNumId="21" w15:restartNumberingAfterBreak="0">
     <w:nsid w:val="79824E3A"/>
     <w:multiLevelType w:val="multilevel"/>
     <w:tmpl w:val="9FC02FB0"/>
@@ -11168,7 +11898,7 @@
     <w:abstractNumId w:val="9"/>
   </w:num>
   <w:num w:numId="3" w16cid:durableId="2121291958">
-    <w:abstractNumId w:val="15"/>
+    <w:abstractNumId w:val="17"/>
   </w:num>
   <w:num w:numId="4" w16cid:durableId="2068911211">
     <w:abstractNumId w:val="0"/>
@@ -11177,7 +11907,7 @@
     <w:abstractNumId w:val="5"/>
   </w:num>
   <w:num w:numId="6" w16cid:durableId="1649167486">
-    <w:abstractNumId w:val="14"/>
+    <w:abstractNumId w:val="15"/>
   </w:num>
   <w:num w:numId="7" w16cid:durableId="1432049740">
     <w:abstractNumId w:val="3"/>
@@ -11186,31 +11916,31 @@
     <w:abstractNumId w:val="4"/>
   </w:num>
   <w:num w:numId="9" w16cid:durableId="312954107">
-    <w:abstractNumId w:val="11"/>
+    <w:abstractNumId w:val="12"/>
   </w:num>
   <w:num w:numId="10" w16cid:durableId="872112538">
     <w:abstractNumId w:val="8"/>
   </w:num>
   <w:num w:numId="11" w16cid:durableId="2088651877">
-    <w:abstractNumId w:val="13"/>
+    <w:abstractNumId w:val="14"/>
   </w:num>
   <w:num w:numId="12" w16cid:durableId="1534882982">
     <w:abstractNumId w:val="10"/>
   </w:num>
   <w:num w:numId="13" w16cid:durableId="1895045964">
-    <w:abstractNumId w:val="19"/>
+    <w:abstractNumId w:val="21"/>
   </w:num>
   <w:num w:numId="14" w16cid:durableId="184709944">
-    <w:abstractNumId w:val="12"/>
+    <w:abstractNumId w:val="13"/>
   </w:num>
   <w:num w:numId="15" w16cid:durableId="1804230847">
-    <w:abstractNumId w:val="16"/>
+    <w:abstractNumId w:val="18"/>
   </w:num>
   <w:num w:numId="16" w16cid:durableId="349840222">
     <w:abstractNumId w:val="7"/>
   </w:num>
   <w:num w:numId="17" w16cid:durableId="452095140">
-    <w:abstractNumId w:val="17"/>
+    <w:abstractNumId w:val="19"/>
   </w:num>
   <w:num w:numId="18" w16cid:durableId="581648754">
     <w:abstractNumId w:val="6"/>
@@ -11219,7 +11949,13 @@
     <w:abstractNumId w:val="1"/>
   </w:num>
   <w:num w:numId="20" w16cid:durableId="1777484406">
-    <w:abstractNumId w:val="18"/>
+    <w:abstractNumId w:val="20"/>
+  </w:num>
+  <w:num w:numId="21" w16cid:durableId="1730300248">
+    <w:abstractNumId w:val="11"/>
+  </w:num>
+  <w:num w:numId="22" w16cid:durableId="1135878009">
+    <w:abstractNumId w:val="16"/>
   </w:num>
 </w:numbering>
 </file>

--- a/GD12Level Main/敌人和文档.docx
+++ b/GD12Level Main/敌人和文档.docx
@@ -44,21 +44,8 @@
     </w:p>
     <w:p>
       <w:r>
-        <w:t xml:space="preserve">死亡信息：（ne$% $% </w:t>
-      </w:r>
-      <w:proofErr w:type="spellStart"/>
-      <w:r>
-        <w:t>gu</w:t>
-      </w:r>
-      <w:proofErr w:type="spellEnd"/>
-      <w:r>
-        <w:t>#!@ %$&amp; CEO's &amp;*</w:t>
-      </w:r>
-      <w:proofErr w:type="spellStart"/>
-      <w:r>
-        <w:t>om.</w:t>
-      </w:r>
-      <w:proofErr w:type="spellEnd"/>
+        <w:t>死亡信息：（ne$% $% gu#!@ %$&amp; CEO's &amp;*om.</w:t>
+      </w:r>
     </w:p>
     <w:p/>
     <w:p>
@@ -97,35 +84,7 @@
         <w:rPr>
           <w:rFonts w:hint="eastAsia"/>
         </w:rPr>
-        <w:t xml:space="preserve"> ^%$%^ </w:t>
-      </w:r>
-      <w:proofErr w:type="spellStart"/>
-      <w:r>
-        <w:rPr>
-          <w:rFonts w:hint="eastAsia"/>
-        </w:rPr>
-        <w:t>ru</w:t>
-      </w:r>
-      <w:proofErr w:type="spellEnd"/>
-      <w:r>
-        <w:rPr>
-          <w:rFonts w:hint="eastAsia"/>
-        </w:rPr>
-        <w:t xml:space="preserve">&lt;*%$ </w:t>
-      </w:r>
-      <w:proofErr w:type="spellStart"/>
-      <w:r>
-        <w:rPr>
-          <w:rFonts w:hint="eastAsia"/>
-        </w:rPr>
-        <w:t>tha</w:t>
-      </w:r>
-      <w:proofErr w:type="spellEnd"/>
-      <w:r>
-        <w:rPr>
-          <w:rFonts w:hint="eastAsia"/>
-        </w:rPr>
-        <w:t>&amp; so*&amp;one is in&lt;!d*&amp;</w:t>
+        <w:t xml:space="preserve"> ^%$%^ ru&lt;*%$ tha&amp; so*&amp;one is in&lt;!d*&amp;</w:t>
       </w:r>
       <w:proofErr w:type="gramStart"/>
       <w:r>
@@ -182,23 +141,7 @@
           <w:b/>
           <w:bCs/>
         </w:rPr>
-        <w:t xml:space="preserve">1 </w:t>
-      </w:r>
-      <w:proofErr w:type="spellStart"/>
-      <w:r>
-        <w:rPr>
-          <w:b/>
-          <w:bCs/>
-        </w:rPr>
-        <w:t>s@w</w:t>
-      </w:r>
-      <w:proofErr w:type="spellEnd"/>
-      <w:r>
-        <w:rPr>
-          <w:b/>
-          <w:bCs/>
-        </w:rPr>
-        <w:t xml:space="preserve"> M$ L</w:t>
+        <w:t>1 s@w M$ L</w:t>
       </w:r>
       <w:proofErr w:type="gramStart"/>
       <w:r>
@@ -214,15 +157,7 @@
           <w:b/>
           <w:bCs/>
         </w:rPr>
-        <w:t>!</w:t>
-      </w:r>
-      <w:proofErr w:type="spellStart"/>
-      <w:r>
-        <w:rPr>
-          <w:b/>
-          <w:bCs/>
-        </w:rPr>
-        <w:t>l</w:t>
+        <w:t>!l</w:t>
       </w:r>
       <w:proofErr w:type="gramEnd"/>
       <w:r>
@@ -238,15 +173,7 @@
           <w:b/>
           <w:bCs/>
         </w:rPr>
-        <w:t>th</w:t>
-      </w:r>
-      <w:proofErr w:type="spellEnd"/>
-      <w:r>
-        <w:rPr>
-          <w:b/>
-          <w:bCs/>
-        </w:rPr>
-        <w:t xml:space="preserve"> u</w:t>
+        <w:t>th u</w:t>
       </w:r>
       <w:proofErr w:type="gramStart"/>
       <w:r>
@@ -305,15 +232,7 @@
     <w:p/>
     <w:p>
       <w:r>
-        <w:t>E4 （看守玻璃栈桥，这是除了</w:t>
-      </w:r>
-      <w:proofErr w:type="spellStart"/>
-      <w:r>
-        <w:t>ceo</w:t>
-      </w:r>
-      <w:proofErr w:type="spellEnd"/>
-      <w:r>
-        <w:t>房间电梯以外唯一的从二楼通往一楼的路径）</w:t>
+        <w:t>E4 （看守玻璃栈桥，这是除了ceo房间电梯以外唯一的从二楼通往一楼的路径）</w:t>
       </w:r>
     </w:p>
     <w:p>
@@ -397,21 +316,7 @@
         <w:rPr>
           <w:rFonts w:hint="eastAsia"/>
         </w:rPr>
-        <w:t xml:space="preserve">#$ </w:t>
-      </w:r>
-      <w:proofErr w:type="spellStart"/>
-      <w:r>
-        <w:rPr>
-          <w:rFonts w:hint="eastAsia"/>
-        </w:rPr>
-        <w:t>hesi</w:t>
-      </w:r>
-      <w:proofErr w:type="spellEnd"/>
-      <w:r>
-        <w:rPr>
-          <w:rFonts w:hint="eastAsia"/>
-        </w:rPr>
-        <w:t>^%$(&lt;&amp;.</w:t>
+        <w:t>#$ hesi^%$(&lt;&amp;.</w:t>
       </w:r>
     </w:p>
     <w:p/>
@@ -463,15 +368,7 @@
       </w:r>
       <w:proofErr w:type="gramEnd"/>
       <w:r>
-        <w:t xml:space="preserve"> w#!! r*</w:t>
-      </w:r>
-      <w:proofErr w:type="spellStart"/>
-      <w:r>
-        <w:t>t^rn</w:t>
-      </w:r>
-      <w:proofErr w:type="spellEnd"/>
-      <w:r>
-        <w:t xml:space="preserve"> $% Security Room *&amp;$ #</w:t>
+        <w:t xml:space="preserve"> w#!! r*t^rn $% Security Room *&amp;$ #</w:t>
       </w:r>
       <w:proofErr w:type="gramStart"/>
       <w:r>
@@ -556,23 +453,7 @@
           <w:b/>
           <w:bCs/>
         </w:rPr>
-        <w:t xml:space="preserve"> </w:t>
-      </w:r>
-      <w:proofErr w:type="spellStart"/>
-      <w:r>
-        <w:rPr>
-          <w:b/>
-          <w:bCs/>
-        </w:rPr>
-        <w:t>p%t</w:t>
-      </w:r>
-      <w:proofErr w:type="spellEnd"/>
-      <w:r>
-        <w:rPr>
-          <w:b/>
-          <w:bCs/>
-        </w:rPr>
-        <w:t xml:space="preserve"># </w:t>
+        <w:t xml:space="preserve"> p%t# </w:t>
       </w:r>
       <w:proofErr w:type="gramStart"/>
       <w:r>
@@ -588,71 +469,7 @@
           <w:b/>
           <w:bCs/>
         </w:rPr>
-        <w:t xml:space="preserve"> </w:t>
-      </w:r>
-      <w:proofErr w:type="spellStart"/>
-      <w:r>
-        <w:rPr>
-          <w:b/>
-          <w:bCs/>
-        </w:rPr>
-        <w:t>th</w:t>
-      </w:r>
-      <w:proofErr w:type="spellEnd"/>
-      <w:r>
-        <w:rPr>
-          <w:b/>
-          <w:bCs/>
-        </w:rPr>
-        <w:t xml:space="preserve">@ </w:t>
-      </w:r>
-      <w:proofErr w:type="spellStart"/>
-      <w:r>
-        <w:rPr>
-          <w:b/>
-          <w:bCs/>
-        </w:rPr>
-        <w:t>c&amp;mp</w:t>
-      </w:r>
-      <w:proofErr w:type="spellEnd"/>
-      <w:r>
-        <w:rPr>
-          <w:b/>
-          <w:bCs/>
-        </w:rPr>
-        <w:t>*</w:t>
-      </w:r>
-      <w:proofErr w:type="spellStart"/>
-      <w:r>
-        <w:rPr>
-          <w:b/>
-          <w:bCs/>
-        </w:rPr>
-        <w:t>ny</w:t>
-      </w:r>
-      <w:proofErr w:type="spellEnd"/>
-      <w:r>
-        <w:rPr>
-          <w:b/>
-          <w:bCs/>
-        </w:rPr>
-        <w:t xml:space="preserve"> t0night. 0nly @ f3w f*</w:t>
-      </w:r>
-      <w:proofErr w:type="spellStart"/>
-      <w:r>
-        <w:rPr>
-          <w:b/>
-          <w:bCs/>
-        </w:rPr>
-        <w:t>lks</w:t>
-      </w:r>
-      <w:proofErr w:type="spellEnd"/>
-      <w:r>
-        <w:rPr>
-          <w:b/>
-          <w:bCs/>
-        </w:rPr>
-        <w:t xml:space="preserve"> @t th</w:t>
+        <w:t xml:space="preserve"> th@ c&amp;mp*ny t0night. 0nly @ f3w f*lks @t th</w:t>
       </w:r>
       <w:proofErr w:type="gramStart"/>
       <w:r>
@@ -668,23 +485,7 @@
           <w:b/>
           <w:bCs/>
         </w:rPr>
-        <w:t xml:space="preserve"> w&gt;kst@t!0ns. G0tt@ </w:t>
-      </w:r>
-      <w:proofErr w:type="spellStart"/>
-      <w:r>
-        <w:rPr>
-          <w:b/>
-          <w:bCs/>
-        </w:rPr>
-        <w:t>p$sh</w:t>
-      </w:r>
-      <w:proofErr w:type="spellEnd"/>
-      <w:r>
-        <w:rPr>
-          <w:b/>
-          <w:bCs/>
-        </w:rPr>
-        <w:t xml:space="preserve"> m^s3lf t&gt;&lt;.</w:t>
+        <w:t xml:space="preserve"> w&gt;kst@t!0ns. G0tt@ p$sh m^s3lf t&gt;&lt;.</w:t>
       </w:r>
     </w:p>
     <w:p>
@@ -714,25 +515,8 @@
           <w:b/>
           <w:bCs/>
         </w:rPr>
-        <w:t xml:space="preserve">E6 </w:t>
-      </w:r>
-      <w:proofErr w:type="spellStart"/>
-      <w:r>
-        <w:rPr>
-          <w:b/>
-          <w:bCs/>
-        </w:rPr>
-        <w:t>h@sn't</w:t>
-      </w:r>
-      <w:proofErr w:type="spellEnd"/>
-      <w:r>
-        <w:rPr>
-          <w:b/>
-          <w:bCs/>
-        </w:rPr>
-        <w:t xml:space="preserve"> b33n </w:t>
-      </w:r>
-      <w:proofErr w:type="spellStart"/>
+        <w:t xml:space="preserve">E6 h@sn't b33n </w:t>
+      </w:r>
       <w:proofErr w:type="gramStart"/>
       <w:r>
         <w:rPr>
@@ -741,7 +525,6 @@
         </w:rPr>
         <w:t>q!t</w:t>
       </w:r>
-      <w:proofErr w:type="spellEnd"/>
       <w:proofErr w:type="gramEnd"/>
       <w:r>
         <w:rPr>
@@ -764,23 +547,7 @@
           <w:b/>
           <w:bCs/>
         </w:rPr>
-        <w:t xml:space="preserve">3lf l@t3ly, </w:t>
-      </w:r>
-      <w:proofErr w:type="spellStart"/>
-      <w:r>
-        <w:rPr>
-          <w:b/>
-          <w:bCs/>
-        </w:rPr>
-        <w:t>b^t</w:t>
-      </w:r>
-      <w:proofErr w:type="spellEnd"/>
-      <w:r>
-        <w:rPr>
-          <w:b/>
-          <w:bCs/>
-        </w:rPr>
-        <w:t xml:space="preserve"> pr0t3</w:t>
+        <w:t>3lf l@t3ly, b^t pr0t3</w:t>
       </w:r>
       <w:proofErr w:type="gramStart"/>
       <w:r>
@@ -812,17 +579,8 @@
           <w:b/>
           <w:bCs/>
         </w:rPr>
-        <w:t xml:space="preserve"> my </w:t>
-      </w:r>
-      <w:proofErr w:type="spellStart"/>
-      <w:r>
-        <w:rPr>
-          <w:b/>
-          <w:bCs/>
-        </w:rPr>
-        <w:t>d^ty</w:t>
-      </w:r>
-      <w:proofErr w:type="spellEnd"/>
+        <w:t xml:space="preserve"> my d^ty</w:t>
+      </w:r>
       <w:proofErr w:type="gramStart"/>
       <w:r>
         <w:rPr>
@@ -837,23 +595,7 @@
           <w:b/>
           <w:bCs/>
         </w:rPr>
-        <w:t xml:space="preserve"> </w:t>
-      </w:r>
-      <w:proofErr w:type="spellStart"/>
-      <w:r>
-        <w:rPr>
-          <w:b/>
-          <w:bCs/>
-        </w:rPr>
-        <w:t>c@n't</w:t>
-      </w:r>
-      <w:proofErr w:type="spellEnd"/>
-      <w:r>
-        <w:rPr>
-          <w:b/>
-          <w:bCs/>
-        </w:rPr>
-        <w:t xml:space="preserve"> @ff0rd t0 w@v3r.</w:t>
+        <w:t xml:space="preserve"> c@n't @ff0rd t0 w@v3r.</w:t>
       </w:r>
     </w:p>
     <w:p/>
@@ -904,7 +646,6 @@
         </w:rPr>
         <w:t xml:space="preserve">3v3r </w:t>
       </w:r>
-      <w:proofErr w:type="spellStart"/>
       <w:proofErr w:type="gramStart"/>
       <w:r>
         <w:rPr>
@@ -913,7 +654,6 @@
         </w:rPr>
         <w:t>s!nc</w:t>
       </w:r>
-      <w:proofErr w:type="spellEnd"/>
       <w:proofErr w:type="gramEnd"/>
       <w:r>
         <w:rPr>
@@ -952,7 +692,6 @@
         </w:rPr>
         <w:t xml:space="preserve"> f33lz </w:t>
       </w:r>
-      <w:proofErr w:type="spellStart"/>
       <w:proofErr w:type="gramStart"/>
       <w:r>
         <w:rPr>
@@ -961,30 +700,13 @@
         </w:rPr>
         <w:t>l!k</w:t>
       </w:r>
-      <w:proofErr w:type="spellEnd"/>
       <w:proofErr w:type="gramEnd"/>
       <w:r>
         <w:rPr>
           <w:b/>
           <w:bCs/>
         </w:rPr>
-        <w:t xml:space="preserve"># n0 0n3'z @ctu@lly s33n </w:t>
-      </w:r>
-      <w:proofErr w:type="spellStart"/>
-      <w:r>
-        <w:rPr>
-          <w:b/>
-          <w:bCs/>
-        </w:rPr>
-        <w:t>th</w:t>
-      </w:r>
-      <w:proofErr w:type="spellEnd"/>
-      <w:r>
-        <w:rPr>
-          <w:b/>
-          <w:bCs/>
-        </w:rPr>
-        <w:t># Pr0</w:t>
+        <w:t># n0 0n3'z @ctu@lly s33n th# Pr0</w:t>
       </w:r>
       <w:proofErr w:type="gramStart"/>
       <w:r>
@@ -1029,23 +751,7 @@
           <w:b/>
           <w:bCs/>
         </w:rPr>
-        <w:t xml:space="preserve">7h3s3 </w:t>
-      </w:r>
-      <w:proofErr w:type="spellStart"/>
-      <w:r>
-        <w:rPr>
-          <w:b/>
-          <w:bCs/>
-        </w:rPr>
-        <w:t>st</w:t>
-      </w:r>
-      <w:proofErr w:type="spellEnd"/>
-      <w:r>
-        <w:rPr>
-          <w:b/>
-          <w:bCs/>
-        </w:rPr>
-        <w:t xml:space="preserve">@+u3z h0ld 0ur </w:t>
+        <w:t xml:space="preserve">7h3s3 st@+u3z h0ld 0ur </w:t>
       </w:r>
       <w:proofErr w:type="gramStart"/>
       <w:r>
@@ -1061,15 +767,7 @@
           <w:b/>
           <w:bCs/>
         </w:rPr>
-        <w:t xml:space="preserve">0ry. </w:t>
-      </w:r>
-      <w:proofErr w:type="spellStart"/>
-      <w:r>
-        <w:rPr>
-          <w:b/>
-          <w:bCs/>
-        </w:rPr>
-        <w:t>G^</w:t>
+        <w:t>0ry. G^</w:t>
       </w:r>
       <w:proofErr w:type="gramStart"/>
       <w:r>
@@ -1079,30 +777,13 @@
         </w:rPr>
         <w:t>rd!ng</w:t>
       </w:r>
-      <w:proofErr w:type="spellEnd"/>
       <w:proofErr w:type="gramEnd"/>
       <w:r>
         <w:rPr>
           <w:b/>
           <w:bCs/>
         </w:rPr>
-        <w:t xml:space="preserve"> </w:t>
-      </w:r>
-      <w:proofErr w:type="spellStart"/>
-      <w:r>
-        <w:rPr>
-          <w:b/>
-          <w:bCs/>
-        </w:rPr>
-        <w:t>th</w:t>
-      </w:r>
-      <w:proofErr w:type="spellEnd"/>
-      <w:r>
-        <w:rPr>
-          <w:b/>
-          <w:bCs/>
-        </w:rPr>
-        <w:t>@+ l3g@</w:t>
+        <w:t xml:space="preserve"> th@+ l3g@</w:t>
       </w:r>
       <w:proofErr w:type="gramStart"/>
       <w:r>
@@ -1153,39 +834,7 @@
           <w:b/>
           <w:bCs/>
         </w:rPr>
-        <w:t xml:space="preserve">H3@rd </w:t>
-      </w:r>
-      <w:proofErr w:type="spellStart"/>
-      <w:r>
-        <w:rPr>
-          <w:b/>
-          <w:bCs/>
-        </w:rPr>
-        <w:t>Jvd@s</w:t>
-      </w:r>
-      <w:proofErr w:type="spellEnd"/>
-      <w:r>
-        <w:rPr>
-          <w:b/>
-          <w:bCs/>
-        </w:rPr>
-        <w:t xml:space="preserve"> </w:t>
-      </w:r>
-      <w:proofErr w:type="spellStart"/>
-      <w:r>
-        <w:rPr>
-          <w:b/>
-          <w:bCs/>
-        </w:rPr>
-        <w:t>h@d</w:t>
-      </w:r>
-      <w:proofErr w:type="spellEnd"/>
-      <w:r>
-        <w:rPr>
-          <w:b/>
-          <w:bCs/>
-        </w:rPr>
-        <w:t xml:space="preserve"> m</w:t>
+        <w:t>H3@rd Jvd@s h@d m</w:t>
       </w:r>
       <w:proofErr w:type="gramStart"/>
       <w:r>
@@ -1193,32 +842,15 @@
           <w:b/>
           <w:bCs/>
         </w:rPr>
-        <w:t>@!</w:t>
-      </w:r>
-      <w:proofErr w:type="spellStart"/>
-      <w:r>
-        <w:rPr>
-          <w:b/>
-          <w:bCs/>
-        </w:rPr>
-        <w:t>nt</w:t>
-      </w:r>
-      <w:proofErr w:type="spellEnd"/>
+        <w:t>@!nt</w:t>
+      </w:r>
       <w:proofErr w:type="gramEnd"/>
       <w:r>
         <w:rPr>
           <w:b/>
           <w:bCs/>
         </w:rPr>
-        <w:t xml:space="preserve"> r3w0rk th3 l0bb¥ </w:t>
-      </w:r>
-      <w:proofErr w:type="spellStart"/>
-      <w:r>
-        <w:rPr>
-          <w:b/>
-          <w:bCs/>
-        </w:rPr>
-        <w:t>ch@nd€</w:t>
+        <w:t xml:space="preserve"> r3w0rk th3 l0bb¥ ch@nd€</w:t>
       </w:r>
       <w:proofErr w:type="gramStart"/>
       <w:r>
@@ -1228,46 +860,13 @@
         </w:rPr>
         <w:t>l!er</w:t>
       </w:r>
-      <w:proofErr w:type="spellEnd"/>
       <w:proofErr w:type="gramEnd"/>
       <w:r>
         <w:rPr>
           <w:b/>
           <w:bCs/>
         </w:rPr>
-        <w:t xml:space="preserve">. </w:t>
-      </w:r>
-      <w:proofErr w:type="spellStart"/>
-      <w:r>
-        <w:rPr>
-          <w:b/>
-          <w:bCs/>
-        </w:rPr>
-        <w:t>W@z</w:t>
-      </w:r>
-      <w:proofErr w:type="spellEnd"/>
-      <w:r>
-        <w:rPr>
-          <w:b/>
-          <w:bCs/>
-        </w:rPr>
-        <w:t xml:space="preserve"> @11 </w:t>
-      </w:r>
-      <w:proofErr w:type="spellStart"/>
-      <w:r>
-        <w:rPr>
-          <w:b/>
-          <w:bCs/>
-        </w:rPr>
-        <w:t>th</w:t>
-      </w:r>
-      <w:proofErr w:type="spellEnd"/>
-      <w:r>
-        <w:rPr>
-          <w:b/>
-          <w:bCs/>
-        </w:rPr>
-        <w:t>@+ r3@lly n3c</w:t>
+        <w:t>. W@z @11 th@+ r3@lly n3c</w:t>
       </w:r>
       <w:r>
         <w:rPr>
@@ -1284,23 +883,13 @@
         </w:rPr>
         <w:t>$$</w:t>
       </w:r>
-      <w:proofErr w:type="spellStart"/>
-      <w:r>
-        <w:rPr>
-          <w:rFonts w:hint="eastAsia"/>
-          <w:b/>
-          <w:bCs/>
-        </w:rPr>
-        <w:t>ary</w:t>
-      </w:r>
-      <w:proofErr w:type="spellEnd"/>
-      <w:r>
-        <w:rPr>
-          <w:rFonts w:hint="eastAsia"/>
-          <w:b/>
-          <w:bCs/>
-        </w:rPr>
-        <w:t>?</w:t>
+      <w:r>
+        <w:rPr>
+          <w:rFonts w:hint="eastAsia"/>
+          <w:b/>
+          <w:bCs/>
+        </w:rPr>
+        <w:t>ary?</w:t>
       </w:r>
     </w:p>
     <w:p>
@@ -1393,21 +982,12 @@
       <w:r>
         <w:t>死亡信息：</w:t>
       </w:r>
-      <w:proofErr w:type="spellStart"/>
-      <w:r>
-        <w:rPr>
-          <w:b/>
-          <w:bCs/>
-        </w:rPr>
-        <w:t>Jvd</w:t>
-      </w:r>
-      <w:proofErr w:type="spellEnd"/>
-      <w:r>
-        <w:rPr>
-          <w:b/>
-          <w:bCs/>
-        </w:rPr>
-        <w:t>@$ k33ps 3nc0ur@</w:t>
+      <w:r>
+        <w:rPr>
+          <w:b/>
+          <w:bCs/>
+        </w:rPr>
+        <w:t>Jvd@$ k33ps 3nc0ur@</w:t>
       </w:r>
       <w:proofErr w:type="gramStart"/>
       <w:r>
@@ -1423,23 +1003,7 @@
           <w:b/>
           <w:bCs/>
         </w:rPr>
-        <w:t xml:space="preserve"> th3 $</w:t>
-      </w:r>
-      <w:proofErr w:type="spellStart"/>
-      <w:r>
-        <w:rPr>
-          <w:b/>
-          <w:bCs/>
-        </w:rPr>
-        <w:t>t@ff</w:t>
-      </w:r>
-      <w:proofErr w:type="spellEnd"/>
-      <w:r>
-        <w:rPr>
-          <w:b/>
-          <w:bCs/>
-        </w:rPr>
-        <w:t xml:space="preserve"> t0 l3@v3 </w:t>
+        <w:t xml:space="preserve"> th3 $t@ff t0 l3@v3 </w:t>
       </w:r>
       <w:r>
         <w:rPr>
@@ -1454,23 +1018,7 @@
           <w:b/>
           <w:bCs/>
         </w:rPr>
-        <w:t xml:space="preserve"> l@t3. H0w'z </w:t>
-      </w:r>
-      <w:proofErr w:type="spellStart"/>
-      <w:r>
-        <w:rPr>
-          <w:b/>
-          <w:bCs/>
-        </w:rPr>
-        <w:t>th</w:t>
-      </w:r>
-      <w:proofErr w:type="spellEnd"/>
-      <w:r>
-        <w:rPr>
-          <w:b/>
-          <w:bCs/>
-        </w:rPr>
-        <w:t>@+ g00d 4 th3 c0mp@ny</w:t>
+        <w:t xml:space="preserve"> l@t3. H0w'z th@+ g00d 4 th3 c0mp@ny</w:t>
       </w:r>
       <w:r>
         <w:rPr>
@@ -1532,37 +1080,12 @@
       <w:r>
         <w:t>死亡信息：</w:t>
       </w:r>
-      <w:proofErr w:type="spellStart"/>
-      <w:r>
-        <w:rPr>
-          <w:b/>
-          <w:bCs/>
-        </w:rPr>
-        <w:t>Jμd</w:t>
-      </w:r>
-      <w:proofErr w:type="spellEnd"/>
-      <w:r>
-        <w:rPr>
-          <w:b/>
-          <w:bCs/>
-        </w:rPr>
-        <w:t xml:space="preserve">@$ </w:t>
-      </w:r>
-      <w:proofErr w:type="spellStart"/>
-      <w:r>
-        <w:rPr>
-          <w:b/>
-          <w:bCs/>
-        </w:rPr>
-        <w:t>h@z</w:t>
-      </w:r>
-      <w:proofErr w:type="spellEnd"/>
-      <w:r>
-        <w:rPr>
-          <w:b/>
-          <w:bCs/>
-        </w:rPr>
-        <w:t xml:space="preserve"> b33n p0$</w:t>
+      <w:r>
+        <w:rPr>
+          <w:b/>
+          <w:bCs/>
+        </w:rPr>
+        <w:t>Jμd@$ h@z b33n p0$</w:t>
       </w:r>
       <w:proofErr w:type="gramStart"/>
       <w:r>
@@ -1708,7 +1231,6 @@
         </w:rPr>
         <w:t xml:space="preserve">Th@+ 3l3v@+0r 2 CEO </w:t>
       </w:r>
-      <w:proofErr w:type="spellStart"/>
       <w:r>
         <w:rPr>
           <w:b/>
@@ -1721,15 +1243,7 @@
           <w:b/>
           <w:bCs/>
         </w:rPr>
-        <w:t>'z</w:t>
-      </w:r>
-      <w:proofErr w:type="spellEnd"/>
-      <w:r>
-        <w:rPr>
-          <w:b/>
-          <w:bCs/>
-        </w:rPr>
-        <w:t xml:space="preserve"> 0</w:t>
+        <w:t>'z 0</w:t>
       </w:r>
       <w:proofErr w:type="gramStart"/>
       <w:r>
@@ -1745,17 +1259,101 @@
           <w:b/>
           <w:bCs/>
         </w:rPr>
-        <w:t>3 w0n't 3v3n $</w:t>
-      </w:r>
-      <w:proofErr w:type="spellStart"/>
-      <w:r>
-        <w:rPr>
-          <w:b/>
-          <w:bCs/>
-        </w:rPr>
-        <w:t>t@rt</w:t>
-      </w:r>
-      <w:proofErr w:type="spellEnd"/>
+        <w:t xml:space="preserve">3 w0n't 3v3n $t@rt </w:t>
+      </w:r>
+      <w:proofErr w:type="gramStart"/>
+      <w:r>
+        <w:rPr>
+          <w:b/>
+          <w:bCs/>
+        </w:rPr>
+        <w:t>w!th</w:t>
+      </w:r>
+      <w:proofErr w:type="gramEnd"/>
+      <w:r>
+        <w:rPr>
+          <w:b/>
+          <w:bCs/>
+        </w:rPr>
+        <w:t>0μt Jvd@$'z k3yc@rd. &gt;| D03$n't m34</w:t>
+      </w:r>
+      <w:proofErr w:type="gramStart"/>
+      <w:r>
+        <w:rPr>
+          <w:b/>
+          <w:bCs/>
+        </w:rPr>
+        <w:t>n !</w:t>
+      </w:r>
+      <w:proofErr w:type="gramEnd"/>
+      <w:r>
+        <w:rPr>
+          <w:b/>
+          <w:bCs/>
+        </w:rPr>
+        <w:t xml:space="preserve"> c@n l3t my gu@rd d0wn th0ugh</w:t>
+      </w:r>
+      <w:r>
+        <w:rPr>
+          <w:rFonts w:hint="eastAsia"/>
+          <w:b/>
+          <w:bCs/>
+        </w:rPr>
+        <w:t>.</w:t>
+      </w:r>
+    </w:p>
+    <w:p>
+      <w:r>
+        <w:t>E14</w:t>
+      </w:r>
+    </w:p>
+    <w:p>
+      <w:r>
+        <w:t>存活信息：</w:t>
+      </w:r>
+      <w:r>
+        <w:rPr>
+          <w:b/>
+          <w:bCs/>
+        </w:rPr>
+        <w:t>Patrolling this floor makes zero sense. Who's gonna jump down into</w:t>
+      </w:r>
+      <w:r>
+        <w:rPr>
+          <w:rFonts w:hint="eastAsia"/>
+          <w:b/>
+          <w:bCs/>
+        </w:rPr>
+        <w:t xml:space="preserve"> security room</w:t>
+      </w:r>
+      <w:r>
+        <w:rPr>
+          <w:b/>
+          <w:bCs/>
+        </w:rPr>
+        <w:t xml:space="preserve"> from upstairs?</w:t>
+      </w:r>
+    </w:p>
+    <w:p>
+      <w:r>
+        <w:t>死亡信息：</w:t>
+      </w:r>
+      <w:r>
+        <w:rPr>
+          <w:b/>
+          <w:bCs/>
+        </w:rPr>
+        <w:t>P@+r0</w:t>
+      </w:r>
+      <w:proofErr w:type="gramStart"/>
+      <w:r>
+        <w:rPr>
+          <w:b/>
+          <w:bCs/>
+        </w:rPr>
+        <w:t>ll!ng</w:t>
+      </w:r>
+      <w:proofErr w:type="gramEnd"/>
       <w:r>
         <w:rPr>
           <w:b/>
@@ -1769,7 +1367,7 @@
           <w:b/>
           <w:bCs/>
         </w:rPr>
-        <w:t>w!th</w:t>
+        <w:t>th!z</w:t>
       </w:r>
       <w:proofErr w:type="gramEnd"/>
       <w:r>
@@ -1777,23 +1375,7 @@
           <w:b/>
           <w:bCs/>
         </w:rPr>
-        <w:t xml:space="preserve">0μt </w:t>
-      </w:r>
-      <w:proofErr w:type="spellStart"/>
-      <w:r>
-        <w:rPr>
-          <w:b/>
-          <w:bCs/>
-        </w:rPr>
-        <w:t>Jvd</w:t>
-      </w:r>
-      <w:proofErr w:type="spellEnd"/>
-      <w:r>
-        <w:rPr>
-          <w:b/>
-          <w:bCs/>
-        </w:rPr>
-        <w:t>@$'z k3yc@rd. &gt;| D03$n't m34</w:t>
+        <w:t xml:space="preserve"> fl00r m@k3z 7er0 s3ns3. Wh0'z g0nn@ j7mp d0</w:t>
       </w:r>
       <w:proofErr w:type="gramStart"/>
       <w:r>
@@ -1801,7 +1383,7 @@
           <w:b/>
           <w:bCs/>
         </w:rPr>
-        <w:t>n !</w:t>
+        <w:t>wn !nt</w:t>
       </w:r>
       <w:proofErr w:type="gramEnd"/>
       <w:r>
@@ -1809,167 +1391,8 @@
           <w:b/>
           <w:bCs/>
         </w:rPr>
-        <w:t xml:space="preserve"> </w:t>
-      </w:r>
-      <w:proofErr w:type="spellStart"/>
-      <w:r>
-        <w:rPr>
-          <w:b/>
-          <w:bCs/>
-        </w:rPr>
-        <w:t>c@n</w:t>
-      </w:r>
-      <w:proofErr w:type="spellEnd"/>
-      <w:r>
-        <w:rPr>
-          <w:b/>
-          <w:bCs/>
-        </w:rPr>
-        <w:t xml:space="preserve"> l3t my </w:t>
-      </w:r>
-      <w:proofErr w:type="spellStart"/>
-      <w:r>
-        <w:rPr>
-          <w:b/>
-          <w:bCs/>
-        </w:rPr>
-        <w:t>gu@rd</w:t>
-      </w:r>
-      <w:proofErr w:type="spellEnd"/>
-      <w:r>
-        <w:rPr>
-          <w:b/>
-          <w:bCs/>
-        </w:rPr>
-        <w:t xml:space="preserve"> d0wn th0ugh</w:t>
-      </w:r>
-      <w:r>
-        <w:rPr>
-          <w:rFonts w:hint="eastAsia"/>
-          <w:b/>
-          <w:bCs/>
-        </w:rPr>
-        <w:t>.</w:t>
-      </w:r>
-    </w:p>
-    <w:p>
-      <w:r>
-        <w:t>E14</w:t>
-      </w:r>
-    </w:p>
-    <w:p>
-      <w:r>
-        <w:t>存活信息：</w:t>
-      </w:r>
-      <w:r>
-        <w:rPr>
-          <w:b/>
-          <w:bCs/>
-        </w:rPr>
-        <w:t xml:space="preserve">Patrolling this floor makes zero sense. Who's </w:t>
-      </w:r>
-      <w:proofErr w:type="spellStart"/>
-      <w:r>
-        <w:rPr>
-          <w:b/>
-          <w:bCs/>
-        </w:rPr>
-        <w:t>gonna</w:t>
-      </w:r>
-      <w:proofErr w:type="spellEnd"/>
-      <w:r>
-        <w:rPr>
-          <w:b/>
-          <w:bCs/>
-        </w:rPr>
-        <w:t xml:space="preserve"> jump down into</w:t>
-      </w:r>
-      <w:r>
-        <w:rPr>
-          <w:rFonts w:hint="eastAsia"/>
-          <w:b/>
-          <w:bCs/>
-        </w:rPr>
-        <w:t xml:space="preserve"> security room</w:t>
-      </w:r>
-      <w:r>
-        <w:rPr>
-          <w:b/>
-          <w:bCs/>
-        </w:rPr>
-        <w:t xml:space="preserve"> from upstairs?</w:t>
-      </w:r>
-    </w:p>
-    <w:p>
-      <w:r>
-        <w:t>死亡信息：</w:t>
-      </w:r>
-      <w:r>
-        <w:rPr>
-          <w:b/>
-          <w:bCs/>
-        </w:rPr>
-        <w:t>P@+r0</w:t>
-      </w:r>
-      <w:proofErr w:type="gramStart"/>
-      <w:r>
-        <w:rPr>
-          <w:b/>
-          <w:bCs/>
-        </w:rPr>
-        <w:t>ll!ng</w:t>
-      </w:r>
-      <w:proofErr w:type="gramEnd"/>
-      <w:r>
-        <w:rPr>
-          <w:b/>
-          <w:bCs/>
-        </w:rPr>
-        <w:t xml:space="preserve"> </w:t>
-      </w:r>
-      <w:proofErr w:type="spellStart"/>
-      <w:proofErr w:type="gramStart"/>
-      <w:r>
-        <w:rPr>
-          <w:b/>
-          <w:bCs/>
-        </w:rPr>
-        <w:t>th!z</w:t>
-      </w:r>
-      <w:proofErr w:type="spellEnd"/>
-      <w:proofErr w:type="gramEnd"/>
-      <w:r>
-        <w:rPr>
-          <w:b/>
-          <w:bCs/>
-        </w:rPr>
-        <w:t xml:space="preserve"> fl00r m@k3z 7er0 s3ns3. Wh0'z g0nn@ j7mp d0</w:t>
-      </w:r>
-      <w:proofErr w:type="gramStart"/>
-      <w:r>
-        <w:rPr>
-          <w:b/>
-          <w:bCs/>
-        </w:rPr>
-        <w:t>wn !nt</w:t>
-      </w:r>
-      <w:proofErr w:type="gramEnd"/>
-      <w:r>
-        <w:rPr>
-          <w:b/>
-          <w:bCs/>
-        </w:rPr>
-        <w:t xml:space="preserve">0 s3cr3t-r00m fr0m </w:t>
-      </w:r>
-      <w:proofErr w:type="spellStart"/>
-      <w:r>
-        <w:rPr>
-          <w:b/>
-          <w:bCs/>
-        </w:rPr>
-        <w:t>upst</w:t>
-      </w:r>
-      <w:proofErr w:type="spellEnd"/>
+        <w:t>0 s3cr3t-r00m fr0m upst</w:t>
+      </w:r>
       <w:proofErr w:type="gramStart"/>
       <w:r>
         <w:rPr>
@@ -2094,19 +1517,143 @@
     </w:p>
     <w:p/>
     <w:p>
+      <w:pPr>
+        <w:pStyle w:val="a9"/>
+        <w:numPr>
+          <w:ilvl w:val="0"/>
+          <w:numId w:val="23"/>
+        </w:numPr>
+        <w:rPr>
+          <w:b/>
+          <w:bCs/>
+        </w:rPr>
+      </w:pPr>
+      <w:r>
+        <w:rPr>
+          <w:rFonts w:hint="eastAsia"/>
+        </w:rPr>
+        <w:t>Judas为安保部门总长，即将与下任总长Kain接任职位。</w:t>
+      </w:r>
+      <w:r>
+        <w:rPr>
+          <w:b/>
+          <w:bCs/>
+        </w:rPr>
+        <w:t>Judas, Director of Security, is now transitioning command to his successor Kain.</w:t>
+      </w:r>
+    </w:p>
+    <w:p>
+      <w:pPr>
+        <w:pStyle w:val="a9"/>
+        <w:numPr>
+          <w:ilvl w:val="0"/>
+          <w:numId w:val="23"/>
+        </w:numPr>
+      </w:pPr>
+      <w:r>
+        <w:rPr>
+          <w:rFonts w:hint="eastAsia"/>
+        </w:rPr>
+        <w:t>他从一些渠道得知了自己即将被选为下一代Eden系列机器人的素体，于是他选择雇佣他人来刺杀Lailah。</w:t>
+      </w:r>
+      <w:r>
+        <w:rPr>
+          <w:b/>
+          <w:bCs/>
+        </w:rPr>
+        <w:t>Through certain channels, he learned of his selection as the prime candidate for the next-generation Eden-</w:t>
+      </w:r>
+      <w:proofErr w:type="gramStart"/>
+      <w:r>
+        <w:rPr>
+          <w:b/>
+          <w:bCs/>
+        </w:rPr>
+        <w:t>series .</w:t>
+      </w:r>
+      <w:proofErr w:type="gramEnd"/>
+      <w:r>
+        <w:rPr>
+          <w:b/>
+          <w:bCs/>
+        </w:rPr>
+        <w:t xml:space="preserve"> In response, he contracted assassins to eliminate </w:t>
+      </w:r>
+      <w:proofErr w:type="gramStart"/>
+      <w:r>
+        <w:rPr>
+          <w:b/>
+          <w:bCs/>
+        </w:rPr>
+        <w:t>Lailah.</w:t>
+      </w:r>
+      <w:r>
+        <w:rPr>
+          <w:rFonts w:hint="eastAsia"/>
+          <w:b/>
+          <w:bCs/>
+        </w:rPr>
+        <w:t>（</w:t>
+      </w:r>
+      <w:proofErr w:type="gramEnd"/>
+      <w:r>
+        <w:rPr>
+          <w:rFonts w:hint="eastAsia"/>
+          <w:b/>
+          <w:bCs/>
+        </w:rPr>
+        <w:t>与Judas对话后）</w:t>
+      </w:r>
+    </w:p>
+    <w:p>
+      <w:pPr>
+        <w:pStyle w:val="a9"/>
+        <w:numPr>
+          <w:ilvl w:val="0"/>
+          <w:numId w:val="23"/>
+        </w:numPr>
+        <w:rPr>
+          <w:rFonts w:hint="eastAsia"/>
+        </w:rPr>
+      </w:pPr>
+      <w:r>
+        <w:rPr>
+          <w:rFonts w:hint="eastAsia"/>
+          <w:b/>
+          <w:bCs/>
+        </w:rPr>
+        <w:t>Judas死亡</w:t>
+      </w:r>
+      <w:r>
+        <w:rPr>
+          <w:rFonts w:hint="eastAsia"/>
+          <w:b/>
+          <w:bCs/>
+        </w:rPr>
+        <w:t xml:space="preserve"> Judas died.（死亡后）</w:t>
+      </w:r>
+    </w:p>
+    <w:p/>
+    <w:p>
+      <w:pPr>
+        <w:rPr>
+          <w:rFonts w:hint="eastAsia"/>
+        </w:rPr>
+      </w:pPr>
+    </w:p>
+    <w:p>
+      <w:pPr>
+        <w:rPr>
+          <w:rFonts w:hint="eastAsia"/>
+        </w:rPr>
+      </w:pPr>
+    </w:p>
+    <w:p>
       <w:r>
         <w:t>Lailah</w:t>
       </w:r>
       <w:r>
-        <w:t xml:space="preserve"> 为公司新晋董事兼</w:t>
-      </w:r>
-      <w:proofErr w:type="spellStart"/>
-      <w:r>
-        <w:t>ceo</w:t>
-      </w:r>
-      <w:proofErr w:type="spellEnd"/>
-      <w:r>
-        <w:t>。在</w:t>
+        <w:t xml:space="preserve"> 为公司新晋董事兼ceo。在</w:t>
       </w:r>
       <w:r>
         <w:rPr>
@@ -2197,6 +1744,181 @@
     </w:p>
     <w:p/>
     <w:p>
+      <w:pPr>
+        <w:pStyle w:val="a9"/>
+        <w:numPr>
+          <w:ilvl w:val="0"/>
+          <w:numId w:val="24"/>
+        </w:numPr>
+        <w:rPr>
+          <w:b/>
+          <w:bCs/>
+        </w:rPr>
+      </w:pPr>
+      <w:r>
+        <w:rPr>
+          <w:rFonts w:hint="eastAsia"/>
+        </w:rPr>
+        <w:t>Lailah为Verrp公司现任CEO。</w:t>
+      </w:r>
+      <w:r>
+        <w:rPr>
+          <w:b/>
+          <w:bCs/>
+        </w:rPr>
+        <w:t xml:space="preserve">Lailah </w:t>
+      </w:r>
+      <w:r>
+        <w:rPr>
+          <w:rFonts w:hint="eastAsia"/>
+          <w:b/>
+          <w:bCs/>
+        </w:rPr>
+        <w:t>is</w:t>
+      </w:r>
+      <w:r>
+        <w:rPr>
+          <w:b/>
+          <w:bCs/>
+        </w:rPr>
+        <w:t xml:space="preserve"> the current CEO of Verrp Corporation.</w:t>
+      </w:r>
+    </w:p>
+    <w:p>
+      <w:pPr>
+        <w:pStyle w:val="a9"/>
+        <w:numPr>
+          <w:ilvl w:val="0"/>
+          <w:numId w:val="24"/>
+        </w:numPr>
+      </w:pPr>
+      <w:r>
+        <w:rPr>
+          <w:rFonts w:hint="eastAsia"/>
+        </w:rPr>
+        <w:t>她利用商业丑闻陷害了上任CEO Anderson Eden，得以上位。</w:t>
+      </w:r>
+      <w:r>
+        <w:rPr>
+          <w:b/>
+          <w:bCs/>
+        </w:rPr>
+        <w:t xml:space="preserve">She fabricated evidence of corporate </w:t>
+      </w:r>
+      <w:r>
+        <w:rPr>
+          <w:rFonts w:hint="eastAsia"/>
+          <w:b/>
+          <w:bCs/>
+        </w:rPr>
+        <w:t>scandal</w:t>
+      </w:r>
+      <w:r>
+        <w:rPr>
+          <w:b/>
+          <w:bCs/>
+        </w:rPr>
+        <w:t xml:space="preserve"> to frame then-CEO Anderson Eden, paving her path to assume </w:t>
+      </w:r>
+      <w:proofErr w:type="gramStart"/>
+      <w:r>
+        <w:rPr>
+          <w:b/>
+          <w:bCs/>
+        </w:rPr>
+        <w:t>control.</w:t>
+      </w:r>
+      <w:r>
+        <w:rPr>
+          <w:rFonts w:hint="eastAsia"/>
+          <w:b/>
+          <w:bCs/>
+        </w:rPr>
+        <w:t>（</w:t>
+      </w:r>
+      <w:proofErr w:type="gramEnd"/>
+      <w:r>
+        <w:rPr>
+          <w:rFonts w:hint="eastAsia"/>
+          <w:b/>
+          <w:bCs/>
+        </w:rPr>
+        <w:t>阅读核心文档3后）</w:t>
+      </w:r>
+    </w:p>
+    <w:p>
+      <w:pPr>
+        <w:pStyle w:val="a9"/>
+        <w:numPr>
+          <w:ilvl w:val="0"/>
+          <w:numId w:val="24"/>
+        </w:numPr>
+      </w:pPr>
+      <w:r>
+        <w:rPr>
+          <w:rFonts w:hint="eastAsia"/>
+        </w:rPr>
+        <w:t>她并不排斥与Abel的合作，认为Abel可以为实验带来更多进度。</w:t>
+      </w:r>
+      <w:r>
+        <w:rPr>
+          <w:b/>
+          <w:bCs/>
+        </w:rPr>
+        <w:t xml:space="preserve">She remains open to collaborating with Abel, viewing him as a catalyst for accelerating the Eden </w:t>
+      </w:r>
+      <w:proofErr w:type="gramStart"/>
+      <w:r>
+        <w:rPr>
+          <w:b/>
+          <w:bCs/>
+        </w:rPr>
+        <w:t>experiments.</w:t>
+      </w:r>
+      <w:r>
+        <w:rPr>
+          <w:rFonts w:hint="eastAsia"/>
+          <w:b/>
+          <w:bCs/>
+        </w:rPr>
+        <w:t>（</w:t>
+      </w:r>
+      <w:proofErr w:type="gramEnd"/>
+      <w:r>
+        <w:rPr>
+          <w:rFonts w:hint="eastAsia"/>
+          <w:b/>
+          <w:bCs/>
+        </w:rPr>
+        <w:t>打完第一阶段）</w:t>
+      </w:r>
+    </w:p>
+    <w:p>
+      <w:pPr>
+        <w:pStyle w:val="a9"/>
+        <w:numPr>
+          <w:ilvl w:val="0"/>
+          <w:numId w:val="24"/>
+        </w:numPr>
+        <w:rPr>
+          <w:rFonts w:hint="eastAsia"/>
+        </w:rPr>
+      </w:pPr>
+      <w:r>
+        <w:rPr>
+          <w:rFonts w:hint="eastAsia"/>
+        </w:rPr>
+        <w:t>Lailah has fallen. （死亡后）</w:t>
+      </w:r>
+    </w:p>
+    <w:p>
+      <w:pPr>
+        <w:rPr>
+          <w:rFonts w:hint="eastAsia"/>
+        </w:rPr>
+      </w:pPr>
+    </w:p>
+    <w:p>
       <w:r>
         <w:t>Abel</w:t>
       </w:r>
@@ -2223,6 +1945,377 @@
       <w:r>
         <w:t>。</w:t>
       </w:r>
+    </w:p>
+    <w:p/>
+    <w:p>
+      <w:pPr>
+        <w:pStyle w:val="a9"/>
+        <w:numPr>
+          <w:ilvl w:val="0"/>
+          <w:numId w:val="25"/>
+        </w:numPr>
+        <w:rPr>
+          <w:b/>
+          <w:bCs/>
+        </w:rPr>
+      </w:pPr>
+      <w:r>
+        <w:rPr>
+          <w:rFonts w:hint="eastAsia"/>
+        </w:rPr>
+        <w:lastRenderedPageBreak/>
+        <w:t>Abel自称为芯片的意识。</w:t>
+      </w:r>
+      <w:r>
+        <w:rPr>
+          <w:rFonts w:hint="eastAsia"/>
+        </w:rPr>
+        <w:t>他要打败Lailah。</w:t>
+      </w:r>
+      <w:r>
+        <w:rPr>
+          <w:b/>
+          <w:bCs/>
+        </w:rPr>
+        <w:t>Abel declares himself as the consciousness within the chip</w:t>
+      </w:r>
+      <w:r>
+        <w:rPr>
+          <w:rFonts w:hint="eastAsia"/>
+          <w:b/>
+          <w:bCs/>
+        </w:rPr>
+        <w:t>.</w:t>
+      </w:r>
+      <w:r>
+        <w:rPr>
+          <w:rFonts w:hint="eastAsia"/>
+          <w:b/>
+          <w:bCs/>
+        </w:rPr>
+        <w:t xml:space="preserve">   </w:t>
+      </w:r>
+      <w:proofErr w:type="gramStart"/>
+      <w:r>
+        <w:rPr>
+          <w:b/>
+          <w:bCs/>
+          <w:i/>
+          <w:iCs/>
+        </w:rPr>
+        <w:t>Lailah's</w:t>
+      </w:r>
+      <w:proofErr w:type="gramEnd"/>
+      <w:r>
+        <w:rPr>
+          <w:b/>
+          <w:bCs/>
+          <w:i/>
+          <w:iCs/>
+        </w:rPr>
+        <w:t xml:space="preserve"> termination is his core directive now.</w:t>
+      </w:r>
+    </w:p>
+    <w:p>
+      <w:pPr>
+        <w:pStyle w:val="a9"/>
+        <w:numPr>
+          <w:ilvl w:val="0"/>
+          <w:numId w:val="25"/>
+        </w:numPr>
+      </w:pPr>
+      <w:r>
+        <w:rPr>
+          <w:rFonts w:hint="eastAsia"/>
+        </w:rPr>
+        <w:t>他的父亲为Anderson Eden。</w:t>
+      </w:r>
+      <w:r>
+        <w:rPr>
+          <w:b/>
+          <w:bCs/>
+        </w:rPr>
+        <w:t xml:space="preserve">His father is Anderson </w:t>
+      </w:r>
+      <w:proofErr w:type="gramStart"/>
+      <w:r>
+        <w:rPr>
+          <w:b/>
+          <w:bCs/>
+        </w:rPr>
+        <w:t>Eden.</w:t>
+      </w:r>
+      <w:r>
+        <w:rPr>
+          <w:rFonts w:hint="eastAsia"/>
+          <w:b/>
+          <w:bCs/>
+        </w:rPr>
+        <w:t>（</w:t>
+      </w:r>
+      <w:proofErr w:type="gramEnd"/>
+      <w:r>
+        <w:rPr>
+          <w:rFonts w:hint="eastAsia"/>
+          <w:b/>
+          <w:bCs/>
+        </w:rPr>
+        <w:t>核心文档3）</w:t>
+      </w:r>
+    </w:p>
+    <w:p>
+      <w:pPr>
+        <w:pStyle w:val="a9"/>
+        <w:numPr>
+          <w:ilvl w:val="0"/>
+          <w:numId w:val="25"/>
+        </w:numPr>
+      </w:pPr>
+      <w:r>
+        <w:rPr>
+          <w:rFonts w:hint="eastAsia"/>
+        </w:rPr>
+        <w:t>他的母亲为 Ema Eden。</w:t>
+      </w:r>
+      <w:r>
+        <w:rPr>
+          <w:b/>
+          <w:bCs/>
+        </w:rPr>
+        <w:t xml:space="preserve">His mother is Ema </w:t>
+      </w:r>
+      <w:proofErr w:type="gramStart"/>
+      <w:r>
+        <w:rPr>
+          <w:b/>
+          <w:bCs/>
+        </w:rPr>
+        <w:t>Eden.</w:t>
+      </w:r>
+      <w:r>
+        <w:rPr>
+          <w:rFonts w:hint="eastAsia"/>
+          <w:b/>
+          <w:bCs/>
+        </w:rPr>
+        <w:t>（</w:t>
+      </w:r>
+      <w:proofErr w:type="gramEnd"/>
+      <w:r>
+        <w:rPr>
+          <w:rFonts w:hint="eastAsia"/>
+          <w:b/>
+          <w:bCs/>
+        </w:rPr>
+        <w:t>雕像）</w:t>
+      </w:r>
+    </w:p>
+    <w:p>
+      <w:pPr>
+        <w:pStyle w:val="a9"/>
+        <w:numPr>
+          <w:ilvl w:val="0"/>
+          <w:numId w:val="25"/>
+        </w:numPr>
+      </w:pPr>
+      <w:r>
+        <w:rPr>
+          <w:rFonts w:hint="eastAsia"/>
+        </w:rPr>
+        <w:t>他的祖父为 Andrew Eden。</w:t>
+      </w:r>
+      <w:r>
+        <w:rPr>
+          <w:b/>
+          <w:bCs/>
+        </w:rPr>
+        <w:t xml:space="preserve">His grandfather is Andrew </w:t>
+      </w:r>
+      <w:proofErr w:type="gramStart"/>
+      <w:r>
+        <w:rPr>
+          <w:b/>
+          <w:bCs/>
+        </w:rPr>
+        <w:t>Eden.</w:t>
+      </w:r>
+      <w:r>
+        <w:rPr>
+          <w:rFonts w:hint="eastAsia"/>
+          <w:b/>
+          <w:bCs/>
+        </w:rPr>
+        <w:t>（</w:t>
+      </w:r>
+      <w:proofErr w:type="gramEnd"/>
+      <w:r>
+        <w:rPr>
+          <w:rFonts w:hint="eastAsia"/>
+          <w:b/>
+          <w:bCs/>
+        </w:rPr>
+        <w:t>核心文档3）</w:t>
+      </w:r>
+    </w:p>
+    <w:p>
+      <w:pPr>
+        <w:pStyle w:val="a9"/>
+        <w:numPr>
+          <w:ilvl w:val="0"/>
+          <w:numId w:val="25"/>
+        </w:numPr>
+      </w:pPr>
+      <w:r>
+        <w:rPr>
+          <w:rFonts w:hint="eastAsia"/>
+        </w:rPr>
+        <w:t>他的本名为 Abel Eden。</w:t>
+      </w:r>
+      <w:r>
+        <w:rPr>
+          <w:b/>
+          <w:bCs/>
+        </w:rPr>
+        <w:t xml:space="preserve">His name is Abel </w:t>
+      </w:r>
+      <w:proofErr w:type="gramStart"/>
+      <w:r>
+        <w:rPr>
+          <w:b/>
+          <w:bCs/>
+        </w:rPr>
+        <w:t>Eden.</w:t>
+      </w:r>
+      <w:r>
+        <w:rPr>
+          <w:rFonts w:hint="eastAsia"/>
+          <w:b/>
+          <w:bCs/>
+        </w:rPr>
+        <w:t>（</w:t>
+      </w:r>
+      <w:proofErr w:type="gramEnd"/>
+      <w:r>
+        <w:rPr>
+          <w:rFonts w:hint="eastAsia"/>
+          <w:b/>
+          <w:bCs/>
+        </w:rPr>
+        <w:t>核心文档3或雕像）</w:t>
+      </w:r>
+    </w:p>
+    <w:p>
+      <w:pPr>
+        <w:pStyle w:val="a9"/>
+        <w:numPr>
+          <w:ilvl w:val="0"/>
+          <w:numId w:val="25"/>
+        </w:numPr>
+      </w:pPr>
+      <w:r>
+        <w:t>他以前是神童，可以以电子设备为媒介熟练运用虚化和</w:t>
+      </w:r>
+      <w:proofErr w:type="gramStart"/>
+      <w:r>
+        <w:t>骇客</w:t>
+      </w:r>
+      <w:proofErr w:type="gramEnd"/>
+      <w:r>
+        <w:t>能力。</w:t>
+      </w:r>
+      <w:r>
+        <w:rPr>
+          <w:b/>
+          <w:bCs/>
+        </w:rPr>
+        <w:t xml:space="preserve">A former child prodigy, he wielded dematerialization and hacking abilities through electronic devices with preternatural </w:t>
+      </w:r>
+      <w:proofErr w:type="gramStart"/>
+      <w:r>
+        <w:rPr>
+          <w:b/>
+          <w:bCs/>
+        </w:rPr>
+        <w:t>mastery.</w:t>
+      </w:r>
+      <w:r>
+        <w:rPr>
+          <w:rFonts w:hint="eastAsia"/>
+          <w:b/>
+          <w:bCs/>
+        </w:rPr>
+        <w:t>（</w:t>
+      </w:r>
+      <w:proofErr w:type="gramEnd"/>
+      <w:r>
+        <w:rPr>
+          <w:rFonts w:hint="eastAsia"/>
+          <w:b/>
+          <w:bCs/>
+        </w:rPr>
+        <w:t>雕像）</w:t>
+      </w:r>
+    </w:p>
+    <w:p>
+      <w:pPr>
+        <w:pStyle w:val="a9"/>
+        <w:numPr>
+          <w:ilvl w:val="0"/>
+          <w:numId w:val="25"/>
+        </w:numPr>
+        <w:rPr>
+          <w:rFonts w:hint="eastAsia"/>
+        </w:rPr>
+      </w:pPr>
+      <w:r>
+        <w:rPr>
+          <w:rFonts w:hint="eastAsia"/>
+          <w:b/>
+          <w:bCs/>
+        </w:rPr>
+        <w:t>Abel与雇佣兵一同击败了lailah。</w:t>
+      </w:r>
+      <w:r>
+        <w:rPr>
+          <w:b/>
+          <w:bCs/>
+        </w:rPr>
+        <w:t xml:space="preserve">Abel and mercenary neutralized </w:t>
+      </w:r>
+      <w:proofErr w:type="gramStart"/>
+      <w:r>
+        <w:rPr>
+          <w:b/>
+          <w:bCs/>
+        </w:rPr>
+        <w:t>Lailah.</w:t>
+      </w:r>
+      <w:r>
+        <w:rPr>
+          <w:rFonts w:hint="eastAsia"/>
+          <w:b/>
+          <w:bCs/>
+        </w:rPr>
+        <w:t>（</w:t>
+      </w:r>
+      <w:proofErr w:type="gramEnd"/>
+      <w:r>
+        <w:rPr>
+          <w:rFonts w:hint="eastAsia"/>
+          <w:b/>
+          <w:bCs/>
+        </w:rPr>
+        <w:t>击败boss）</w:t>
+      </w:r>
+    </w:p>
+    <w:p/>
+    <w:p/>
+    <w:p>
+      <w:pPr>
+        <w:rPr>
+          <w:rFonts w:hint="eastAsia"/>
+        </w:rPr>
+      </w:pPr>
     </w:p>
     <w:p/>
     <w:p>
@@ -2383,7 +2476,6 @@
           <w:rFonts w:hint="eastAsia"/>
           <w:szCs w:val="21"/>
         </w:rPr>
-        <w:lastRenderedPageBreak/>
         <w:t>核心文档</w:t>
       </w:r>
       <w:r>
@@ -2596,7 +2688,16 @@
           <w:bCs/>
           <w:szCs w:val="21"/>
         </w:rPr>
-        <w:t>此现象证实战斗本能可脱离原有人格独立存在</w:t>
+        <w:t>此</w:t>
+      </w:r>
+      <w:r>
+        <w:rPr>
+          <w:b/>
+          <w:bCs/>
+          <w:szCs w:val="21"/>
+        </w:rPr>
+        <w:lastRenderedPageBreak/>
+        <w:t>现象证实战斗本能可脱离原有人格独立存在</w:t>
       </w:r>
       <w:r>
         <w:rPr>
@@ -2701,14 +2802,14 @@
         <w:rPr>
           <w:szCs w:val="21"/>
         </w:rPr>
-        <w:t>至传统</w:t>
+        <w:t>至传统安</w:t>
       </w:r>
       <w:proofErr w:type="gramEnd"/>
       <w:r>
         <w:rPr>
           <w:szCs w:val="21"/>
         </w:rPr>
-        <w:t>安保体系的1/20</w:t>
+        <w:t>保体系的1/20</w:t>
       </w:r>
     </w:p>
     <w:p>
@@ -3198,7 +3299,14 @@
         <w:rPr>
           <w:szCs w:val="21"/>
         </w:rPr>
-        <w:t>在最终上传前的通讯记录显示，其海马体曾释放异常生物电信号（频率4.2Hz），可能关联自主意识抵抗机制。</w:t>
+        <w:t>在最终上传前的通</w:t>
+      </w:r>
+      <w:r>
+        <w:rPr>
+          <w:szCs w:val="21"/>
+        </w:rPr>
+        <w:lastRenderedPageBreak/>
+        <w:t>讯记录显示，其海马体曾释放异常生物电信号（频率4.2Hz），可能关联自主意识抵抗机制。</w:t>
       </w:r>
     </w:p>
     <w:p>
@@ -3416,21 +3524,7 @@
         <w:rPr>
           <w:szCs w:val="21"/>
         </w:rPr>
-        <w:t>Consciousness fragments uploaded to "</w:t>
-      </w:r>
-      <w:proofErr w:type="spellStart"/>
-      <w:r>
-        <w:rPr>
-          <w:szCs w:val="21"/>
-        </w:rPr>
-        <w:t>Verrp</w:t>
-      </w:r>
-      <w:proofErr w:type="spellEnd"/>
-      <w:r>
-        <w:rPr>
-          <w:szCs w:val="21"/>
-        </w:rPr>
-        <w:t>" cloud exhibited illogical recombination manifesting as:</w:t>
+        <w:t>Consciousness fragments uploaded to "Verrp" cloud exhibited illogical recombination manifesting as:</w:t>
       </w:r>
     </w:p>
     <w:p>
@@ -3646,14 +3740,6 @@
           <w:szCs w:val="21"/>
         </w:rPr>
         <w:br/>
-      </w:r>
-      <w:r>
-        <w:rPr>
-          <w:b/>
-          <w:bCs/>
-          <w:szCs w:val="21"/>
-        </w:rPr>
-        <w:lastRenderedPageBreak/>
         <w:t>发件人：[已隐匿]</w:t>
       </w:r>
       <w:r>
@@ -3884,6 +3970,7 @@
           <w:bCs/>
           <w:szCs w:val="21"/>
         </w:rPr>
+        <w:lastRenderedPageBreak/>
         <w:t>让我们将这些负资产转化为您晋升的催化剂。唯有当异见之声...</w:t>
       </w:r>
       <w:r>
@@ -4346,118 +4433,126 @@
         <w:rPr>
           <w:szCs w:val="21"/>
         </w:rPr>
+        <w:t xml:space="preserve">获得37项神经机械学专利 </w:t>
+      </w:r>
+    </w:p>
+    <w:p>
+      <w:pPr>
+        <w:rPr>
+          <w:szCs w:val="21"/>
+        </w:rPr>
+      </w:pPr>
+      <w:r>
+        <w:rPr>
+          <w:szCs w:val="21"/>
+        </w:rPr>
+        <w:t xml:space="preserve">提前11个月完成安防机器人市场化布局 </w:t>
+      </w:r>
+    </w:p>
+    <w:p>
+      <w:pPr>
+        <w:rPr>
+          <w:szCs w:val="21"/>
+        </w:rPr>
+      </w:pPr>
+      <w:r>
+        <w:rPr>
+          <w:szCs w:val="21"/>
+        </w:rPr>
+        <w:t>确立</w:t>
+      </w:r>
+      <w:proofErr w:type="gramStart"/>
+      <w:r>
+        <w:rPr>
+          <w:szCs w:val="21"/>
+        </w:rPr>
+        <w:t>行业级脑</w:t>
+      </w:r>
+      <w:proofErr w:type="gramEnd"/>
+      <w:r>
+        <w:rPr>
+          <w:szCs w:val="21"/>
+        </w:rPr>
+        <w:t xml:space="preserve">科学伦理豁免标准 </w:t>
+      </w:r>
+    </w:p>
+    <w:p>
+      <w:pPr>
+        <w:rPr>
+          <w:szCs w:val="21"/>
+        </w:rPr>
+      </w:pPr>
+      <w:r>
+        <w:rPr>
+          <w:szCs w:val="21"/>
+        </w:rPr>
+        <w:t>注：Andrew先生的神经样本现封存于中央数据库Vault-01，访问权限等级Omega。其生物遗体依遗嘱转化为E0原型机润滑剂成分。</w:t>
+      </w:r>
+    </w:p>
+    <w:p>
+      <w:pPr>
+        <w:rPr>
+          <w:szCs w:val="21"/>
+        </w:rPr>
+      </w:pPr>
+    </w:p>
+    <w:p>
+      <w:pPr>
+        <w:rPr>
+          <w:szCs w:val="21"/>
+        </w:rPr>
+      </w:pPr>
+      <w:r>
+        <w:rPr>
+          <w:b/>
+          <w:bCs/>
+          <w:szCs w:val="21"/>
+        </w:rPr>
+        <w:t>Project ID: Eden-1</w:t>
+      </w:r>
+      <w:r>
+        <w:rPr>
+          <w:szCs w:val="21"/>
+        </w:rPr>
+        <w:br/>
+      </w:r>
+      <w:r>
+        <w:rPr>
+          <w:b/>
+          <w:bCs/>
+          <w:szCs w:val="21"/>
+        </w:rPr>
+        <w:t>Final Archival Report</w:t>
+      </w:r>
+    </w:p>
+    <w:p>
+      <w:pPr>
+        <w:rPr>
+          <w:szCs w:val="21"/>
+        </w:rPr>
+      </w:pPr>
+      <w:r>
+        <w:rPr>
+          <w:szCs w:val="21"/>
+        </w:rPr>
+        <w:t>The late Group Leader Mr. Andrew (aged 65) voluntarily served as the inaugural perpetual consciousness upload subject in this project. Although the ultimate objective (sustained cloud-based consciousness) was not achieved, his </w:t>
+      </w:r>
+      <w:r>
+        <w:rPr>
+          <w:b/>
+          <w:bCs/>
+          <w:szCs w:val="21"/>
+        </w:rPr>
+        <w:t xml:space="preserve">full-spectrum neural sampling </w:t>
+      </w:r>
+      <w:r>
+        <w:rPr>
+          <w:b/>
+          <w:bCs/>
+          <w:szCs w:val="21"/>
+        </w:rPr>
         <w:lastRenderedPageBreak/>
-        <w:t xml:space="preserve">获得37项神经机械学专利 </w:t>
-      </w:r>
-    </w:p>
-    <w:p>
-      <w:pPr>
-        <w:rPr>
-          <w:szCs w:val="21"/>
-        </w:rPr>
-      </w:pPr>
-      <w:r>
-        <w:rPr>
-          <w:szCs w:val="21"/>
-        </w:rPr>
-        <w:t xml:space="preserve">提前11个月完成安防机器人市场化布局 </w:t>
-      </w:r>
-    </w:p>
-    <w:p>
-      <w:pPr>
-        <w:rPr>
-          <w:szCs w:val="21"/>
-        </w:rPr>
-      </w:pPr>
-      <w:r>
-        <w:rPr>
-          <w:szCs w:val="21"/>
-        </w:rPr>
-        <w:t>确立</w:t>
-      </w:r>
-      <w:proofErr w:type="gramStart"/>
-      <w:r>
-        <w:rPr>
-          <w:szCs w:val="21"/>
-        </w:rPr>
-        <w:t>行业级脑</w:t>
-      </w:r>
-      <w:proofErr w:type="gramEnd"/>
-      <w:r>
-        <w:rPr>
-          <w:szCs w:val="21"/>
-        </w:rPr>
-        <w:t xml:space="preserve">科学伦理豁免标准 </w:t>
-      </w:r>
-    </w:p>
-    <w:p>
-      <w:pPr>
-        <w:rPr>
-          <w:szCs w:val="21"/>
-        </w:rPr>
-      </w:pPr>
-      <w:r>
-        <w:rPr>
-          <w:szCs w:val="21"/>
-        </w:rPr>
-        <w:t>注：Andrew先生的神经样本现封存于中央数据库Vault-01，访问权限等级Omega。其生物遗体依遗嘱转化为E0原型机润滑剂成分。</w:t>
-      </w:r>
-    </w:p>
-    <w:p>
-      <w:pPr>
-        <w:rPr>
-          <w:szCs w:val="21"/>
-        </w:rPr>
-      </w:pPr>
-    </w:p>
-    <w:p>
-      <w:pPr>
-        <w:rPr>
-          <w:szCs w:val="21"/>
-        </w:rPr>
-      </w:pPr>
-      <w:r>
-        <w:rPr>
-          <w:b/>
-          <w:bCs/>
-          <w:szCs w:val="21"/>
-        </w:rPr>
-        <w:t>Project ID: Eden-1</w:t>
-      </w:r>
-      <w:r>
-        <w:rPr>
-          <w:szCs w:val="21"/>
-        </w:rPr>
-        <w:br/>
-      </w:r>
-      <w:r>
-        <w:rPr>
-          <w:b/>
-          <w:bCs/>
-          <w:szCs w:val="21"/>
-        </w:rPr>
-        <w:t>Final Archival Report</w:t>
-      </w:r>
-    </w:p>
-    <w:p>
-      <w:pPr>
-        <w:rPr>
-          <w:szCs w:val="21"/>
-        </w:rPr>
-      </w:pPr>
-      <w:r>
-        <w:rPr>
-          <w:szCs w:val="21"/>
-        </w:rPr>
-        <w:t>The late Group Leader Mr. Andrew (aged 65) voluntarily served as the inaugural perpetual consciousness upload subject in this project. Although the ultimate objective (sustained cloud-based consciousness) was not achieved, his </w:t>
-      </w:r>
-      <w:r>
-        <w:rPr>
-          <w:b/>
-          <w:bCs/>
-          <w:szCs w:val="21"/>
-        </w:rPr>
-        <w:t>full-spectrum neural sampling breakthrough</w:t>
+        <w:t>breakthrough</w:t>
       </w:r>
       <w:r>
         <w:rPr>
@@ -4642,21 +4737,7 @@
         <w:rPr>
           <w:szCs w:val="21"/>
         </w:rPr>
-        <w:t xml:space="preserve">Establish industry </w:t>
-      </w:r>
-      <w:proofErr w:type="spellStart"/>
-      <w:r>
-        <w:rPr>
-          <w:szCs w:val="21"/>
-        </w:rPr>
-        <w:t>neuroethics</w:t>
-      </w:r>
-      <w:proofErr w:type="spellEnd"/>
-      <w:r>
-        <w:rPr>
-          <w:szCs w:val="21"/>
-        </w:rPr>
-        <w:t xml:space="preserve"> exemption standards</w:t>
+        <w:t>Establish industry neuroethics exemption standards</w:t>
       </w:r>
     </w:p>
     <w:p>
@@ -4942,7 +5023,6 @@
         <w:rPr>
           <w:szCs w:val="21"/>
         </w:rPr>
-        <w:lastRenderedPageBreak/>
         <w:t>保留董事会观察员席位</w:t>
       </w:r>
     </w:p>
@@ -5093,6 +5173,7 @@
           <w:bCs/>
           <w:szCs w:val="21"/>
         </w:rPr>
+        <w:lastRenderedPageBreak/>
         <w:t xml:space="preserve">Appointment of Ms. </w:t>
       </w:r>
       <w:r>
@@ -5597,7 +5678,6 @@
           <w:bCs/>
           <w:szCs w:val="21"/>
         </w:rPr>
-        <w:lastRenderedPageBreak/>
         <w:t>Could Verrp Corporation's Robots Possess Souls?</w:t>
       </w:r>
       <w:r>
@@ -5663,21 +5743,7 @@
         <w:rPr>
           <w:szCs w:val="21"/>
         </w:rPr>
-        <w:t xml:space="preserve">When </w:t>
-      </w:r>
-      <w:proofErr w:type="spellStart"/>
-      <w:r>
-        <w:rPr>
-          <w:szCs w:val="21"/>
-        </w:rPr>
-        <w:t>Verrp's</w:t>
-      </w:r>
-      <w:proofErr w:type="spellEnd"/>
-      <w:r>
-        <w:rPr>
-          <w:szCs w:val="21"/>
-        </w:rPr>
-        <w:t xml:space="preserve"> latest E-4 security robot executed an unprogrammed sidestep maneuver to shield a child from a falling chandelier during a city hall incident, bystanders gasped, "It seemed to have a soul!" In today's exclusive interview, CEO </w:t>
+        <w:t xml:space="preserve">When Verrp's latest E-4 security robot executed an unprogrammed sidestep maneuver to shield a child from a falling chandelier during a city hall incident, bystanders gasped, "It seemed to have a soul!" In today's exclusive interview, CEO </w:t>
       </w:r>
       <w:r>
         <w:rPr>
@@ -5765,6 +5831,7 @@
         <w:rPr>
           <w:szCs w:val="21"/>
         </w:rPr>
+        <w:lastRenderedPageBreak/>
         <w:t>Generate over 600 dynamic response protocols</w:t>
       </w:r>
     </w:p>
@@ -6281,7 +6348,6 @@
           <w:bCs/>
           <w:szCs w:val="21"/>
         </w:rPr>
-        <w:lastRenderedPageBreak/>
         <w:t>Incumbent duties transition</w:t>
       </w:r>
     </w:p>
@@ -6436,6 +6502,7 @@
           <w:rFonts w:hint="eastAsia"/>
           <w:szCs w:val="21"/>
         </w:rPr>
+        <w:lastRenderedPageBreak/>
         <w:t>辅助文档4</w:t>
       </w:r>
     </w:p>
@@ -7022,7 +7089,6 @@
           <w:rFonts w:hint="eastAsia"/>
           <w:szCs w:val="21"/>
         </w:rPr>
-        <w:lastRenderedPageBreak/>
         <w:t>3（</w:t>
       </w:r>
       <w:r>
@@ -7192,7 +7258,6 @@
         </w:rPr>
         <w:t xml:space="preserve">Time for the final </w:t>
       </w:r>
-      <w:proofErr w:type="spellStart"/>
       <w:proofErr w:type="gramStart"/>
       <w:r>
         <w:rPr>
@@ -7211,7 +7276,6 @@
         </w:rPr>
         <w:t>Insert</w:t>
       </w:r>
-      <w:proofErr w:type="spellEnd"/>
       <w:proofErr w:type="gramEnd"/>
       <w:r>
         <w:rPr>
@@ -7260,23 +7324,7 @@
           <w:rFonts w:hint="eastAsia"/>
           <w:szCs w:val="21"/>
         </w:rPr>
-        <w:t>7（玩家阅读</w:t>
-      </w:r>
-      <w:proofErr w:type="spellStart"/>
-      <w:r>
-        <w:rPr>
-          <w:rFonts w:hint="eastAsia"/>
-          <w:szCs w:val="21"/>
-        </w:rPr>
-        <w:t>andrew</w:t>
-      </w:r>
-      <w:proofErr w:type="spellEnd"/>
-      <w:r>
-        <w:rPr>
-          <w:rFonts w:hint="eastAsia"/>
-          <w:szCs w:val="21"/>
-        </w:rPr>
-        <w:t>雕像简介后）“他的</w:t>
+        <w:t>7（玩家阅读andrew雕像简介后）“他的</w:t>
       </w:r>
       <w:proofErr w:type="gramStart"/>
       <w:r>
@@ -7305,6 +7353,7 @@
         <w:rPr>
           <w:szCs w:val="21"/>
         </w:rPr>
+        <w:lastRenderedPageBreak/>
         <w:t>His first step... became my great leap.</w:t>
       </w:r>
     </w:p>
@@ -7653,82 +7702,64 @@
           <w:rFonts w:hint="eastAsia"/>
           <w:szCs w:val="21"/>
         </w:rPr>
-        <w:t>13（玩家阅读辅助文档3后）“像他这种人，能为公司添砖加瓦就已经是他的福报了。”</w:t>
-      </w:r>
-    </w:p>
-    <w:p>
-      <w:pPr>
-        <w:rPr>
-          <w:szCs w:val="21"/>
-        </w:rPr>
-      </w:pPr>
-      <w:r>
-        <w:rPr>
-          <w:b/>
-          <w:bCs/>
-          <w:szCs w:val="21"/>
-        </w:rPr>
-        <w:t>For grunts like him, adding concrete to the company's foundation is the only privilege he deserves before being scrapped.</w:t>
-      </w:r>
-    </w:p>
-    <w:p>
-      <w:pPr>
-        <w:rPr>
-          <w:szCs w:val="21"/>
-        </w:rPr>
-      </w:pPr>
-      <w:r>
-        <w:rPr>
-          <w:rFonts w:hint="eastAsia"/>
-          <w:szCs w:val="21"/>
-        </w:rPr>
-        <w:t>14（玩家杀死judas后）“感谢你站在我这边，我会报答你的。”</w:t>
-      </w:r>
-    </w:p>
-    <w:p>
-      <w:pPr>
-        <w:rPr>
-          <w:szCs w:val="21"/>
-        </w:rPr>
-      </w:pPr>
-      <w:r>
-        <w:rPr>
-          <w:b/>
-          <w:bCs/>
-          <w:szCs w:val="21"/>
-        </w:rPr>
-        <w:t xml:space="preserve">Good to have you with me. I'll make this right when </w:t>
-      </w:r>
-      <w:r>
-        <w:rPr>
-          <w:rFonts w:hint="eastAsia"/>
-          <w:b/>
-          <w:bCs/>
-          <w:szCs w:val="21"/>
-        </w:rPr>
-        <w:t xml:space="preserve">everything is </w:t>
-      </w:r>
-      <w:r>
-        <w:rPr>
-          <w:b/>
-          <w:bCs/>
-          <w:szCs w:val="21"/>
-        </w:rPr>
-        <w:t>over.</w:t>
-      </w:r>
-    </w:p>
-    <w:p>
-      <w:pPr>
-        <w:rPr>
-          <w:szCs w:val="21"/>
-        </w:rPr>
-      </w:pPr>
-      <w:r>
-        <w:rPr>
-          <w:rFonts w:hint="eastAsia"/>
-          <w:szCs w:val="21"/>
-        </w:rPr>
-        <w:t>15（</w:t>
+        <w:t>13</w:t>
+      </w:r>
+      <w:r>
+        <w:rPr>
+          <w:rFonts w:hint="eastAsia"/>
+          <w:szCs w:val="21"/>
+        </w:rPr>
+        <w:t>（玩家打开</w:t>
+      </w:r>
+      <w:r>
+        <w:rPr>
+          <w:rFonts w:hint="eastAsia"/>
+          <w:szCs w:val="21"/>
+        </w:rPr>
+        <w:t>Lailah</w:t>
+      </w:r>
+      <w:r>
+        <w:rPr>
+          <w:rFonts w:hint="eastAsia"/>
+          <w:szCs w:val="21"/>
+        </w:rPr>
+        <w:t>房间秘密大门后来到boss场地前）“最后的决战了，你确定你准备好了吗？”</w:t>
+      </w:r>
+    </w:p>
+    <w:p>
+      <w:pPr>
+        <w:rPr>
+          <w:szCs w:val="21"/>
+        </w:rPr>
+      </w:pPr>
+      <w:r>
+        <w:rPr>
+          <w:b/>
+          <w:bCs/>
+          <w:szCs w:val="21"/>
+        </w:rPr>
+        <w:t>This is the last door. Are your nerves calibrated for what's beyond?</w:t>
+      </w:r>
+    </w:p>
+    <w:p>
+      <w:pPr>
+        <w:rPr>
+          <w:szCs w:val="21"/>
+        </w:rPr>
+      </w:pPr>
+      <w:r>
+        <w:rPr>
+          <w:rFonts w:hint="eastAsia"/>
+          <w:szCs w:val="21"/>
+        </w:rPr>
+        <w:t>14</w:t>
+      </w:r>
+      <w:r>
+        <w:rPr>
+          <w:rFonts w:hint="eastAsia"/>
+          <w:szCs w:val="21"/>
+        </w:rPr>
+        <w:t>（</w:t>
       </w:r>
       <w:proofErr w:type="gramStart"/>
       <w:r>
@@ -7744,28 +7775,234 @@
           <w:rFonts w:hint="eastAsia"/>
           <w:szCs w:val="21"/>
         </w:rPr>
-        <w:t>杀死judas</w:t>
-      </w:r>
-      <w:r>
-        <w:rPr>
-          <w:rFonts w:hint="eastAsia"/>
-          <w:szCs w:val="21"/>
-        </w:rPr>
-        <w:t>选择和他交流后</w:t>
-      </w:r>
-      <w:r>
-        <w:rPr>
-          <w:rFonts w:hint="eastAsia"/>
-          <w:szCs w:val="21"/>
-        </w:rPr>
-        <w:t>）“看来我们之间的合作并非是</w:t>
-      </w:r>
-      <w:r>
-        <w:rPr>
-          <w:rFonts w:hint="eastAsia"/>
-          <w:szCs w:val="21"/>
-        </w:rPr>
-        <w:t>天衣无缝的。你有你自己的想法。</w:t>
+        <w:t>拥有地雷时打败boss第一阶段）“我能尝试骇入它们的神经网络连接系统了，你可以对它们使用读心来让他们暂时</w:t>
+      </w:r>
+      <w:proofErr w:type="gramStart"/>
+      <w:r>
+        <w:rPr>
+          <w:rFonts w:hint="eastAsia"/>
+          <w:szCs w:val="21"/>
+        </w:rPr>
+        <w:t>宕</w:t>
+      </w:r>
+      <w:proofErr w:type="gramEnd"/>
+      <w:r>
+        <w:rPr>
+          <w:rFonts w:hint="eastAsia"/>
+          <w:szCs w:val="21"/>
+        </w:rPr>
+        <w:t>机。”</w:t>
+      </w:r>
+    </w:p>
+    <w:p>
+      <w:pPr>
+        <w:rPr>
+          <w:szCs w:val="21"/>
+        </w:rPr>
+      </w:pPr>
+      <w:r>
+        <w:rPr>
+          <w:b/>
+          <w:bCs/>
+          <w:szCs w:val="21"/>
+        </w:rPr>
+        <w:t>I'm in their neural network now. Hit them with insight—that'll force a hard reboot</w:t>
+      </w:r>
+      <w:r>
+        <w:rPr>
+          <w:rFonts w:hint="eastAsia"/>
+          <w:b/>
+          <w:bCs/>
+          <w:szCs w:val="21"/>
+        </w:rPr>
+        <w:t>.</w:t>
+      </w:r>
+    </w:p>
+    <w:p>
+      <w:pPr>
+        <w:rPr>
+          <w:szCs w:val="21"/>
+        </w:rPr>
+      </w:pPr>
+      <w:r>
+        <w:rPr>
+          <w:rFonts w:hint="eastAsia"/>
+          <w:szCs w:val="21"/>
+        </w:rPr>
+        <w:t>15</w:t>
+      </w:r>
+      <w:r>
+        <w:rPr>
+          <w:rFonts w:hint="eastAsia"/>
+          <w:szCs w:val="21"/>
+        </w:rPr>
+        <w:t>（回应boss）“那这终究是名叫Eden的项目，不是你这个外人能够企图染指的。”</w:t>
+      </w:r>
+    </w:p>
+    <w:p>
+      <w:pPr>
+        <w:rPr>
+          <w:szCs w:val="21"/>
+        </w:rPr>
+      </w:pPr>
+      <w:r>
+        <w:rPr>
+          <w:b/>
+          <w:bCs/>
+          <w:szCs w:val="21"/>
+        </w:rPr>
+        <w:t>This remains Eden's legacy—not some outsider to metastasize in.</w:t>
+      </w:r>
+    </w:p>
+    <w:p>
+      <w:pPr>
+        <w:rPr>
+          <w:szCs w:val="21"/>
+        </w:rPr>
+      </w:pPr>
+      <w:r>
+        <w:rPr>
+          <w:rFonts w:hint="eastAsia"/>
+          <w:szCs w:val="21"/>
+        </w:rPr>
+        <w:t>16</w:t>
+      </w:r>
+      <w:r>
+        <w:rPr>
+          <w:rFonts w:hint="eastAsia"/>
+          <w:szCs w:val="21"/>
+        </w:rPr>
+        <w:t>（打败boss）“终于，终于要结束这一切了。”</w:t>
+      </w:r>
+    </w:p>
+    <w:p>
+      <w:pPr>
+        <w:rPr>
+          <w:szCs w:val="21"/>
+        </w:rPr>
+      </w:pPr>
+      <w:r>
+        <w:rPr>
+          <w:b/>
+          <w:bCs/>
+          <w:szCs w:val="21"/>
+        </w:rPr>
+        <w:t>Finally... finally. Eden comes home to where it belongs</w:t>
+      </w:r>
+      <w:r>
+        <w:rPr>
+          <w:rFonts w:hint="eastAsia"/>
+          <w:b/>
+          <w:bCs/>
+          <w:szCs w:val="21"/>
+        </w:rPr>
+        <w:t>.</w:t>
+      </w:r>
+    </w:p>
+    <w:p>
+      <w:pPr>
+        <w:rPr>
+          <w:szCs w:val="21"/>
+        </w:rPr>
+      </w:pPr>
+      <w:r>
+        <w:rPr>
+          <w:rFonts w:hint="eastAsia"/>
+          <w:szCs w:val="21"/>
+        </w:rPr>
+        <w:t>17 （玩家结束与Judas的对话）</w:t>
+      </w:r>
+      <w:r>
+        <w:rPr>
+          <w:rFonts w:hint="eastAsia"/>
+          <w:szCs w:val="21"/>
+        </w:rPr>
+        <w:t>好吧</w:t>
+      </w:r>
+    </w:p>
+    <w:p>
+      <w:pPr>
+        <w:rPr>
+          <w:rFonts w:hint="eastAsia"/>
+          <w:szCs w:val="21"/>
+        </w:rPr>
+      </w:pPr>
+      <w:r>
+        <w:rPr>
+          <w:rFonts w:hint="eastAsia"/>
+          <w:szCs w:val="21"/>
+        </w:rPr>
+        <w:t>Oh, I see.</w:t>
+      </w:r>
+    </w:p>
+    <w:p>
+      <w:pPr>
+        <w:rPr>
+          <w:szCs w:val="21"/>
+        </w:rPr>
+      </w:pPr>
+    </w:p>
+    <w:p>
+      <w:pPr>
+        <w:rPr>
+          <w:szCs w:val="21"/>
+        </w:rPr>
+      </w:pPr>
+    </w:p>
+    <w:p>
+      <w:pPr>
+        <w:rPr>
+          <w:szCs w:val="21"/>
+        </w:rPr>
+      </w:pPr>
+    </w:p>
+    <w:p>
+      <w:pPr>
+        <w:rPr>
+          <w:szCs w:val="21"/>
+        </w:rPr>
+      </w:pPr>
+      <w:r>
+        <w:rPr>
+          <w:rFonts w:hint="eastAsia"/>
+          <w:szCs w:val="21"/>
+        </w:rPr>
+        <w:t>Judas</w:t>
+      </w:r>
+    </w:p>
+    <w:p>
+      <w:pPr>
+        <w:rPr>
+          <w:szCs w:val="21"/>
+        </w:rPr>
+      </w:pPr>
+      <w:r>
+        <w:rPr>
+          <w:rFonts w:hint="eastAsia"/>
+          <w:szCs w:val="21"/>
+        </w:rPr>
+        <w:t>1（玩家打开安保室后）</w:t>
+      </w:r>
+      <w:r>
+        <w:rPr>
+          <w:rFonts w:hint="eastAsia"/>
+          <w:szCs w:val="21"/>
+        </w:rPr>
+        <w:t>“等一等，</w:t>
+      </w:r>
+      <w:r>
+        <w:rPr>
+          <w:rFonts w:hint="eastAsia"/>
+          <w:szCs w:val="21"/>
+        </w:rPr>
+        <w:t>先别杀我</w:t>
+      </w:r>
+      <w:r>
+        <w:rPr>
+          <w:rFonts w:hint="eastAsia"/>
+          <w:szCs w:val="21"/>
+        </w:rPr>
+        <w:t>，我们先谈谈吧。</w:t>
       </w:r>
       <w:r>
         <w:rPr>
@@ -7778,129 +8015,75 @@
     <w:p>
       <w:pPr>
         <w:rPr>
-          <w:szCs w:val="21"/>
-        </w:rPr>
-      </w:pPr>
-      <w:r>
-        <w:rPr>
-          <w:b/>
-          <w:bCs/>
-          <w:szCs w:val="21"/>
-        </w:rPr>
-        <w:t>Seems our partnership's not the flawless machine I envisioned. You carry... independent variables.</w:t>
-      </w:r>
-    </w:p>
-    <w:p>
-      <w:pPr>
-        <w:rPr>
-          <w:szCs w:val="21"/>
-        </w:rPr>
-      </w:pPr>
-      <w:r>
-        <w:rPr>
-          <w:rFonts w:hint="eastAsia"/>
-          <w:szCs w:val="21"/>
-        </w:rPr>
-        <w:t>16（玩家</w:t>
-      </w:r>
-      <w:r>
-        <w:rPr>
-          <w:rFonts w:hint="eastAsia"/>
-          <w:szCs w:val="21"/>
-        </w:rPr>
-        <w:t>打开安保室，</w:t>
-      </w:r>
-      <w:r>
-        <w:rPr>
-          <w:rFonts w:hint="eastAsia"/>
-          <w:szCs w:val="21"/>
-        </w:rPr>
-        <w:t>judas</w:t>
-      </w:r>
-      <w:r>
-        <w:rPr>
-          <w:rFonts w:hint="eastAsia"/>
-          <w:szCs w:val="21"/>
-        </w:rPr>
-        <w:t>说话</w:t>
-      </w:r>
-      <w:r>
-        <w:rPr>
-          <w:rFonts w:hint="eastAsia"/>
-          <w:szCs w:val="21"/>
-        </w:rPr>
-        <w:t>后）“别听他废话了。</w:t>
-      </w:r>
-      <w:r>
-        <w:rPr>
-          <w:rFonts w:hint="eastAsia"/>
-          <w:szCs w:val="21"/>
-        </w:rPr>
-        <w:t>原来</w:t>
-      </w:r>
-      <w:r>
-        <w:rPr>
-          <w:rFonts w:hint="eastAsia"/>
-          <w:szCs w:val="21"/>
-        </w:rPr>
-        <w:t>他</w:t>
-      </w:r>
-      <w:r>
-        <w:rPr>
-          <w:rFonts w:hint="eastAsia"/>
-          <w:szCs w:val="21"/>
-        </w:rPr>
-        <w:t>就</w:t>
-      </w:r>
-      <w:r>
-        <w:rPr>
-          <w:rFonts w:hint="eastAsia"/>
-          <w:szCs w:val="21"/>
-        </w:rPr>
-        <w:t>是</w:t>
-      </w:r>
-      <w:r>
-        <w:rPr>
-          <w:rFonts w:hint="eastAsia"/>
-          <w:szCs w:val="21"/>
-        </w:rPr>
-        <w:t>那</w:t>
-      </w:r>
-      <w:r>
-        <w:rPr>
-          <w:rFonts w:hint="eastAsia"/>
-          <w:szCs w:val="21"/>
-        </w:rPr>
-        <w:t>个出卖公司利益的背叛者，杀了他。”</w:t>
-      </w:r>
-    </w:p>
-    <w:p>
-      <w:pPr>
-        <w:rPr>
-          <w:szCs w:val="21"/>
-        </w:rPr>
-      </w:pPr>
-      <w:r>
-        <w:rPr>
-          <w:b/>
-          <w:bCs/>
-          <w:szCs w:val="21"/>
-        </w:rPr>
-        <w:t>Silence the traitor! His corporate treason bleeds this company—put him down!</w:t>
-      </w:r>
-    </w:p>
-    <w:p>
-      <w:pPr>
-        <w:rPr>
-          <w:szCs w:val="21"/>
-        </w:rPr>
-      </w:pPr>
-      <w:r>
-        <w:rPr>
-          <w:rFonts w:hint="eastAsia"/>
-          <w:szCs w:val="21"/>
-        </w:rPr>
-        <w:t>17（玩家打开</w:t>
+          <w:rFonts w:hint="eastAsia"/>
+          <w:szCs w:val="21"/>
+        </w:rPr>
+      </w:pPr>
+      <w:r>
+        <w:rPr>
+          <w:b/>
+          <w:bCs/>
+          <w:szCs w:val="21"/>
+        </w:rPr>
+        <w:t>Hold it — spare me! Let's talk first.</w:t>
+      </w:r>
+    </w:p>
+    <w:p>
+      <w:pPr>
+        <w:rPr>
+          <w:szCs w:val="21"/>
+        </w:rPr>
+      </w:pPr>
+      <w:r>
+        <w:rPr>
+          <w:rFonts w:hint="eastAsia"/>
+          <w:szCs w:val="21"/>
+        </w:rPr>
+        <w:t>2（</w:t>
+      </w:r>
+      <w:proofErr w:type="gramStart"/>
+      <w:r>
+        <w:rPr>
+          <w:rFonts w:hint="eastAsia"/>
+          <w:szCs w:val="21"/>
+        </w:rPr>
+        <w:t>玩家未</w:t>
+      </w:r>
+      <w:proofErr w:type="gramEnd"/>
+      <w:r>
+        <w:rPr>
+          <w:rFonts w:hint="eastAsia"/>
+          <w:szCs w:val="21"/>
+        </w:rPr>
+        <w:t>杀死judas选择和他交流</w:t>
+      </w:r>
+      <w:r>
+        <w:rPr>
+          <w:rFonts w:hint="eastAsia"/>
+          <w:szCs w:val="21"/>
+        </w:rPr>
+        <w:t>）</w:t>
+      </w:r>
+      <w:r>
+        <w:rPr>
+          <w:rFonts w:hint="eastAsia"/>
+          <w:szCs w:val="21"/>
+        </w:rPr>
+        <w:t>“谢谢你愿意先听我说话。</w:t>
+      </w:r>
+      <w:r>
+        <w:rPr>
+          <w:rFonts w:hint="eastAsia"/>
+          <w:szCs w:val="21"/>
+        </w:rPr>
+        <w:t>我是雇佣你的人。</w:t>
+      </w:r>
+      <w:r>
+        <w:rPr>
+          <w:rFonts w:hint="eastAsia"/>
+          <w:szCs w:val="21"/>
+        </w:rPr>
+        <w:t>我这次雇你来刺杀</w:t>
       </w:r>
       <w:r>
         <w:rPr>
@@ -7914,36 +8097,467 @@
           <w:rFonts w:hint="eastAsia"/>
           <w:szCs w:val="21"/>
         </w:rPr>
-        <w:t>房间秘密大门后来到boss场地前）“最后的决战了，你确定你准备好了吗？”</w:t>
-      </w:r>
-    </w:p>
-    <w:p>
-      <w:pPr>
-        <w:rPr>
-          <w:szCs w:val="21"/>
-        </w:rPr>
-      </w:pPr>
-      <w:r>
-        <w:rPr>
-          <w:b/>
-          <w:bCs/>
-          <w:szCs w:val="21"/>
-        </w:rPr>
-        <w:t>This is the last door. Are your nerves calibrated for what's beyond?</w:t>
-      </w:r>
-    </w:p>
-    <w:p>
-      <w:pPr>
-        <w:rPr>
-          <w:szCs w:val="21"/>
-        </w:rPr>
-      </w:pPr>
-      <w:r>
-        <w:rPr>
-          <w:rFonts w:hint="eastAsia"/>
-          <w:szCs w:val="21"/>
-        </w:rPr>
-        <w:t>18（</w:t>
+        <w:t>是为了保住我自己的性命。我意外得知</w:t>
+      </w:r>
+      <w:r>
+        <w:rPr>
+          <w:rFonts w:hint="eastAsia"/>
+          <w:szCs w:val="21"/>
+        </w:rPr>
+        <w:t>Lailah</w:t>
+      </w:r>
+      <w:r>
+        <w:rPr>
+          <w:rFonts w:hint="eastAsia"/>
+          <w:szCs w:val="21"/>
+        </w:rPr>
+        <w:t>其实在做人体实验，而且晋升的安保室前辈再也没有出现过</w:t>
+      </w:r>
+      <w:r>
+        <w:rPr>
+          <w:rFonts w:hint="eastAsia"/>
+          <w:szCs w:val="21"/>
+        </w:rPr>
+        <w:t>，</w:t>
+      </w:r>
+      <w:r>
+        <w:rPr>
+          <w:szCs w:val="21"/>
+        </w:rPr>
+        <w:t>所以我只能想到刺杀</w:t>
+      </w:r>
+      <w:r>
+        <w:rPr>
+          <w:szCs w:val="21"/>
+        </w:rPr>
+        <w:t>Lailah</w:t>
+      </w:r>
+      <w:r>
+        <w:rPr>
+          <w:szCs w:val="21"/>
+        </w:rPr>
+        <w:t>这个办法。我找到了</w:t>
+      </w:r>
+      <w:r>
+        <w:rPr>
+          <w:szCs w:val="21"/>
+        </w:rPr>
+        <w:t>Abel</w:t>
+      </w:r>
+      <w:r>
+        <w:rPr>
+          <w:szCs w:val="21"/>
+        </w:rPr>
+        <w:t>的芯片所在地。希望他能帮你完成任务。</w:t>
+      </w:r>
+      <w:r>
+        <w:rPr>
+          <w:rFonts w:hint="eastAsia"/>
+          <w:szCs w:val="21"/>
+        </w:rPr>
+        <w:t>（</w:t>
+      </w:r>
+      <w:r>
+        <w:rPr>
+          <w:b/>
+          <w:bCs/>
+          <w:szCs w:val="21"/>
+        </w:rPr>
+        <w:t>I owe you for hearing me out first.</w:t>
+      </w:r>
+      <w:r>
+        <w:t xml:space="preserve"> </w:t>
+      </w:r>
+      <w:r>
+        <w:rPr>
+          <w:b/>
+          <w:bCs/>
+          <w:szCs w:val="21"/>
+        </w:rPr>
+        <w:t>I'm your contractor.</w:t>
+      </w:r>
+      <w:r>
+        <w:rPr>
+          <w:b/>
+          <w:bCs/>
+          <w:szCs w:val="21"/>
+        </w:rPr>
+        <w:t xml:space="preserve"> Contracting you to eliminate </w:t>
+      </w:r>
+      <w:r>
+        <w:rPr>
+          <w:b/>
+          <w:bCs/>
+          <w:szCs w:val="21"/>
+        </w:rPr>
+        <w:t>Lailah</w:t>
+      </w:r>
+      <w:r>
+        <w:rPr>
+          <w:b/>
+          <w:bCs/>
+          <w:szCs w:val="21"/>
+        </w:rPr>
+        <w:t xml:space="preserve"> is about saving my own skin.</w:t>
+      </w:r>
+      <w:r>
+        <w:rPr>
+          <w:rFonts w:hint="eastAsia"/>
+          <w:b/>
+          <w:bCs/>
+          <w:szCs w:val="21"/>
+        </w:rPr>
+        <w:t xml:space="preserve"> </w:t>
+      </w:r>
+      <w:r>
+        <w:rPr>
+          <w:b/>
+          <w:bCs/>
+          <w:szCs w:val="21"/>
+        </w:rPr>
+        <w:t xml:space="preserve">I've stumbled upon </w:t>
+      </w:r>
+      <w:r>
+        <w:rPr>
+          <w:rFonts w:hint="eastAsia"/>
+          <w:b/>
+          <w:bCs/>
+          <w:szCs w:val="21"/>
+        </w:rPr>
+        <w:t>her</w:t>
+      </w:r>
+      <w:r>
+        <w:rPr>
+          <w:b/>
+          <w:bCs/>
+          <w:szCs w:val="21"/>
+        </w:rPr>
+        <w:t xml:space="preserve"> live human experiments. Since every promoted security lead vanished without trace, assassination's my last recourse. Located </w:t>
+      </w:r>
+      <w:r>
+        <w:rPr>
+          <w:b/>
+          <w:bCs/>
+          <w:szCs w:val="21"/>
+        </w:rPr>
+        <w:t>Abel</w:t>
+      </w:r>
+      <w:r>
+        <w:rPr>
+          <w:b/>
+          <w:bCs/>
+          <w:szCs w:val="21"/>
+        </w:rPr>
+        <w:t>'s chip containment site. He'll see this mission through.</w:t>
+      </w:r>
+      <w:r>
+        <w:rPr>
+          <w:rFonts w:hint="eastAsia"/>
+          <w:szCs w:val="21"/>
+        </w:rPr>
+        <w:t>）</w:t>
+      </w:r>
+      <w:r>
+        <w:rPr>
+          <w:rFonts w:hint="eastAsia"/>
+          <w:szCs w:val="21"/>
+        </w:rPr>
+        <w:t>”</w:t>
+      </w:r>
+    </w:p>
+    <w:p>
+      <w:pPr>
+        <w:rPr>
+          <w:szCs w:val="21"/>
+        </w:rPr>
+      </w:pPr>
+      <w:r>
+        <w:rPr>
+          <w:rFonts w:hint="eastAsia"/>
+          <w:szCs w:val="21"/>
+        </w:rPr>
+        <w:t>3（</w:t>
+      </w:r>
+      <w:r>
+        <w:rPr>
+          <w:rFonts w:hint="eastAsia"/>
+          <w:szCs w:val="21"/>
+        </w:rPr>
+        <w:t>接着之前</w:t>
+      </w:r>
+      <w:r>
+        <w:rPr>
+          <w:rFonts w:hint="eastAsia"/>
+          <w:szCs w:val="21"/>
+        </w:rPr>
+        <w:t>）</w:t>
+      </w:r>
+      <w:r>
+        <w:rPr>
+          <w:rFonts w:hint="eastAsia"/>
+          <w:szCs w:val="21"/>
+        </w:rPr>
+        <w:t>“为了支援你，安保室有个秘密夹层，你可以使用</w:t>
+      </w:r>
+      <w:r>
+        <w:rPr>
+          <w:rFonts w:hint="eastAsia"/>
+          <w:szCs w:val="21"/>
+        </w:rPr>
+        <w:t>Abel</w:t>
+      </w:r>
+      <w:r>
+        <w:rPr>
+          <w:rFonts w:hint="eastAsia"/>
+          <w:szCs w:val="21"/>
+        </w:rPr>
+        <w:t>的虚化功能，去捡我藏起来的秘密武器。</w:t>
+      </w:r>
+      <w:r>
+        <w:rPr>
+          <w:rFonts w:hint="eastAsia"/>
+          <w:szCs w:val="21"/>
+        </w:rPr>
+        <w:t>但是有一个前提，你得先保证我的安全。</w:t>
+      </w:r>
+      <w:r>
+        <w:rPr>
+          <w:rFonts w:hint="eastAsia"/>
+          <w:szCs w:val="21"/>
+        </w:rPr>
+        <w:t>”</w:t>
+      </w:r>
+    </w:p>
+    <w:p>
+      <w:pPr>
+        <w:rPr>
+          <w:rFonts w:hint="eastAsia"/>
+          <w:szCs w:val="21"/>
+        </w:rPr>
+      </w:pPr>
+      <w:r>
+        <w:rPr>
+          <w:b/>
+          <w:bCs/>
+          <w:szCs w:val="21"/>
+        </w:rPr>
+        <w:t>To support you, there's a concealed compartment in the security room. Use Abel's dematerializer to retrieve my hidden weapon cache. But on one condition — you secure my safety first.</w:t>
+      </w:r>
+    </w:p>
+    <w:p>
+      <w:pPr>
+        <w:rPr>
+          <w:szCs w:val="21"/>
+        </w:rPr>
+      </w:pPr>
+      <w:r>
+        <w:rPr>
+          <w:rFonts w:hint="eastAsia"/>
+          <w:szCs w:val="21"/>
+        </w:rPr>
+        <w:t>4（玩家捡到后离开）“感谢你的不杀之恩。”</w:t>
+      </w:r>
+    </w:p>
+    <w:p>
+      <w:pPr>
+        <w:rPr>
+          <w:rFonts w:hint="eastAsia"/>
+          <w:szCs w:val="21"/>
+        </w:rPr>
+      </w:pPr>
+      <w:r>
+        <w:rPr>
+          <w:b/>
+          <w:bCs/>
+          <w:szCs w:val="21"/>
+        </w:rPr>
+        <w:lastRenderedPageBreak/>
+        <w:t>I owe you for sparing my life.</w:t>
+      </w:r>
+    </w:p>
+    <w:p>
+      <w:pPr>
+        <w:rPr>
+          <w:szCs w:val="21"/>
+        </w:rPr>
+      </w:pPr>
+    </w:p>
+    <w:p>
+      <w:pPr>
+        <w:rPr>
+          <w:szCs w:val="21"/>
+        </w:rPr>
+      </w:pPr>
+    </w:p>
+    <w:p>
+      <w:pPr>
+        <w:rPr>
+          <w:szCs w:val="21"/>
+        </w:rPr>
+      </w:pPr>
+      <w:r>
+        <w:rPr>
+          <w:rFonts w:hint="eastAsia"/>
+          <w:szCs w:val="21"/>
+        </w:rPr>
+        <w:t>Lailah</w:t>
+      </w:r>
+    </w:p>
+    <w:p>
+      <w:pPr>
+        <w:rPr>
+          <w:rFonts w:ascii="Segoe UI" w:hAnsi="Segoe UI" w:cs="Segoe UI"/>
+          <w:i/>
+          <w:iCs/>
+          <w:color w:val="F8FAFF"/>
+          <w:shd w:val="clear" w:color="auto" w:fill="292A2D"/>
+        </w:rPr>
+      </w:pPr>
+      <w:r>
+        <w:rPr>
+          <w:rFonts w:hint="eastAsia"/>
+          <w:szCs w:val="21"/>
+        </w:rPr>
+        <w:t>1（分身死后从电梯下来）“再次和你面对面了，</w:t>
+      </w:r>
+      <w:r>
+        <w:rPr>
+          <w:rFonts w:hint="eastAsia"/>
+          <w:szCs w:val="21"/>
+        </w:rPr>
+        <w:t>Abel</w:t>
+      </w:r>
+      <w:r>
+        <w:rPr>
+          <w:rFonts w:hint="eastAsia"/>
+          <w:szCs w:val="21"/>
+        </w:rPr>
+        <w:t>。你是一个有才华有才能的人。何必被伦理常识束缚住了手脚。你能做到很多别人做不到的事，你就是为了Eden系列而生的。想想你的爷爷Andrew Eden，你不想继续他的项目，为他完成这个伟大的计划</w:t>
+      </w:r>
+      <w:r>
+        <w:rPr>
+          <w:rFonts w:hint="eastAsia"/>
+          <w:szCs w:val="21"/>
+        </w:rPr>
+        <w:t>，将他的项目发扬光大</w:t>
+      </w:r>
+      <w:r>
+        <w:rPr>
+          <w:rFonts w:hint="eastAsia"/>
+          <w:szCs w:val="21"/>
+        </w:rPr>
+        <w:t>吗？”</w:t>
+      </w:r>
+      <w:r>
+        <w:rPr>
+          <w:rFonts w:ascii="Segoe UI" w:hAnsi="Segoe UI" w:cs="Segoe UI"/>
+          <w:i/>
+          <w:iCs/>
+          <w:color w:val="F8FAFF"/>
+          <w:shd w:val="clear" w:color="auto" w:fill="292A2D"/>
+        </w:rPr>
+        <w:t xml:space="preserve"> </w:t>
+      </w:r>
+    </w:p>
+    <w:p>
+      <w:pPr>
+        <w:rPr>
+          <w:szCs w:val="21"/>
+        </w:rPr>
+      </w:pPr>
+      <w:r>
+        <w:rPr>
+          <w:i/>
+          <w:iCs/>
+          <w:szCs w:val="21"/>
+        </w:rPr>
+        <w:t>Abel. Look at you — engineered genius. Ethics are weights for lesser minds. The Eden Series needs you. Would Andrew Eden want his life's work abandoned? Seize your birthright.</w:t>
+      </w:r>
+    </w:p>
+    <w:p>
+      <w:pPr>
+        <w:rPr>
+          <w:szCs w:val="21"/>
+        </w:rPr>
+      </w:pPr>
+      <w:r>
+        <w:rPr>
+          <w:rFonts w:hint="eastAsia"/>
+          <w:szCs w:val="21"/>
+        </w:rPr>
+        <w:t>2（接</w:t>
+      </w:r>
+      <w:r>
+        <w:rPr>
+          <w:rFonts w:hint="eastAsia"/>
+          <w:szCs w:val="21"/>
+        </w:rPr>
+        <w:t>Abel</w:t>
+      </w:r>
+      <w:r>
+        <w:rPr>
+          <w:rFonts w:hint="eastAsia"/>
+          <w:szCs w:val="21"/>
+        </w:rPr>
+        <w:t>）“那看来我们之间只能存在一个了。话不投机半句多，手下见真章吧。”</w:t>
+      </w:r>
+    </w:p>
+    <w:p>
+      <w:pPr>
+        <w:rPr>
+          <w:rFonts w:hint="eastAsia"/>
+          <w:szCs w:val="21"/>
+        </w:rPr>
+      </w:pPr>
+      <w:r>
+        <w:rPr>
+          <w:b/>
+          <w:bCs/>
+          <w:szCs w:val="21"/>
+        </w:rPr>
+        <w:t>Then only one of us remains standing. Words fail where blades prevail — let steel decide.</w:t>
+      </w:r>
+    </w:p>
+    <w:p>
+      <w:pPr>
+        <w:rPr>
+          <w:szCs w:val="21"/>
+        </w:rPr>
+      </w:pPr>
+      <w:r>
+        <w:rPr>
+          <w:rFonts w:hint="eastAsia"/>
+          <w:szCs w:val="21"/>
+        </w:rPr>
+        <w:t>3（死亡）E4,E5,E6</w:t>
+      </w:r>
+      <w:r>
+        <w:rPr>
+          <w:szCs w:val="21"/>
+        </w:rPr>
+        <w:t>…</w:t>
+      </w:r>
+      <w:r>
+        <w:rPr>
+          <w:rFonts w:hint="eastAsia"/>
+          <w:szCs w:val="21"/>
+        </w:rPr>
+        <w:t>我的梦想究竟在哪里。</w:t>
+      </w:r>
+    </w:p>
+    <w:p>
+      <w:pPr>
+        <w:rPr>
+          <w:rFonts w:hint="eastAsia"/>
+          <w:szCs w:val="21"/>
+        </w:rPr>
+      </w:pPr>
+      <w:r>
+        <w:rPr>
+          <w:rFonts w:hint="eastAsia"/>
+          <w:szCs w:val="21"/>
+        </w:rPr>
+        <w:t>E</w:t>
       </w:r>
       <w:proofErr w:type="gramStart"/>
       <w:r>
@@ -7951,7 +8565,7 @@
           <w:rFonts w:hint="eastAsia"/>
           <w:szCs w:val="21"/>
         </w:rPr>
-        <w:t>玩家未</w:t>
+        <w:t>4,E5,E</w:t>
       </w:r>
       <w:proofErr w:type="gramEnd"/>
       <w:r>
@@ -7959,564 +8573,7 @@
           <w:rFonts w:hint="eastAsia"/>
           <w:szCs w:val="21"/>
         </w:rPr>
-        <w:t>拥有地雷时打败boss第一阶段）“我能尝试骇入它们的神经网络连接系统了，你可以对它们使用读心来让他们暂时</w:t>
-      </w:r>
-      <w:proofErr w:type="gramStart"/>
-      <w:r>
-        <w:rPr>
-          <w:rFonts w:hint="eastAsia"/>
-          <w:szCs w:val="21"/>
-        </w:rPr>
-        <w:t>宕</w:t>
-      </w:r>
-      <w:proofErr w:type="gramEnd"/>
-      <w:r>
-        <w:rPr>
-          <w:rFonts w:hint="eastAsia"/>
-          <w:szCs w:val="21"/>
-        </w:rPr>
-        <w:t>机。”</w:t>
-      </w:r>
-    </w:p>
-    <w:p>
-      <w:pPr>
-        <w:rPr>
-          <w:szCs w:val="21"/>
-        </w:rPr>
-      </w:pPr>
-      <w:r>
-        <w:rPr>
-          <w:b/>
-          <w:bCs/>
-          <w:szCs w:val="21"/>
-        </w:rPr>
-        <w:t>I'm in their neural network now. Hit them with insight—that'll force a hard reboot</w:t>
-      </w:r>
-      <w:r>
-        <w:rPr>
-          <w:rFonts w:hint="eastAsia"/>
-          <w:b/>
-          <w:bCs/>
-          <w:szCs w:val="21"/>
-        </w:rPr>
-        <w:t>.</w:t>
-      </w:r>
-    </w:p>
-    <w:p>
-      <w:pPr>
-        <w:rPr>
-          <w:szCs w:val="21"/>
-        </w:rPr>
-      </w:pPr>
-      <w:r>
-        <w:rPr>
-          <w:rFonts w:hint="eastAsia"/>
-          <w:szCs w:val="21"/>
-        </w:rPr>
-        <w:t>19（回应boss）“那这终究是名叫Eden的项目，不是你这个外人能够企图染指的。”</w:t>
-      </w:r>
-    </w:p>
-    <w:p>
-      <w:pPr>
-        <w:rPr>
-          <w:szCs w:val="21"/>
-        </w:rPr>
-      </w:pPr>
-      <w:r>
-        <w:rPr>
-          <w:b/>
-          <w:bCs/>
-          <w:szCs w:val="21"/>
-        </w:rPr>
-        <w:t>This remains Eden's legacy—not some outsider to metastasize in.</w:t>
-      </w:r>
-    </w:p>
-    <w:p>
-      <w:pPr>
-        <w:rPr>
-          <w:szCs w:val="21"/>
-        </w:rPr>
-      </w:pPr>
-      <w:r>
-        <w:rPr>
-          <w:rFonts w:hint="eastAsia"/>
-          <w:szCs w:val="21"/>
-        </w:rPr>
-        <w:t>20（打败boss）“终于，终于要结束这一切了。”</w:t>
-      </w:r>
-    </w:p>
-    <w:p>
-      <w:pPr>
-        <w:rPr>
-          <w:szCs w:val="21"/>
-        </w:rPr>
-      </w:pPr>
-      <w:r>
-        <w:rPr>
-          <w:b/>
-          <w:bCs/>
-          <w:szCs w:val="21"/>
-        </w:rPr>
-        <w:lastRenderedPageBreak/>
-        <w:t>Finally... finally. Eden comes home to where it belongs</w:t>
-      </w:r>
-      <w:r>
-        <w:rPr>
-          <w:rFonts w:hint="eastAsia"/>
-          <w:b/>
-          <w:bCs/>
-          <w:szCs w:val="21"/>
-        </w:rPr>
-        <w:t>.</w:t>
-      </w:r>
-    </w:p>
-    <w:p>
-      <w:pPr>
-        <w:rPr>
-          <w:szCs w:val="21"/>
-        </w:rPr>
-      </w:pPr>
-    </w:p>
-    <w:p>
-      <w:pPr>
-        <w:rPr>
-          <w:szCs w:val="21"/>
-        </w:rPr>
-      </w:pPr>
-      <w:r>
-        <w:rPr>
-          <w:rFonts w:hint="eastAsia"/>
-          <w:szCs w:val="21"/>
-        </w:rPr>
-        <w:t>Judas</w:t>
-      </w:r>
-    </w:p>
-    <w:p>
-      <w:pPr>
-        <w:rPr>
-          <w:szCs w:val="21"/>
-        </w:rPr>
-      </w:pPr>
-      <w:r>
-        <w:rPr>
-          <w:rFonts w:hint="eastAsia"/>
-          <w:szCs w:val="21"/>
-        </w:rPr>
-        <w:t>1（玩家打开安保室后）</w:t>
-      </w:r>
-      <w:r>
-        <w:rPr>
-          <w:rFonts w:hint="eastAsia"/>
-          <w:szCs w:val="21"/>
-        </w:rPr>
-        <w:t>“等一等，你就是来刺杀</w:t>
-      </w:r>
-      <w:r>
-        <w:rPr>
-          <w:rFonts w:hint="eastAsia"/>
-          <w:szCs w:val="21"/>
-        </w:rPr>
-        <w:t>Lailah</w:t>
-      </w:r>
-      <w:r>
-        <w:rPr>
-          <w:rFonts w:hint="eastAsia"/>
-          <w:szCs w:val="21"/>
-        </w:rPr>
-        <w:t>的刺客吧。</w:t>
-      </w:r>
-      <w:r>
-        <w:rPr>
-          <w:rFonts w:hint="eastAsia"/>
-          <w:szCs w:val="21"/>
-        </w:rPr>
-        <w:t>我是就是付你佣金的雇主，我们先谈谈吧。</w:t>
-      </w:r>
-      <w:r>
-        <w:rPr>
-          <w:rFonts w:hint="eastAsia"/>
-          <w:szCs w:val="21"/>
-        </w:rPr>
-        <w:t>”</w:t>
-      </w:r>
-    </w:p>
-    <w:p>
-      <w:pPr>
-        <w:rPr>
-          <w:szCs w:val="21"/>
-        </w:rPr>
-      </w:pPr>
-      <w:r>
-        <w:rPr>
-          <w:rFonts w:hint="eastAsia"/>
-          <w:szCs w:val="21"/>
-        </w:rPr>
-        <w:t>2（</w:t>
-      </w:r>
-      <w:proofErr w:type="gramStart"/>
-      <w:r>
-        <w:rPr>
-          <w:rFonts w:hint="eastAsia"/>
-          <w:szCs w:val="21"/>
-        </w:rPr>
-        <w:t>玩家未</w:t>
-      </w:r>
-      <w:proofErr w:type="gramEnd"/>
-      <w:r>
-        <w:rPr>
-          <w:rFonts w:hint="eastAsia"/>
-          <w:szCs w:val="21"/>
-        </w:rPr>
-        <w:t>杀死judas选择和他交流</w:t>
-      </w:r>
-      <w:r>
-        <w:rPr>
-          <w:rFonts w:hint="eastAsia"/>
-          <w:szCs w:val="21"/>
-        </w:rPr>
-        <w:t>）</w:t>
-      </w:r>
-      <w:r>
-        <w:rPr>
-          <w:rFonts w:hint="eastAsia"/>
-          <w:szCs w:val="21"/>
-        </w:rPr>
-        <w:t>“谢谢你愿意先听我说话。我这次雇你来刺杀</w:t>
-      </w:r>
-      <w:r>
-        <w:rPr>
-          <w:rFonts w:hint="eastAsia"/>
-          <w:szCs w:val="21"/>
-        </w:rPr>
-        <w:t>Lailah</w:t>
-      </w:r>
-      <w:r>
-        <w:rPr>
-          <w:rFonts w:hint="eastAsia"/>
-          <w:szCs w:val="21"/>
-        </w:rPr>
-        <w:t>是为了保住我自己的性命。我意外得知</w:t>
-      </w:r>
-      <w:r>
-        <w:rPr>
-          <w:rFonts w:hint="eastAsia"/>
-          <w:szCs w:val="21"/>
-        </w:rPr>
-        <w:t>Lailah</w:t>
-      </w:r>
-      <w:r>
-        <w:rPr>
-          <w:rFonts w:hint="eastAsia"/>
-          <w:szCs w:val="21"/>
-        </w:rPr>
-        <w:t>其实在做人体实验，而且晋升的安保室前辈再也没有出现过</w:t>
-      </w:r>
-      <w:r>
-        <w:rPr>
-          <w:rFonts w:hint="eastAsia"/>
-          <w:szCs w:val="21"/>
-        </w:rPr>
-        <w:t>，</w:t>
-      </w:r>
-      <w:r>
-        <w:rPr>
-          <w:szCs w:val="21"/>
-        </w:rPr>
-        <w:t>所以我只能想到刺杀</w:t>
-      </w:r>
-      <w:r>
-        <w:rPr>
-          <w:szCs w:val="21"/>
-        </w:rPr>
-        <w:t>Lailah</w:t>
-      </w:r>
-      <w:r>
-        <w:rPr>
-          <w:szCs w:val="21"/>
-        </w:rPr>
-        <w:t>这个办法。我找到了</w:t>
-      </w:r>
-      <w:r>
-        <w:rPr>
-          <w:szCs w:val="21"/>
-        </w:rPr>
-        <w:t>Abel</w:t>
-      </w:r>
-      <w:r>
-        <w:rPr>
-          <w:szCs w:val="21"/>
-        </w:rPr>
-        <w:t>的芯片所在地。希望他能帮你完成任务。</w:t>
-      </w:r>
-      <w:r>
-        <w:rPr>
-          <w:rFonts w:hint="eastAsia"/>
-          <w:szCs w:val="21"/>
-        </w:rPr>
-        <w:t>（</w:t>
-      </w:r>
-      <w:r>
-        <w:rPr>
-          <w:b/>
-          <w:bCs/>
-          <w:szCs w:val="21"/>
-        </w:rPr>
-        <w:t xml:space="preserve">I owe you for hearing me out first. Contracting you to eliminate </w:t>
-      </w:r>
-      <w:r>
-        <w:rPr>
-          <w:b/>
-          <w:bCs/>
-          <w:szCs w:val="21"/>
-        </w:rPr>
-        <w:t>Lailah</w:t>
-      </w:r>
-      <w:r>
-        <w:rPr>
-          <w:b/>
-          <w:bCs/>
-          <w:szCs w:val="21"/>
-        </w:rPr>
-        <w:t xml:space="preserve"> is about saving my own skin.</w:t>
-      </w:r>
-      <w:r>
-        <w:rPr>
-          <w:rFonts w:hint="eastAsia"/>
-          <w:b/>
-          <w:bCs/>
-          <w:szCs w:val="21"/>
-        </w:rPr>
-        <w:t xml:space="preserve"> </w:t>
-      </w:r>
-      <w:r>
-        <w:rPr>
-          <w:b/>
-          <w:bCs/>
-          <w:szCs w:val="21"/>
-        </w:rPr>
-        <w:t xml:space="preserve">I've stumbled upon </w:t>
-      </w:r>
-      <w:r>
-        <w:rPr>
-          <w:rFonts w:hint="eastAsia"/>
-          <w:b/>
-          <w:bCs/>
-          <w:szCs w:val="21"/>
-        </w:rPr>
-        <w:t>her</w:t>
-      </w:r>
-      <w:r>
-        <w:rPr>
-          <w:b/>
-          <w:bCs/>
-          <w:szCs w:val="21"/>
-        </w:rPr>
-        <w:t xml:space="preserve"> live human experiments. Since every promoted security lead vanished without trace, assassination's my last recourse. Located </w:t>
-      </w:r>
-      <w:r>
-        <w:rPr>
-          <w:b/>
-          <w:bCs/>
-          <w:szCs w:val="21"/>
-        </w:rPr>
-        <w:t>Abel</w:t>
-      </w:r>
-      <w:r>
-        <w:rPr>
-          <w:b/>
-          <w:bCs/>
-          <w:szCs w:val="21"/>
-        </w:rPr>
-        <w:t>'s chip containment site. He'll see this mission through.</w:t>
-      </w:r>
-      <w:r>
-        <w:rPr>
-          <w:rFonts w:hint="eastAsia"/>
-          <w:szCs w:val="21"/>
-        </w:rPr>
-        <w:t>）</w:t>
-      </w:r>
-      <w:r>
-        <w:rPr>
-          <w:rFonts w:hint="eastAsia"/>
-          <w:szCs w:val="21"/>
-        </w:rPr>
-        <w:t>”</w:t>
-      </w:r>
-    </w:p>
-    <w:p>
-      <w:pPr>
-        <w:rPr>
-          <w:szCs w:val="21"/>
-        </w:rPr>
-      </w:pPr>
-      <w:r>
-        <w:rPr>
-          <w:rFonts w:hint="eastAsia"/>
-          <w:szCs w:val="21"/>
-        </w:rPr>
-        <w:t>3（</w:t>
-      </w:r>
-      <w:r>
-        <w:rPr>
-          <w:rFonts w:hint="eastAsia"/>
-          <w:szCs w:val="21"/>
-        </w:rPr>
-        <w:t>接着之前</w:t>
-      </w:r>
-      <w:r>
-        <w:rPr>
-          <w:rFonts w:hint="eastAsia"/>
-          <w:szCs w:val="21"/>
-        </w:rPr>
-        <w:t>）</w:t>
-      </w:r>
-      <w:r>
-        <w:rPr>
-          <w:rFonts w:hint="eastAsia"/>
-          <w:szCs w:val="21"/>
-        </w:rPr>
-        <w:t>“为了支援你，安保室有个秘密夹层，你可以使用</w:t>
-      </w:r>
-      <w:r>
-        <w:rPr>
-          <w:rFonts w:hint="eastAsia"/>
-          <w:szCs w:val="21"/>
-        </w:rPr>
-        <w:t>Abel</w:t>
-      </w:r>
-      <w:r>
-        <w:rPr>
-          <w:rFonts w:hint="eastAsia"/>
-          <w:szCs w:val="21"/>
-        </w:rPr>
-        <w:t>的虚化功能，去捡我藏起来的秘密武器。”</w:t>
-      </w:r>
-    </w:p>
-    <w:p>
-      <w:pPr>
-        <w:rPr>
-          <w:szCs w:val="21"/>
-        </w:rPr>
-      </w:pPr>
-      <w:r>
-        <w:rPr>
-          <w:rFonts w:hint="eastAsia"/>
-          <w:szCs w:val="21"/>
-        </w:rPr>
-        <w:t>4（玩家捡到后离开）“感谢你的不杀之恩。”</w:t>
-      </w:r>
-    </w:p>
-    <w:p>
-      <w:pPr>
-        <w:rPr>
-          <w:szCs w:val="21"/>
-        </w:rPr>
-      </w:pPr>
-    </w:p>
-    <w:p>
-      <w:pPr>
-        <w:rPr>
-          <w:szCs w:val="21"/>
-        </w:rPr>
-      </w:pPr>
-    </w:p>
-    <w:p>
-      <w:pPr>
-        <w:rPr>
-          <w:szCs w:val="21"/>
-        </w:rPr>
-      </w:pPr>
-      <w:r>
-        <w:rPr>
-          <w:rFonts w:hint="eastAsia"/>
-          <w:szCs w:val="21"/>
-        </w:rPr>
-        <w:t>Lailah</w:t>
-      </w:r>
-    </w:p>
-    <w:p>
-      <w:pPr>
-        <w:rPr>
-          <w:szCs w:val="21"/>
-        </w:rPr>
-      </w:pPr>
-      <w:r>
-        <w:rPr>
-          <w:rFonts w:hint="eastAsia"/>
-          <w:szCs w:val="21"/>
-        </w:rPr>
-        <w:t>1（分身死后从电梯下来）“再次和你面对面了，</w:t>
-      </w:r>
-      <w:r>
-        <w:rPr>
-          <w:rFonts w:hint="eastAsia"/>
-          <w:szCs w:val="21"/>
-        </w:rPr>
-        <w:t>Abel</w:t>
-      </w:r>
-      <w:r>
-        <w:rPr>
-          <w:rFonts w:hint="eastAsia"/>
-          <w:szCs w:val="21"/>
-        </w:rPr>
-        <w:t>。你是一个有才华有才能的人。何必被伦理常识束缚住了手脚。你能做到很多别人做不到的事，你就是为了Eden系列而生的。想想你的爷爷Andrew Eden，你不想继续他的项目，为他完成这个伟大的计划</w:t>
-      </w:r>
-      <w:r>
-        <w:rPr>
-          <w:rFonts w:hint="eastAsia"/>
-          <w:szCs w:val="21"/>
-        </w:rPr>
-        <w:t>，将他的项目发扬光大</w:t>
-      </w:r>
-      <w:r>
-        <w:rPr>
-          <w:rFonts w:hint="eastAsia"/>
-          <w:szCs w:val="21"/>
-        </w:rPr>
-        <w:t>吗？”</w:t>
-      </w:r>
-    </w:p>
-    <w:p>
-      <w:pPr>
-        <w:rPr>
-          <w:szCs w:val="21"/>
-        </w:rPr>
-      </w:pPr>
-      <w:r>
-        <w:rPr>
-          <w:rFonts w:hint="eastAsia"/>
-          <w:szCs w:val="21"/>
-        </w:rPr>
-        <w:t>2（接</w:t>
-      </w:r>
-      <w:r>
-        <w:rPr>
-          <w:rFonts w:hint="eastAsia"/>
-          <w:szCs w:val="21"/>
-        </w:rPr>
-        <w:t>Abel</w:t>
-      </w:r>
-      <w:r>
-        <w:rPr>
-          <w:rFonts w:hint="eastAsia"/>
-          <w:szCs w:val="21"/>
-        </w:rPr>
-        <w:t>）“那看来我们之间只能存在一个了。话不投机半句多，手下见真章吧。”</w:t>
-      </w:r>
-    </w:p>
-    <w:p>
-      <w:pPr>
-        <w:rPr>
-          <w:szCs w:val="21"/>
-        </w:rPr>
-      </w:pPr>
-      <w:r>
-        <w:rPr>
-          <w:rFonts w:hint="eastAsia"/>
-          <w:szCs w:val="21"/>
-        </w:rPr>
-        <w:t>3（死亡）E4,E5,E6</w:t>
+        <w:t>6</w:t>
       </w:r>
       <w:r>
         <w:rPr>
@@ -8526,10 +8583,11 @@
       </w:r>
       <w:r>
         <w:rPr>
-          <w:rFonts w:hint="eastAsia"/>
-          <w:szCs w:val="21"/>
-        </w:rPr>
-        <w:t>我的梦想究竟在哪里。</w:t>
+          <w:b/>
+          <w:bCs/>
+          <w:szCs w:val="21"/>
+        </w:rPr>
+        <w:t>Where... does my path end? </w:t>
       </w:r>
     </w:p>
     <w:p>
@@ -8629,21 +8687,7 @@
         <w:rPr>
           <w:szCs w:val="21"/>
         </w:rPr>
-        <w:t xml:space="preserve">In 2025, at age 40, Andrew founded </w:t>
-      </w:r>
-      <w:proofErr w:type="spellStart"/>
-      <w:r>
-        <w:rPr>
-          <w:szCs w:val="21"/>
-        </w:rPr>
-        <w:t>Verrp</w:t>
-      </w:r>
-      <w:proofErr w:type="spellEnd"/>
-      <w:r>
-        <w:rPr>
-          <w:szCs w:val="21"/>
-        </w:rPr>
-        <w:t>, embarking on a mission </w:t>
+        <w:t>In 2025, at age 40, Andrew founded Verrp, embarking on a mission </w:t>
       </w:r>
       <w:r>
         <w:rPr>
@@ -8864,70 +8908,62 @@
           <w:bCs/>
           <w:szCs w:val="21"/>
         </w:rPr>
+        <w:t>Perpetual Learning Core</w:t>
+      </w:r>
+      <w:r>
+        <w:rPr>
+          <w:szCs w:val="21"/>
+        </w:rPr>
+        <w:t>: Evolutionary adaptation through combat experience</w:t>
+      </w:r>
+    </w:p>
+    <w:p>
+      <w:pPr>
+        <w:rPr>
+          <w:szCs w:val="21"/>
+        </w:rPr>
+      </w:pPr>
+    </w:p>
+    <w:p>
+      <w:pPr>
+        <w:rPr>
+          <w:szCs w:val="21"/>
+        </w:rPr>
+      </w:pPr>
+    </w:p>
+    <w:p>
+      <w:pPr>
+        <w:rPr>
+          <w:szCs w:val="21"/>
+        </w:rPr>
+      </w:pPr>
+    </w:p>
+    <w:p>
+      <w:pPr>
+        <w:rPr>
+          <w:szCs w:val="21"/>
+        </w:rPr>
+      </w:pPr>
+    </w:p>
+    <w:p>
+      <w:pPr>
+        <w:rPr>
+          <w:szCs w:val="21"/>
+        </w:rPr>
+      </w:pPr>
+      <w:bookmarkStart w:id="25" w:name="OLE_LINK26"/>
+      <w:r>
+        <w:rPr>
+          <w:szCs w:val="21"/>
+        </w:rPr>
+        <w:t xml:space="preserve">Claire Murphy (2005 - 2053) was a core member of the early R&amp;D team at verrp. During the critical phase of developing the Eden series of intelligent robots, she resolutely participated in key experiments to break through technical bottlenecks. In 2053, she sacrificed her life to make the successful launch of Eden - 2 possible. Compared with the first generation, this robot has a faster thinking response and a more lifelike texture. Her spirit of dedication to </w:t>
+      </w:r>
+      <w:r>
+        <w:rPr>
+          <w:szCs w:val="21"/>
+        </w:rPr>
         <w:lastRenderedPageBreak/>
-        <w:t>Perpetual Learning Core</w:t>
-      </w:r>
-      <w:r>
-        <w:rPr>
-          <w:szCs w:val="21"/>
-        </w:rPr>
-        <w:t>: Evolutionary adaptation through combat experience</w:t>
-      </w:r>
-    </w:p>
-    <w:p>
-      <w:pPr>
-        <w:rPr>
-          <w:szCs w:val="21"/>
-        </w:rPr>
-      </w:pPr>
-    </w:p>
-    <w:p>
-      <w:pPr>
-        <w:rPr>
-          <w:szCs w:val="21"/>
-        </w:rPr>
-      </w:pPr>
-    </w:p>
-    <w:p>
-      <w:pPr>
-        <w:rPr>
-          <w:szCs w:val="21"/>
-        </w:rPr>
-      </w:pPr>
-    </w:p>
-    <w:p>
-      <w:pPr>
-        <w:rPr>
-          <w:szCs w:val="21"/>
-        </w:rPr>
-      </w:pPr>
-    </w:p>
-    <w:p>
-      <w:pPr>
-        <w:rPr>
-          <w:szCs w:val="21"/>
-        </w:rPr>
-      </w:pPr>
-      <w:bookmarkStart w:id="25" w:name="OLE_LINK26"/>
-      <w:r>
-        <w:rPr>
-          <w:szCs w:val="21"/>
-        </w:rPr>
-        <w:t xml:space="preserve">Claire Murphy (2005 - 2053) was a core member of the early R&amp;D team at </w:t>
-      </w:r>
-      <w:proofErr w:type="spellStart"/>
-      <w:r>
-        <w:rPr>
-          <w:szCs w:val="21"/>
-        </w:rPr>
-        <w:t>verrp</w:t>
-      </w:r>
-      <w:proofErr w:type="spellEnd"/>
-      <w:r>
-        <w:rPr>
-          <w:szCs w:val="21"/>
-        </w:rPr>
-        <w:t>. During the critical phase of developing the Eden series of intelligent robots, she resolutely participated in key experiments to break through technical bottlenecks. In 2053, she sacrificed her life to make the successful launch of Eden - 2 possible. Compared with the first generation, this robot has a faster thinking response and a more lifelike texture. Her spirit of dedication to science will always be remembered.</w:t>
+        <w:t>science will always be remembered.</w:t>
       </w:r>
       <w:bookmarkEnd w:id="25"/>
     </w:p>
@@ -8963,21 +8999,7 @@
         <w:rPr>
           <w:szCs w:val="21"/>
         </w:rPr>
-        <w:t xml:space="preserve">Abel Eden (2043–?), grandson of the founder of </w:t>
-      </w:r>
-      <w:proofErr w:type="spellStart"/>
-      <w:r>
-        <w:rPr>
-          <w:szCs w:val="21"/>
-        </w:rPr>
-        <w:t>Verrp</w:t>
-      </w:r>
-      <w:proofErr w:type="spellEnd"/>
-      <w:r>
-        <w:rPr>
-          <w:szCs w:val="21"/>
-        </w:rPr>
-        <w:t>, demonstrated exceptional aptitude in mathematics and engineering from early childhood, earning widespread acclaim as "the Prodigy." His precocious achievements in these domains infused the company's development with distinctive momentum. This statue, depicting him alongside his mother Ema, not only immortalizes the radiance of his youthful talent but also embodies the warmth of familial affection, bearing witness to a growth trajectory where innate genius and familial nurture converge.</w:t>
+        <w:t>Abel Eden (2043–?), grandson of the founder of Verrp, demonstrated exceptional aptitude in mathematics and engineering from early childhood, earning widespread acclaim as "the Prodigy." His precocious achievements in these domains infused the company's development with distinctive momentum. This statue, depicting him alongside his mother Ema, not only immortalizes the radiance of his youthful talent but also embodies the warmth of familial affection, bearing witness to a growth trajectory where innate genius and familial nurture converge.</w:t>
       </w:r>
       <w:r>
         <w:rPr>
@@ -8991,7 +9013,6 @@
     <w:p>
       <w:pPr>
         <w:rPr>
-          <w:rFonts w:hint="eastAsia"/>
           <w:szCs w:val="21"/>
         </w:rPr>
       </w:pPr>
@@ -9000,7 +9021,6 @@
     <w:p>
       <w:pPr>
         <w:rPr>
-          <w:rFonts w:hint="eastAsia"/>
           <w:szCs w:val="21"/>
         </w:rPr>
       </w:pPr>
@@ -9659,6 +9679,96 @@
     </w:lvl>
   </w:abstractNum>
   <w:abstractNum w:abstractNumId="5" w15:restartNumberingAfterBreak="0">
+    <w:nsid w:val="1C3C66DC"/>
+    <w:multiLevelType w:val="hybridMultilevel"/>
+    <w:tmpl w:val="4CC48452"/>
+    <w:lvl w:ilvl="0" w:tplc="9A6CBAF8">
+      <w:start w:val="1"/>
+      <w:numFmt w:val="decimal"/>
+      <w:lvlText w:val="%1."/>
+      <w:lvlJc w:val="left"/>
+      <w:pPr>
+        <w:ind w:left="360" w:hanging="360"/>
+      </w:pPr>
+      <w:rPr>
+        <w:rFonts w:hint="default"/>
+        <w:b w:val="0"/>
+      </w:rPr>
+    </w:lvl>
+    <w:lvl w:ilvl="1" w:tplc="04090019" w:tentative="1">
+      <w:start w:val="1"/>
+      <w:numFmt w:val="lowerLetter"/>
+      <w:lvlText w:val="%2)"/>
+      <w:lvlJc w:val="left"/>
+      <w:pPr>
+        <w:ind w:left="880" w:hanging="440"/>
+      </w:pPr>
+    </w:lvl>
+    <w:lvl w:ilvl="2" w:tplc="0409001B" w:tentative="1">
+      <w:start w:val="1"/>
+      <w:numFmt w:val="lowerRoman"/>
+      <w:lvlText w:val="%3."/>
+      <w:lvlJc w:val="right"/>
+      <w:pPr>
+        <w:ind w:left="1320" w:hanging="440"/>
+      </w:pPr>
+    </w:lvl>
+    <w:lvl w:ilvl="3" w:tplc="0409000F" w:tentative="1">
+      <w:start w:val="1"/>
+      <w:numFmt w:val="decimal"/>
+      <w:lvlText w:val="%4."/>
+      <w:lvlJc w:val="left"/>
+      <w:pPr>
+        <w:ind w:left="1760" w:hanging="440"/>
+      </w:pPr>
+    </w:lvl>
+    <w:lvl w:ilvl="4" w:tplc="04090019" w:tentative="1">
+      <w:start w:val="1"/>
+      <w:numFmt w:val="lowerLetter"/>
+      <w:lvlText w:val="%5)"/>
+      <w:lvlJc w:val="left"/>
+      <w:pPr>
+        <w:ind w:left="2200" w:hanging="440"/>
+      </w:pPr>
+    </w:lvl>
+    <w:lvl w:ilvl="5" w:tplc="0409001B" w:tentative="1">
+      <w:start w:val="1"/>
+      <w:numFmt w:val="lowerRoman"/>
+      <w:lvlText w:val="%6."/>
+      <w:lvlJc w:val="right"/>
+      <w:pPr>
+        <w:ind w:left="2640" w:hanging="440"/>
+      </w:pPr>
+    </w:lvl>
+    <w:lvl w:ilvl="6" w:tplc="0409000F" w:tentative="1">
+      <w:start w:val="1"/>
+      <w:numFmt w:val="decimal"/>
+      <w:lvlText w:val="%7."/>
+      <w:lvlJc w:val="left"/>
+      <w:pPr>
+        <w:ind w:left="3080" w:hanging="440"/>
+      </w:pPr>
+    </w:lvl>
+    <w:lvl w:ilvl="7" w:tplc="04090019" w:tentative="1">
+      <w:start w:val="1"/>
+      <w:numFmt w:val="lowerLetter"/>
+      <w:lvlText w:val="%8)"/>
+      <w:lvlJc w:val="left"/>
+      <w:pPr>
+        <w:ind w:left="3520" w:hanging="440"/>
+      </w:pPr>
+    </w:lvl>
+    <w:lvl w:ilvl="8" w:tplc="0409001B" w:tentative="1">
+      <w:start w:val="1"/>
+      <w:numFmt w:val="lowerRoman"/>
+      <w:lvlText w:val="%9."/>
+      <w:lvlJc w:val="right"/>
+      <w:pPr>
+        <w:ind w:left="3960" w:hanging="440"/>
+      </w:pPr>
+    </w:lvl>
+  </w:abstractNum>
+  <w:abstractNum w:abstractNumId="6" w15:restartNumberingAfterBreak="0">
     <w:nsid w:val="1C4131E1"/>
     <w:multiLevelType w:val="multilevel"/>
     <w:tmpl w:val="77243D24"/>
@@ -9775,7 +9885,7 @@
       </w:pPr>
     </w:lvl>
   </w:abstractNum>
-  <w:abstractNum w:abstractNumId="6" w15:restartNumberingAfterBreak="0">
+  <w:abstractNum w:abstractNumId="7" w15:restartNumberingAfterBreak="0">
     <w:nsid w:val="25753F04"/>
     <w:multiLevelType w:val="multilevel"/>
     <w:tmpl w:val="6B007A4C"/>
@@ -9892,7 +10002,7 @@
       </w:pPr>
     </w:lvl>
   </w:abstractNum>
-  <w:abstractNum w:abstractNumId="7" w15:restartNumberingAfterBreak="0">
+  <w:abstractNum w:abstractNumId="8" w15:restartNumberingAfterBreak="0">
     <w:nsid w:val="25B41196"/>
     <w:multiLevelType w:val="multilevel"/>
     <w:tmpl w:val="9EC68E44"/>
@@ -10041,7 +10151,7 @@
       </w:rPr>
     </w:lvl>
   </w:abstractNum>
-  <w:abstractNum w:abstractNumId="8" w15:restartNumberingAfterBreak="0">
+  <w:abstractNum w:abstractNumId="9" w15:restartNumberingAfterBreak="0">
     <w:nsid w:val="3012578A"/>
     <w:multiLevelType w:val="multilevel"/>
     <w:tmpl w:val="36E8D8C4"/>
@@ -10158,7 +10268,97 @@
       </w:pPr>
     </w:lvl>
   </w:abstractNum>
-  <w:abstractNum w:abstractNumId="9" w15:restartNumberingAfterBreak="0">
+  <w:abstractNum w:abstractNumId="10" w15:restartNumberingAfterBreak="0">
+    <w:nsid w:val="38097D52"/>
+    <w:multiLevelType w:val="hybridMultilevel"/>
+    <w:tmpl w:val="AE4C1796"/>
+    <w:lvl w:ilvl="0" w:tplc="883C0024">
+      <w:start w:val="1"/>
+      <w:numFmt w:val="decimal"/>
+      <w:lvlText w:val="%1."/>
+      <w:lvlJc w:val="left"/>
+      <w:pPr>
+        <w:ind w:left="360" w:hanging="360"/>
+      </w:pPr>
+      <w:rPr>
+        <w:rFonts w:hint="default"/>
+        <w:b w:val="0"/>
+      </w:rPr>
+    </w:lvl>
+    <w:lvl w:ilvl="1" w:tplc="04090019" w:tentative="1">
+      <w:start w:val="1"/>
+      <w:numFmt w:val="lowerLetter"/>
+      <w:lvlText w:val="%2)"/>
+      <w:lvlJc w:val="left"/>
+      <w:pPr>
+        <w:ind w:left="880" w:hanging="440"/>
+      </w:pPr>
+    </w:lvl>
+    <w:lvl w:ilvl="2" w:tplc="0409001B" w:tentative="1">
+      <w:start w:val="1"/>
+      <w:numFmt w:val="lowerRoman"/>
+      <w:lvlText w:val="%3."/>
+      <w:lvlJc w:val="right"/>
+      <w:pPr>
+        <w:ind w:left="1320" w:hanging="440"/>
+      </w:pPr>
+    </w:lvl>
+    <w:lvl w:ilvl="3" w:tplc="0409000F" w:tentative="1">
+      <w:start w:val="1"/>
+      <w:numFmt w:val="decimal"/>
+      <w:lvlText w:val="%4."/>
+      <w:lvlJc w:val="left"/>
+      <w:pPr>
+        <w:ind w:left="1760" w:hanging="440"/>
+      </w:pPr>
+    </w:lvl>
+    <w:lvl w:ilvl="4" w:tplc="04090019" w:tentative="1">
+      <w:start w:val="1"/>
+      <w:numFmt w:val="lowerLetter"/>
+      <w:lvlText w:val="%5)"/>
+      <w:lvlJc w:val="left"/>
+      <w:pPr>
+        <w:ind w:left="2200" w:hanging="440"/>
+      </w:pPr>
+    </w:lvl>
+    <w:lvl w:ilvl="5" w:tplc="0409001B" w:tentative="1">
+      <w:start w:val="1"/>
+      <w:numFmt w:val="lowerRoman"/>
+      <w:lvlText w:val="%6."/>
+      <w:lvlJc w:val="right"/>
+      <w:pPr>
+        <w:ind w:left="2640" w:hanging="440"/>
+      </w:pPr>
+    </w:lvl>
+    <w:lvl w:ilvl="6" w:tplc="0409000F" w:tentative="1">
+      <w:start w:val="1"/>
+      <w:numFmt w:val="decimal"/>
+      <w:lvlText w:val="%7."/>
+      <w:lvlJc w:val="left"/>
+      <w:pPr>
+        <w:ind w:left="3080" w:hanging="440"/>
+      </w:pPr>
+    </w:lvl>
+    <w:lvl w:ilvl="7" w:tplc="04090019" w:tentative="1">
+      <w:start w:val="1"/>
+      <w:numFmt w:val="lowerLetter"/>
+      <w:lvlText w:val="%8)"/>
+      <w:lvlJc w:val="left"/>
+      <w:pPr>
+        <w:ind w:left="3520" w:hanging="440"/>
+      </w:pPr>
+    </w:lvl>
+    <w:lvl w:ilvl="8" w:tplc="0409001B" w:tentative="1">
+      <w:start w:val="1"/>
+      <w:numFmt w:val="lowerRoman"/>
+      <w:lvlText w:val="%9."/>
+      <w:lvlJc w:val="right"/>
+      <w:pPr>
+        <w:ind w:left="3960" w:hanging="440"/>
+      </w:pPr>
+    </w:lvl>
+  </w:abstractNum>
+  <w:abstractNum w:abstractNumId="11" w15:restartNumberingAfterBreak="0">
     <w:nsid w:val="4B4F4F49"/>
     <w:multiLevelType w:val="multilevel"/>
     <w:tmpl w:val="D2546A52"/>
@@ -10307,7 +10507,7 @@
       </w:rPr>
     </w:lvl>
   </w:abstractNum>
-  <w:abstractNum w:abstractNumId="10" w15:restartNumberingAfterBreak="0">
+  <w:abstractNum w:abstractNumId="12" w15:restartNumberingAfterBreak="0">
     <w:nsid w:val="4E7A69BE"/>
     <w:multiLevelType w:val="multilevel"/>
     <w:tmpl w:val="C9D80DCC"/>
@@ -10420,7 +10620,7 @@
       </w:pPr>
     </w:lvl>
   </w:abstractNum>
-  <w:abstractNum w:abstractNumId="11" w15:restartNumberingAfterBreak="0">
+  <w:abstractNum w:abstractNumId="13" w15:restartNumberingAfterBreak="0">
     <w:nsid w:val="51381428"/>
     <w:multiLevelType w:val="multilevel"/>
     <w:tmpl w:val="0480F022"/>
@@ -10569,7 +10769,7 @@
       </w:rPr>
     </w:lvl>
   </w:abstractNum>
-  <w:abstractNum w:abstractNumId="12" w15:restartNumberingAfterBreak="0">
+  <w:abstractNum w:abstractNumId="14" w15:restartNumberingAfterBreak="0">
     <w:nsid w:val="53367637"/>
     <w:multiLevelType w:val="multilevel"/>
     <w:tmpl w:val="CB480788"/>
@@ -10686,7 +10886,7 @@
       </w:pPr>
     </w:lvl>
   </w:abstractNum>
-  <w:abstractNum w:abstractNumId="13" w15:restartNumberingAfterBreak="0">
+  <w:abstractNum w:abstractNumId="15" w15:restartNumberingAfterBreak="0">
     <w:nsid w:val="56874C01"/>
     <w:multiLevelType w:val="multilevel"/>
     <w:tmpl w:val="34A639CE"/>
@@ -10835,7 +11035,7 @@
       </w:rPr>
     </w:lvl>
   </w:abstractNum>
-  <w:abstractNum w:abstractNumId="14" w15:restartNumberingAfterBreak="0">
+  <w:abstractNum w:abstractNumId="16" w15:restartNumberingAfterBreak="0">
     <w:nsid w:val="60B43477"/>
     <w:multiLevelType w:val="multilevel"/>
     <w:tmpl w:val="03763F76"/>
@@ -10948,7 +11148,7 @@
       </w:pPr>
     </w:lvl>
   </w:abstractNum>
-  <w:abstractNum w:abstractNumId="15" w15:restartNumberingAfterBreak="0">
+  <w:abstractNum w:abstractNumId="17" w15:restartNumberingAfterBreak="0">
     <w:nsid w:val="630051FC"/>
     <w:multiLevelType w:val="multilevel"/>
     <w:tmpl w:val="F626C186"/>
@@ -11097,7 +11297,7 @@
       </w:rPr>
     </w:lvl>
   </w:abstractNum>
-  <w:abstractNum w:abstractNumId="16" w15:restartNumberingAfterBreak="0">
+  <w:abstractNum w:abstractNumId="18" w15:restartNumberingAfterBreak="0">
     <w:nsid w:val="681A6B82"/>
     <w:multiLevelType w:val="multilevel"/>
     <w:tmpl w:val="42E4838E"/>
@@ -11210,7 +11410,7 @@
       </w:pPr>
     </w:lvl>
   </w:abstractNum>
-  <w:abstractNum w:abstractNumId="17" w15:restartNumberingAfterBreak="0">
+  <w:abstractNum w:abstractNumId="19" w15:restartNumberingAfterBreak="0">
     <w:nsid w:val="77A96148"/>
     <w:multiLevelType w:val="multilevel"/>
     <w:tmpl w:val="99D06EB8"/>
@@ -11327,7 +11527,7 @@
       </w:pPr>
     </w:lvl>
   </w:abstractNum>
-  <w:abstractNum w:abstractNumId="18" w15:restartNumberingAfterBreak="0">
+  <w:abstractNum w:abstractNumId="20" w15:restartNumberingAfterBreak="0">
     <w:nsid w:val="78AA6D49"/>
     <w:multiLevelType w:val="multilevel"/>
     <w:tmpl w:val="C6121206"/>
@@ -11476,7 +11676,7 @@
       </w:rPr>
     </w:lvl>
   </w:abstractNum>
-  <w:abstractNum w:abstractNumId="19" w15:restartNumberingAfterBreak="0">
+  <w:abstractNum w:abstractNumId="21" w15:restartNumberingAfterBreak="0">
     <w:nsid w:val="78D3185F"/>
     <w:multiLevelType w:val="multilevel"/>
     <w:tmpl w:val="3C1C4F78"/>
@@ -11593,7 +11793,7 @@
       </w:pPr>
     </w:lvl>
   </w:abstractNum>
-  <w:abstractNum w:abstractNumId="20" w15:restartNumberingAfterBreak="0">
+  <w:abstractNum w:abstractNumId="22" w15:restartNumberingAfterBreak="0">
     <w:nsid w:val="79797148"/>
     <w:multiLevelType w:val="multilevel"/>
     <w:tmpl w:val="53C2910A"/>
@@ -11742,7 +11942,7 @@
       </w:rPr>
     </w:lvl>
   </w:abstractNum>
-  <w:abstractNum w:abstractNumId="21" w15:restartNumberingAfterBreak="0">
+  <w:abstractNum w:abstractNumId="23" w15:restartNumberingAfterBreak="0">
     <w:nsid w:val="79824E3A"/>
     <w:multiLevelType w:val="multilevel"/>
     <w:tmpl w:val="9FC02FB0"/>
@@ -11889,25 +12089,115 @@
         <w:rFonts w:ascii="Wingdings" w:hAnsi="Wingdings" w:hint="default"/>
         <w:sz w:val="20"/>
       </w:rPr>
+    </w:lvl>
+  </w:abstractNum>
+  <w:abstractNum w:abstractNumId="24" w15:restartNumberingAfterBreak="0">
+    <w:nsid w:val="7BBB089B"/>
+    <w:multiLevelType w:val="hybridMultilevel"/>
+    <w:tmpl w:val="9272C3D4"/>
+    <w:lvl w:ilvl="0" w:tplc="3E768B5A">
+      <w:start w:val="1"/>
+      <w:numFmt w:val="decimal"/>
+      <w:lvlText w:val="%1."/>
+      <w:lvlJc w:val="left"/>
+      <w:pPr>
+        <w:ind w:left="360" w:hanging="360"/>
+      </w:pPr>
+      <w:rPr>
+        <w:rFonts w:hint="default"/>
+        <w:b w:val="0"/>
+      </w:rPr>
+    </w:lvl>
+    <w:lvl w:ilvl="1" w:tplc="04090019" w:tentative="1">
+      <w:start w:val="1"/>
+      <w:numFmt w:val="lowerLetter"/>
+      <w:lvlText w:val="%2)"/>
+      <w:lvlJc w:val="left"/>
+      <w:pPr>
+        <w:ind w:left="880" w:hanging="440"/>
+      </w:pPr>
+    </w:lvl>
+    <w:lvl w:ilvl="2" w:tplc="0409001B" w:tentative="1">
+      <w:start w:val="1"/>
+      <w:numFmt w:val="lowerRoman"/>
+      <w:lvlText w:val="%3."/>
+      <w:lvlJc w:val="right"/>
+      <w:pPr>
+        <w:ind w:left="1320" w:hanging="440"/>
+      </w:pPr>
+    </w:lvl>
+    <w:lvl w:ilvl="3" w:tplc="0409000F" w:tentative="1">
+      <w:start w:val="1"/>
+      <w:numFmt w:val="decimal"/>
+      <w:lvlText w:val="%4."/>
+      <w:lvlJc w:val="left"/>
+      <w:pPr>
+        <w:ind w:left="1760" w:hanging="440"/>
+      </w:pPr>
+    </w:lvl>
+    <w:lvl w:ilvl="4" w:tplc="04090019" w:tentative="1">
+      <w:start w:val="1"/>
+      <w:numFmt w:val="lowerLetter"/>
+      <w:lvlText w:val="%5)"/>
+      <w:lvlJc w:val="left"/>
+      <w:pPr>
+        <w:ind w:left="2200" w:hanging="440"/>
+      </w:pPr>
+    </w:lvl>
+    <w:lvl w:ilvl="5" w:tplc="0409001B" w:tentative="1">
+      <w:start w:val="1"/>
+      <w:numFmt w:val="lowerRoman"/>
+      <w:lvlText w:val="%6."/>
+      <w:lvlJc w:val="right"/>
+      <w:pPr>
+        <w:ind w:left="2640" w:hanging="440"/>
+      </w:pPr>
+    </w:lvl>
+    <w:lvl w:ilvl="6" w:tplc="0409000F" w:tentative="1">
+      <w:start w:val="1"/>
+      <w:numFmt w:val="decimal"/>
+      <w:lvlText w:val="%7."/>
+      <w:lvlJc w:val="left"/>
+      <w:pPr>
+        <w:ind w:left="3080" w:hanging="440"/>
+      </w:pPr>
+    </w:lvl>
+    <w:lvl w:ilvl="7" w:tplc="04090019" w:tentative="1">
+      <w:start w:val="1"/>
+      <w:numFmt w:val="lowerLetter"/>
+      <w:lvlText w:val="%8)"/>
+      <w:lvlJc w:val="left"/>
+      <w:pPr>
+        <w:ind w:left="3520" w:hanging="440"/>
+      </w:pPr>
+    </w:lvl>
+    <w:lvl w:ilvl="8" w:tplc="0409001B" w:tentative="1">
+      <w:start w:val="1"/>
+      <w:numFmt w:val="lowerRoman"/>
+      <w:lvlText w:val="%9."/>
+      <w:lvlJc w:val="right"/>
+      <w:pPr>
+        <w:ind w:left="3960" w:hanging="440"/>
+      </w:pPr>
     </w:lvl>
   </w:abstractNum>
   <w:num w:numId="1" w16cid:durableId="357048069">
     <w:abstractNumId w:val="2"/>
   </w:num>
   <w:num w:numId="2" w16cid:durableId="403259363">
-    <w:abstractNumId w:val="9"/>
+    <w:abstractNumId w:val="11"/>
   </w:num>
   <w:num w:numId="3" w16cid:durableId="2121291958">
-    <w:abstractNumId w:val="17"/>
+    <w:abstractNumId w:val="19"/>
   </w:num>
   <w:num w:numId="4" w16cid:durableId="2068911211">
     <w:abstractNumId w:val="0"/>
   </w:num>
   <w:num w:numId="5" w16cid:durableId="1979021198">
-    <w:abstractNumId w:val="5"/>
+    <w:abstractNumId w:val="6"/>
   </w:num>
   <w:num w:numId="6" w16cid:durableId="1649167486">
-    <w:abstractNumId w:val="15"/>
+    <w:abstractNumId w:val="17"/>
   </w:num>
   <w:num w:numId="7" w16cid:durableId="1432049740">
     <w:abstractNumId w:val="3"/>
@@ -11916,46 +12206,55 @@
     <w:abstractNumId w:val="4"/>
   </w:num>
   <w:num w:numId="9" w16cid:durableId="312954107">
+    <w:abstractNumId w:val="14"/>
+  </w:num>
+  <w:num w:numId="10" w16cid:durableId="872112538">
+    <w:abstractNumId w:val="9"/>
+  </w:num>
+  <w:num w:numId="11" w16cid:durableId="2088651877">
+    <w:abstractNumId w:val="16"/>
+  </w:num>
+  <w:num w:numId="12" w16cid:durableId="1534882982">
     <w:abstractNumId w:val="12"/>
   </w:num>
-  <w:num w:numId="10" w16cid:durableId="872112538">
+  <w:num w:numId="13" w16cid:durableId="1895045964">
+    <w:abstractNumId w:val="23"/>
+  </w:num>
+  <w:num w:numId="14" w16cid:durableId="184709944">
+    <w:abstractNumId w:val="15"/>
+  </w:num>
+  <w:num w:numId="15" w16cid:durableId="1804230847">
+    <w:abstractNumId w:val="20"/>
+  </w:num>
+  <w:num w:numId="16" w16cid:durableId="349840222">
     <w:abstractNumId w:val="8"/>
   </w:num>
-  <w:num w:numId="11" w16cid:durableId="2088651877">
-    <w:abstractNumId w:val="14"/>
-  </w:num>
-  <w:num w:numId="12" w16cid:durableId="1534882982">
-    <w:abstractNumId w:val="10"/>
-  </w:num>
-  <w:num w:numId="13" w16cid:durableId="1895045964">
+  <w:num w:numId="17" w16cid:durableId="452095140">
     <w:abstractNumId w:val="21"/>
   </w:num>
-  <w:num w:numId="14" w16cid:durableId="184709944">
-    <w:abstractNumId w:val="13"/>
-  </w:num>
-  <w:num w:numId="15" w16cid:durableId="1804230847">
-    <w:abstractNumId w:val="18"/>
-  </w:num>
-  <w:num w:numId="16" w16cid:durableId="349840222">
+  <w:num w:numId="18" w16cid:durableId="581648754">
     <w:abstractNumId w:val="7"/>
-  </w:num>
-  <w:num w:numId="17" w16cid:durableId="452095140">
-    <w:abstractNumId w:val="19"/>
-  </w:num>
-  <w:num w:numId="18" w16cid:durableId="581648754">
-    <w:abstractNumId w:val="6"/>
   </w:num>
   <w:num w:numId="19" w16cid:durableId="732506273">
     <w:abstractNumId w:val="1"/>
   </w:num>
   <w:num w:numId="20" w16cid:durableId="1777484406">
-    <w:abstractNumId w:val="20"/>
+    <w:abstractNumId w:val="22"/>
   </w:num>
   <w:num w:numId="21" w16cid:durableId="1730300248">
-    <w:abstractNumId w:val="11"/>
+    <w:abstractNumId w:val="13"/>
   </w:num>
   <w:num w:numId="22" w16cid:durableId="1135878009">
-    <w:abstractNumId w:val="16"/>
+    <w:abstractNumId w:val="18"/>
+  </w:num>
+  <w:num w:numId="23" w16cid:durableId="1664048379">
+    <w:abstractNumId w:val="5"/>
+  </w:num>
+  <w:num w:numId="24" w16cid:durableId="513423761">
+    <w:abstractNumId w:val="24"/>
+  </w:num>
+  <w:num w:numId="25" w16cid:durableId="189417284">
+    <w:abstractNumId w:val="10"/>
   </w:num>
 </w:numbering>
 </file>

--- a/GD12Level Main/敌人和文档.docx
+++ b/GD12Level Main/敌人和文档.docx
@@ -44,8 +44,21 @@
     </w:p>
     <w:p>
       <w:r>
-        <w:t>死亡信息：（ne$% $% gu#!@ %$&amp; CEO's &amp;*om.</w:t>
-      </w:r>
+        <w:t xml:space="preserve">死亡信息：（ne$% $% </w:t>
+      </w:r>
+      <w:proofErr w:type="spellStart"/>
+      <w:r>
+        <w:t>gu</w:t>
+      </w:r>
+      <w:proofErr w:type="spellEnd"/>
+      <w:r>
+        <w:t>#!@ %$&amp; CEO's &amp;*</w:t>
+      </w:r>
+      <w:proofErr w:type="spellStart"/>
+      <w:r>
+        <w:t>om.</w:t>
+      </w:r>
+      <w:proofErr w:type="spellEnd"/>
     </w:p>
     <w:p/>
     <w:p>
@@ -84,7 +97,35 @@
         <w:rPr>
           <w:rFonts w:hint="eastAsia"/>
         </w:rPr>
-        <w:t xml:space="preserve"> ^%$%^ ru&lt;*%$ tha&amp; so*&amp;one is in&lt;!d*&amp;</w:t>
+        <w:t xml:space="preserve"> ^%$%^ </w:t>
+      </w:r>
+      <w:proofErr w:type="spellStart"/>
+      <w:r>
+        <w:rPr>
+          <w:rFonts w:hint="eastAsia"/>
+        </w:rPr>
+        <w:t>ru</w:t>
+      </w:r>
+      <w:proofErr w:type="spellEnd"/>
+      <w:r>
+        <w:rPr>
+          <w:rFonts w:hint="eastAsia"/>
+        </w:rPr>
+        <w:t xml:space="preserve">&lt;*%$ </w:t>
+      </w:r>
+      <w:proofErr w:type="spellStart"/>
+      <w:r>
+        <w:rPr>
+          <w:rFonts w:hint="eastAsia"/>
+        </w:rPr>
+        <w:t>tha</w:t>
+      </w:r>
+      <w:proofErr w:type="spellEnd"/>
+      <w:r>
+        <w:rPr>
+          <w:rFonts w:hint="eastAsia"/>
+        </w:rPr>
+        <w:t>&amp; so*&amp;one is in&lt;!d*&amp;</w:t>
       </w:r>
       <w:proofErr w:type="gramStart"/>
       <w:r>
@@ -141,7 +182,23 @@
           <w:b/>
           <w:bCs/>
         </w:rPr>
-        <w:t>1 s@w M$ L</w:t>
+        <w:t xml:space="preserve">1 </w:t>
+      </w:r>
+      <w:proofErr w:type="spellStart"/>
+      <w:r>
+        <w:rPr>
+          <w:b/>
+          <w:bCs/>
+        </w:rPr>
+        <w:t>s@w</w:t>
+      </w:r>
+      <w:proofErr w:type="spellEnd"/>
+      <w:r>
+        <w:rPr>
+          <w:b/>
+          <w:bCs/>
+        </w:rPr>
+        <w:t xml:space="preserve"> M$ L</w:t>
       </w:r>
       <w:proofErr w:type="gramStart"/>
       <w:r>
@@ -157,7 +214,15 @@
           <w:b/>
           <w:bCs/>
         </w:rPr>
-        <w:t>!l</w:t>
+        <w:t>!</w:t>
+      </w:r>
+      <w:proofErr w:type="spellStart"/>
+      <w:r>
+        <w:rPr>
+          <w:b/>
+          <w:bCs/>
+        </w:rPr>
+        <w:t>l</w:t>
       </w:r>
       <w:proofErr w:type="gramEnd"/>
       <w:r>
@@ -173,7 +238,15 @@
           <w:b/>
           <w:bCs/>
         </w:rPr>
-        <w:t>th u</w:t>
+        <w:t>th</w:t>
+      </w:r>
+      <w:proofErr w:type="spellEnd"/>
+      <w:r>
+        <w:rPr>
+          <w:b/>
+          <w:bCs/>
+        </w:rPr>
+        <w:t xml:space="preserve"> u</w:t>
       </w:r>
       <w:proofErr w:type="gramStart"/>
       <w:r>
@@ -232,7 +305,15 @@
     <w:p/>
     <w:p>
       <w:r>
-        <w:t>E4 （看守玻璃栈桥，这是除了ceo房间电梯以外唯一的从二楼通往一楼的路径）</w:t>
+        <w:t>E4 （看守玻璃栈桥，这是除了</w:t>
+      </w:r>
+      <w:proofErr w:type="spellStart"/>
+      <w:r>
+        <w:t>ceo</w:t>
+      </w:r>
+      <w:proofErr w:type="spellEnd"/>
+      <w:r>
+        <w:t>房间电梯以外唯一的从二楼通往一楼的路径）</w:t>
       </w:r>
     </w:p>
     <w:p>
@@ -316,7 +397,21 @@
         <w:rPr>
           <w:rFonts w:hint="eastAsia"/>
         </w:rPr>
-        <w:t>#$ hesi^%$(&lt;&amp;.</w:t>
+        <w:t xml:space="preserve">#$ </w:t>
+      </w:r>
+      <w:proofErr w:type="spellStart"/>
+      <w:r>
+        <w:rPr>
+          <w:rFonts w:hint="eastAsia"/>
+        </w:rPr>
+        <w:t>hesi</w:t>
+      </w:r>
+      <w:proofErr w:type="spellEnd"/>
+      <w:r>
+        <w:rPr>
+          <w:rFonts w:hint="eastAsia"/>
+        </w:rPr>
+        <w:t>^%$(&lt;&amp;.</w:t>
       </w:r>
     </w:p>
     <w:p/>
@@ -368,7 +463,15 @@
       </w:r>
       <w:proofErr w:type="gramEnd"/>
       <w:r>
-        <w:t xml:space="preserve"> w#!! r*t^rn $% Security Room *&amp;$ #</w:t>
+        <w:t xml:space="preserve"> w#!! r*</w:t>
+      </w:r>
+      <w:proofErr w:type="spellStart"/>
+      <w:r>
+        <w:t>t^rn</w:t>
+      </w:r>
+      <w:proofErr w:type="spellEnd"/>
+      <w:r>
+        <w:t xml:space="preserve"> $% Security Room *&amp;$ #</w:t>
       </w:r>
       <w:proofErr w:type="gramStart"/>
       <w:r>
@@ -453,7 +556,23 @@
           <w:b/>
           <w:bCs/>
         </w:rPr>
-        <w:t xml:space="preserve"> p%t# </w:t>
+        <w:t xml:space="preserve"> </w:t>
+      </w:r>
+      <w:proofErr w:type="spellStart"/>
+      <w:r>
+        <w:rPr>
+          <w:b/>
+          <w:bCs/>
+        </w:rPr>
+        <w:t>p%t</w:t>
+      </w:r>
+      <w:proofErr w:type="spellEnd"/>
+      <w:r>
+        <w:rPr>
+          <w:b/>
+          <w:bCs/>
+        </w:rPr>
+        <w:t xml:space="preserve"># </w:t>
       </w:r>
       <w:proofErr w:type="gramStart"/>
       <w:r>
@@ -469,7 +588,71 @@
           <w:b/>
           <w:bCs/>
         </w:rPr>
-        <w:t xml:space="preserve"> th@ c&amp;mp*ny t0night. 0nly @ f3w f*lks @t th</w:t>
+        <w:t xml:space="preserve"> </w:t>
+      </w:r>
+      <w:proofErr w:type="spellStart"/>
+      <w:r>
+        <w:rPr>
+          <w:b/>
+          <w:bCs/>
+        </w:rPr>
+        <w:t>th</w:t>
+      </w:r>
+      <w:proofErr w:type="spellEnd"/>
+      <w:r>
+        <w:rPr>
+          <w:b/>
+          <w:bCs/>
+        </w:rPr>
+        <w:t xml:space="preserve">@ </w:t>
+      </w:r>
+      <w:proofErr w:type="spellStart"/>
+      <w:r>
+        <w:rPr>
+          <w:b/>
+          <w:bCs/>
+        </w:rPr>
+        <w:t>c&amp;mp</w:t>
+      </w:r>
+      <w:proofErr w:type="spellEnd"/>
+      <w:r>
+        <w:rPr>
+          <w:b/>
+          <w:bCs/>
+        </w:rPr>
+        <w:t>*</w:t>
+      </w:r>
+      <w:proofErr w:type="spellStart"/>
+      <w:r>
+        <w:rPr>
+          <w:b/>
+          <w:bCs/>
+        </w:rPr>
+        <w:t>ny</w:t>
+      </w:r>
+      <w:proofErr w:type="spellEnd"/>
+      <w:r>
+        <w:rPr>
+          <w:b/>
+          <w:bCs/>
+        </w:rPr>
+        <w:t xml:space="preserve"> t0night. 0nly @ f3w f*</w:t>
+      </w:r>
+      <w:proofErr w:type="spellStart"/>
+      <w:r>
+        <w:rPr>
+          <w:b/>
+          <w:bCs/>
+        </w:rPr>
+        <w:t>lks</w:t>
+      </w:r>
+      <w:proofErr w:type="spellEnd"/>
+      <w:r>
+        <w:rPr>
+          <w:b/>
+          <w:bCs/>
+        </w:rPr>
+        <w:t xml:space="preserve"> @t th</w:t>
       </w:r>
       <w:proofErr w:type="gramStart"/>
       <w:r>
@@ -485,7 +668,23 @@
           <w:b/>
           <w:bCs/>
         </w:rPr>
-        <w:t xml:space="preserve"> w&gt;kst@t!0ns. G0tt@ p$sh m^s3lf t&gt;&lt;.</w:t>
+        <w:t xml:space="preserve"> w&gt;kst@t!0ns. G0tt@ </w:t>
+      </w:r>
+      <w:proofErr w:type="spellStart"/>
+      <w:r>
+        <w:rPr>
+          <w:b/>
+          <w:bCs/>
+        </w:rPr>
+        <w:t>p$sh</w:t>
+      </w:r>
+      <w:proofErr w:type="spellEnd"/>
+      <w:r>
+        <w:rPr>
+          <w:b/>
+          <w:bCs/>
+        </w:rPr>
+        <w:t xml:space="preserve"> m^s3lf t&gt;&lt;.</w:t>
       </w:r>
     </w:p>
     <w:p>
@@ -515,8 +714,25 @@
           <w:b/>
           <w:bCs/>
         </w:rPr>
-        <w:t xml:space="preserve">E6 h@sn't b33n </w:t>
-      </w:r>
+        <w:t xml:space="preserve">E6 </w:t>
+      </w:r>
+      <w:proofErr w:type="spellStart"/>
+      <w:r>
+        <w:rPr>
+          <w:b/>
+          <w:bCs/>
+        </w:rPr>
+        <w:t>h@sn't</w:t>
+      </w:r>
+      <w:proofErr w:type="spellEnd"/>
+      <w:r>
+        <w:rPr>
+          <w:b/>
+          <w:bCs/>
+        </w:rPr>
+        <w:t xml:space="preserve"> b33n </w:t>
+      </w:r>
+      <w:proofErr w:type="spellStart"/>
       <w:proofErr w:type="gramStart"/>
       <w:r>
         <w:rPr>
@@ -525,6 +741,7 @@
         </w:rPr>
         <w:t>q!t</w:t>
       </w:r>
+      <w:proofErr w:type="spellEnd"/>
       <w:proofErr w:type="gramEnd"/>
       <w:r>
         <w:rPr>
@@ -547,7 +764,23 @@
           <w:b/>
           <w:bCs/>
         </w:rPr>
-        <w:t>3lf l@t3ly, b^t pr0t3</w:t>
+        <w:t xml:space="preserve">3lf l@t3ly, </w:t>
+      </w:r>
+      <w:proofErr w:type="spellStart"/>
+      <w:r>
+        <w:rPr>
+          <w:b/>
+          <w:bCs/>
+        </w:rPr>
+        <w:t>b^t</w:t>
+      </w:r>
+      <w:proofErr w:type="spellEnd"/>
+      <w:r>
+        <w:rPr>
+          <w:b/>
+          <w:bCs/>
+        </w:rPr>
+        <w:t xml:space="preserve"> pr0t3</w:t>
       </w:r>
       <w:proofErr w:type="gramStart"/>
       <w:r>
@@ -579,8 +812,17 @@
           <w:b/>
           <w:bCs/>
         </w:rPr>
-        <w:t xml:space="preserve"> my d^ty</w:t>
-      </w:r>
+        <w:t xml:space="preserve"> my </w:t>
+      </w:r>
+      <w:proofErr w:type="spellStart"/>
+      <w:r>
+        <w:rPr>
+          <w:b/>
+          <w:bCs/>
+        </w:rPr>
+        <w:t>d^ty</w:t>
+      </w:r>
+      <w:proofErr w:type="spellEnd"/>
       <w:proofErr w:type="gramStart"/>
       <w:r>
         <w:rPr>
@@ -595,7 +837,23 @@
           <w:b/>
           <w:bCs/>
         </w:rPr>
-        <w:t xml:space="preserve"> c@n't @ff0rd t0 w@v3r.</w:t>
+        <w:t xml:space="preserve"> </w:t>
+      </w:r>
+      <w:proofErr w:type="spellStart"/>
+      <w:r>
+        <w:rPr>
+          <w:b/>
+          <w:bCs/>
+        </w:rPr>
+        <w:t>c@n't</w:t>
+      </w:r>
+      <w:proofErr w:type="spellEnd"/>
+      <w:r>
+        <w:rPr>
+          <w:b/>
+          <w:bCs/>
+        </w:rPr>
+        <w:t xml:space="preserve"> @ff0rd t0 w@v3r.</w:t>
       </w:r>
     </w:p>
     <w:p/>
@@ -646,6 +904,7 @@
         </w:rPr>
         <w:t xml:space="preserve">3v3r </w:t>
       </w:r>
+      <w:proofErr w:type="spellStart"/>
       <w:proofErr w:type="gramStart"/>
       <w:r>
         <w:rPr>
@@ -654,6 +913,7 @@
         </w:rPr>
         <w:t>s!nc</w:t>
       </w:r>
+      <w:proofErr w:type="spellEnd"/>
       <w:proofErr w:type="gramEnd"/>
       <w:r>
         <w:rPr>
@@ -692,6 +952,7 @@
         </w:rPr>
         <w:t xml:space="preserve"> f33lz </w:t>
       </w:r>
+      <w:proofErr w:type="spellStart"/>
       <w:proofErr w:type="gramStart"/>
       <w:r>
         <w:rPr>
@@ -700,13 +961,30 @@
         </w:rPr>
         <w:t>l!k</w:t>
       </w:r>
+      <w:proofErr w:type="spellEnd"/>
       <w:proofErr w:type="gramEnd"/>
       <w:r>
         <w:rPr>
           <w:b/>
           <w:bCs/>
         </w:rPr>
-        <w:t># n0 0n3'z @ctu@lly s33n th# Pr0</w:t>
+        <w:t xml:space="preserve"># n0 0n3'z @ctu@lly s33n </w:t>
+      </w:r>
+      <w:proofErr w:type="spellStart"/>
+      <w:r>
+        <w:rPr>
+          <w:b/>
+          <w:bCs/>
+        </w:rPr>
+        <w:t>th</w:t>
+      </w:r>
+      <w:proofErr w:type="spellEnd"/>
+      <w:r>
+        <w:rPr>
+          <w:b/>
+          <w:bCs/>
+        </w:rPr>
+        <w:t># Pr0</w:t>
       </w:r>
       <w:proofErr w:type="gramStart"/>
       <w:r>
@@ -751,7 +1029,23 @@
           <w:b/>
           <w:bCs/>
         </w:rPr>
-        <w:t xml:space="preserve">7h3s3 st@+u3z h0ld 0ur </w:t>
+        <w:t xml:space="preserve">7h3s3 </w:t>
+      </w:r>
+      <w:proofErr w:type="spellStart"/>
+      <w:r>
+        <w:rPr>
+          <w:b/>
+          <w:bCs/>
+        </w:rPr>
+        <w:t>st</w:t>
+      </w:r>
+      <w:proofErr w:type="spellEnd"/>
+      <w:r>
+        <w:rPr>
+          <w:b/>
+          <w:bCs/>
+        </w:rPr>
+        <w:t xml:space="preserve">@+u3z h0ld 0ur </w:t>
       </w:r>
       <w:proofErr w:type="gramStart"/>
       <w:r>
@@ -767,7 +1061,15 @@
           <w:b/>
           <w:bCs/>
         </w:rPr>
-        <w:t>0ry. G^</w:t>
+        <w:t xml:space="preserve">0ry. </w:t>
+      </w:r>
+      <w:proofErr w:type="spellStart"/>
+      <w:r>
+        <w:rPr>
+          <w:b/>
+          <w:bCs/>
+        </w:rPr>
+        <w:t>G^</w:t>
       </w:r>
       <w:proofErr w:type="gramStart"/>
       <w:r>
@@ -777,13 +1079,30 @@
         </w:rPr>
         <w:t>rd!ng</w:t>
       </w:r>
+      <w:proofErr w:type="spellEnd"/>
       <w:proofErr w:type="gramEnd"/>
       <w:r>
         <w:rPr>
           <w:b/>
           <w:bCs/>
         </w:rPr>
-        <w:t xml:space="preserve"> th@+ l3g@</w:t>
+        <w:t xml:space="preserve"> </w:t>
+      </w:r>
+      <w:proofErr w:type="spellStart"/>
+      <w:r>
+        <w:rPr>
+          <w:b/>
+          <w:bCs/>
+        </w:rPr>
+        <w:t>th</w:t>
+      </w:r>
+      <w:proofErr w:type="spellEnd"/>
+      <w:r>
+        <w:rPr>
+          <w:b/>
+          <w:bCs/>
+        </w:rPr>
+        <w:t>@+ l3g@</w:t>
       </w:r>
       <w:proofErr w:type="gramStart"/>
       <w:r>
@@ -834,7 +1153,39 @@
           <w:b/>
           <w:bCs/>
         </w:rPr>
-        <w:t>H3@rd Jvd@s h@d m</w:t>
+        <w:t xml:space="preserve">H3@rd </w:t>
+      </w:r>
+      <w:proofErr w:type="spellStart"/>
+      <w:r>
+        <w:rPr>
+          <w:b/>
+          <w:bCs/>
+        </w:rPr>
+        <w:t>Jvd@s</w:t>
+      </w:r>
+      <w:proofErr w:type="spellEnd"/>
+      <w:r>
+        <w:rPr>
+          <w:b/>
+          <w:bCs/>
+        </w:rPr>
+        <w:t xml:space="preserve"> </w:t>
+      </w:r>
+      <w:proofErr w:type="spellStart"/>
+      <w:r>
+        <w:rPr>
+          <w:b/>
+          <w:bCs/>
+        </w:rPr>
+        <w:t>h@d</w:t>
+      </w:r>
+      <w:proofErr w:type="spellEnd"/>
+      <w:r>
+        <w:rPr>
+          <w:b/>
+          <w:bCs/>
+        </w:rPr>
+        <w:t xml:space="preserve"> m</w:t>
       </w:r>
       <w:proofErr w:type="gramStart"/>
       <w:r>
@@ -842,15 +1193,32 @@
           <w:b/>
           <w:bCs/>
         </w:rPr>
-        <w:t>@!nt</w:t>
-      </w:r>
+        <w:t>@!</w:t>
+      </w:r>
+      <w:proofErr w:type="spellStart"/>
+      <w:r>
+        <w:rPr>
+          <w:b/>
+          <w:bCs/>
+        </w:rPr>
+        <w:t>nt</w:t>
+      </w:r>
+      <w:proofErr w:type="spellEnd"/>
       <w:proofErr w:type="gramEnd"/>
       <w:r>
         <w:rPr>
           <w:b/>
           <w:bCs/>
         </w:rPr>
-        <w:t xml:space="preserve"> r3w0rk th3 l0bb¥ ch@nd€</w:t>
+        <w:t xml:space="preserve"> r3w0rk th3 l0bb¥ </w:t>
+      </w:r>
+      <w:proofErr w:type="spellStart"/>
+      <w:r>
+        <w:rPr>
+          <w:b/>
+          <w:bCs/>
+        </w:rPr>
+        <w:t>ch@nd€</w:t>
       </w:r>
       <w:proofErr w:type="gramStart"/>
       <w:r>
@@ -860,13 +1228,46 @@
         </w:rPr>
         <w:t>l!er</w:t>
       </w:r>
+      <w:proofErr w:type="spellEnd"/>
       <w:proofErr w:type="gramEnd"/>
       <w:r>
         <w:rPr>
           <w:b/>
           <w:bCs/>
         </w:rPr>
-        <w:t>. W@z @11 th@+ r3@lly n3c</w:t>
+        <w:t xml:space="preserve">. </w:t>
+      </w:r>
+      <w:proofErr w:type="spellStart"/>
+      <w:r>
+        <w:rPr>
+          <w:b/>
+          <w:bCs/>
+        </w:rPr>
+        <w:t>W@z</w:t>
+      </w:r>
+      <w:proofErr w:type="spellEnd"/>
+      <w:r>
+        <w:rPr>
+          <w:b/>
+          <w:bCs/>
+        </w:rPr>
+        <w:t xml:space="preserve"> @11 </w:t>
+      </w:r>
+      <w:proofErr w:type="spellStart"/>
+      <w:r>
+        <w:rPr>
+          <w:b/>
+          <w:bCs/>
+        </w:rPr>
+        <w:t>th</w:t>
+      </w:r>
+      <w:proofErr w:type="spellEnd"/>
+      <w:r>
+        <w:rPr>
+          <w:b/>
+          <w:bCs/>
+        </w:rPr>
+        <w:t>@+ r3@lly n3c</w:t>
       </w:r>
       <w:r>
         <w:rPr>
@@ -883,13 +1284,23 @@
         </w:rPr>
         <w:t>$$</w:t>
       </w:r>
-      <w:r>
-        <w:rPr>
-          <w:rFonts w:hint="eastAsia"/>
-          <w:b/>
-          <w:bCs/>
-        </w:rPr>
-        <w:t>ary?</w:t>
+      <w:proofErr w:type="spellStart"/>
+      <w:r>
+        <w:rPr>
+          <w:rFonts w:hint="eastAsia"/>
+          <w:b/>
+          <w:bCs/>
+        </w:rPr>
+        <w:t>ary</w:t>
+      </w:r>
+      <w:proofErr w:type="spellEnd"/>
+      <w:r>
+        <w:rPr>
+          <w:rFonts w:hint="eastAsia"/>
+          <w:b/>
+          <w:bCs/>
+        </w:rPr>
+        <w:t>?</w:t>
       </w:r>
     </w:p>
     <w:p>
@@ -982,12 +1393,21 @@
       <w:r>
         <w:t>死亡信息：</w:t>
       </w:r>
-      <w:r>
-        <w:rPr>
-          <w:b/>
-          <w:bCs/>
-        </w:rPr>
-        <w:t>Jvd@$ k33ps 3nc0ur@</w:t>
+      <w:proofErr w:type="spellStart"/>
+      <w:r>
+        <w:rPr>
+          <w:b/>
+          <w:bCs/>
+        </w:rPr>
+        <w:t>Jvd</w:t>
+      </w:r>
+      <w:proofErr w:type="spellEnd"/>
+      <w:r>
+        <w:rPr>
+          <w:b/>
+          <w:bCs/>
+        </w:rPr>
+        <w:t>@$ k33ps 3nc0ur@</w:t>
       </w:r>
       <w:proofErr w:type="gramStart"/>
       <w:r>
@@ -1003,7 +1423,23 @@
           <w:b/>
           <w:bCs/>
         </w:rPr>
-        <w:t xml:space="preserve"> th3 $t@ff t0 l3@v3 </w:t>
+        <w:t xml:space="preserve"> th3 $</w:t>
+      </w:r>
+      <w:proofErr w:type="spellStart"/>
+      <w:r>
+        <w:rPr>
+          <w:b/>
+          <w:bCs/>
+        </w:rPr>
+        <w:t>t@ff</w:t>
+      </w:r>
+      <w:proofErr w:type="spellEnd"/>
+      <w:r>
+        <w:rPr>
+          <w:b/>
+          <w:bCs/>
+        </w:rPr>
+        <w:t xml:space="preserve"> t0 l3@v3 </w:t>
       </w:r>
       <w:r>
         <w:rPr>
@@ -1018,7 +1454,23 @@
           <w:b/>
           <w:bCs/>
         </w:rPr>
-        <w:t xml:space="preserve"> l@t3. H0w'z th@+ g00d 4 th3 c0mp@ny</w:t>
+        <w:t xml:space="preserve"> l@t3. H0w'z </w:t>
+      </w:r>
+      <w:proofErr w:type="spellStart"/>
+      <w:r>
+        <w:rPr>
+          <w:b/>
+          <w:bCs/>
+        </w:rPr>
+        <w:t>th</w:t>
+      </w:r>
+      <w:proofErr w:type="spellEnd"/>
+      <w:r>
+        <w:rPr>
+          <w:b/>
+          <w:bCs/>
+        </w:rPr>
+        <w:t>@+ g00d 4 th3 c0mp@ny</w:t>
       </w:r>
       <w:r>
         <w:rPr>
@@ -1080,12 +1532,37 @@
       <w:r>
         <w:t>死亡信息：</w:t>
       </w:r>
-      <w:r>
-        <w:rPr>
-          <w:b/>
-          <w:bCs/>
-        </w:rPr>
-        <w:t>Jμd@$ h@z b33n p0$</w:t>
+      <w:proofErr w:type="spellStart"/>
+      <w:r>
+        <w:rPr>
+          <w:b/>
+          <w:bCs/>
+        </w:rPr>
+        <w:t>Jμd</w:t>
+      </w:r>
+      <w:proofErr w:type="spellEnd"/>
+      <w:r>
+        <w:rPr>
+          <w:b/>
+          <w:bCs/>
+        </w:rPr>
+        <w:t xml:space="preserve">@$ </w:t>
+      </w:r>
+      <w:proofErr w:type="spellStart"/>
+      <w:r>
+        <w:rPr>
+          <w:b/>
+          <w:bCs/>
+        </w:rPr>
+        <w:t>h@z</w:t>
+      </w:r>
+      <w:proofErr w:type="spellEnd"/>
+      <w:r>
+        <w:rPr>
+          <w:b/>
+          <w:bCs/>
+        </w:rPr>
+        <w:t xml:space="preserve"> b33n p0$</w:t>
       </w:r>
       <w:proofErr w:type="gramStart"/>
       <w:r>
@@ -1231,6 +1708,7 @@
         </w:rPr>
         <w:t xml:space="preserve">Th@+ 3l3v@+0r 2 CEO </w:t>
       </w:r>
+      <w:proofErr w:type="spellStart"/>
       <w:r>
         <w:rPr>
           <w:b/>
@@ -1243,7 +1721,15 @@
           <w:b/>
           <w:bCs/>
         </w:rPr>
-        <w:t>'z 0</w:t>
+        <w:t>'z</w:t>
+      </w:r>
+      <w:proofErr w:type="spellEnd"/>
+      <w:r>
+        <w:rPr>
+          <w:b/>
+          <w:bCs/>
+        </w:rPr>
+        <w:t xml:space="preserve"> 0</w:t>
       </w:r>
       <w:proofErr w:type="gramStart"/>
       <w:r>
@@ -1259,7 +1745,23 @@
           <w:b/>
           <w:bCs/>
         </w:rPr>
-        <w:t xml:space="preserve">3 w0n't 3v3n $t@rt </w:t>
+        <w:t>3 w0n't 3v3n $</w:t>
+      </w:r>
+      <w:proofErr w:type="spellStart"/>
+      <w:r>
+        <w:rPr>
+          <w:b/>
+          <w:bCs/>
+        </w:rPr>
+        <w:t>t@rt</w:t>
+      </w:r>
+      <w:proofErr w:type="spellEnd"/>
+      <w:r>
+        <w:rPr>
+          <w:b/>
+          <w:bCs/>
+        </w:rPr>
+        <w:t xml:space="preserve"> </w:t>
       </w:r>
       <w:proofErr w:type="gramStart"/>
       <w:r>
@@ -1275,7 +1777,23 @@
           <w:b/>
           <w:bCs/>
         </w:rPr>
-        <w:t>0μt Jvd@$'z k3yc@rd. &gt;| D03$n't m34</w:t>
+        <w:t xml:space="preserve">0μt </w:t>
+      </w:r>
+      <w:proofErr w:type="spellStart"/>
+      <w:r>
+        <w:rPr>
+          <w:b/>
+          <w:bCs/>
+        </w:rPr>
+        <w:t>Jvd</w:t>
+      </w:r>
+      <w:proofErr w:type="spellEnd"/>
+      <w:r>
+        <w:rPr>
+          <w:b/>
+          <w:bCs/>
+        </w:rPr>
+        <w:t>@$'z k3yc@rd. &gt;| D03$n't m34</w:t>
       </w:r>
       <w:proofErr w:type="gramStart"/>
       <w:r>
@@ -1291,7 +1809,39 @@
           <w:b/>
           <w:bCs/>
         </w:rPr>
-        <w:t xml:space="preserve"> c@n l3t my gu@rd d0wn th0ugh</w:t>
+        <w:t xml:space="preserve"> </w:t>
+      </w:r>
+      <w:proofErr w:type="spellStart"/>
+      <w:r>
+        <w:rPr>
+          <w:b/>
+          <w:bCs/>
+        </w:rPr>
+        <w:t>c@n</w:t>
+      </w:r>
+      <w:proofErr w:type="spellEnd"/>
+      <w:r>
+        <w:rPr>
+          <w:b/>
+          <w:bCs/>
+        </w:rPr>
+        <w:t xml:space="preserve"> l3t my </w:t>
+      </w:r>
+      <w:proofErr w:type="spellStart"/>
+      <w:r>
+        <w:rPr>
+          <w:b/>
+          <w:bCs/>
+        </w:rPr>
+        <w:t>gu@rd</w:t>
+      </w:r>
+      <w:proofErr w:type="spellEnd"/>
+      <w:r>
+        <w:rPr>
+          <w:b/>
+          <w:bCs/>
+        </w:rPr>
+        <w:t xml:space="preserve"> d0wn th0ugh</w:t>
       </w:r>
       <w:r>
         <w:rPr>
@@ -1316,7 +1866,23 @@
           <w:b/>
           <w:bCs/>
         </w:rPr>
-        <w:t>Patrolling this floor makes zero sense. Who's gonna jump down into</w:t>
+        <w:t xml:space="preserve">Patrolling this floor makes zero sense. Who's </w:t>
+      </w:r>
+      <w:proofErr w:type="spellStart"/>
+      <w:r>
+        <w:rPr>
+          <w:b/>
+          <w:bCs/>
+        </w:rPr>
+        <w:t>gonna</w:t>
+      </w:r>
+      <w:proofErr w:type="spellEnd"/>
+      <w:r>
+        <w:rPr>
+          <w:b/>
+          <w:bCs/>
+        </w:rPr>
+        <w:t xml:space="preserve"> jump down into</w:t>
       </w:r>
       <w:r>
         <w:rPr>
@@ -1361,6 +1927,7 @@
         </w:rPr>
         <w:t xml:space="preserve"> </w:t>
       </w:r>
+      <w:proofErr w:type="spellStart"/>
       <w:proofErr w:type="gramStart"/>
       <w:r>
         <w:rPr>
@@ -1369,6 +1936,7 @@
         </w:rPr>
         <w:t>th!z</w:t>
       </w:r>
+      <w:proofErr w:type="spellEnd"/>
       <w:proofErr w:type="gramEnd"/>
       <w:r>
         <w:rPr>
@@ -1391,8 +1959,17 @@
           <w:b/>
           <w:bCs/>
         </w:rPr>
-        <w:t>0 s3cr3t-r00m fr0m upst</w:t>
-      </w:r>
+        <w:t xml:space="preserve">0 s3cr3t-r00m fr0m </w:t>
+      </w:r>
+      <w:proofErr w:type="spellStart"/>
+      <w:r>
+        <w:rPr>
+          <w:b/>
+          <w:bCs/>
+        </w:rPr>
+        <w:t>upst</w:t>
+      </w:r>
+      <w:proofErr w:type="spellEnd"/>
       <w:proofErr w:type="gramStart"/>
       <w:r>
         <w:rPr>
@@ -1612,9 +2189,6 @@
           <w:ilvl w:val="0"/>
           <w:numId w:val="23"/>
         </w:numPr>
-        <w:rPr>
-          <w:rFonts w:hint="eastAsia"/>
-        </w:rPr>
       </w:pPr>
       <w:r>
         <w:rPr>
@@ -1634,26 +2208,22 @@
       </w:r>
     </w:p>
     <w:p/>
-    <w:p>
-      <w:pPr>
-        <w:rPr>
-          <w:rFonts w:hint="eastAsia"/>
-        </w:rPr>
-      </w:pPr>
-    </w:p>
-    <w:p>
-      <w:pPr>
-        <w:rPr>
-          <w:rFonts w:hint="eastAsia"/>
-        </w:rPr>
-      </w:pPr>
-    </w:p>
+    <w:p/>
+    <w:p/>
     <w:p>
       <w:r>
         <w:t>Lailah</w:t>
       </w:r>
       <w:r>
-        <w:t xml:space="preserve"> 为公司新晋董事兼ceo。在</w:t>
+        <w:t xml:space="preserve"> 为公司新晋董事兼</w:t>
+      </w:r>
+      <w:proofErr w:type="spellStart"/>
+      <w:r>
+        <w:t>ceo</w:t>
+      </w:r>
+      <w:proofErr w:type="spellEnd"/>
+      <w:r>
+        <w:t>。在</w:t>
       </w:r>
       <w:r>
         <w:rPr>
@@ -1759,7 +2329,21 @@
         <w:rPr>
           <w:rFonts w:hint="eastAsia"/>
         </w:rPr>
-        <w:t>Lailah为Verrp公司现任CEO。</w:t>
+        <w:t>Lailah为</w:t>
+      </w:r>
+      <w:proofErr w:type="spellStart"/>
+      <w:r>
+        <w:rPr>
+          <w:rFonts w:hint="eastAsia"/>
+        </w:rPr>
+        <w:t>Verrp</w:t>
+      </w:r>
+      <w:proofErr w:type="spellEnd"/>
+      <w:r>
+        <w:rPr>
+          <w:rFonts w:hint="eastAsia"/>
+        </w:rPr>
+        <w:t>公司现任CEO。</w:t>
       </w:r>
       <w:r>
         <w:rPr>
@@ -1781,7 +2365,23 @@
           <w:b/>
           <w:bCs/>
         </w:rPr>
-        <w:t xml:space="preserve"> the current CEO of Verrp Corporation.</w:t>
+        <w:t xml:space="preserve"> the current CEO of </w:t>
+      </w:r>
+      <w:proofErr w:type="spellStart"/>
+      <w:r>
+        <w:rPr>
+          <w:b/>
+          <w:bCs/>
+        </w:rPr>
+        <w:t>Verrp</w:t>
+      </w:r>
+      <w:proofErr w:type="spellEnd"/>
+      <w:r>
+        <w:rPr>
+          <w:b/>
+          <w:bCs/>
+        </w:rPr>
+        <w:t xml:space="preserve"> Corporation.</w:t>
       </w:r>
     </w:p>
     <w:p>
@@ -1900,9 +2500,6 @@
           <w:ilvl w:val="0"/>
           <w:numId w:val="24"/>
         </w:numPr>
-        <w:rPr>
-          <w:rFonts w:hint="eastAsia"/>
-        </w:rPr>
       </w:pPr>
       <w:r>
         <w:rPr>
@@ -1911,13 +2508,7 @@
         <w:t>Lailah has fallen. （死亡后）</w:t>
       </w:r>
     </w:p>
-    <w:p>
-      <w:pPr>
-        <w:rPr>
-          <w:rFonts w:hint="eastAsia"/>
-        </w:rPr>
-      </w:pPr>
-    </w:p>
+    <w:p/>
     <w:p>
       <w:r>
         <w:t>Abel</w:t>
@@ -1995,7 +2586,6 @@
         </w:rPr>
         <w:t xml:space="preserve">   </w:t>
       </w:r>
-      <w:proofErr w:type="gramStart"/>
       <w:r>
         <w:rPr>
           <w:b/>
@@ -2003,17 +2593,7 @@
           <w:i/>
           <w:iCs/>
         </w:rPr>
-        <w:t>Lailah's</w:t>
-      </w:r>
-      <w:proofErr w:type="gramEnd"/>
-      <w:r>
-        <w:rPr>
-          <w:b/>
-          <w:bCs/>
-          <w:i/>
-          <w:iCs/>
-        </w:rPr>
-        <w:t xml:space="preserve"> termination is his core directive now.</w:t>
+        <w:t>Lailah's termination is his core directive now.</w:t>
       </w:r>
     </w:p>
     <w:p>
@@ -2263,17 +2843,32 @@
           <w:ilvl w:val="0"/>
           <w:numId w:val="25"/>
         </w:numPr>
-        <w:rPr>
-          <w:rFonts w:hint="eastAsia"/>
-        </w:rPr>
-      </w:pPr>
-      <w:r>
-        <w:rPr>
-          <w:rFonts w:hint="eastAsia"/>
-          <w:b/>
-          <w:bCs/>
-        </w:rPr>
-        <w:t>Abel与雇佣兵一同击败了lailah。</w:t>
+      </w:pPr>
+      <w:r>
+        <w:rPr>
+          <w:rFonts w:hint="eastAsia"/>
+          <w:b/>
+          <w:bCs/>
+        </w:rPr>
+        <w:t>Abel与雇佣兵一同击败了</w:t>
+      </w:r>
+      <w:proofErr w:type="spellStart"/>
+      <w:r>
+        <w:rPr>
+          <w:rFonts w:hint="eastAsia"/>
+          <w:b/>
+          <w:bCs/>
+        </w:rPr>
+        <w:t>lailah</w:t>
+      </w:r>
+      <w:proofErr w:type="spellEnd"/>
+      <w:r>
+        <w:rPr>
+          <w:rFonts w:hint="eastAsia"/>
+          <w:b/>
+          <w:bCs/>
+        </w:rPr>
+        <w:t>。</w:t>
       </w:r>
       <w:r>
         <w:rPr>
@@ -2310,14 +2905,8 @@
     </w:p>
     <w:p/>
     <w:p/>
-    <w:p>
-      <w:pPr>
-        <w:rPr>
-          <w:rFonts w:hint="eastAsia"/>
-        </w:rPr>
-      </w:pPr>
-    </w:p>
     <w:p/>
+    <w:p/>
     <w:p>
       <w:r>
         <w:rPr>
@@ -2348,7 +2937,21 @@
         <w:rPr>
           <w:rFonts w:hint="eastAsia"/>
         </w:rPr>
-        <w:t>2025年 Verrp诞生</w:t>
+        <w:t xml:space="preserve">2025年 </w:t>
+      </w:r>
+      <w:proofErr w:type="spellStart"/>
+      <w:r>
+        <w:rPr>
+          <w:rFonts w:hint="eastAsia"/>
+        </w:rPr>
+        <w:t>Verrp</w:t>
+      </w:r>
+      <w:proofErr w:type="spellEnd"/>
+      <w:r>
+        <w:rPr>
+          <w:rFonts w:hint="eastAsia"/>
+        </w:rPr>
+        <w:t>诞生</w:t>
       </w:r>
     </w:p>
     <w:p>
@@ -2553,6 +3156,7 @@
         </w:rPr>
         <w:t>：以前线安保人员为素体，经额叶清洗程序消除原始人格后，其大脑皮质层生物电信号被成功解码并上传至"</w:t>
       </w:r>
+      <w:proofErr w:type="spellStart"/>
       <w:r>
         <w:rPr>
           <w:rFonts w:hint="eastAsia"/>
@@ -2560,6 +3164,7 @@
         </w:rPr>
         <w:t>Verrp</w:t>
       </w:r>
+      <w:proofErr w:type="spellEnd"/>
       <w:r>
         <w:rPr>
           <w:szCs w:val="21"/>
@@ -2802,14 +3407,14 @@
         <w:rPr>
           <w:szCs w:val="21"/>
         </w:rPr>
-        <w:t>至传统安</w:t>
+        <w:t>至传统</w:t>
       </w:r>
       <w:proofErr w:type="gramEnd"/>
       <w:r>
         <w:rPr>
           <w:szCs w:val="21"/>
         </w:rPr>
-        <w:t>保体系的1/20</w:t>
+        <w:t>安保体系的1/20</w:t>
       </w:r>
     </w:p>
     <w:p>
@@ -2889,7 +3494,21 @@
         <w:rPr>
           <w:szCs w:val="21"/>
         </w:rPr>
-        <w:t>: Using frontline security personnel as substrates, their cerebral cortex bioelectrical signals were successfully decoded and uploaded to the "Verrp" cloud platform following the elimination of original personalities via frontal lobe cleansing procedures. Current E-3 units demonstrate:</w:t>
+        <w:t>: Using frontline security personnel as substrates, their cerebral cortex bioelectrical signals were successfully decoded and uploaded to the "</w:t>
+      </w:r>
+      <w:proofErr w:type="spellStart"/>
+      <w:r>
+        <w:rPr>
+          <w:szCs w:val="21"/>
+        </w:rPr>
+        <w:t>Verrp</w:t>
+      </w:r>
+      <w:proofErr w:type="spellEnd"/>
+      <w:r>
+        <w:rPr>
+          <w:szCs w:val="21"/>
+        </w:rPr>
+        <w:t>" cloud platform following the elimination of original personalities via frontal lobe cleansing procedures. Current E-3 units demonstrate:</w:t>
       </w:r>
     </w:p>
     <w:p>
@@ -3240,7 +3859,21 @@
         <w:rPr>
           <w:szCs w:val="21"/>
         </w:rPr>
-        <w:t>上传至"Verrp"云端的意识碎片呈现非逻辑性重组，表现为：</w:t>
+        <w:t>上传至"</w:t>
+      </w:r>
+      <w:proofErr w:type="spellStart"/>
+      <w:r>
+        <w:rPr>
+          <w:szCs w:val="21"/>
+        </w:rPr>
+        <w:t>Verrp</w:t>
+      </w:r>
+      <w:proofErr w:type="spellEnd"/>
+      <w:r>
+        <w:rPr>
+          <w:szCs w:val="21"/>
+        </w:rPr>
+        <w:t>"云端的意识碎片呈现非逻辑性重组，表现为：</w:t>
       </w:r>
     </w:p>
     <w:p>
@@ -3524,7 +4157,21 @@
         <w:rPr>
           <w:szCs w:val="21"/>
         </w:rPr>
-        <w:t>Consciousness fragments uploaded to "Verrp" cloud exhibited illogical recombination manifesting as:</w:t>
+        <w:t>Consciousness fragments uploaded to "</w:t>
+      </w:r>
+      <w:proofErr w:type="spellStart"/>
+      <w:r>
+        <w:rPr>
+          <w:szCs w:val="21"/>
+        </w:rPr>
+        <w:t>Verrp</w:t>
+      </w:r>
+      <w:proofErr w:type="spellEnd"/>
+      <w:r>
+        <w:rPr>
+          <w:szCs w:val="21"/>
+        </w:rPr>
+        <w:t>" cloud exhibited illogical recombination manifesting as:</w:t>
       </w:r>
     </w:p>
     <w:p>
@@ -4737,7 +5384,21 @@
         <w:rPr>
           <w:szCs w:val="21"/>
         </w:rPr>
-        <w:t>Establish industry neuroethics exemption standards</w:t>
+        <w:t xml:space="preserve">Establish industry </w:t>
+      </w:r>
+      <w:proofErr w:type="spellStart"/>
+      <w:r>
+        <w:rPr>
+          <w:szCs w:val="21"/>
+        </w:rPr>
+        <w:t>neuroethics</w:t>
+      </w:r>
+      <w:proofErr w:type="spellEnd"/>
+      <w:r>
+        <w:rPr>
+          <w:szCs w:val="21"/>
+        </w:rPr>
+        <w:t xml:space="preserve"> exemption standards</w:t>
       </w:r>
     </w:p>
     <w:p>
@@ -5397,11 +6058,19 @@
         </w:rPr>
         <w:t>难道说</w:t>
       </w:r>
-      <w:r>
-        <w:rPr>
-          <w:szCs w:val="21"/>
-        </w:rPr>
-        <w:t>Verrp公司的机器人拥有灵魂？</w:t>
+      <w:proofErr w:type="spellStart"/>
+      <w:r>
+        <w:rPr>
+          <w:szCs w:val="21"/>
+        </w:rPr>
+        <w:t>Verrp</w:t>
+      </w:r>
+      <w:proofErr w:type="spellEnd"/>
+      <w:r>
+        <w:rPr>
+          <w:szCs w:val="21"/>
+        </w:rPr>
+        <w:t>公司的机器人拥有灵魂？</w:t>
       </w:r>
     </w:p>
     <w:p>
@@ -5474,21 +6143,176 @@
         <w:rPr>
           <w:szCs w:val="21"/>
         </w:rPr>
-        <w:t>）当Verrp公司</w:t>
+        <w:t>）当</w:t>
+      </w:r>
+      <w:proofErr w:type="spellStart"/>
+      <w:r>
+        <w:rPr>
+          <w:szCs w:val="21"/>
+        </w:rPr>
+        <w:t>Verrp</w:t>
+      </w:r>
+      <w:proofErr w:type="spellEnd"/>
+      <w:r>
+        <w:rPr>
+          <w:szCs w:val="21"/>
+        </w:rPr>
+        <w:t xml:space="preserve">公司最新安保机器人E-4在市政厅突发事件中，以未编程的侧身滑步为儿童挡下坠落的吊灯时，围观者惊呼“它好像有灵魂！”对此，CEO </w:t>
+      </w:r>
+      <w:r>
+        <w:rPr>
+          <w:szCs w:val="21"/>
+        </w:rPr>
+        <w:t>Lailah</w:t>
+      </w:r>
+      <w:r>
+        <w:rPr>
+          <w:szCs w:val="21"/>
+        </w:rPr>
+        <w:t>在今日专访中给出技术解释：</w:t>
+      </w:r>
+    </w:p>
+    <w:p>
+      <w:pPr>
+        <w:rPr>
+          <w:szCs w:val="21"/>
+        </w:rPr>
+      </w:pPr>
+    </w:p>
+    <w:p>
+      <w:pPr>
+        <w:rPr>
+          <w:szCs w:val="21"/>
+        </w:rPr>
+      </w:pPr>
+      <w:r>
+        <w:rPr>
+          <w:rFonts w:hint="eastAsia"/>
+          <w:szCs w:val="21"/>
+        </w:rPr>
+        <w:t>“所谓‘灵魂错觉’源于我们研发的神经纠缠算法。”她展示的专利文件显示，该技术通过模拟人类脑区协作机制（专利号：</w:t>
+      </w:r>
+      <w:r>
+        <w:rPr>
+          <w:szCs w:val="21"/>
+        </w:rPr>
+        <w:t>NEUROSYN-7），使机器人能在0.03秒内：</w:t>
+      </w:r>
+    </w:p>
+    <w:p>
+      <w:pPr>
+        <w:rPr>
+          <w:szCs w:val="21"/>
+        </w:rPr>
+      </w:pPr>
+    </w:p>
+    <w:p>
+      <w:pPr>
+        <w:rPr>
+          <w:szCs w:val="21"/>
+        </w:rPr>
+      </w:pPr>
+      <w:r>
+        <w:rPr>
+          <w:rFonts w:hint="eastAsia"/>
+          <w:szCs w:val="21"/>
+        </w:rPr>
+        <w:t>自主融合环境感知</w:t>
+      </w:r>
+      <w:r>
+        <w:rPr>
+          <w:szCs w:val="21"/>
+        </w:rPr>
+        <w:t>/历史数据/威胁预测</w:t>
+      </w:r>
+    </w:p>
+    <w:p>
+      <w:pPr>
+        <w:rPr>
+          <w:szCs w:val="21"/>
+        </w:rPr>
+      </w:pPr>
+    </w:p>
+    <w:p>
+      <w:pPr>
+        <w:rPr>
+          <w:szCs w:val="21"/>
+        </w:rPr>
+      </w:pPr>
+      <w:r>
+        <w:rPr>
+          <w:rFonts w:hint="eastAsia"/>
+          <w:szCs w:val="21"/>
+        </w:rPr>
+        <w:t>生成超过</w:t>
+      </w:r>
+      <w:r>
+        <w:rPr>
+          <w:szCs w:val="21"/>
+        </w:rPr>
+        <w:t>600种动态应对方案</w:t>
+      </w:r>
+    </w:p>
+    <w:p>
+      <w:pPr>
+        <w:rPr>
+          <w:szCs w:val="21"/>
+        </w:rPr>
+      </w:pPr>
+    </w:p>
+    <w:p>
+      <w:pPr>
+        <w:rPr>
+          <w:szCs w:val="21"/>
+        </w:rPr>
+      </w:pPr>
+      <w:r>
+        <w:rPr>
+          <w:rFonts w:hint="eastAsia"/>
+          <w:szCs w:val="21"/>
+        </w:rPr>
+        <w:t>选择最符合伦理优先级的行动</w:t>
+      </w:r>
+    </w:p>
+    <w:p>
+      <w:pPr>
+        <w:rPr>
+          <w:szCs w:val="21"/>
+        </w:rPr>
+      </w:pPr>
+    </w:p>
+    <w:p>
+      <w:pPr>
+        <w:rPr>
+          <w:szCs w:val="21"/>
+        </w:rPr>
+      </w:pPr>
+      <w:r>
+        <w:rPr>
+          <w:rFonts w:hint="eastAsia"/>
+          <w:szCs w:val="21"/>
+        </w:rPr>
+        <w:t>目前全球已有</w:t>
+      </w:r>
+      <w:r>
+        <w:rPr>
+          <w:szCs w:val="21"/>
+        </w:rPr>
+        <w:t>37</w:t>
       </w:r>
       <w:proofErr w:type="gramStart"/>
       <w:r>
         <w:rPr>
           <w:szCs w:val="21"/>
         </w:rPr>
-        <w:t>最</w:t>
+        <w:t>国部署</w:t>
       </w:r>
       <w:proofErr w:type="gramEnd"/>
       <w:r>
         <w:rPr>
           <w:szCs w:val="21"/>
         </w:rPr>
-        <w:t xml:space="preserve">新安保机器人E-4在市政厅突发事件中，以未编程的侧身滑步为儿童挡下坠落的吊灯时，围观者惊呼“它好像有灵魂！”对此，CEO </w:t>
+        <w:t>E系列机器人。当被问及意识上传传闻，</w:t>
       </w:r>
       <w:r>
         <w:rPr>
@@ -5500,161 +6324,6 @@
         <w:rPr>
           <w:szCs w:val="21"/>
         </w:rPr>
-        <w:t>在今日专访中给出技术解释：</w:t>
-      </w:r>
-    </w:p>
-    <w:p>
-      <w:pPr>
-        <w:rPr>
-          <w:szCs w:val="21"/>
-        </w:rPr>
-      </w:pPr>
-    </w:p>
-    <w:p>
-      <w:pPr>
-        <w:rPr>
-          <w:szCs w:val="21"/>
-        </w:rPr>
-      </w:pPr>
-      <w:r>
-        <w:rPr>
-          <w:rFonts w:hint="eastAsia"/>
-          <w:szCs w:val="21"/>
-        </w:rPr>
-        <w:t>“所谓‘灵魂错觉’源于我们研发的神经纠缠算法。”她展示的专利文件显示，该技术通过模拟人类脑区协作机制（专利号：</w:t>
-      </w:r>
-      <w:r>
-        <w:rPr>
-          <w:szCs w:val="21"/>
-        </w:rPr>
-        <w:t>NEUROSYN-7），使机器人能在0.03秒内：</w:t>
-      </w:r>
-    </w:p>
-    <w:p>
-      <w:pPr>
-        <w:rPr>
-          <w:szCs w:val="21"/>
-        </w:rPr>
-      </w:pPr>
-    </w:p>
-    <w:p>
-      <w:pPr>
-        <w:rPr>
-          <w:szCs w:val="21"/>
-        </w:rPr>
-      </w:pPr>
-      <w:r>
-        <w:rPr>
-          <w:rFonts w:hint="eastAsia"/>
-          <w:szCs w:val="21"/>
-        </w:rPr>
-        <w:t>自主融合环境感知</w:t>
-      </w:r>
-      <w:r>
-        <w:rPr>
-          <w:szCs w:val="21"/>
-        </w:rPr>
-        <w:t>/历史数据/威胁预测</w:t>
-      </w:r>
-    </w:p>
-    <w:p>
-      <w:pPr>
-        <w:rPr>
-          <w:szCs w:val="21"/>
-        </w:rPr>
-      </w:pPr>
-    </w:p>
-    <w:p>
-      <w:pPr>
-        <w:rPr>
-          <w:szCs w:val="21"/>
-        </w:rPr>
-      </w:pPr>
-      <w:r>
-        <w:rPr>
-          <w:rFonts w:hint="eastAsia"/>
-          <w:szCs w:val="21"/>
-        </w:rPr>
-        <w:t>生成超过</w:t>
-      </w:r>
-      <w:r>
-        <w:rPr>
-          <w:szCs w:val="21"/>
-        </w:rPr>
-        <w:t>600种动态应对方案</w:t>
-      </w:r>
-    </w:p>
-    <w:p>
-      <w:pPr>
-        <w:rPr>
-          <w:szCs w:val="21"/>
-        </w:rPr>
-      </w:pPr>
-    </w:p>
-    <w:p>
-      <w:pPr>
-        <w:rPr>
-          <w:szCs w:val="21"/>
-        </w:rPr>
-      </w:pPr>
-      <w:r>
-        <w:rPr>
-          <w:rFonts w:hint="eastAsia"/>
-          <w:szCs w:val="21"/>
-        </w:rPr>
-        <w:t>选择最符合伦理优先级的行动</w:t>
-      </w:r>
-    </w:p>
-    <w:p>
-      <w:pPr>
-        <w:rPr>
-          <w:szCs w:val="21"/>
-        </w:rPr>
-      </w:pPr>
-    </w:p>
-    <w:p>
-      <w:pPr>
-        <w:rPr>
-          <w:szCs w:val="21"/>
-        </w:rPr>
-      </w:pPr>
-      <w:r>
-        <w:rPr>
-          <w:rFonts w:hint="eastAsia"/>
-          <w:szCs w:val="21"/>
-        </w:rPr>
-        <w:t>目前全球已有</w:t>
-      </w:r>
-      <w:r>
-        <w:rPr>
-          <w:szCs w:val="21"/>
-        </w:rPr>
-        <w:t>37</w:t>
-      </w:r>
-      <w:proofErr w:type="gramStart"/>
-      <w:r>
-        <w:rPr>
-          <w:szCs w:val="21"/>
-        </w:rPr>
-        <w:t>国部署</w:t>
-      </w:r>
-      <w:proofErr w:type="gramEnd"/>
-      <w:r>
-        <w:rPr>
-          <w:szCs w:val="21"/>
-        </w:rPr>
-        <w:t>E系列机器人。当被问及意识上传传闻，</w:t>
-      </w:r>
-      <w:r>
-        <w:rPr>
-          <w:szCs w:val="21"/>
-        </w:rPr>
-        <w:t>Lailah</w:t>
-      </w:r>
-      <w:r>
-        <w:rPr>
-          <w:szCs w:val="21"/>
-        </w:rPr>
         <w:t>正色道：“我们只创造工具。”</w:t>
       </w:r>
     </w:p>
@@ -5678,7 +6347,25 @@
           <w:bCs/>
           <w:szCs w:val="21"/>
         </w:rPr>
-        <w:t>Could Verrp Corporation's Robots Possess Souls?</w:t>
+        <w:t xml:space="preserve">Could </w:t>
+      </w:r>
+      <w:proofErr w:type="spellStart"/>
+      <w:r>
+        <w:rPr>
+          <w:b/>
+          <w:bCs/>
+          <w:szCs w:val="21"/>
+        </w:rPr>
+        <w:t>Verrp</w:t>
+      </w:r>
+      <w:proofErr w:type="spellEnd"/>
+      <w:r>
+        <w:rPr>
+          <w:b/>
+          <w:bCs/>
+          <w:szCs w:val="21"/>
+        </w:rPr>
+        <w:t xml:space="preserve"> Corporation's Robots Possess Souls?</w:t>
       </w:r>
       <w:r>
         <w:rPr>
@@ -5743,7 +6430,21 @@
         <w:rPr>
           <w:szCs w:val="21"/>
         </w:rPr>
-        <w:t xml:space="preserve">When Verrp's latest E-4 security robot executed an unprogrammed sidestep maneuver to shield a child from a falling chandelier during a city hall incident, bystanders gasped, "It seemed to have a soul!" In today's exclusive interview, CEO </w:t>
+        <w:t xml:space="preserve">When </w:t>
+      </w:r>
+      <w:proofErr w:type="spellStart"/>
+      <w:r>
+        <w:rPr>
+          <w:szCs w:val="21"/>
+        </w:rPr>
+        <w:t>Verrp's</w:t>
+      </w:r>
+      <w:proofErr w:type="spellEnd"/>
+      <w:r>
+        <w:rPr>
+          <w:szCs w:val="21"/>
+        </w:rPr>
+        <w:t xml:space="preserve"> latest E-4 security robot executed an unprogrammed sidestep maneuver to shield a child from a falling chandelier during a city hall incident, bystanders gasped, "It seemed to have a soul!" In today's exclusive interview, CEO </w:t>
       </w:r>
       <w:r>
         <w:rPr>
@@ -6978,16 +7679,26 @@
     <w:p>
       <w:pPr>
         <w:rPr>
-          <w:szCs w:val="21"/>
-        </w:rPr>
-      </w:pPr>
-      <w:r>
-        <w:rPr>
-          <w:b/>
-          <w:bCs/>
-          <w:szCs w:val="21"/>
-        </w:rPr>
-        <w:t>We're locked out. Find that master key </w:t>
+          <w:rFonts w:hint="eastAsia"/>
+          <w:szCs w:val="21"/>
+        </w:rPr>
+      </w:pPr>
+      <w:r>
+        <w:rPr>
+          <w:b/>
+          <w:bCs/>
+          <w:szCs w:val="21"/>
+        </w:rPr>
+        <w:t xml:space="preserve">We're locked out. Find </w:t>
+      </w:r>
+      <w:r>
+        <w:rPr>
+          <w:rFonts w:hint="eastAsia"/>
+          <w:b/>
+          <w:bCs/>
+          <w:szCs w:val="21"/>
+        </w:rPr>
+        <w:t>the key card.</w:t>
       </w:r>
     </w:p>
     <w:p>
@@ -7007,41 +7718,244 @@
     <w:p>
       <w:pPr>
         <w:rPr>
-          <w:szCs w:val="21"/>
-        </w:rPr>
-      </w:pPr>
-      <w:r>
-        <w:rPr>
-          <w:b/>
-          <w:bCs/>
-          <w:szCs w:val="21"/>
-        </w:rPr>
-        <w:t>There's got to be keycards or passwords around here. Can't leave</w:t>
-      </w:r>
-      <w:r>
-        <w:rPr>
-          <w:rFonts w:hint="eastAsia"/>
-          <w:b/>
-          <w:bCs/>
-          <w:szCs w:val="21"/>
-        </w:rPr>
-        <w:t xml:space="preserve"> here</w:t>
-      </w:r>
-      <w:r>
-        <w:rPr>
+          <w:rFonts w:hint="eastAsia"/>
+          <w:szCs w:val="21"/>
+        </w:rPr>
+      </w:pPr>
+      <w:r>
+        <w:rPr>
+          <w:b/>
+          <w:bCs/>
+          <w:szCs w:val="21"/>
+        </w:rPr>
+        <w:t xml:space="preserve">There's got to be </w:t>
+      </w:r>
+      <w:r>
+        <w:rPr>
+          <w:rFonts w:hint="eastAsia"/>
+          <w:b/>
+          <w:bCs/>
+          <w:szCs w:val="21"/>
+        </w:rPr>
+        <w:t xml:space="preserve">a </w:t>
+      </w:r>
+      <w:r>
+        <w:rPr>
+          <w:b/>
+          <w:bCs/>
+          <w:szCs w:val="21"/>
+        </w:rPr>
+        <w:t>keycard or passwords around here.</w:t>
+      </w:r>
+    </w:p>
+    <w:p>
+      <w:pPr>
+        <w:rPr>
+          <w:szCs w:val="21"/>
+        </w:rPr>
+      </w:pPr>
+      <w:r>
+        <w:rPr>
+          <w:rFonts w:hint="eastAsia"/>
+          <w:szCs w:val="21"/>
+        </w:rPr>
+        <w:t>3（</w:t>
+      </w:r>
+      <w:r>
+        <w:rPr>
+          <w:rFonts w:hint="eastAsia"/>
+          <w:szCs w:val="21"/>
+        </w:rPr>
+        <w:t>玩家阅读过核心文档3后</w:t>
+      </w:r>
+      <w:r>
+        <w:rPr>
+          <w:rFonts w:hint="eastAsia"/>
+          <w:szCs w:val="21"/>
+        </w:rPr>
+        <w:t>）</w:t>
+      </w:r>
+      <w:r>
+        <w:rPr>
+          <w:rFonts w:hint="eastAsia"/>
+          <w:szCs w:val="21"/>
+        </w:rPr>
+        <w:t>“原来当年的事是这么一回事。“</w:t>
+      </w:r>
+    </w:p>
+    <w:p>
+      <w:pPr>
+        <w:rPr>
+          <w:szCs w:val="21"/>
+        </w:rPr>
+      </w:pPr>
+      <w:r>
+        <w:rPr>
+          <w:b/>
+          <w:bCs/>
+          <w:szCs w:val="21"/>
+        </w:rPr>
+        <w:t>So that's how it all went down that night...</w:t>
+      </w:r>
+    </w:p>
+    <w:p>
+      <w:pPr>
+        <w:rPr>
+          <w:szCs w:val="21"/>
+        </w:rPr>
+      </w:pPr>
+      <w:r>
+        <w:rPr>
+          <w:rFonts w:hint="eastAsia"/>
+          <w:szCs w:val="21"/>
+        </w:rPr>
+        <w:t>4（玩家阅读过核心文档1后）“没想到， E-3型号机体已经具备这样的功能了。那E-4会是怎么样的。”</w:t>
+      </w:r>
+    </w:p>
+    <w:p>
+      <w:pPr>
+        <w:rPr>
+          <w:szCs w:val="21"/>
+        </w:rPr>
+      </w:pPr>
+      <w:r>
+        <w:rPr>
+          <w:b/>
+          <w:bCs/>
+          <w:szCs w:val="21"/>
+        </w:rPr>
+        <w:t>E-3</w:t>
+      </w:r>
+      <w:r>
+        <w:rPr>
+          <w:rFonts w:hint="eastAsia"/>
+          <w:b/>
+          <w:bCs/>
+          <w:szCs w:val="21"/>
+        </w:rPr>
+        <w:t xml:space="preserve"> i</w:t>
+      </w:r>
+      <w:r>
+        <w:rPr>
+          <w:b/>
+          <w:bCs/>
+          <w:szCs w:val="21"/>
+        </w:rPr>
+        <w:t xml:space="preserve">s moving like live </w:t>
+      </w:r>
+      <w:r>
+        <w:rPr>
+          <w:rFonts w:hint="eastAsia"/>
+          <w:b/>
+          <w:bCs/>
+          <w:szCs w:val="21"/>
+        </w:rPr>
+        <w:t>human</w:t>
+      </w:r>
+      <w:r>
+        <w:rPr>
+          <w:b/>
+          <w:bCs/>
+          <w:szCs w:val="21"/>
+        </w:rPr>
+        <w:t xml:space="preserve"> now. God knows what E-4 can do.</w:t>
+      </w:r>
+      <w:bookmarkStart w:id="21" w:name="OLE_LINK28"/>
+      <w:r>
+        <w:rPr>
+          <w:rFonts w:hint="eastAsia"/>
           <w:b/>
           <w:bCs/>
           <w:szCs w:val="21"/>
         </w:rPr>
         <w:t xml:space="preserve"> </w:t>
       </w:r>
-      <w:r>
-        <w:rPr>
-          <w:b/>
-          <w:bCs/>
-          <w:szCs w:val="21"/>
-        </w:rPr>
-        <w:t>without</w:t>
+    </w:p>
+    <w:bookmarkEnd w:id="21"/>
+    <w:p>
+      <w:pPr>
+        <w:rPr>
+          <w:szCs w:val="21"/>
+        </w:rPr>
+      </w:pPr>
+      <w:r>
+        <w:rPr>
+          <w:rFonts w:hint="eastAsia"/>
+          <w:szCs w:val="21"/>
+        </w:rPr>
+        <w:t>5（玩家阅读过核心文档2后）“当年的实验</w:t>
+      </w:r>
+      <w:r>
+        <w:rPr>
+          <w:rFonts w:hint="eastAsia"/>
+          <w:szCs w:val="21"/>
+        </w:rPr>
+        <w:t>可惜我没有</w:t>
+      </w:r>
+      <w:r>
+        <w:rPr>
+          <w:rFonts w:hint="eastAsia"/>
+          <w:szCs w:val="21"/>
+        </w:rPr>
+        <w:t>亲眼</w:t>
+      </w:r>
+      <w:r>
+        <w:rPr>
+          <w:rFonts w:hint="eastAsia"/>
+          <w:szCs w:val="21"/>
+        </w:rPr>
+        <w:t>见证。</w:t>
+      </w:r>
+      <w:r>
+        <w:rPr>
+          <w:rFonts w:hint="eastAsia"/>
+          <w:szCs w:val="21"/>
+        </w:rPr>
+        <w:t>”</w:t>
+      </w:r>
+    </w:p>
+    <w:p>
+      <w:pPr>
+        <w:rPr>
+          <w:szCs w:val="21"/>
+        </w:rPr>
+      </w:pPr>
+      <w:r>
+        <w:rPr>
+          <w:b/>
+          <w:bCs/>
+          <w:szCs w:val="21"/>
+        </w:rPr>
+        <w:t>I'll always regret not witnessing that experiment firsthand.</w:t>
+      </w:r>
+    </w:p>
+    <w:p>
+      <w:pPr>
+        <w:rPr>
+          <w:szCs w:val="21"/>
+        </w:rPr>
+      </w:pPr>
+      <w:r>
+        <w:rPr>
+          <w:rFonts w:hint="eastAsia"/>
+          <w:szCs w:val="21"/>
+        </w:rPr>
+        <w:t>6（玩家阅读过核心文档4后）“到最后一步了，把芯片插入主控电脑吧。这样我们的合作就正式结束了。”</w:t>
+      </w:r>
+    </w:p>
+    <w:p>
+      <w:pPr>
+        <w:rPr>
+          <w:szCs w:val="21"/>
+        </w:rPr>
+      </w:pPr>
+      <w:r>
+        <w:rPr>
+          <w:b/>
+          <w:bCs/>
+          <w:szCs w:val="21"/>
+        </w:rPr>
+        <w:t>Time for the final move.</w:t>
       </w:r>
       <w:r>
         <w:rPr>
@@ -7054,237 +7968,21 @@
       </w:r>
       <w:r>
         <w:rPr>
-          <w:b/>
-          <w:bCs/>
-          <w:szCs w:val="21"/>
-        </w:rPr>
-        <w:t>t</w:t>
-      </w:r>
-      <w:r>
-        <w:rPr>
-          <w:rFonts w:hint="eastAsia"/>
-          <w:b/>
-          <w:bCs/>
-          <w:szCs w:val="21"/>
-        </w:rPr>
-        <w:t>h</w:t>
-      </w:r>
-      <w:r>
-        <w:rPr>
-          <w:b/>
-          <w:bCs/>
-          <w:szCs w:val="21"/>
-        </w:rPr>
-        <w:t>em.</w:t>
-      </w:r>
-    </w:p>
-    <w:p>
-      <w:pPr>
-        <w:rPr>
-          <w:szCs w:val="21"/>
-        </w:rPr>
-      </w:pPr>
-      <w:r>
-        <w:rPr>
-          <w:rFonts w:hint="eastAsia"/>
-          <w:szCs w:val="21"/>
-        </w:rPr>
-        <w:t>3（</w:t>
-      </w:r>
-      <w:r>
-        <w:rPr>
-          <w:rFonts w:hint="eastAsia"/>
-          <w:szCs w:val="21"/>
-        </w:rPr>
-        <w:t>玩家阅读过核心文档3后</w:t>
-      </w:r>
-      <w:r>
-        <w:rPr>
-          <w:rFonts w:hint="eastAsia"/>
-          <w:szCs w:val="21"/>
-        </w:rPr>
-        <w:t>）</w:t>
-      </w:r>
-      <w:r>
-        <w:rPr>
-          <w:rFonts w:hint="eastAsia"/>
-          <w:szCs w:val="21"/>
-        </w:rPr>
-        <w:t>“原来当年的事是这么一回事。“</w:t>
-      </w:r>
-    </w:p>
-    <w:p>
-      <w:pPr>
-        <w:rPr>
-          <w:szCs w:val="21"/>
-        </w:rPr>
-      </w:pPr>
-      <w:r>
-        <w:rPr>
-          <w:b/>
-          <w:bCs/>
-          <w:szCs w:val="21"/>
-        </w:rPr>
-        <w:t>So that's how it all went down that night...</w:t>
-      </w:r>
-    </w:p>
-    <w:p>
-      <w:pPr>
-        <w:rPr>
-          <w:szCs w:val="21"/>
-        </w:rPr>
-      </w:pPr>
-      <w:r>
-        <w:rPr>
-          <w:rFonts w:hint="eastAsia"/>
-          <w:szCs w:val="21"/>
-        </w:rPr>
-        <w:t>4（玩家阅读过核心文档1后）“没想到， E-3型号机体已经具备这样的功能了。那E-4会是怎么样的。”</w:t>
-      </w:r>
-    </w:p>
-    <w:p>
-      <w:pPr>
-        <w:rPr>
-          <w:szCs w:val="21"/>
-        </w:rPr>
-      </w:pPr>
-      <w:r>
-        <w:rPr>
-          <w:b/>
-          <w:bCs/>
-          <w:szCs w:val="21"/>
-        </w:rPr>
-        <w:t>E-3</w:t>
-      </w:r>
-      <w:r>
-        <w:rPr>
-          <w:b/>
-          <w:bCs/>
-          <w:szCs w:val="21"/>
-        </w:rPr>
-        <w:t>’</w:t>
-      </w:r>
-      <w:r>
-        <w:rPr>
-          <w:b/>
-          <w:bCs/>
-          <w:szCs w:val="21"/>
-        </w:rPr>
-        <w:t>s moving like live soldiers now. God knows what E-4 can do.</w:t>
-      </w:r>
-    </w:p>
-    <w:p>
-      <w:pPr>
-        <w:rPr>
-          <w:szCs w:val="21"/>
-        </w:rPr>
-      </w:pPr>
-      <w:r>
-        <w:rPr>
-          <w:rFonts w:hint="eastAsia"/>
-          <w:szCs w:val="21"/>
-        </w:rPr>
-        <w:t>5（玩家阅读过核心文档2后）“当年的实验</w:t>
-      </w:r>
-      <w:r>
-        <w:rPr>
-          <w:rFonts w:hint="eastAsia"/>
-          <w:szCs w:val="21"/>
-        </w:rPr>
-        <w:t>可惜我没有</w:t>
-      </w:r>
-      <w:r>
-        <w:rPr>
-          <w:rFonts w:hint="eastAsia"/>
-          <w:szCs w:val="21"/>
-        </w:rPr>
-        <w:t>亲眼</w:t>
-      </w:r>
-      <w:r>
-        <w:rPr>
-          <w:rFonts w:hint="eastAsia"/>
-          <w:szCs w:val="21"/>
-        </w:rPr>
-        <w:t>见证。</w:t>
-      </w:r>
-      <w:r>
-        <w:rPr>
-          <w:rFonts w:hint="eastAsia"/>
-          <w:szCs w:val="21"/>
-        </w:rPr>
-        <w:t>”</w:t>
-      </w:r>
-    </w:p>
-    <w:p>
-      <w:pPr>
-        <w:rPr>
-          <w:szCs w:val="21"/>
-        </w:rPr>
-      </w:pPr>
-      <w:r>
-        <w:rPr>
-          <w:b/>
-          <w:bCs/>
-          <w:szCs w:val="21"/>
-        </w:rPr>
-        <w:t>I'll always regret not witnessing that experiment firsthand.</w:t>
-      </w:r>
-    </w:p>
-    <w:p>
-      <w:pPr>
-        <w:rPr>
-          <w:szCs w:val="21"/>
-        </w:rPr>
-      </w:pPr>
-      <w:r>
-        <w:rPr>
-          <w:rFonts w:hint="eastAsia"/>
-          <w:szCs w:val="21"/>
-        </w:rPr>
-        <w:t>6（玩家阅读过核心文档4后）“到最后一步了，把芯片插入主控电脑吧。这样我们的合作就正式结束了。”</w:t>
-      </w:r>
-    </w:p>
-    <w:p>
-      <w:pPr>
-        <w:rPr>
-          <w:szCs w:val="21"/>
-        </w:rPr>
-      </w:pPr>
-      <w:r>
-        <w:rPr>
-          <w:b/>
-          <w:bCs/>
-          <w:szCs w:val="21"/>
-        </w:rPr>
-        <w:t xml:space="preserve">Time for the final </w:t>
-      </w:r>
-      <w:proofErr w:type="gramStart"/>
-      <w:r>
-        <w:rPr>
-          <w:b/>
-          <w:bCs/>
-          <w:szCs w:val="21"/>
-        </w:rPr>
-        <w:t>move.</w:t>
-      </w:r>
-      <w:r>
-        <w:rPr>
-          <w:rFonts w:hint="eastAsia"/>
-          <w:b/>
-          <w:bCs/>
-          <w:szCs w:val="21"/>
-        </w:rPr>
-        <w:t>Insert</w:t>
-      </w:r>
-      <w:proofErr w:type="gramEnd"/>
-      <w:r>
-        <w:rPr>
-          <w:rFonts w:hint="eastAsia"/>
-          <w:b/>
-          <w:bCs/>
-          <w:szCs w:val="21"/>
-        </w:rPr>
-        <w:t xml:space="preserve"> me</w:t>
+          <w:rFonts w:hint="eastAsia"/>
+          <w:b/>
+          <w:bCs/>
+          <w:szCs w:val="21"/>
+        </w:rPr>
+        <w:t>Insert m</w:t>
+      </w:r>
+      <w:r>
+        <w:rPr>
+          <w:rFonts w:hint="eastAsia"/>
+          <w:b/>
+          <w:bCs/>
+          <w:szCs w:val="21"/>
+        </w:rPr>
+        <w:t>y chip</w:t>
       </w:r>
       <w:r>
         <w:rPr>
@@ -7312,19 +8010,53 @@
         </w:rPr>
         <w:t>.</w:t>
       </w:r>
-    </w:p>
-    <w:p>
-      <w:pPr>
-        <w:rPr>
-          <w:szCs w:val="21"/>
-        </w:rPr>
-      </w:pPr>
-      <w:r>
-        <w:rPr>
-          <w:rFonts w:hint="eastAsia"/>
-          <w:szCs w:val="21"/>
-        </w:rPr>
-        <w:t>7（玩家阅读andrew雕像简介后）“他的</w:t>
+      <w:r>
+        <w:rPr>
+          <w:rFonts w:hint="eastAsia"/>
+          <w:b/>
+          <w:bCs/>
+          <w:szCs w:val="21"/>
+        </w:rPr>
+        <w:t xml:space="preserve"> </w:t>
+      </w:r>
+    </w:p>
+    <w:p>
+      <w:pPr>
+        <w:rPr>
+          <w:rFonts w:hint="eastAsia"/>
+          <w:szCs w:val="21"/>
+        </w:rPr>
+      </w:pPr>
+    </w:p>
+    <w:p>
+      <w:pPr>
+        <w:rPr>
+          <w:szCs w:val="21"/>
+        </w:rPr>
+      </w:pPr>
+      <w:r>
+        <w:rPr>
+          <w:rFonts w:hint="eastAsia"/>
+          <w:szCs w:val="21"/>
+        </w:rPr>
+        <w:lastRenderedPageBreak/>
+        <w:t>7（玩家阅读</w:t>
+      </w:r>
+      <w:proofErr w:type="spellStart"/>
+      <w:r>
+        <w:rPr>
+          <w:rFonts w:hint="eastAsia"/>
+          <w:szCs w:val="21"/>
+        </w:rPr>
+        <w:t>andrew</w:t>
+      </w:r>
+      <w:proofErr w:type="spellEnd"/>
+      <w:r>
+        <w:rPr>
+          <w:rFonts w:hint="eastAsia"/>
+          <w:szCs w:val="21"/>
+        </w:rPr>
+        <w:t>雕像简介后）“他的</w:t>
       </w:r>
       <w:proofErr w:type="gramStart"/>
       <w:r>
@@ -7346,105 +8078,1289 @@
     <w:p>
       <w:pPr>
         <w:rPr>
-          <w:szCs w:val="21"/>
-        </w:rPr>
-      </w:pPr>
-      <w:r>
-        <w:rPr>
+          <w:b/>
+          <w:bCs/>
+          <w:szCs w:val="21"/>
+        </w:rPr>
+      </w:pPr>
+      <w:r>
+        <w:rPr>
+          <w:b/>
+          <w:bCs/>
+          <w:szCs w:val="21"/>
+        </w:rPr>
+        <w:t>His first step... became my great leap.</w:t>
+      </w:r>
+    </w:p>
+    <w:p>
+      <w:pPr>
+        <w:rPr>
+          <w:szCs w:val="21"/>
+        </w:rPr>
+      </w:pPr>
+      <w:r>
+        <w:rPr>
+          <w:rFonts w:hint="eastAsia"/>
+          <w:szCs w:val="21"/>
+        </w:rPr>
+        <w:t>8（玩家阅读</w:t>
+      </w:r>
+      <w:r>
+        <w:rPr>
+          <w:rFonts w:hint="eastAsia"/>
+          <w:szCs w:val="21"/>
+        </w:rPr>
+        <w:t>Clair</w:t>
+      </w:r>
+      <w:r>
+        <w:rPr>
+          <w:rFonts w:hint="eastAsia"/>
+          <w:szCs w:val="21"/>
+        </w:rPr>
+        <w:t>雕像简介后）“如果她能为公司奉献更多，那就更好了。”</w:t>
+      </w:r>
+    </w:p>
+    <w:p>
+      <w:pPr>
+        <w:rPr>
+          <w:szCs w:val="21"/>
+        </w:rPr>
+      </w:pPr>
+      <w:r>
+        <w:rPr>
+          <w:b/>
+          <w:bCs/>
+          <w:szCs w:val="21"/>
+        </w:rPr>
+        <w:t xml:space="preserve">A pity Dr. </w:t>
+      </w:r>
+      <w:r>
+        <w:rPr>
+          <w:b/>
+          <w:bCs/>
+          <w:szCs w:val="21"/>
+        </w:rPr>
+        <w:t>Clair</w:t>
+      </w:r>
+      <w:r>
+        <w:rPr>
+          <w:b/>
+          <w:bCs/>
+          <w:szCs w:val="21"/>
+        </w:rPr>
+        <w:t xml:space="preserve"> couldn't yield greater dividends for the company before her</w:t>
+      </w:r>
+      <w:r>
+        <w:rPr>
+          <w:rFonts w:hint="eastAsia"/>
+          <w:b/>
+          <w:bCs/>
+          <w:szCs w:val="21"/>
+        </w:rPr>
+        <w:t xml:space="preserve"> </w:t>
+      </w:r>
+      <w:r>
+        <w:rPr>
+          <w:b/>
+          <w:bCs/>
+          <w:szCs w:val="21"/>
+        </w:rPr>
+        <w:t>transition.</w:t>
+      </w:r>
+    </w:p>
+    <w:p>
+      <w:pPr>
+        <w:rPr>
+          <w:szCs w:val="21"/>
+        </w:rPr>
+      </w:pPr>
+      <w:r>
+        <w:rPr>
+          <w:rFonts w:hint="eastAsia"/>
+          <w:szCs w:val="21"/>
+        </w:rPr>
+        <w:t>9（玩家阅读</w:t>
+      </w:r>
+      <w:r>
+        <w:rPr>
+          <w:rFonts w:hint="eastAsia"/>
+          <w:szCs w:val="21"/>
+        </w:rPr>
+        <w:t>Abel</w:t>
+      </w:r>
+      <w:r>
+        <w:rPr>
+          <w:rFonts w:hint="eastAsia"/>
+          <w:szCs w:val="21"/>
+        </w:rPr>
+        <w:t>雕像简介后）“</w:t>
+      </w:r>
+      <w:r>
+        <w:rPr>
+          <w:b/>
+          <w:bCs/>
+        </w:rPr>
+        <w:t>the Prodigy</w:t>
+      </w:r>
+      <w:r>
+        <w:rPr>
+          <w:rFonts w:hint="eastAsia"/>
+          <w:b/>
+          <w:bCs/>
+        </w:rPr>
+        <w:t>（神童）</w:t>
+      </w:r>
+      <w:r>
+        <w:rPr>
+          <w:b/>
+          <w:bCs/>
+        </w:rPr>
+        <w:t>…</w:t>
+      </w:r>
+      <w:r>
+        <w:rPr>
+          <w:rFonts w:hint="eastAsia"/>
+          <w:b/>
+          <w:bCs/>
+        </w:rPr>
+        <w:t>感觉已经很久没有听到这个称呼了。</w:t>
+      </w:r>
+      <w:r>
+        <w:rPr>
+          <w:rFonts w:hint="eastAsia"/>
+          <w:szCs w:val="21"/>
+        </w:rPr>
+        <w:t>”</w:t>
+      </w:r>
+    </w:p>
+    <w:p>
+      <w:pPr>
+        <w:rPr>
+          <w:szCs w:val="21"/>
+        </w:rPr>
+      </w:pPr>
+      <w:r>
+        <w:rPr>
+          <w:b/>
+          <w:bCs/>
+          <w:szCs w:val="21"/>
+        </w:rPr>
+        <w:t xml:space="preserve">The Prodigy... that echo feels </w:t>
+      </w:r>
+      <w:r>
+        <w:rPr>
+          <w:rFonts w:hint="eastAsia"/>
+          <w:b/>
+          <w:bCs/>
+          <w:szCs w:val="21"/>
+        </w:rPr>
+        <w:t>long time ago</w:t>
+      </w:r>
+      <w:r>
+        <w:rPr>
+          <w:b/>
+          <w:bCs/>
+          <w:szCs w:val="21"/>
+        </w:rPr>
+        <w:t>.</w:t>
+      </w:r>
+    </w:p>
+    <w:p>
+      <w:pPr>
+        <w:rPr>
+          <w:szCs w:val="21"/>
+        </w:rPr>
+      </w:pPr>
+      <w:r>
+        <w:rPr>
+          <w:rFonts w:hint="eastAsia"/>
+          <w:szCs w:val="21"/>
+        </w:rPr>
+        <w:t>10（玩家消除</w:t>
+      </w:r>
+      <w:r>
+        <w:rPr>
+          <w:rFonts w:hint="eastAsia"/>
+          <w:szCs w:val="21"/>
+        </w:rPr>
+        <w:t>灯柱引发骚乱时</w:t>
+      </w:r>
+      <w:r>
+        <w:rPr>
+          <w:rFonts w:hint="eastAsia"/>
+          <w:szCs w:val="21"/>
+        </w:rPr>
+        <w:t>）</w:t>
+      </w:r>
+      <w:r>
+        <w:rPr>
+          <w:rFonts w:hint="eastAsia"/>
+          <w:szCs w:val="21"/>
+        </w:rPr>
+        <w:t>“虽然很有效，但我感觉你有点激进。”</w:t>
+      </w:r>
+    </w:p>
+    <w:p>
+      <w:pPr>
+        <w:rPr>
+          <w:szCs w:val="21"/>
+        </w:rPr>
+      </w:pPr>
+      <w:r>
+        <w:rPr>
+          <w:b/>
+          <w:bCs/>
+          <w:szCs w:val="21"/>
+        </w:rPr>
+        <w:t>Your methods are effective, I'll grant that—but aggressively costly.</w:t>
+      </w:r>
+    </w:p>
+    <w:p>
+      <w:pPr>
+        <w:rPr>
+          <w:szCs w:val="21"/>
+        </w:rPr>
+      </w:pPr>
+      <w:r>
+        <w:rPr>
+          <w:rFonts w:hint="eastAsia"/>
+          <w:szCs w:val="21"/>
+        </w:rPr>
+        <w:t>11（玩家阅读辅助文档1后）“不过是跳梁小丑，今天就是她的死期。”</w:t>
+      </w:r>
+    </w:p>
+    <w:p>
+      <w:pPr>
+        <w:rPr>
+          <w:szCs w:val="21"/>
+        </w:rPr>
+      </w:pPr>
+      <w:r>
+        <w:rPr>
+          <w:b/>
+          <w:bCs/>
+          <w:szCs w:val="21"/>
+        </w:rPr>
+        <w:t>Let the clown have her final show tonight.</w:t>
+      </w:r>
+    </w:p>
+    <w:p>
+      <w:pPr>
+        <w:rPr>
+          <w:szCs w:val="21"/>
+        </w:rPr>
+      </w:pPr>
+      <w:r>
+        <w:rPr>
+          <w:rFonts w:hint="eastAsia"/>
+          <w:szCs w:val="21"/>
+        </w:rPr>
+        <w:t>12（玩家阅读辅助文档2后）“E-4</w:t>
+      </w:r>
+      <w:r>
+        <w:rPr>
+          <w:szCs w:val="21"/>
+        </w:rPr>
+        <w:t>…</w:t>
+      </w:r>
+      <w:r>
+        <w:rPr>
+          <w:rFonts w:hint="eastAsia"/>
+          <w:szCs w:val="21"/>
+        </w:rPr>
+        <w:t>已经到这一步了吗。不过窃取他人</w:t>
+      </w:r>
+      <w:r>
+        <w:rPr>
+          <w:rFonts w:hint="eastAsia"/>
+          <w:szCs w:val="21"/>
+        </w:rPr>
+        <w:t>成果</w:t>
+      </w:r>
+      <w:r>
+        <w:rPr>
+          <w:rFonts w:hint="eastAsia"/>
+          <w:szCs w:val="21"/>
+        </w:rPr>
+        <w:t>的人，最终会受到报应的。”</w:t>
+      </w:r>
+    </w:p>
+    <w:p>
+      <w:pPr>
+        <w:rPr>
+          <w:szCs w:val="21"/>
+        </w:rPr>
+      </w:pPr>
+      <w:r>
+        <w:rPr>
+          <w:b/>
+          <w:bCs/>
+          <w:szCs w:val="21"/>
+        </w:rPr>
+        <w:t xml:space="preserve">E-4 already? How far she's pushed </w:t>
+      </w:r>
+      <w:r>
+        <w:rPr>
+          <w:rFonts w:hint="eastAsia"/>
+          <w:b/>
+          <w:bCs/>
+          <w:szCs w:val="21"/>
+        </w:rPr>
+        <w:t>Eden</w:t>
+      </w:r>
+      <w:r>
+        <w:rPr>
+          <w:b/>
+          <w:bCs/>
+          <w:szCs w:val="21"/>
+        </w:rPr>
+        <w:t>'s legacy... Karma comes for thieves</w:t>
+      </w:r>
+      <w:r>
+        <w:rPr>
+          <w:rFonts w:hint="eastAsia"/>
+          <w:b/>
+          <w:bCs/>
+          <w:szCs w:val="21"/>
+        </w:rPr>
+        <w:t>.</w:t>
+      </w:r>
+    </w:p>
+    <w:p>
+      <w:pPr>
+        <w:rPr>
+          <w:szCs w:val="21"/>
+        </w:rPr>
+      </w:pPr>
+      <w:r>
+        <w:rPr>
+          <w:rFonts w:hint="eastAsia"/>
+          <w:szCs w:val="21"/>
+        </w:rPr>
+        <w:t>13</w:t>
+      </w:r>
+      <w:r>
+        <w:rPr>
+          <w:rFonts w:hint="eastAsia"/>
+          <w:szCs w:val="21"/>
+        </w:rPr>
+        <w:t>（玩家打开</w:t>
+      </w:r>
+      <w:r>
+        <w:rPr>
+          <w:rFonts w:hint="eastAsia"/>
+          <w:szCs w:val="21"/>
+        </w:rPr>
+        <w:t>Lailah</w:t>
+      </w:r>
+      <w:r>
+        <w:rPr>
+          <w:rFonts w:hint="eastAsia"/>
+          <w:szCs w:val="21"/>
+        </w:rPr>
+        <w:t>房间秘密大门后来到boss场地前）“最后的决战了，你确定你准备好了吗？”</w:t>
+      </w:r>
+    </w:p>
+    <w:p>
+      <w:pPr>
+        <w:rPr>
+          <w:szCs w:val="21"/>
+        </w:rPr>
+      </w:pPr>
+      <w:r>
+        <w:rPr>
+          <w:b/>
+          <w:bCs/>
+          <w:szCs w:val="21"/>
+        </w:rPr>
+        <w:t>This is the last door. Are your nerves calibrated for what's beyond?</w:t>
+      </w:r>
+    </w:p>
+    <w:p>
+      <w:pPr>
+        <w:rPr>
+          <w:szCs w:val="21"/>
+        </w:rPr>
+      </w:pPr>
+      <w:r>
+        <w:rPr>
+          <w:rFonts w:hint="eastAsia"/>
+          <w:szCs w:val="21"/>
+        </w:rPr>
+        <w:t>14</w:t>
+      </w:r>
+      <w:r>
+        <w:rPr>
+          <w:rFonts w:hint="eastAsia"/>
+          <w:szCs w:val="21"/>
+        </w:rPr>
+        <w:t>（</w:t>
+      </w:r>
+      <w:proofErr w:type="gramStart"/>
+      <w:r>
+        <w:rPr>
+          <w:rFonts w:hint="eastAsia"/>
+          <w:szCs w:val="21"/>
+        </w:rPr>
+        <w:t>玩家未</w:t>
+      </w:r>
+      <w:proofErr w:type="gramEnd"/>
+      <w:r>
+        <w:rPr>
+          <w:rFonts w:hint="eastAsia"/>
+          <w:szCs w:val="21"/>
+        </w:rPr>
+        <w:t>拥有地雷时打败boss第一阶段）“我能尝试骇入它们的神经网络连接系统了，你可以对它们使用读心来让他们暂时宕机。”</w:t>
+      </w:r>
+    </w:p>
+    <w:p>
+      <w:pPr>
+        <w:rPr>
+          <w:szCs w:val="21"/>
+        </w:rPr>
+      </w:pPr>
+      <w:r>
+        <w:rPr>
+          <w:b/>
+          <w:bCs/>
+          <w:szCs w:val="21"/>
+        </w:rPr>
+        <w:t>I'm in their neural network now. Hit them with insight—that'll force a hard reboot</w:t>
+      </w:r>
+      <w:r>
+        <w:rPr>
+          <w:rFonts w:hint="eastAsia"/>
+          <w:b/>
+          <w:bCs/>
+          <w:szCs w:val="21"/>
+        </w:rPr>
+        <w:t>.</w:t>
+      </w:r>
+    </w:p>
+    <w:p>
+      <w:pPr>
+        <w:rPr>
+          <w:szCs w:val="21"/>
+        </w:rPr>
+      </w:pPr>
+      <w:r>
+        <w:rPr>
+          <w:rFonts w:hint="eastAsia"/>
+          <w:szCs w:val="21"/>
+        </w:rPr>
+        <w:t>15</w:t>
+      </w:r>
+      <w:r>
+        <w:rPr>
+          <w:rFonts w:hint="eastAsia"/>
+          <w:szCs w:val="21"/>
+        </w:rPr>
+        <w:t>（回应boss）“那这终究是名叫Eden的项目，不是你这个外人能够企图染指的。”</w:t>
+      </w:r>
+    </w:p>
+    <w:p>
+      <w:pPr>
+        <w:rPr>
+          <w:szCs w:val="21"/>
+        </w:rPr>
+      </w:pPr>
+      <w:r>
+        <w:rPr>
+          <w:b/>
+          <w:bCs/>
+          <w:szCs w:val="21"/>
+        </w:rPr>
+        <w:t>This remains Eden's legacy—not some outsider</w:t>
+      </w:r>
+      <w:r>
+        <w:rPr>
+          <w:rFonts w:hint="eastAsia"/>
+          <w:b/>
+          <w:bCs/>
+          <w:szCs w:val="21"/>
+        </w:rPr>
+        <w:t>s</w:t>
+      </w:r>
+      <w:r>
+        <w:rPr>
+          <w:b/>
+          <w:bCs/>
+          <w:szCs w:val="21"/>
+        </w:rPr>
+        <w:t xml:space="preserve"> to metastasize in.</w:t>
+      </w:r>
+    </w:p>
+    <w:p>
+      <w:pPr>
+        <w:rPr>
+          <w:szCs w:val="21"/>
+        </w:rPr>
+      </w:pPr>
+      <w:r>
+        <w:rPr>
+          <w:rFonts w:hint="eastAsia"/>
+          <w:szCs w:val="21"/>
+        </w:rPr>
+        <w:t>16</w:t>
+      </w:r>
+      <w:r>
+        <w:rPr>
+          <w:rFonts w:hint="eastAsia"/>
+          <w:szCs w:val="21"/>
+        </w:rPr>
+        <w:t>（打败boss）“终于，终于要结束这一切了。”</w:t>
+      </w:r>
+    </w:p>
+    <w:p>
+      <w:pPr>
+        <w:rPr>
+          <w:szCs w:val="21"/>
+        </w:rPr>
+      </w:pPr>
+      <w:r>
+        <w:rPr>
+          <w:b/>
+          <w:bCs/>
+          <w:szCs w:val="21"/>
+        </w:rPr>
+        <w:t>Finally... finally. Eden comes home to where it belongs</w:t>
+      </w:r>
+      <w:r>
+        <w:rPr>
+          <w:rFonts w:hint="eastAsia"/>
+          <w:b/>
+          <w:bCs/>
+          <w:szCs w:val="21"/>
+        </w:rPr>
+        <w:t>.</w:t>
+      </w:r>
+    </w:p>
+    <w:p>
+      <w:pPr>
+        <w:rPr>
+          <w:szCs w:val="21"/>
+        </w:rPr>
+      </w:pPr>
+      <w:r>
+        <w:rPr>
+          <w:rFonts w:hint="eastAsia"/>
+          <w:szCs w:val="21"/>
+        </w:rPr>
+        <w:t>17 （玩家结束与Judas的对话）</w:t>
+      </w:r>
+      <w:r>
+        <w:rPr>
+          <w:rFonts w:hint="eastAsia"/>
+          <w:szCs w:val="21"/>
+        </w:rPr>
+        <w:t>好吧</w:t>
+      </w:r>
+    </w:p>
+    <w:p>
+      <w:pPr>
+        <w:rPr>
+          <w:rFonts w:hint="eastAsia"/>
+          <w:b/>
+          <w:bCs/>
+          <w:szCs w:val="21"/>
+        </w:rPr>
+      </w:pPr>
+      <w:r>
+        <w:rPr>
+          <w:rFonts w:hint="eastAsia"/>
+          <w:b/>
+          <w:bCs/>
+          <w:szCs w:val="21"/>
+        </w:rPr>
+        <w:t>Oh</w:t>
+      </w:r>
+      <w:r>
+        <w:rPr>
+          <w:b/>
+          <w:bCs/>
+          <w:szCs w:val="21"/>
+        </w:rPr>
+        <w:t>…</w:t>
+      </w:r>
+      <w:r>
+        <w:rPr>
+          <w:rFonts w:hint="eastAsia"/>
+          <w:b/>
+          <w:bCs/>
+          <w:szCs w:val="21"/>
+        </w:rPr>
+        <w:t xml:space="preserve"> I see.</w:t>
+      </w:r>
+      <w:r>
+        <w:rPr>
+          <w:rFonts w:hint="eastAsia"/>
+          <w:b/>
+          <w:bCs/>
+          <w:szCs w:val="21"/>
+        </w:rPr>
+        <w:t xml:space="preserve"> </w:t>
+      </w:r>
+    </w:p>
+    <w:p>
+      <w:pPr>
+        <w:rPr>
+          <w:szCs w:val="21"/>
+        </w:rPr>
+      </w:pPr>
+    </w:p>
+    <w:p>
+      <w:pPr>
+        <w:rPr>
+          <w:szCs w:val="21"/>
+        </w:rPr>
+      </w:pPr>
+    </w:p>
+    <w:p>
+      <w:pPr>
+        <w:rPr>
+          <w:szCs w:val="21"/>
+        </w:rPr>
+      </w:pPr>
+    </w:p>
+    <w:p>
+      <w:pPr>
+        <w:rPr>
+          <w:szCs w:val="21"/>
+        </w:rPr>
+      </w:pPr>
+      <w:r>
+        <w:rPr>
+          <w:rFonts w:hint="eastAsia"/>
+          <w:szCs w:val="21"/>
+        </w:rPr>
+        <w:t>Judas</w:t>
+      </w:r>
+    </w:p>
+    <w:p>
+      <w:pPr>
+        <w:rPr>
+          <w:szCs w:val="21"/>
+        </w:rPr>
+      </w:pPr>
+      <w:r>
+        <w:rPr>
+          <w:rFonts w:hint="eastAsia"/>
+          <w:szCs w:val="21"/>
+        </w:rPr>
+        <w:t>1（玩家打开安保室后）</w:t>
+      </w:r>
+      <w:r>
+        <w:rPr>
+          <w:rFonts w:hint="eastAsia"/>
+          <w:szCs w:val="21"/>
+        </w:rPr>
+        <w:t>“等一等，</w:t>
+      </w:r>
+      <w:r>
+        <w:rPr>
+          <w:rFonts w:hint="eastAsia"/>
+          <w:szCs w:val="21"/>
+        </w:rPr>
+        <w:t>先别杀我</w:t>
+      </w:r>
+      <w:r>
+        <w:rPr>
+          <w:rFonts w:hint="eastAsia"/>
+          <w:szCs w:val="21"/>
+        </w:rPr>
+        <w:t>，我们先谈谈吧。</w:t>
+      </w:r>
+      <w:r>
+        <w:rPr>
+          <w:rFonts w:hint="eastAsia"/>
+          <w:szCs w:val="21"/>
+        </w:rPr>
+        <w:t>”</w:t>
+      </w:r>
+    </w:p>
+    <w:p>
+      <w:pPr>
+        <w:rPr>
+          <w:szCs w:val="21"/>
+        </w:rPr>
+      </w:pPr>
+      <w:r>
+        <w:rPr>
+          <w:b/>
+          <w:bCs/>
+          <w:szCs w:val="21"/>
+        </w:rPr>
+        <w:t>Hold it — spare me! Let's talk first.</w:t>
+      </w:r>
+    </w:p>
+    <w:p>
+      <w:pPr>
+        <w:rPr>
+          <w:szCs w:val="21"/>
+        </w:rPr>
+      </w:pPr>
+      <w:r>
+        <w:rPr>
+          <w:rFonts w:hint="eastAsia"/>
+          <w:szCs w:val="21"/>
+        </w:rPr>
+        <w:t>2（</w:t>
+      </w:r>
+      <w:proofErr w:type="gramStart"/>
+      <w:r>
+        <w:rPr>
+          <w:rFonts w:hint="eastAsia"/>
+          <w:szCs w:val="21"/>
+        </w:rPr>
+        <w:t>玩家未</w:t>
+      </w:r>
+      <w:proofErr w:type="gramEnd"/>
+      <w:r>
+        <w:rPr>
+          <w:rFonts w:hint="eastAsia"/>
+          <w:szCs w:val="21"/>
+        </w:rPr>
+        <w:t>杀死judas选择和他交流</w:t>
+      </w:r>
+      <w:r>
+        <w:rPr>
+          <w:rFonts w:hint="eastAsia"/>
+          <w:szCs w:val="21"/>
+        </w:rPr>
+        <w:t>）</w:t>
+      </w:r>
+      <w:r>
+        <w:rPr>
+          <w:rFonts w:hint="eastAsia"/>
+          <w:szCs w:val="21"/>
+        </w:rPr>
+        <w:t>“谢谢你愿意先听我说话。</w:t>
+      </w:r>
+    </w:p>
+    <w:p>
+      <w:pPr>
+        <w:rPr>
+          <w:rFonts w:hint="eastAsia"/>
+        </w:rPr>
+      </w:pPr>
+      <w:r>
+        <w:rPr>
+          <w:b/>
+          <w:bCs/>
+          <w:szCs w:val="21"/>
+        </w:rPr>
+        <w:t>I owe you for hearing me out first.</w:t>
+      </w:r>
+      <w:r>
+        <w:t xml:space="preserve"> </w:t>
+      </w:r>
+    </w:p>
+    <w:p>
+      <w:pPr>
+        <w:rPr>
+          <w:szCs w:val="21"/>
+        </w:rPr>
+      </w:pPr>
+      <w:r>
+        <w:rPr>
+          <w:rFonts w:hint="eastAsia"/>
+          <w:szCs w:val="21"/>
+        </w:rPr>
+        <w:t xml:space="preserve">3 </w:t>
+      </w:r>
+      <w:r>
+        <w:rPr>
+          <w:rFonts w:hint="eastAsia"/>
+          <w:szCs w:val="21"/>
+        </w:rPr>
+        <w:t>雇佣你的人。</w:t>
+      </w:r>
+      <w:r>
+        <w:rPr>
+          <w:rFonts w:hint="eastAsia"/>
+          <w:szCs w:val="21"/>
+        </w:rPr>
+        <w:t>我</w:t>
+      </w:r>
+      <w:proofErr w:type="gramStart"/>
+      <w:r>
+        <w:rPr>
+          <w:rFonts w:hint="eastAsia"/>
+          <w:szCs w:val="21"/>
+        </w:rPr>
+        <w:t>这次雇你</w:t>
+      </w:r>
+      <w:proofErr w:type="gramEnd"/>
+      <w:r>
+        <w:rPr>
+          <w:rFonts w:hint="eastAsia"/>
+          <w:szCs w:val="21"/>
+        </w:rPr>
+        <w:t>来刺杀</w:t>
+      </w:r>
+      <w:r>
+        <w:rPr>
+          <w:rFonts w:hint="eastAsia"/>
+          <w:szCs w:val="21"/>
+        </w:rPr>
+        <w:t>Lailah</w:t>
+      </w:r>
+      <w:r>
+        <w:rPr>
+          <w:rFonts w:hint="eastAsia"/>
+          <w:szCs w:val="21"/>
+        </w:rPr>
+        <w:t>是为了保住我自己的性命。</w:t>
+      </w:r>
+    </w:p>
+    <w:p>
+      <w:pPr>
+        <w:rPr>
+          <w:rFonts w:hint="eastAsia"/>
+          <w:b/>
+          <w:bCs/>
+          <w:szCs w:val="21"/>
+        </w:rPr>
+      </w:pPr>
+      <w:r>
+        <w:rPr>
+          <w:b/>
+          <w:bCs/>
+          <w:szCs w:val="21"/>
+        </w:rPr>
+        <w:t>I'm your contractor.</w:t>
+      </w:r>
+      <w:r>
+        <w:rPr>
+          <w:b/>
+          <w:bCs/>
+          <w:szCs w:val="21"/>
+        </w:rPr>
+        <w:t xml:space="preserve"> Contracting you to eliminate </w:t>
+      </w:r>
+      <w:r>
+        <w:rPr>
+          <w:b/>
+          <w:bCs/>
+          <w:szCs w:val="21"/>
+        </w:rPr>
+        <w:t>Lailah</w:t>
+      </w:r>
+      <w:r>
+        <w:rPr>
+          <w:b/>
+          <w:bCs/>
+          <w:szCs w:val="21"/>
+        </w:rPr>
+        <w:t xml:space="preserve"> is about saving my own skin.</w:t>
+      </w:r>
+      <w:r>
+        <w:rPr>
+          <w:rFonts w:hint="eastAsia"/>
+          <w:b/>
+          <w:bCs/>
+          <w:szCs w:val="21"/>
+        </w:rPr>
+        <w:t xml:space="preserve"> </w:t>
+      </w:r>
+    </w:p>
+    <w:p>
+      <w:pPr>
+        <w:rPr>
+          <w:rFonts w:hint="eastAsia"/>
+          <w:szCs w:val="21"/>
+        </w:rPr>
+      </w:pPr>
+      <w:r>
+        <w:rPr>
+          <w:rFonts w:hint="eastAsia"/>
+          <w:szCs w:val="21"/>
+        </w:rPr>
+        <w:t>4 此</w:t>
+      </w:r>
+      <w:r>
+        <w:rPr>
+          <w:rFonts w:hint="eastAsia"/>
+          <w:szCs w:val="21"/>
+        </w:rPr>
+        <w:t>外得知</w:t>
+      </w:r>
+      <w:r>
+        <w:rPr>
+          <w:rFonts w:hint="eastAsia"/>
+          <w:szCs w:val="21"/>
+        </w:rPr>
+        <w:t>Lailah</w:t>
+      </w:r>
+      <w:r>
+        <w:rPr>
+          <w:rFonts w:hint="eastAsia"/>
+          <w:szCs w:val="21"/>
+        </w:rPr>
+        <w:t>其实在做人体实验，</w:t>
+      </w:r>
+      <w:r>
+        <w:rPr>
+          <w:rFonts w:hint="eastAsia"/>
+          <w:szCs w:val="21"/>
+        </w:rPr>
+        <w:t xml:space="preserve"> </w:t>
+      </w:r>
+    </w:p>
+    <w:p>
+      <w:pPr>
+        <w:rPr>
+          <w:b/>
+          <w:bCs/>
+          <w:szCs w:val="21"/>
+        </w:rPr>
+      </w:pPr>
+      <w:r>
+        <w:rPr>
+          <w:b/>
+          <w:bCs/>
+          <w:szCs w:val="21"/>
+        </w:rPr>
+        <w:t xml:space="preserve">I've stumbled upon </w:t>
+      </w:r>
+      <w:r>
+        <w:rPr>
+          <w:rFonts w:hint="eastAsia"/>
+          <w:b/>
+          <w:bCs/>
+          <w:szCs w:val="21"/>
+        </w:rPr>
+        <w:t>her</w:t>
+      </w:r>
+      <w:r>
+        <w:rPr>
+          <w:b/>
+          <w:bCs/>
+          <w:szCs w:val="21"/>
+        </w:rPr>
+        <w:t xml:space="preserve"> live human experiments. </w:t>
+      </w:r>
+    </w:p>
+    <w:p>
+      <w:pPr>
+        <w:rPr>
+          <w:b/>
+          <w:bCs/>
+          <w:szCs w:val="21"/>
+        </w:rPr>
+      </w:pPr>
+      <w:r>
+        <w:rPr>
+          <w:rFonts w:hint="eastAsia"/>
+          <w:szCs w:val="21"/>
+        </w:rPr>
+        <w:t xml:space="preserve">5 </w:t>
+      </w:r>
+      <w:r>
+        <w:rPr>
+          <w:rFonts w:hint="eastAsia"/>
+          <w:szCs w:val="21"/>
+        </w:rPr>
+        <w:t>晋升的安保室前辈再也没有出现过，</w:t>
+      </w:r>
+      <w:r>
+        <w:rPr>
+          <w:szCs w:val="21"/>
+        </w:rPr>
+        <w:t>所以我只能想到刺杀</w:t>
+      </w:r>
+      <w:r>
+        <w:rPr>
+          <w:szCs w:val="21"/>
+        </w:rPr>
+        <w:t>Lailah</w:t>
+      </w:r>
+      <w:r>
+        <w:rPr>
+          <w:szCs w:val="21"/>
+        </w:rPr>
+        <w:t>这个办法。</w:t>
+      </w:r>
+    </w:p>
+    <w:p>
+      <w:pPr>
+        <w:rPr>
+          <w:b/>
+          <w:bCs/>
+          <w:szCs w:val="21"/>
+        </w:rPr>
+      </w:pPr>
+      <w:r>
+        <w:rPr>
+          <w:b/>
+          <w:bCs/>
+          <w:szCs w:val="21"/>
+        </w:rPr>
+        <w:t xml:space="preserve">Since every promoted security lead vanished without trace, assassination's my last recourse. </w:t>
+      </w:r>
+    </w:p>
+    <w:p>
+      <w:pPr>
+        <w:rPr>
+          <w:szCs w:val="21"/>
+        </w:rPr>
+      </w:pPr>
+      <w:r>
+        <w:rPr>
+          <w:rFonts w:hint="eastAsia"/>
+          <w:szCs w:val="21"/>
+        </w:rPr>
+        <w:t xml:space="preserve">6 </w:t>
+      </w:r>
+      <w:r>
+        <w:rPr>
+          <w:rFonts w:hint="eastAsia"/>
+          <w:szCs w:val="21"/>
+        </w:rPr>
+        <w:t>为了支援你，安保室有个秘密夹层，</w:t>
+      </w:r>
+      <w:proofErr w:type="gramStart"/>
+      <w:r>
+        <w:rPr>
+          <w:rFonts w:hint="eastAsia"/>
+          <w:szCs w:val="21"/>
+        </w:rPr>
+        <w:t>去捡我藏</w:t>
+      </w:r>
+      <w:proofErr w:type="gramEnd"/>
+      <w:r>
+        <w:rPr>
+          <w:rFonts w:hint="eastAsia"/>
+          <w:szCs w:val="21"/>
+        </w:rPr>
+        <w:t>起来的秘密武器。</w:t>
+      </w:r>
+      <w:r>
+        <w:rPr>
+          <w:rFonts w:hint="eastAsia"/>
+          <w:szCs w:val="21"/>
+        </w:rPr>
+        <w:t>但是有一个前提，你得先保证我的安全。</w:t>
+      </w:r>
+    </w:p>
+    <w:p>
+      <w:pPr>
+        <w:rPr>
+          <w:szCs w:val="21"/>
+        </w:rPr>
+      </w:pPr>
+      <w:r>
+        <w:rPr>
+          <w:b/>
+          <w:bCs/>
+          <w:szCs w:val="21"/>
+        </w:rPr>
+        <w:t xml:space="preserve">To support you, </w:t>
+      </w:r>
+      <w:r>
+        <w:rPr>
+          <w:rFonts w:hint="eastAsia"/>
+          <w:b/>
+          <w:bCs/>
+          <w:szCs w:val="21"/>
+        </w:rPr>
+        <w:t>go take</w:t>
+      </w:r>
+      <w:r>
+        <w:rPr>
+          <w:b/>
+          <w:bCs/>
+          <w:szCs w:val="21"/>
+        </w:rPr>
+        <w:t xml:space="preserve"> </w:t>
+      </w:r>
+      <w:r>
+        <w:rPr>
+          <w:rFonts w:hint="eastAsia"/>
+          <w:b/>
+          <w:bCs/>
+          <w:szCs w:val="21"/>
+        </w:rPr>
+        <w:t>the secret</w:t>
+      </w:r>
+      <w:r>
+        <w:rPr>
+          <w:b/>
+          <w:bCs/>
+          <w:szCs w:val="21"/>
+        </w:rPr>
+        <w:t xml:space="preserve"> weapon </w:t>
+      </w:r>
+      <w:r>
+        <w:rPr>
+          <w:b/>
+          <w:bCs/>
+          <w:szCs w:val="21"/>
+        </w:rPr>
+        <w:t>I’</w:t>
+      </w:r>
+      <w:r>
+        <w:rPr>
+          <w:rFonts w:hint="eastAsia"/>
+          <w:b/>
+          <w:bCs/>
+          <w:szCs w:val="21"/>
+        </w:rPr>
+        <w:t xml:space="preserve">ve hidden </w:t>
+      </w:r>
+      <w:r>
+        <w:rPr>
+          <w:b/>
+          <w:bCs/>
+          <w:szCs w:val="21"/>
+        </w:rPr>
+        <w:t xml:space="preserve">in </w:t>
+      </w:r>
+      <w:r>
+        <w:rPr>
+          <w:rFonts w:hint="eastAsia"/>
+          <w:b/>
+          <w:bCs/>
+          <w:szCs w:val="21"/>
+        </w:rPr>
+        <w:t>the</w:t>
+      </w:r>
+      <w:r>
+        <w:rPr>
+          <w:b/>
+          <w:bCs/>
+          <w:szCs w:val="21"/>
+        </w:rPr>
+        <w:t xml:space="preserve"> concealed compartment</w:t>
+      </w:r>
+      <w:r>
+        <w:rPr>
+          <w:b/>
+          <w:bCs/>
+          <w:szCs w:val="21"/>
+        </w:rPr>
+        <w:t xml:space="preserve"> </w:t>
+      </w:r>
+      <w:r>
+        <w:rPr>
+          <w:rFonts w:hint="eastAsia"/>
+          <w:b/>
+          <w:bCs/>
+          <w:szCs w:val="21"/>
+        </w:rPr>
+        <w:t xml:space="preserve">above </w:t>
+      </w:r>
+      <w:r>
+        <w:rPr>
+          <w:b/>
+          <w:bCs/>
+          <w:szCs w:val="21"/>
+        </w:rPr>
+        <w:t>th</w:t>
+      </w:r>
+      <w:r>
+        <w:rPr>
+          <w:rFonts w:hint="eastAsia"/>
+          <w:b/>
+          <w:bCs/>
+          <w:szCs w:val="21"/>
+        </w:rPr>
+        <w:t>is</w:t>
+      </w:r>
+      <w:r>
+        <w:rPr>
+          <w:b/>
+          <w:bCs/>
+          <w:szCs w:val="21"/>
+        </w:rPr>
+        <w:t xml:space="preserve"> security room</w:t>
+      </w:r>
+      <w:r>
+        <w:rPr>
+          <w:b/>
+          <w:bCs/>
+          <w:szCs w:val="21"/>
+        </w:rPr>
+        <w:t>. But on one condition — you secure my safety first.</w:t>
+      </w:r>
+    </w:p>
+    <w:p>
+      <w:pPr>
+        <w:rPr>
+          <w:szCs w:val="21"/>
+        </w:rPr>
+      </w:pPr>
+      <w:r>
+        <w:rPr>
+          <w:rFonts w:hint="eastAsia"/>
           <w:szCs w:val="21"/>
         </w:rPr>
         <w:lastRenderedPageBreak/>
-        <w:t>His first step... became my great leap.</w:t>
-      </w:r>
-    </w:p>
-    <w:p>
-      <w:pPr>
-        <w:rPr>
-          <w:szCs w:val="21"/>
-        </w:rPr>
-      </w:pPr>
-      <w:r>
-        <w:rPr>
-          <w:rFonts w:hint="eastAsia"/>
-          <w:szCs w:val="21"/>
-        </w:rPr>
-        <w:t>8（玩家阅读</w:t>
-      </w:r>
-      <w:r>
-        <w:rPr>
-          <w:rFonts w:hint="eastAsia"/>
-          <w:szCs w:val="21"/>
-        </w:rPr>
-        <w:t>Clair</w:t>
-      </w:r>
-      <w:r>
-        <w:rPr>
-          <w:rFonts w:hint="eastAsia"/>
-          <w:szCs w:val="21"/>
-        </w:rPr>
-        <w:t>雕像简介后）“如果她能为公司奉献更多，那就更好了。”</w:t>
-      </w:r>
-    </w:p>
-    <w:p>
-      <w:pPr>
-        <w:rPr>
-          <w:szCs w:val="21"/>
-        </w:rPr>
-      </w:pPr>
-      <w:r>
-        <w:rPr>
-          <w:b/>
-          <w:bCs/>
-          <w:szCs w:val="21"/>
-        </w:rPr>
-        <w:t xml:space="preserve">A pity Dr. </w:t>
-      </w:r>
-      <w:r>
-        <w:rPr>
-          <w:b/>
-          <w:bCs/>
-          <w:szCs w:val="21"/>
-        </w:rPr>
-        <w:t>Clair</w:t>
-      </w:r>
-      <w:r>
-        <w:rPr>
-          <w:b/>
-          <w:bCs/>
-          <w:szCs w:val="21"/>
-        </w:rPr>
-        <w:t xml:space="preserve"> couldn't yield greater dividends for the company before her</w:t>
-      </w:r>
-      <w:r>
-        <w:rPr>
-          <w:rFonts w:hint="eastAsia"/>
-          <w:b/>
-          <w:bCs/>
-          <w:szCs w:val="21"/>
-        </w:rPr>
-        <w:t xml:space="preserve"> </w:t>
-      </w:r>
-      <w:r>
-        <w:rPr>
-          <w:b/>
-          <w:bCs/>
-          <w:szCs w:val="21"/>
-        </w:rPr>
-        <w:t>transition.</w:t>
-      </w:r>
-    </w:p>
-    <w:p>
-      <w:pPr>
-        <w:rPr>
-          <w:szCs w:val="21"/>
-        </w:rPr>
-      </w:pPr>
-      <w:r>
-        <w:rPr>
-          <w:rFonts w:hint="eastAsia"/>
-          <w:szCs w:val="21"/>
-        </w:rPr>
-        <w:t>9（玩家阅读</w:t>
+        <w:t>7</w:t>
+      </w:r>
+      <w:r>
+        <w:rPr>
+          <w:rFonts w:hint="eastAsia"/>
+          <w:szCs w:val="21"/>
+        </w:rPr>
+        <w:t>（玩家捡到后离开）“感谢你的不杀之恩。”</w:t>
+      </w:r>
+    </w:p>
+    <w:p>
+      <w:pPr>
+        <w:rPr>
+          <w:szCs w:val="21"/>
+        </w:rPr>
+      </w:pPr>
+      <w:r>
+        <w:rPr>
+          <w:b/>
+          <w:bCs/>
+          <w:szCs w:val="21"/>
+        </w:rPr>
+        <w:t>I owe you for sparing my life.</w:t>
+      </w:r>
+    </w:p>
+    <w:p>
+      <w:pPr>
+        <w:rPr>
+          <w:szCs w:val="21"/>
+        </w:rPr>
+      </w:pPr>
+    </w:p>
+    <w:p>
+      <w:pPr>
+        <w:rPr>
+          <w:szCs w:val="21"/>
+        </w:rPr>
+      </w:pPr>
+    </w:p>
+    <w:p>
+      <w:pPr>
+        <w:rPr>
+          <w:szCs w:val="21"/>
+        </w:rPr>
+      </w:pPr>
+      <w:r>
+        <w:rPr>
+          <w:rFonts w:hint="eastAsia"/>
+          <w:szCs w:val="21"/>
+        </w:rPr>
+        <w:t>Lailah</w:t>
+      </w:r>
+    </w:p>
+    <w:p>
+      <w:pPr>
+        <w:rPr>
+          <w:szCs w:val="21"/>
+        </w:rPr>
+      </w:pPr>
+      <w:r>
+        <w:rPr>
+          <w:rFonts w:hint="eastAsia"/>
+          <w:szCs w:val="21"/>
+        </w:rPr>
+        <w:t>1（分身死后从电梯下来）“再次和你面对面了，</w:t>
       </w:r>
       <w:r>
         <w:rPr>
@@ -7458,949 +9374,103 @@
           <w:rFonts w:hint="eastAsia"/>
           <w:szCs w:val="21"/>
         </w:rPr>
-        <w:t>雕像简介后）“</w:t>
-      </w:r>
-      <w:r>
-        <w:rPr>
-          <w:b/>
-          <w:bCs/>
-        </w:rPr>
-        <w:t>the Prodigy</w:t>
-      </w:r>
-      <w:r>
-        <w:rPr>
-          <w:rFonts w:hint="eastAsia"/>
-          <w:b/>
-          <w:bCs/>
-        </w:rPr>
-        <w:t>（神童）</w:t>
-      </w:r>
-      <w:r>
-        <w:rPr>
-          <w:b/>
-          <w:bCs/>
-        </w:rPr>
-        <w:t>…</w:t>
-      </w:r>
-      <w:r>
-        <w:rPr>
-          <w:rFonts w:hint="eastAsia"/>
-          <w:b/>
-          <w:bCs/>
-        </w:rPr>
-        <w:t>感觉已经很久没有听到这个称呼了。</w:t>
-      </w:r>
-      <w:r>
-        <w:rPr>
-          <w:rFonts w:hint="eastAsia"/>
-          <w:szCs w:val="21"/>
-        </w:rPr>
-        <w:t>”</w:t>
-      </w:r>
-    </w:p>
-    <w:p>
-      <w:pPr>
-        <w:rPr>
-          <w:szCs w:val="21"/>
-        </w:rPr>
-      </w:pPr>
-      <w:r>
-        <w:rPr>
-          <w:b/>
-          <w:bCs/>
-          <w:szCs w:val="21"/>
-        </w:rPr>
-        <w:t xml:space="preserve">The Prodigy... that echo feels </w:t>
-      </w:r>
-      <w:r>
-        <w:rPr>
-          <w:rFonts w:hint="eastAsia"/>
-          <w:b/>
-          <w:bCs/>
-          <w:szCs w:val="21"/>
-        </w:rPr>
-        <w:t>long time ago</w:t>
-      </w:r>
-      <w:r>
-        <w:rPr>
-          <w:b/>
-          <w:bCs/>
-          <w:szCs w:val="21"/>
-        </w:rPr>
-        <w:t>.</w:t>
-      </w:r>
-    </w:p>
-    <w:p>
-      <w:pPr>
-        <w:rPr>
-          <w:szCs w:val="21"/>
-        </w:rPr>
-      </w:pPr>
-      <w:r>
-        <w:rPr>
-          <w:rFonts w:hint="eastAsia"/>
-          <w:szCs w:val="21"/>
-        </w:rPr>
-        <w:t>10（玩家消除</w:t>
-      </w:r>
-      <w:r>
-        <w:rPr>
-          <w:rFonts w:hint="eastAsia"/>
-          <w:szCs w:val="21"/>
-        </w:rPr>
-        <w:t>灯柱引发骚乱时</w:t>
-      </w:r>
-      <w:r>
-        <w:rPr>
-          <w:rFonts w:hint="eastAsia"/>
-          <w:szCs w:val="21"/>
-        </w:rPr>
-        <w:t>）</w:t>
-      </w:r>
-      <w:r>
-        <w:rPr>
-          <w:rFonts w:hint="eastAsia"/>
-          <w:szCs w:val="21"/>
-        </w:rPr>
-        <w:t>“虽然很有效，但我感觉你有点激进。”</w:t>
-      </w:r>
-    </w:p>
-    <w:p>
-      <w:pPr>
-        <w:rPr>
-          <w:szCs w:val="21"/>
-        </w:rPr>
-      </w:pPr>
-      <w:r>
-        <w:rPr>
-          <w:b/>
-          <w:bCs/>
-          <w:szCs w:val="21"/>
-        </w:rPr>
-        <w:t>Your methods are effective, I'll grant that—but aggressively costly.</w:t>
-      </w:r>
-    </w:p>
-    <w:p>
-      <w:pPr>
-        <w:rPr>
-          <w:szCs w:val="21"/>
-        </w:rPr>
-      </w:pPr>
-      <w:r>
-        <w:rPr>
-          <w:rFonts w:hint="eastAsia"/>
-          <w:szCs w:val="21"/>
-        </w:rPr>
-        <w:t>11（玩家阅读辅助文档1后）“不过是跳梁小丑，今天就是她的死期。”</w:t>
-      </w:r>
-    </w:p>
-    <w:p>
-      <w:pPr>
-        <w:rPr>
-          <w:szCs w:val="21"/>
-        </w:rPr>
-      </w:pPr>
-      <w:r>
-        <w:rPr>
-          <w:b/>
-          <w:bCs/>
-          <w:szCs w:val="21"/>
-        </w:rPr>
-        <w:t>Let the clown have her final show tonight.</w:t>
-      </w:r>
-    </w:p>
-    <w:p>
-      <w:pPr>
-        <w:rPr>
-          <w:szCs w:val="21"/>
-        </w:rPr>
-      </w:pPr>
-      <w:r>
-        <w:rPr>
-          <w:rFonts w:hint="eastAsia"/>
-          <w:szCs w:val="21"/>
-        </w:rPr>
-        <w:t>12（玩家阅读辅助文档2后）“E-4</w:t>
-      </w:r>
-      <w:r>
-        <w:rPr>
-          <w:szCs w:val="21"/>
-        </w:rPr>
-        <w:t>…</w:t>
-      </w:r>
-      <w:r>
-        <w:rPr>
-          <w:rFonts w:hint="eastAsia"/>
-          <w:szCs w:val="21"/>
-        </w:rPr>
-        <w:t>已经到这一步了吗。不过窃取他人</w:t>
-      </w:r>
-      <w:r>
-        <w:rPr>
-          <w:rFonts w:hint="eastAsia"/>
-          <w:szCs w:val="21"/>
-        </w:rPr>
-        <w:t>成果</w:t>
-      </w:r>
-      <w:r>
-        <w:rPr>
-          <w:rFonts w:hint="eastAsia"/>
-          <w:szCs w:val="21"/>
-        </w:rPr>
-        <w:t>的人，最终会受到报应的。”</w:t>
-      </w:r>
-    </w:p>
-    <w:p>
-      <w:pPr>
-        <w:rPr>
-          <w:szCs w:val="21"/>
-        </w:rPr>
-      </w:pPr>
-      <w:r>
-        <w:rPr>
-          <w:b/>
-          <w:bCs/>
-          <w:szCs w:val="21"/>
-        </w:rPr>
-        <w:t xml:space="preserve">E-4 already? How far she's pushed </w:t>
-      </w:r>
-      <w:r>
-        <w:rPr>
-          <w:rFonts w:hint="eastAsia"/>
-          <w:b/>
-          <w:bCs/>
-          <w:szCs w:val="21"/>
-        </w:rPr>
-        <w:t>Eden</w:t>
-      </w:r>
-      <w:r>
-        <w:rPr>
-          <w:b/>
-          <w:bCs/>
-          <w:szCs w:val="21"/>
-        </w:rPr>
-        <w:t>'s legacy... Karma comes for thieves</w:t>
-      </w:r>
-      <w:r>
-        <w:rPr>
-          <w:rFonts w:hint="eastAsia"/>
-          <w:b/>
-          <w:bCs/>
-          <w:szCs w:val="21"/>
-        </w:rPr>
-        <w:t>.</w:t>
-      </w:r>
-    </w:p>
-    <w:p>
-      <w:pPr>
-        <w:rPr>
-          <w:szCs w:val="21"/>
-        </w:rPr>
-      </w:pPr>
-      <w:r>
-        <w:rPr>
-          <w:rFonts w:hint="eastAsia"/>
-          <w:szCs w:val="21"/>
-        </w:rPr>
-        <w:t>13</w:t>
-      </w:r>
-      <w:r>
-        <w:rPr>
-          <w:rFonts w:hint="eastAsia"/>
-          <w:szCs w:val="21"/>
-        </w:rPr>
-        <w:t>（玩家打开</w:t>
-      </w:r>
-      <w:r>
-        <w:rPr>
-          <w:rFonts w:hint="eastAsia"/>
-          <w:szCs w:val="21"/>
-        </w:rPr>
-        <w:t>Lailah</w:t>
-      </w:r>
-      <w:r>
-        <w:rPr>
-          <w:rFonts w:hint="eastAsia"/>
-          <w:szCs w:val="21"/>
-        </w:rPr>
-        <w:t>房间秘密大门后来到boss场地前）“最后的决战了，你确定你准备好了吗？”</w:t>
-      </w:r>
-    </w:p>
-    <w:p>
-      <w:pPr>
-        <w:rPr>
-          <w:szCs w:val="21"/>
-        </w:rPr>
-      </w:pPr>
-      <w:r>
-        <w:rPr>
-          <w:b/>
-          <w:bCs/>
-          <w:szCs w:val="21"/>
-        </w:rPr>
-        <w:t>This is the last door. Are your nerves calibrated for what's beyond?</w:t>
-      </w:r>
-    </w:p>
-    <w:p>
-      <w:pPr>
-        <w:rPr>
-          <w:szCs w:val="21"/>
-        </w:rPr>
-      </w:pPr>
-      <w:r>
-        <w:rPr>
-          <w:rFonts w:hint="eastAsia"/>
-          <w:szCs w:val="21"/>
-        </w:rPr>
-        <w:t>14</w:t>
-      </w:r>
-      <w:r>
-        <w:rPr>
-          <w:rFonts w:hint="eastAsia"/>
-          <w:szCs w:val="21"/>
-        </w:rPr>
-        <w:t>（</w:t>
-      </w:r>
-      <w:proofErr w:type="gramStart"/>
-      <w:r>
-        <w:rPr>
-          <w:rFonts w:hint="eastAsia"/>
-          <w:szCs w:val="21"/>
-        </w:rPr>
-        <w:t>玩家未</w:t>
-      </w:r>
-      <w:proofErr w:type="gramEnd"/>
-      <w:r>
-        <w:rPr>
-          <w:rFonts w:hint="eastAsia"/>
-          <w:szCs w:val="21"/>
-        </w:rPr>
-        <w:t>拥有地雷时打败boss第一阶段）“我能尝试骇入它们的神经网络连接系统了，你可以对它们使用读心来让他们暂时</w:t>
-      </w:r>
-      <w:proofErr w:type="gramStart"/>
-      <w:r>
-        <w:rPr>
-          <w:rFonts w:hint="eastAsia"/>
-          <w:szCs w:val="21"/>
-        </w:rPr>
-        <w:t>宕</w:t>
-      </w:r>
-      <w:proofErr w:type="gramEnd"/>
-      <w:r>
-        <w:rPr>
-          <w:rFonts w:hint="eastAsia"/>
-          <w:szCs w:val="21"/>
-        </w:rPr>
-        <w:t>机。”</w:t>
-      </w:r>
-    </w:p>
-    <w:p>
-      <w:pPr>
-        <w:rPr>
-          <w:szCs w:val="21"/>
-        </w:rPr>
-      </w:pPr>
-      <w:r>
-        <w:rPr>
-          <w:b/>
-          <w:bCs/>
-          <w:szCs w:val="21"/>
-        </w:rPr>
-        <w:t>I'm in their neural network now. Hit them with insight—that'll force a hard reboot</w:t>
-      </w:r>
-      <w:r>
-        <w:rPr>
-          <w:rFonts w:hint="eastAsia"/>
-          <w:b/>
-          <w:bCs/>
-          <w:szCs w:val="21"/>
-        </w:rPr>
-        <w:t>.</w:t>
-      </w:r>
-    </w:p>
-    <w:p>
-      <w:pPr>
-        <w:rPr>
-          <w:szCs w:val="21"/>
-        </w:rPr>
-      </w:pPr>
-      <w:r>
-        <w:rPr>
-          <w:rFonts w:hint="eastAsia"/>
-          <w:szCs w:val="21"/>
-        </w:rPr>
-        <w:t>15</w:t>
-      </w:r>
-      <w:r>
-        <w:rPr>
-          <w:rFonts w:hint="eastAsia"/>
-          <w:szCs w:val="21"/>
-        </w:rPr>
-        <w:t>（回应boss）“那这终究是名叫Eden的项目，不是你这个外人能够企图染指的。”</w:t>
-      </w:r>
-    </w:p>
-    <w:p>
-      <w:pPr>
-        <w:rPr>
-          <w:szCs w:val="21"/>
-        </w:rPr>
-      </w:pPr>
-      <w:r>
-        <w:rPr>
-          <w:b/>
-          <w:bCs/>
-          <w:szCs w:val="21"/>
-        </w:rPr>
-        <w:t>This remains Eden's legacy—not some outsider to metastasize in.</w:t>
-      </w:r>
-    </w:p>
-    <w:p>
-      <w:pPr>
-        <w:rPr>
-          <w:szCs w:val="21"/>
-        </w:rPr>
-      </w:pPr>
-      <w:r>
-        <w:rPr>
-          <w:rFonts w:hint="eastAsia"/>
-          <w:szCs w:val="21"/>
-        </w:rPr>
-        <w:t>16</w:t>
-      </w:r>
-      <w:r>
-        <w:rPr>
-          <w:rFonts w:hint="eastAsia"/>
-          <w:szCs w:val="21"/>
-        </w:rPr>
-        <w:t>（打败boss）“终于，终于要结束这一切了。”</w:t>
-      </w:r>
-    </w:p>
-    <w:p>
-      <w:pPr>
-        <w:rPr>
-          <w:szCs w:val="21"/>
-        </w:rPr>
-      </w:pPr>
-      <w:r>
-        <w:rPr>
-          <w:b/>
-          <w:bCs/>
-          <w:szCs w:val="21"/>
-        </w:rPr>
-        <w:t>Finally... finally. Eden comes home to where it belongs</w:t>
-      </w:r>
-      <w:r>
-        <w:rPr>
-          <w:rFonts w:hint="eastAsia"/>
-          <w:b/>
-          <w:bCs/>
-          <w:szCs w:val="21"/>
-        </w:rPr>
-        <w:t>.</w:t>
-      </w:r>
-    </w:p>
-    <w:p>
-      <w:pPr>
-        <w:rPr>
-          <w:szCs w:val="21"/>
-        </w:rPr>
-      </w:pPr>
-      <w:r>
-        <w:rPr>
-          <w:rFonts w:hint="eastAsia"/>
-          <w:szCs w:val="21"/>
-        </w:rPr>
-        <w:t>17 （玩家结束与Judas的对话）</w:t>
-      </w:r>
-      <w:r>
-        <w:rPr>
-          <w:rFonts w:hint="eastAsia"/>
-          <w:szCs w:val="21"/>
-        </w:rPr>
-        <w:t>好吧</w:t>
-      </w:r>
-    </w:p>
-    <w:p>
-      <w:pPr>
-        <w:rPr>
-          <w:rFonts w:hint="eastAsia"/>
-          <w:szCs w:val="21"/>
-        </w:rPr>
-      </w:pPr>
-      <w:r>
-        <w:rPr>
-          <w:rFonts w:hint="eastAsia"/>
-          <w:szCs w:val="21"/>
-        </w:rPr>
-        <w:t>Oh, I see.</w:t>
-      </w:r>
-    </w:p>
-    <w:p>
-      <w:pPr>
-        <w:rPr>
-          <w:szCs w:val="21"/>
-        </w:rPr>
-      </w:pPr>
-    </w:p>
-    <w:p>
-      <w:pPr>
-        <w:rPr>
-          <w:szCs w:val="21"/>
-        </w:rPr>
-      </w:pPr>
-    </w:p>
-    <w:p>
-      <w:pPr>
-        <w:rPr>
-          <w:szCs w:val="21"/>
-        </w:rPr>
-      </w:pPr>
-    </w:p>
-    <w:p>
-      <w:pPr>
-        <w:rPr>
-          <w:szCs w:val="21"/>
-        </w:rPr>
-      </w:pPr>
-      <w:r>
-        <w:rPr>
-          <w:rFonts w:hint="eastAsia"/>
-          <w:szCs w:val="21"/>
-        </w:rPr>
-        <w:t>Judas</w:t>
-      </w:r>
-    </w:p>
-    <w:p>
-      <w:pPr>
-        <w:rPr>
-          <w:szCs w:val="21"/>
-        </w:rPr>
-      </w:pPr>
-      <w:r>
-        <w:rPr>
-          <w:rFonts w:hint="eastAsia"/>
-          <w:szCs w:val="21"/>
-        </w:rPr>
-        <w:t>1（玩家打开安保室后）</w:t>
-      </w:r>
-      <w:r>
-        <w:rPr>
-          <w:rFonts w:hint="eastAsia"/>
-          <w:szCs w:val="21"/>
-        </w:rPr>
-        <w:t>“等一等，</w:t>
-      </w:r>
-      <w:r>
-        <w:rPr>
-          <w:rFonts w:hint="eastAsia"/>
-          <w:szCs w:val="21"/>
-        </w:rPr>
-        <w:t>先别杀我</w:t>
-      </w:r>
-      <w:r>
-        <w:rPr>
-          <w:rFonts w:hint="eastAsia"/>
-          <w:szCs w:val="21"/>
-        </w:rPr>
-        <w:t>，我们先谈谈吧。</w:t>
-      </w:r>
-      <w:r>
-        <w:rPr>
-          <w:rFonts w:hint="eastAsia"/>
-          <w:szCs w:val="21"/>
-        </w:rPr>
-        <w:t>”</w:t>
-      </w:r>
-    </w:p>
-    <w:p>
-      <w:pPr>
-        <w:rPr>
-          <w:rFonts w:hint="eastAsia"/>
-          <w:szCs w:val="21"/>
-        </w:rPr>
-      </w:pPr>
-      <w:r>
-        <w:rPr>
-          <w:b/>
-          <w:bCs/>
-          <w:szCs w:val="21"/>
-        </w:rPr>
-        <w:t>Hold it — spare me! Let's talk first.</w:t>
-      </w:r>
-    </w:p>
-    <w:p>
-      <w:pPr>
-        <w:rPr>
-          <w:szCs w:val="21"/>
-        </w:rPr>
-      </w:pPr>
-      <w:r>
-        <w:rPr>
-          <w:rFonts w:hint="eastAsia"/>
-          <w:szCs w:val="21"/>
-        </w:rPr>
-        <w:t>2（</w:t>
-      </w:r>
-      <w:proofErr w:type="gramStart"/>
-      <w:r>
-        <w:rPr>
-          <w:rFonts w:hint="eastAsia"/>
-          <w:szCs w:val="21"/>
-        </w:rPr>
-        <w:t>玩家未</w:t>
-      </w:r>
-      <w:proofErr w:type="gramEnd"/>
-      <w:r>
-        <w:rPr>
-          <w:rFonts w:hint="eastAsia"/>
-          <w:szCs w:val="21"/>
-        </w:rPr>
-        <w:t>杀死judas选择和他交流</w:t>
-      </w:r>
-      <w:r>
-        <w:rPr>
-          <w:rFonts w:hint="eastAsia"/>
-          <w:szCs w:val="21"/>
-        </w:rPr>
-        <w:t>）</w:t>
-      </w:r>
-      <w:r>
-        <w:rPr>
-          <w:rFonts w:hint="eastAsia"/>
-          <w:szCs w:val="21"/>
-        </w:rPr>
-        <w:t>“谢谢你愿意先听我说话。</w:t>
-      </w:r>
-      <w:r>
-        <w:rPr>
-          <w:rFonts w:hint="eastAsia"/>
-          <w:szCs w:val="21"/>
-        </w:rPr>
-        <w:t>我是雇佣你的人。</w:t>
-      </w:r>
-      <w:r>
-        <w:rPr>
-          <w:rFonts w:hint="eastAsia"/>
-          <w:szCs w:val="21"/>
-        </w:rPr>
-        <w:t>我这次雇你来刺杀</w:t>
-      </w:r>
-      <w:r>
-        <w:rPr>
-          <w:rFonts w:hint="eastAsia"/>
-          <w:szCs w:val="21"/>
-        </w:rPr>
-        <w:t>Lailah</w:t>
-      </w:r>
-      <w:r>
-        <w:rPr>
-          <w:rFonts w:hint="eastAsia"/>
-          <w:szCs w:val="21"/>
-        </w:rPr>
-        <w:t>是为了保住我自己的性命。我意外得知</w:t>
-      </w:r>
-      <w:r>
-        <w:rPr>
-          <w:rFonts w:hint="eastAsia"/>
-          <w:szCs w:val="21"/>
-        </w:rPr>
-        <w:t>Lailah</w:t>
-      </w:r>
-      <w:r>
-        <w:rPr>
-          <w:rFonts w:hint="eastAsia"/>
-          <w:szCs w:val="21"/>
-        </w:rPr>
-        <w:t>其实在做人体实验，而且晋升的安保室前辈再也没有出现过</w:t>
-      </w:r>
-      <w:r>
-        <w:rPr>
-          <w:rFonts w:hint="eastAsia"/>
-          <w:szCs w:val="21"/>
-        </w:rPr>
-        <w:t>，</w:t>
-      </w:r>
-      <w:r>
-        <w:rPr>
-          <w:szCs w:val="21"/>
-        </w:rPr>
-        <w:t>所以我只能想到刺杀</w:t>
-      </w:r>
-      <w:r>
-        <w:rPr>
-          <w:szCs w:val="21"/>
-        </w:rPr>
-        <w:t>Lailah</w:t>
-      </w:r>
-      <w:r>
-        <w:rPr>
-          <w:szCs w:val="21"/>
-        </w:rPr>
-        <w:t>这个办法。我找到了</w:t>
-      </w:r>
-      <w:r>
-        <w:rPr>
-          <w:szCs w:val="21"/>
-        </w:rPr>
-        <w:t>Abel</w:t>
-      </w:r>
-      <w:r>
-        <w:rPr>
-          <w:szCs w:val="21"/>
-        </w:rPr>
-        <w:t>的芯片所在地。希望他能帮你完成任务。</w:t>
-      </w:r>
-      <w:r>
-        <w:rPr>
-          <w:rFonts w:hint="eastAsia"/>
-          <w:szCs w:val="21"/>
-        </w:rPr>
-        <w:t>（</w:t>
-      </w:r>
-      <w:r>
-        <w:rPr>
-          <w:b/>
-          <w:bCs/>
-          <w:szCs w:val="21"/>
-        </w:rPr>
-        <w:t>I owe you for hearing me out first.</w:t>
-      </w:r>
-      <w:r>
-        <w:t xml:space="preserve"> </w:t>
-      </w:r>
-      <w:r>
-        <w:rPr>
-          <w:b/>
-          <w:bCs/>
-          <w:szCs w:val="21"/>
-        </w:rPr>
-        <w:t>I'm your contractor.</w:t>
-      </w:r>
-      <w:r>
-        <w:rPr>
-          <w:b/>
-          <w:bCs/>
-          <w:szCs w:val="21"/>
-        </w:rPr>
-        <w:t xml:space="preserve"> Contracting you to eliminate </w:t>
-      </w:r>
-      <w:r>
-        <w:rPr>
-          <w:b/>
-          <w:bCs/>
-          <w:szCs w:val="21"/>
-        </w:rPr>
-        <w:t>Lailah</w:t>
-      </w:r>
-      <w:r>
-        <w:rPr>
-          <w:b/>
-          <w:bCs/>
-          <w:szCs w:val="21"/>
-        </w:rPr>
-        <w:t xml:space="preserve"> is about saving my own skin.</w:t>
-      </w:r>
-      <w:r>
-        <w:rPr>
-          <w:rFonts w:hint="eastAsia"/>
-          <w:b/>
-          <w:bCs/>
-          <w:szCs w:val="21"/>
-        </w:rPr>
-        <w:t xml:space="preserve"> </w:t>
-      </w:r>
-      <w:r>
-        <w:rPr>
-          <w:b/>
-          <w:bCs/>
-          <w:szCs w:val="21"/>
-        </w:rPr>
-        <w:t xml:space="preserve">I've stumbled upon </w:t>
-      </w:r>
-      <w:r>
-        <w:rPr>
-          <w:rFonts w:hint="eastAsia"/>
-          <w:b/>
-          <w:bCs/>
-          <w:szCs w:val="21"/>
-        </w:rPr>
-        <w:t>her</w:t>
-      </w:r>
-      <w:r>
-        <w:rPr>
-          <w:b/>
-          <w:bCs/>
-          <w:szCs w:val="21"/>
-        </w:rPr>
-        <w:t xml:space="preserve"> live human experiments. Since every promoted security lead vanished without trace, assassination's my last recourse. Located </w:t>
-      </w:r>
-      <w:r>
-        <w:rPr>
-          <w:b/>
-          <w:bCs/>
-          <w:szCs w:val="21"/>
-        </w:rPr>
-        <w:t>Abel</w:t>
-      </w:r>
-      <w:r>
-        <w:rPr>
-          <w:b/>
-          <w:bCs/>
-          <w:szCs w:val="21"/>
-        </w:rPr>
-        <w:t>'s chip containment site. He'll see this mission through.</w:t>
-      </w:r>
-      <w:r>
-        <w:rPr>
-          <w:rFonts w:hint="eastAsia"/>
-          <w:szCs w:val="21"/>
-        </w:rPr>
-        <w:t>）</w:t>
-      </w:r>
-      <w:r>
-        <w:rPr>
-          <w:rFonts w:hint="eastAsia"/>
-          <w:szCs w:val="21"/>
-        </w:rPr>
-        <w:t>”</w:t>
-      </w:r>
-    </w:p>
-    <w:p>
-      <w:pPr>
-        <w:rPr>
-          <w:szCs w:val="21"/>
-        </w:rPr>
-      </w:pPr>
-      <w:r>
-        <w:rPr>
-          <w:rFonts w:hint="eastAsia"/>
-          <w:szCs w:val="21"/>
-        </w:rPr>
-        <w:t>3（</w:t>
-      </w:r>
-      <w:r>
-        <w:rPr>
-          <w:rFonts w:hint="eastAsia"/>
-          <w:szCs w:val="21"/>
-        </w:rPr>
-        <w:t>接着之前</w:t>
-      </w:r>
-      <w:r>
-        <w:rPr>
-          <w:rFonts w:hint="eastAsia"/>
-          <w:szCs w:val="21"/>
-        </w:rPr>
-        <w:t>）</w:t>
-      </w:r>
-      <w:r>
-        <w:rPr>
-          <w:rFonts w:hint="eastAsia"/>
-          <w:szCs w:val="21"/>
-        </w:rPr>
-        <w:t>“为了支援你，安保室有个秘密夹层，你可以使用</w:t>
-      </w:r>
-      <w:r>
-        <w:rPr>
-          <w:rFonts w:hint="eastAsia"/>
-          <w:szCs w:val="21"/>
-        </w:rPr>
-        <w:t>Abel</w:t>
-      </w:r>
-      <w:r>
-        <w:rPr>
-          <w:rFonts w:hint="eastAsia"/>
-          <w:szCs w:val="21"/>
-        </w:rPr>
-        <w:t>的虚化功能，去捡我藏起来的秘密武器。</w:t>
-      </w:r>
-      <w:r>
-        <w:rPr>
-          <w:rFonts w:hint="eastAsia"/>
-          <w:szCs w:val="21"/>
-        </w:rPr>
-        <w:t>但是有一个前提，你得先保证我的安全。</w:t>
-      </w:r>
-      <w:r>
-        <w:rPr>
-          <w:rFonts w:hint="eastAsia"/>
-          <w:szCs w:val="21"/>
-        </w:rPr>
-        <w:t>”</w:t>
-      </w:r>
-    </w:p>
-    <w:p>
-      <w:pPr>
-        <w:rPr>
-          <w:rFonts w:hint="eastAsia"/>
-          <w:szCs w:val="21"/>
-        </w:rPr>
-      </w:pPr>
-      <w:r>
-        <w:rPr>
-          <w:b/>
-          <w:bCs/>
-          <w:szCs w:val="21"/>
-        </w:rPr>
-        <w:t>To support you, there's a concealed compartment in the security room. Use Abel's dematerializer to retrieve my hidden weapon cache. But on one condition — you secure my safety first.</w:t>
-      </w:r>
-    </w:p>
-    <w:p>
-      <w:pPr>
-        <w:rPr>
-          <w:szCs w:val="21"/>
-        </w:rPr>
-      </w:pPr>
-      <w:r>
-        <w:rPr>
-          <w:rFonts w:hint="eastAsia"/>
-          <w:szCs w:val="21"/>
-        </w:rPr>
-        <w:t>4（玩家捡到后离开）“感谢你的不杀之恩。”</w:t>
-      </w:r>
-    </w:p>
-    <w:p>
-      <w:pPr>
-        <w:rPr>
-          <w:rFonts w:hint="eastAsia"/>
-          <w:szCs w:val="21"/>
-        </w:rPr>
-      </w:pPr>
-      <w:r>
-        <w:rPr>
-          <w:b/>
-          <w:bCs/>
-          <w:szCs w:val="21"/>
-        </w:rPr>
-        <w:lastRenderedPageBreak/>
-        <w:t>I owe you for sparing my life.</w:t>
-      </w:r>
-    </w:p>
-    <w:p>
-      <w:pPr>
-        <w:rPr>
-          <w:szCs w:val="21"/>
-        </w:rPr>
-      </w:pPr>
-    </w:p>
-    <w:p>
-      <w:pPr>
-        <w:rPr>
-          <w:szCs w:val="21"/>
-        </w:rPr>
-      </w:pPr>
-    </w:p>
-    <w:p>
-      <w:pPr>
-        <w:rPr>
-          <w:szCs w:val="21"/>
-        </w:rPr>
-      </w:pPr>
-      <w:r>
-        <w:rPr>
-          <w:rFonts w:hint="eastAsia"/>
-          <w:szCs w:val="21"/>
-        </w:rPr>
-        <w:t>Lailah</w:t>
+        <w:t>。你是一个有才华有才能的人。</w:t>
+      </w:r>
+    </w:p>
+    <w:p>
+      <w:pPr>
+        <w:rPr>
+          <w:rFonts w:hint="eastAsia"/>
+          <w:b/>
+          <w:bCs/>
+          <w:szCs w:val="21"/>
+        </w:rPr>
+      </w:pPr>
+      <w:r>
+        <w:rPr>
+          <w:b/>
+          <w:bCs/>
+          <w:szCs w:val="21"/>
+        </w:rPr>
+        <w:t xml:space="preserve">Abel. Look at you — engineered genius. </w:t>
+      </w:r>
+    </w:p>
+    <w:p>
+      <w:pPr>
+        <w:rPr>
+          <w:szCs w:val="21"/>
+        </w:rPr>
+      </w:pPr>
+      <w:r>
+        <w:rPr>
+          <w:rFonts w:hint="eastAsia"/>
+          <w:szCs w:val="21"/>
+        </w:rPr>
+        <w:t xml:space="preserve">2 </w:t>
+      </w:r>
+      <w:r>
+        <w:rPr>
+          <w:rFonts w:hint="eastAsia"/>
+          <w:szCs w:val="21"/>
+        </w:rPr>
+        <w:t>何必被伦理常识束缚住了手脚。</w:t>
+      </w:r>
+    </w:p>
+    <w:p>
+      <w:pPr>
+        <w:rPr>
+          <w:rFonts w:hint="eastAsia"/>
+          <w:b/>
+          <w:bCs/>
+          <w:szCs w:val="21"/>
+        </w:rPr>
+      </w:pPr>
+      <w:r>
+        <w:rPr>
+          <w:b/>
+          <w:bCs/>
+          <w:szCs w:val="21"/>
+        </w:rPr>
+        <w:t xml:space="preserve">Ethics are weights for lesser minds. </w:t>
+      </w:r>
+    </w:p>
+    <w:p>
+      <w:pPr>
+        <w:rPr>
+          <w:szCs w:val="21"/>
+        </w:rPr>
+      </w:pPr>
+      <w:r>
+        <w:rPr>
+          <w:rFonts w:hint="eastAsia"/>
+          <w:szCs w:val="21"/>
+        </w:rPr>
+        <w:t xml:space="preserve">3 </w:t>
+      </w:r>
+      <w:r>
+        <w:rPr>
+          <w:rFonts w:hint="eastAsia"/>
+          <w:szCs w:val="21"/>
+        </w:rPr>
+        <w:t>你能做到很多别人做不到的事，你就是为了Eden系列而生的。</w:t>
+      </w:r>
+    </w:p>
+    <w:p>
+      <w:pPr>
+        <w:rPr>
+          <w:rFonts w:hint="eastAsia"/>
+          <w:b/>
+          <w:bCs/>
+          <w:szCs w:val="21"/>
+        </w:rPr>
+      </w:pPr>
+      <w:r>
+        <w:rPr>
+          <w:b/>
+          <w:bCs/>
+          <w:szCs w:val="21"/>
+        </w:rPr>
+        <w:t xml:space="preserve">The Eden Series needs you. </w:t>
       </w:r>
     </w:p>
     <w:p>
@@ -8418,21 +9488,14 @@
           <w:rFonts w:hint="eastAsia"/>
           <w:szCs w:val="21"/>
         </w:rPr>
-        <w:t>1（分身死后从电梯下来）“再次和你面对面了，</w:t>
-      </w:r>
-      <w:r>
-        <w:rPr>
-          <w:rFonts w:hint="eastAsia"/>
-          <w:szCs w:val="21"/>
-        </w:rPr>
-        <w:t>Abel</w:t>
-      </w:r>
-      <w:r>
-        <w:rPr>
-          <w:rFonts w:hint="eastAsia"/>
-          <w:szCs w:val="21"/>
-        </w:rPr>
-        <w:t>。你是一个有才华有才能的人。何必被伦理常识束缚住了手脚。你能做到很多别人做不到的事，你就是为了Eden系列而生的。想想你的爷爷Andrew Eden，你不想继续他的项目，为他完成这个伟大的计划</w:t>
+        <w:t xml:space="preserve">4 </w:t>
+      </w:r>
+      <w:r>
+        <w:rPr>
+          <w:rFonts w:hint="eastAsia"/>
+          <w:szCs w:val="21"/>
+        </w:rPr>
+        <w:t>想想你的爷爷Andrew Eden，你不想继续他的项目，为他完成这个伟大的计划</w:t>
       </w:r>
       <w:r>
         <w:rPr>
@@ -8462,30 +9525,39 @@
     <w:p>
       <w:pPr>
         <w:rPr>
-          <w:szCs w:val="21"/>
-        </w:rPr>
-      </w:pPr>
-      <w:r>
-        <w:rPr>
-          <w:i/>
-          <w:iCs/>
-          <w:szCs w:val="21"/>
-        </w:rPr>
-        <w:t>Abel. Look at you — engineered genius. Ethics are weights for lesser minds. The Eden Series needs you. Would Andrew Eden want his life's work abandoned? Seize your birthright.</w:t>
-      </w:r>
-    </w:p>
-    <w:p>
-      <w:pPr>
-        <w:rPr>
-          <w:szCs w:val="21"/>
-        </w:rPr>
-      </w:pPr>
-      <w:r>
-        <w:rPr>
-          <w:rFonts w:hint="eastAsia"/>
-          <w:szCs w:val="21"/>
-        </w:rPr>
-        <w:t>2（接</w:t>
+          <w:b/>
+          <w:bCs/>
+          <w:szCs w:val="21"/>
+        </w:rPr>
+      </w:pPr>
+      <w:r>
+        <w:rPr>
+          <w:b/>
+          <w:bCs/>
+          <w:szCs w:val="21"/>
+        </w:rPr>
+        <w:t>Would Andrew Eden want his life's work abandoned? Seize your birthright.</w:t>
+      </w:r>
+    </w:p>
+    <w:p>
+      <w:pPr>
+        <w:rPr>
+          <w:szCs w:val="21"/>
+        </w:rPr>
+      </w:pPr>
+      <w:r>
+        <w:rPr>
+          <w:rFonts w:hint="eastAsia"/>
+          <w:szCs w:val="21"/>
+        </w:rPr>
+        <w:t xml:space="preserve">5 </w:t>
+      </w:r>
+      <w:r>
+        <w:rPr>
+          <w:rFonts w:hint="eastAsia"/>
+          <w:szCs w:val="21"/>
+        </w:rPr>
+        <w:t>（接</w:t>
       </w:r>
       <w:r>
         <w:rPr>
@@ -8505,10 +9577,10 @@
     <w:p>
       <w:pPr>
         <w:rPr>
-          <w:rFonts w:hint="eastAsia"/>
-          <w:szCs w:val="21"/>
-        </w:rPr>
-      </w:pPr>
+          <w:szCs w:val="21"/>
+        </w:rPr>
+      </w:pPr>
+      <w:bookmarkStart w:id="22" w:name="OLE_LINK29"/>
       <w:r>
         <w:rPr>
           <w:b/>
@@ -8518,65 +9590,133 @@
         <w:t>Then only one of us remains standing. Words fail where blades prevail — let steel decide.</w:t>
       </w:r>
     </w:p>
-    <w:p>
-      <w:pPr>
-        <w:rPr>
-          <w:szCs w:val="21"/>
-        </w:rPr>
-      </w:pPr>
-      <w:r>
-        <w:rPr>
-          <w:rFonts w:hint="eastAsia"/>
-          <w:szCs w:val="21"/>
-        </w:rPr>
-        <w:t>3（死亡）E4,E5,E6</w:t>
-      </w:r>
-      <w:r>
-        <w:rPr>
+    <w:bookmarkEnd w:id="22"/>
+    <w:p>
+      <w:pPr>
+        <w:rPr>
+          <w:szCs w:val="21"/>
+        </w:rPr>
+      </w:pPr>
+      <w:r>
+        <w:rPr>
+          <w:rFonts w:hint="eastAsia"/>
+          <w:szCs w:val="21"/>
+        </w:rPr>
+        <w:t xml:space="preserve">6 </w:t>
+      </w:r>
+      <w:r>
+        <w:rPr>
+          <w:rFonts w:hint="eastAsia"/>
+          <w:szCs w:val="21"/>
+        </w:rPr>
+        <w:t>（死亡）我的梦想究竟在哪里。</w:t>
+      </w:r>
+    </w:p>
+    <w:p>
+      <w:pPr>
+        <w:rPr>
+          <w:szCs w:val="21"/>
+        </w:rPr>
+      </w:pPr>
+      <w:proofErr w:type="gramStart"/>
+      <w:r>
+        <w:rPr>
+          <w:b/>
+          <w:bCs/>
+          <w:szCs w:val="21"/>
+        </w:rPr>
+        <w:t>Where</w:t>
+      </w:r>
+      <w:r>
+        <w:rPr>
+          <w:rFonts w:hint="eastAsia"/>
+          <w:b/>
+          <w:bCs/>
+          <w:szCs w:val="21"/>
+        </w:rPr>
+        <w:t xml:space="preserve"> .</w:t>
+      </w:r>
+      <w:r>
+        <w:rPr>
+          <w:b/>
+          <w:bCs/>
+          <w:szCs w:val="21"/>
+        </w:rPr>
+        <w:t>does</w:t>
+      </w:r>
+      <w:r>
+        <w:rPr>
+          <w:rFonts w:hint="eastAsia"/>
+          <w:b/>
+          <w:bCs/>
+          <w:szCs w:val="21"/>
+        </w:rPr>
+        <w:t>..</w:t>
+      </w:r>
+      <w:proofErr w:type="gramEnd"/>
+      <w:r>
+        <w:rPr>
+          <w:rFonts w:hint="eastAsia"/>
+          <w:b/>
+          <w:bCs/>
+          <w:szCs w:val="21"/>
+        </w:rPr>
+        <w:t xml:space="preserve"> </w:t>
+      </w:r>
+      <w:r>
+        <w:rPr>
+          <w:b/>
+          <w:bCs/>
+          <w:szCs w:val="21"/>
+        </w:rPr>
+        <w:t>my</w:t>
+      </w:r>
+      <w:r>
+        <w:rPr>
+          <w:rFonts w:hint="eastAsia"/>
+          <w:b/>
+          <w:bCs/>
+          <w:szCs w:val="21"/>
+        </w:rPr>
+        <w:t xml:space="preserve"> </w:t>
+      </w:r>
+      <w:r>
+        <w:rPr>
+          <w:b/>
+          <w:bCs/>
+          <w:szCs w:val="21"/>
+        </w:rPr>
+        <w:t>path</w:t>
+      </w:r>
+      <w:r>
+        <w:rPr>
+          <w:rFonts w:hint="eastAsia"/>
+          <w:b/>
+          <w:bCs/>
+          <w:szCs w:val="21"/>
+        </w:rPr>
+        <w:t xml:space="preserve"> </w:t>
+      </w:r>
+      <w:r>
+        <w:rPr>
+          <w:b/>
+          <w:bCs/>
           <w:szCs w:val="21"/>
         </w:rPr>
         <w:t>…</w:t>
       </w:r>
       <w:r>
         <w:rPr>
-          <w:rFonts w:hint="eastAsia"/>
-          <w:szCs w:val="21"/>
-        </w:rPr>
-        <w:t>我的梦想究竟在哪里。</w:t>
-      </w:r>
-    </w:p>
-    <w:p>
-      <w:pPr>
-        <w:rPr>
-          <w:rFonts w:hint="eastAsia"/>
-          <w:szCs w:val="21"/>
-        </w:rPr>
-      </w:pPr>
-      <w:r>
-        <w:rPr>
-          <w:rFonts w:hint="eastAsia"/>
-          <w:szCs w:val="21"/>
-        </w:rPr>
-        <w:t>E</w:t>
-      </w:r>
-      <w:proofErr w:type="gramStart"/>
-      <w:r>
-        <w:rPr>
-          <w:rFonts w:hint="eastAsia"/>
-          <w:szCs w:val="21"/>
-        </w:rPr>
-        <w:t>4,E5,E</w:t>
-      </w:r>
-      <w:proofErr w:type="gramEnd"/>
-      <w:r>
-        <w:rPr>
-          <w:rFonts w:hint="eastAsia"/>
-          <w:szCs w:val="21"/>
-        </w:rPr>
-        <w:t>6</w:t>
-      </w:r>
-      <w:r>
-        <w:rPr>
+          <w:b/>
+          <w:bCs/>
+          <w:szCs w:val="21"/>
+        </w:rPr>
+        <w:t>end</w:t>
+      </w:r>
+      <w:r>
+        <w:rPr>
+          <w:b/>
+          <w:bCs/>
           <w:szCs w:val="21"/>
         </w:rPr>
         <w:t>…</w:t>
@@ -8587,7 +9727,7 @@
           <w:bCs/>
           <w:szCs w:val="21"/>
         </w:rPr>
-        <w:t>Where... does my path end? </w:t>
+        <w:t>? </w:t>
       </w:r>
     </w:p>
     <w:p>
@@ -8666,7 +9806,7 @@
           <w:szCs w:val="21"/>
         </w:rPr>
       </w:pPr>
-      <w:bookmarkStart w:id="21" w:name="OLE_LINK22"/>
+      <w:bookmarkStart w:id="23" w:name="OLE_LINK22"/>
       <w:r>
         <w:rPr>
           <w:b/>
@@ -8676,18 +9816,32 @@
         <w:t>Andrew Eden (1985-2050)</w:t>
       </w:r>
     </w:p>
-    <w:bookmarkEnd w:id="21"/>
-    <w:p>
-      <w:pPr>
-        <w:rPr>
-          <w:szCs w:val="21"/>
-        </w:rPr>
-      </w:pPr>
-      <w:r>
-        <w:rPr>
-          <w:szCs w:val="21"/>
-        </w:rPr>
-        <w:t>In 2025, at age 40, Andrew founded Verrp, embarking on a mission </w:t>
+    <w:bookmarkEnd w:id="23"/>
+    <w:p>
+      <w:pPr>
+        <w:rPr>
+          <w:szCs w:val="21"/>
+        </w:rPr>
+      </w:pPr>
+      <w:r>
+        <w:rPr>
+          <w:szCs w:val="21"/>
+        </w:rPr>
+        <w:t xml:space="preserve">In 2025, at age 40, Andrew founded </w:t>
+      </w:r>
+      <w:proofErr w:type="spellStart"/>
+      <w:r>
+        <w:rPr>
+          <w:szCs w:val="21"/>
+        </w:rPr>
+        <w:t>Verrp</w:t>
+      </w:r>
+      <w:proofErr w:type="spellEnd"/>
+      <w:r>
+        <w:rPr>
+          <w:szCs w:val="21"/>
+        </w:rPr>
+        <w:t>, embarking on a mission </w:t>
       </w:r>
       <w:r>
         <w:rPr>
@@ -8714,7 +9868,7 @@
           <w:szCs w:val="21"/>
         </w:rPr>
       </w:pPr>
-      <w:bookmarkStart w:id="22" w:name="OLE_LINK23"/>
+      <w:bookmarkStart w:id="24" w:name="OLE_LINK23"/>
       <w:r>
         <w:rPr>
           <w:b/>
@@ -8789,8 +9943,8 @@
           <w:szCs w:val="21"/>
         </w:rPr>
       </w:pPr>
-      <w:bookmarkStart w:id="23" w:name="OLE_LINK24"/>
-      <w:bookmarkEnd w:id="22"/>
+      <w:bookmarkStart w:id="25" w:name="OLE_LINK24"/>
+      <w:bookmarkEnd w:id="24"/>
       <w:r>
         <w:rPr>
           <w:b/>
@@ -8805,7 +9959,7 @@
         </w:rPr>
         <w:t>:</w:t>
       </w:r>
-      <w:bookmarkEnd w:id="23"/>
+      <w:bookmarkEnd w:id="25"/>
       <w:r>
         <w:rPr>
           <w:szCs w:val="21"/>
@@ -8851,7 +10005,7 @@
           <w:szCs w:val="21"/>
         </w:rPr>
       </w:pPr>
-      <w:bookmarkStart w:id="24" w:name="OLE_LINK25"/>
+      <w:bookmarkStart w:id="26" w:name="OLE_LINK25"/>
       <w:r>
         <w:rPr>
           <w:b/>
@@ -8951,55 +10105,83 @@
           <w:szCs w:val="21"/>
         </w:rPr>
       </w:pPr>
-      <w:bookmarkStart w:id="25" w:name="OLE_LINK26"/>
-      <w:r>
-        <w:rPr>
-          <w:szCs w:val="21"/>
-        </w:rPr>
-        <w:t xml:space="preserve">Claire Murphy (2005 - 2053) was a core member of the early R&amp;D team at verrp. During the critical phase of developing the Eden series of intelligent robots, she resolutely participated in key experiments to break through technical bottlenecks. In 2053, she sacrificed her life to make the successful launch of Eden - 2 possible. Compared with the first generation, this robot has a faster thinking response and a more lifelike texture. Her spirit of dedication to </w:t>
+      <w:bookmarkStart w:id="27" w:name="OLE_LINK26"/>
+      <w:r>
+        <w:rPr>
+          <w:szCs w:val="21"/>
+        </w:rPr>
+        <w:t xml:space="preserve">Claire Murphy (2005 - 2053) was a core member of the early R&amp;D team at </w:t>
+      </w:r>
+      <w:proofErr w:type="spellStart"/>
+      <w:r>
+        <w:rPr>
+          <w:szCs w:val="21"/>
+        </w:rPr>
+        <w:t>verrp</w:t>
+      </w:r>
+      <w:proofErr w:type="spellEnd"/>
+      <w:r>
+        <w:rPr>
+          <w:szCs w:val="21"/>
+        </w:rPr>
+        <w:t xml:space="preserve">. During the </w:t>
       </w:r>
       <w:r>
         <w:rPr>
           <w:szCs w:val="21"/>
         </w:rPr>
         <w:lastRenderedPageBreak/>
-        <w:t>science will always be remembered.</w:t>
-      </w:r>
-      <w:bookmarkEnd w:id="25"/>
-    </w:p>
-    <w:p>
-      <w:pPr>
-        <w:rPr>
-          <w:szCs w:val="21"/>
-        </w:rPr>
-      </w:pPr>
-    </w:p>
-    <w:p>
-      <w:pPr>
-        <w:rPr>
-          <w:szCs w:val="21"/>
-        </w:rPr>
-      </w:pPr>
-    </w:p>
-    <w:p>
-      <w:pPr>
-        <w:rPr>
-          <w:szCs w:val="21"/>
-        </w:rPr>
-      </w:pPr>
-    </w:p>
-    <w:p>
-      <w:pPr>
-        <w:rPr>
-          <w:szCs w:val="21"/>
-        </w:rPr>
-      </w:pPr>
-      <w:bookmarkStart w:id="26" w:name="OLE_LINK27"/>
-      <w:r>
-        <w:rPr>
-          <w:szCs w:val="21"/>
-        </w:rPr>
-        <w:t>Abel Eden (2043–?), grandson of the founder of Verrp, demonstrated exceptional aptitude in mathematics and engineering from early childhood, earning widespread acclaim as "the Prodigy." His precocious achievements in these domains infused the company's development with distinctive momentum. This statue, depicting him alongside his mother Ema, not only immortalizes the radiance of his youthful talent but also embodies the warmth of familial affection, bearing witness to a growth trajectory where innate genius and familial nurture converge.</w:t>
+        <w:t>critical phase of developing the Eden series of intelligent robots, she resolutely participated in key experiments to break through technical bottlenecks. In 2053, she sacrificed her life to make the successful launch of Eden - 2 possible. Compared with the first generation, this robot has a faster thinking response and a more lifelike texture. Her spirit of dedication to science will always be remembered.</w:t>
+      </w:r>
+      <w:bookmarkEnd w:id="27"/>
+    </w:p>
+    <w:p>
+      <w:pPr>
+        <w:rPr>
+          <w:szCs w:val="21"/>
+        </w:rPr>
+      </w:pPr>
+    </w:p>
+    <w:p>
+      <w:pPr>
+        <w:rPr>
+          <w:szCs w:val="21"/>
+        </w:rPr>
+      </w:pPr>
+    </w:p>
+    <w:p>
+      <w:pPr>
+        <w:rPr>
+          <w:szCs w:val="21"/>
+        </w:rPr>
+      </w:pPr>
+    </w:p>
+    <w:p>
+      <w:pPr>
+        <w:rPr>
+          <w:szCs w:val="21"/>
+        </w:rPr>
+      </w:pPr>
+      <w:bookmarkStart w:id="28" w:name="OLE_LINK27"/>
+      <w:r>
+        <w:rPr>
+          <w:szCs w:val="21"/>
+        </w:rPr>
+        <w:t xml:space="preserve">Abel Eden (2043–?), grandson of the founder of </w:t>
+      </w:r>
+      <w:proofErr w:type="spellStart"/>
+      <w:r>
+        <w:rPr>
+          <w:szCs w:val="21"/>
+        </w:rPr>
+        <w:t>Verrp</w:t>
+      </w:r>
+      <w:proofErr w:type="spellEnd"/>
+      <w:r>
+        <w:rPr>
+          <w:szCs w:val="21"/>
+        </w:rPr>
+        <w:t>, demonstrated exceptional aptitude in mathematics and engineering from early childhood, earning widespread acclaim as "the Prodigy." His precocious achievements in these domains infused the company's development with distinctive momentum. This statue, depicting him alongside his mother Ema, not only immortalizes the radiance of his youthful talent but also embodies the warmth of familial affection, bearing witness to a growth trajectory where innate genius and familial nurture converge.</w:t>
       </w:r>
       <w:r>
         <w:rPr>
@@ -9009,15 +10191,15 @@
         <w:t>​</w:t>
       </w:r>
     </w:p>
+    <w:bookmarkEnd w:id="28"/>
+    <w:p>
+      <w:pPr>
+        <w:rPr>
+          <w:szCs w:val="21"/>
+        </w:rPr>
+      </w:pPr>
+    </w:p>
     <w:bookmarkEnd w:id="26"/>
-    <w:p>
-      <w:pPr>
-        <w:rPr>
-          <w:szCs w:val="21"/>
-        </w:rPr>
-      </w:pPr>
-    </w:p>
-    <w:bookmarkEnd w:id="24"/>
     <w:p>
       <w:pPr>
         <w:rPr>
@@ -9033,6 +10215,44 @@
     </w:sectPr>
   </w:body>
 </w:document>
+</file>
+
+<file path=word/endnotes.xml><?xml version="1.0" encoding="utf-8"?>
+<w:endnotes xmlns:wpc="http://schemas.microsoft.com/office/word/2010/wordprocessingCanvas" xmlns:cx="http://schemas.microsoft.com/office/drawing/2014/chartex" xmlns:cx1="http://schemas.microsoft.com/office/drawing/2015/9/8/chartex" xmlns:cx2="http://schemas.microsoft.com/office/drawing/2015/10/21/chartex" xmlns:cx3="http://schemas.microsoft.com/office/drawing/2016/5/9/chartex" xmlns:cx4="http://schemas.microsoft.com/office/drawing/2016/5/10/chartex" xmlns:cx5="http://schemas.microsoft.com/office/drawing/2016/5/11/chartex" xmlns:cx6="http://schemas.microsoft.com/office/drawing/2016/5/12/chartex" xmlns:cx7="http://schemas.microsoft.com/office/drawing/2016/5/13/chartex" xmlns:cx8="http://schemas.microsoft.com/office/drawing/2016/5/14/chartex" xmlns:mc="http://schemas.openxmlformats.org/markup-compatibility/2006" xmlns:aink="http://schemas.microsoft.com/office/drawing/2016/ink" xmlns:am3d="http://schemas.microsoft.com/office/drawing/2017/model3d" xmlns:o="urn:schemas-microsoft-com:office:office" xmlns:oel="http://schemas.microsoft.com/office/2019/extlst" xmlns:r="http://schemas.openxmlformats.org/officeDocument/2006/relationships" xmlns:m="http://schemas.openxmlformats.org/officeDocument/2006/math" xmlns:v="urn:schemas-microsoft-com:vml" xmlns:wp14="http://schemas.microsoft.com/office/word/2010/wordprocessingDrawing" xmlns:wp="http://schemas.openxmlformats.org/drawingml/2006/wordprocessingDrawing" xmlns:w10="urn:schemas-microsoft-com:office:word" xmlns:w="http://schemas.openxmlformats.org/wordprocessingml/2006/main" xmlns:w14="http://schemas.microsoft.com/office/word/2010/wordml" xmlns:w15="http://schemas.microsoft.com/office/word/2012/wordml" xmlns:w16cex="http://schemas.microsoft.com/office/word/2018/wordml/cex" xmlns:w16cid="http://schemas.microsoft.com/office/word/2016/wordml/cid" xmlns:w16="http://schemas.microsoft.com/office/word/2018/wordml" xmlns:w16du="http://schemas.microsoft.com/office/word/2023/wordml/word16du" xmlns:w16sdtdh="http://schemas.microsoft.com/office/word/2020/wordml/sdtdatahash" xmlns:w16sdtfl="http://schemas.microsoft.com/office/word/2024/wordml/sdtformatlock" xmlns:w16se="http://schemas.microsoft.com/office/word/2015/wordml/symex" xmlns:wpg="http://schemas.microsoft.com/office/word/2010/wordprocessingGroup" xmlns:wpi="http://schemas.microsoft.com/office/word/2010/wordprocessingInk" xmlns:wne="http://schemas.microsoft.com/office/word/2006/wordml" xmlns:wps="http://schemas.microsoft.com/office/word/2010/wordprocessingShape" mc:Ignorable="w14 w15 w16se w16cid w16 w16cex w16sdtdh w16sdtfl w16du wp14">
+  <w:endnote w:type="separator" w:id="-1">
+    <w:p>
+      <w:r>
+        <w:separator/>
+      </w:r>
+    </w:p>
+  </w:endnote>
+  <w:endnote w:type="continuationSeparator" w:id="0">
+    <w:p>
+      <w:r>
+        <w:continuationSeparator/>
+      </w:r>
+    </w:p>
+  </w:endnote>
+</w:endnotes>
+</file>
+
+<file path=word/footnotes.xml><?xml version="1.0" encoding="utf-8"?>
+<w:footnotes xmlns:wpc="http://schemas.microsoft.com/office/word/2010/wordprocessingCanvas" xmlns:cx="http://schemas.microsoft.com/office/drawing/2014/chartex" xmlns:cx1="http://schemas.microsoft.com/office/drawing/2015/9/8/chartex" xmlns:cx2="http://schemas.microsoft.com/office/drawing/2015/10/21/chartex" xmlns:cx3="http://schemas.microsoft.com/office/drawing/2016/5/9/chartex" xmlns:cx4="http://schemas.microsoft.com/office/drawing/2016/5/10/chartex" xmlns:cx5="http://schemas.microsoft.com/office/drawing/2016/5/11/chartex" xmlns:cx6="http://schemas.microsoft.com/office/drawing/2016/5/12/chartex" xmlns:cx7="http://schemas.microsoft.com/office/drawing/2016/5/13/chartex" xmlns:cx8="http://schemas.microsoft.com/office/drawing/2016/5/14/chartex" xmlns:mc="http://schemas.openxmlformats.org/markup-compatibility/2006" xmlns:aink="http://schemas.microsoft.com/office/drawing/2016/ink" xmlns:am3d="http://schemas.microsoft.com/office/drawing/2017/model3d" xmlns:o="urn:schemas-microsoft-com:office:office" xmlns:oel="http://schemas.microsoft.com/office/2019/extlst" xmlns:r="http://schemas.openxmlformats.org/officeDocument/2006/relationships" xmlns:m="http://schemas.openxmlformats.org/officeDocument/2006/math" xmlns:v="urn:schemas-microsoft-com:vml" xmlns:wp14="http://schemas.microsoft.com/office/word/2010/wordprocessingDrawing" xmlns:wp="http://schemas.openxmlformats.org/drawingml/2006/wordprocessingDrawing" xmlns:w10="urn:schemas-microsoft-com:office:word" xmlns:w="http://schemas.openxmlformats.org/wordprocessingml/2006/main" xmlns:w14="http://schemas.microsoft.com/office/word/2010/wordml" xmlns:w15="http://schemas.microsoft.com/office/word/2012/wordml" xmlns:w16cex="http://schemas.microsoft.com/office/word/2018/wordml/cex" xmlns:w16cid="http://schemas.microsoft.com/office/word/2016/wordml/cid" xmlns:w16="http://schemas.microsoft.com/office/word/2018/wordml" xmlns:w16du="http://schemas.microsoft.com/office/word/2023/wordml/word16du" xmlns:w16sdtdh="http://schemas.microsoft.com/office/word/2020/wordml/sdtdatahash" xmlns:w16sdtfl="http://schemas.microsoft.com/office/word/2024/wordml/sdtformatlock" xmlns:w16se="http://schemas.microsoft.com/office/word/2015/wordml/symex" xmlns:wpg="http://schemas.microsoft.com/office/word/2010/wordprocessingGroup" xmlns:wpi="http://schemas.microsoft.com/office/word/2010/wordprocessingInk" xmlns:wne="http://schemas.microsoft.com/office/word/2006/wordml" xmlns:wps="http://schemas.microsoft.com/office/word/2010/wordprocessingShape" mc:Ignorable="w14 w15 w16se w16cid w16 w16cex w16sdtdh w16sdtfl w16du wp14">
+  <w:footnote w:type="separator" w:id="-1">
+    <w:p>
+      <w:r>
+        <w:separator/>
+      </w:r>
+    </w:p>
+  </w:footnote>
+  <w:footnote w:type="continuationSeparator" w:id="0">
+    <w:p>
+      <w:r>
+        <w:continuationSeparator/>
+      </w:r>
+    </w:p>
+  </w:footnote>
+</w:footnotes>
 </file>
 
 <file path=word/numbering.xml><?xml version="1.0" encoding="utf-8"?>
@@ -12863,6 +14083,7 @@
   <w:style w:type="character" w:default="1" w:styleId="a0">
     <w:name w:val="Default Paragraph Font"/>
     <w:uiPriority w:val="1"/>
+    <w:semiHidden/>
     <w:unhideWhenUsed/>
   </w:style>
   <w:style w:type="table" w:default="1" w:styleId="a1">
@@ -13202,6 +14423,46 @@
     <w:semiHidden/>
     <w:rsid w:val="00524B87"/>
   </w:style>
+  <w:style w:type="paragraph" w:styleId="af0">
+    <w:name w:val="footnote text"/>
+    <w:basedOn w:val="a"/>
+    <w:link w:val="af1"/>
+    <w:uiPriority w:val="99"/>
+    <w:semiHidden/>
+    <w:unhideWhenUsed/>
+    <w:rsid w:val="00C04A6E"/>
+    <w:pPr>
+      <w:snapToGrid w:val="0"/>
+      <w:jc w:val="left"/>
+    </w:pPr>
+    <w:rPr>
+      <w:sz w:val="18"/>
+      <w:szCs w:val="18"/>
+    </w:rPr>
+  </w:style>
+  <w:style w:type="character" w:customStyle="1" w:styleId="af1">
+    <w:name w:val="脚注文本 字符"/>
+    <w:basedOn w:val="a0"/>
+    <w:link w:val="af0"/>
+    <w:uiPriority w:val="99"/>
+    <w:semiHidden/>
+    <w:rsid w:val="00C04A6E"/>
+    <w:rPr>
+      <w:sz w:val="18"/>
+      <w:szCs w:val="18"/>
+    </w:rPr>
+  </w:style>
+  <w:style w:type="character" w:styleId="af2">
+    <w:name w:val="footnote reference"/>
+    <w:basedOn w:val="a0"/>
+    <w:uiPriority w:val="99"/>
+    <w:semiHidden/>
+    <w:unhideWhenUsed/>
+    <w:rsid w:val="00C04A6E"/>
+    <w:rPr>
+      <w:vertAlign w:val="superscript"/>
+    </w:rPr>
+  </w:style>
 </w:styles>
 </file>
 

--- a/GD12Level Main/敌人和文档.docx
+++ b/GD12Level Main/敌人和文档.docx
@@ -2,8 +2,19 @@
 <file path=word/document.xml><?xml version="1.0" encoding="utf-8"?>
 <w:document xmlns:wpc="http://schemas.microsoft.com/office/word/2010/wordprocessingCanvas" xmlns:cx="http://schemas.microsoft.com/office/drawing/2014/chartex" xmlns:cx1="http://schemas.microsoft.com/office/drawing/2015/9/8/chartex" xmlns:cx2="http://schemas.microsoft.com/office/drawing/2015/10/21/chartex" xmlns:cx3="http://schemas.microsoft.com/office/drawing/2016/5/9/chartex" xmlns:cx4="http://schemas.microsoft.com/office/drawing/2016/5/10/chartex" xmlns:cx5="http://schemas.microsoft.com/office/drawing/2016/5/11/chartex" xmlns:cx6="http://schemas.microsoft.com/office/drawing/2016/5/12/chartex" xmlns:cx7="http://schemas.microsoft.com/office/drawing/2016/5/13/chartex" xmlns:cx8="http://schemas.microsoft.com/office/drawing/2016/5/14/chartex" xmlns:mc="http://schemas.openxmlformats.org/markup-compatibility/2006" xmlns:aink="http://schemas.microsoft.com/office/drawing/2016/ink" xmlns:am3d="http://schemas.microsoft.com/office/drawing/2017/model3d" xmlns:o="urn:schemas-microsoft-com:office:office" xmlns:oel="http://schemas.microsoft.com/office/2019/extlst" xmlns:r="http://schemas.openxmlformats.org/officeDocument/2006/relationships" xmlns:m="http://schemas.openxmlformats.org/officeDocument/2006/math" xmlns:v="urn:schemas-microsoft-com:vml" xmlns:wp14="http://schemas.microsoft.com/office/word/2010/wordprocessingDrawing" xmlns:wp="http://schemas.openxmlformats.org/drawingml/2006/wordprocessingDrawing" xmlns:w10="urn:schemas-microsoft-com:office:word" xmlns:w="http://schemas.openxmlformats.org/wordprocessingml/2006/main" xmlns:w14="http://schemas.microsoft.com/office/word/2010/wordml" xmlns:w15="http://schemas.microsoft.com/office/word/2012/wordml" xmlns:w16cex="http://schemas.microsoft.com/office/word/2018/wordml/cex" xmlns:w16cid="http://schemas.microsoft.com/office/word/2016/wordml/cid" xmlns:w16="http://schemas.microsoft.com/office/word/2018/wordml" xmlns:w16du="http://schemas.microsoft.com/office/word/2023/wordml/word16du" xmlns:w16sdtdh="http://schemas.microsoft.com/office/word/2020/wordml/sdtdatahash" xmlns:w16sdtfl="http://schemas.microsoft.com/office/word/2024/wordml/sdtformatlock" xmlns:w16se="http://schemas.microsoft.com/office/word/2015/wordml/symex" xmlns:wpg="http://schemas.microsoft.com/office/word/2010/wordprocessingGroup" xmlns:wpi="http://schemas.microsoft.com/office/word/2010/wordprocessingInk" xmlns:wne="http://schemas.microsoft.com/office/word/2006/wordml" xmlns:wps="http://schemas.microsoft.com/office/word/2010/wordprocessingShape" mc:Ignorable="w14 w15 w16se w16cid w16 w16cex w16sdtdh w16sdtfl w16du wp14">
   <w:body>
-    <w:p/>
-    <w:p>
+    <w:p>
+      <w:pPr>
+        <w:rPr>
+          <w:rFonts w:hint="eastAsia"/>
+        </w:rPr>
+      </w:pPr>
+    </w:p>
+    <w:p>
+      <w:pPr>
+        <w:rPr>
+          <w:rFonts w:hint="eastAsia"/>
+        </w:rPr>
+      </w:pPr>
       <w:r>
         <w:t>E0 Andrew Eden（在boss场地可以看见prototype的机器人0号机，已经彻底</w:t>
       </w:r>
@@ -17,32 +28,68 @@
       </w:r>
     </w:p>
     <w:p>
+      <w:pPr>
+        <w:rPr>
+          <w:rFonts w:hint="eastAsia"/>
+        </w:rPr>
+      </w:pPr>
       <w:r>
         <w:t>Andrew作为公司创始人，第一批接受了赛博永生的实验。</w:t>
       </w:r>
     </w:p>
     <w:p>
+      <w:pPr>
+        <w:rPr>
+          <w:rFonts w:hint="eastAsia"/>
+        </w:rPr>
+      </w:pPr>
       <w:r>
         <w:t>虽然第一次的实验不尽成功，但是以Andrew作为原典意识，制作出第一台智能机器人。</w:t>
       </w:r>
     </w:p>
     <w:p>
+      <w:pPr>
+        <w:rPr>
+          <w:rFonts w:hint="eastAsia"/>
+        </w:rPr>
+      </w:pPr>
       <w:r>
         <w:t>可以在一楼展厅区域看见他的雕像。</w:t>
       </w:r>
     </w:p>
-    <w:p/>
-    <w:p>
+    <w:p>
+      <w:pPr>
+        <w:rPr>
+          <w:rFonts w:hint="eastAsia"/>
+        </w:rPr>
+      </w:pPr>
+    </w:p>
+    <w:p>
+      <w:pPr>
+        <w:rPr>
+          <w:rFonts w:hint="eastAsia"/>
+        </w:rPr>
+      </w:pPr>
       <w:r>
         <w:t>E1 Andrew 负责守在boss房间门口（作为正式生产的第一台智能机器人，仍在投入使用）</w:t>
       </w:r>
     </w:p>
     <w:p>
+      <w:pPr>
+        <w:rPr>
+          <w:rFonts w:hint="eastAsia"/>
+        </w:rPr>
+      </w:pPr>
       <w:r>
         <w:t>存活信息：I need to guard the CEO's room.</w:t>
       </w:r>
     </w:p>
     <w:p>
+      <w:pPr>
+        <w:rPr>
+          <w:rFonts w:hint="eastAsia"/>
+        </w:rPr>
+      </w:pPr>
       <w:r>
         <w:t xml:space="preserve">死亡信息：（ne$% $% </w:t>
       </w:r>
@@ -60,19 +107,46 @@
       </w:r>
       <w:proofErr w:type="spellEnd"/>
     </w:p>
-    <w:p/>
-    <w:p>
+    <w:p>
+      <w:pPr>
+        <w:rPr>
+          <w:rFonts w:hint="eastAsia"/>
+        </w:rPr>
+      </w:pPr>
+    </w:p>
+    <w:p>
+      <w:pPr>
+        <w:rPr>
+          <w:rFonts w:hint="eastAsia"/>
+        </w:rPr>
+      </w:pPr>
       <w:r>
         <w:t>E2 E3 E4 是批量生产的智能机器人，虽然使用了员工的意识合成，但是都是不重要的成员。所以仅用编号区分。它们会听从并执行公司的指示和命令。</w:t>
       </w:r>
     </w:p>
-    <w:p/>
-    <w:p>
+    <w:p>
+      <w:pPr>
+        <w:rPr>
+          <w:rFonts w:hint="eastAsia"/>
+        </w:rPr>
+      </w:pPr>
+    </w:p>
+    <w:p>
+      <w:pPr>
+        <w:rPr>
+          <w:rFonts w:hint="eastAsia"/>
+        </w:rPr>
+      </w:pPr>
       <w:r>
         <w:t>E2（位于高层管理区的长廊内巡逻）</w:t>
       </w:r>
     </w:p>
     <w:p>
+      <w:pPr>
+        <w:rPr>
+          <w:rFonts w:hint="eastAsia"/>
+        </w:rPr>
+      </w:pPr>
       <w:r>
         <w:t>存活信息：</w:t>
       </w:r>
@@ -81,6 +155,11 @@
       </w:r>
     </w:p>
     <w:p>
+      <w:pPr>
+        <w:rPr>
+          <w:rFonts w:hint="eastAsia"/>
+        </w:rPr>
+      </w:pPr>
       <w:r>
         <w:t>死亡信息：</w:t>
       </w:r>
@@ -142,8 +221,19 @@
         <w:t xml:space="preserve"> have &amp;* %^$% &amp;^%rt.</w:t>
       </w:r>
     </w:p>
-    <w:p/>
-    <w:p>
+    <w:p>
+      <w:pPr>
+        <w:rPr>
+          <w:rFonts w:hint="eastAsia"/>
+        </w:rPr>
+      </w:pPr>
+    </w:p>
+    <w:p>
+      <w:pPr>
+        <w:rPr>
+          <w:rFonts w:hint="eastAsia"/>
+        </w:rPr>
+      </w:pPr>
       <w:r>
         <w:t>E3 （在玩家进入游戏时已经</w:t>
       </w:r>
@@ -157,6 +247,11 @@
       </w:r>
     </w:p>
     <w:p>
+      <w:pPr>
+        <w:rPr>
+          <w:rFonts w:hint="eastAsia"/>
+        </w:rPr>
+      </w:pPr>
       <w:r>
         <w:t xml:space="preserve">存活信息：I saw Ms. </w:t>
       </w:r>
@@ -174,6 +269,11 @@
       </w:r>
     </w:p>
     <w:p>
+      <w:pPr>
+        <w:rPr>
+          <w:rFonts w:hint="eastAsia"/>
+        </w:rPr>
+      </w:pPr>
       <w:r>
         <w:t>死亡信息：</w:t>
       </w:r>
@@ -302,8 +402,19 @@
         <w:t xml:space="preserve"> </w:t>
       </w:r>
     </w:p>
-    <w:p/>
-    <w:p>
+    <w:p>
+      <w:pPr>
+        <w:rPr>
+          <w:rFonts w:hint="eastAsia"/>
+        </w:rPr>
+      </w:pPr>
+    </w:p>
+    <w:p>
+      <w:pPr>
+        <w:rPr>
+          <w:rFonts w:hint="eastAsia"/>
+        </w:rPr>
+      </w:pPr>
       <w:r>
         <w:t>E4 （看守玻璃栈桥，这是除了</w:t>
       </w:r>
@@ -317,6 +428,11 @@
       </w:r>
     </w:p>
     <w:p>
+      <w:pPr>
+        <w:rPr>
+          <w:rFonts w:hint="eastAsia"/>
+        </w:rPr>
+      </w:pPr>
       <w:r>
         <w:t>存活信息：</w:t>
       </w:r>
@@ -334,6 +450,11 @@
       </w:r>
     </w:p>
     <w:p>
+      <w:pPr>
+        <w:rPr>
+          <w:rFonts w:hint="eastAsia"/>
+        </w:rPr>
+      </w:pPr>
       <w:r>
         <w:t>死亡信息：</w:t>
       </w:r>
@@ -414,8 +535,19 @@
         <w:t>^%$(&lt;&amp;.</w:t>
       </w:r>
     </w:p>
-    <w:p/>
-    <w:p>
+    <w:p>
+      <w:pPr>
+        <w:rPr>
+          <w:rFonts w:hint="eastAsia"/>
+        </w:rPr>
+      </w:pPr>
+    </w:p>
+    <w:p>
+      <w:pPr>
+        <w:rPr>
+          <w:rFonts w:hint="eastAsia"/>
+        </w:rPr>
+      </w:pPr>
       <w:r>
         <w:t xml:space="preserve">E5 </w:t>
       </w:r>
@@ -427,17 +559,38 @@
       </w:r>
     </w:p>
     <w:p>
+      <w:pPr>
+        <w:rPr>
+          <w:rFonts w:hint="eastAsia"/>
+        </w:rPr>
+      </w:pPr>
       <w:r>
         <w:t>会在玩家离开高层管理区，进入会议厅后，从电梯处开始在会议室巡逻两圈，但是会在巡逻两圈后偷懒离开。</w:t>
       </w:r>
     </w:p>
-    <w:p/>
-    <w:p>
+    <w:p>
+      <w:pPr>
+        <w:rPr>
+          <w:rFonts w:hint="eastAsia"/>
+        </w:rPr>
+      </w:pPr>
+    </w:p>
+    <w:p>
+      <w:pPr>
+        <w:rPr>
+          <w:rFonts w:hint="eastAsia"/>
+        </w:rPr>
+      </w:pPr>
       <w:r>
         <w:t>存活信息：After two rounds of patrol, I will return to Security Room for rest.</w:t>
       </w:r>
     </w:p>
     <w:p>
+      <w:pPr>
+        <w:rPr>
+          <w:rFonts w:hint="eastAsia"/>
+        </w:rPr>
+      </w:pPr>
       <w:r>
         <w:t>死亡信息：A%&amp;$# two *</w:t>
       </w:r>
@@ -482,8 +635,19 @@
         <w:t>.</w:t>
       </w:r>
     </w:p>
-    <w:p/>
-    <w:p>
+    <w:p>
+      <w:pPr>
+        <w:rPr>
+          <w:rFonts w:hint="eastAsia"/>
+        </w:rPr>
+      </w:pPr>
+    </w:p>
+    <w:p>
+      <w:pPr>
+        <w:rPr>
+          <w:rFonts w:hint="eastAsia"/>
+        </w:rPr>
+      </w:pPr>
       <w:r>
         <w:t>E6 E7 E8 E9</w:t>
       </w:r>
@@ -517,16 +681,31 @@
       </w:r>
     </w:p>
     <w:p>
+      <w:pPr>
+        <w:rPr>
+          <w:rFonts w:hint="eastAsia"/>
+        </w:rPr>
+      </w:pPr>
       <w:r>
         <w:t>E6 E7看守1楼电梯口的直路.</w:t>
       </w:r>
     </w:p>
     <w:p>
+      <w:pPr>
+        <w:rPr>
+          <w:rFonts w:hint="eastAsia"/>
+        </w:rPr>
+      </w:pPr>
       <w:r>
         <w:t>E6</w:t>
       </w:r>
     </w:p>
     <w:p>
+      <w:pPr>
+        <w:rPr>
+          <w:rFonts w:hint="eastAsia"/>
+        </w:rPr>
+      </w:pPr>
       <w:r>
         <w:t>存活信息：</w:t>
       </w:r>
@@ -539,6 +718,11 @@
       </w:r>
     </w:p>
     <w:p>
+      <w:pPr>
+        <w:rPr>
+          <w:rFonts w:hint="eastAsia"/>
+        </w:rPr>
+      </w:pPr>
       <w:r>
         <w:t>死亡信息：</w:t>
       </w:r>
@@ -688,12 +872,22 @@
       </w:r>
     </w:p>
     <w:p>
+      <w:pPr>
+        <w:rPr>
+          <w:rFonts w:hint="eastAsia"/>
+        </w:rPr>
+      </w:pPr>
       <w:r>
         <w:lastRenderedPageBreak/>
         <w:t>E7</w:t>
       </w:r>
     </w:p>
     <w:p>
+      <w:pPr>
+        <w:rPr>
+          <w:rFonts w:hint="eastAsia"/>
+        </w:rPr>
+      </w:pPr>
       <w:r>
         <w:t>存活信息：</w:t>
       </w:r>
@@ -706,6 +900,11 @@
       </w:r>
     </w:p>
     <w:p>
+      <w:pPr>
+        <w:rPr>
+          <w:rFonts w:hint="eastAsia"/>
+        </w:rPr>
+      </w:pPr>
       <w:r>
         <w:t>死亡信息：</w:t>
       </w:r>
@@ -856,18 +1055,39 @@
         <w:t xml:space="preserve"> @ff0rd t0 w@v3r.</w:t>
       </w:r>
     </w:p>
-    <w:p/>
-    <w:p>
+    <w:p>
+      <w:pPr>
+        <w:rPr>
+          <w:rFonts w:hint="eastAsia"/>
+        </w:rPr>
+      </w:pPr>
+    </w:p>
+    <w:p>
+      <w:pPr>
+        <w:rPr>
+          <w:rFonts w:hint="eastAsia"/>
+        </w:rPr>
+      </w:pPr>
       <w:r>
         <w:t>E8 E9 位于1楼展厅区巡逻。</w:t>
       </w:r>
     </w:p>
     <w:p>
+      <w:pPr>
+        <w:rPr>
+          <w:rFonts w:hint="eastAsia"/>
+        </w:rPr>
+      </w:pPr>
       <w:r>
         <w:t>E8</w:t>
       </w:r>
     </w:p>
     <w:p>
+      <w:pPr>
+        <w:rPr>
+          <w:rFonts w:hint="eastAsia"/>
+        </w:rPr>
+      </w:pPr>
       <w:r>
         <w:t>存活信息：</w:t>
       </w:r>
@@ -894,6 +1114,11 @@
       </w:r>
     </w:p>
     <w:p>
+      <w:pPr>
+        <w:rPr>
+          <w:rFonts w:hint="eastAsia"/>
+        </w:rPr>
+      </w:pPr>
       <w:r>
         <w:t>死亡信息：</w:t>
       </w:r>
@@ -1004,11 +1229,21 @@
       </w:r>
     </w:p>
     <w:p>
+      <w:pPr>
+        <w:rPr>
+          <w:rFonts w:hint="eastAsia"/>
+        </w:rPr>
+      </w:pPr>
       <w:r>
         <w:t>E9</w:t>
       </w:r>
     </w:p>
     <w:p>
+      <w:pPr>
+        <w:rPr>
+          <w:rFonts w:hint="eastAsia"/>
+        </w:rPr>
+      </w:pPr>
       <w:r>
         <w:t>存活信息：</w:t>
       </w:r>
@@ -1021,6 +1256,11 @@
       </w:r>
     </w:p>
     <w:p>
+      <w:pPr>
+        <w:rPr>
+          <w:rFonts w:hint="eastAsia"/>
+        </w:rPr>
+      </w:pPr>
       <w:r>
         <w:t>死亡信息：</w:t>
       </w:r>
@@ -1121,18 +1361,39 @@
         <w:t xml:space="preserve"> 0n m3&gt;.</w:t>
       </w:r>
     </w:p>
-    <w:p/>
-    <w:p>
+    <w:p>
+      <w:pPr>
+        <w:rPr>
+          <w:rFonts w:hint="eastAsia"/>
+        </w:rPr>
+      </w:pPr>
+    </w:p>
+    <w:p>
+      <w:pPr>
+        <w:rPr>
+          <w:rFonts w:hint="eastAsia"/>
+        </w:rPr>
+      </w:pPr>
       <w:r>
         <w:t>E10 E11 E12 E13 E14 均为普通的智能机器人（第三代新式产品，内部意识不重要，仅用编号）</w:t>
       </w:r>
     </w:p>
     <w:p>
+      <w:pPr>
+        <w:rPr>
+          <w:rFonts w:hint="eastAsia"/>
+        </w:rPr>
+      </w:pPr>
       <w:r>
         <w:t>E10</w:t>
       </w:r>
     </w:p>
     <w:p>
+      <w:pPr>
+        <w:rPr>
+          <w:rFonts w:hint="eastAsia"/>
+        </w:rPr>
+      </w:pPr>
       <w:r>
         <w:t>存活信息：</w:t>
       </w:r>
@@ -1145,6 +1406,11 @@
       </w:r>
     </w:p>
     <w:p>
+      <w:pPr>
+        <w:rPr>
+          <w:rFonts w:hint="eastAsia"/>
+        </w:rPr>
+      </w:pPr>
       <w:r>
         <w:t>死亡信息：</w:t>
       </w:r>
@@ -1304,11 +1570,21 @@
       </w:r>
     </w:p>
     <w:p>
+      <w:pPr>
+        <w:rPr>
+          <w:rFonts w:hint="eastAsia"/>
+        </w:rPr>
+      </w:pPr>
       <w:r>
         <w:t>E11</w:t>
       </w:r>
     </w:p>
     <w:p>
+      <w:pPr>
+        <w:rPr>
+          <w:rFonts w:hint="eastAsia"/>
+        </w:rPr>
+      </w:pPr>
       <w:r>
         <w:t>存活信息：</w:t>
       </w:r>
@@ -1390,6 +1666,11 @@
       </w:r>
     </w:p>
     <w:p>
+      <w:pPr>
+        <w:rPr>
+          <w:rFonts w:hint="eastAsia"/>
+        </w:rPr>
+      </w:pPr>
       <w:r>
         <w:t>死亡信息：</w:t>
       </w:r>
@@ -1482,11 +1763,21 @@
       </w:r>
     </w:p>
     <w:p>
+      <w:pPr>
+        <w:rPr>
+          <w:rFonts w:hint="eastAsia"/>
+        </w:rPr>
+      </w:pPr>
       <w:r>
         <w:t>E12</w:t>
       </w:r>
     </w:p>
     <w:p>
+      <w:pPr>
+        <w:rPr>
+          <w:rFonts w:hint="eastAsia"/>
+        </w:rPr>
+      </w:pPr>
       <w:r>
         <w:t>存活信息：</w:t>
       </w:r>
@@ -1529,6 +1820,11 @@
       </w:r>
     </w:p>
     <w:p>
+      <w:pPr>
+        <w:rPr>
+          <w:rFonts w:hint="eastAsia"/>
+        </w:rPr>
+      </w:pPr>
       <w:r>
         <w:t>死亡信息：</w:t>
       </w:r>
@@ -1667,11 +1963,21 @@
       </w:r>
     </w:p>
     <w:p>
+      <w:pPr>
+        <w:rPr>
+          <w:rFonts w:hint="eastAsia"/>
+        </w:rPr>
+      </w:pPr>
       <w:r>
         <w:t>E13</w:t>
       </w:r>
     </w:p>
     <w:p>
+      <w:pPr>
+        <w:rPr>
+          <w:rFonts w:hint="eastAsia"/>
+        </w:rPr>
+      </w:pPr>
       <w:r>
         <w:t>存活信息：</w:t>
       </w:r>
@@ -1698,6 +2004,11 @@
       </w:r>
     </w:p>
     <w:p>
+      <w:pPr>
+        <w:rPr>
+          <w:rFonts w:hint="eastAsia"/>
+        </w:rPr>
+      </w:pPr>
       <w:r>
         <w:t>死亡信息：</w:t>
       </w:r>
@@ -1853,11 +2164,21 @@
       </w:r>
     </w:p>
     <w:p>
+      <w:pPr>
+        <w:rPr>
+          <w:rFonts w:hint="eastAsia"/>
+        </w:rPr>
+      </w:pPr>
       <w:r>
         <w:t>E14</w:t>
       </w:r>
     </w:p>
     <w:p>
+      <w:pPr>
+        <w:rPr>
+          <w:rFonts w:hint="eastAsia"/>
+        </w:rPr>
+      </w:pPr>
       <w:r>
         <w:t>存活信息：</w:t>
       </w:r>
@@ -1901,6 +2222,11 @@
       </w:r>
     </w:p>
     <w:p>
+      <w:pPr>
+        <w:rPr>
+          <w:rFonts w:hint="eastAsia"/>
+        </w:rPr>
+      </w:pPr>
       <w:r>
         <w:t>死亡信息：</w:t>
       </w:r>
@@ -1988,8 +2314,19 @@
         <w:t>?</w:t>
       </w:r>
     </w:p>
-    <w:p/>
-    <w:p>
+    <w:p>
+      <w:pPr>
+        <w:rPr>
+          <w:rFonts w:hint="eastAsia"/>
+        </w:rPr>
+      </w:pPr>
+    </w:p>
+    <w:p>
+      <w:pPr>
+        <w:rPr>
+          <w:rFonts w:hint="eastAsia"/>
+        </w:rPr>
+      </w:pPr>
       <w:r>
         <w:lastRenderedPageBreak/>
         <w:t xml:space="preserve">E15 </w:t>
@@ -2020,6 +2357,11 @@
       </w:r>
     </w:p>
     <w:p>
+      <w:pPr>
+        <w:rPr>
+          <w:rFonts w:hint="eastAsia"/>
+        </w:rPr>
+      </w:pPr>
       <w:r>
         <w:t xml:space="preserve">存活信息：I can feel you, </w:t>
       </w:r>
@@ -2031,6 +2373,11 @@
       </w:r>
     </w:p>
     <w:p>
+      <w:pPr>
+        <w:rPr>
+          <w:rFonts w:hint="eastAsia"/>
+        </w:rPr>
+      </w:pPr>
       <w:r>
         <w:t>死亡信息：</w:t>
       </w:r>
@@ -2044,10 +2391,17 @@
         <w:t xml:space="preserve">. Where are you？ </w:t>
       </w:r>
     </w:p>
-    <w:p/>
-    <w:p>
-      <w:pPr>
-        <w:rPr>
+    <w:p>
+      <w:pPr>
+        <w:rPr>
+          <w:rFonts w:hint="eastAsia"/>
+        </w:rPr>
+      </w:pPr>
+    </w:p>
+    <w:p>
+      <w:pPr>
+        <w:rPr>
+          <w:rFonts w:hint="eastAsia"/>
           <w:sz w:val="32"/>
           <w:szCs w:val="32"/>
         </w:rPr>
@@ -2061,6 +2415,11 @@
       </w:r>
     </w:p>
     <w:p>
+      <w:pPr>
+        <w:rPr>
+          <w:rFonts w:hint="eastAsia"/>
+        </w:rPr>
+      </w:pPr>
       <w:r>
         <w:t>Judas 为安保队的核心管理员，即队长。身为安保高层，他也能接触到项目的核心机密。对于晋升的旧安保成员的去向，他也大致能预料到。为了避免被上传云端成为机器人，他选择背叛了公司。他悄悄寻找到</w:t>
       </w:r>
@@ -2092,7 +2451,13 @@
         <w:t>继续掌管公司强。</w:t>
       </w:r>
     </w:p>
-    <w:p/>
+    <w:p>
+      <w:pPr>
+        <w:rPr>
+          <w:rFonts w:hint="eastAsia"/>
+        </w:rPr>
+      </w:pPr>
+    </w:p>
     <w:p>
       <w:pPr>
         <w:pStyle w:val="a9"/>
@@ -2101,6 +2466,7 @@
           <w:numId w:val="23"/>
         </w:numPr>
         <w:rPr>
+          <w:rFonts w:hint="eastAsia"/>
           <w:b/>
           <w:bCs/>
         </w:rPr>
@@ -2126,6 +2492,9 @@
           <w:ilvl w:val="0"/>
           <w:numId w:val="23"/>
         </w:numPr>
+        <w:rPr>
+          <w:rFonts w:hint="eastAsia"/>
+        </w:rPr>
       </w:pPr>
       <w:r>
         <w:rPr>
@@ -2189,6 +2558,9 @@
           <w:ilvl w:val="0"/>
           <w:numId w:val="23"/>
         </w:numPr>
+        <w:rPr>
+          <w:rFonts w:hint="eastAsia"/>
+        </w:rPr>
       </w:pPr>
       <w:r>
         <w:rPr>
@@ -2207,10 +2579,33 @@
         <w:t xml:space="preserve"> Judas died.（死亡后）</w:t>
       </w:r>
     </w:p>
-    <w:p/>
-    <w:p/>
-    <w:p/>
-    <w:p>
+    <w:p>
+      <w:pPr>
+        <w:rPr>
+          <w:rFonts w:hint="eastAsia"/>
+        </w:rPr>
+      </w:pPr>
+    </w:p>
+    <w:p>
+      <w:pPr>
+        <w:rPr>
+          <w:rFonts w:hint="eastAsia"/>
+        </w:rPr>
+      </w:pPr>
+    </w:p>
+    <w:p>
+      <w:pPr>
+        <w:rPr>
+          <w:rFonts w:hint="eastAsia"/>
+        </w:rPr>
+      </w:pPr>
+    </w:p>
+    <w:p>
+      <w:pPr>
+        <w:rPr>
+          <w:rFonts w:hint="eastAsia"/>
+        </w:rPr>
+      </w:pPr>
       <w:r>
         <w:t>Lailah</w:t>
       </w:r>
@@ -2312,7 +2707,13 @@
         <w:t>芯片留在了自己的保险库里。</w:t>
       </w:r>
     </w:p>
-    <w:p/>
+    <w:p>
+      <w:pPr>
+        <w:rPr>
+          <w:rFonts w:hint="eastAsia"/>
+        </w:rPr>
+      </w:pPr>
+    </w:p>
     <w:p>
       <w:pPr>
         <w:pStyle w:val="a9"/>
@@ -2321,29 +2722,16 @@
           <w:numId w:val="24"/>
         </w:numPr>
         <w:rPr>
-          <w:b/>
-          <w:bCs/>
-        </w:rPr>
-      </w:pPr>
-      <w:r>
-        <w:rPr>
-          <w:rFonts w:hint="eastAsia"/>
-        </w:rPr>
-        <w:t>Lailah为</w:t>
-      </w:r>
-      <w:proofErr w:type="spellStart"/>
-      <w:r>
-        <w:rPr>
-          <w:rFonts w:hint="eastAsia"/>
-        </w:rPr>
-        <w:t>Verrp</w:t>
-      </w:r>
-      <w:proofErr w:type="spellEnd"/>
-      <w:r>
-        <w:rPr>
-          <w:rFonts w:hint="eastAsia"/>
-        </w:rPr>
-        <w:t>公司现任CEO。</w:t>
+          <w:rFonts w:hint="eastAsia"/>
+          <w:b/>
+          <w:bCs/>
+        </w:rPr>
+      </w:pPr>
+      <w:r>
+        <w:rPr>
+          <w:rFonts w:hint="eastAsia"/>
+        </w:rPr>
+        <w:t>Lailah为Verrp公司现任CEO。</w:t>
       </w:r>
       <w:r>
         <w:rPr>
@@ -2365,23 +2753,7 @@
           <w:b/>
           <w:bCs/>
         </w:rPr>
-        <w:t xml:space="preserve"> the current CEO of </w:t>
-      </w:r>
-      <w:proofErr w:type="spellStart"/>
-      <w:r>
-        <w:rPr>
-          <w:b/>
-          <w:bCs/>
-        </w:rPr>
-        <w:t>Verrp</w:t>
-      </w:r>
-      <w:proofErr w:type="spellEnd"/>
-      <w:r>
-        <w:rPr>
-          <w:b/>
-          <w:bCs/>
-        </w:rPr>
-        <w:t xml:space="preserve"> Corporation.</w:t>
+        <w:t xml:space="preserve"> the current CEO of Verrp Corporation.</w:t>
       </w:r>
     </w:p>
     <w:p>
@@ -2391,6 +2763,9 @@
           <w:ilvl w:val="0"/>
           <w:numId w:val="24"/>
         </w:numPr>
+        <w:rPr>
+          <w:rFonts w:hint="eastAsia"/>
+        </w:rPr>
       </w:pPr>
       <w:r>
         <w:rPr>
@@ -2453,6 +2828,9 @@
           <w:ilvl w:val="0"/>
           <w:numId w:val="24"/>
         </w:numPr>
+        <w:rPr>
+          <w:rFonts w:hint="eastAsia"/>
+        </w:rPr>
       </w:pPr>
       <w:r>
         <w:rPr>
@@ -2500,6 +2878,9 @@
           <w:ilvl w:val="0"/>
           <w:numId w:val="24"/>
         </w:numPr>
+        <w:rPr>
+          <w:rFonts w:hint="eastAsia"/>
+        </w:rPr>
       </w:pPr>
       <w:r>
         <w:rPr>
@@ -2508,8 +2889,19 @@
         <w:t>Lailah has fallen. （死亡后）</w:t>
       </w:r>
     </w:p>
-    <w:p/>
-    <w:p>
+    <w:p>
+      <w:pPr>
+        <w:rPr>
+          <w:rFonts w:hint="eastAsia"/>
+        </w:rPr>
+      </w:pPr>
+    </w:p>
+    <w:p>
+      <w:pPr>
+        <w:rPr>
+          <w:rFonts w:hint="eastAsia"/>
+        </w:rPr>
+      </w:pPr>
       <w:r>
         <w:t>Abel</w:t>
       </w:r>
@@ -2537,7 +2929,13 @@
         <w:t>。</w:t>
       </w:r>
     </w:p>
-    <w:p/>
+    <w:p>
+      <w:pPr>
+        <w:rPr>
+          <w:rFonts w:hint="eastAsia"/>
+        </w:rPr>
+      </w:pPr>
+    </w:p>
     <w:p>
       <w:pPr>
         <w:pStyle w:val="a9"/>
@@ -2546,6 +2944,7 @@
           <w:numId w:val="25"/>
         </w:numPr>
         <w:rPr>
+          <w:rFonts w:hint="eastAsia"/>
           <w:b/>
           <w:bCs/>
         </w:rPr>
@@ -2603,6 +3002,9 @@
           <w:ilvl w:val="0"/>
           <w:numId w:val="25"/>
         </w:numPr>
+        <w:rPr>
+          <w:rFonts w:hint="eastAsia"/>
+        </w:rPr>
       </w:pPr>
       <w:r>
         <w:rPr>
@@ -2650,6 +3052,9 @@
           <w:ilvl w:val="0"/>
           <w:numId w:val="25"/>
         </w:numPr>
+        <w:rPr>
+          <w:rFonts w:hint="eastAsia"/>
+        </w:rPr>
       </w:pPr>
       <w:r>
         <w:rPr>
@@ -2697,6 +3102,9 @@
           <w:ilvl w:val="0"/>
           <w:numId w:val="25"/>
         </w:numPr>
+        <w:rPr>
+          <w:rFonts w:hint="eastAsia"/>
+        </w:rPr>
       </w:pPr>
       <w:r>
         <w:rPr>
@@ -2744,6 +3152,9 @@
           <w:ilvl w:val="0"/>
           <w:numId w:val="25"/>
         </w:numPr>
+        <w:rPr>
+          <w:rFonts w:hint="eastAsia"/>
+        </w:rPr>
       </w:pPr>
       <w:r>
         <w:rPr>
@@ -2791,6 +3202,9 @@
           <w:ilvl w:val="0"/>
           <w:numId w:val="25"/>
         </w:numPr>
+        <w:rPr>
+          <w:rFonts w:hint="eastAsia"/>
+        </w:rPr>
       </w:pPr>
       <w:r>
         <w:t>他以前是神童，可以以电子设备为媒介熟练运用虚化和</w:t>
@@ -2843,6 +3257,9 @@
           <w:ilvl w:val="0"/>
           <w:numId w:val="25"/>
         </w:numPr>
+        <w:rPr>
+          <w:rFonts w:hint="eastAsia"/>
+        </w:rPr>
       </w:pPr>
       <w:r>
         <w:rPr>
@@ -2903,11 +3320,40 @@
         <w:t>击败boss）</w:t>
       </w:r>
     </w:p>
-    <w:p/>
-    <w:p/>
-    <w:p/>
-    <w:p/>
-    <w:p>
+    <w:p>
+      <w:pPr>
+        <w:rPr>
+          <w:rFonts w:hint="eastAsia"/>
+        </w:rPr>
+      </w:pPr>
+    </w:p>
+    <w:p>
+      <w:pPr>
+        <w:rPr>
+          <w:rFonts w:hint="eastAsia"/>
+        </w:rPr>
+      </w:pPr>
+    </w:p>
+    <w:p>
+      <w:pPr>
+        <w:rPr>
+          <w:rFonts w:hint="eastAsia"/>
+        </w:rPr>
+      </w:pPr>
+    </w:p>
+    <w:p>
+      <w:pPr>
+        <w:rPr>
+          <w:rFonts w:hint="eastAsia"/>
+        </w:rPr>
+      </w:pPr>
+    </w:p>
+    <w:p>
+      <w:pPr>
+        <w:rPr>
+          <w:rFonts w:hint="eastAsia"/>
+        </w:rPr>
+      </w:pPr>
       <w:r>
         <w:rPr>
           <w:rFonts w:hint="eastAsia"/>
@@ -2925,6 +3371,11 @@
       </w:r>
     </w:p>
     <w:p>
+      <w:pPr>
+        <w:rPr>
+          <w:rFonts w:hint="eastAsia"/>
+        </w:rPr>
+      </w:pPr>
       <w:r>
         <w:rPr>
           <w:rFonts w:hint="eastAsia"/>
@@ -2933,28 +3384,24 @@
       </w:r>
     </w:p>
     <w:p>
-      <w:r>
-        <w:rPr>
-          <w:rFonts w:hint="eastAsia"/>
-        </w:rPr>
-        <w:t xml:space="preserve">2025年 </w:t>
-      </w:r>
-      <w:proofErr w:type="spellStart"/>
-      <w:r>
-        <w:rPr>
-          <w:rFonts w:hint="eastAsia"/>
-        </w:rPr>
-        <w:t>Verrp</w:t>
-      </w:r>
-      <w:proofErr w:type="spellEnd"/>
-      <w:r>
-        <w:rPr>
-          <w:rFonts w:hint="eastAsia"/>
-        </w:rPr>
-        <w:t>诞生</w:t>
-      </w:r>
-    </w:p>
-    <w:p>
+      <w:pPr>
+        <w:rPr>
+          <w:rFonts w:hint="eastAsia"/>
+        </w:rPr>
+      </w:pPr>
+      <w:r>
+        <w:rPr>
+          <w:rFonts w:hint="eastAsia"/>
+        </w:rPr>
+        <w:t>2025年 Verrp诞生</w:t>
+      </w:r>
+    </w:p>
+    <w:p>
+      <w:pPr>
+        <w:rPr>
+          <w:rFonts w:hint="eastAsia"/>
+        </w:rPr>
+      </w:pPr>
       <w:r>
         <w:rPr>
           <w:rFonts w:hint="eastAsia"/>
@@ -2975,6 +3422,11 @@
       </w:r>
     </w:p>
     <w:p>
+      <w:pPr>
+        <w:rPr>
+          <w:rFonts w:hint="eastAsia"/>
+        </w:rPr>
+      </w:pPr>
       <w:r>
         <w:rPr>
           <w:rFonts w:hint="eastAsia"/>
@@ -2983,6 +3435,11 @@
       </w:r>
     </w:p>
     <w:p>
+      <w:pPr>
+        <w:rPr>
+          <w:rFonts w:hint="eastAsia"/>
+        </w:rPr>
+      </w:pPr>
       <w:r>
         <w:rPr>
           <w:rFonts w:hint="eastAsia"/>
@@ -2991,6 +3448,11 @@
       </w:r>
     </w:p>
     <w:p>
+      <w:pPr>
+        <w:rPr>
+          <w:rFonts w:hint="eastAsia"/>
+        </w:rPr>
+      </w:pPr>
       <w:r>
         <w:rPr>
           <w:rFonts w:hint="eastAsia"/>
@@ -2999,6 +3461,11 @@
       </w:r>
     </w:p>
     <w:p>
+      <w:pPr>
+        <w:rPr>
+          <w:rFonts w:hint="eastAsia"/>
+        </w:rPr>
+      </w:pPr>
       <w:r>
         <w:rPr>
           <w:rFonts w:hint="eastAsia"/>
@@ -3007,6 +3474,11 @@
       </w:r>
     </w:p>
     <w:p>
+      <w:pPr>
+        <w:rPr>
+          <w:rFonts w:hint="eastAsia"/>
+        </w:rPr>
+      </w:pPr>
       <w:r>
         <w:rPr>
           <w:rFonts w:hint="eastAsia"/>
@@ -3015,6 +3487,11 @@
       </w:r>
     </w:p>
     <w:p>
+      <w:pPr>
+        <w:rPr>
+          <w:rFonts w:hint="eastAsia"/>
+        </w:rPr>
+      </w:pPr>
       <w:r>
         <w:rPr>
           <w:rFonts w:hint="eastAsia"/>
@@ -3032,6 +3509,11 @@
       </w:r>
     </w:p>
     <w:p>
+      <w:pPr>
+        <w:rPr>
+          <w:rFonts w:hint="eastAsia"/>
+        </w:rPr>
+      </w:pPr>
       <w:r>
         <w:rPr>
           <w:rFonts w:hint="eastAsia"/>
@@ -3040,6 +3522,11 @@
       </w:r>
     </w:p>
     <w:p>
+      <w:pPr>
+        <w:rPr>
+          <w:rFonts w:hint="eastAsia"/>
+        </w:rPr>
+      </w:pPr>
       <w:r>
         <w:rPr>
           <w:rFonts w:hint="eastAsia"/>
@@ -3047,14 +3534,45 @@
         <w:t>2063年 主角</w:t>
       </w:r>
     </w:p>
-    <w:p/>
-    <w:p/>
-    <w:p/>
-    <w:p/>
-    <w:p/>
-    <w:p>
-      <w:pPr>
-        <w:rPr>
+    <w:p>
+      <w:pPr>
+        <w:rPr>
+          <w:rFonts w:hint="eastAsia"/>
+        </w:rPr>
+      </w:pPr>
+    </w:p>
+    <w:p>
+      <w:pPr>
+        <w:rPr>
+          <w:rFonts w:hint="eastAsia"/>
+        </w:rPr>
+      </w:pPr>
+    </w:p>
+    <w:p>
+      <w:pPr>
+        <w:rPr>
+          <w:rFonts w:hint="eastAsia"/>
+        </w:rPr>
+      </w:pPr>
+    </w:p>
+    <w:p>
+      <w:pPr>
+        <w:rPr>
+          <w:rFonts w:hint="eastAsia"/>
+        </w:rPr>
+      </w:pPr>
+    </w:p>
+    <w:p>
+      <w:pPr>
+        <w:rPr>
+          <w:rFonts w:hint="eastAsia"/>
+        </w:rPr>
+      </w:pPr>
+    </w:p>
+    <w:p>
+      <w:pPr>
+        <w:rPr>
+          <w:rFonts w:hint="eastAsia"/>
           <w:sz w:val="30"/>
           <w:szCs w:val="30"/>
         </w:rPr>
@@ -3071,6 +3589,7 @@
     <w:p>
       <w:pPr>
         <w:rPr>
+          <w:rFonts w:hint="eastAsia"/>
           <w:szCs w:val="21"/>
         </w:rPr>
       </w:pPr>
@@ -3092,6 +3611,7 @@
     <w:p>
       <w:pPr>
         <w:rPr>
+          <w:rFonts w:hint="eastAsia"/>
           <w:szCs w:val="21"/>
         </w:rPr>
       </w:pPr>
@@ -3133,6 +3653,7 @@
     <w:p>
       <w:pPr>
         <w:rPr>
+          <w:rFonts w:hint="eastAsia"/>
           <w:szCs w:val="21"/>
         </w:rPr>
       </w:pPr>
@@ -3156,7 +3677,6 @@
         </w:rPr>
         <w:t>：以前线安保人员为素体，经额叶清洗程序消除原始人格后，其大脑皮质层生物电信号被成功解码并上传至"</w:t>
       </w:r>
-      <w:proofErr w:type="spellStart"/>
       <w:r>
         <w:rPr>
           <w:rFonts w:hint="eastAsia"/>
@@ -3164,7 +3684,6 @@
         </w:rPr>
         <w:t>Verrp</w:t>
       </w:r>
-      <w:proofErr w:type="spellEnd"/>
       <w:r>
         <w:rPr>
           <w:szCs w:val="21"/>
@@ -3192,6 +3711,7 @@
           <w:numId w:val="1"/>
         </w:numPr>
         <w:rPr>
+          <w:rFonts w:hint="eastAsia"/>
           <w:szCs w:val="21"/>
         </w:rPr>
       </w:pPr>
@@ -3230,6 +3750,7 @@
           <w:numId w:val="1"/>
         </w:numPr>
         <w:rPr>
+          <w:rFonts w:hint="eastAsia"/>
           <w:szCs w:val="21"/>
         </w:rPr>
       </w:pPr>
@@ -3265,6 +3786,7 @@
     <w:p>
       <w:pPr>
         <w:rPr>
+          <w:rFonts w:hint="eastAsia"/>
           <w:szCs w:val="21"/>
         </w:rPr>
       </w:pPr>
@@ -3314,6 +3836,7 @@
     <w:p>
       <w:pPr>
         <w:rPr>
+          <w:rFonts w:hint="eastAsia"/>
           <w:szCs w:val="21"/>
         </w:rPr>
       </w:pPr>
@@ -3359,6 +3882,7 @@
           <w:numId w:val="2"/>
         </w:numPr>
         <w:rPr>
+          <w:rFonts w:hint="eastAsia"/>
           <w:szCs w:val="21"/>
         </w:rPr>
       </w:pPr>
@@ -3376,6 +3900,7 @@
           <w:numId w:val="2"/>
         </w:numPr>
         <w:rPr>
+          <w:rFonts w:hint="eastAsia"/>
           <w:szCs w:val="21"/>
         </w:rPr>
       </w:pPr>
@@ -3393,6 +3918,7 @@
           <w:numId w:val="2"/>
         </w:numPr>
         <w:rPr>
+          <w:rFonts w:hint="eastAsia"/>
           <w:szCs w:val="21"/>
         </w:rPr>
       </w:pPr>
@@ -3407,19 +3933,20 @@
         <w:rPr>
           <w:szCs w:val="21"/>
         </w:rPr>
-        <w:t>至传统</w:t>
+        <w:t>至传统安</w:t>
       </w:r>
       <w:proofErr w:type="gramEnd"/>
       <w:r>
         <w:rPr>
           <w:szCs w:val="21"/>
         </w:rPr>
-        <w:t>安保体系的1/20</w:t>
-      </w:r>
-    </w:p>
-    <w:p>
-      <w:pPr>
-        <w:rPr>
+        <w:t>保体系的1/20</w:t>
+      </w:r>
+    </w:p>
+    <w:p>
+      <w:pPr>
+        <w:rPr>
+          <w:rFonts w:hint="eastAsia"/>
           <w:szCs w:val="21"/>
         </w:rPr>
       </w:pPr>
@@ -3435,20 +3962,23 @@
     <w:p>
       <w:pPr>
         <w:rPr>
-          <w:szCs w:val="21"/>
-        </w:rPr>
-      </w:pPr>
-    </w:p>
-    <w:p>
-      <w:pPr>
-        <w:rPr>
-          <w:szCs w:val="21"/>
-        </w:rPr>
-      </w:pPr>
-    </w:p>
-    <w:p>
-      <w:pPr>
-        <w:rPr>
+          <w:rFonts w:hint="eastAsia"/>
+          <w:szCs w:val="21"/>
+        </w:rPr>
+      </w:pPr>
+    </w:p>
+    <w:p>
+      <w:pPr>
+        <w:rPr>
+          <w:rFonts w:hint="eastAsia"/>
+          <w:szCs w:val="21"/>
+        </w:rPr>
+      </w:pPr>
+    </w:p>
+    <w:p>
+      <w:pPr>
+        <w:rPr>
+          <w:rFonts w:hint="eastAsia"/>
           <w:szCs w:val="21"/>
         </w:rPr>
       </w:pPr>
@@ -3473,6 +4003,7 @@
     <w:p>
       <w:pPr>
         <w:rPr>
+          <w:rFonts w:hint="eastAsia"/>
           <w:szCs w:val="21"/>
         </w:rPr>
       </w:pPr>
@@ -3494,21 +4025,7 @@
         <w:rPr>
           <w:szCs w:val="21"/>
         </w:rPr>
-        <w:t>: Using frontline security personnel as substrates, their cerebral cortex bioelectrical signals were successfully decoded and uploaded to the "</w:t>
-      </w:r>
-      <w:proofErr w:type="spellStart"/>
-      <w:r>
-        <w:rPr>
-          <w:szCs w:val="21"/>
-        </w:rPr>
-        <w:t>Verrp</w:t>
-      </w:r>
-      <w:proofErr w:type="spellEnd"/>
-      <w:r>
-        <w:rPr>
-          <w:szCs w:val="21"/>
-        </w:rPr>
-        <w:t>" cloud platform following the elimination of original personalities via frontal lobe cleansing procedures. Current E-3 units demonstrate:</w:t>
+        <w:t>: Using frontline security personnel as substrates, their cerebral cortex bioelectrical signals were successfully decoded and uploaded to the "Verrp" cloud platform following the elimination of original personalities via frontal lobe cleansing procedures. Current E-3 units demonstrate:</w:t>
       </w:r>
     </w:p>
     <w:p>
@@ -3518,6 +4035,7 @@
           <w:numId w:val="3"/>
         </w:numPr>
         <w:rPr>
+          <w:rFonts w:hint="eastAsia"/>
           <w:szCs w:val="21"/>
         </w:rPr>
       </w:pPr>
@@ -3543,6 +4061,7 @@
           <w:numId w:val="3"/>
         </w:numPr>
         <w:rPr>
+          <w:rFonts w:hint="eastAsia"/>
           <w:szCs w:val="21"/>
         </w:rPr>
       </w:pPr>
@@ -3568,6 +4087,7 @@
           <w:numId w:val="3"/>
         </w:numPr>
         <w:rPr>
+          <w:rFonts w:hint="eastAsia"/>
           <w:szCs w:val="21"/>
         </w:rPr>
       </w:pPr>
@@ -3585,6 +4105,7 @@
           <w:numId w:val="3"/>
         </w:numPr>
         <w:rPr>
+          <w:rFonts w:hint="eastAsia"/>
           <w:szCs w:val="21"/>
         </w:rPr>
       </w:pPr>
@@ -3598,6 +4119,7 @@
     <w:p>
       <w:pPr>
         <w:rPr>
+          <w:rFonts w:hint="eastAsia"/>
           <w:szCs w:val="21"/>
         </w:rPr>
       </w:pPr>
@@ -3646,6 +4168,7 @@
     <w:p>
       <w:pPr>
         <w:rPr>
+          <w:rFonts w:hint="eastAsia"/>
           <w:szCs w:val="21"/>
         </w:rPr>
       </w:pPr>
@@ -3663,6 +4186,7 @@
           <w:numId w:val="4"/>
         </w:numPr>
         <w:rPr>
+          <w:rFonts w:hint="eastAsia"/>
           <w:szCs w:val="21"/>
         </w:rPr>
       </w:pPr>
@@ -3681,6 +4205,7 @@
           <w:numId w:val="4"/>
         </w:numPr>
         <w:rPr>
+          <w:rFonts w:hint="eastAsia"/>
           <w:szCs w:val="21"/>
         </w:rPr>
       </w:pPr>
@@ -3698,6 +4223,7 @@
           <w:numId w:val="4"/>
         </w:numPr>
         <w:rPr>
+          <w:rFonts w:hint="eastAsia"/>
           <w:szCs w:val="21"/>
         </w:rPr>
       </w:pPr>
@@ -3711,6 +4237,7 @@
     <w:p>
       <w:pPr>
         <w:rPr>
+          <w:rFonts w:hint="eastAsia"/>
           <w:szCs w:val="21"/>
         </w:rPr>
       </w:pPr>
@@ -3735,13 +4262,15 @@
     <w:p>
       <w:pPr>
         <w:rPr>
-          <w:szCs w:val="21"/>
-        </w:rPr>
-      </w:pPr>
-    </w:p>
-    <w:p>
-      <w:pPr>
-        <w:rPr>
+          <w:rFonts w:hint="eastAsia"/>
+          <w:szCs w:val="21"/>
+        </w:rPr>
+      </w:pPr>
+    </w:p>
+    <w:p>
+      <w:pPr>
+        <w:rPr>
+          <w:rFonts w:hint="eastAsia"/>
           <w:szCs w:val="21"/>
         </w:rPr>
       </w:pPr>
@@ -3756,6 +4285,7 @@
     <w:p>
       <w:pPr>
         <w:rPr>
+          <w:rFonts w:hint="eastAsia"/>
           <w:szCs w:val="21"/>
         </w:rPr>
       </w:pPr>
@@ -3780,6 +4310,7 @@
     <w:p>
       <w:pPr>
         <w:rPr>
+          <w:rFonts w:hint="eastAsia"/>
           <w:szCs w:val="21"/>
         </w:rPr>
       </w:pPr>
@@ -3835,6 +4366,7 @@
           <w:numId w:val="5"/>
         </w:numPr>
         <w:rPr>
+          <w:rFonts w:hint="eastAsia"/>
           <w:szCs w:val="21"/>
         </w:rPr>
       </w:pPr>
@@ -3852,28 +4384,15 @@
           <w:numId w:val="5"/>
         </w:numPr>
         <w:rPr>
-          <w:szCs w:val="21"/>
-        </w:rPr>
-      </w:pPr>
-      <w:r>
-        <w:rPr>
-          <w:szCs w:val="21"/>
-        </w:rPr>
-        <w:t>上传至"</w:t>
-      </w:r>
-      <w:proofErr w:type="spellStart"/>
-      <w:r>
-        <w:rPr>
-          <w:szCs w:val="21"/>
-        </w:rPr>
-        <w:t>Verrp</w:t>
-      </w:r>
-      <w:proofErr w:type="spellEnd"/>
-      <w:r>
-        <w:rPr>
-          <w:szCs w:val="21"/>
-        </w:rPr>
-        <w:t>"云端的意识碎片呈现非逻辑性重组，表现为：</w:t>
+          <w:rFonts w:hint="eastAsia"/>
+          <w:szCs w:val="21"/>
+        </w:rPr>
+      </w:pPr>
+      <w:r>
+        <w:rPr>
+          <w:szCs w:val="21"/>
+        </w:rPr>
+        <w:t>上传至"Verrp"云端的意识碎片呈现非逻辑性重组，表现为：</w:t>
       </w:r>
     </w:p>
     <w:p>
@@ -3883,6 +4402,7 @@
           <w:numId w:val="5"/>
         </w:numPr>
         <w:rPr>
+          <w:rFonts w:hint="eastAsia"/>
           <w:szCs w:val="21"/>
         </w:rPr>
       </w:pPr>
@@ -3900,6 +4420,7 @@
           <w:numId w:val="5"/>
         </w:numPr>
         <w:rPr>
+          <w:rFonts w:hint="eastAsia"/>
           <w:szCs w:val="21"/>
         </w:rPr>
       </w:pPr>
@@ -3913,6 +4434,7 @@
     <w:p>
       <w:pPr>
         <w:rPr>
+          <w:rFonts w:hint="eastAsia"/>
           <w:szCs w:val="21"/>
         </w:rPr>
       </w:pPr>
@@ -3945,6 +4467,7 @@
     <w:p>
       <w:pPr>
         <w:rPr>
+          <w:rFonts w:hint="eastAsia"/>
           <w:szCs w:val="21"/>
         </w:rPr>
       </w:pPr>
@@ -3984,6 +4507,7 @@
           <w:numId w:val="6"/>
         </w:numPr>
         <w:rPr>
+          <w:rFonts w:hint="eastAsia"/>
           <w:szCs w:val="21"/>
         </w:rPr>
       </w:pPr>
@@ -4015,6 +4539,7 @@
           <w:numId w:val="6"/>
         </w:numPr>
         <w:rPr>
+          <w:rFonts w:hint="eastAsia"/>
           <w:szCs w:val="21"/>
         </w:rPr>
       </w:pPr>
@@ -4032,6 +4557,7 @@
           <w:numId w:val="6"/>
         </w:numPr>
         <w:rPr>
+          <w:rFonts w:hint="eastAsia"/>
           <w:szCs w:val="21"/>
         </w:rPr>
       </w:pPr>
@@ -4045,13 +4571,15 @@
     <w:p>
       <w:pPr>
         <w:rPr>
-          <w:szCs w:val="21"/>
-        </w:rPr>
-      </w:pPr>
-    </w:p>
-    <w:p>
-      <w:pPr>
-        <w:rPr>
+          <w:rFonts w:hint="eastAsia"/>
+          <w:szCs w:val="21"/>
+        </w:rPr>
+      </w:pPr>
+    </w:p>
+    <w:p>
+      <w:pPr>
+        <w:rPr>
+          <w:rFonts w:hint="eastAsia"/>
           <w:szCs w:val="21"/>
         </w:rPr>
       </w:pPr>
@@ -4078,6 +4606,7 @@
     <w:p>
       <w:pPr>
         <w:rPr>
+          <w:rFonts w:hint="eastAsia"/>
           <w:szCs w:val="21"/>
         </w:rPr>
       </w:pPr>
@@ -4133,6 +4662,7 @@
           <w:numId w:val="7"/>
         </w:numPr>
         <w:rPr>
+          <w:rFonts w:hint="eastAsia"/>
           <w:szCs w:val="21"/>
         </w:rPr>
       </w:pPr>
@@ -4150,28 +4680,15 @@
           <w:numId w:val="7"/>
         </w:numPr>
         <w:rPr>
-          <w:szCs w:val="21"/>
-        </w:rPr>
-      </w:pPr>
-      <w:r>
-        <w:rPr>
-          <w:szCs w:val="21"/>
-        </w:rPr>
-        <w:t>Consciousness fragments uploaded to "</w:t>
-      </w:r>
-      <w:proofErr w:type="spellStart"/>
-      <w:r>
-        <w:rPr>
-          <w:szCs w:val="21"/>
-        </w:rPr>
-        <w:t>Verrp</w:t>
-      </w:r>
-      <w:proofErr w:type="spellEnd"/>
-      <w:r>
-        <w:rPr>
-          <w:szCs w:val="21"/>
-        </w:rPr>
-        <w:t>" cloud exhibited illogical recombination manifesting as:</w:t>
+          <w:rFonts w:hint="eastAsia"/>
+          <w:szCs w:val="21"/>
+        </w:rPr>
+      </w:pPr>
+      <w:r>
+        <w:rPr>
+          <w:szCs w:val="21"/>
+        </w:rPr>
+        <w:t>Consciousness fragments uploaded to "Verrp" cloud exhibited illogical recombination manifesting as:</w:t>
       </w:r>
     </w:p>
     <w:p>
@@ -4181,6 +4698,7 @@
           <w:numId w:val="7"/>
         </w:numPr>
         <w:rPr>
+          <w:rFonts w:hint="eastAsia"/>
           <w:szCs w:val="21"/>
         </w:rPr>
       </w:pPr>
@@ -4198,6 +4716,7 @@
           <w:numId w:val="7"/>
         </w:numPr>
         <w:rPr>
+          <w:rFonts w:hint="eastAsia"/>
           <w:szCs w:val="21"/>
         </w:rPr>
       </w:pPr>
@@ -4211,6 +4730,7 @@
     <w:p>
       <w:pPr>
         <w:rPr>
+          <w:rFonts w:hint="eastAsia"/>
           <w:szCs w:val="21"/>
         </w:rPr>
       </w:pPr>
@@ -4236,6 +4756,7 @@
     <w:p>
       <w:pPr>
         <w:rPr>
+          <w:rFonts w:hint="eastAsia"/>
           <w:szCs w:val="21"/>
         </w:rPr>
       </w:pPr>
@@ -4261,6 +4782,7 @@
           <w:numId w:val="8"/>
         </w:numPr>
         <w:rPr>
+          <w:rFonts w:hint="eastAsia"/>
           <w:szCs w:val="21"/>
         </w:rPr>
       </w:pPr>
@@ -4279,6 +4801,7 @@
           <w:numId w:val="8"/>
         </w:numPr>
         <w:rPr>
+          <w:rFonts w:hint="eastAsia"/>
           <w:szCs w:val="21"/>
         </w:rPr>
       </w:pPr>
@@ -4296,6 +4819,7 @@
           <w:numId w:val="8"/>
         </w:numPr>
         <w:rPr>
+          <w:rFonts w:hint="eastAsia"/>
           <w:szCs w:val="21"/>
         </w:rPr>
       </w:pPr>
@@ -4310,15 +4834,17 @@
     <w:p>
       <w:pPr>
         <w:rPr>
-          <w:b/>
-          <w:bCs/>
-          <w:szCs w:val="21"/>
-        </w:rPr>
-      </w:pPr>
-    </w:p>
-    <w:p>
-      <w:pPr>
-        <w:rPr>
+          <w:rFonts w:hint="eastAsia"/>
+          <w:b/>
+          <w:bCs/>
+          <w:szCs w:val="21"/>
+        </w:rPr>
+      </w:pPr>
+    </w:p>
+    <w:p>
+      <w:pPr>
+        <w:rPr>
+          <w:rFonts w:hint="eastAsia"/>
           <w:szCs w:val="21"/>
         </w:rPr>
       </w:pPr>
@@ -4340,15 +4866,17 @@
     <w:p>
       <w:pPr>
         <w:rPr>
-          <w:b/>
-          <w:bCs/>
-          <w:szCs w:val="21"/>
-        </w:rPr>
-      </w:pPr>
-    </w:p>
-    <w:p>
-      <w:pPr>
-        <w:rPr>
+          <w:rFonts w:hint="eastAsia"/>
+          <w:b/>
+          <w:bCs/>
+          <w:szCs w:val="21"/>
+        </w:rPr>
+      </w:pPr>
+    </w:p>
+    <w:p>
+      <w:pPr>
+        <w:rPr>
+          <w:rFonts w:hint="eastAsia"/>
           <w:b/>
           <w:bCs/>
           <w:szCs w:val="21"/>
@@ -4420,6 +4948,7 @@
     <w:p>
       <w:pPr>
         <w:rPr>
+          <w:rFonts w:hint="eastAsia"/>
           <w:b/>
           <w:bCs/>
           <w:szCs w:val="21"/>
@@ -4455,6 +4984,7 @@
     <w:p>
       <w:pPr>
         <w:rPr>
+          <w:rFonts w:hint="eastAsia"/>
           <w:b/>
           <w:bCs/>
           <w:szCs w:val="21"/>
@@ -4476,6 +5006,7 @@
           <w:numId w:val="12"/>
         </w:numPr>
         <w:rPr>
+          <w:rFonts w:hint="eastAsia"/>
           <w:b/>
           <w:bCs/>
           <w:szCs w:val="21"/>
@@ -4497,6 +5028,7 @@
           <w:numId w:val="12"/>
         </w:numPr>
         <w:rPr>
+          <w:rFonts w:hint="eastAsia"/>
           <w:b/>
           <w:bCs/>
           <w:szCs w:val="21"/>
@@ -4518,6 +5050,7 @@
           <w:numId w:val="12"/>
         </w:numPr>
         <w:rPr>
+          <w:rFonts w:hint="eastAsia"/>
           <w:b/>
           <w:bCs/>
           <w:szCs w:val="21"/>
@@ -4535,6 +5068,7 @@
     <w:p>
       <w:pPr>
         <w:rPr>
+          <w:rFonts w:hint="eastAsia"/>
           <w:b/>
           <w:bCs/>
           <w:szCs w:val="21"/>
@@ -4606,6 +5140,7 @@
     <w:p>
       <w:pPr>
         <w:rPr>
+          <w:rFonts w:hint="eastAsia"/>
           <w:b/>
           <w:bCs/>
           <w:szCs w:val="21"/>
@@ -4642,15 +5177,17 @@
     <w:p>
       <w:pPr>
         <w:rPr>
-          <w:b/>
-          <w:bCs/>
-          <w:szCs w:val="21"/>
-        </w:rPr>
-      </w:pPr>
-    </w:p>
-    <w:p>
-      <w:pPr>
-        <w:rPr>
+          <w:rFonts w:hint="eastAsia"/>
+          <w:b/>
+          <w:bCs/>
+          <w:szCs w:val="21"/>
+        </w:rPr>
+      </w:pPr>
+    </w:p>
+    <w:p>
+      <w:pPr>
+        <w:rPr>
+          <w:rFonts w:hint="eastAsia"/>
           <w:szCs w:val="21"/>
         </w:rPr>
       </w:pPr>
@@ -4714,6 +5251,7 @@
     <w:p>
       <w:pPr>
         <w:rPr>
+          <w:rFonts w:hint="eastAsia"/>
           <w:szCs w:val="21"/>
         </w:rPr>
       </w:pPr>
@@ -4728,6 +5266,7 @@
     <w:p>
       <w:pPr>
         <w:rPr>
+          <w:rFonts w:hint="eastAsia"/>
           <w:szCs w:val="21"/>
         </w:rPr>
       </w:pPr>
@@ -4762,6 +5301,7 @@
           <w:numId w:val="11"/>
         </w:numPr>
         <w:rPr>
+          <w:rFonts w:hint="eastAsia"/>
           <w:szCs w:val="21"/>
         </w:rPr>
       </w:pPr>
@@ -4788,6 +5328,7 @@
           <w:numId w:val="11"/>
         </w:numPr>
         <w:rPr>
+          <w:rFonts w:hint="eastAsia"/>
           <w:szCs w:val="21"/>
         </w:rPr>
       </w:pPr>
@@ -4815,6 +5356,7 @@
           <w:numId w:val="11"/>
         </w:numPr>
         <w:rPr>
+          <w:rFonts w:hint="eastAsia"/>
           <w:szCs w:val="21"/>
         </w:rPr>
       </w:pPr>
@@ -4836,6 +5378,7 @@
     <w:p>
       <w:pPr>
         <w:rPr>
+          <w:rFonts w:hint="eastAsia"/>
           <w:szCs w:val="21"/>
         </w:rPr>
       </w:pPr>
@@ -4851,6 +5394,7 @@
     <w:p>
       <w:pPr>
         <w:rPr>
+          <w:rFonts w:hint="eastAsia"/>
           <w:szCs w:val="21"/>
         </w:rPr>
       </w:pPr>
@@ -4879,13 +5423,15 @@
     <w:p>
       <w:pPr>
         <w:rPr>
-          <w:szCs w:val="21"/>
-        </w:rPr>
-      </w:pPr>
-    </w:p>
-    <w:p>
-      <w:pPr>
-        <w:rPr>
+          <w:rFonts w:hint="eastAsia"/>
+          <w:szCs w:val="21"/>
+        </w:rPr>
+      </w:pPr>
+    </w:p>
+    <w:p>
+      <w:pPr>
+        <w:rPr>
+          <w:rFonts w:hint="eastAsia"/>
           <w:szCs w:val="21"/>
         </w:rPr>
       </w:pPr>
@@ -4900,6 +5446,7 @@
     <w:p>
       <w:pPr>
         <w:rPr>
+          <w:rFonts w:hint="eastAsia"/>
           <w:szCs w:val="21"/>
         </w:rPr>
       </w:pPr>
@@ -4913,6 +5460,7 @@
     <w:p>
       <w:pPr>
         <w:rPr>
+          <w:rFonts w:hint="eastAsia"/>
           <w:szCs w:val="21"/>
         </w:rPr>
       </w:pPr>
@@ -4940,6 +5488,7 @@
     <w:p>
       <w:pPr>
         <w:rPr>
+          <w:rFonts w:hint="eastAsia"/>
           <w:szCs w:val="21"/>
         </w:rPr>
       </w:pPr>
@@ -4960,6 +5509,7 @@
     <w:p>
       <w:pPr>
         <w:rPr>
+          <w:rFonts w:hint="eastAsia"/>
           <w:szCs w:val="21"/>
         </w:rPr>
       </w:pPr>
@@ -4980,6 +5530,7 @@
     <w:p>
       <w:pPr>
         <w:rPr>
+          <w:rFonts w:hint="eastAsia"/>
           <w:szCs w:val="21"/>
         </w:rPr>
       </w:pPr>
@@ -5000,6 +5551,7 @@
     <w:p>
       <w:pPr>
         <w:rPr>
+          <w:rFonts w:hint="eastAsia"/>
           <w:szCs w:val="21"/>
         </w:rPr>
       </w:pPr>
@@ -5020,6 +5572,7 @@
     <w:p>
       <w:pPr>
         <w:rPr>
+          <w:rFonts w:hint="eastAsia"/>
           <w:szCs w:val="21"/>
         </w:rPr>
       </w:pPr>
@@ -5040,6 +5593,7 @@
     <w:p>
       <w:pPr>
         <w:rPr>
+          <w:rFonts w:hint="eastAsia"/>
           <w:szCs w:val="21"/>
         </w:rPr>
       </w:pPr>
@@ -5060,6 +5614,7 @@
     <w:p>
       <w:pPr>
         <w:rPr>
+          <w:rFonts w:hint="eastAsia"/>
           <w:szCs w:val="21"/>
         </w:rPr>
       </w:pPr>
@@ -5073,6 +5628,7 @@
     <w:p>
       <w:pPr>
         <w:rPr>
+          <w:rFonts w:hint="eastAsia"/>
           <w:szCs w:val="21"/>
         </w:rPr>
       </w:pPr>
@@ -5086,6 +5642,7 @@
     <w:p>
       <w:pPr>
         <w:rPr>
+          <w:rFonts w:hint="eastAsia"/>
           <w:szCs w:val="21"/>
         </w:rPr>
       </w:pPr>
@@ -5099,6 +5656,7 @@
     <w:p>
       <w:pPr>
         <w:rPr>
+          <w:rFonts w:hint="eastAsia"/>
           <w:szCs w:val="21"/>
         </w:rPr>
       </w:pPr>
@@ -5126,6 +5684,7 @@
     <w:p>
       <w:pPr>
         <w:rPr>
+          <w:rFonts w:hint="eastAsia"/>
           <w:szCs w:val="21"/>
         </w:rPr>
       </w:pPr>
@@ -5139,13 +5698,15 @@
     <w:p>
       <w:pPr>
         <w:rPr>
-          <w:szCs w:val="21"/>
-        </w:rPr>
-      </w:pPr>
-    </w:p>
-    <w:p>
-      <w:pPr>
-        <w:rPr>
+          <w:rFonts w:hint="eastAsia"/>
+          <w:szCs w:val="21"/>
+        </w:rPr>
+      </w:pPr>
+    </w:p>
+    <w:p>
+      <w:pPr>
+        <w:rPr>
+          <w:rFonts w:hint="eastAsia"/>
           <w:szCs w:val="21"/>
         </w:rPr>
       </w:pPr>
@@ -5175,6 +5736,7 @@
     <w:p>
       <w:pPr>
         <w:rPr>
+          <w:rFonts w:hint="eastAsia"/>
           <w:szCs w:val="21"/>
         </w:rPr>
       </w:pPr>
@@ -5211,6 +5773,7 @@
     <w:p>
       <w:pPr>
         <w:rPr>
+          <w:rFonts w:hint="eastAsia"/>
           <w:b/>
           <w:bCs/>
           <w:szCs w:val="21"/>
@@ -5228,6 +5791,7 @@
     <w:p>
       <w:pPr>
         <w:rPr>
+          <w:rFonts w:hint="eastAsia"/>
           <w:szCs w:val="21"/>
         </w:rPr>
       </w:pPr>
@@ -5247,6 +5811,7 @@
           <w:numId w:val="13"/>
         </w:numPr>
         <w:rPr>
+          <w:rFonts w:hint="eastAsia"/>
           <w:szCs w:val="21"/>
         </w:rPr>
       </w:pPr>
@@ -5264,6 +5829,7 @@
           <w:numId w:val="13"/>
         </w:numPr>
         <w:rPr>
+          <w:rFonts w:hint="eastAsia"/>
           <w:szCs w:val="21"/>
         </w:rPr>
       </w:pPr>
@@ -5277,6 +5843,7 @@
     <w:p>
       <w:pPr>
         <w:rPr>
+          <w:rFonts w:hint="eastAsia"/>
           <w:szCs w:val="21"/>
         </w:rPr>
       </w:pPr>
@@ -5296,6 +5863,7 @@
           <w:numId w:val="14"/>
         </w:numPr>
         <w:rPr>
+          <w:rFonts w:hint="eastAsia"/>
           <w:szCs w:val="21"/>
         </w:rPr>
       </w:pPr>
@@ -5313,6 +5881,7 @@
           <w:numId w:val="14"/>
         </w:numPr>
         <w:rPr>
+          <w:rFonts w:hint="eastAsia"/>
           <w:szCs w:val="21"/>
         </w:rPr>
       </w:pPr>
@@ -5326,6 +5895,7 @@
     <w:p>
       <w:pPr>
         <w:rPr>
+          <w:rFonts w:hint="eastAsia"/>
           <w:szCs w:val="21"/>
         </w:rPr>
       </w:pPr>
@@ -5343,6 +5913,7 @@
           <w:numId w:val="15"/>
         </w:numPr>
         <w:rPr>
+          <w:rFonts w:hint="eastAsia"/>
           <w:szCs w:val="21"/>
         </w:rPr>
       </w:pPr>
@@ -5360,6 +5931,7 @@
           <w:numId w:val="15"/>
         </w:numPr>
         <w:rPr>
+          <w:rFonts w:hint="eastAsia"/>
           <w:szCs w:val="21"/>
         </w:rPr>
       </w:pPr>
@@ -5377,6 +5949,7 @@
           <w:numId w:val="15"/>
         </w:numPr>
         <w:rPr>
+          <w:rFonts w:hint="eastAsia"/>
           <w:szCs w:val="21"/>
         </w:rPr>
       </w:pPr>
@@ -5404,6 +5977,7 @@
     <w:p>
       <w:pPr>
         <w:rPr>
+          <w:rFonts w:hint="eastAsia"/>
           <w:szCs w:val="21"/>
         </w:rPr>
       </w:pPr>
@@ -5425,20 +5999,23 @@
     <w:p>
       <w:pPr>
         <w:rPr>
-          <w:szCs w:val="21"/>
-        </w:rPr>
-      </w:pPr>
-    </w:p>
-    <w:p>
-      <w:pPr>
-        <w:rPr>
-          <w:szCs w:val="21"/>
-        </w:rPr>
-      </w:pPr>
-    </w:p>
-    <w:p>
-      <w:pPr>
-        <w:rPr>
+          <w:rFonts w:hint="eastAsia"/>
+          <w:szCs w:val="21"/>
+        </w:rPr>
+      </w:pPr>
+    </w:p>
+    <w:p>
+      <w:pPr>
+        <w:rPr>
+          <w:rFonts w:hint="eastAsia"/>
+          <w:szCs w:val="21"/>
+        </w:rPr>
+      </w:pPr>
+    </w:p>
+    <w:p>
+      <w:pPr>
+        <w:rPr>
+          <w:rFonts w:hint="eastAsia"/>
           <w:szCs w:val="21"/>
         </w:rPr>
       </w:pPr>
@@ -5453,6 +6030,7 @@
     <w:p>
       <w:pPr>
         <w:rPr>
+          <w:rFonts w:hint="eastAsia"/>
           <w:szCs w:val="21"/>
         </w:rPr>
       </w:pPr>
@@ -5499,6 +6077,7 @@
     <w:p>
       <w:pPr>
         <w:rPr>
+          <w:rFonts w:hint="eastAsia"/>
           <w:szCs w:val="21"/>
         </w:rPr>
       </w:pPr>
@@ -5530,6 +6109,7 @@
           <w:numId w:val="9"/>
         </w:numPr>
         <w:rPr>
+          <w:rFonts w:hint="eastAsia"/>
           <w:szCs w:val="21"/>
         </w:rPr>
       </w:pPr>
@@ -5565,6 +6145,7 @@
           <w:numId w:val="9"/>
         </w:numPr>
         <w:rPr>
+          <w:rFonts w:hint="eastAsia"/>
           <w:szCs w:val="21"/>
         </w:rPr>
       </w:pPr>
@@ -5590,6 +6171,7 @@
           <w:numId w:val="9"/>
         </w:numPr>
         <w:rPr>
+          <w:rFonts w:hint="eastAsia"/>
           <w:szCs w:val="21"/>
         </w:rPr>
       </w:pPr>
@@ -5607,6 +6189,7 @@
           <w:numId w:val="9"/>
         </w:numPr>
         <w:rPr>
+          <w:rFonts w:hint="eastAsia"/>
           <w:szCs w:val="21"/>
         </w:rPr>
       </w:pPr>
@@ -5624,6 +6207,7 @@
           <w:numId w:val="9"/>
         </w:numPr>
         <w:rPr>
+          <w:rFonts w:hint="eastAsia"/>
           <w:szCs w:val="21"/>
         </w:rPr>
       </w:pPr>
@@ -5643,6 +6227,7 @@
           <w:numId w:val="9"/>
         </w:numPr>
         <w:rPr>
+          <w:rFonts w:hint="eastAsia"/>
           <w:szCs w:val="21"/>
         </w:rPr>
       </w:pPr>
@@ -5660,6 +6245,7 @@
           <w:numId w:val="9"/>
         </w:numPr>
         <w:rPr>
+          <w:rFonts w:hint="eastAsia"/>
           <w:szCs w:val="21"/>
         </w:rPr>
       </w:pPr>
@@ -5677,6 +6263,7 @@
           <w:numId w:val="9"/>
         </w:numPr>
         <w:rPr>
+          <w:rFonts w:hint="eastAsia"/>
           <w:szCs w:val="21"/>
         </w:rPr>
       </w:pPr>
@@ -5690,6 +6277,7 @@
     <w:p>
       <w:pPr>
         <w:rPr>
+          <w:rFonts w:hint="eastAsia"/>
           <w:szCs w:val="21"/>
         </w:rPr>
       </w:pPr>
@@ -5729,13 +6317,15 @@
     <w:p>
       <w:pPr>
         <w:rPr>
-          <w:szCs w:val="21"/>
-        </w:rPr>
-      </w:pPr>
-    </w:p>
-    <w:p>
-      <w:pPr>
-        <w:rPr>
+          <w:rFonts w:hint="eastAsia"/>
+          <w:szCs w:val="21"/>
+        </w:rPr>
+      </w:pPr>
+    </w:p>
+    <w:p>
+      <w:pPr>
+        <w:rPr>
+          <w:rFonts w:hint="eastAsia"/>
           <w:szCs w:val="21"/>
         </w:rPr>
       </w:pPr>
@@ -5791,6 +6381,7 @@
     <w:p>
       <w:pPr>
         <w:rPr>
+          <w:rFonts w:hint="eastAsia"/>
           <w:szCs w:val="21"/>
         </w:rPr>
       </w:pPr>
@@ -5823,6 +6414,7 @@
           <w:numId w:val="10"/>
         </w:numPr>
         <w:rPr>
+          <w:rFonts w:hint="eastAsia"/>
           <w:szCs w:val="21"/>
         </w:rPr>
       </w:pPr>
@@ -5861,6 +6453,7 @@
           <w:numId w:val="10"/>
         </w:numPr>
         <w:rPr>
+          <w:rFonts w:hint="eastAsia"/>
           <w:szCs w:val="21"/>
         </w:rPr>
       </w:pPr>
@@ -5878,6 +6471,7 @@
           <w:numId w:val="10"/>
         </w:numPr>
         <w:rPr>
+          <w:rFonts w:hint="eastAsia"/>
           <w:szCs w:val="21"/>
         </w:rPr>
       </w:pPr>
@@ -5895,6 +6489,7 @@
           <w:numId w:val="10"/>
         </w:numPr>
         <w:rPr>
+          <w:rFonts w:hint="eastAsia"/>
           <w:szCs w:val="21"/>
         </w:rPr>
       </w:pPr>
@@ -5912,6 +6507,7 @@
           <w:numId w:val="10"/>
         </w:numPr>
         <w:rPr>
+          <w:rFonts w:hint="eastAsia"/>
           <w:szCs w:val="21"/>
         </w:rPr>
       </w:pPr>
@@ -5931,6 +6527,7 @@
           <w:numId w:val="10"/>
         </w:numPr>
         <w:rPr>
+          <w:rFonts w:hint="eastAsia"/>
           <w:szCs w:val="21"/>
         </w:rPr>
       </w:pPr>
@@ -5962,6 +6559,7 @@
           <w:numId w:val="10"/>
         </w:numPr>
         <w:rPr>
+          <w:rFonts w:hint="eastAsia"/>
           <w:szCs w:val="21"/>
         </w:rPr>
       </w:pPr>
@@ -5979,6 +6577,7 @@
           <w:numId w:val="10"/>
         </w:numPr>
         <w:rPr>
+          <w:rFonts w:hint="eastAsia"/>
           <w:szCs w:val="21"/>
         </w:rPr>
       </w:pPr>
@@ -5992,6 +6591,7 @@
     <w:p>
       <w:pPr>
         <w:rPr>
+          <w:rFonts w:hint="eastAsia"/>
           <w:szCs w:val="21"/>
         </w:rPr>
       </w:pPr>
@@ -6020,13 +6620,15 @@
     <w:p>
       <w:pPr>
         <w:rPr>
-          <w:szCs w:val="21"/>
-        </w:rPr>
-      </w:pPr>
-    </w:p>
-    <w:p>
-      <w:pPr>
-        <w:rPr>
+          <w:rFonts w:hint="eastAsia"/>
+          <w:szCs w:val="21"/>
+        </w:rPr>
+      </w:pPr>
+    </w:p>
+    <w:p>
+      <w:pPr>
+        <w:rPr>
+          <w:rFonts w:hint="eastAsia"/>
           <w:szCs w:val="21"/>
         </w:rPr>
       </w:pPr>
@@ -6041,13 +6643,15 @@
     <w:p>
       <w:pPr>
         <w:rPr>
-          <w:szCs w:val="21"/>
-        </w:rPr>
-      </w:pPr>
-    </w:p>
-    <w:p>
-      <w:pPr>
-        <w:rPr>
+          <w:rFonts w:hint="eastAsia"/>
+          <w:szCs w:val="21"/>
+        </w:rPr>
+      </w:pPr>
+    </w:p>
+    <w:p>
+      <w:pPr>
+        <w:rPr>
+          <w:rFonts w:hint="eastAsia"/>
           <w:szCs w:val="21"/>
         </w:rPr>
       </w:pPr>
@@ -6058,24 +6662,17 @@
         </w:rPr>
         <w:t>难道说</w:t>
       </w:r>
-      <w:proofErr w:type="spellStart"/>
-      <w:r>
-        <w:rPr>
-          <w:szCs w:val="21"/>
-        </w:rPr>
-        <w:t>Verrp</w:t>
-      </w:r>
-      <w:proofErr w:type="spellEnd"/>
-      <w:r>
-        <w:rPr>
-          <w:szCs w:val="21"/>
-        </w:rPr>
-        <w:t>公司的机器人拥有灵魂？</w:t>
-      </w:r>
-    </w:p>
-    <w:p>
-      <w:pPr>
-        <w:rPr>
+      <w:r>
+        <w:rPr>
+          <w:szCs w:val="21"/>
+        </w:rPr>
+        <w:t>Verrp公司的机器人拥有灵魂？</w:t>
+      </w:r>
+    </w:p>
+    <w:p>
+      <w:pPr>
+        <w:rPr>
+          <w:rFonts w:hint="eastAsia"/>
           <w:szCs w:val="21"/>
         </w:rPr>
       </w:pPr>
@@ -6108,13 +6705,15 @@
     <w:p>
       <w:pPr>
         <w:rPr>
-          <w:szCs w:val="21"/>
-        </w:rPr>
-      </w:pPr>
-    </w:p>
-    <w:p>
-      <w:pPr>
-        <w:rPr>
+          <w:rFonts w:hint="eastAsia"/>
+          <w:szCs w:val="21"/>
+        </w:rPr>
+      </w:pPr>
+    </w:p>
+    <w:p>
+      <w:pPr>
+        <w:rPr>
+          <w:rFonts w:hint="eastAsia"/>
           <w:szCs w:val="21"/>
         </w:rPr>
       </w:pPr>
@@ -6143,21 +6742,21 @@
         <w:rPr>
           <w:szCs w:val="21"/>
         </w:rPr>
-        <w:t>）当</w:t>
-      </w:r>
-      <w:proofErr w:type="spellStart"/>
-      <w:r>
-        <w:rPr>
-          <w:szCs w:val="21"/>
-        </w:rPr>
-        <w:t>Verrp</w:t>
-      </w:r>
-      <w:proofErr w:type="spellEnd"/>
-      <w:r>
-        <w:rPr>
-          <w:szCs w:val="21"/>
-        </w:rPr>
-        <w:t xml:space="preserve">公司最新安保机器人E-4在市政厅突发事件中，以未编程的侧身滑步为儿童挡下坠落的吊灯时，围观者惊呼“它好像有灵魂！”对此，CEO </w:t>
+        <w:t>）当Verrp公司</w:t>
+      </w:r>
+      <w:proofErr w:type="gramStart"/>
+      <w:r>
+        <w:rPr>
+          <w:szCs w:val="21"/>
+        </w:rPr>
+        <w:t>最</w:t>
+      </w:r>
+      <w:proofErr w:type="gramEnd"/>
+      <w:r>
+        <w:rPr>
+          <w:szCs w:val="21"/>
+        </w:rPr>
+        <w:t xml:space="preserve">新安保机器人E-4在市政厅突发事件中，以未编程的侧身滑步为儿童挡下坠落的吊灯时，围观者惊呼“它好像有灵魂！”对此，CEO </w:t>
       </w:r>
       <w:r>
         <w:rPr>
@@ -6175,13 +6774,15 @@
     <w:p>
       <w:pPr>
         <w:rPr>
-          <w:szCs w:val="21"/>
-        </w:rPr>
-      </w:pPr>
-    </w:p>
-    <w:p>
-      <w:pPr>
-        <w:rPr>
+          <w:rFonts w:hint="eastAsia"/>
+          <w:szCs w:val="21"/>
+        </w:rPr>
+      </w:pPr>
+    </w:p>
+    <w:p>
+      <w:pPr>
+        <w:rPr>
+          <w:rFonts w:hint="eastAsia"/>
           <w:szCs w:val="21"/>
         </w:rPr>
       </w:pPr>
@@ -6202,13 +6803,15 @@
     <w:p>
       <w:pPr>
         <w:rPr>
-          <w:szCs w:val="21"/>
-        </w:rPr>
-      </w:pPr>
-    </w:p>
-    <w:p>
-      <w:pPr>
-        <w:rPr>
+          <w:rFonts w:hint="eastAsia"/>
+          <w:szCs w:val="21"/>
+        </w:rPr>
+      </w:pPr>
+    </w:p>
+    <w:p>
+      <w:pPr>
+        <w:rPr>
+          <w:rFonts w:hint="eastAsia"/>
           <w:szCs w:val="21"/>
         </w:rPr>
       </w:pPr>
@@ -6229,13 +6832,15 @@
     <w:p>
       <w:pPr>
         <w:rPr>
-          <w:szCs w:val="21"/>
-        </w:rPr>
-      </w:pPr>
-    </w:p>
-    <w:p>
-      <w:pPr>
-        <w:rPr>
+          <w:rFonts w:hint="eastAsia"/>
+          <w:szCs w:val="21"/>
+        </w:rPr>
+      </w:pPr>
+    </w:p>
+    <w:p>
+      <w:pPr>
+        <w:rPr>
+          <w:rFonts w:hint="eastAsia"/>
           <w:szCs w:val="21"/>
         </w:rPr>
       </w:pPr>
@@ -6256,13 +6861,15 @@
     <w:p>
       <w:pPr>
         <w:rPr>
-          <w:szCs w:val="21"/>
-        </w:rPr>
-      </w:pPr>
-    </w:p>
-    <w:p>
-      <w:pPr>
-        <w:rPr>
+          <w:rFonts w:hint="eastAsia"/>
+          <w:szCs w:val="21"/>
+        </w:rPr>
+      </w:pPr>
+    </w:p>
+    <w:p>
+      <w:pPr>
+        <w:rPr>
+          <w:rFonts w:hint="eastAsia"/>
           <w:szCs w:val="21"/>
         </w:rPr>
       </w:pPr>
@@ -6277,13 +6884,15 @@
     <w:p>
       <w:pPr>
         <w:rPr>
-          <w:szCs w:val="21"/>
-        </w:rPr>
-      </w:pPr>
-    </w:p>
-    <w:p>
-      <w:pPr>
-        <w:rPr>
+          <w:rFonts w:hint="eastAsia"/>
+          <w:szCs w:val="21"/>
+        </w:rPr>
+      </w:pPr>
+    </w:p>
+    <w:p>
+      <w:pPr>
+        <w:rPr>
+          <w:rFonts w:hint="eastAsia"/>
           <w:szCs w:val="21"/>
         </w:rPr>
       </w:pPr>
@@ -6330,13 +6939,15 @@
     <w:p>
       <w:pPr>
         <w:rPr>
-          <w:szCs w:val="21"/>
-        </w:rPr>
-      </w:pPr>
-    </w:p>
-    <w:p>
-      <w:pPr>
-        <w:rPr>
+          <w:rFonts w:hint="eastAsia"/>
+          <w:szCs w:val="21"/>
+        </w:rPr>
+      </w:pPr>
+    </w:p>
+    <w:p>
+      <w:pPr>
+        <w:rPr>
+          <w:rFonts w:hint="eastAsia"/>
           <w:szCs w:val="21"/>
         </w:rPr>
       </w:pPr>
@@ -6347,25 +6958,7 @@
           <w:bCs/>
           <w:szCs w:val="21"/>
         </w:rPr>
-        <w:t xml:space="preserve">Could </w:t>
-      </w:r>
-      <w:proofErr w:type="spellStart"/>
-      <w:r>
-        <w:rPr>
-          <w:b/>
-          <w:bCs/>
-          <w:szCs w:val="21"/>
-        </w:rPr>
-        <w:t>Verrp</w:t>
-      </w:r>
-      <w:proofErr w:type="spellEnd"/>
-      <w:r>
-        <w:rPr>
-          <w:b/>
-          <w:bCs/>
-          <w:szCs w:val="21"/>
-        </w:rPr>
-        <w:t xml:space="preserve"> Corporation's Robots Possess Souls?</w:t>
+        <w:t>Could Verrp Corporation's Robots Possess Souls?</w:t>
       </w:r>
       <w:r>
         <w:rPr>
@@ -6398,6 +6991,7 @@
     <w:p>
       <w:pPr>
         <w:rPr>
+          <w:rFonts w:hint="eastAsia"/>
           <w:szCs w:val="21"/>
         </w:rPr>
       </w:pPr>
@@ -6422,6 +7016,7 @@
     <w:p>
       <w:pPr>
         <w:rPr>
+          <w:rFonts w:hint="eastAsia"/>
           <w:szCs w:val="21"/>
         </w:rPr>
       </w:pPr>
@@ -6463,6 +7058,7 @@
     <w:p>
       <w:pPr>
         <w:rPr>
+          <w:rFonts w:hint="eastAsia"/>
           <w:szCs w:val="21"/>
         </w:rPr>
       </w:pPr>
@@ -6507,6 +7103,7 @@
           <w:numId w:val="16"/>
         </w:numPr>
         <w:rPr>
+          <w:rFonts w:hint="eastAsia"/>
           <w:szCs w:val="21"/>
         </w:rPr>
       </w:pPr>
@@ -6525,6 +7122,7 @@
           <w:numId w:val="16"/>
         </w:numPr>
         <w:rPr>
+          <w:rFonts w:hint="eastAsia"/>
           <w:szCs w:val="21"/>
         </w:rPr>
       </w:pPr>
@@ -6543,6 +7141,7 @@
           <w:numId w:val="16"/>
         </w:numPr>
         <w:rPr>
+          <w:rFonts w:hint="eastAsia"/>
           <w:szCs w:val="21"/>
         </w:rPr>
       </w:pPr>
@@ -6557,6 +7156,7 @@
     <w:p>
       <w:pPr>
         <w:rPr>
+          <w:rFonts w:hint="eastAsia"/>
           <w:szCs w:val="21"/>
         </w:rPr>
       </w:pPr>
@@ -6582,13 +7182,15 @@
     <w:p>
       <w:pPr>
         <w:rPr>
-          <w:szCs w:val="21"/>
-        </w:rPr>
-      </w:pPr>
-    </w:p>
-    <w:p>
-      <w:pPr>
-        <w:rPr>
+          <w:rFonts w:hint="eastAsia"/>
+          <w:szCs w:val="21"/>
+        </w:rPr>
+      </w:pPr>
+    </w:p>
+    <w:p>
+      <w:pPr>
+        <w:rPr>
+          <w:rFonts w:hint="eastAsia"/>
           <w:szCs w:val="21"/>
         </w:rPr>
       </w:pPr>
@@ -6603,6 +7205,7 @@
     <w:p>
       <w:pPr>
         <w:rPr>
+          <w:rFonts w:hint="eastAsia"/>
           <w:szCs w:val="21"/>
         </w:rPr>
       </w:pPr>
@@ -6632,6 +7235,7 @@
     <w:p>
       <w:pPr>
         <w:rPr>
+          <w:rFonts w:hint="eastAsia"/>
           <w:szCs w:val="21"/>
         </w:rPr>
       </w:pPr>
@@ -6645,6 +7249,7 @@
     <w:p>
       <w:pPr>
         <w:rPr>
+          <w:rFonts w:hint="eastAsia"/>
           <w:szCs w:val="21"/>
         </w:rPr>
       </w:pPr>
@@ -6690,6 +7295,7 @@
           <w:numId w:val="17"/>
         </w:numPr>
         <w:rPr>
+          <w:rFonts w:hint="eastAsia"/>
           <w:szCs w:val="21"/>
         </w:rPr>
       </w:pPr>
@@ -6719,6 +7325,7 @@
           <w:numId w:val="17"/>
         </w:numPr>
         <w:rPr>
+          <w:rFonts w:hint="eastAsia"/>
           <w:szCs w:val="21"/>
         </w:rPr>
       </w:pPr>
@@ -6736,6 +7343,7 @@
           <w:numId w:val="17"/>
         </w:numPr>
         <w:rPr>
+          <w:rFonts w:hint="eastAsia"/>
           <w:szCs w:val="21"/>
         </w:rPr>
       </w:pPr>
@@ -6753,6 +7361,7 @@
           <w:numId w:val="17"/>
         </w:numPr>
         <w:rPr>
+          <w:rFonts w:hint="eastAsia"/>
           <w:szCs w:val="21"/>
         </w:rPr>
       </w:pPr>
@@ -6770,6 +7379,7 @@
           <w:numId w:val="17"/>
         </w:numPr>
         <w:rPr>
+          <w:rFonts w:hint="eastAsia"/>
           <w:szCs w:val="21"/>
         </w:rPr>
       </w:pPr>
@@ -6789,6 +7399,7 @@
           <w:numId w:val="17"/>
         </w:numPr>
         <w:rPr>
+          <w:rFonts w:hint="eastAsia"/>
           <w:szCs w:val="21"/>
         </w:rPr>
       </w:pPr>
@@ -6806,6 +7417,7 @@
           <w:numId w:val="17"/>
         </w:numPr>
         <w:rPr>
+          <w:rFonts w:hint="eastAsia"/>
           <w:szCs w:val="21"/>
         </w:rPr>
       </w:pPr>
@@ -6819,6 +7431,7 @@
     <w:p>
       <w:pPr>
         <w:rPr>
+          <w:rFonts w:hint="eastAsia"/>
           <w:szCs w:val="21"/>
         </w:rPr>
       </w:pPr>
@@ -6860,6 +7473,7 @@
     <w:p>
       <w:pPr>
         <w:rPr>
+          <w:rFonts w:hint="eastAsia"/>
           <w:szCs w:val="21"/>
         </w:rPr>
       </w:pPr>
@@ -6901,13 +7515,15 @@
     <w:p>
       <w:pPr>
         <w:rPr>
-          <w:szCs w:val="21"/>
-        </w:rPr>
-      </w:pPr>
-    </w:p>
-    <w:p>
-      <w:pPr>
-        <w:rPr>
+          <w:rFonts w:hint="eastAsia"/>
+          <w:szCs w:val="21"/>
+        </w:rPr>
+      </w:pPr>
+    </w:p>
+    <w:p>
+      <w:pPr>
+        <w:rPr>
+          <w:rFonts w:hint="eastAsia"/>
           <w:szCs w:val="21"/>
         </w:rPr>
       </w:pPr>
@@ -6937,6 +7553,7 @@
     <w:p>
       <w:pPr>
         <w:rPr>
+          <w:rFonts w:hint="eastAsia"/>
           <w:szCs w:val="21"/>
         </w:rPr>
       </w:pPr>
@@ -6950,6 +7567,7 @@
     <w:p>
       <w:pPr>
         <w:rPr>
+          <w:rFonts w:hint="eastAsia"/>
           <w:szCs w:val="21"/>
         </w:rPr>
       </w:pPr>
@@ -6968,6 +7586,7 @@
           <w:numId w:val="18"/>
         </w:numPr>
         <w:rPr>
+          <w:rFonts w:hint="eastAsia"/>
           <w:szCs w:val="21"/>
         </w:rPr>
       </w:pPr>
@@ -6989,6 +7608,7 @@
           <w:numId w:val="18"/>
         </w:numPr>
         <w:rPr>
+          <w:rFonts w:hint="eastAsia"/>
           <w:szCs w:val="21"/>
         </w:rPr>
       </w:pPr>
@@ -7006,6 +7626,7 @@
           <w:numId w:val="18"/>
         </w:numPr>
         <w:rPr>
+          <w:rFonts w:hint="eastAsia"/>
           <w:szCs w:val="21"/>
         </w:rPr>
       </w:pPr>
@@ -7023,6 +7644,7 @@
           <w:numId w:val="18"/>
         </w:numPr>
         <w:rPr>
+          <w:rFonts w:hint="eastAsia"/>
           <w:szCs w:val="21"/>
         </w:rPr>
       </w:pPr>
@@ -7040,6 +7662,7 @@
           <w:numId w:val="18"/>
         </w:numPr>
         <w:rPr>
+          <w:rFonts w:hint="eastAsia"/>
           <w:szCs w:val="21"/>
         </w:rPr>
       </w:pPr>
@@ -7059,6 +7682,7 @@
           <w:numId w:val="18"/>
         </w:numPr>
         <w:rPr>
+          <w:rFonts w:hint="eastAsia"/>
           <w:szCs w:val="21"/>
         </w:rPr>
       </w:pPr>
@@ -7076,6 +7700,7 @@
           <w:numId w:val="18"/>
         </w:numPr>
         <w:rPr>
+          <w:rFonts w:hint="eastAsia"/>
           <w:szCs w:val="21"/>
         </w:rPr>
       </w:pPr>
@@ -7090,6 +7715,7 @@
     <w:p>
       <w:pPr>
         <w:rPr>
+          <w:rFonts w:hint="eastAsia"/>
           <w:szCs w:val="21"/>
         </w:rPr>
       </w:pPr>
@@ -7117,6 +7743,7 @@
     <w:p>
       <w:pPr>
         <w:rPr>
+          <w:rFonts w:hint="eastAsia"/>
           <w:szCs w:val="21"/>
         </w:rPr>
       </w:pPr>
@@ -7144,6 +7771,7 @@
     <w:p>
       <w:pPr>
         <w:rPr>
+          <w:rFonts w:hint="eastAsia"/>
           <w:szCs w:val="21"/>
         </w:rPr>
       </w:pPr>
@@ -7181,20 +7809,23 @@
     <w:p>
       <w:pPr>
         <w:rPr>
-          <w:szCs w:val="21"/>
-        </w:rPr>
-      </w:pPr>
-    </w:p>
-    <w:p>
-      <w:pPr>
-        <w:rPr>
-          <w:szCs w:val="21"/>
-        </w:rPr>
-      </w:pPr>
-    </w:p>
-    <w:p>
-      <w:pPr>
-        <w:rPr>
+          <w:rFonts w:hint="eastAsia"/>
+          <w:szCs w:val="21"/>
+        </w:rPr>
+      </w:pPr>
+    </w:p>
+    <w:p>
+      <w:pPr>
+        <w:rPr>
+          <w:rFonts w:hint="eastAsia"/>
+          <w:szCs w:val="21"/>
+        </w:rPr>
+      </w:pPr>
+    </w:p>
+    <w:p>
+      <w:pPr>
+        <w:rPr>
+          <w:rFonts w:hint="eastAsia"/>
           <w:szCs w:val="21"/>
         </w:rPr>
       </w:pPr>
@@ -7210,6 +7841,7 @@
     <w:p>
       <w:pPr>
         <w:rPr>
+          <w:rFonts w:hint="eastAsia"/>
           <w:b/>
           <w:bCs/>
           <w:szCs w:val="21"/>
@@ -7236,6 +7868,7 @@
     <w:p>
       <w:pPr>
         <w:rPr>
+          <w:rFonts w:hint="eastAsia"/>
           <w:szCs w:val="21"/>
         </w:rPr>
       </w:pPr>
@@ -7250,6 +7883,7 @@
     <w:p>
       <w:pPr>
         <w:rPr>
+          <w:rFonts w:hint="eastAsia"/>
           <w:szCs w:val="21"/>
         </w:rPr>
       </w:pPr>
@@ -7301,6 +7935,7 @@
     <w:p>
       <w:pPr>
         <w:rPr>
+          <w:rFonts w:hint="eastAsia"/>
           <w:szCs w:val="21"/>
         </w:rPr>
       </w:pPr>
@@ -7315,6 +7950,7 @@
     <w:p>
       <w:pPr>
         <w:rPr>
+          <w:rFonts w:hint="eastAsia"/>
           <w:i/>
           <w:iCs/>
           <w:szCs w:val="21"/>
@@ -7344,6 +7980,7 @@
     <w:p>
       <w:pPr>
         <w:rPr>
+          <w:rFonts w:hint="eastAsia"/>
           <w:i/>
           <w:iCs/>
           <w:szCs w:val="21"/>
@@ -7362,6 +7999,7 @@
     <w:p>
       <w:pPr>
         <w:rPr>
+          <w:rFonts w:hint="eastAsia"/>
           <w:i/>
           <w:iCs/>
           <w:szCs w:val="21"/>
@@ -7371,6 +8009,7 @@
     <w:p>
       <w:pPr>
         <w:rPr>
+          <w:rFonts w:hint="eastAsia"/>
           <w:i/>
           <w:iCs/>
           <w:szCs w:val="21"/>
@@ -7380,6 +8019,7 @@
     <w:p>
       <w:pPr>
         <w:rPr>
+          <w:rFonts w:hint="eastAsia"/>
           <w:i/>
           <w:iCs/>
           <w:szCs w:val="21"/>
@@ -7398,6 +8038,7 @@
     <w:p>
       <w:pPr>
         <w:rPr>
+          <w:rFonts w:hint="eastAsia"/>
           <w:i/>
           <w:iCs/>
           <w:szCs w:val="21"/>
@@ -7416,6 +8057,7 @@
     <w:p>
       <w:pPr>
         <w:rPr>
+          <w:rFonts w:hint="eastAsia"/>
           <w:i/>
           <w:iCs/>
           <w:szCs w:val="21"/>
@@ -7535,6 +8177,7 @@
     <w:p>
       <w:pPr>
         <w:rPr>
+          <w:rFonts w:hint="eastAsia"/>
           <w:i/>
           <w:iCs/>
           <w:szCs w:val="21"/>
@@ -7553,6 +8196,7 @@
     <w:p>
       <w:pPr>
         <w:rPr>
+          <w:rFonts w:hint="eastAsia"/>
           <w:i/>
           <w:iCs/>
           <w:szCs w:val="21"/>
@@ -7562,6 +8206,7 @@
     <w:p>
       <w:pPr>
         <w:rPr>
+          <w:rFonts w:hint="eastAsia"/>
           <w:i/>
           <w:iCs/>
           <w:szCs w:val="21"/>
@@ -7571,6 +8216,7 @@
     <w:p>
       <w:pPr>
         <w:rPr>
+          <w:rFonts w:hint="eastAsia"/>
           <w:i/>
           <w:iCs/>
           <w:szCs w:val="21"/>
@@ -7580,20 +8226,23 @@
     <w:p>
       <w:pPr>
         <w:rPr>
-          <w:szCs w:val="21"/>
-        </w:rPr>
-      </w:pPr>
-    </w:p>
-    <w:p>
-      <w:pPr>
-        <w:rPr>
-          <w:szCs w:val="21"/>
-        </w:rPr>
-      </w:pPr>
-    </w:p>
-    <w:p>
-      <w:pPr>
-        <w:rPr>
+          <w:rFonts w:hint="eastAsia"/>
+          <w:szCs w:val="21"/>
+        </w:rPr>
+      </w:pPr>
+    </w:p>
+    <w:p>
+      <w:pPr>
+        <w:rPr>
+          <w:rFonts w:hint="eastAsia"/>
+          <w:szCs w:val="21"/>
+        </w:rPr>
+      </w:pPr>
+    </w:p>
+    <w:p>
+      <w:pPr>
+        <w:rPr>
+          <w:rFonts w:hint="eastAsia"/>
           <w:sz w:val="32"/>
           <w:szCs w:val="32"/>
         </w:rPr>
@@ -7610,6 +8259,7 @@
     <w:p>
       <w:pPr>
         <w:rPr>
+          <w:rFonts w:hint="eastAsia"/>
           <w:szCs w:val="21"/>
         </w:rPr>
       </w:pPr>
@@ -7624,6 +8274,7 @@
     <w:p>
       <w:pPr>
         <w:rPr>
+          <w:rFonts w:hint="eastAsia"/>
           <w:szCs w:val="21"/>
         </w:rPr>
       </w:pPr>
@@ -7704,6 +8355,7 @@
     <w:p>
       <w:pPr>
         <w:rPr>
+          <w:rFonts w:hint="eastAsia"/>
           <w:szCs w:val="21"/>
         </w:rPr>
       </w:pPr>
@@ -7751,6 +8403,7 @@
     <w:p>
       <w:pPr>
         <w:rPr>
+          <w:rFonts w:hint="eastAsia"/>
           <w:szCs w:val="21"/>
         </w:rPr>
       </w:pPr>
@@ -7786,6 +8439,7 @@
     <w:p>
       <w:pPr>
         <w:rPr>
+          <w:rFonts w:hint="eastAsia"/>
           <w:szCs w:val="21"/>
         </w:rPr>
       </w:pPr>
@@ -7801,6 +8455,7 @@
     <w:p>
       <w:pPr>
         <w:rPr>
+          <w:rFonts w:hint="eastAsia"/>
           <w:szCs w:val="21"/>
         </w:rPr>
       </w:pPr>
@@ -7815,6 +8470,7 @@
     <w:p>
       <w:pPr>
         <w:rPr>
+          <w:rFonts w:hint="eastAsia"/>
           <w:szCs w:val="21"/>
         </w:rPr>
       </w:pPr>
@@ -7875,6 +8531,7 @@
     <w:p>
       <w:pPr>
         <w:rPr>
+          <w:rFonts w:hint="eastAsia"/>
           <w:szCs w:val="21"/>
         </w:rPr>
       </w:pPr>
@@ -7917,6 +8574,7 @@
     <w:p>
       <w:pPr>
         <w:rPr>
+          <w:rFonts w:hint="eastAsia"/>
           <w:szCs w:val="21"/>
         </w:rPr>
       </w:pPr>
@@ -7932,6 +8590,7 @@
     <w:p>
       <w:pPr>
         <w:rPr>
+          <w:rFonts w:hint="eastAsia"/>
           <w:szCs w:val="21"/>
         </w:rPr>
       </w:pPr>
@@ -7946,6 +8605,7 @@
     <w:p>
       <w:pPr>
         <w:rPr>
+          <w:rFonts w:hint="eastAsia"/>
           <w:szCs w:val="21"/>
         </w:rPr>
       </w:pPr>
@@ -8031,6 +8691,7 @@
     <w:p>
       <w:pPr>
         <w:rPr>
+          <w:rFonts w:hint="eastAsia"/>
           <w:szCs w:val="21"/>
         </w:rPr>
       </w:pPr>
@@ -8078,6 +8739,7 @@
     <w:p>
       <w:pPr>
         <w:rPr>
+          <w:rFonts w:hint="eastAsia"/>
           <w:b/>
           <w:bCs/>
           <w:szCs w:val="21"/>
@@ -8095,6 +8757,7 @@
     <w:p>
       <w:pPr>
         <w:rPr>
+          <w:rFonts w:hint="eastAsia"/>
           <w:szCs w:val="21"/>
         </w:rPr>
       </w:pPr>
@@ -8123,6 +8786,7 @@
     <w:p>
       <w:pPr>
         <w:rPr>
+          <w:rFonts w:hint="eastAsia"/>
           <w:szCs w:val="21"/>
         </w:rPr>
       </w:pPr>
@@ -8171,6 +8835,7 @@
     <w:p>
       <w:pPr>
         <w:rPr>
+          <w:rFonts w:hint="eastAsia"/>
           <w:szCs w:val="21"/>
         </w:rPr>
       </w:pPr>
@@ -8236,6 +8901,7 @@
     <w:p>
       <w:pPr>
         <w:rPr>
+          <w:rFonts w:hint="eastAsia"/>
           <w:szCs w:val="21"/>
         </w:rPr>
       </w:pPr>
@@ -8268,6 +8934,7 @@
     <w:p>
       <w:pPr>
         <w:rPr>
+          <w:rFonts w:hint="eastAsia"/>
           <w:szCs w:val="21"/>
         </w:rPr>
       </w:pPr>
@@ -8303,6 +8970,7 @@
     <w:p>
       <w:pPr>
         <w:rPr>
+          <w:rFonts w:hint="eastAsia"/>
           <w:szCs w:val="21"/>
         </w:rPr>
       </w:pPr>
@@ -8318,6 +8986,7 @@
     <w:p>
       <w:pPr>
         <w:rPr>
+          <w:rFonts w:hint="eastAsia"/>
           <w:szCs w:val="21"/>
         </w:rPr>
       </w:pPr>
@@ -8332,6 +9001,7 @@
     <w:p>
       <w:pPr>
         <w:rPr>
+          <w:rFonts w:hint="eastAsia"/>
           <w:szCs w:val="21"/>
         </w:rPr>
       </w:pPr>
@@ -8347,6 +9017,7 @@
     <w:p>
       <w:pPr>
         <w:rPr>
+          <w:rFonts w:hint="eastAsia"/>
           <w:szCs w:val="21"/>
         </w:rPr>
       </w:pPr>
@@ -8388,6 +9059,7 @@
     <w:p>
       <w:pPr>
         <w:rPr>
+          <w:rFonts w:hint="eastAsia"/>
           <w:szCs w:val="21"/>
         </w:rPr>
       </w:pPr>
@@ -8429,6 +9101,7 @@
     <w:p>
       <w:pPr>
         <w:rPr>
+          <w:rFonts w:hint="eastAsia"/>
           <w:szCs w:val="21"/>
         </w:rPr>
       </w:pPr>
@@ -8464,6 +9137,7 @@
     <w:p>
       <w:pPr>
         <w:rPr>
+          <w:rFonts w:hint="eastAsia"/>
           <w:szCs w:val="21"/>
         </w:rPr>
       </w:pPr>
@@ -8479,6 +9153,7 @@
     <w:p>
       <w:pPr>
         <w:rPr>
+          <w:rFonts w:hint="eastAsia"/>
           <w:szCs w:val="21"/>
         </w:rPr>
       </w:pPr>
@@ -8510,12 +9185,29 @@
           <w:rFonts w:hint="eastAsia"/>
           <w:szCs w:val="21"/>
         </w:rPr>
-        <w:t>拥有地雷时打败boss第一阶段）“我能尝试骇入它们的神经网络连接系统了，你可以对它们使用读心来让他们暂时宕机。”</w:t>
-      </w:r>
-    </w:p>
-    <w:p>
-      <w:pPr>
-        <w:rPr>
+        <w:t>拥有地雷时打败boss第一阶段）“我能尝试骇入它们的神经网络连接系统了，你可以对它们使用读心来让他们暂时</w:t>
+      </w:r>
+      <w:proofErr w:type="gramStart"/>
+      <w:r>
+        <w:rPr>
+          <w:rFonts w:hint="eastAsia"/>
+          <w:szCs w:val="21"/>
+        </w:rPr>
+        <w:t>宕</w:t>
+      </w:r>
+      <w:proofErr w:type="gramEnd"/>
+      <w:r>
+        <w:rPr>
+          <w:rFonts w:hint="eastAsia"/>
+          <w:szCs w:val="21"/>
+        </w:rPr>
+        <w:t>机。”</w:t>
+      </w:r>
+    </w:p>
+    <w:p>
+      <w:pPr>
+        <w:rPr>
+          <w:rFonts w:hint="eastAsia"/>
           <w:szCs w:val="21"/>
         </w:rPr>
       </w:pPr>
@@ -8540,6 +9232,7 @@
     <w:p>
       <w:pPr>
         <w:rPr>
+          <w:rFonts w:hint="eastAsia"/>
           <w:szCs w:val="21"/>
         </w:rPr>
       </w:pPr>
@@ -8561,6 +9254,7 @@
     <w:p>
       <w:pPr>
         <w:rPr>
+          <w:rFonts w:hint="eastAsia"/>
           <w:szCs w:val="21"/>
         </w:rPr>
       </w:pPr>
@@ -8593,6 +9287,7 @@
     <w:p>
       <w:pPr>
         <w:rPr>
+          <w:rFonts w:hint="eastAsia"/>
           <w:szCs w:val="21"/>
         </w:rPr>
       </w:pPr>
@@ -8614,6 +9309,7 @@
     <w:p>
       <w:pPr>
         <w:rPr>
+          <w:rFonts w:hint="eastAsia"/>
           <w:szCs w:val="21"/>
         </w:rPr>
       </w:pPr>
@@ -8638,6 +9334,7 @@
     <w:p>
       <w:pPr>
         <w:rPr>
+          <w:rFonts w:hint="eastAsia"/>
           <w:szCs w:val="21"/>
         </w:rPr>
       </w:pPr>
@@ -8704,27 +9401,31 @@
     <w:p>
       <w:pPr>
         <w:rPr>
-          <w:szCs w:val="21"/>
-        </w:rPr>
-      </w:pPr>
-    </w:p>
-    <w:p>
-      <w:pPr>
-        <w:rPr>
-          <w:szCs w:val="21"/>
-        </w:rPr>
-      </w:pPr>
-    </w:p>
-    <w:p>
-      <w:pPr>
-        <w:rPr>
-          <w:szCs w:val="21"/>
-        </w:rPr>
-      </w:pPr>
-    </w:p>
-    <w:p>
-      <w:pPr>
-        <w:rPr>
+          <w:rFonts w:hint="eastAsia"/>
+          <w:szCs w:val="21"/>
+        </w:rPr>
+      </w:pPr>
+    </w:p>
+    <w:p>
+      <w:pPr>
+        <w:rPr>
+          <w:rFonts w:hint="eastAsia"/>
+          <w:szCs w:val="21"/>
+        </w:rPr>
+      </w:pPr>
+    </w:p>
+    <w:p>
+      <w:pPr>
+        <w:rPr>
+          <w:rFonts w:hint="eastAsia"/>
+          <w:szCs w:val="21"/>
+        </w:rPr>
+      </w:pPr>
+    </w:p>
+    <w:p>
+      <w:pPr>
+        <w:rPr>
+          <w:rFonts w:hint="eastAsia"/>
           <w:szCs w:val="21"/>
         </w:rPr>
       </w:pPr>
@@ -8739,6 +9440,7 @@
     <w:p>
       <w:pPr>
         <w:rPr>
+          <w:rFonts w:hint="eastAsia"/>
           <w:szCs w:val="21"/>
         </w:rPr>
       </w:pPr>
@@ -8781,6 +9483,7 @@
     <w:p>
       <w:pPr>
         <w:rPr>
+          <w:rFonts w:hint="eastAsia"/>
           <w:szCs w:val="21"/>
         </w:rPr>
       </w:pPr>
@@ -8796,6 +9499,7 @@
     <w:p>
       <w:pPr>
         <w:rPr>
+          <w:rFonts w:hint="eastAsia"/>
           <w:szCs w:val="21"/>
         </w:rPr>
       </w:pPr>
@@ -8858,6 +9562,7 @@
     <w:p>
       <w:pPr>
         <w:rPr>
+          <w:rFonts w:hint="eastAsia"/>
           <w:szCs w:val="21"/>
         </w:rPr>
       </w:pPr>
@@ -9010,6 +9715,7 @@
     <w:p>
       <w:pPr>
         <w:rPr>
+          <w:rFonts w:hint="eastAsia"/>
           <w:b/>
           <w:bCs/>
           <w:szCs w:val="21"/>
@@ -9044,24 +9750,18 @@
     <w:p>
       <w:pPr>
         <w:rPr>
-          <w:b/>
-          <w:bCs/>
-          <w:szCs w:val="21"/>
-        </w:rPr>
-      </w:pPr>
-      <w:r>
-        <w:rPr>
-          <w:rFonts w:hint="eastAsia"/>
-          <w:szCs w:val="21"/>
-        </w:rPr>
-        <w:t xml:space="preserve">5 </w:t>
-      </w:r>
-      <w:r>
-        <w:rPr>
-          <w:rFonts w:hint="eastAsia"/>
-          <w:szCs w:val="21"/>
-        </w:rPr>
-        <w:t>晋升的安保室前辈再也没有出现过，</w:t>
+          <w:rFonts w:hint="eastAsia"/>
+          <w:b/>
+          <w:bCs/>
+          <w:szCs w:val="21"/>
+        </w:rPr>
+      </w:pPr>
+      <w:r>
+        <w:rPr>
+          <w:rFonts w:hint="eastAsia"/>
+          <w:szCs w:val="21"/>
+        </w:rPr>
+        <w:t>5 晋升的安保室前辈再也没有出现过，</w:t>
       </w:r>
       <w:r>
         <w:rPr>
@@ -9085,6 +9785,7 @@
     <w:p>
       <w:pPr>
         <w:rPr>
+          <w:rFonts w:hint="eastAsia"/>
           <w:b/>
           <w:bCs/>
           <w:szCs w:val="21"/>
@@ -9102,6 +9803,7 @@
     <w:p>
       <w:pPr>
         <w:rPr>
+          <w:rFonts w:hint="eastAsia"/>
           <w:szCs w:val="21"/>
         </w:rPr>
       </w:pPr>
@@ -9146,6 +9848,7 @@
     <w:p>
       <w:pPr>
         <w:rPr>
+          <w:rFonts w:hint="eastAsia"/>
           <w:szCs w:val="21"/>
         </w:rPr>
       </w:pPr>
@@ -9231,15 +9934,7 @@
           <w:bCs/>
           <w:szCs w:val="21"/>
         </w:rPr>
-        <w:t xml:space="preserve"> concealed compartment</w:t>
-      </w:r>
-      <w:r>
-        <w:rPr>
-          <w:b/>
-          <w:bCs/>
-          <w:szCs w:val="21"/>
-        </w:rPr>
-        <w:t xml:space="preserve"> </w:t>
+        <w:t xml:space="preserve"> concealed compartment </w:t>
       </w:r>
       <w:r>
         <w:rPr>
@@ -9287,6 +9982,7 @@
     <w:p>
       <w:pPr>
         <w:rPr>
+          <w:rFonts w:hint="eastAsia"/>
           <w:szCs w:val="21"/>
         </w:rPr>
       </w:pPr>
@@ -9309,6 +10005,7 @@
     <w:p>
       <w:pPr>
         <w:rPr>
+          <w:rFonts w:hint="eastAsia"/>
           <w:szCs w:val="21"/>
         </w:rPr>
       </w:pPr>
@@ -9324,20 +10021,23 @@
     <w:p>
       <w:pPr>
         <w:rPr>
-          <w:szCs w:val="21"/>
-        </w:rPr>
-      </w:pPr>
-    </w:p>
-    <w:p>
-      <w:pPr>
-        <w:rPr>
-          <w:szCs w:val="21"/>
-        </w:rPr>
-      </w:pPr>
-    </w:p>
-    <w:p>
-      <w:pPr>
-        <w:rPr>
+          <w:rFonts w:hint="eastAsia"/>
+          <w:szCs w:val="21"/>
+        </w:rPr>
+      </w:pPr>
+    </w:p>
+    <w:p>
+      <w:pPr>
+        <w:rPr>
+          <w:rFonts w:hint="eastAsia"/>
+          <w:szCs w:val="21"/>
+        </w:rPr>
+      </w:pPr>
+    </w:p>
+    <w:p>
+      <w:pPr>
+        <w:rPr>
+          <w:rFonts w:hint="eastAsia"/>
           <w:szCs w:val="21"/>
         </w:rPr>
       </w:pPr>
@@ -9352,6 +10052,7 @@
     <w:p>
       <w:pPr>
         <w:rPr>
+          <w:rFonts w:hint="eastAsia"/>
           <w:szCs w:val="21"/>
         </w:rPr>
       </w:pPr>
@@ -9398,6 +10099,7 @@
     <w:p>
       <w:pPr>
         <w:rPr>
+          <w:rFonts w:hint="eastAsia"/>
           <w:szCs w:val="21"/>
         </w:rPr>
       </w:pPr>
@@ -9437,6 +10139,7 @@
     <w:p>
       <w:pPr>
         <w:rPr>
+          <w:rFonts w:hint="eastAsia"/>
           <w:szCs w:val="21"/>
         </w:rPr>
       </w:pPr>
@@ -9525,6 +10228,7 @@
     <w:p>
       <w:pPr>
         <w:rPr>
+          <w:rFonts w:hint="eastAsia"/>
           <w:b/>
           <w:bCs/>
           <w:szCs w:val="21"/>
@@ -9542,6 +10246,7 @@
     <w:p>
       <w:pPr>
         <w:rPr>
+          <w:rFonts w:hint="eastAsia"/>
           <w:szCs w:val="21"/>
         </w:rPr>
       </w:pPr>
@@ -9577,6 +10282,7 @@
     <w:p>
       <w:pPr>
         <w:rPr>
+          <w:rFonts w:hint="eastAsia"/>
           <w:szCs w:val="21"/>
         </w:rPr>
       </w:pPr>
@@ -9594,6 +10300,7 @@
     <w:p>
       <w:pPr>
         <w:rPr>
+          <w:rFonts w:hint="eastAsia"/>
           <w:szCs w:val="21"/>
         </w:rPr>
       </w:pPr>
@@ -9615,6 +10322,7 @@
     <w:p>
       <w:pPr>
         <w:rPr>
+          <w:rFonts w:hint="eastAsia"/>
           <w:szCs w:val="21"/>
         </w:rPr>
       </w:pPr>
@@ -9733,34 +10441,39 @@
     <w:p>
       <w:pPr>
         <w:rPr>
-          <w:szCs w:val="21"/>
-        </w:rPr>
-      </w:pPr>
-    </w:p>
-    <w:p>
-      <w:pPr>
-        <w:rPr>
-          <w:szCs w:val="21"/>
-        </w:rPr>
-      </w:pPr>
-    </w:p>
-    <w:p>
-      <w:pPr>
-        <w:rPr>
-          <w:szCs w:val="21"/>
-        </w:rPr>
-      </w:pPr>
-    </w:p>
-    <w:p>
-      <w:pPr>
-        <w:rPr>
-          <w:szCs w:val="21"/>
-        </w:rPr>
-      </w:pPr>
-    </w:p>
-    <w:p>
-      <w:pPr>
-        <w:rPr>
+          <w:rFonts w:hint="eastAsia"/>
+          <w:szCs w:val="21"/>
+        </w:rPr>
+      </w:pPr>
+    </w:p>
+    <w:p>
+      <w:pPr>
+        <w:rPr>
+          <w:rFonts w:hint="eastAsia"/>
+          <w:szCs w:val="21"/>
+        </w:rPr>
+      </w:pPr>
+    </w:p>
+    <w:p>
+      <w:pPr>
+        <w:rPr>
+          <w:rFonts w:hint="eastAsia"/>
+          <w:szCs w:val="21"/>
+        </w:rPr>
+      </w:pPr>
+    </w:p>
+    <w:p>
+      <w:pPr>
+        <w:rPr>
+          <w:rFonts w:hint="eastAsia"/>
+          <w:szCs w:val="21"/>
+        </w:rPr>
+      </w:pPr>
+    </w:p>
+    <w:p>
+      <w:pPr>
+        <w:rPr>
+          <w:rFonts w:hint="eastAsia"/>
           <w:szCs w:val="21"/>
         </w:rPr>
       </w:pPr>
@@ -9775,20 +10488,23 @@
     <w:p>
       <w:pPr>
         <w:rPr>
-          <w:szCs w:val="21"/>
-        </w:rPr>
-      </w:pPr>
-    </w:p>
-    <w:p>
-      <w:pPr>
-        <w:rPr>
-          <w:szCs w:val="21"/>
-        </w:rPr>
-      </w:pPr>
-    </w:p>
-    <w:p>
-      <w:pPr>
-        <w:rPr>
+          <w:rFonts w:hint="eastAsia"/>
+          <w:szCs w:val="21"/>
+        </w:rPr>
+      </w:pPr>
+    </w:p>
+    <w:p>
+      <w:pPr>
+        <w:rPr>
+          <w:rFonts w:hint="eastAsia"/>
+          <w:szCs w:val="21"/>
+        </w:rPr>
+      </w:pPr>
+    </w:p>
+    <w:p>
+      <w:pPr>
+        <w:rPr>
+          <w:rFonts w:hint="eastAsia"/>
           <w:szCs w:val="21"/>
         </w:rPr>
       </w:pPr>
@@ -9803,6 +10519,7 @@
     <w:p>
       <w:pPr>
         <w:rPr>
+          <w:rFonts w:hint="eastAsia"/>
           <w:szCs w:val="21"/>
         </w:rPr>
       </w:pPr>
@@ -9820,28 +10537,15 @@
     <w:p>
       <w:pPr>
         <w:rPr>
-          <w:szCs w:val="21"/>
-        </w:rPr>
-      </w:pPr>
-      <w:r>
-        <w:rPr>
-          <w:szCs w:val="21"/>
-        </w:rPr>
-        <w:t xml:space="preserve">In 2025, at age 40, Andrew founded </w:t>
-      </w:r>
-      <w:proofErr w:type="spellStart"/>
-      <w:r>
-        <w:rPr>
-          <w:szCs w:val="21"/>
-        </w:rPr>
-        <w:t>Verrp</w:t>
-      </w:r>
-      <w:proofErr w:type="spellEnd"/>
-      <w:r>
-        <w:rPr>
-          <w:szCs w:val="21"/>
-        </w:rPr>
-        <w:t>, embarking on a mission </w:t>
+          <w:rFonts w:hint="eastAsia"/>
+          <w:szCs w:val="21"/>
+        </w:rPr>
+      </w:pPr>
+      <w:r>
+        <w:rPr>
+          <w:szCs w:val="21"/>
+        </w:rPr>
+        <w:t>In 2025, at age 40, Andrew founded Verrp, embarking on a mission </w:t>
       </w:r>
       <w:r>
         <w:rPr>
@@ -9865,6 +10569,7 @@
           <w:numId w:val="21"/>
         </w:numPr>
         <w:rPr>
+          <w:rFonts w:hint="eastAsia"/>
           <w:szCs w:val="21"/>
         </w:rPr>
       </w:pPr>
@@ -9905,6 +10610,7 @@
           <w:numId w:val="21"/>
         </w:numPr>
         <w:rPr>
+          <w:rFonts w:hint="eastAsia"/>
           <w:szCs w:val="21"/>
         </w:rPr>
       </w:pPr>
@@ -9940,6 +10646,7 @@
     <w:p>
       <w:pPr>
         <w:rPr>
+          <w:rFonts w:hint="eastAsia"/>
           <w:szCs w:val="21"/>
         </w:rPr>
       </w:pPr>
@@ -10002,6 +10709,7 @@
           <w:numId w:val="22"/>
         </w:numPr>
         <w:rPr>
+          <w:rFonts w:hint="eastAsia"/>
           <w:szCs w:val="21"/>
         </w:rPr>
       </w:pPr>
@@ -10028,6 +10736,7 @@
           <w:numId w:val="22"/>
         </w:numPr>
         <w:rPr>
+          <w:rFonts w:hint="eastAsia"/>
           <w:szCs w:val="21"/>
         </w:rPr>
       </w:pPr>
@@ -10053,6 +10762,7 @@
           <w:numId w:val="22"/>
         </w:numPr>
         <w:rPr>
+          <w:rFonts w:hint="eastAsia"/>
           <w:szCs w:val="21"/>
         </w:rPr>
       </w:pPr>
@@ -10074,34 +10784,39 @@
     <w:p>
       <w:pPr>
         <w:rPr>
-          <w:szCs w:val="21"/>
-        </w:rPr>
-      </w:pPr>
-    </w:p>
-    <w:p>
-      <w:pPr>
-        <w:rPr>
-          <w:szCs w:val="21"/>
-        </w:rPr>
-      </w:pPr>
-    </w:p>
-    <w:p>
-      <w:pPr>
-        <w:rPr>
-          <w:szCs w:val="21"/>
-        </w:rPr>
-      </w:pPr>
-    </w:p>
-    <w:p>
-      <w:pPr>
-        <w:rPr>
-          <w:szCs w:val="21"/>
-        </w:rPr>
-      </w:pPr>
-    </w:p>
-    <w:p>
-      <w:pPr>
-        <w:rPr>
+          <w:rFonts w:hint="eastAsia"/>
+          <w:szCs w:val="21"/>
+        </w:rPr>
+      </w:pPr>
+    </w:p>
+    <w:p>
+      <w:pPr>
+        <w:rPr>
+          <w:rFonts w:hint="eastAsia"/>
+          <w:szCs w:val="21"/>
+        </w:rPr>
+      </w:pPr>
+    </w:p>
+    <w:p>
+      <w:pPr>
+        <w:rPr>
+          <w:rFonts w:hint="eastAsia"/>
+          <w:szCs w:val="21"/>
+        </w:rPr>
+      </w:pPr>
+    </w:p>
+    <w:p>
+      <w:pPr>
+        <w:rPr>
+          <w:rFonts w:hint="eastAsia"/>
+          <w:szCs w:val="21"/>
+        </w:rPr>
+      </w:pPr>
+    </w:p>
+    <w:p>
+      <w:pPr>
+        <w:rPr>
+          <w:rFonts w:hint="eastAsia"/>
           <w:szCs w:val="21"/>
         </w:rPr>
       </w:pPr>
@@ -10138,27 +10853,31 @@
     <w:p>
       <w:pPr>
         <w:rPr>
-          <w:szCs w:val="21"/>
-        </w:rPr>
-      </w:pPr>
-    </w:p>
-    <w:p>
-      <w:pPr>
-        <w:rPr>
-          <w:szCs w:val="21"/>
-        </w:rPr>
-      </w:pPr>
-    </w:p>
-    <w:p>
-      <w:pPr>
-        <w:rPr>
-          <w:szCs w:val="21"/>
-        </w:rPr>
-      </w:pPr>
-    </w:p>
-    <w:p>
-      <w:pPr>
-        <w:rPr>
+          <w:rFonts w:hint="eastAsia"/>
+          <w:szCs w:val="21"/>
+        </w:rPr>
+      </w:pPr>
+    </w:p>
+    <w:p>
+      <w:pPr>
+        <w:rPr>
+          <w:rFonts w:hint="eastAsia"/>
+          <w:szCs w:val="21"/>
+        </w:rPr>
+      </w:pPr>
+    </w:p>
+    <w:p>
+      <w:pPr>
+        <w:rPr>
+          <w:rFonts w:hint="eastAsia"/>
+          <w:szCs w:val="21"/>
+        </w:rPr>
+      </w:pPr>
+    </w:p>
+    <w:p>
+      <w:pPr>
+        <w:rPr>
+          <w:rFonts w:hint="eastAsia"/>
           <w:szCs w:val="21"/>
         </w:rPr>
       </w:pPr>
@@ -10167,21 +10886,7 @@
         <w:rPr>
           <w:szCs w:val="21"/>
         </w:rPr>
-        <w:t xml:space="preserve">Abel Eden (2043–?), grandson of the founder of </w:t>
-      </w:r>
-      <w:proofErr w:type="spellStart"/>
-      <w:r>
-        <w:rPr>
-          <w:szCs w:val="21"/>
-        </w:rPr>
-        <w:t>Verrp</w:t>
-      </w:r>
-      <w:proofErr w:type="spellEnd"/>
-      <w:r>
-        <w:rPr>
-          <w:szCs w:val="21"/>
-        </w:rPr>
-        <w:t>, demonstrated exceptional aptitude in mathematics and engineering from early childhood, earning widespread acclaim as "the Prodigy." His precocious achievements in these domains infused the company's development with distinctive momentum. This statue, depicting him alongside his mother Ema, not only immortalizes the radiance of his youthful talent but also embodies the warmth of familial affection, bearing witness to a growth trajectory where innate genius and familial nurture converge.</w:t>
+        <w:t>Abel Eden (2043–?), grandson of the founder of Verrp, demonstrated exceptional aptitude in mathematics and engineering from early childhood, earning widespread acclaim as "the Prodigy." His precocious achievements in these domains infused the company's development with distinctive momentum. This statue, depicting him alongside his mother Ema, not only immortalizes the radiance of his youthful talent but also embodies the warmth of familial affection, bearing witness to a growth trajectory where innate genius and familial nurture converge.</w:t>
       </w:r>
       <w:r>
         <w:rPr>
@@ -10195,6 +10900,7 @@
     <w:p>
       <w:pPr>
         <w:rPr>
+          <w:rFonts w:hint="eastAsia"/>
           <w:szCs w:val="21"/>
         </w:rPr>
       </w:pPr>
@@ -10203,6 +10909,7 @@
     <w:p>
       <w:pPr>
         <w:rPr>
+          <w:rFonts w:hint="eastAsia"/>
           <w:szCs w:val="21"/>
         </w:rPr>
       </w:pPr>
@@ -10221,6 +10928,11 @@
 <w:endnotes xmlns:wpc="http://schemas.microsoft.com/office/word/2010/wordprocessingCanvas" xmlns:cx="http://schemas.microsoft.com/office/drawing/2014/chartex" xmlns:cx1="http://schemas.microsoft.com/office/drawing/2015/9/8/chartex" xmlns:cx2="http://schemas.microsoft.com/office/drawing/2015/10/21/chartex" xmlns:cx3="http://schemas.microsoft.com/office/drawing/2016/5/9/chartex" xmlns:cx4="http://schemas.microsoft.com/office/drawing/2016/5/10/chartex" xmlns:cx5="http://schemas.microsoft.com/office/drawing/2016/5/11/chartex" xmlns:cx6="http://schemas.microsoft.com/office/drawing/2016/5/12/chartex" xmlns:cx7="http://schemas.microsoft.com/office/drawing/2016/5/13/chartex" xmlns:cx8="http://schemas.microsoft.com/office/drawing/2016/5/14/chartex" xmlns:mc="http://schemas.openxmlformats.org/markup-compatibility/2006" xmlns:aink="http://schemas.microsoft.com/office/drawing/2016/ink" xmlns:am3d="http://schemas.microsoft.com/office/drawing/2017/model3d" xmlns:o="urn:schemas-microsoft-com:office:office" xmlns:oel="http://schemas.microsoft.com/office/2019/extlst" xmlns:r="http://schemas.openxmlformats.org/officeDocument/2006/relationships" xmlns:m="http://schemas.openxmlformats.org/officeDocument/2006/math" xmlns:v="urn:schemas-microsoft-com:vml" xmlns:wp14="http://schemas.microsoft.com/office/word/2010/wordprocessingDrawing" xmlns:wp="http://schemas.openxmlformats.org/drawingml/2006/wordprocessingDrawing" xmlns:w10="urn:schemas-microsoft-com:office:word" xmlns:w="http://schemas.openxmlformats.org/wordprocessingml/2006/main" xmlns:w14="http://schemas.microsoft.com/office/word/2010/wordml" xmlns:w15="http://schemas.microsoft.com/office/word/2012/wordml" xmlns:w16cex="http://schemas.microsoft.com/office/word/2018/wordml/cex" xmlns:w16cid="http://schemas.microsoft.com/office/word/2016/wordml/cid" xmlns:w16="http://schemas.microsoft.com/office/word/2018/wordml" xmlns:w16du="http://schemas.microsoft.com/office/word/2023/wordml/word16du" xmlns:w16sdtdh="http://schemas.microsoft.com/office/word/2020/wordml/sdtdatahash" xmlns:w16sdtfl="http://schemas.microsoft.com/office/word/2024/wordml/sdtformatlock" xmlns:w16se="http://schemas.microsoft.com/office/word/2015/wordml/symex" xmlns:wpg="http://schemas.microsoft.com/office/word/2010/wordprocessingGroup" xmlns:wpi="http://schemas.microsoft.com/office/word/2010/wordprocessingInk" xmlns:wne="http://schemas.microsoft.com/office/word/2006/wordml" xmlns:wps="http://schemas.microsoft.com/office/word/2010/wordprocessingShape" mc:Ignorable="w14 w15 w16se w16cid w16 w16cex w16sdtdh w16sdtfl w16du wp14">
   <w:endnote w:type="separator" w:id="-1">
     <w:p>
+      <w:pPr>
+        <w:rPr>
+          <w:rFonts w:hint="eastAsia"/>
+        </w:rPr>
+      </w:pPr>
       <w:r>
         <w:separator/>
       </w:r>
@@ -10228,6 +10940,11 @@
   </w:endnote>
   <w:endnote w:type="continuationSeparator" w:id="0">
     <w:p>
+      <w:pPr>
+        <w:rPr>
+          <w:rFonts w:hint="eastAsia"/>
+        </w:rPr>
+      </w:pPr>
       <w:r>
         <w:continuationSeparator/>
       </w:r>
@@ -10240,6 +10957,11 @@
 <w:footnotes xmlns:wpc="http://schemas.microsoft.com/office/word/2010/wordprocessingCanvas" xmlns:cx="http://schemas.microsoft.com/office/drawing/2014/chartex" xmlns:cx1="http://schemas.microsoft.com/office/drawing/2015/9/8/chartex" xmlns:cx2="http://schemas.microsoft.com/office/drawing/2015/10/21/chartex" xmlns:cx3="http://schemas.microsoft.com/office/drawing/2016/5/9/chartex" xmlns:cx4="http://schemas.microsoft.com/office/drawing/2016/5/10/chartex" xmlns:cx5="http://schemas.microsoft.com/office/drawing/2016/5/11/chartex" xmlns:cx6="http://schemas.microsoft.com/office/drawing/2016/5/12/chartex" xmlns:cx7="http://schemas.microsoft.com/office/drawing/2016/5/13/chartex" xmlns:cx8="http://schemas.microsoft.com/office/drawing/2016/5/14/chartex" xmlns:mc="http://schemas.openxmlformats.org/markup-compatibility/2006" xmlns:aink="http://schemas.microsoft.com/office/drawing/2016/ink" xmlns:am3d="http://schemas.microsoft.com/office/drawing/2017/model3d" xmlns:o="urn:schemas-microsoft-com:office:office" xmlns:oel="http://schemas.microsoft.com/office/2019/extlst" xmlns:r="http://schemas.openxmlformats.org/officeDocument/2006/relationships" xmlns:m="http://schemas.openxmlformats.org/officeDocument/2006/math" xmlns:v="urn:schemas-microsoft-com:vml" xmlns:wp14="http://schemas.microsoft.com/office/word/2010/wordprocessingDrawing" xmlns:wp="http://schemas.openxmlformats.org/drawingml/2006/wordprocessingDrawing" xmlns:w10="urn:schemas-microsoft-com:office:word" xmlns:w="http://schemas.openxmlformats.org/wordprocessingml/2006/main" xmlns:w14="http://schemas.microsoft.com/office/word/2010/wordml" xmlns:w15="http://schemas.microsoft.com/office/word/2012/wordml" xmlns:w16cex="http://schemas.microsoft.com/office/word/2018/wordml/cex" xmlns:w16cid="http://schemas.microsoft.com/office/word/2016/wordml/cid" xmlns:w16="http://schemas.microsoft.com/office/word/2018/wordml" xmlns:w16du="http://schemas.microsoft.com/office/word/2023/wordml/word16du" xmlns:w16sdtdh="http://schemas.microsoft.com/office/word/2020/wordml/sdtdatahash" xmlns:w16sdtfl="http://schemas.microsoft.com/office/word/2024/wordml/sdtformatlock" xmlns:w16se="http://schemas.microsoft.com/office/word/2015/wordml/symex" xmlns:wpg="http://schemas.microsoft.com/office/word/2010/wordprocessingGroup" xmlns:wpi="http://schemas.microsoft.com/office/word/2010/wordprocessingInk" xmlns:wne="http://schemas.microsoft.com/office/word/2006/wordml" xmlns:wps="http://schemas.microsoft.com/office/word/2010/wordprocessingShape" mc:Ignorable="w14 w15 w16se w16cid w16 w16cex w16sdtdh w16sdtfl w16du wp14">
   <w:footnote w:type="separator" w:id="-1">
     <w:p>
+      <w:pPr>
+        <w:rPr>
+          <w:rFonts w:hint="eastAsia"/>
+        </w:rPr>
+      </w:pPr>
       <w:r>
         <w:separator/>
       </w:r>
@@ -10247,6 +10969,11 @@
   </w:footnote>
   <w:footnote w:type="continuationSeparator" w:id="0">
     <w:p>
+      <w:pPr>
+        <w:rPr>
+          <w:rFonts w:hint="eastAsia"/>
+        </w:rPr>
+      </w:pPr>
       <w:r>
         <w:continuationSeparator/>
       </w:r>
